--- a/about/michigan-bible.docx
+++ b/about/michigan-bible.docx
@@ -943,7 +943,55 @@
           <w:sz w:val="32"/>
           <w:szCs w:val="32"/>
         </w:rPr>
-        <w:t>To save their grandparents' lake house from becoming a data center, a Dearborn girl and her grieving Yooper cousin must bridge their peninsula-sized rivalry, proving blood is thicker than the Mackinac Strait.</w:t>
+        <w:t xml:space="preserve">Set during a family reunion in Elk Rapids, </w:t>
+      </w:r>
+      <w:r>
+        <w:rPr>
+          <w:rFonts w:cstheme="minorHAnsi"/>
+          <w:sz w:val="32"/>
+          <w:szCs w:val="32"/>
+        </w:rPr>
+        <w:t>this coming-of-age musical follows</w:t>
+      </w:r>
+      <w:r>
+        <w:rPr>
+          <w:rFonts w:cstheme="minorHAnsi"/>
+          <w:sz w:val="32"/>
+          <w:szCs w:val="32"/>
+        </w:rPr>
+        <w:t xml:space="preserve"> Lulu</w:t>
+      </w:r>
+      <w:r>
+        <w:rPr>
+          <w:rFonts w:cstheme="minorHAnsi"/>
+          <w:sz w:val="32"/>
+          <w:szCs w:val="32"/>
+        </w:rPr>
+        <w:t xml:space="preserve"> and Petoskey</w:t>
+      </w:r>
+      <w:r>
+        <w:rPr>
+          <w:rFonts w:cstheme="minorHAnsi"/>
+          <w:sz w:val="32"/>
+          <w:szCs w:val="32"/>
+        </w:rPr>
+        <w:t xml:space="preserve"> -</w:t>
+      </w:r>
+      <w:r>
+        <w:rPr>
+          <w:rFonts w:cstheme="minorHAnsi"/>
+          <w:sz w:val="32"/>
+          <w:szCs w:val="32"/>
+        </w:rPr>
+        <w:t xml:space="preserve"> a Dearborn city girl</w:t>
+      </w:r>
+      <w:r>
+        <w:rPr>
+          <w:rFonts w:cstheme="minorHAnsi"/>
+          <w:sz w:val="32"/>
+          <w:szCs w:val="32"/>
+        </w:rPr>
+        <w:t xml:space="preserve"> and Yooper farm boy</w:t>
       </w:r>
       <w:r>
         <w:rPr>
@@ -959,15 +1007,7 @@
           <w:sz w:val="32"/>
           <w:szCs w:val="32"/>
         </w:rPr>
-        <w:t xml:space="preserve">To buy </w:t>
-      </w:r>
-      <w:r>
-        <w:rPr>
-          <w:rFonts w:cstheme="minorHAnsi"/>
-          <w:sz w:val="32"/>
-          <w:szCs w:val="32"/>
-        </w:rPr>
-        <w:t>back the</w:t>
+        <w:t>–</w:t>
       </w:r>
       <w:r>
         <w:rPr>
@@ -983,23 +1023,31 @@
           <w:sz w:val="32"/>
           <w:szCs w:val="32"/>
         </w:rPr>
-        <w:t>home</w:t>
-      </w:r>
-      <w:r>
-        <w:rPr>
-          <w:rFonts w:cstheme="minorHAnsi"/>
-          <w:sz w:val="32"/>
-          <w:szCs w:val="32"/>
-        </w:rPr>
-        <w:t xml:space="preserve">, they must </w:t>
-      </w:r>
-      <w:r>
-        <w:rPr>
-          <w:rFonts w:cstheme="minorHAnsi"/>
-          <w:sz w:val="32"/>
-          <w:szCs w:val="32"/>
-        </w:rPr>
-        <w:t>trade</w:t>
+        <w:t>as they</w:t>
+      </w:r>
+      <w:r>
+        <w:rPr>
+          <w:rFonts w:cstheme="minorHAnsi"/>
+          <w:sz w:val="32"/>
+          <w:szCs w:val="32"/>
+        </w:rPr>
+        <w:t xml:space="preserve"> stop a data center from taking over their grandparents’ lake house and </w:t>
+      </w:r>
+      <w:r>
+        <w:rPr>
+          <w:rFonts w:cstheme="minorHAnsi"/>
+          <w:sz w:val="32"/>
+          <w:szCs w:val="32"/>
+        </w:rPr>
+        <w:t xml:space="preserve">save </w:t>
+      </w:r>
+      <w:r>
+        <w:rPr>
+          <w:rFonts w:cstheme="minorHAnsi"/>
+          <w:sz w:val="32"/>
+          <w:szCs w:val="32"/>
+        </w:rPr>
+        <w:t>the entire city.</w:t>
       </w:r>
       <w:r>
         <w:rPr>
@@ -1015,23 +1063,31 @@
           <w:sz w:val="32"/>
           <w:szCs w:val="32"/>
         </w:rPr>
-        <w:t xml:space="preserve">Petoskey’s </w:t>
-      </w:r>
-      <w:r>
-        <w:rPr>
-          <w:rFonts w:cstheme="minorHAnsi"/>
-          <w:sz w:val="32"/>
-          <w:szCs w:val="32"/>
-        </w:rPr>
-        <w:t>late</w:t>
-      </w:r>
-      <w:r>
-        <w:rPr>
-          <w:rFonts w:cstheme="minorHAnsi"/>
-          <w:sz w:val="32"/>
-          <w:szCs w:val="32"/>
-        </w:rPr>
-        <w:t xml:space="preserve"> father’s</w:t>
+        <w:t xml:space="preserve">Our rock star </w:t>
+      </w:r>
+      <w:r>
+        <w:rPr>
+          <w:rFonts w:cstheme="minorHAnsi"/>
+          <w:sz w:val="32"/>
+          <w:szCs w:val="32"/>
+        </w:rPr>
+        <w:t>Lulu</w:t>
+      </w:r>
+      <w:r>
+        <w:rPr>
+          <w:rFonts w:cstheme="minorHAnsi"/>
+          <w:sz w:val="32"/>
+          <w:szCs w:val="32"/>
+        </w:rPr>
+        <w:t xml:space="preserve"> dream</w:t>
+      </w:r>
+      <w:r>
+        <w:rPr>
+          <w:rFonts w:cstheme="minorHAnsi"/>
+          <w:sz w:val="32"/>
+          <w:szCs w:val="32"/>
+        </w:rPr>
+        <w:t>s</w:t>
       </w:r>
       <w:r>
         <w:rPr>
@@ -1047,7 +1103,39 @@
           <w:sz w:val="32"/>
           <w:szCs w:val="32"/>
         </w:rPr>
-        <w:t>treasured</w:t>
+        <w:t>of having</w:t>
+      </w:r>
+      <w:r>
+        <w:rPr>
+          <w:rFonts w:cstheme="minorHAnsi"/>
+          <w:sz w:val="32"/>
+          <w:szCs w:val="32"/>
+        </w:rPr>
+        <w:t xml:space="preserve"> a spiritual connection </w:t>
+      </w:r>
+      <w:r>
+        <w:rPr>
+          <w:rFonts w:cstheme="minorHAnsi"/>
+          <w:sz w:val="32"/>
+          <w:szCs w:val="32"/>
+        </w:rPr>
+        <w:t xml:space="preserve">to the </w:t>
+      </w:r>
+      <w:r>
+        <w:rPr>
+          <w:rFonts w:cstheme="minorHAnsi"/>
+          <w:sz w:val="32"/>
+          <w:szCs w:val="32"/>
+        </w:rPr>
+        <w:t xml:space="preserve">land and </w:t>
+      </w:r>
+      <w:r>
+        <w:rPr>
+          <w:rFonts w:cstheme="minorHAnsi"/>
+          <w:sz w:val="32"/>
+          <w:szCs w:val="32"/>
+        </w:rPr>
+        <w:t>her</w:t>
       </w:r>
       <w:r>
         <w:rPr>
@@ -1063,15 +1151,47 @@
           <w:sz w:val="32"/>
           <w:szCs w:val="32"/>
         </w:rPr>
-        <w:t>heirloom</w:t>
-      </w:r>
-      <w:r>
-        <w:rPr>
-          <w:rFonts w:cstheme="minorHAnsi"/>
-          <w:sz w:val="32"/>
-          <w:szCs w:val="32"/>
-        </w:rPr>
-        <w:t xml:space="preserve"> (a heart-shaped Petoskey necklace with an elk symbol)</w:t>
+        <w:t>rocks like Petoskey has</w:t>
+      </w:r>
+      <w:r>
+        <w:rPr>
+          <w:rFonts w:cstheme="minorHAnsi"/>
+          <w:sz w:val="32"/>
+          <w:szCs w:val="32"/>
+        </w:rPr>
+        <w:t xml:space="preserve">. Meanwhile, </w:t>
+      </w:r>
+      <w:r>
+        <w:rPr>
+          <w:rFonts w:cstheme="minorHAnsi"/>
+          <w:sz w:val="32"/>
+          <w:szCs w:val="32"/>
+        </w:rPr>
+        <w:t xml:space="preserve">our grieving </w:t>
+      </w:r>
+      <w:r>
+        <w:rPr>
+          <w:rFonts w:cstheme="minorHAnsi"/>
+          <w:sz w:val="32"/>
+          <w:szCs w:val="32"/>
+        </w:rPr>
+        <w:t xml:space="preserve">Petoskey </w:t>
+      </w:r>
+      <w:r>
+        <w:rPr>
+          <w:rFonts w:cstheme="minorHAnsi"/>
+          <w:sz w:val="32"/>
+          <w:szCs w:val="32"/>
+        </w:rPr>
+        <w:t>hopes to get to know his late father and help his mother heal through</w:t>
+      </w:r>
+      <w:r>
+        <w:rPr>
+          <w:rFonts w:cstheme="minorHAnsi"/>
+          <w:sz w:val="32"/>
+          <w:szCs w:val="32"/>
+        </w:rPr>
+        <w:t xml:space="preserve"> water.</w:t>
       </w:r>
       <w:r>
         <w:rPr>
@@ -1087,15 +1207,71 @@
           <w:sz w:val="32"/>
           <w:szCs w:val="32"/>
         </w:rPr>
-        <w:t xml:space="preserve">which Lulu </w:t>
-      </w:r>
-      <w:r>
-        <w:rPr>
-          <w:rFonts w:cstheme="minorHAnsi"/>
-          <w:sz w:val="32"/>
-          <w:szCs w:val="32"/>
-        </w:rPr>
-        <w:t>lost in</w:t>
+        <w:t>Petoskey</w:t>
+      </w:r>
+      <w:r>
+        <w:rPr>
+          <w:rFonts w:cstheme="minorHAnsi"/>
+          <w:sz w:val="32"/>
+          <w:szCs w:val="32"/>
+        </w:rPr>
+        <w:t xml:space="preserve">, </w:t>
+      </w:r>
+      <w:r>
+        <w:rPr>
+          <w:rFonts w:cstheme="minorHAnsi"/>
+          <w:sz w:val="32"/>
+          <w:szCs w:val="32"/>
+        </w:rPr>
+        <w:t xml:space="preserve">the state stone and </w:t>
+      </w:r>
+      <w:r>
+        <w:rPr>
+          <w:rFonts w:cstheme="minorHAnsi"/>
+          <w:sz w:val="32"/>
+          <w:szCs w:val="32"/>
+        </w:rPr>
+        <w:t>native fossil that reveals its true pattern when wet</w:t>
+      </w:r>
+      <w:r>
+        <w:rPr>
+          <w:rFonts w:cstheme="minorHAnsi"/>
+          <w:sz w:val="32"/>
+          <w:szCs w:val="32"/>
+        </w:rPr>
+        <w:t xml:space="preserve">, </w:t>
+      </w:r>
+      <w:r>
+        <w:rPr>
+          <w:rFonts w:cstheme="minorHAnsi"/>
+          <w:sz w:val="32"/>
+          <w:szCs w:val="32"/>
+        </w:rPr>
+        <w:t xml:space="preserve">serves as a metaphor for </w:t>
+      </w:r>
+      <w:r>
+        <w:rPr>
+          <w:rFonts w:cstheme="minorHAnsi"/>
+          <w:sz w:val="32"/>
+          <w:szCs w:val="32"/>
+        </w:rPr>
+        <w:t>hidden</w:t>
+      </w:r>
+      <w:r>
+        <w:rPr>
+          <w:rFonts w:cstheme="minorHAnsi"/>
+          <w:sz w:val="32"/>
+          <w:szCs w:val="32"/>
+        </w:rPr>
+        <w:t xml:space="preserve"> grief and emotional depth.</w:t>
+      </w:r>
+      <w:r>
+        <w:rPr>
+          <w:rFonts w:cstheme="minorHAnsi"/>
+          <w:sz w:val="32"/>
+          <w:szCs w:val="32"/>
+        </w:rPr>
+        <w:t xml:space="preserve"> Lulu, “pearl” in Arabic,</w:t>
       </w:r>
       <w:r>
         <w:rPr>
@@ -1111,23 +1287,23 @@
           <w:sz w:val="32"/>
           <w:szCs w:val="32"/>
         </w:rPr>
-        <w:t>Pine River</w:t>
-      </w:r>
-      <w:r>
-        <w:rPr>
-          <w:rFonts w:cstheme="minorHAnsi"/>
-          <w:sz w:val="32"/>
-          <w:szCs w:val="32"/>
-        </w:rPr>
-        <w:t xml:space="preserve"> </w:t>
-      </w:r>
-      <w:r>
-        <w:rPr>
-          <w:rFonts w:cstheme="minorHAnsi"/>
-          <w:sz w:val="32"/>
-          <w:szCs w:val="32"/>
-        </w:rPr>
-        <w:t>years ago</w:t>
+        <w:t>like all pearls who try</w:t>
+      </w:r>
+      <w:r>
+        <w:rPr>
+          <w:rFonts w:cstheme="minorHAnsi"/>
+          <w:sz w:val="32"/>
+          <w:szCs w:val="32"/>
+        </w:rPr>
+        <w:t xml:space="preserve"> to break out of </w:t>
+      </w:r>
+      <w:r>
+        <w:rPr>
+          <w:rFonts w:cstheme="minorHAnsi"/>
+          <w:sz w:val="32"/>
+          <w:szCs w:val="32"/>
+        </w:rPr>
+        <w:t>their shells</w:t>
       </w:r>
       <w:r>
         <w:rPr>
@@ -1136,70 +1312,6 @@
           <w:szCs w:val="32"/>
         </w:rPr>
         <w:t>.</w:t>
-      </w:r>
-      <w:r>
-        <w:rPr>
-          <w:rFonts w:cstheme="minorHAnsi"/>
-          <w:sz w:val="32"/>
-          <w:szCs w:val="32"/>
-        </w:rPr>
-        <w:t xml:space="preserve"> </w:t>
-      </w:r>
-      <w:r>
-        <w:rPr>
-          <w:rFonts w:cstheme="minorHAnsi"/>
-          <w:sz w:val="32"/>
-          <w:szCs w:val="32"/>
-        </w:rPr>
-        <w:t>Petoskey</w:t>
-      </w:r>
-      <w:r>
-        <w:rPr>
-          <w:rFonts w:cstheme="minorHAnsi"/>
-          <w:sz w:val="32"/>
-          <w:szCs w:val="32"/>
-        </w:rPr>
-        <w:t xml:space="preserve">, </w:t>
-      </w:r>
-      <w:r>
-        <w:rPr>
-          <w:rFonts w:cstheme="minorHAnsi"/>
-          <w:sz w:val="32"/>
-          <w:szCs w:val="32"/>
-        </w:rPr>
-        <w:t>a native fossil that reveals its true pattern when wet</w:t>
-      </w:r>
-      <w:r>
-        <w:rPr>
-          <w:rFonts w:cstheme="minorHAnsi"/>
-          <w:sz w:val="32"/>
-          <w:szCs w:val="32"/>
-        </w:rPr>
-        <w:t xml:space="preserve">, </w:t>
-      </w:r>
-      <w:r>
-        <w:rPr>
-          <w:rFonts w:cstheme="minorHAnsi"/>
-          <w:sz w:val="32"/>
-          <w:szCs w:val="32"/>
-        </w:rPr>
-        <w:t xml:space="preserve">serves as a metaphor for </w:t>
-      </w:r>
-      <w:r>
-        <w:rPr>
-          <w:rFonts w:cstheme="minorHAnsi"/>
-          <w:sz w:val="32"/>
-          <w:szCs w:val="32"/>
-        </w:rPr>
-        <w:t>hidden</w:t>
-      </w:r>
-      <w:r>
-        <w:rPr>
-          <w:rFonts w:cstheme="minorHAnsi"/>
-          <w:sz w:val="32"/>
-          <w:szCs w:val="32"/>
-        </w:rPr>
-        <w:t xml:space="preserve"> grief and emotional depth.</w:t>
       </w:r>
     </w:p>
     <w:p>
@@ -1990,23 +2102,6 @@
           <w:szCs w:val="32"/>
         </w:rPr>
         <w:t xml:space="preserve"> folksiness.</w:t>
-      </w:r>
-    </w:p>
-    <w:p>
-      <w:pPr>
-        <w:rPr>
-          <w:rFonts w:cstheme="minorHAnsi"/>
-          <w:sz w:val="32"/>
-          <w:szCs w:val="32"/>
-        </w:rPr>
-      </w:pPr>
-      <w:r>
-        <w:rPr>
-          <w:rFonts w:cstheme="minorHAnsi"/>
-          <w:sz w:val="32"/>
-          <w:szCs w:val="32"/>
-        </w:rPr>
-        <w:br w:type="page"/>
       </w:r>
     </w:p>
     <w:p>
@@ -3940,7 +4035,7 @@
           <w:sz w:val="26"/>
           <w:szCs w:val="26"/>
         </w:rPr>
-        <w:t xml:space="preserve"> Lulu Abughoush. She </w:t>
+        <w:t xml:space="preserve"> Lulu Abughosh. She </w:t>
       </w:r>
       <w:r>
         <w:rPr>
@@ -8225,7 +8320,17 @@
           <w:sz w:val="28"/>
           <w:szCs w:val="28"/>
         </w:rPr>
-        <w:t>LULU ABUGHOUSH</w:t>
+        <w:t xml:space="preserve">LULU </w:t>
+      </w:r>
+      <w:r>
+        <w:rPr>
+          <w:rFonts w:cstheme="minorHAnsi"/>
+          <w:b/>
+          <w:bCs/>
+          <w:sz w:val="28"/>
+          <w:szCs w:val="28"/>
+        </w:rPr>
+        <w:t>ABUGHOSH</w:t>
       </w:r>
       <w:r>
         <w:rPr>
@@ -8250,6 +8355,14 @@
           <w:szCs w:val="28"/>
         </w:rPr>
         <w:t xml:space="preserve"> Willy and Milly</w:t>
+      </w:r>
+      <w:r>
+        <w:rPr>
+          <w:rFonts w:cstheme="minorHAnsi"/>
+          <w:sz w:val="28"/>
+          <w:szCs w:val="28"/>
+        </w:rPr>
+        <w:t>’s</w:t>
       </w:r>
       <w:r>
         <w:rPr>
@@ -8546,15 +8659,25 @@
           <w:sz w:val="28"/>
           <w:szCs w:val="28"/>
         </w:rPr>
-        <w:t>ABUGHOUSH</w:t>
-      </w:r>
-      <w:r>
-        <w:rPr>
-          <w:rFonts w:cstheme="minorHAnsi"/>
-          <w:sz w:val="28"/>
-          <w:szCs w:val="28"/>
-        </w:rPr>
-        <w:t xml:space="preserve"> is Petoskey’s aunt, Petey’s little sister, and Lulu’s mother who lives in Dearborn. She is an automotive worker for Ford Motor Company. As the sister who broke the mold by falling in love with an Arab, she and Petey had a tumultuous relationship. She tries to respect Petoskey.</w:t>
+        <w:t>ABUGHOSH</w:t>
+      </w:r>
+      <w:r>
+        <w:rPr>
+          <w:rFonts w:cstheme="minorHAnsi"/>
+          <w:b/>
+          <w:bCs/>
+          <w:sz w:val="28"/>
+          <w:szCs w:val="28"/>
+        </w:rPr>
+        <w:t xml:space="preserve"> </w:t>
+      </w:r>
+      <w:r>
+        <w:rPr>
+          <w:rFonts w:cstheme="minorHAnsi"/>
+          <w:sz w:val="28"/>
+          <w:szCs w:val="28"/>
+        </w:rPr>
+        <w:t>is Petoskey’s aunt, Petey’s little sister, and Lulu’s mother who lives in Dearborn. She is an automotive worker for Ford Motor Company. As the sister who broke the mold by falling in love with an Arab, she and Petey had a tumultuous relationship. She tries to respect Petoskey.</w:t>
       </w:r>
       <w:r>
         <w:rPr>
@@ -8667,7 +8790,23 @@
           <w:sz w:val="28"/>
           <w:szCs w:val="28"/>
         </w:rPr>
-        <w:t xml:space="preserve"> dropout.</w:t>
+        <w:t xml:space="preserve"> </w:t>
+      </w:r>
+      <w:r>
+        <w:rPr>
+          <w:rFonts w:cstheme="minorHAnsi"/>
+          <w:sz w:val="28"/>
+          <w:szCs w:val="28"/>
+        </w:rPr>
+        <w:t xml:space="preserve">and Eastern Mich </w:t>
+      </w:r>
+      <w:r>
+        <w:rPr>
+          <w:rFonts w:cstheme="minorHAnsi"/>
+          <w:sz w:val="28"/>
+          <w:szCs w:val="28"/>
+        </w:rPr>
+        <w:t>dropout.</w:t>
       </w:r>
     </w:p>
     <w:p>
@@ -9276,7 +9415,23 @@
           <w:sz w:val="28"/>
           <w:szCs w:val="28"/>
         </w:rPr>
-        <w:t xml:space="preserve"> the automatic toilet. With Willy, she owns a house by Elk Lake</w:t>
+        <w:t xml:space="preserve"> the </w:t>
+      </w:r>
+      <w:r>
+        <w:rPr>
+          <w:rFonts w:cstheme="minorHAnsi"/>
+          <w:sz w:val="28"/>
+          <w:szCs w:val="28"/>
+        </w:rPr>
+        <w:t>auto-</w:t>
+      </w:r>
+      <w:r>
+        <w:rPr>
+          <w:rFonts w:cstheme="minorHAnsi"/>
+          <w:sz w:val="28"/>
+          <w:szCs w:val="28"/>
+        </w:rPr>
+        <w:t>toilet. With Willy, she owns a house by Elk Lake</w:t>
       </w:r>
       <w:r>
         <w:rPr>
@@ -9540,17 +9695,7 @@
           <w:sz w:val="28"/>
           <w:szCs w:val="28"/>
         </w:rPr>
-        <w:t>ELK RAPIDS</w:t>
-      </w:r>
-      <w:r>
-        <w:rPr>
-          <w:rFonts w:cstheme="minorHAnsi"/>
-          <w:b/>
-          <w:bCs/>
-          <w:sz w:val="28"/>
-          <w:szCs w:val="28"/>
-        </w:rPr>
-        <w:t xml:space="preserve"> RESIDENTS</w:t>
+        <w:t>MICHIGANDERS</w:t>
       </w:r>
     </w:p>
     <w:p>
@@ -9621,6 +9766,14 @@
           <w:sz w:val="28"/>
           <w:szCs w:val="28"/>
         </w:rPr>
+        <w:t>/godmother</w:t>
+      </w:r>
+      <w:r>
+        <w:rPr>
+          <w:rFonts w:cstheme="minorHAnsi"/>
+          <w:sz w:val="28"/>
+          <w:szCs w:val="28"/>
+        </w:rPr>
         <w:t xml:space="preserve"> who </w:t>
       </w:r>
       <w:r>
@@ -9685,15 +9838,23 @@
           <w:sz w:val="28"/>
           <w:szCs w:val="28"/>
         </w:rPr>
-        <w:t>As a teen, h</w:t>
-      </w:r>
-      <w:r>
-        <w:rPr>
-          <w:rFonts w:cstheme="minorHAnsi"/>
-          <w:sz w:val="28"/>
-          <w:szCs w:val="28"/>
-        </w:rPr>
-        <w:t xml:space="preserve">e once looked down on the Arab community when a Lebanese family bought out his family’s previous </w:t>
+        <w:t xml:space="preserve">As a teen, </w:t>
+      </w:r>
+      <w:r>
+        <w:rPr>
+          <w:rFonts w:cstheme="minorHAnsi"/>
+          <w:sz w:val="28"/>
+          <w:szCs w:val="28"/>
+        </w:rPr>
+        <w:t>they</w:t>
+      </w:r>
+      <w:r>
+        <w:rPr>
+          <w:rFonts w:cstheme="minorHAnsi"/>
+          <w:sz w:val="28"/>
+          <w:szCs w:val="28"/>
+        </w:rPr>
+        <w:t xml:space="preserve"> once looked down on the Arab community when a Lebanese family bought out his family’s previous </w:t>
       </w:r>
       <w:r>
         <w:rPr>
@@ -9749,15 +9910,31 @@
           <w:sz w:val="28"/>
           <w:szCs w:val="28"/>
         </w:rPr>
-        <w:t xml:space="preserve"> last memory being his prejudice towards Arabs for “stealing American jobs,” he vows to help migrants no matter what.</w:t>
-      </w:r>
-      <w:r>
-        <w:rPr>
-          <w:rFonts w:cstheme="minorHAnsi"/>
-          <w:sz w:val="28"/>
-          <w:szCs w:val="28"/>
-        </w:rPr>
-        <w:t xml:space="preserve"> Ferris State. Red Wings fan.</w:t>
+        <w:t xml:space="preserve"> last memory being his prejudice towards Arabs for “stealing American jobs,” </w:t>
+      </w:r>
+      <w:r>
+        <w:rPr>
+          <w:rFonts w:cstheme="minorHAnsi"/>
+          <w:sz w:val="28"/>
+          <w:szCs w:val="28"/>
+        </w:rPr>
+        <w:t>they</w:t>
+      </w:r>
+      <w:r>
+        <w:rPr>
+          <w:rFonts w:cstheme="minorHAnsi"/>
+          <w:sz w:val="28"/>
+          <w:szCs w:val="28"/>
+        </w:rPr>
+        <w:t xml:space="preserve"> vow to help migrants no matter what.</w:t>
+      </w:r>
+      <w:r>
+        <w:rPr>
+          <w:rFonts w:cstheme="minorHAnsi"/>
+          <w:sz w:val="28"/>
+          <w:szCs w:val="28"/>
+        </w:rPr>
+        <w:t xml:space="preserve"> Ferris State.</w:t>
       </w:r>
     </w:p>
     <w:p>
@@ -10221,6 +10398,24 @@
           <w:szCs w:val="28"/>
         </w:rPr>
       </w:pPr>
+      <w:r>
+        <w:rPr>
+          <w:rFonts w:cstheme="minorHAnsi"/>
+          <w:b/>
+          <w:bCs/>
+          <w:sz w:val="28"/>
+          <w:szCs w:val="28"/>
+        </w:rPr>
+        <w:t>DETECTIVE</w:t>
+      </w:r>
+      <w:r>
+        <w:rPr>
+          <w:rFonts w:cstheme="minorHAnsi"/>
+          <w:sz w:val="28"/>
+          <w:szCs w:val="28"/>
+        </w:rPr>
+        <w:t xml:space="preserve"> is an investigator along the Mackinac Bridge.</w:t>
+      </w:r>
     </w:p>
     <w:p>
       <w:pPr>
@@ -10228,7 +10423,13 @@
           <w:tab w:val="left" w:pos="5013"/>
         </w:tabs>
         <w:spacing w:line="240" w:lineRule="auto"/>
-        <w:jc w:val="center"/>
+        <w:rPr>
+          <w:rFonts w:cstheme="minorHAnsi"/>
+          <w:sz w:val="28"/>
+          <w:szCs w:val="28"/>
+        </w:rPr>
+      </w:pPr>
+      <w:r>
         <w:rPr>
           <w:rFonts w:cstheme="minorHAnsi"/>
           <w:b/>
@@ -10236,16 +10437,31 @@
           <w:sz w:val="28"/>
           <w:szCs w:val="28"/>
         </w:rPr>
-      </w:pPr>
-      <w:r>
-        <w:rPr>
-          <w:rFonts w:cstheme="minorHAnsi"/>
-          <w:b/>
-          <w:bCs/>
-          <w:sz w:val="28"/>
-          <w:szCs w:val="28"/>
-        </w:rPr>
-        <w:t>MICHIGANDERS</w:t>
+        <w:t>THE GHOST OF HENRY FORD</w:t>
+      </w:r>
+      <w:r>
+        <w:rPr>
+          <w:rFonts w:cstheme="minorHAnsi"/>
+          <w:sz w:val="28"/>
+          <w:szCs w:val="28"/>
+        </w:rPr>
+        <w:t xml:space="preserve"> returns</w:t>
+      </w:r>
+      <w:r>
+        <w:rPr>
+          <w:rFonts w:cstheme="minorHAnsi"/>
+          <w:sz w:val="28"/>
+          <w:szCs w:val="28"/>
+        </w:rPr>
+        <w:t xml:space="preserve"> from Hell</w:t>
+      </w:r>
+      <w:r>
+        <w:rPr>
+          <w:rFonts w:cstheme="minorHAnsi"/>
+          <w:sz w:val="28"/>
+          <w:szCs w:val="28"/>
+        </w:rPr>
+        <w:t>.</w:t>
       </w:r>
     </w:p>
     <w:p>
@@ -10268,29 +10484,16 @@
           <w:sz w:val="28"/>
           <w:szCs w:val="28"/>
         </w:rPr>
-        <w:t>DETECTIVE</w:t>
-      </w:r>
-      <w:r>
-        <w:rPr>
-          <w:rFonts w:cstheme="minorHAnsi"/>
-          <w:sz w:val="28"/>
-          <w:szCs w:val="28"/>
-        </w:rPr>
-        <w:t xml:space="preserve"> is an investigator along the Mackinac Bridge.</w:t>
-      </w:r>
-    </w:p>
-    <w:p>
-      <w:pPr>
-        <w:tabs>
-          <w:tab w:val="left" w:pos="5013"/>
-        </w:tabs>
-        <w:spacing w:line="240" w:lineRule="auto"/>
-        <w:rPr>
-          <w:rFonts w:cstheme="minorHAnsi"/>
-          <w:sz w:val="28"/>
-          <w:szCs w:val="28"/>
-        </w:rPr>
-      </w:pPr>
+        <w:t>COPS</w:t>
+      </w:r>
+      <w:r>
+        <w:rPr>
+          <w:rFonts w:cstheme="minorHAnsi"/>
+          <w:sz w:val="28"/>
+          <w:szCs w:val="28"/>
+        </w:rPr>
+        <w:t xml:space="preserve">, </w:t>
+      </w:r>
       <w:r>
         <w:rPr>
           <w:rFonts w:cstheme="minorHAnsi"/>
@@ -10299,45 +10502,8 @@
           <w:sz w:val="28"/>
           <w:szCs w:val="28"/>
         </w:rPr>
-        <w:t>THE GHOST OF HENRY FORD</w:t>
-      </w:r>
-      <w:r>
-        <w:rPr>
-          <w:rFonts w:cstheme="minorHAnsi"/>
-          <w:sz w:val="28"/>
-          <w:szCs w:val="28"/>
-        </w:rPr>
-        <w:t xml:space="preserve"> returns</w:t>
-      </w:r>
-      <w:r>
-        <w:rPr>
-          <w:rFonts w:cstheme="minorHAnsi"/>
-          <w:sz w:val="28"/>
-          <w:szCs w:val="28"/>
-        </w:rPr>
-        <w:t xml:space="preserve"> from Hell</w:t>
-      </w:r>
-      <w:r>
-        <w:rPr>
-          <w:rFonts w:cstheme="minorHAnsi"/>
-          <w:sz w:val="28"/>
-          <w:szCs w:val="28"/>
-        </w:rPr>
-        <w:t>.</w:t>
-      </w:r>
-    </w:p>
-    <w:p>
-      <w:pPr>
-        <w:tabs>
-          <w:tab w:val="left" w:pos="5013"/>
-        </w:tabs>
-        <w:spacing w:line="240" w:lineRule="auto"/>
-        <w:rPr>
-          <w:rFonts w:cstheme="minorHAnsi"/>
-          <w:sz w:val="28"/>
-          <w:szCs w:val="28"/>
-        </w:rPr>
-      </w:pPr>
+        <w:t>OLIGARCHS</w:t>
+      </w:r>
       <w:r>
         <w:rPr>
           <w:rFonts w:cstheme="minorHAnsi"/>
@@ -10346,25 +10512,7 @@
           <w:sz w:val="28"/>
           <w:szCs w:val="28"/>
         </w:rPr>
-        <w:t>COPS</w:t>
-      </w:r>
-      <w:r>
-        <w:rPr>
-          <w:rFonts w:cstheme="minorHAnsi"/>
-          <w:sz w:val="28"/>
-          <w:szCs w:val="28"/>
-        </w:rPr>
-        <w:t xml:space="preserve">, </w:t>
-      </w:r>
-      <w:r>
-        <w:rPr>
-          <w:rFonts w:cstheme="minorHAnsi"/>
-          <w:b/>
-          <w:bCs/>
-          <w:sz w:val="28"/>
-          <w:szCs w:val="28"/>
-        </w:rPr>
-        <w:t>OLIGARCHS</w:t>
+        <w:t>, RESIDENTS</w:t>
       </w:r>
       <w:r>
         <w:rPr>

--- a/about/michigan-bible.docx
+++ b/about/michigan-bible.docx
@@ -1287,7 +1287,31 @@
           <w:sz w:val="32"/>
           <w:szCs w:val="32"/>
         </w:rPr>
-        <w:t>like all pearls who try</w:t>
+        <w:t>is a metaphor for</w:t>
+      </w:r>
+      <w:r>
+        <w:rPr>
+          <w:rFonts w:cstheme="minorHAnsi"/>
+          <w:sz w:val="32"/>
+          <w:szCs w:val="32"/>
+        </w:rPr>
+        <w:t xml:space="preserve"> </w:t>
+      </w:r>
+      <w:r>
+        <w:rPr>
+          <w:rFonts w:cstheme="minorHAnsi"/>
+          <w:sz w:val="32"/>
+          <w:szCs w:val="32"/>
+        </w:rPr>
+        <w:t>those</w:t>
+      </w:r>
+      <w:r>
+        <w:rPr>
+          <w:rFonts w:cstheme="minorHAnsi"/>
+          <w:sz w:val="32"/>
+          <w:szCs w:val="32"/>
+        </w:rPr>
+        <w:t xml:space="preserve"> who try</w:t>
       </w:r>
       <w:r>
         <w:rPr>

--- a/about/michigan-bible.docx
+++ b/about/michigan-bible.docx
@@ -10537,6 +10537,14 @@
           <w:szCs w:val="28"/>
         </w:rPr>
         <w:t>, RESIDENTS</w:t>
+      </w:r>
+      <w:r>
+        <w:rPr>
+          <w:rFonts w:cstheme="minorHAnsi"/>
+          <w:sz w:val="28"/>
+          <w:szCs w:val="28"/>
+        </w:rPr>
+        <w:t>, anyone who speaks in “ope.”</w:t>
       </w:r>
       <w:r>
         <w:rPr>

--- a/about/michigan-bible.docx
+++ b/about/michigan-bible.docx
@@ -2642,8 +2642,18 @@
           <w:sz w:val="32"/>
           <w:szCs w:val="32"/>
         </w:rPr>
-        <w:t>Banh MIchigan</w:t>
-      </w:r>
+        <w:t xml:space="preserve">Banh </w:t>
+      </w:r>
+      <w:proofErr w:type="spellStart"/>
+      <w:r>
+        <w:rPr>
+          <w:rFonts w:cstheme="minorHAnsi"/>
+          <w:sz w:val="32"/>
+          <w:szCs w:val="32"/>
+        </w:rPr>
+        <w:t>MIchigan</w:t>
+      </w:r>
+      <w:proofErr w:type="spellEnd"/>
       <w:r>
         <w:rPr>
           <w:rFonts w:cstheme="minorHAnsi"/>
@@ -3345,7 +3355,25 @@
           <w:sz w:val="26"/>
           <w:szCs w:val="26"/>
         </w:rPr>
-        <w:t xml:space="preserve"> MIchigan. On a swim, </w:t>
+        <w:t xml:space="preserve"> </w:t>
+      </w:r>
+      <w:proofErr w:type="spellStart"/>
+      <w:r>
+        <w:rPr>
+          <w:rFonts w:cstheme="minorHAnsi"/>
+          <w:sz w:val="26"/>
+          <w:szCs w:val="26"/>
+        </w:rPr>
+        <w:t>MIchigan</w:t>
+      </w:r>
+      <w:proofErr w:type="spellEnd"/>
+      <w:r>
+        <w:rPr>
+          <w:rFonts w:cstheme="minorHAnsi"/>
+          <w:sz w:val="26"/>
+          <w:szCs w:val="26"/>
+        </w:rPr>
+        <w:t xml:space="preserve">. On a swim, </w:t>
       </w:r>
       <w:r>
         <w:rPr>
@@ -4525,8 +4553,18 @@
           <w:sz w:val="26"/>
           <w:szCs w:val="26"/>
         </w:rPr>
-        <w:t>’s mother returns</w:t>
-      </w:r>
+        <w:t xml:space="preserve">’s mother </w:t>
+      </w:r>
+      <w:proofErr w:type="gramStart"/>
+      <w:r>
+        <w:rPr>
+          <w:rFonts w:cstheme="minorHAnsi"/>
+          <w:sz w:val="26"/>
+          <w:szCs w:val="26"/>
+        </w:rPr>
+        <w:t>returns</w:t>
+      </w:r>
+      <w:proofErr w:type="gramEnd"/>
       <w:r>
         <w:rPr>
           <w:rFonts w:cstheme="minorHAnsi"/>
@@ -5527,6 +5565,7 @@
         </w:rPr>
         <w:t xml:space="preserve"> on the shore (“</w:t>
       </w:r>
+      <w:proofErr w:type="spellStart"/>
       <w:r>
         <w:rPr>
           <w:rFonts w:cstheme="minorHAnsi"/>
@@ -5535,6 +5574,7 @@
         </w:rPr>
         <w:t>Gichigamiin</w:t>
       </w:r>
+      <w:proofErr w:type="spellEnd"/>
       <w:r>
         <w:rPr>
           <w:rFonts w:cstheme="minorHAnsi"/>
@@ -6161,7 +6201,25 @@
           <w:sz w:val="26"/>
           <w:szCs w:val="26"/>
         </w:rPr>
-        <w:t>. The Vandams are only divided by peninsulas</w:t>
+        <w:t xml:space="preserve">. The </w:t>
+      </w:r>
+      <w:proofErr w:type="spellStart"/>
+      <w:r>
+        <w:rPr>
+          <w:rFonts w:cstheme="minorHAnsi"/>
+          <w:sz w:val="26"/>
+          <w:szCs w:val="26"/>
+        </w:rPr>
+        <w:t>Vandams</w:t>
+      </w:r>
+      <w:proofErr w:type="spellEnd"/>
+      <w:r>
+        <w:rPr>
+          <w:rFonts w:cstheme="minorHAnsi"/>
+          <w:sz w:val="26"/>
+          <w:szCs w:val="26"/>
+        </w:rPr>
+        <w:t xml:space="preserve"> are only divided by peninsulas</w:t>
       </w:r>
       <w:r>
         <w:rPr>
@@ -6236,7 +6294,29 @@
             <w:szCs w:val="26"/>
             <w:u w:val="none"/>
           </w:rPr>
-          <w:t>North South East West</w:t>
+          <w:t xml:space="preserve">North </w:t>
+        </w:r>
+        <w:proofErr w:type="gramStart"/>
+        <w:r>
+          <w:rPr>
+            <w:rStyle w:val="Hyperlink"/>
+            <w:rFonts w:cstheme="minorHAnsi"/>
+            <w:sz w:val="26"/>
+            <w:szCs w:val="26"/>
+            <w:u w:val="none"/>
+          </w:rPr>
+          <w:t>South East</w:t>
+        </w:r>
+        <w:proofErr w:type="gramEnd"/>
+        <w:r>
+          <w:rPr>
+            <w:rStyle w:val="Hyperlink"/>
+            <w:rFonts w:cstheme="minorHAnsi"/>
+            <w:sz w:val="26"/>
+            <w:szCs w:val="26"/>
+            <w:u w:val="none"/>
+          </w:rPr>
+          <w:t xml:space="preserve"> West</w:t>
         </w:r>
       </w:hyperlink>
       <w:r>
@@ -6599,7 +6679,16 @@
           <w:sz w:val="26"/>
           <w:szCs w:val="26"/>
         </w:rPr>
-        <w:t xml:space="preserve">. Petoskey offers the </w:t>
+        <w:t xml:space="preserve">. Petoskey offers </w:t>
+      </w:r>
+      <w:proofErr w:type="gramStart"/>
+      <w:r>
+        <w:rPr>
+          <w:rFonts w:cstheme="minorHAnsi"/>
+          <w:sz w:val="26"/>
+          <w:szCs w:val="26"/>
+        </w:rPr>
+        <w:t xml:space="preserve">the </w:t>
       </w:r>
       <w:r>
         <w:rPr>
@@ -6609,6 +6698,7 @@
         </w:rPr>
         <w:t>Ford</w:t>
       </w:r>
+      <w:proofErr w:type="gramEnd"/>
       <w:r>
         <w:rPr>
           <w:rFonts w:cstheme="minorHAnsi"/>
@@ -6631,7 +6721,25 @@
           <w:sz w:val="26"/>
           <w:szCs w:val="26"/>
         </w:rPr>
-        <w:t xml:space="preserve"> scoffs but is interested in. Jasper then offers his restaurant. The Vandams return with decades of themed costume</w:t>
+        <w:t xml:space="preserve"> scoffs but is interested in. Jasper then offers his restaurant. The </w:t>
+      </w:r>
+      <w:proofErr w:type="spellStart"/>
+      <w:r>
+        <w:rPr>
+          <w:rFonts w:cstheme="minorHAnsi"/>
+          <w:sz w:val="26"/>
+          <w:szCs w:val="26"/>
+        </w:rPr>
+        <w:t>Vandams</w:t>
+      </w:r>
+      <w:proofErr w:type="spellEnd"/>
+      <w:r>
+        <w:rPr>
+          <w:rFonts w:cstheme="minorHAnsi"/>
+          <w:sz w:val="26"/>
+          <w:szCs w:val="26"/>
+        </w:rPr>
+        <w:t xml:space="preserve"> return with decades of themed costume</w:t>
       </w:r>
       <w:r>
         <w:rPr>
@@ -8442,7 +8550,25 @@
           <w:sz w:val="28"/>
           <w:szCs w:val="28"/>
         </w:rPr>
-        <w:t xml:space="preserve">is trollface personified. She hopes to beat cousin Petoskey in their annual </w:t>
+        <w:t xml:space="preserve">is trollface personified. She hopes to beat </w:t>
+      </w:r>
+      <w:proofErr w:type="gramStart"/>
+      <w:r>
+        <w:rPr>
+          <w:rFonts w:cstheme="minorHAnsi"/>
+          <w:sz w:val="28"/>
+          <w:szCs w:val="28"/>
+        </w:rPr>
+        <w:t>cousin</w:t>
+      </w:r>
+      <w:proofErr w:type="gramEnd"/>
+      <w:r>
+        <w:rPr>
+          <w:rFonts w:cstheme="minorHAnsi"/>
+          <w:sz w:val="28"/>
+          <w:szCs w:val="28"/>
+        </w:rPr>
+        <w:t xml:space="preserve"> Petoskey in their annual </w:t>
       </w:r>
       <w:r>
         <w:rPr>
@@ -9830,8 +9956,18 @@
           <w:sz w:val="28"/>
           <w:szCs w:val="28"/>
         </w:rPr>
-        <w:t>BANH MIchigan</w:t>
-      </w:r>
+        <w:t xml:space="preserve">BANH </w:t>
+      </w:r>
+      <w:proofErr w:type="spellStart"/>
+      <w:r>
+        <w:rPr>
+          <w:rFonts w:cstheme="minorHAnsi"/>
+          <w:sz w:val="28"/>
+          <w:szCs w:val="28"/>
+        </w:rPr>
+        <w:t>MIchigan</w:t>
+      </w:r>
+      <w:proofErr w:type="spellEnd"/>
       <w:r>
         <w:rPr>
           <w:rFonts w:cstheme="minorHAnsi"/>
@@ -10311,8 +10447,18 @@
           <w:sz w:val="28"/>
           <w:szCs w:val="28"/>
         </w:rPr>
-        <w:t>The Vandams</w:t>
-      </w:r>
+        <w:t xml:space="preserve">The </w:t>
+      </w:r>
+      <w:proofErr w:type="spellStart"/>
+      <w:r>
+        <w:rPr>
+          <w:rFonts w:cstheme="minorHAnsi"/>
+          <w:sz w:val="28"/>
+          <w:szCs w:val="28"/>
+        </w:rPr>
+        <w:t>Vandams</w:t>
+      </w:r>
+      <w:proofErr w:type="spellEnd"/>
       <w:r>
         <w:rPr>
           <w:rFonts w:cstheme="minorHAnsi"/>
@@ -10393,6 +10539,7 @@
         </w:rPr>
         <w:t xml:space="preserve"> (</w:t>
       </w:r>
+      <w:proofErr w:type="spellStart"/>
       <w:r>
         <w:rPr>
           <w:rFonts w:cstheme="minorHAnsi"/>
@@ -10401,6 +10548,7 @@
         </w:rPr>
         <w:t>ew</w:t>
       </w:r>
+      <w:proofErr w:type="spellEnd"/>
       <w:r>
         <w:rPr>
           <w:rFonts w:cstheme="minorHAnsi"/>
@@ -10544,7 +10692,25 @@
           <w:sz w:val="28"/>
           <w:szCs w:val="28"/>
         </w:rPr>
-        <w:t>, anyone who speaks in “ope.”</w:t>
+        <w:t>, anyone who speaks in “</w:t>
+      </w:r>
+      <w:proofErr w:type="spellStart"/>
+      <w:r>
+        <w:rPr>
+          <w:rFonts w:cstheme="minorHAnsi"/>
+          <w:sz w:val="28"/>
+          <w:szCs w:val="28"/>
+        </w:rPr>
+        <w:t>ope</w:t>
+      </w:r>
+      <w:proofErr w:type="spellEnd"/>
+      <w:r>
+        <w:rPr>
+          <w:rFonts w:cstheme="minorHAnsi"/>
+          <w:sz w:val="28"/>
+          <w:szCs w:val="28"/>
+        </w:rPr>
+        <w:t>.”</w:t>
       </w:r>
       <w:r>
         <w:rPr>
@@ -10609,20 +10775,16 @@
         </w:rPr>
         <w:t>ACT I</w:t>
       </w:r>
-    </w:p>
-    <w:p>
-      <w:pPr>
-        <w:tabs>
-          <w:tab w:val="left" w:pos="5013"/>
-        </w:tabs>
-        <w:spacing w:line="240" w:lineRule="auto"/>
-        <w:rPr>
-          <w:rFonts w:cstheme="minorHAnsi"/>
-          <w:sz w:val="32"/>
-          <w:szCs w:val="32"/>
-          <w:vertAlign w:val="subscript"/>
-        </w:rPr>
-      </w:pPr>
+      <w:r>
+        <w:rPr>
+          <w:rFonts w:cstheme="minorHAnsi"/>
+          <w:b/>
+          <w:bCs/>
+          <w:sz w:val="32"/>
+          <w:szCs w:val="32"/>
+        </w:rPr>
+        <w:br/>
+      </w:r>
       <w:r>
         <w:rPr>
           <w:rFonts w:cstheme="minorHAnsi"/>
@@ -10694,8 +10856,19 @@
           <w:szCs w:val="32"/>
           <w:vertAlign w:val="subscript"/>
         </w:rPr>
-        <w:t>The Vandams</w:t>
-      </w:r>
+        <w:t xml:space="preserve">The </w:t>
+      </w:r>
+      <w:proofErr w:type="spellStart"/>
+      <w:r>
+        <w:rPr>
+          <w:rFonts w:cstheme="minorHAnsi"/>
+          <w:sz w:val="32"/>
+          <w:szCs w:val="32"/>
+          <w:vertAlign w:val="subscript"/>
+        </w:rPr>
+        <w:t>Vandams</w:t>
+      </w:r>
+      <w:proofErr w:type="spellEnd"/>
       <w:r>
         <w:rPr>
           <w:rFonts w:cstheme="minorHAnsi"/>
@@ -11018,8 +11191,19 @@
           <w:szCs w:val="32"/>
           <w:vertAlign w:val="subscript"/>
         </w:rPr>
-        <w:t>The Vandams</w:t>
-      </w:r>
+        <w:t xml:space="preserve">The </w:t>
+      </w:r>
+      <w:proofErr w:type="spellStart"/>
+      <w:r>
+        <w:rPr>
+          <w:rFonts w:cstheme="minorHAnsi"/>
+          <w:sz w:val="32"/>
+          <w:szCs w:val="32"/>
+          <w:vertAlign w:val="subscript"/>
+        </w:rPr>
+        <w:t>Vandams</w:t>
+      </w:r>
+      <w:proofErr w:type="spellEnd"/>
       <w:r>
         <w:rPr>
           <w:rFonts w:cstheme="minorHAnsi"/>
@@ -11296,6 +11480,7 @@
         </w:rPr>
         <w:t xml:space="preserve">. </w:t>
       </w:r>
+      <w:proofErr w:type="spellStart"/>
       <w:r>
         <w:rPr>
           <w:rFonts w:cstheme="minorHAnsi"/>
@@ -11304,6 +11489,7 @@
         </w:rPr>
         <w:t>Gichigamiin</w:t>
       </w:r>
+      <w:proofErr w:type="spellEnd"/>
       <w:r>
         <w:rPr>
           <w:rFonts w:cstheme="minorHAnsi"/>
@@ -11462,21 +11648,19 @@
           <w:szCs w:val="32"/>
           <w:vertAlign w:val="subscript"/>
         </w:rPr>
-        <w:t>The Vandams</w:t>
-      </w:r>
-    </w:p>
-    <w:p>
-      <w:pPr>
-        <w:tabs>
-          <w:tab w:val="left" w:pos="5013"/>
-        </w:tabs>
-        <w:spacing w:line="240" w:lineRule="auto"/>
-        <w:rPr>
-          <w:rFonts w:cstheme="minorHAnsi"/>
-          <w:sz w:val="2"/>
-          <w:szCs w:val="2"/>
-        </w:rPr>
-      </w:pPr>
+        <w:t xml:space="preserve">The </w:t>
+      </w:r>
+      <w:proofErr w:type="spellStart"/>
+      <w:r>
+        <w:rPr>
+          <w:rFonts w:cstheme="minorHAnsi"/>
+          <w:sz w:val="32"/>
+          <w:szCs w:val="32"/>
+          <w:vertAlign w:val="subscript"/>
+        </w:rPr>
+        <w:t>Vandams</w:t>
+      </w:r>
+      <w:proofErr w:type="spellEnd"/>
     </w:p>
     <w:p>
       <w:pPr>
@@ -11659,7 +11843,27 @@
             <w:sz w:val="32"/>
             <w:szCs w:val="32"/>
           </w:rPr>
-          <w:t xml:space="preserve">North South East </w:t>
+          <w:t xml:space="preserve">North </w:t>
+        </w:r>
+        <w:proofErr w:type="gramStart"/>
+        <w:r>
+          <w:rPr>
+            <w:rStyle w:val="Hyperlink"/>
+            <w:rFonts w:cstheme="minorHAnsi"/>
+            <w:sz w:val="32"/>
+            <w:szCs w:val="32"/>
+          </w:rPr>
+          <w:t>South East</w:t>
+        </w:r>
+        <w:proofErr w:type="gramEnd"/>
+        <w:r>
+          <w:rPr>
+            <w:rStyle w:val="Hyperlink"/>
+            <w:rFonts w:cstheme="minorHAnsi"/>
+            <w:sz w:val="32"/>
+            <w:szCs w:val="32"/>
+          </w:rPr>
+          <w:t xml:space="preserve"> </w:t>
         </w:r>
         <w:r>
           <w:rPr>
@@ -11778,7 +11982,16 @@
           <w:sz w:val="32"/>
           <w:szCs w:val="32"/>
         </w:rPr>
-        <w:t>. Family</w:t>
+        <w:t xml:space="preserve">. </w:t>
+      </w:r>
+      <w:proofErr w:type="gramStart"/>
+      <w:r>
+        <w:rPr>
+          <w:rFonts w:cstheme="minorHAnsi"/>
+          <w:sz w:val="32"/>
+          <w:szCs w:val="32"/>
+        </w:rPr>
+        <w:t>Family</w:t>
       </w:r>
       <w:r>
         <w:rPr>
@@ -11788,6 +12001,7 @@
         </w:rPr>
         <w:t>’s</w:t>
       </w:r>
+      <w:proofErr w:type="gramEnd"/>
       <w:r>
         <w:rPr>
           <w:rFonts w:cstheme="minorHAnsi"/>
@@ -11870,7 +12084,27 @@
           <w:szCs w:val="32"/>
           <w:vertAlign w:val="subscript"/>
         </w:rPr>
-        <w:t>, The Vandams, Residents</w:t>
+        <w:t xml:space="preserve">, The </w:t>
+      </w:r>
+      <w:proofErr w:type="spellStart"/>
+      <w:r>
+        <w:rPr>
+          <w:rFonts w:cstheme="minorHAnsi"/>
+          <w:sz w:val="32"/>
+          <w:szCs w:val="32"/>
+          <w:vertAlign w:val="subscript"/>
+        </w:rPr>
+        <w:t>Vandams</w:t>
+      </w:r>
+      <w:proofErr w:type="spellEnd"/>
+      <w:r>
+        <w:rPr>
+          <w:rFonts w:cstheme="minorHAnsi"/>
+          <w:sz w:val="32"/>
+          <w:szCs w:val="32"/>
+          <w:vertAlign w:val="subscript"/>
+        </w:rPr>
+        <w:t>, Residents</w:t>
       </w:r>
       <w:r>
         <w:rPr>
@@ -12007,6 +12241,7 @@
           <w:szCs w:val="24"/>
         </w:rPr>
       </w:pPr>
+      <w:proofErr w:type="gramStart"/>
       <w:r>
         <w:rPr>
           <w:rFonts w:ascii="Segoe UI Emoji" w:hAnsi="Segoe UI Emoji" w:cs="Segoe UI Emoji"/>
@@ -12021,7 +12256,16 @@
           <w:sz w:val="24"/>
           <w:szCs w:val="24"/>
         </w:rPr>
-        <w:t>“Fossil</w:t>
+        <w:t>“</w:t>
+      </w:r>
+      <w:proofErr w:type="gramEnd"/>
+      <w:r>
+        <w:rPr>
+          <w:rFonts w:cstheme="minorHAnsi"/>
+          <w:sz w:val="24"/>
+          <w:szCs w:val="24"/>
+        </w:rPr>
+        <w:t>Fossil</w:t>
       </w:r>
       <w:r>
         <w:rPr>
@@ -12075,6 +12319,49 @@
       <w:tr>
         <w:tc>
           <w:tcPr>
+            <w:tcW w:w="9350" w:type="dxa"/>
+            <w:gridSpan w:val="3"/>
+          </w:tcPr>
+          <w:p>
+            <w:pPr>
+              <w:tabs>
+                <w:tab w:val="left" w:pos="5013"/>
+              </w:tabs>
+              <w:jc w:val="center"/>
+              <w:rPr>
+                <w:b/>
+                <w:bCs/>
+                <w:sz w:val="2"/>
+                <w:szCs w:val="2"/>
+              </w:rPr>
+            </w:pPr>
+            <w:hyperlink r:id="rId38" w:history="1">
+              <w:r>
+                <w:rPr>
+                  <w:rStyle w:val="Hyperlink"/>
+                  <w:b/>
+                  <w:bCs/>
+                  <w:sz w:val="32"/>
+                  <w:szCs w:val="32"/>
+                </w:rPr>
+                <w:t>MICHIGAN THEMES</w:t>
+              </w:r>
+            </w:hyperlink>
+            <w:r>
+              <w:rPr>
+                <w:b/>
+                <w:bCs/>
+                <w:sz w:val="32"/>
+                <w:szCs w:val="32"/>
+              </w:rPr>
+              <w:br/>
+            </w:r>
+          </w:p>
+        </w:tc>
+      </w:tr>
+      <w:tr>
+        <w:tc>
+          <w:tcPr>
             <w:tcW w:w="3116" w:type="dxa"/>
           </w:tcPr>
           <w:p>
@@ -12089,7 +12376,7 @@
                 <w:szCs w:val="32"/>
               </w:rPr>
             </w:pPr>
-            <w:hyperlink r:id="rId38" w:history="1">
+            <w:hyperlink r:id="rId39" w:history="1">
               <w:r>
                 <w:rPr>
                   <w:rStyle w:val="Hyperlink"/>
@@ -12118,7 +12405,7 @@
                 <w:szCs w:val="32"/>
               </w:rPr>
             </w:pPr>
-            <w:hyperlink r:id="rId39" w:history="1">
+            <w:hyperlink r:id="rId40" w:history="1">
               <w:r>
                 <w:rPr>
                   <w:rStyle w:val="Hyperlink"/>
@@ -12147,7 +12434,7 @@
                 <w:szCs w:val="32"/>
               </w:rPr>
             </w:pPr>
-            <w:hyperlink r:id="rId40" w:history="1">
+            <w:hyperlink r:id="rId41" w:history="1">
               <w:r>
                 <w:rPr>
                   <w:rStyle w:val="Hyperlink"/>
@@ -12267,7 +12554,7 @@
                 <w:szCs w:val="32"/>
               </w:rPr>
             </w:pPr>
-            <w:hyperlink r:id="rId41" w:history="1">
+            <w:hyperlink r:id="rId42" w:history="1">
               <w:r>
                 <w:rPr>
                   <w:rStyle w:val="Hyperlink"/>
@@ -12296,6 +12583,17 @@
                 <w:szCs w:val="32"/>
               </w:rPr>
             </w:pPr>
+            <w:hyperlink r:id="rId43" w:history="1">
+              <w:r>
+                <w:rPr>
+                  <w:rStyle w:val="Hyperlink"/>
+                  <w:rFonts w:cstheme="minorHAnsi"/>
+                  <w:sz w:val="32"/>
+                  <w:szCs w:val="32"/>
+                </w:rPr>
+                <w:t>Wind Hoppers</w:t>
+              </w:r>
+            </w:hyperlink>
           </w:p>
         </w:tc>
         <w:tc>
@@ -12314,6 +12612,17 @@
                 <w:szCs w:val="32"/>
               </w:rPr>
             </w:pPr>
+            <w:hyperlink r:id="rId44" w:history="1">
+              <w:r>
+                <w:rPr>
+                  <w:rStyle w:val="Hyperlink"/>
+                  <w:rFonts w:cstheme="minorHAnsi"/>
+                  <w:sz w:val="32"/>
+                  <w:szCs w:val="32"/>
+                </w:rPr>
+                <w:t>Michilimackinac</w:t>
+              </w:r>
+            </w:hyperlink>
           </w:p>
         </w:tc>
       </w:tr>
@@ -12361,6 +12670,15 @@
                 <w:szCs w:val="32"/>
               </w:rPr>
             </w:pPr>
+            <w:r>
+              <w:rPr>
+                <w:rFonts w:cstheme="minorHAnsi"/>
+                <w:sz w:val="32"/>
+                <w:szCs w:val="32"/>
+                <w:vertAlign w:val="superscript"/>
+              </w:rPr>
+              <w:t>Migration Theme</w:t>
+            </w:r>
           </w:p>
         </w:tc>
         <w:tc>
@@ -12379,6 +12697,15 @@
                 <w:szCs w:val="32"/>
               </w:rPr>
             </w:pPr>
+            <w:r>
+              <w:rPr>
+                <w:rFonts w:cstheme="minorHAnsi"/>
+                <w:sz w:val="32"/>
+                <w:szCs w:val="32"/>
+                <w:vertAlign w:val="superscript"/>
+              </w:rPr>
+              <w:t>Nature Theme</w:t>
+            </w:r>
           </w:p>
         </w:tc>
       </w:tr>
@@ -12397,12 +12724,12 @@
       </w:pPr>
     </w:p>
     <w:sectPr>
-      <w:headerReference w:type="even" r:id="rId42"/>
-      <w:headerReference w:type="default" r:id="rId43"/>
-      <w:footerReference w:type="even" r:id="rId44"/>
-      <w:footerReference w:type="default" r:id="rId45"/>
-      <w:headerReference w:type="first" r:id="rId46"/>
-      <w:footerReference w:type="first" r:id="rId47"/>
+      <w:headerReference w:type="even" r:id="rId45"/>
+      <w:headerReference w:type="default" r:id="rId46"/>
+      <w:footerReference w:type="even" r:id="rId47"/>
+      <w:footerReference w:type="default" r:id="rId48"/>
+      <w:headerReference w:type="first" r:id="rId49"/>
+      <w:footerReference w:type="first" r:id="rId50"/>
       <w:pgSz w:w="12240" w:h="15840"/>
       <w:pgMar w:top="1440" w:right="1440" w:bottom="1440" w:left="1440" w:header="720" w:footer="720" w:gutter="0"/>
       <w:pgNumType w:fmt="lowerRoman"/>
@@ -14486,7 +14813,6 @@
   <w:style w:type="character" w:default="1" w:styleId="DefaultParagraphFont">
     <w:name w:val="Default Paragraph Font"/>
     <w:uiPriority w:val="1"/>
-    <w:semiHidden/>
     <w:unhideWhenUsed/>
   </w:style>
   <w:style w:type="table" w:default="1" w:styleId="TableNormal">

--- a/about/michigan-bible.docx
+++ b/about/michigan-bible.docx
@@ -4553,18 +4553,8 @@
           <w:sz w:val="26"/>
           <w:szCs w:val="26"/>
         </w:rPr>
-        <w:t xml:space="preserve">’s mother </w:t>
-      </w:r>
-      <w:proofErr w:type="gramStart"/>
-      <w:r>
-        <w:rPr>
-          <w:rFonts w:cstheme="minorHAnsi"/>
-          <w:sz w:val="26"/>
-          <w:szCs w:val="26"/>
-        </w:rPr>
-        <w:t>returns</w:t>
-      </w:r>
-      <w:proofErr w:type="gramEnd"/>
+        <w:t>’s mother returns</w:t>
+      </w:r>
       <w:r>
         <w:rPr>
           <w:rFonts w:cstheme="minorHAnsi"/>
@@ -5884,7 +5874,27 @@
           <w:sz w:val="26"/>
           <w:szCs w:val="26"/>
         </w:rPr>
-        <w:t xml:space="preserve"> (“Fraudway”)</w:t>
+        <w:t xml:space="preserve"> (“</w:t>
+      </w:r>
+      <w:hyperlink r:id="rId18" w:history="1">
+        <w:r>
+          <w:rPr>
+            <w:rStyle w:val="Hyperlink"/>
+            <w:rFonts w:cstheme="minorHAnsi"/>
+            <w:sz w:val="26"/>
+            <w:szCs w:val="26"/>
+            <w:u w:val="none"/>
+          </w:rPr>
+          <w:t>Fraudway</w:t>
+        </w:r>
+      </w:hyperlink>
+      <w:r>
+        <w:rPr>
+          <w:rFonts w:cstheme="minorHAnsi"/>
+          <w:sz w:val="26"/>
+          <w:szCs w:val="26"/>
+        </w:rPr>
+        <w:t>”)</w:t>
       </w:r>
       <w:r>
         <w:rPr>
@@ -5926,7 +5936,7 @@
         </w:rPr>
         <w:t xml:space="preserve"> (“</w:t>
       </w:r>
-      <w:hyperlink r:id="rId18" w:history="1">
+      <w:hyperlink r:id="rId19" w:history="1">
         <w:r>
           <w:rPr>
             <w:rStyle w:val="Hyperlink"/>
@@ -6031,7 +6041,7 @@
         </w:rPr>
         <w:t xml:space="preserve"> (“</w:t>
       </w:r>
-      <w:hyperlink r:id="rId19" w:history="1">
+      <w:hyperlink r:id="rId20" w:history="1">
         <w:r>
           <w:rPr>
             <w:rStyle w:val="Hyperlink"/>
@@ -6285,7 +6295,7 @@
         </w:rPr>
         <w:t xml:space="preserve"> the Mackinac Bridge (“</w:t>
       </w:r>
-      <w:hyperlink r:id="rId20" w:history="1">
+      <w:hyperlink r:id="rId21" w:history="1">
         <w:r>
           <w:rPr>
             <w:rStyle w:val="Hyperlink"/>
@@ -6294,29 +6304,7 @@
             <w:szCs w:val="26"/>
             <w:u w:val="none"/>
           </w:rPr>
-          <w:t xml:space="preserve">North </w:t>
-        </w:r>
-        <w:proofErr w:type="gramStart"/>
-        <w:r>
-          <w:rPr>
-            <w:rStyle w:val="Hyperlink"/>
-            <w:rFonts w:cstheme="minorHAnsi"/>
-            <w:sz w:val="26"/>
-            <w:szCs w:val="26"/>
-            <w:u w:val="none"/>
-          </w:rPr>
-          <w:t>South East</w:t>
-        </w:r>
-        <w:proofErr w:type="gramEnd"/>
-        <w:r>
-          <w:rPr>
-            <w:rStyle w:val="Hyperlink"/>
-            <w:rFonts w:cstheme="minorHAnsi"/>
-            <w:sz w:val="26"/>
-            <w:szCs w:val="26"/>
-            <w:u w:val="none"/>
-          </w:rPr>
-          <w:t xml:space="preserve"> West</w:t>
+          <w:t>North South East West</w:t>
         </w:r>
       </w:hyperlink>
       <w:r>
@@ -6679,16 +6667,7 @@
           <w:sz w:val="26"/>
           <w:szCs w:val="26"/>
         </w:rPr>
-        <w:t xml:space="preserve">. Petoskey offers </w:t>
-      </w:r>
-      <w:proofErr w:type="gramStart"/>
-      <w:r>
-        <w:rPr>
-          <w:rFonts w:cstheme="minorHAnsi"/>
-          <w:sz w:val="26"/>
-          <w:szCs w:val="26"/>
-        </w:rPr>
-        <w:t xml:space="preserve">the </w:t>
+        <w:t xml:space="preserve">. Petoskey offers the </w:t>
       </w:r>
       <w:r>
         <w:rPr>
@@ -6698,7 +6677,6 @@
         </w:rPr>
         <w:t>Ford</w:t>
       </w:r>
-      <w:proofErr w:type="gramEnd"/>
       <w:r>
         <w:rPr>
           <w:rFonts w:cstheme="minorHAnsi"/>
@@ -7058,7 +7036,7 @@
         </w:rPr>
         <w:t xml:space="preserve"> reunion as lovers once more (“</w:t>
       </w:r>
-      <w:hyperlink r:id="rId21" w:history="1">
+      <w:hyperlink r:id="rId22" w:history="1">
         <w:r>
           <w:rPr>
             <w:rStyle w:val="Hyperlink"/>
@@ -7315,7 +7293,7 @@
         </w:rPr>
         <w:t>(“</w:t>
       </w:r>
-      <w:hyperlink r:id="rId22" w:history="1">
+      <w:hyperlink r:id="rId23" w:history="1">
         <w:r>
           <w:rPr>
             <w:rStyle w:val="Hyperlink"/>
@@ -8407,7 +8385,7 @@
                     </pic:cNvPicPr>
                   </pic:nvPicPr>
                   <pic:blipFill>
-                    <a:blip r:embed="rId23" cstate="print">
+                    <a:blip r:embed="rId24" cstate="print">
                       <a:extLst>
                         <a:ext uri="{28A0092B-C50C-407E-A947-70E740481C1C}">
                           <a14:useLocalDpi xmlns:a14="http://schemas.microsoft.com/office/drawing/2010/main" val="0"/>
@@ -8550,25 +8528,7 @@
           <w:sz w:val="28"/>
           <w:szCs w:val="28"/>
         </w:rPr>
-        <w:t xml:space="preserve">is trollface personified. She hopes to beat </w:t>
-      </w:r>
-      <w:proofErr w:type="gramStart"/>
-      <w:r>
-        <w:rPr>
-          <w:rFonts w:cstheme="minorHAnsi"/>
-          <w:sz w:val="28"/>
-          <w:szCs w:val="28"/>
-        </w:rPr>
-        <w:t>cousin</w:t>
-      </w:r>
-      <w:proofErr w:type="gramEnd"/>
-      <w:r>
-        <w:rPr>
-          <w:rFonts w:cstheme="minorHAnsi"/>
-          <w:sz w:val="28"/>
-          <w:szCs w:val="28"/>
-        </w:rPr>
-        <w:t xml:space="preserve"> Petoskey in their annual </w:t>
+        <w:t xml:space="preserve">is trollface personified. She hopes to beat cousin Petoskey in their annual </w:t>
       </w:r>
       <w:r>
         <w:rPr>
@@ -10712,6 +10672,39 @@
         </w:rPr>
         <w:t>.”</w:t>
       </w:r>
+    </w:p>
+    <w:p>
+      <w:pPr>
+        <w:tabs>
+          <w:tab w:val="left" w:pos="5013"/>
+        </w:tabs>
+        <w:spacing w:line="240" w:lineRule="auto"/>
+        <w:rPr>
+          <w:rFonts w:cstheme="minorHAnsi"/>
+          <w:b/>
+          <w:bCs/>
+          <w:sz w:val="28"/>
+          <w:szCs w:val="28"/>
+        </w:rPr>
+      </w:pPr>
+      <w:r>
+        <w:rPr>
+          <w:rFonts w:cstheme="minorHAnsi"/>
+          <w:b/>
+          <w:bCs/>
+          <w:sz w:val="28"/>
+          <w:szCs w:val="28"/>
+        </w:rPr>
+        <w:t>THE KEEPERS OF FAITH, FIRE, TRADE</w:t>
+      </w:r>
+      <w:r>
+        <w:rPr>
+          <w:rFonts w:cstheme="minorHAnsi"/>
+          <w:sz w:val="28"/>
+          <w:szCs w:val="28"/>
+        </w:rPr>
+        <w:t xml:space="preserve"> are the original people of the land.</w:t>
+      </w:r>
       <w:r>
         <w:rPr>
           <w:rFonts w:cstheme="minorHAnsi"/>
@@ -10793,7 +10786,7 @@
         </w:rPr>
         <w:t xml:space="preserve">1. </w:t>
       </w:r>
-      <w:hyperlink r:id="rId24" w:history="1">
+      <w:hyperlink r:id="rId25" w:history="1">
         <w:r>
           <w:rPr>
             <w:rStyle w:val="Hyperlink"/>
@@ -10830,7 +10823,7 @@
         <w:br/>
         <w:t xml:space="preserve">2. </w:t>
       </w:r>
-      <w:hyperlink r:id="rId25" w:history="1">
+      <w:hyperlink r:id="rId26" w:history="1">
         <w:r>
           <w:rPr>
             <w:rStyle w:val="Hyperlink"/>
@@ -10849,6 +10842,7 @@
         </w:rPr>
         <w:t xml:space="preserve"> </w:t>
       </w:r>
+      <w:proofErr w:type="spellStart"/>
       <w:r>
         <w:rPr>
           <w:rFonts w:cstheme="minorHAnsi"/>
@@ -10856,9 +10850,9 @@
           <w:szCs w:val="32"/>
           <w:vertAlign w:val="subscript"/>
         </w:rPr>
-        <w:t xml:space="preserve">The </w:t>
-      </w:r>
-      <w:proofErr w:type="spellStart"/>
+        <w:t>Vandams</w:t>
+      </w:r>
+      <w:proofErr w:type="spellEnd"/>
       <w:r>
         <w:rPr>
           <w:rFonts w:cstheme="minorHAnsi"/>
@@ -10866,16 +10860,6 @@
           <w:szCs w:val="32"/>
           <w:vertAlign w:val="subscript"/>
         </w:rPr>
-        <w:t>Vandams</w:t>
-      </w:r>
-      <w:proofErr w:type="spellEnd"/>
-      <w:r>
-        <w:rPr>
-          <w:rFonts w:cstheme="minorHAnsi"/>
-          <w:sz w:val="32"/>
-          <w:szCs w:val="32"/>
-          <w:vertAlign w:val="subscript"/>
-        </w:rPr>
         <w:br/>
       </w:r>
       <w:r>
@@ -10886,7 +10870,7 @@
         </w:rPr>
         <w:t xml:space="preserve">3. </w:t>
       </w:r>
-      <w:hyperlink r:id="rId26" w:history="1">
+      <w:hyperlink r:id="rId27" w:history="1">
         <w:r>
           <w:rPr>
             <w:rStyle w:val="Hyperlink"/>
@@ -10923,7 +10907,7 @@
         <w:br/>
         <w:t xml:space="preserve">4. </w:t>
       </w:r>
-      <w:hyperlink r:id="rId27" w:history="1">
+      <w:hyperlink r:id="rId28" w:history="1">
         <w:r>
           <w:rPr>
             <w:rStyle w:val="Hyperlink"/>
@@ -11010,7 +10994,7 @@
         </w:rPr>
         <w:t xml:space="preserve"> </w:t>
       </w:r>
-      <w:hyperlink r:id="rId28" w:history="1">
+      <w:hyperlink r:id="rId29" w:history="1">
         <w:r>
           <w:rPr>
             <w:rStyle w:val="Hyperlink"/>
@@ -11101,7 +11085,7 @@
         <w:br/>
         <w:t xml:space="preserve">6. </w:t>
       </w:r>
-      <w:hyperlink r:id="rId29" w:history="1">
+      <w:hyperlink r:id="rId30" w:history="1">
         <w:r>
           <w:rPr>
             <w:rStyle w:val="Hyperlink"/>
@@ -11147,7 +11131,7 @@
         <w:br/>
         <w:t xml:space="preserve">7. </w:t>
       </w:r>
-      <w:hyperlink r:id="rId30" w:history="1">
+      <w:hyperlink r:id="rId31" w:history="1">
         <w:r>
           <w:rPr>
             <w:rStyle w:val="Hyperlink"/>
@@ -11184,6 +11168,7 @@
         </w:rPr>
         <w:t xml:space="preserve">, </w:t>
       </w:r>
+      <w:proofErr w:type="spellStart"/>
       <w:r>
         <w:rPr>
           <w:rFonts w:cstheme="minorHAnsi"/>
@@ -11191,9 +11176,9 @@
           <w:szCs w:val="32"/>
           <w:vertAlign w:val="subscript"/>
         </w:rPr>
-        <w:t xml:space="preserve">The </w:t>
-      </w:r>
-      <w:proofErr w:type="spellStart"/>
+        <w:t>Vandams</w:t>
+      </w:r>
+      <w:proofErr w:type="spellEnd"/>
       <w:r>
         <w:rPr>
           <w:rFonts w:cstheme="minorHAnsi"/>
@@ -11201,16 +11186,6 @@
           <w:szCs w:val="32"/>
           <w:vertAlign w:val="subscript"/>
         </w:rPr>
-        <w:t>Vandams</w:t>
-      </w:r>
-      <w:proofErr w:type="spellEnd"/>
-      <w:r>
-        <w:rPr>
-          <w:rFonts w:cstheme="minorHAnsi"/>
-          <w:sz w:val="32"/>
-          <w:szCs w:val="32"/>
-          <w:vertAlign w:val="subscript"/>
-        </w:rPr>
         <w:br/>
       </w:r>
       <w:r>
@@ -11221,7 +11196,7 @@
         </w:rPr>
         <w:t xml:space="preserve">8. </w:t>
       </w:r>
-      <w:hyperlink r:id="rId31" w:history="1">
+      <w:hyperlink r:id="rId32" w:history="1">
         <w:r>
           <w:rPr>
             <w:rStyle w:val="Hyperlink"/>
@@ -11300,7 +11275,7 @@
         </w:rPr>
         <w:t xml:space="preserve">. </w:t>
       </w:r>
-      <w:hyperlink r:id="rId32" w:history="1">
+      <w:hyperlink r:id="rId33" w:history="1">
         <w:r>
           <w:rPr>
             <w:rStyle w:val="Hyperlink"/>
@@ -11564,14 +11539,17 @@
         </w:rPr>
         <w:t xml:space="preserve">. </w:t>
       </w:r>
-      <w:r>
-        <w:rPr>
-          <w:rFonts w:cstheme="minorHAnsi"/>
-          <w:sz w:val="32"/>
-          <w:szCs w:val="32"/>
-        </w:rPr>
-        <w:t>Fraudway</w:t>
-      </w:r>
+      <w:hyperlink r:id="rId34" w:history="1">
+        <w:r>
+          <w:rPr>
+            <w:rStyle w:val="Hyperlink"/>
+            <w:rFonts w:cstheme="minorHAnsi"/>
+            <w:sz w:val="32"/>
+            <w:szCs w:val="32"/>
+          </w:rPr>
+          <w:t>Fraudway</w:t>
+        </w:r>
+      </w:hyperlink>
       <w:r>
         <w:rPr>
           <w:rFonts w:cstheme="minorHAnsi"/>
@@ -11580,6 +11558,7 @@
         </w:rPr>
         <w:t xml:space="preserve"> </w:t>
       </w:r>
+      <w:proofErr w:type="spellStart"/>
       <w:r>
         <w:rPr>
           <w:rFonts w:cstheme="minorHAnsi"/>
@@ -11587,8 +11566,9 @@
           <w:szCs w:val="32"/>
           <w:vertAlign w:val="subscript"/>
         </w:rPr>
-        <w:t>Company</w:t>
-      </w:r>
+        <w:t>Vandams</w:t>
+      </w:r>
+      <w:proofErr w:type="spellEnd"/>
       <w:r>
         <w:rPr>
           <w:rFonts w:cstheme="minorHAnsi"/>
@@ -11622,7 +11602,7 @@
         </w:rPr>
         <w:t xml:space="preserve">. </w:t>
       </w:r>
-      <w:hyperlink r:id="rId33" w:history="1">
+      <w:hyperlink r:id="rId35" w:history="1">
         <w:r>
           <w:rPr>
             <w:rStyle w:val="Hyperlink"/>
@@ -11641,6 +11621,7 @@
         </w:rPr>
         <w:t xml:space="preserve"> </w:t>
       </w:r>
+      <w:proofErr w:type="spellStart"/>
       <w:r>
         <w:rPr>
           <w:rFonts w:cstheme="minorHAnsi"/>
@@ -11648,9 +11629,9 @@
           <w:szCs w:val="32"/>
           <w:vertAlign w:val="subscript"/>
         </w:rPr>
-        <w:t xml:space="preserve">The </w:t>
-      </w:r>
-      <w:proofErr w:type="spellStart"/>
+        <w:t>Vandams</w:t>
+      </w:r>
+      <w:proofErr w:type="spellEnd"/>
       <w:r>
         <w:rPr>
           <w:rFonts w:cstheme="minorHAnsi"/>
@@ -11658,9 +11639,17 @@
           <w:szCs w:val="32"/>
           <w:vertAlign w:val="subscript"/>
         </w:rPr>
-        <w:t>Vandams</w:t>
-      </w:r>
-      <w:proofErr w:type="spellEnd"/>
+        <w:t>, Keepers</w:t>
+      </w:r>
+      <w:r>
+        <w:rPr>
+          <w:rFonts w:cstheme="minorHAnsi"/>
+          <w:sz w:val="32"/>
+          <w:szCs w:val="32"/>
+          <w:vertAlign w:val="subscript"/>
+        </w:rPr>
+        <w:t xml:space="preserve"> of Faith Fire Trade</w:t>
+      </w:r>
     </w:p>
     <w:p>
       <w:pPr>
@@ -11718,7 +11707,7 @@
         </w:rPr>
         <w:t xml:space="preserve">. </w:t>
       </w:r>
-      <w:hyperlink r:id="rId34" w:history="1">
+      <w:hyperlink r:id="rId36" w:history="1">
         <w:r>
           <w:rPr>
             <w:rStyle w:val="Hyperlink"/>
@@ -11835,7 +11824,7 @@
         </w:rPr>
         <w:t xml:space="preserve">. </w:t>
       </w:r>
-      <w:hyperlink r:id="rId35" w:history="1">
+      <w:hyperlink r:id="rId37" w:history="1">
         <w:r>
           <w:rPr>
             <w:rStyle w:val="Hyperlink"/>
@@ -11843,27 +11832,7 @@
             <w:sz w:val="32"/>
             <w:szCs w:val="32"/>
           </w:rPr>
-          <w:t xml:space="preserve">North </w:t>
-        </w:r>
-        <w:proofErr w:type="gramStart"/>
-        <w:r>
-          <w:rPr>
-            <w:rStyle w:val="Hyperlink"/>
-            <w:rFonts w:cstheme="minorHAnsi"/>
-            <w:sz w:val="32"/>
-            <w:szCs w:val="32"/>
-          </w:rPr>
-          <w:t>South East</w:t>
-        </w:r>
-        <w:proofErr w:type="gramEnd"/>
-        <w:r>
-          <w:rPr>
-            <w:rStyle w:val="Hyperlink"/>
-            <w:rFonts w:cstheme="minorHAnsi"/>
-            <w:sz w:val="32"/>
-            <w:szCs w:val="32"/>
-          </w:rPr>
-          <w:t xml:space="preserve"> </w:t>
+          <w:t xml:space="preserve">North South East </w:t>
         </w:r>
         <w:r>
           <w:rPr>
@@ -11982,164 +11951,154 @@
           <w:sz w:val="32"/>
           <w:szCs w:val="32"/>
         </w:rPr>
+        <w:t>. Family</w:t>
+      </w:r>
+      <w:r>
+        <w:rPr>
+          <w:rFonts w:cstheme="minorHAnsi"/>
+          <w:sz w:val="32"/>
+          <w:szCs w:val="32"/>
+        </w:rPr>
+        <w:t>’s</w:t>
+      </w:r>
+      <w:r>
+        <w:rPr>
+          <w:rFonts w:cstheme="minorHAnsi"/>
+          <w:sz w:val="32"/>
+          <w:szCs w:val="32"/>
+        </w:rPr>
+        <w:t xml:space="preserve"> in the </w:t>
+      </w:r>
+      <w:r>
+        <w:rPr>
+          <w:rFonts w:cstheme="minorHAnsi"/>
+          <w:sz w:val="32"/>
+          <w:szCs w:val="32"/>
+        </w:rPr>
+        <w:t>Fossil</w:t>
+      </w:r>
+      <w:r>
+        <w:rPr>
+          <w:rFonts w:cstheme="minorHAnsi"/>
+          <w:sz w:val="32"/>
+          <w:szCs w:val="32"/>
+        </w:rPr>
+        <w:t>s</w:t>
+      </w:r>
+      <w:r>
+        <w:rPr>
+          <w:rFonts w:cstheme="minorHAnsi"/>
+          <w:sz w:val="32"/>
+          <w:szCs w:val="32"/>
+        </w:rPr>
+        <w:t xml:space="preserve"> </w:t>
+      </w:r>
+      <w:r>
+        <w:rPr>
+          <w:rFonts w:cstheme="minorHAnsi"/>
+          <w:sz w:val="32"/>
+          <w:szCs w:val="32"/>
+          <w:vertAlign w:val="subscript"/>
+        </w:rPr>
+        <w:t>Petey, Petoskey</w:t>
+      </w:r>
+      <w:r>
+        <w:rPr>
+          <w:rFonts w:cstheme="minorHAnsi"/>
+          <w:sz w:val="32"/>
+          <w:szCs w:val="32"/>
+          <w:vertAlign w:val="subscript"/>
+        </w:rPr>
+        <w:br/>
+      </w:r>
+      <w:r>
+        <w:rPr>
+          <w:rFonts w:cstheme="minorHAnsi"/>
+          <w:sz w:val="32"/>
+          <w:szCs w:val="32"/>
+        </w:rPr>
+        <w:t>20</w:t>
+      </w:r>
+      <w:r>
+        <w:rPr>
+          <w:rFonts w:cstheme="minorHAnsi"/>
+          <w:sz w:val="32"/>
+          <w:szCs w:val="32"/>
+        </w:rPr>
+        <w:t xml:space="preserve">. Leave No Stones Unturned </w:t>
+      </w:r>
+      <w:r>
+        <w:rPr>
+          <w:rFonts w:cstheme="minorHAnsi"/>
+          <w:sz w:val="32"/>
+          <w:szCs w:val="32"/>
+          <w:vertAlign w:val="subscript"/>
+        </w:rPr>
+        <w:t>Wayland</w:t>
+      </w:r>
+      <w:r>
+        <w:rPr>
+          <w:rFonts w:cstheme="minorHAnsi"/>
+          <w:sz w:val="32"/>
+          <w:szCs w:val="32"/>
+          <w:vertAlign w:val="subscript"/>
+        </w:rPr>
+        <w:t xml:space="preserve">, </w:t>
+      </w:r>
+      <w:proofErr w:type="spellStart"/>
+      <w:r>
+        <w:rPr>
+          <w:rFonts w:cstheme="minorHAnsi"/>
+          <w:sz w:val="32"/>
+          <w:szCs w:val="32"/>
+          <w:vertAlign w:val="subscript"/>
+        </w:rPr>
+        <w:t>Vandams</w:t>
+      </w:r>
+      <w:proofErr w:type="spellEnd"/>
+      <w:r>
+        <w:rPr>
+          <w:rFonts w:cstheme="minorHAnsi"/>
+          <w:sz w:val="32"/>
+          <w:szCs w:val="32"/>
+          <w:vertAlign w:val="subscript"/>
+        </w:rPr>
+        <w:t>, Residents</w:t>
+      </w:r>
+      <w:r>
+        <w:rPr>
+          <w:rFonts w:cstheme="minorHAnsi"/>
+          <w:sz w:val="32"/>
+          <w:szCs w:val="32"/>
+          <w:vertAlign w:val="subscript"/>
+        </w:rPr>
+        <w:br/>
+      </w:r>
+      <w:r>
+        <w:rPr>
+          <w:rFonts w:cstheme="minorHAnsi"/>
+          <w:sz w:val="32"/>
+          <w:szCs w:val="32"/>
+        </w:rPr>
+        <w:t>2</w:t>
+      </w:r>
+      <w:r>
+        <w:rPr>
+          <w:rFonts w:cstheme="minorHAnsi"/>
+          <w:sz w:val="32"/>
+          <w:szCs w:val="32"/>
+        </w:rPr>
+        <w:t>1</w:t>
+      </w:r>
+      <w:r>
+        <w:rPr>
+          <w:rFonts w:cstheme="minorHAnsi"/>
+          <w:sz w:val="32"/>
+          <w:szCs w:val="32"/>
+        </w:rPr>
         <w:t xml:space="preserve">. </w:t>
       </w:r>
-      <w:proofErr w:type="gramStart"/>
-      <w:r>
-        <w:rPr>
-          <w:rFonts w:cstheme="minorHAnsi"/>
-          <w:sz w:val="32"/>
-          <w:szCs w:val="32"/>
-        </w:rPr>
-        <w:t>Family</w:t>
-      </w:r>
-      <w:r>
-        <w:rPr>
-          <w:rFonts w:cstheme="minorHAnsi"/>
-          <w:sz w:val="32"/>
-          <w:szCs w:val="32"/>
-        </w:rPr>
-        <w:t>’s</w:t>
-      </w:r>
-      <w:proofErr w:type="gramEnd"/>
-      <w:r>
-        <w:rPr>
-          <w:rFonts w:cstheme="minorHAnsi"/>
-          <w:sz w:val="32"/>
-          <w:szCs w:val="32"/>
-        </w:rPr>
-        <w:t xml:space="preserve"> in the </w:t>
-      </w:r>
-      <w:r>
-        <w:rPr>
-          <w:rFonts w:cstheme="minorHAnsi"/>
-          <w:sz w:val="32"/>
-          <w:szCs w:val="32"/>
-        </w:rPr>
-        <w:t>Fossil</w:t>
-      </w:r>
-      <w:r>
-        <w:rPr>
-          <w:rFonts w:cstheme="minorHAnsi"/>
-          <w:sz w:val="32"/>
-          <w:szCs w:val="32"/>
-        </w:rPr>
-        <w:t>s</w:t>
-      </w:r>
-      <w:r>
-        <w:rPr>
-          <w:rFonts w:cstheme="minorHAnsi"/>
-          <w:sz w:val="32"/>
-          <w:szCs w:val="32"/>
-        </w:rPr>
-        <w:t xml:space="preserve"> </w:t>
-      </w:r>
-      <w:r>
-        <w:rPr>
-          <w:rFonts w:cstheme="minorHAnsi"/>
-          <w:sz w:val="32"/>
-          <w:szCs w:val="32"/>
-          <w:vertAlign w:val="subscript"/>
-        </w:rPr>
-        <w:t>Petey, Petoskey</w:t>
-      </w:r>
-      <w:r>
-        <w:rPr>
-          <w:rFonts w:cstheme="minorHAnsi"/>
-          <w:sz w:val="32"/>
-          <w:szCs w:val="32"/>
-          <w:vertAlign w:val="subscript"/>
-        </w:rPr>
-        <w:br/>
-      </w:r>
-      <w:r>
-        <w:rPr>
-          <w:rFonts w:cstheme="minorHAnsi"/>
-          <w:sz w:val="32"/>
-          <w:szCs w:val="32"/>
-        </w:rPr>
-        <w:t>20</w:t>
-      </w:r>
-      <w:r>
-        <w:rPr>
-          <w:rFonts w:cstheme="minorHAnsi"/>
-          <w:sz w:val="32"/>
-          <w:szCs w:val="32"/>
-        </w:rPr>
-        <w:t xml:space="preserve">. Leave No Stones Unturned </w:t>
-      </w:r>
-      <w:r>
-        <w:rPr>
-          <w:rFonts w:cstheme="minorHAnsi"/>
-          <w:sz w:val="32"/>
-          <w:szCs w:val="32"/>
-          <w:vertAlign w:val="subscript"/>
-        </w:rPr>
-        <w:t>Wayland</w:t>
-      </w:r>
-      <w:r>
-        <w:rPr>
-          <w:rFonts w:cstheme="minorHAnsi"/>
-          <w:sz w:val="32"/>
-          <w:szCs w:val="32"/>
-          <w:vertAlign w:val="subscript"/>
-        </w:rPr>
-        <w:t xml:space="preserve">, The </w:t>
-      </w:r>
-      <w:proofErr w:type="spellStart"/>
-      <w:r>
-        <w:rPr>
-          <w:rFonts w:cstheme="minorHAnsi"/>
-          <w:sz w:val="32"/>
-          <w:szCs w:val="32"/>
-          <w:vertAlign w:val="subscript"/>
-        </w:rPr>
-        <w:t>Vandams</w:t>
-      </w:r>
-      <w:proofErr w:type="spellEnd"/>
-      <w:r>
-        <w:rPr>
-          <w:rFonts w:cstheme="minorHAnsi"/>
-          <w:sz w:val="32"/>
-          <w:szCs w:val="32"/>
-          <w:vertAlign w:val="subscript"/>
-        </w:rPr>
-        <w:t>, Residents</w:t>
-      </w:r>
-      <w:r>
-        <w:rPr>
-          <w:rFonts w:cstheme="minorHAnsi"/>
-          <w:sz w:val="32"/>
-          <w:szCs w:val="32"/>
-          <w:vertAlign w:val="subscript"/>
-        </w:rPr>
-        <w:br/>
-      </w:r>
-      <w:r>
-        <w:rPr>
-          <w:rFonts w:cstheme="minorHAnsi"/>
-          <w:sz w:val="32"/>
-          <w:szCs w:val="32"/>
-        </w:rPr>
-        <w:t>2</w:t>
-      </w:r>
-      <w:r>
-        <w:rPr>
-          <w:rFonts w:cstheme="minorHAnsi"/>
-          <w:sz w:val="32"/>
-          <w:szCs w:val="32"/>
-        </w:rPr>
-        <w:t>1</w:t>
-      </w:r>
-      <w:r>
-        <w:rPr>
-          <w:rFonts w:cstheme="minorHAnsi"/>
-          <w:sz w:val="32"/>
-          <w:szCs w:val="32"/>
-        </w:rPr>
-        <w:t xml:space="preserve">. </w:t>
-      </w:r>
-      <w:hyperlink r:id="rId36" w:history="1">
+      <w:hyperlink r:id="rId38" w:history="1">
         <w:r>
           <w:rPr>
             <w:rStyle w:val="Hyperlink"/>
@@ -12200,7 +12159,7 @@
         </w:rPr>
         <w:t xml:space="preserve">. </w:t>
       </w:r>
-      <w:hyperlink r:id="rId37" w:history="1">
+      <w:hyperlink r:id="rId39" w:history="1">
         <w:r>
           <w:rPr>
             <w:rStyle w:val="Hyperlink"/>
@@ -12241,7 +12200,6 @@
           <w:szCs w:val="24"/>
         </w:rPr>
       </w:pPr>
-      <w:proofErr w:type="gramStart"/>
       <w:r>
         <w:rPr>
           <w:rFonts w:ascii="Segoe UI Emoji" w:hAnsi="Segoe UI Emoji" w:cs="Segoe UI Emoji"/>
@@ -12256,16 +12214,7 @@
           <w:sz w:val="24"/>
           <w:szCs w:val="24"/>
         </w:rPr>
-        <w:t>“</w:t>
-      </w:r>
-      <w:proofErr w:type="gramEnd"/>
-      <w:r>
-        <w:rPr>
-          <w:rFonts w:cstheme="minorHAnsi"/>
-          <w:sz w:val="24"/>
-          <w:szCs w:val="24"/>
-        </w:rPr>
-        <w:t>Fossil</w:t>
+        <w:t>“Fossil</w:t>
       </w:r>
       <w:r>
         <w:rPr>
@@ -12335,7 +12284,7 @@
                 <w:szCs w:val="2"/>
               </w:rPr>
             </w:pPr>
-            <w:hyperlink r:id="rId38" w:history="1">
+            <w:hyperlink r:id="rId40" w:history="1">
               <w:r>
                 <w:rPr>
                   <w:rStyle w:val="Hyperlink"/>
@@ -12376,7 +12325,7 @@
                 <w:szCs w:val="32"/>
               </w:rPr>
             </w:pPr>
-            <w:hyperlink r:id="rId39" w:history="1">
+            <w:hyperlink r:id="rId41" w:history="1">
               <w:r>
                 <w:rPr>
                   <w:rStyle w:val="Hyperlink"/>
@@ -12405,7 +12354,7 @@
                 <w:szCs w:val="32"/>
               </w:rPr>
             </w:pPr>
-            <w:hyperlink r:id="rId40" w:history="1">
+            <w:hyperlink r:id="rId42" w:history="1">
               <w:r>
                 <w:rPr>
                   <w:rStyle w:val="Hyperlink"/>
@@ -12434,7 +12383,7 @@
                 <w:szCs w:val="32"/>
               </w:rPr>
             </w:pPr>
-            <w:hyperlink r:id="rId41" w:history="1">
+            <w:hyperlink r:id="rId43" w:history="1">
               <w:r>
                 <w:rPr>
                   <w:rStyle w:val="Hyperlink"/>
@@ -12554,7 +12503,7 @@
                 <w:szCs w:val="32"/>
               </w:rPr>
             </w:pPr>
-            <w:hyperlink r:id="rId42" w:history="1">
+            <w:hyperlink r:id="rId44" w:history="1">
               <w:r>
                 <w:rPr>
                   <w:rStyle w:val="Hyperlink"/>
@@ -12583,7 +12532,7 @@
                 <w:szCs w:val="32"/>
               </w:rPr>
             </w:pPr>
-            <w:hyperlink r:id="rId43" w:history="1">
+            <w:hyperlink r:id="rId45" w:history="1">
               <w:r>
                 <w:rPr>
                   <w:rStyle w:val="Hyperlink"/>
@@ -12612,7 +12561,7 @@
                 <w:szCs w:val="32"/>
               </w:rPr>
             </w:pPr>
-            <w:hyperlink r:id="rId44" w:history="1">
+            <w:hyperlink r:id="rId46" w:history="1">
               <w:r>
                 <w:rPr>
                   <w:rStyle w:val="Hyperlink"/>
@@ -12724,12 +12673,12 @@
       </w:pPr>
     </w:p>
     <w:sectPr>
-      <w:headerReference w:type="even" r:id="rId45"/>
-      <w:headerReference w:type="default" r:id="rId46"/>
-      <w:footerReference w:type="even" r:id="rId47"/>
-      <w:footerReference w:type="default" r:id="rId48"/>
-      <w:headerReference w:type="first" r:id="rId49"/>
-      <w:footerReference w:type="first" r:id="rId50"/>
+      <w:headerReference w:type="even" r:id="rId47"/>
+      <w:headerReference w:type="default" r:id="rId48"/>
+      <w:footerReference w:type="even" r:id="rId49"/>
+      <w:footerReference w:type="default" r:id="rId50"/>
+      <w:headerReference w:type="first" r:id="rId51"/>
+      <w:footerReference w:type="first" r:id="rId52"/>
       <w:pgSz w:w="12240" w:h="15840"/>
       <w:pgMar w:top="1440" w:right="1440" w:bottom="1440" w:left="1440" w:header="720" w:footer="720" w:gutter="0"/>
       <w:pgNumType w:fmt="lowerRoman"/>
@@ -14813,6 +14762,7 @@
   <w:style w:type="character" w:default="1" w:styleId="DefaultParagraphFont">
     <w:name w:val="Default Paragraph Font"/>
     <w:uiPriority w:val="1"/>
+    <w:semiHidden/>
     <w:unhideWhenUsed/>
   </w:style>
   <w:style w:type="table" w:default="1" w:styleId="TableNormal">

--- a/about/michigan-bible.docx
+++ b/about/michigan-bible.docx
@@ -4553,8 +4553,18 @@
           <w:sz w:val="26"/>
           <w:szCs w:val="26"/>
         </w:rPr>
-        <w:t>’s mother returns</w:t>
-      </w:r>
+        <w:t xml:space="preserve">’s mother </w:t>
+      </w:r>
+      <w:proofErr w:type="gramStart"/>
+      <w:r>
+        <w:rPr>
+          <w:rFonts w:cstheme="minorHAnsi"/>
+          <w:sz w:val="26"/>
+          <w:szCs w:val="26"/>
+        </w:rPr>
+        <w:t>returns</w:t>
+      </w:r>
+      <w:proofErr w:type="gramEnd"/>
       <w:r>
         <w:rPr>
           <w:rFonts w:cstheme="minorHAnsi"/>
@@ -6147,153 +6157,7 @@
           <w:sz w:val="26"/>
           <w:szCs w:val="26"/>
         </w:rPr>
-        <w:t>(“Petoskey”).</w:t>
-      </w:r>
-      <w:r>
-        <w:rPr>
-          <w:rFonts w:cstheme="minorHAnsi"/>
-          <w:sz w:val="26"/>
-          <w:szCs w:val="26"/>
-        </w:rPr>
-        <w:t xml:space="preserve"> Jasper shares</w:t>
-      </w:r>
-      <w:r>
-        <w:rPr>
-          <w:rFonts w:cstheme="minorHAnsi"/>
-          <w:sz w:val="26"/>
-          <w:szCs w:val="26"/>
-        </w:rPr>
-        <w:t xml:space="preserve"> </w:t>
-      </w:r>
-      <w:r>
-        <w:rPr>
-          <w:rFonts w:cstheme="minorHAnsi"/>
-          <w:sz w:val="26"/>
-          <w:szCs w:val="26"/>
-        </w:rPr>
-        <w:t>his refugee family stayed united despite continents dividing them</w:t>
-      </w:r>
-      <w:r>
-        <w:rPr>
-          <w:rFonts w:cstheme="minorHAnsi"/>
-          <w:sz w:val="26"/>
-          <w:szCs w:val="26"/>
-        </w:rPr>
-        <w:t xml:space="preserve"> as well as a time </w:t>
-      </w:r>
-      <w:r>
-        <w:rPr>
-          <w:rFonts w:cstheme="minorHAnsi"/>
-          <w:sz w:val="26"/>
-          <w:szCs w:val="26"/>
-        </w:rPr>
-        <w:t>when a Lebanese family bought out his family’s</w:t>
-      </w:r>
-      <w:r>
-        <w:rPr>
-          <w:rFonts w:cstheme="minorHAnsi"/>
-          <w:sz w:val="26"/>
-          <w:szCs w:val="26"/>
-        </w:rPr>
-        <w:t xml:space="preserve"> failing</w:t>
-      </w:r>
-      <w:r>
-        <w:rPr>
-          <w:rFonts w:cstheme="minorHAnsi"/>
-          <w:sz w:val="26"/>
-          <w:szCs w:val="26"/>
-        </w:rPr>
-        <w:t xml:space="preserve"> restaurant but did not resort to blame as Petey had</w:t>
-      </w:r>
-      <w:r>
-        <w:rPr>
-          <w:rFonts w:cstheme="minorHAnsi"/>
-          <w:sz w:val="26"/>
-          <w:szCs w:val="26"/>
-        </w:rPr>
-        <w:t xml:space="preserve">. The </w:t>
-      </w:r>
-      <w:proofErr w:type="spellStart"/>
-      <w:r>
-        <w:rPr>
-          <w:rFonts w:cstheme="minorHAnsi"/>
-          <w:sz w:val="26"/>
-          <w:szCs w:val="26"/>
-        </w:rPr>
-        <w:t>Vandams</w:t>
-      </w:r>
-      <w:proofErr w:type="spellEnd"/>
-      <w:r>
-        <w:rPr>
-          <w:rFonts w:cstheme="minorHAnsi"/>
-          <w:sz w:val="26"/>
-          <w:szCs w:val="26"/>
-        </w:rPr>
-        <w:t xml:space="preserve"> are only divided by peninsulas</w:t>
-      </w:r>
-      <w:r>
-        <w:rPr>
-          <w:rFonts w:cstheme="minorHAnsi"/>
-          <w:sz w:val="26"/>
-          <w:szCs w:val="26"/>
-        </w:rPr>
-        <w:t xml:space="preserve">. </w:t>
-      </w:r>
-      <w:r>
-        <w:rPr>
-          <w:rFonts w:cstheme="minorHAnsi"/>
-          <w:sz w:val="26"/>
-          <w:szCs w:val="26"/>
-        </w:rPr>
-        <w:t xml:space="preserve">Lulu realizes </w:t>
-      </w:r>
-      <w:r>
-        <w:rPr>
-          <w:rFonts w:cstheme="minorHAnsi"/>
-          <w:sz w:val="26"/>
-          <w:szCs w:val="26"/>
-        </w:rPr>
-        <w:t>Petoskey</w:t>
-      </w:r>
-      <w:r>
-        <w:rPr>
-          <w:rFonts w:cstheme="minorHAnsi"/>
-          <w:sz w:val="26"/>
-          <w:szCs w:val="26"/>
-        </w:rPr>
-        <w:t xml:space="preserve"> </w:t>
-      </w:r>
-      <w:r>
-        <w:rPr>
-          <w:rFonts w:cstheme="minorHAnsi"/>
-          <w:sz w:val="26"/>
-          <w:szCs w:val="26"/>
-        </w:rPr>
-        <w:t xml:space="preserve">is </w:t>
-      </w:r>
-      <w:r>
-        <w:rPr>
-          <w:rFonts w:cstheme="minorHAnsi"/>
-          <w:sz w:val="26"/>
-          <w:szCs w:val="26"/>
-        </w:rPr>
-        <w:t xml:space="preserve">most likely </w:t>
-      </w:r>
-      <w:r>
-        <w:rPr>
-          <w:rFonts w:cstheme="minorHAnsi"/>
-          <w:sz w:val="26"/>
-          <w:szCs w:val="26"/>
-        </w:rPr>
-        <w:t>at</w:t>
-      </w:r>
-      <w:r>
-        <w:rPr>
-          <w:rFonts w:cstheme="minorHAnsi"/>
-          <w:sz w:val="26"/>
-          <w:szCs w:val="26"/>
-        </w:rPr>
-        <w:t xml:space="preserve"> the Mackinac Bridge (“</w:t>
+        <w:t>(“</w:t>
       </w:r>
       <w:hyperlink r:id="rId21" w:history="1">
         <w:r>
@@ -6304,7 +6168,195 @@
             <w:szCs w:val="26"/>
             <w:u w:val="none"/>
           </w:rPr>
-          <w:t>North South East West</w:t>
+          <w:t>Petoskey</w:t>
+        </w:r>
+      </w:hyperlink>
+      <w:r>
+        <w:rPr>
+          <w:rFonts w:cstheme="minorHAnsi"/>
+          <w:sz w:val="26"/>
+          <w:szCs w:val="26"/>
+        </w:rPr>
+        <w:t>”).</w:t>
+      </w:r>
+      <w:r>
+        <w:rPr>
+          <w:rFonts w:cstheme="minorHAnsi"/>
+          <w:sz w:val="26"/>
+          <w:szCs w:val="26"/>
+        </w:rPr>
+        <w:t xml:space="preserve"> Jasper shares</w:t>
+      </w:r>
+      <w:r>
+        <w:rPr>
+          <w:rFonts w:cstheme="minorHAnsi"/>
+          <w:sz w:val="26"/>
+          <w:szCs w:val="26"/>
+        </w:rPr>
+        <w:t xml:space="preserve"> </w:t>
+      </w:r>
+      <w:r>
+        <w:rPr>
+          <w:rFonts w:cstheme="minorHAnsi"/>
+          <w:sz w:val="26"/>
+          <w:szCs w:val="26"/>
+        </w:rPr>
+        <w:t>his refugee family stayed united despite continents dividing them</w:t>
+      </w:r>
+      <w:r>
+        <w:rPr>
+          <w:rFonts w:cstheme="minorHAnsi"/>
+          <w:sz w:val="26"/>
+          <w:szCs w:val="26"/>
+        </w:rPr>
+        <w:t xml:space="preserve"> as well as a time </w:t>
+      </w:r>
+      <w:r>
+        <w:rPr>
+          <w:rFonts w:cstheme="minorHAnsi"/>
+          <w:sz w:val="26"/>
+          <w:szCs w:val="26"/>
+        </w:rPr>
+        <w:t>when a Lebanese family bought out his family’s</w:t>
+      </w:r>
+      <w:r>
+        <w:rPr>
+          <w:rFonts w:cstheme="minorHAnsi"/>
+          <w:sz w:val="26"/>
+          <w:szCs w:val="26"/>
+        </w:rPr>
+        <w:t xml:space="preserve"> failing</w:t>
+      </w:r>
+      <w:r>
+        <w:rPr>
+          <w:rFonts w:cstheme="minorHAnsi"/>
+          <w:sz w:val="26"/>
+          <w:szCs w:val="26"/>
+        </w:rPr>
+        <w:t xml:space="preserve"> restaurant but did not resort to blame as Petey had</w:t>
+      </w:r>
+      <w:r>
+        <w:rPr>
+          <w:rFonts w:cstheme="minorHAnsi"/>
+          <w:sz w:val="26"/>
+          <w:szCs w:val="26"/>
+        </w:rPr>
+        <w:t xml:space="preserve">. The </w:t>
+      </w:r>
+      <w:proofErr w:type="spellStart"/>
+      <w:r>
+        <w:rPr>
+          <w:rFonts w:cstheme="minorHAnsi"/>
+          <w:sz w:val="26"/>
+          <w:szCs w:val="26"/>
+        </w:rPr>
+        <w:t>Vandams</w:t>
+      </w:r>
+      <w:proofErr w:type="spellEnd"/>
+      <w:r>
+        <w:rPr>
+          <w:rFonts w:cstheme="minorHAnsi"/>
+          <w:sz w:val="26"/>
+          <w:szCs w:val="26"/>
+        </w:rPr>
+        <w:t xml:space="preserve"> are only divided by peninsulas</w:t>
+      </w:r>
+      <w:r>
+        <w:rPr>
+          <w:rFonts w:cstheme="minorHAnsi"/>
+          <w:sz w:val="26"/>
+          <w:szCs w:val="26"/>
+        </w:rPr>
+        <w:t xml:space="preserve">. </w:t>
+      </w:r>
+      <w:r>
+        <w:rPr>
+          <w:rFonts w:cstheme="minorHAnsi"/>
+          <w:sz w:val="26"/>
+          <w:szCs w:val="26"/>
+        </w:rPr>
+        <w:t xml:space="preserve">Lulu realizes </w:t>
+      </w:r>
+      <w:r>
+        <w:rPr>
+          <w:rFonts w:cstheme="minorHAnsi"/>
+          <w:sz w:val="26"/>
+          <w:szCs w:val="26"/>
+        </w:rPr>
+        <w:t>Petoskey</w:t>
+      </w:r>
+      <w:r>
+        <w:rPr>
+          <w:rFonts w:cstheme="minorHAnsi"/>
+          <w:sz w:val="26"/>
+          <w:szCs w:val="26"/>
+        </w:rPr>
+        <w:t xml:space="preserve"> </w:t>
+      </w:r>
+      <w:r>
+        <w:rPr>
+          <w:rFonts w:cstheme="minorHAnsi"/>
+          <w:sz w:val="26"/>
+          <w:szCs w:val="26"/>
+        </w:rPr>
+        <w:t xml:space="preserve">is </w:t>
+      </w:r>
+      <w:r>
+        <w:rPr>
+          <w:rFonts w:cstheme="minorHAnsi"/>
+          <w:sz w:val="26"/>
+          <w:szCs w:val="26"/>
+        </w:rPr>
+        <w:t xml:space="preserve">most likely </w:t>
+      </w:r>
+      <w:r>
+        <w:rPr>
+          <w:rFonts w:cstheme="minorHAnsi"/>
+          <w:sz w:val="26"/>
+          <w:szCs w:val="26"/>
+        </w:rPr>
+        <w:t>at</w:t>
+      </w:r>
+      <w:r>
+        <w:rPr>
+          <w:rFonts w:cstheme="minorHAnsi"/>
+          <w:sz w:val="26"/>
+          <w:szCs w:val="26"/>
+        </w:rPr>
+        <w:t xml:space="preserve"> the Mackinac Bridge (“</w:t>
+      </w:r>
+      <w:hyperlink r:id="rId22" w:history="1">
+        <w:r>
+          <w:rPr>
+            <w:rStyle w:val="Hyperlink"/>
+            <w:rFonts w:cstheme="minorHAnsi"/>
+            <w:sz w:val="26"/>
+            <w:szCs w:val="26"/>
+            <w:u w:val="none"/>
+          </w:rPr>
+          <w:t xml:space="preserve">North </w:t>
+        </w:r>
+        <w:proofErr w:type="gramStart"/>
+        <w:r>
+          <w:rPr>
+            <w:rStyle w:val="Hyperlink"/>
+            <w:rFonts w:cstheme="minorHAnsi"/>
+            <w:sz w:val="26"/>
+            <w:szCs w:val="26"/>
+            <w:u w:val="none"/>
+          </w:rPr>
+          <w:t>South East</w:t>
+        </w:r>
+        <w:proofErr w:type="gramEnd"/>
+        <w:r>
+          <w:rPr>
+            <w:rStyle w:val="Hyperlink"/>
+            <w:rFonts w:cstheme="minorHAnsi"/>
+            <w:sz w:val="26"/>
+            <w:szCs w:val="26"/>
+            <w:u w:val="none"/>
+          </w:rPr>
+          <w:t xml:space="preserve"> West</w:t>
         </w:r>
       </w:hyperlink>
       <w:r>
@@ -6667,7 +6719,16 @@
           <w:sz w:val="26"/>
           <w:szCs w:val="26"/>
         </w:rPr>
-        <w:t xml:space="preserve">. Petoskey offers the </w:t>
+        <w:t xml:space="preserve">. Petoskey offers </w:t>
+      </w:r>
+      <w:proofErr w:type="gramStart"/>
+      <w:r>
+        <w:rPr>
+          <w:rFonts w:cstheme="minorHAnsi"/>
+          <w:sz w:val="26"/>
+          <w:szCs w:val="26"/>
+        </w:rPr>
+        <w:t xml:space="preserve">the </w:t>
       </w:r>
       <w:r>
         <w:rPr>
@@ -6677,6 +6738,7 @@
         </w:rPr>
         <w:t>Ford</w:t>
       </w:r>
+      <w:proofErr w:type="gramEnd"/>
       <w:r>
         <w:rPr>
           <w:rFonts w:cstheme="minorHAnsi"/>
@@ -7036,7 +7098,7 @@
         </w:rPr>
         <w:t xml:space="preserve"> reunion as lovers once more (“</w:t>
       </w:r>
-      <w:hyperlink r:id="rId22" w:history="1">
+      <w:hyperlink r:id="rId23" w:history="1">
         <w:r>
           <w:rPr>
             <w:rStyle w:val="Hyperlink"/>
@@ -7293,7 +7355,7 @@
         </w:rPr>
         <w:t>(“</w:t>
       </w:r>
-      <w:hyperlink r:id="rId23" w:history="1">
+      <w:hyperlink r:id="rId24" w:history="1">
         <w:r>
           <w:rPr>
             <w:rStyle w:val="Hyperlink"/>
@@ -8385,7 +8447,7 @@
                     </pic:cNvPicPr>
                   </pic:nvPicPr>
                   <pic:blipFill>
-                    <a:blip r:embed="rId24" cstate="print">
+                    <a:blip r:embed="rId25" cstate="print">
                       <a:extLst>
                         <a:ext uri="{28A0092B-C50C-407E-A947-70E740481C1C}">
                           <a14:useLocalDpi xmlns:a14="http://schemas.microsoft.com/office/drawing/2010/main" val="0"/>
@@ -8528,7 +8590,25 @@
           <w:sz w:val="28"/>
           <w:szCs w:val="28"/>
         </w:rPr>
-        <w:t xml:space="preserve">is trollface personified. She hopes to beat cousin Petoskey in their annual </w:t>
+        <w:t xml:space="preserve">is trollface personified. She hopes to beat </w:t>
+      </w:r>
+      <w:proofErr w:type="gramStart"/>
+      <w:r>
+        <w:rPr>
+          <w:rFonts w:cstheme="minorHAnsi"/>
+          <w:sz w:val="28"/>
+          <w:szCs w:val="28"/>
+        </w:rPr>
+        <w:t>cousin</w:t>
+      </w:r>
+      <w:proofErr w:type="gramEnd"/>
+      <w:r>
+        <w:rPr>
+          <w:rFonts w:cstheme="minorHAnsi"/>
+          <w:sz w:val="28"/>
+          <w:szCs w:val="28"/>
+        </w:rPr>
+        <w:t xml:space="preserve"> Petoskey in their annual </w:t>
       </w:r>
       <w:r>
         <w:rPr>
@@ -10786,7 +10866,7 @@
         </w:rPr>
         <w:t xml:space="preserve">1. </w:t>
       </w:r>
-      <w:hyperlink r:id="rId25" w:history="1">
+      <w:hyperlink r:id="rId26" w:history="1">
         <w:r>
           <w:rPr>
             <w:rStyle w:val="Hyperlink"/>
@@ -10823,7 +10903,7 @@
         <w:br/>
         <w:t xml:space="preserve">2. </w:t>
       </w:r>
-      <w:hyperlink r:id="rId26" w:history="1">
+      <w:hyperlink r:id="rId27" w:history="1">
         <w:r>
           <w:rPr>
             <w:rStyle w:val="Hyperlink"/>
@@ -10870,7 +10950,7 @@
         </w:rPr>
         <w:t xml:space="preserve">3. </w:t>
       </w:r>
-      <w:hyperlink r:id="rId27" w:history="1">
+      <w:hyperlink r:id="rId28" w:history="1">
         <w:r>
           <w:rPr>
             <w:rStyle w:val="Hyperlink"/>
@@ -10907,7 +10987,7 @@
         <w:br/>
         <w:t xml:space="preserve">4. </w:t>
       </w:r>
-      <w:hyperlink r:id="rId28" w:history="1">
+      <w:hyperlink r:id="rId29" w:history="1">
         <w:r>
           <w:rPr>
             <w:rStyle w:val="Hyperlink"/>
@@ -10994,7 +11074,7 @@
         </w:rPr>
         <w:t xml:space="preserve"> </w:t>
       </w:r>
-      <w:hyperlink r:id="rId29" w:history="1">
+      <w:hyperlink r:id="rId30" w:history="1">
         <w:r>
           <w:rPr>
             <w:rStyle w:val="Hyperlink"/>
@@ -11085,7 +11165,7 @@
         <w:br/>
         <w:t xml:space="preserve">6. </w:t>
       </w:r>
-      <w:hyperlink r:id="rId30" w:history="1">
+      <w:hyperlink r:id="rId31" w:history="1">
         <w:r>
           <w:rPr>
             <w:rStyle w:val="Hyperlink"/>
@@ -11131,7 +11211,7 @@
         <w:br/>
         <w:t xml:space="preserve">7. </w:t>
       </w:r>
-      <w:hyperlink r:id="rId31" w:history="1">
+      <w:hyperlink r:id="rId32" w:history="1">
         <w:r>
           <w:rPr>
             <w:rStyle w:val="Hyperlink"/>
@@ -11196,7 +11276,7 @@
         </w:rPr>
         <w:t xml:space="preserve">8. </w:t>
       </w:r>
-      <w:hyperlink r:id="rId32" w:history="1">
+      <w:hyperlink r:id="rId33" w:history="1">
         <w:r>
           <w:rPr>
             <w:rStyle w:val="Hyperlink"/>
@@ -11275,7 +11355,7 @@
         </w:rPr>
         <w:t xml:space="preserve">. </w:t>
       </w:r>
-      <w:hyperlink r:id="rId33" w:history="1">
+      <w:hyperlink r:id="rId34" w:history="1">
         <w:r>
           <w:rPr>
             <w:rStyle w:val="Hyperlink"/>
@@ -11539,7 +11619,7 @@
         </w:rPr>
         <w:t xml:space="preserve">. </w:t>
       </w:r>
-      <w:hyperlink r:id="rId34" w:history="1">
+      <w:hyperlink r:id="rId35" w:history="1">
         <w:r>
           <w:rPr>
             <w:rStyle w:val="Hyperlink"/>
@@ -11602,7 +11682,7 @@
         </w:rPr>
         <w:t xml:space="preserve">. </w:t>
       </w:r>
-      <w:hyperlink r:id="rId35" w:history="1">
+      <w:hyperlink r:id="rId36" w:history="1">
         <w:r>
           <w:rPr>
             <w:rStyle w:val="Hyperlink"/>
@@ -11707,7 +11787,7 @@
         </w:rPr>
         <w:t xml:space="preserve">. </w:t>
       </w:r>
-      <w:hyperlink r:id="rId36" w:history="1">
+      <w:hyperlink r:id="rId37" w:history="1">
         <w:r>
           <w:rPr>
             <w:rStyle w:val="Hyperlink"/>
@@ -11767,64 +11847,7 @@
         </w:rPr>
         <w:t xml:space="preserve">. </w:t>
       </w:r>
-      <w:r>
-        <w:rPr>
-          <w:rFonts w:cstheme="minorHAnsi"/>
-          <w:sz w:val="32"/>
-          <w:szCs w:val="32"/>
-        </w:rPr>
-        <w:t>Petoskey</w:t>
-      </w:r>
-      <w:r>
-        <w:rPr>
-          <w:rFonts w:cstheme="minorHAnsi"/>
-          <w:sz w:val="32"/>
-          <w:szCs w:val="32"/>
-        </w:rPr>
-        <w:t xml:space="preserve"> </w:t>
-      </w:r>
-      <w:r>
-        <w:rPr>
-          <w:rFonts w:cstheme="minorHAnsi"/>
-          <w:sz w:val="32"/>
-          <w:szCs w:val="32"/>
-          <w:vertAlign w:val="subscript"/>
-        </w:rPr>
-        <w:t>Company</w:t>
-      </w:r>
-      <w:r>
-        <w:rPr>
-          <w:rFonts w:cstheme="minorHAnsi"/>
-          <w:sz w:val="32"/>
-          <w:szCs w:val="32"/>
-        </w:rPr>
-        <w:br/>
-      </w:r>
-      <w:r>
-        <w:rPr>
-          <w:rFonts w:cstheme="minorHAnsi"/>
-          <w:sz w:val="32"/>
-          <w:szCs w:val="32"/>
-        </w:rPr>
-        <w:t>1</w:t>
-      </w:r>
-      <w:r>
-        <w:rPr>
-          <w:rFonts w:cstheme="minorHAnsi"/>
-          <w:sz w:val="32"/>
-          <w:szCs w:val="32"/>
-        </w:rPr>
-        <w:t>7</w:t>
-      </w:r>
-      <w:r>
-        <w:rPr>
-          <w:rFonts w:cstheme="minorHAnsi"/>
-          <w:sz w:val="32"/>
-          <w:szCs w:val="32"/>
-        </w:rPr>
-        <w:t xml:space="preserve">. </w:t>
-      </w:r>
-      <w:hyperlink r:id="rId37" w:history="1">
+      <w:hyperlink r:id="rId38" w:history="1">
         <w:r>
           <w:rPr>
             <w:rStyle w:val="Hyperlink"/>
@@ -11832,7 +11855,87 @@
             <w:sz w:val="32"/>
             <w:szCs w:val="32"/>
           </w:rPr>
-          <w:t xml:space="preserve">North South East </w:t>
+          <w:t>Petoskey</w:t>
+        </w:r>
+      </w:hyperlink>
+      <w:r>
+        <w:rPr>
+          <w:rFonts w:cstheme="minorHAnsi"/>
+          <w:sz w:val="32"/>
+          <w:szCs w:val="32"/>
+        </w:rPr>
+        <w:t xml:space="preserve"> </w:t>
+      </w:r>
+      <w:r>
+        <w:rPr>
+          <w:rFonts w:cstheme="minorHAnsi"/>
+          <w:sz w:val="32"/>
+          <w:szCs w:val="32"/>
+          <w:vertAlign w:val="subscript"/>
+        </w:rPr>
+        <w:t>Company</w:t>
+      </w:r>
+      <w:r>
+        <w:rPr>
+          <w:rFonts w:cstheme="minorHAnsi"/>
+          <w:sz w:val="32"/>
+          <w:szCs w:val="32"/>
+        </w:rPr>
+        <w:br/>
+      </w:r>
+      <w:r>
+        <w:rPr>
+          <w:rFonts w:cstheme="minorHAnsi"/>
+          <w:sz w:val="32"/>
+          <w:szCs w:val="32"/>
+        </w:rPr>
+        <w:t>1</w:t>
+      </w:r>
+      <w:r>
+        <w:rPr>
+          <w:rFonts w:cstheme="minorHAnsi"/>
+          <w:sz w:val="32"/>
+          <w:szCs w:val="32"/>
+        </w:rPr>
+        <w:t>7</w:t>
+      </w:r>
+      <w:r>
+        <w:rPr>
+          <w:rFonts w:cstheme="minorHAnsi"/>
+          <w:sz w:val="32"/>
+          <w:szCs w:val="32"/>
+        </w:rPr>
+        <w:t xml:space="preserve">. </w:t>
+      </w:r>
+      <w:hyperlink r:id="rId39" w:history="1">
+        <w:r>
+          <w:rPr>
+            <w:rStyle w:val="Hyperlink"/>
+            <w:rFonts w:cstheme="minorHAnsi"/>
+            <w:sz w:val="32"/>
+            <w:szCs w:val="32"/>
+          </w:rPr>
+          <w:t xml:space="preserve">North </w:t>
+        </w:r>
+        <w:proofErr w:type="gramStart"/>
+        <w:r>
+          <w:rPr>
+            <w:rStyle w:val="Hyperlink"/>
+            <w:rFonts w:cstheme="minorHAnsi"/>
+            <w:sz w:val="32"/>
+            <w:szCs w:val="32"/>
+          </w:rPr>
+          <w:t>South East</w:t>
+        </w:r>
+        <w:proofErr w:type="gramEnd"/>
+        <w:r>
+          <w:rPr>
+            <w:rStyle w:val="Hyperlink"/>
+            <w:rFonts w:cstheme="minorHAnsi"/>
+            <w:sz w:val="32"/>
+            <w:szCs w:val="32"/>
+          </w:rPr>
+          <w:t xml:space="preserve"> </w:t>
         </w:r>
         <w:r>
           <w:rPr>
@@ -11951,7 +12054,16 @@
           <w:sz w:val="32"/>
           <w:szCs w:val="32"/>
         </w:rPr>
-        <w:t>. Family</w:t>
+        <w:t xml:space="preserve">. </w:t>
+      </w:r>
+      <w:proofErr w:type="gramStart"/>
+      <w:r>
+        <w:rPr>
+          <w:rFonts w:cstheme="minorHAnsi"/>
+          <w:sz w:val="32"/>
+          <w:szCs w:val="32"/>
+        </w:rPr>
+        <w:t>Family</w:t>
       </w:r>
       <w:r>
         <w:rPr>
@@ -11961,6 +12073,7 @@
         </w:rPr>
         <w:t>’s</w:t>
       </w:r>
+      <w:proofErr w:type="gramEnd"/>
       <w:r>
         <w:rPr>
           <w:rFonts w:cstheme="minorHAnsi"/>
@@ -12098,7 +12211,7 @@
         </w:rPr>
         <w:t xml:space="preserve">. </w:t>
       </w:r>
-      <w:hyperlink r:id="rId38" w:history="1">
+      <w:hyperlink r:id="rId40" w:history="1">
         <w:r>
           <w:rPr>
             <w:rStyle w:val="Hyperlink"/>
@@ -12159,7 +12272,7 @@
         </w:rPr>
         <w:t xml:space="preserve">. </w:t>
       </w:r>
-      <w:hyperlink r:id="rId39" w:history="1">
+      <w:hyperlink r:id="rId41" w:history="1">
         <w:r>
           <w:rPr>
             <w:rStyle w:val="Hyperlink"/>
@@ -12200,6 +12313,7 @@
           <w:szCs w:val="24"/>
         </w:rPr>
       </w:pPr>
+      <w:proofErr w:type="gramStart"/>
       <w:r>
         <w:rPr>
           <w:rFonts w:ascii="Segoe UI Emoji" w:hAnsi="Segoe UI Emoji" w:cs="Segoe UI Emoji"/>
@@ -12214,7 +12328,16 @@
           <w:sz w:val="24"/>
           <w:szCs w:val="24"/>
         </w:rPr>
-        <w:t>“Fossil</w:t>
+        <w:t>“</w:t>
+      </w:r>
+      <w:proofErr w:type="gramEnd"/>
+      <w:r>
+        <w:rPr>
+          <w:rFonts w:cstheme="minorHAnsi"/>
+          <w:sz w:val="24"/>
+          <w:szCs w:val="24"/>
+        </w:rPr>
+        <w:t>Fossil</w:t>
       </w:r>
       <w:r>
         <w:rPr>
@@ -12284,7 +12407,7 @@
                 <w:szCs w:val="2"/>
               </w:rPr>
             </w:pPr>
-            <w:hyperlink r:id="rId40" w:history="1">
+            <w:hyperlink r:id="rId42" w:history="1">
               <w:r>
                 <w:rPr>
                   <w:rStyle w:val="Hyperlink"/>
@@ -12325,7 +12448,7 @@
                 <w:szCs w:val="32"/>
               </w:rPr>
             </w:pPr>
-            <w:hyperlink r:id="rId41" w:history="1">
+            <w:hyperlink r:id="rId43" w:history="1">
               <w:r>
                 <w:rPr>
                   <w:rStyle w:val="Hyperlink"/>
@@ -12354,7 +12477,7 @@
                 <w:szCs w:val="32"/>
               </w:rPr>
             </w:pPr>
-            <w:hyperlink r:id="rId42" w:history="1">
+            <w:hyperlink r:id="rId44" w:history="1">
               <w:r>
                 <w:rPr>
                   <w:rStyle w:val="Hyperlink"/>
@@ -12383,7 +12506,7 @@
                 <w:szCs w:val="32"/>
               </w:rPr>
             </w:pPr>
-            <w:hyperlink r:id="rId43" w:history="1">
+            <w:hyperlink r:id="rId45" w:history="1">
               <w:r>
                 <w:rPr>
                   <w:rStyle w:val="Hyperlink"/>
@@ -12503,7 +12626,7 @@
                 <w:szCs w:val="32"/>
               </w:rPr>
             </w:pPr>
-            <w:hyperlink r:id="rId44" w:history="1">
+            <w:hyperlink r:id="rId46" w:history="1">
               <w:r>
                 <w:rPr>
                   <w:rStyle w:val="Hyperlink"/>
@@ -12532,7 +12655,7 @@
                 <w:szCs w:val="32"/>
               </w:rPr>
             </w:pPr>
-            <w:hyperlink r:id="rId45" w:history="1">
+            <w:hyperlink r:id="rId47" w:history="1">
               <w:r>
                 <w:rPr>
                   <w:rStyle w:val="Hyperlink"/>
@@ -12561,7 +12684,7 @@
                 <w:szCs w:val="32"/>
               </w:rPr>
             </w:pPr>
-            <w:hyperlink r:id="rId46" w:history="1">
+            <w:hyperlink r:id="rId48" w:history="1">
               <w:r>
                 <w:rPr>
                   <w:rStyle w:val="Hyperlink"/>
@@ -12673,12 +12796,12 @@
       </w:pPr>
     </w:p>
     <w:sectPr>
-      <w:headerReference w:type="even" r:id="rId47"/>
-      <w:headerReference w:type="default" r:id="rId48"/>
-      <w:footerReference w:type="even" r:id="rId49"/>
-      <w:footerReference w:type="default" r:id="rId50"/>
-      <w:headerReference w:type="first" r:id="rId51"/>
-      <w:footerReference w:type="first" r:id="rId52"/>
+      <w:headerReference w:type="even" r:id="rId49"/>
+      <w:headerReference w:type="default" r:id="rId50"/>
+      <w:footerReference w:type="even" r:id="rId51"/>
+      <w:footerReference w:type="default" r:id="rId52"/>
+      <w:headerReference w:type="first" r:id="rId53"/>
+      <w:footerReference w:type="first" r:id="rId54"/>
       <w:pgSz w:w="12240" w:h="15840"/>
       <w:pgMar w:top="1440" w:right="1440" w:bottom="1440" w:left="1440" w:header="720" w:footer="720" w:gutter="0"/>
       <w:pgNumType w:fmt="lowerRoman"/>

--- a/about/michigan-bible.docx
+++ b/about/michigan-bible.docx
@@ -2642,18 +2642,8 @@
           <w:sz w:val="32"/>
           <w:szCs w:val="32"/>
         </w:rPr>
-        <w:t xml:space="preserve">Banh </w:t>
-      </w:r>
-      <w:proofErr w:type="spellStart"/>
-      <w:r>
-        <w:rPr>
-          <w:rFonts w:cstheme="minorHAnsi"/>
-          <w:sz w:val="32"/>
-          <w:szCs w:val="32"/>
-        </w:rPr>
-        <w:t>MIchigan</w:t>
-      </w:r>
-      <w:proofErr w:type="spellEnd"/>
+        <w:t>Banh MIchigan</w:t>
+      </w:r>
       <w:r>
         <w:rPr>
           <w:rFonts w:cstheme="minorHAnsi"/>
@@ -3355,25 +3345,7 @@
           <w:sz w:val="26"/>
           <w:szCs w:val="26"/>
         </w:rPr>
-        <w:t xml:space="preserve"> </w:t>
-      </w:r>
-      <w:proofErr w:type="spellStart"/>
-      <w:r>
-        <w:rPr>
-          <w:rFonts w:cstheme="minorHAnsi"/>
-          <w:sz w:val="26"/>
-          <w:szCs w:val="26"/>
-        </w:rPr>
-        <w:t>MIchigan</w:t>
-      </w:r>
-      <w:proofErr w:type="spellEnd"/>
-      <w:r>
-        <w:rPr>
-          <w:rFonts w:cstheme="minorHAnsi"/>
-          <w:sz w:val="26"/>
-          <w:szCs w:val="26"/>
-        </w:rPr>
-        <w:t xml:space="preserve">. On a swim, </w:t>
+        <w:t xml:space="preserve"> MIchigan. On a swim, </w:t>
       </w:r>
       <w:r>
         <w:rPr>
@@ -4553,18 +4525,8 @@
           <w:sz w:val="26"/>
           <w:szCs w:val="26"/>
         </w:rPr>
-        <w:t xml:space="preserve">’s mother </w:t>
-      </w:r>
-      <w:proofErr w:type="gramStart"/>
-      <w:r>
-        <w:rPr>
-          <w:rFonts w:cstheme="minorHAnsi"/>
-          <w:sz w:val="26"/>
-          <w:szCs w:val="26"/>
-        </w:rPr>
-        <w:t>returns</w:t>
-      </w:r>
-      <w:proofErr w:type="gramEnd"/>
+        <w:t>’s mother returns</w:t>
+      </w:r>
       <w:r>
         <w:rPr>
           <w:rFonts w:cstheme="minorHAnsi"/>
@@ -5565,7 +5527,6 @@
         </w:rPr>
         <w:t xml:space="preserve"> on the shore (“</w:t>
       </w:r>
-      <w:proofErr w:type="spellStart"/>
       <w:r>
         <w:rPr>
           <w:rFonts w:cstheme="minorHAnsi"/>
@@ -5574,7 +5535,6 @@
         </w:rPr>
         <w:t>Gichigamiin</w:t>
       </w:r>
-      <w:proofErr w:type="spellEnd"/>
       <w:r>
         <w:rPr>
           <w:rFonts w:cstheme="minorHAnsi"/>
@@ -6241,25 +6201,7 @@
           <w:sz w:val="26"/>
           <w:szCs w:val="26"/>
         </w:rPr>
-        <w:t xml:space="preserve">. The </w:t>
-      </w:r>
-      <w:proofErr w:type="spellStart"/>
-      <w:r>
-        <w:rPr>
-          <w:rFonts w:cstheme="minorHAnsi"/>
-          <w:sz w:val="26"/>
-          <w:szCs w:val="26"/>
-        </w:rPr>
-        <w:t>Vandams</w:t>
-      </w:r>
-      <w:proofErr w:type="spellEnd"/>
-      <w:r>
-        <w:rPr>
-          <w:rFonts w:cstheme="minorHAnsi"/>
-          <w:sz w:val="26"/>
-          <w:szCs w:val="26"/>
-        </w:rPr>
-        <w:t xml:space="preserve"> are only divided by peninsulas</w:t>
+        <w:t>. The Vandams are only divided by peninsulas</w:t>
       </w:r>
       <w:r>
         <w:rPr>
@@ -6334,29 +6276,7 @@
             <w:szCs w:val="26"/>
             <w:u w:val="none"/>
           </w:rPr>
-          <w:t xml:space="preserve">North </w:t>
-        </w:r>
-        <w:proofErr w:type="gramStart"/>
-        <w:r>
-          <w:rPr>
-            <w:rStyle w:val="Hyperlink"/>
-            <w:rFonts w:cstheme="minorHAnsi"/>
-            <w:sz w:val="26"/>
-            <w:szCs w:val="26"/>
-            <w:u w:val="none"/>
-          </w:rPr>
-          <w:t>South East</w:t>
-        </w:r>
-        <w:proofErr w:type="gramEnd"/>
-        <w:r>
-          <w:rPr>
-            <w:rStyle w:val="Hyperlink"/>
-            <w:rFonts w:cstheme="minorHAnsi"/>
-            <w:sz w:val="26"/>
-            <w:szCs w:val="26"/>
-            <w:u w:val="none"/>
-          </w:rPr>
-          <w:t xml:space="preserve"> West</w:t>
+          <w:t>North South East West</w:t>
         </w:r>
       </w:hyperlink>
       <w:r>
@@ -6719,16 +6639,7 @@
           <w:sz w:val="26"/>
           <w:szCs w:val="26"/>
         </w:rPr>
-        <w:t xml:space="preserve">. Petoskey offers </w:t>
-      </w:r>
-      <w:proofErr w:type="gramStart"/>
-      <w:r>
-        <w:rPr>
-          <w:rFonts w:cstheme="minorHAnsi"/>
-          <w:sz w:val="26"/>
-          <w:szCs w:val="26"/>
-        </w:rPr>
-        <w:t xml:space="preserve">the </w:t>
+        <w:t xml:space="preserve">. Petoskey offers the </w:t>
       </w:r>
       <w:r>
         <w:rPr>
@@ -6738,7 +6649,6 @@
         </w:rPr>
         <w:t>Ford</w:t>
       </w:r>
-      <w:proofErr w:type="gramEnd"/>
       <w:r>
         <w:rPr>
           <w:rFonts w:cstheme="minorHAnsi"/>
@@ -6761,25 +6671,7 @@
           <w:sz w:val="26"/>
           <w:szCs w:val="26"/>
         </w:rPr>
-        <w:t xml:space="preserve"> scoffs but is interested in. Jasper then offers his restaurant. The </w:t>
-      </w:r>
-      <w:proofErr w:type="spellStart"/>
-      <w:r>
-        <w:rPr>
-          <w:rFonts w:cstheme="minorHAnsi"/>
-          <w:sz w:val="26"/>
-          <w:szCs w:val="26"/>
-        </w:rPr>
-        <w:t>Vandams</w:t>
-      </w:r>
-      <w:proofErr w:type="spellEnd"/>
-      <w:r>
-        <w:rPr>
-          <w:rFonts w:cstheme="minorHAnsi"/>
-          <w:sz w:val="26"/>
-          <w:szCs w:val="26"/>
-        </w:rPr>
-        <w:t xml:space="preserve"> return with decades of themed costume</w:t>
+        <w:t xml:space="preserve"> scoffs but is interested in. Jasper then offers his restaurant. The Vandams return with decades of themed costume</w:t>
       </w:r>
       <w:r>
         <w:rPr>
@@ -8590,25 +8482,7 @@
           <w:sz w:val="28"/>
           <w:szCs w:val="28"/>
         </w:rPr>
-        <w:t xml:space="preserve">is trollface personified. She hopes to beat </w:t>
-      </w:r>
-      <w:proofErr w:type="gramStart"/>
-      <w:r>
-        <w:rPr>
-          <w:rFonts w:cstheme="minorHAnsi"/>
-          <w:sz w:val="28"/>
-          <w:szCs w:val="28"/>
-        </w:rPr>
-        <w:t>cousin</w:t>
-      </w:r>
-      <w:proofErr w:type="gramEnd"/>
-      <w:r>
-        <w:rPr>
-          <w:rFonts w:cstheme="minorHAnsi"/>
-          <w:sz w:val="28"/>
-          <w:szCs w:val="28"/>
-        </w:rPr>
-        <w:t xml:space="preserve"> Petoskey in their annual </w:t>
+        <w:t xml:space="preserve">is trollface personified. She hopes to beat cousin Petoskey in their annual </w:t>
       </w:r>
       <w:r>
         <w:rPr>
@@ -9996,18 +9870,8 @@
           <w:sz w:val="28"/>
           <w:szCs w:val="28"/>
         </w:rPr>
-        <w:t xml:space="preserve">BANH </w:t>
-      </w:r>
-      <w:proofErr w:type="spellStart"/>
-      <w:r>
-        <w:rPr>
-          <w:rFonts w:cstheme="minorHAnsi"/>
-          <w:sz w:val="28"/>
-          <w:szCs w:val="28"/>
-        </w:rPr>
-        <w:t>MIchigan</w:t>
-      </w:r>
-      <w:proofErr w:type="spellEnd"/>
+        <w:t>BANH MIchigan</w:t>
+      </w:r>
       <w:r>
         <w:rPr>
           <w:rFonts w:cstheme="minorHAnsi"/>
@@ -10487,18 +10351,8 @@
           <w:sz w:val="28"/>
           <w:szCs w:val="28"/>
         </w:rPr>
-        <w:t xml:space="preserve">The </w:t>
-      </w:r>
-      <w:proofErr w:type="spellStart"/>
-      <w:r>
-        <w:rPr>
-          <w:rFonts w:cstheme="minorHAnsi"/>
-          <w:sz w:val="28"/>
-          <w:szCs w:val="28"/>
-        </w:rPr>
-        <w:t>Vandams</w:t>
-      </w:r>
-      <w:proofErr w:type="spellEnd"/>
+        <w:t>The Vandams</w:t>
+      </w:r>
       <w:r>
         <w:rPr>
           <w:rFonts w:cstheme="minorHAnsi"/>
@@ -10579,7 +10433,6 @@
         </w:rPr>
         <w:t xml:space="preserve"> (</w:t>
       </w:r>
-      <w:proofErr w:type="spellStart"/>
       <w:r>
         <w:rPr>
           <w:rFonts w:cstheme="minorHAnsi"/>
@@ -10588,7 +10441,6 @@
         </w:rPr>
         <w:t>ew</w:t>
       </w:r>
-      <w:proofErr w:type="spellEnd"/>
       <w:r>
         <w:rPr>
           <w:rFonts w:cstheme="minorHAnsi"/>
@@ -10732,25 +10584,7 @@
           <w:sz w:val="28"/>
           <w:szCs w:val="28"/>
         </w:rPr>
-        <w:t>, anyone who speaks in “</w:t>
-      </w:r>
-      <w:proofErr w:type="spellStart"/>
-      <w:r>
-        <w:rPr>
-          <w:rFonts w:cstheme="minorHAnsi"/>
-          <w:sz w:val="28"/>
-          <w:szCs w:val="28"/>
-        </w:rPr>
-        <w:t>ope</w:t>
-      </w:r>
-      <w:proofErr w:type="spellEnd"/>
-      <w:r>
-        <w:rPr>
-          <w:rFonts w:cstheme="minorHAnsi"/>
-          <w:sz w:val="28"/>
-          <w:szCs w:val="28"/>
-        </w:rPr>
-        <w:t>.”</w:t>
+        <w:t>, anyone who speaks in “ope.”</w:t>
       </w:r>
     </w:p>
     <w:p>
@@ -10922,7 +10756,6 @@
         </w:rPr>
         <w:t xml:space="preserve"> </w:t>
       </w:r>
-      <w:proofErr w:type="spellStart"/>
       <w:r>
         <w:rPr>
           <w:rFonts w:cstheme="minorHAnsi"/>
@@ -10932,7 +10765,6 @@
         </w:rPr>
         <w:t>Vandams</w:t>
       </w:r>
-      <w:proofErr w:type="spellEnd"/>
       <w:r>
         <w:rPr>
           <w:rFonts w:cstheme="minorHAnsi"/>
@@ -11248,7 +11080,6 @@
         </w:rPr>
         <w:t xml:space="preserve">, </w:t>
       </w:r>
-      <w:proofErr w:type="spellStart"/>
       <w:r>
         <w:rPr>
           <w:rFonts w:cstheme="minorHAnsi"/>
@@ -11258,7 +11089,6 @@
         </w:rPr>
         <w:t>Vandams</w:t>
       </w:r>
-      <w:proofErr w:type="spellEnd"/>
       <w:r>
         <w:rPr>
           <w:rFonts w:cstheme="minorHAnsi"/>
@@ -11535,7 +11365,6 @@
         </w:rPr>
         <w:t xml:space="preserve">. </w:t>
       </w:r>
-      <w:proofErr w:type="spellStart"/>
       <w:r>
         <w:rPr>
           <w:rFonts w:cstheme="minorHAnsi"/>
@@ -11544,7 +11373,6 @@
         </w:rPr>
         <w:t>Gichigamiin</w:t>
       </w:r>
-      <w:proofErr w:type="spellEnd"/>
       <w:r>
         <w:rPr>
           <w:rFonts w:cstheme="minorHAnsi"/>
@@ -11638,7 +11466,6 @@
         </w:rPr>
         <w:t xml:space="preserve"> </w:t>
       </w:r>
-      <w:proofErr w:type="spellStart"/>
       <w:r>
         <w:rPr>
           <w:rFonts w:cstheme="minorHAnsi"/>
@@ -11648,7 +11475,6 @@
         </w:rPr>
         <w:t>Vandams</w:t>
       </w:r>
-      <w:proofErr w:type="spellEnd"/>
       <w:r>
         <w:rPr>
           <w:rFonts w:cstheme="minorHAnsi"/>
@@ -11701,7 +11527,6 @@
         </w:rPr>
         <w:t xml:space="preserve"> </w:t>
       </w:r>
-      <w:proofErr w:type="spellStart"/>
       <w:r>
         <w:rPr>
           <w:rFonts w:cstheme="minorHAnsi"/>
@@ -11711,7 +11536,6 @@
         </w:rPr>
         <w:t>Vandams</w:t>
       </w:r>
-      <w:proofErr w:type="spellEnd"/>
       <w:r>
         <w:rPr>
           <w:rFonts w:cstheme="minorHAnsi"/>
@@ -11873,7 +11697,7 @@
           <w:szCs w:val="32"/>
           <w:vertAlign w:val="subscript"/>
         </w:rPr>
-        <w:t>Company</w:t>
+        <w:t>Lizzie, Wayland, Vandams</w:t>
       </w:r>
       <w:r>
         <w:rPr>
@@ -11915,27 +11739,7 @@
             <w:sz w:val="32"/>
             <w:szCs w:val="32"/>
           </w:rPr>
-          <w:t xml:space="preserve">North </w:t>
-        </w:r>
-        <w:proofErr w:type="gramStart"/>
-        <w:r>
-          <w:rPr>
-            <w:rStyle w:val="Hyperlink"/>
-            <w:rFonts w:cstheme="minorHAnsi"/>
-            <w:sz w:val="32"/>
-            <w:szCs w:val="32"/>
-          </w:rPr>
-          <w:t>South East</w:t>
-        </w:r>
-        <w:proofErr w:type="gramEnd"/>
-        <w:r>
-          <w:rPr>
-            <w:rStyle w:val="Hyperlink"/>
-            <w:rFonts w:cstheme="minorHAnsi"/>
-            <w:sz w:val="32"/>
-            <w:szCs w:val="32"/>
-          </w:rPr>
-          <w:t xml:space="preserve"> </w:t>
+          <w:t xml:space="preserve">North South East </w:t>
         </w:r>
         <w:r>
           <w:rPr>
@@ -11980,6 +11784,15 @@
           <w:szCs w:val="32"/>
           <w:vertAlign w:val="subscript"/>
         </w:rPr>
+        <w:t>, Jacob</w:t>
+      </w:r>
+      <w:r>
+        <w:rPr>
+          <w:rFonts w:cstheme="minorHAnsi"/>
+          <w:sz w:val="32"/>
+          <w:szCs w:val="32"/>
+          <w:vertAlign w:val="subscript"/>
+        </w:rPr>
         <w:br/>
       </w:r>
       <w:r>
@@ -12054,16 +11867,7 @@
           <w:sz w:val="32"/>
           <w:szCs w:val="32"/>
         </w:rPr>
-        <w:t xml:space="preserve">. </w:t>
-      </w:r>
-      <w:proofErr w:type="gramStart"/>
-      <w:r>
-        <w:rPr>
-          <w:rFonts w:cstheme="minorHAnsi"/>
-          <w:sz w:val="32"/>
-          <w:szCs w:val="32"/>
-        </w:rPr>
-        <w:t>Family</w:t>
+        <w:t>. Family</w:t>
       </w:r>
       <w:r>
         <w:rPr>
@@ -12073,7 +11877,6 @@
         </w:rPr>
         <w:t>’s</w:t>
       </w:r>
-      <w:proofErr w:type="gramEnd"/>
       <w:r>
         <w:rPr>
           <w:rFonts w:cstheme="minorHAnsi"/>
@@ -12156,27 +11959,7 @@
           <w:szCs w:val="32"/>
           <w:vertAlign w:val="subscript"/>
         </w:rPr>
-        <w:t xml:space="preserve">, </w:t>
-      </w:r>
-      <w:proofErr w:type="spellStart"/>
-      <w:r>
-        <w:rPr>
-          <w:rFonts w:cstheme="minorHAnsi"/>
-          <w:sz w:val="32"/>
-          <w:szCs w:val="32"/>
-          <w:vertAlign w:val="subscript"/>
-        </w:rPr>
-        <w:t>Vandams</w:t>
-      </w:r>
-      <w:proofErr w:type="spellEnd"/>
-      <w:r>
-        <w:rPr>
-          <w:rFonts w:cstheme="minorHAnsi"/>
-          <w:sz w:val="32"/>
-          <w:szCs w:val="32"/>
-          <w:vertAlign w:val="subscript"/>
-        </w:rPr>
-        <w:t>, Residents</w:t>
+        <w:t>, Vandams, Residents</w:t>
       </w:r>
       <w:r>
         <w:rPr>
@@ -12313,7 +12096,6 @@
           <w:szCs w:val="24"/>
         </w:rPr>
       </w:pPr>
-      <w:proofErr w:type="gramStart"/>
       <w:r>
         <w:rPr>
           <w:rFonts w:ascii="Segoe UI Emoji" w:hAnsi="Segoe UI Emoji" w:cs="Segoe UI Emoji"/>
@@ -12328,16 +12110,7 @@
           <w:sz w:val="24"/>
           <w:szCs w:val="24"/>
         </w:rPr>
-        <w:t>“</w:t>
-      </w:r>
-      <w:proofErr w:type="gramEnd"/>
-      <w:r>
-        <w:rPr>
-          <w:rFonts w:cstheme="minorHAnsi"/>
-          <w:sz w:val="24"/>
-          <w:szCs w:val="24"/>
-        </w:rPr>
-        <w:t>Fossil</w:t>
+        <w:t>“Fossil</w:t>
       </w:r>
       <w:r>
         <w:rPr>

--- a/about/michigan-bible.docx
+++ b/about/michigan-bible.docx
@@ -2642,8 +2642,18 @@
           <w:sz w:val="32"/>
           <w:szCs w:val="32"/>
         </w:rPr>
-        <w:t>Banh MIchigan</w:t>
-      </w:r>
+        <w:t xml:space="preserve">Banh </w:t>
+      </w:r>
+      <w:proofErr w:type="spellStart"/>
+      <w:r>
+        <w:rPr>
+          <w:rFonts w:cstheme="minorHAnsi"/>
+          <w:sz w:val="32"/>
+          <w:szCs w:val="32"/>
+        </w:rPr>
+        <w:t>MIchigan</w:t>
+      </w:r>
+      <w:proofErr w:type="spellEnd"/>
       <w:r>
         <w:rPr>
           <w:rFonts w:cstheme="minorHAnsi"/>
@@ -3345,7 +3355,25 @@
           <w:sz w:val="26"/>
           <w:szCs w:val="26"/>
         </w:rPr>
-        <w:t xml:space="preserve"> MIchigan. On a swim, </w:t>
+        <w:t xml:space="preserve"> </w:t>
+      </w:r>
+      <w:proofErr w:type="spellStart"/>
+      <w:r>
+        <w:rPr>
+          <w:rFonts w:cstheme="minorHAnsi"/>
+          <w:sz w:val="26"/>
+          <w:szCs w:val="26"/>
+        </w:rPr>
+        <w:t>MIchigan</w:t>
+      </w:r>
+      <w:proofErr w:type="spellEnd"/>
+      <w:r>
+        <w:rPr>
+          <w:rFonts w:cstheme="minorHAnsi"/>
+          <w:sz w:val="26"/>
+          <w:szCs w:val="26"/>
+        </w:rPr>
+        <w:t xml:space="preserve">. On a swim, </w:t>
       </w:r>
       <w:r>
         <w:rPr>
@@ -5099,7 +5127,15 @@
           <w:sz w:val="26"/>
           <w:szCs w:val="26"/>
         </w:rPr>
-        <w:t>So, he</w:t>
+        <w:t>So, h</w:t>
+      </w:r>
+      <w:r>
+        <w:rPr>
+          <w:rFonts w:cstheme="minorHAnsi"/>
+          <w:sz w:val="26"/>
+          <w:szCs w:val="26"/>
+        </w:rPr>
+        <w:t>e</w:t>
       </w:r>
       <w:r>
         <w:rPr>
@@ -5147,15 +5183,15 @@
           <w:sz w:val="26"/>
           <w:szCs w:val="26"/>
         </w:rPr>
-        <w:t xml:space="preserve"> whoever finds the heirloom gets to </w:t>
-      </w:r>
-      <w:r>
-        <w:rPr>
-          <w:rFonts w:cstheme="minorHAnsi"/>
-          <w:sz w:val="26"/>
-          <w:szCs w:val="26"/>
-        </w:rPr>
-        <w:t>decide</w:t>
+        <w:t xml:space="preserve"> whoever finds the heirloom </w:t>
+      </w:r>
+      <w:r>
+        <w:rPr>
+          <w:rFonts w:cstheme="minorHAnsi"/>
+          <w:sz w:val="26"/>
+          <w:szCs w:val="26"/>
+        </w:rPr>
+        <w:t>chooses</w:t>
       </w:r>
       <w:r>
         <w:rPr>
@@ -5230,7 +5266,7 @@
             <w:szCs w:val="26"/>
             <w:u w:val="none"/>
           </w:rPr>
-          <w:t>More than Fine</w:t>
+          <w:t>Fish for My Dad</w:t>
         </w:r>
       </w:hyperlink>
       <w:r>
@@ -5527,6 +5563,7 @@
         </w:rPr>
         <w:t xml:space="preserve"> on the shore (“</w:t>
       </w:r>
+      <w:proofErr w:type="spellStart"/>
       <w:r>
         <w:rPr>
           <w:rFonts w:cstheme="minorHAnsi"/>
@@ -5535,6 +5572,7 @@
         </w:rPr>
         <w:t>Gichigamiin</w:t>
       </w:r>
+      <w:proofErr w:type="spellEnd"/>
       <w:r>
         <w:rPr>
           <w:rFonts w:cstheme="minorHAnsi"/>
@@ -6201,7 +6239,25 @@
           <w:sz w:val="26"/>
           <w:szCs w:val="26"/>
         </w:rPr>
-        <w:t>. The Vandams are only divided by peninsulas</w:t>
+        <w:t xml:space="preserve">. The </w:t>
+      </w:r>
+      <w:proofErr w:type="spellStart"/>
+      <w:r>
+        <w:rPr>
+          <w:rFonts w:cstheme="minorHAnsi"/>
+          <w:sz w:val="26"/>
+          <w:szCs w:val="26"/>
+        </w:rPr>
+        <w:t>Vandams</w:t>
+      </w:r>
+      <w:proofErr w:type="spellEnd"/>
+      <w:r>
+        <w:rPr>
+          <w:rFonts w:cstheme="minorHAnsi"/>
+          <w:sz w:val="26"/>
+          <w:szCs w:val="26"/>
+        </w:rPr>
+        <w:t xml:space="preserve"> are only divided by peninsulas</w:t>
       </w:r>
       <w:r>
         <w:rPr>
@@ -6671,7 +6727,25 @@
           <w:sz w:val="26"/>
           <w:szCs w:val="26"/>
         </w:rPr>
-        <w:t xml:space="preserve"> scoffs but is interested in. Jasper then offers his restaurant. The Vandams return with decades of themed costume</w:t>
+        <w:t xml:space="preserve"> scoffs but is interested in. Jasper then offers his restaurant. The </w:t>
+      </w:r>
+      <w:proofErr w:type="spellStart"/>
+      <w:r>
+        <w:rPr>
+          <w:rFonts w:cstheme="minorHAnsi"/>
+          <w:sz w:val="26"/>
+          <w:szCs w:val="26"/>
+        </w:rPr>
+        <w:t>Vandams</w:t>
+      </w:r>
+      <w:proofErr w:type="spellEnd"/>
+      <w:r>
+        <w:rPr>
+          <w:rFonts w:cstheme="minorHAnsi"/>
+          <w:sz w:val="26"/>
+          <w:szCs w:val="26"/>
+        </w:rPr>
+        <w:t xml:space="preserve"> return with decades of themed costume</w:t>
       </w:r>
       <w:r>
         <w:rPr>
@@ -9870,8 +9944,18 @@
           <w:sz w:val="28"/>
           <w:szCs w:val="28"/>
         </w:rPr>
-        <w:t>BANH MIchigan</w:t>
-      </w:r>
+        <w:t xml:space="preserve">BANH </w:t>
+      </w:r>
+      <w:proofErr w:type="spellStart"/>
+      <w:r>
+        <w:rPr>
+          <w:rFonts w:cstheme="minorHAnsi"/>
+          <w:sz w:val="28"/>
+          <w:szCs w:val="28"/>
+        </w:rPr>
+        <w:t>MIchigan</w:t>
+      </w:r>
+      <w:proofErr w:type="spellEnd"/>
       <w:r>
         <w:rPr>
           <w:rFonts w:cstheme="minorHAnsi"/>
@@ -10351,8 +10435,18 @@
           <w:sz w:val="28"/>
           <w:szCs w:val="28"/>
         </w:rPr>
-        <w:t>The Vandams</w:t>
-      </w:r>
+        <w:t xml:space="preserve">The </w:t>
+      </w:r>
+      <w:proofErr w:type="spellStart"/>
+      <w:r>
+        <w:rPr>
+          <w:rFonts w:cstheme="minorHAnsi"/>
+          <w:sz w:val="28"/>
+          <w:szCs w:val="28"/>
+        </w:rPr>
+        <w:t>Vandams</w:t>
+      </w:r>
+      <w:proofErr w:type="spellEnd"/>
       <w:r>
         <w:rPr>
           <w:rFonts w:cstheme="minorHAnsi"/>
@@ -10433,6 +10527,7 @@
         </w:rPr>
         <w:t xml:space="preserve"> (</w:t>
       </w:r>
+      <w:proofErr w:type="spellStart"/>
       <w:r>
         <w:rPr>
           <w:rFonts w:cstheme="minorHAnsi"/>
@@ -10441,6 +10536,7 @@
         </w:rPr>
         <w:t>ew</w:t>
       </w:r>
+      <w:proofErr w:type="spellEnd"/>
       <w:r>
         <w:rPr>
           <w:rFonts w:cstheme="minorHAnsi"/>
@@ -10584,7 +10680,25 @@
           <w:sz w:val="28"/>
           <w:szCs w:val="28"/>
         </w:rPr>
-        <w:t>, anyone who speaks in “ope.”</w:t>
+        <w:t>, anyone who speaks in “</w:t>
+      </w:r>
+      <w:proofErr w:type="spellStart"/>
+      <w:r>
+        <w:rPr>
+          <w:rFonts w:cstheme="minorHAnsi"/>
+          <w:sz w:val="28"/>
+          <w:szCs w:val="28"/>
+        </w:rPr>
+        <w:t>ope</w:t>
+      </w:r>
+      <w:proofErr w:type="spellEnd"/>
+      <w:r>
+        <w:rPr>
+          <w:rFonts w:cstheme="minorHAnsi"/>
+          <w:sz w:val="28"/>
+          <w:szCs w:val="28"/>
+        </w:rPr>
+        <w:t>.”</w:t>
       </w:r>
     </w:p>
     <w:p>
@@ -10756,6 +10870,7 @@
         </w:rPr>
         <w:t xml:space="preserve"> </w:t>
       </w:r>
+      <w:proofErr w:type="spellStart"/>
       <w:r>
         <w:rPr>
           <w:rFonts w:cstheme="minorHAnsi"/>
@@ -10765,6 +10880,7 @@
         </w:rPr>
         <w:t>Vandams</w:t>
       </w:r>
+      <w:proofErr w:type="spellEnd"/>
       <w:r>
         <w:rPr>
           <w:rFonts w:cstheme="minorHAnsi"/>
@@ -11080,6 +11196,7 @@
         </w:rPr>
         <w:t xml:space="preserve">, </w:t>
       </w:r>
+      <w:proofErr w:type="spellStart"/>
       <w:r>
         <w:rPr>
           <w:rFonts w:cstheme="minorHAnsi"/>
@@ -11089,6 +11206,7 @@
         </w:rPr>
         <w:t>Vandams</w:t>
       </w:r>
+      <w:proofErr w:type="spellEnd"/>
       <w:r>
         <w:rPr>
           <w:rFonts w:cstheme="minorHAnsi"/>
@@ -11193,7 +11311,7 @@
             <w:sz w:val="32"/>
             <w:szCs w:val="32"/>
           </w:rPr>
-          <w:t>More than Fine (I’m Pine)</w:t>
+          <w:t>Fish for My Dad</w:t>
         </w:r>
       </w:hyperlink>
       <w:r>
@@ -11365,6 +11483,7 @@
         </w:rPr>
         <w:t xml:space="preserve">. </w:t>
       </w:r>
+      <w:proofErr w:type="spellStart"/>
       <w:r>
         <w:rPr>
           <w:rFonts w:cstheme="minorHAnsi"/>
@@ -11373,6 +11492,7 @@
         </w:rPr>
         <w:t>Gichigamiin</w:t>
       </w:r>
+      <w:proofErr w:type="spellEnd"/>
       <w:r>
         <w:rPr>
           <w:rFonts w:cstheme="minorHAnsi"/>
@@ -11466,6 +11586,7 @@
         </w:rPr>
         <w:t xml:space="preserve"> </w:t>
       </w:r>
+      <w:proofErr w:type="spellStart"/>
       <w:r>
         <w:rPr>
           <w:rFonts w:cstheme="minorHAnsi"/>
@@ -11475,6 +11596,7 @@
         </w:rPr>
         <w:t>Vandams</w:t>
       </w:r>
+      <w:proofErr w:type="spellEnd"/>
       <w:r>
         <w:rPr>
           <w:rFonts w:cstheme="minorHAnsi"/>
@@ -11527,6 +11649,7 @@
         </w:rPr>
         <w:t xml:space="preserve"> </w:t>
       </w:r>
+      <w:proofErr w:type="spellStart"/>
       <w:r>
         <w:rPr>
           <w:rFonts w:cstheme="minorHAnsi"/>
@@ -11536,6 +11659,7 @@
         </w:rPr>
         <w:t>Vandams</w:t>
       </w:r>
+      <w:proofErr w:type="spellEnd"/>
       <w:r>
         <w:rPr>
           <w:rFonts w:cstheme="minorHAnsi"/>
@@ -11697,8 +11821,19 @@
           <w:szCs w:val="32"/>
           <w:vertAlign w:val="subscript"/>
         </w:rPr>
-        <w:t>Lizzie, Wayland, Vandams</w:t>
-      </w:r>
+        <w:t xml:space="preserve">Lizzie, Wayland, </w:t>
+      </w:r>
+      <w:proofErr w:type="spellStart"/>
+      <w:r>
+        <w:rPr>
+          <w:rFonts w:cstheme="minorHAnsi"/>
+          <w:sz w:val="32"/>
+          <w:szCs w:val="32"/>
+          <w:vertAlign w:val="subscript"/>
+        </w:rPr>
+        <w:t>Vandams</w:t>
+      </w:r>
+      <w:proofErr w:type="spellEnd"/>
       <w:r>
         <w:rPr>
           <w:rFonts w:cstheme="minorHAnsi"/>
@@ -11959,7 +12094,27 @@
           <w:szCs w:val="32"/>
           <w:vertAlign w:val="subscript"/>
         </w:rPr>
-        <w:t>, Vandams, Residents</w:t>
+        <w:t xml:space="preserve">, </w:t>
+      </w:r>
+      <w:proofErr w:type="spellStart"/>
+      <w:r>
+        <w:rPr>
+          <w:rFonts w:cstheme="minorHAnsi"/>
+          <w:sz w:val="32"/>
+          <w:szCs w:val="32"/>
+          <w:vertAlign w:val="subscript"/>
+        </w:rPr>
+        <w:t>Vandams</w:t>
+      </w:r>
+      <w:proofErr w:type="spellEnd"/>
+      <w:r>
+        <w:rPr>
+          <w:rFonts w:cstheme="minorHAnsi"/>
+          <w:sz w:val="32"/>
+          <w:szCs w:val="32"/>
+          <w:vertAlign w:val="subscript"/>
+        </w:rPr>
+        <w:t>, Residents</w:t>
       </w:r>
       <w:r>
         <w:rPr>

--- a/about/michigan-bible.docx
+++ b/about/michigan-bible.docx
@@ -2642,18 +2642,8 @@
           <w:sz w:val="32"/>
           <w:szCs w:val="32"/>
         </w:rPr>
-        <w:t xml:space="preserve">Banh </w:t>
-      </w:r>
-      <w:proofErr w:type="spellStart"/>
-      <w:r>
-        <w:rPr>
-          <w:rFonts w:cstheme="minorHAnsi"/>
-          <w:sz w:val="32"/>
-          <w:szCs w:val="32"/>
-        </w:rPr>
-        <w:t>MIchigan</w:t>
-      </w:r>
-      <w:proofErr w:type="spellEnd"/>
+        <w:t>Banh MIchigan</w:t>
+      </w:r>
       <w:r>
         <w:rPr>
           <w:rFonts w:cstheme="minorHAnsi"/>
@@ -3355,25 +3345,7 @@
           <w:sz w:val="26"/>
           <w:szCs w:val="26"/>
         </w:rPr>
-        <w:t xml:space="preserve"> </w:t>
-      </w:r>
-      <w:proofErr w:type="spellStart"/>
-      <w:r>
-        <w:rPr>
-          <w:rFonts w:cstheme="minorHAnsi"/>
-          <w:sz w:val="26"/>
-          <w:szCs w:val="26"/>
-        </w:rPr>
-        <w:t>MIchigan</w:t>
-      </w:r>
-      <w:proofErr w:type="spellEnd"/>
-      <w:r>
-        <w:rPr>
-          <w:rFonts w:cstheme="minorHAnsi"/>
-          <w:sz w:val="26"/>
-          <w:szCs w:val="26"/>
-        </w:rPr>
-        <w:t xml:space="preserve">. On a swim, </w:t>
+        <w:t xml:space="preserve"> MIchigan. On a swim, </w:t>
       </w:r>
       <w:r>
         <w:rPr>
@@ -5047,7 +5019,15 @@
           <w:sz w:val="26"/>
           <w:szCs w:val="26"/>
         </w:rPr>
-        <w:t>dropping the</w:t>
+        <w:t>los</w:t>
+      </w:r>
+      <w:r>
+        <w:rPr>
+          <w:rFonts w:cstheme="minorHAnsi"/>
+          <w:sz w:val="26"/>
+          <w:szCs w:val="26"/>
+        </w:rPr>
+        <w:t>ing the</w:t>
       </w:r>
       <w:r>
         <w:rPr>
@@ -5063,15 +5043,31 @@
           <w:sz w:val="26"/>
           <w:szCs w:val="26"/>
         </w:rPr>
-        <w:t xml:space="preserve"> while</w:t>
-      </w:r>
-      <w:r>
-        <w:rPr>
-          <w:rFonts w:cstheme="minorHAnsi"/>
-          <w:sz w:val="26"/>
-          <w:szCs w:val="26"/>
-        </w:rPr>
-        <w:t xml:space="preserve"> they canoed</w:t>
+        <w:t xml:space="preserve"> </w:t>
+      </w:r>
+      <w:r>
+        <w:rPr>
+          <w:rFonts w:cstheme="minorHAnsi"/>
+          <w:sz w:val="26"/>
+          <w:szCs w:val="26"/>
+        </w:rPr>
+        <w:t xml:space="preserve">while </w:t>
+      </w:r>
+      <w:r>
+        <w:rPr>
+          <w:rFonts w:cstheme="minorHAnsi"/>
+          <w:sz w:val="26"/>
+          <w:szCs w:val="26"/>
+        </w:rPr>
+        <w:t>can</w:t>
+      </w:r>
+      <w:r>
+        <w:rPr>
+          <w:rFonts w:cstheme="minorHAnsi"/>
+          <w:sz w:val="26"/>
+          <w:szCs w:val="26"/>
+        </w:rPr>
+        <w:t>oeing</w:t>
       </w:r>
       <w:r>
         <w:rPr>
@@ -5266,7 +5262,7 @@
             <w:szCs w:val="26"/>
             <w:u w:val="none"/>
           </w:rPr>
-          <w:t>Fish for My Dad</w:t>
+          <w:t>Fish for Mom and Dad</w:t>
         </w:r>
       </w:hyperlink>
       <w:r>
@@ -5563,7 +5559,6 @@
         </w:rPr>
         <w:t xml:space="preserve"> on the shore (“</w:t>
       </w:r>
-      <w:proofErr w:type="spellStart"/>
       <w:r>
         <w:rPr>
           <w:rFonts w:cstheme="minorHAnsi"/>
@@ -5572,7 +5567,6 @@
         </w:rPr>
         <w:t>Gichigamiin</w:t>
       </w:r>
-      <w:proofErr w:type="spellEnd"/>
       <w:r>
         <w:rPr>
           <w:rFonts w:cstheme="minorHAnsi"/>
@@ -6239,25 +6233,7 @@
           <w:sz w:val="26"/>
           <w:szCs w:val="26"/>
         </w:rPr>
-        <w:t xml:space="preserve">. The </w:t>
-      </w:r>
-      <w:proofErr w:type="spellStart"/>
-      <w:r>
-        <w:rPr>
-          <w:rFonts w:cstheme="minorHAnsi"/>
-          <w:sz w:val="26"/>
-          <w:szCs w:val="26"/>
-        </w:rPr>
-        <w:t>Vandams</w:t>
-      </w:r>
-      <w:proofErr w:type="spellEnd"/>
-      <w:r>
-        <w:rPr>
-          <w:rFonts w:cstheme="minorHAnsi"/>
-          <w:sz w:val="26"/>
-          <w:szCs w:val="26"/>
-        </w:rPr>
-        <w:t xml:space="preserve"> are only divided by peninsulas</w:t>
+        <w:t>. The Vandams are only divided by peninsulas</w:t>
       </w:r>
       <w:r>
         <w:rPr>
@@ -6727,25 +6703,7 @@
           <w:sz w:val="26"/>
           <w:szCs w:val="26"/>
         </w:rPr>
-        <w:t xml:space="preserve"> scoffs but is interested in. Jasper then offers his restaurant. The </w:t>
-      </w:r>
-      <w:proofErr w:type="spellStart"/>
-      <w:r>
-        <w:rPr>
-          <w:rFonts w:cstheme="minorHAnsi"/>
-          <w:sz w:val="26"/>
-          <w:szCs w:val="26"/>
-        </w:rPr>
-        <w:t>Vandams</w:t>
-      </w:r>
-      <w:proofErr w:type="spellEnd"/>
-      <w:r>
-        <w:rPr>
-          <w:rFonts w:cstheme="minorHAnsi"/>
-          <w:sz w:val="26"/>
-          <w:szCs w:val="26"/>
-        </w:rPr>
-        <w:t xml:space="preserve"> return with decades of themed costume</w:t>
+        <w:t xml:space="preserve"> scoffs but is interested in. Jasper then offers his restaurant. The Vandams return with decades of themed costume</w:t>
       </w:r>
       <w:r>
         <w:rPr>
@@ -9944,18 +9902,8 @@
           <w:sz w:val="28"/>
           <w:szCs w:val="28"/>
         </w:rPr>
-        <w:t xml:space="preserve">BANH </w:t>
-      </w:r>
-      <w:proofErr w:type="spellStart"/>
-      <w:r>
-        <w:rPr>
-          <w:rFonts w:cstheme="minorHAnsi"/>
-          <w:sz w:val="28"/>
-          <w:szCs w:val="28"/>
-        </w:rPr>
-        <w:t>MIchigan</w:t>
-      </w:r>
-      <w:proofErr w:type="spellEnd"/>
+        <w:t>BANH MIchigan</w:t>
+      </w:r>
       <w:r>
         <w:rPr>
           <w:rFonts w:cstheme="minorHAnsi"/>
@@ -10435,18 +10383,8 @@
           <w:sz w:val="28"/>
           <w:szCs w:val="28"/>
         </w:rPr>
-        <w:t xml:space="preserve">The </w:t>
-      </w:r>
-      <w:proofErr w:type="spellStart"/>
-      <w:r>
-        <w:rPr>
-          <w:rFonts w:cstheme="minorHAnsi"/>
-          <w:sz w:val="28"/>
-          <w:szCs w:val="28"/>
-        </w:rPr>
-        <w:t>Vandams</w:t>
-      </w:r>
-      <w:proofErr w:type="spellEnd"/>
+        <w:t>The Vandams</w:t>
+      </w:r>
       <w:r>
         <w:rPr>
           <w:rFonts w:cstheme="minorHAnsi"/>
@@ -10527,7 +10465,6 @@
         </w:rPr>
         <w:t xml:space="preserve"> (</w:t>
       </w:r>
-      <w:proofErr w:type="spellStart"/>
       <w:r>
         <w:rPr>
           <w:rFonts w:cstheme="minorHAnsi"/>
@@ -10536,7 +10473,6 @@
         </w:rPr>
         <w:t>ew</w:t>
       </w:r>
-      <w:proofErr w:type="spellEnd"/>
       <w:r>
         <w:rPr>
           <w:rFonts w:cstheme="minorHAnsi"/>
@@ -10680,25 +10616,7 @@
           <w:sz w:val="28"/>
           <w:szCs w:val="28"/>
         </w:rPr>
-        <w:t>, anyone who speaks in “</w:t>
-      </w:r>
-      <w:proofErr w:type="spellStart"/>
-      <w:r>
-        <w:rPr>
-          <w:rFonts w:cstheme="minorHAnsi"/>
-          <w:sz w:val="28"/>
-          <w:szCs w:val="28"/>
-        </w:rPr>
-        <w:t>ope</w:t>
-      </w:r>
-      <w:proofErr w:type="spellEnd"/>
-      <w:r>
-        <w:rPr>
-          <w:rFonts w:cstheme="minorHAnsi"/>
-          <w:sz w:val="28"/>
-          <w:szCs w:val="28"/>
-        </w:rPr>
-        <w:t>.”</w:t>
+        <w:t>, anyone who speaks in “ope.”</w:t>
       </w:r>
     </w:p>
     <w:p>
@@ -10870,7 +10788,6 @@
         </w:rPr>
         <w:t xml:space="preserve"> </w:t>
       </w:r>
-      <w:proofErr w:type="spellStart"/>
       <w:r>
         <w:rPr>
           <w:rFonts w:cstheme="minorHAnsi"/>
@@ -10880,7 +10797,6 @@
         </w:rPr>
         <w:t>Vandams</w:t>
       </w:r>
-      <w:proofErr w:type="spellEnd"/>
       <w:r>
         <w:rPr>
           <w:rFonts w:cstheme="minorHAnsi"/>
@@ -11196,7 +11112,6 @@
         </w:rPr>
         <w:t xml:space="preserve">, </w:t>
       </w:r>
-      <w:proofErr w:type="spellStart"/>
       <w:r>
         <w:rPr>
           <w:rFonts w:cstheme="minorHAnsi"/>
@@ -11206,7 +11121,6 @@
         </w:rPr>
         <w:t>Vandams</w:t>
       </w:r>
-      <w:proofErr w:type="spellEnd"/>
       <w:r>
         <w:rPr>
           <w:rFonts w:cstheme="minorHAnsi"/>
@@ -11311,7 +11225,7 @@
             <w:sz w:val="32"/>
             <w:szCs w:val="32"/>
           </w:rPr>
-          <w:t>Fish for My Dad</w:t>
+          <w:t>Fish for Mom and Dad</w:t>
         </w:r>
       </w:hyperlink>
       <w:r>
@@ -11483,7 +11397,6 @@
         </w:rPr>
         <w:t xml:space="preserve">. </w:t>
       </w:r>
-      <w:proofErr w:type="spellStart"/>
       <w:r>
         <w:rPr>
           <w:rFonts w:cstheme="minorHAnsi"/>
@@ -11492,7 +11405,6 @@
         </w:rPr>
         <w:t>Gichigamiin</w:t>
       </w:r>
-      <w:proofErr w:type="spellEnd"/>
       <w:r>
         <w:rPr>
           <w:rFonts w:cstheme="minorHAnsi"/>
@@ -11586,7 +11498,6 @@
         </w:rPr>
         <w:t xml:space="preserve"> </w:t>
       </w:r>
-      <w:proofErr w:type="spellStart"/>
       <w:r>
         <w:rPr>
           <w:rFonts w:cstheme="minorHAnsi"/>
@@ -11596,7 +11507,6 @@
         </w:rPr>
         <w:t>Vandams</w:t>
       </w:r>
-      <w:proofErr w:type="spellEnd"/>
       <w:r>
         <w:rPr>
           <w:rFonts w:cstheme="minorHAnsi"/>
@@ -11649,7 +11559,6 @@
         </w:rPr>
         <w:t xml:space="preserve"> </w:t>
       </w:r>
-      <w:proofErr w:type="spellStart"/>
       <w:r>
         <w:rPr>
           <w:rFonts w:cstheme="minorHAnsi"/>
@@ -11659,7 +11568,6 @@
         </w:rPr>
         <w:t>Vandams</w:t>
       </w:r>
-      <w:proofErr w:type="spellEnd"/>
       <w:r>
         <w:rPr>
           <w:rFonts w:cstheme="minorHAnsi"/>
@@ -11821,19 +11729,8 @@
           <w:szCs w:val="32"/>
           <w:vertAlign w:val="subscript"/>
         </w:rPr>
-        <w:t xml:space="preserve">Lizzie, Wayland, </w:t>
-      </w:r>
-      <w:proofErr w:type="spellStart"/>
-      <w:r>
-        <w:rPr>
-          <w:rFonts w:cstheme="minorHAnsi"/>
-          <w:sz w:val="32"/>
-          <w:szCs w:val="32"/>
-          <w:vertAlign w:val="subscript"/>
-        </w:rPr>
-        <w:t>Vandams</w:t>
-      </w:r>
-      <w:proofErr w:type="spellEnd"/>
+        <w:t>Lizzie, Wayland, Vandams</w:t>
+      </w:r>
       <w:r>
         <w:rPr>
           <w:rFonts w:cstheme="minorHAnsi"/>
@@ -12094,27 +11991,7 @@
           <w:szCs w:val="32"/>
           <w:vertAlign w:val="subscript"/>
         </w:rPr>
-        <w:t xml:space="preserve">, </w:t>
-      </w:r>
-      <w:proofErr w:type="spellStart"/>
-      <w:r>
-        <w:rPr>
-          <w:rFonts w:cstheme="minorHAnsi"/>
-          <w:sz w:val="32"/>
-          <w:szCs w:val="32"/>
-          <w:vertAlign w:val="subscript"/>
-        </w:rPr>
-        <w:t>Vandams</w:t>
-      </w:r>
-      <w:proofErr w:type="spellEnd"/>
-      <w:r>
-        <w:rPr>
-          <w:rFonts w:cstheme="minorHAnsi"/>
-          <w:sz w:val="32"/>
-          <w:szCs w:val="32"/>
-          <w:vertAlign w:val="subscript"/>
-        </w:rPr>
-        <w:t>, Residents</w:t>
+        <w:t>, Vandams, Residents</w:t>
       </w:r>
       <w:r>
         <w:rPr>

--- a/about/michigan-bible.docx
+++ b/about/michigan-bible.docx
@@ -343,8 +343,8 @@
         <w:rPr>
           <w:rFonts w:ascii="Avenir Next LT Pro" w:hAnsi="Avenir Next LT Pro" w:cstheme="minorHAnsi"/>
           <w:color w:val="002060"/>
-          <w:sz w:val="40"/>
-          <w:szCs w:val="40"/>
+          <w:sz w:val="72"/>
+          <w:szCs w:val="72"/>
         </w:rPr>
       </w:pPr>
     </w:p>
@@ -355,8 +355,8 @@
         <w:rPr>
           <w:rFonts w:ascii="Avenir Next LT Pro" w:hAnsi="Avenir Next LT Pro" w:cstheme="minorHAnsi"/>
           <w:color w:val="002060"/>
-          <w:sz w:val="40"/>
-          <w:szCs w:val="40"/>
+          <w:sz w:val="39"/>
+          <w:szCs w:val="39"/>
         </w:rPr>
       </w:pPr>
       <w:r>
@@ -365,8 +365,8 @@
           <w:i/>
           <w:iCs/>
           <w:color w:val="002060"/>
-          <w:sz w:val="40"/>
-          <w:szCs w:val="40"/>
+          <w:sz w:val="39"/>
+          <w:szCs w:val="39"/>
         </w:rPr>
         <w:t>Michigan</w:t>
       </w:r>
@@ -374,8 +374,8 @@
         <w:rPr>
           <w:rFonts w:ascii="Avenir Next LT Pro" w:hAnsi="Avenir Next LT Pro" w:cstheme="minorHAnsi"/>
           <w:color w:val="002060"/>
-          <w:sz w:val="40"/>
-          <w:szCs w:val="40"/>
+          <w:sz w:val="39"/>
+          <w:szCs w:val="39"/>
         </w:rPr>
         <w:t xml:space="preserve"> </w:t>
       </w:r>
@@ -383,64 +383,73 @@
         <w:rPr>
           <w:rFonts w:ascii="Avenir Next LT Pro" w:hAnsi="Avenir Next LT Pro" w:cstheme="minorHAnsi"/>
           <w:color w:val="002060"/>
-          <w:sz w:val="40"/>
-          <w:szCs w:val="40"/>
-        </w:rPr>
-        <w:t>is a folksy pop rock musical that follows Petoskey Vandam</w:t>
+          <w:sz w:val="39"/>
+          <w:szCs w:val="39"/>
+        </w:rPr>
+        <w:t xml:space="preserve">is a folksy pop rock musical that follows </w:t>
       </w:r>
       <w:r>
         <w:rPr>
           <w:rFonts w:ascii="Avenir Next LT Pro" w:hAnsi="Avenir Next LT Pro" w:cstheme="minorHAnsi"/>
           <w:color w:val="002060"/>
-          <w:sz w:val="40"/>
-          <w:szCs w:val="40"/>
-        </w:rPr>
-        <w:t xml:space="preserve"> and </w:t>
+          <w:sz w:val="39"/>
+          <w:szCs w:val="39"/>
+        </w:rPr>
+        <w:t>Lulu and Petoskey</w:t>
       </w:r>
       <w:r>
         <w:rPr>
           <w:rFonts w:ascii="Avenir Next LT Pro" w:hAnsi="Avenir Next LT Pro" w:cstheme="minorHAnsi"/>
           <w:color w:val="002060"/>
-          <w:sz w:val="40"/>
-          <w:szCs w:val="40"/>
-        </w:rPr>
-        <w:t>Lulu Abughos</w:t>
+          <w:sz w:val="39"/>
+          <w:szCs w:val="39"/>
+        </w:rPr>
+        <w:t>, a</w:t>
       </w:r>
       <w:r>
         <w:rPr>
           <w:rFonts w:ascii="Avenir Next LT Pro" w:hAnsi="Avenir Next LT Pro" w:cstheme="minorHAnsi"/>
           <w:color w:val="002060"/>
-          <w:sz w:val="40"/>
-          <w:szCs w:val="40"/>
-        </w:rPr>
-        <w:t>h</w:t>
+          <w:sz w:val="39"/>
+          <w:szCs w:val="39"/>
+        </w:rPr>
+        <w:t xml:space="preserve"> </w:t>
       </w:r>
       <w:r>
         <w:rPr>
           <w:rFonts w:ascii="Avenir Next LT Pro" w:hAnsi="Avenir Next LT Pro" w:cstheme="minorHAnsi"/>
           <w:color w:val="002060"/>
-          <w:sz w:val="40"/>
-          <w:szCs w:val="40"/>
-        </w:rPr>
-        <w:t>, a</w:t>
+          <w:sz w:val="39"/>
+          <w:szCs w:val="39"/>
+        </w:rPr>
+        <w:t>Dearborn girl</w:t>
       </w:r>
       <w:r>
         <w:rPr>
           <w:rFonts w:ascii="Avenir Next LT Pro" w:hAnsi="Avenir Next LT Pro" w:cstheme="minorHAnsi"/>
           <w:color w:val="002060"/>
-          <w:sz w:val="40"/>
-          <w:szCs w:val="40"/>
-        </w:rPr>
-        <w:t xml:space="preserve"> grieving Yooper boy and</w:t>
+          <w:sz w:val="39"/>
+          <w:szCs w:val="39"/>
+        </w:rPr>
+        <w:t xml:space="preserve"> and Yooper boy</w:t>
       </w:r>
       <w:r>
         <w:rPr>
           <w:rFonts w:ascii="Avenir Next LT Pro" w:hAnsi="Avenir Next LT Pro" w:cstheme="minorHAnsi"/>
           <w:color w:val="002060"/>
-          <w:sz w:val="40"/>
-          <w:szCs w:val="40"/>
-        </w:rPr>
-        <w:t xml:space="preserve"> Dearborn girl, fight a data center to save their grandparents’ historic lake house.</w:t>
+          <w:sz w:val="39"/>
+          <w:szCs w:val="39"/>
+        </w:rPr>
+        <w:t>, fight a data center to save their grandparents’ historic lake house</w:t>
+      </w:r>
+      <w:r>
+        <w:rPr>
+          <w:rFonts w:ascii="Avenir Next LT Pro" w:hAnsi="Avenir Next LT Pro" w:cstheme="minorHAnsi"/>
+          <w:color w:val="002060"/>
+          <w:sz w:val="39"/>
+          <w:szCs w:val="39"/>
+        </w:rPr>
+        <w:t xml:space="preserve"> and the entire state.</w:t>
       </w:r>
     </w:p>
     <w:p>
@@ -489,22 +498,21 @@
         </w:rPr>
         <w:br w:type="page"/>
       </w:r>
-      <w:r>
+    </w:p>
+    <w:p>
+      <w:pPr>
         <w:rPr>
           <w:rFonts w:ascii="Courier New" w:hAnsi="Courier New" w:cs="Courier New"/>
           <w:noProof/>
           <w:sz w:val="24"/>
           <w:szCs w:val="24"/>
         </w:rPr>
-        <w:lastRenderedPageBreak/>
-        <w:tab/>
-      </w:r>
+      </w:pPr>
     </w:p>
     <w:p>
       <w:pPr>
-        <w:spacing w:line="240" w:lineRule="auto"/>
-        <w:rPr>
-          <w:rFonts w:ascii="Courier New" w:hAnsi="Courier New" w:cs="Courier New"/>
+        <w:rPr>
+          <w:rFonts w:cstheme="minorHAnsi"/>
           <w:noProof/>
           <w:sz w:val="24"/>
           <w:szCs w:val="24"/>
@@ -515,7 +523,7 @@
       <w:pPr>
         <w:spacing w:line="240" w:lineRule="auto"/>
         <w:rPr>
-          <w:rFonts w:ascii="Courier New" w:hAnsi="Courier New" w:cs="Courier New"/>
+          <w:rFonts w:cstheme="minorHAnsi"/>
           <w:noProof/>
           <w:sz w:val="24"/>
           <w:szCs w:val="24"/>
@@ -526,7 +534,7 @@
       <w:pPr>
         <w:spacing w:line="240" w:lineRule="auto"/>
         <w:rPr>
-          <w:rFonts w:ascii="Courier New" w:hAnsi="Courier New" w:cs="Courier New"/>
+          <w:rFonts w:cstheme="minorHAnsi"/>
           <w:noProof/>
           <w:sz w:val="24"/>
           <w:szCs w:val="24"/>
@@ -536,39 +544,31 @@
     <w:p>
       <w:pPr>
         <w:spacing w:line="240" w:lineRule="auto"/>
-        <w:jc w:val="center"/>
-        <w:rPr>
-          <w:rFonts w:ascii="Courier New" w:hAnsi="Courier New" w:cs="Courier New"/>
-          <w:sz w:val="32"/>
-          <w:szCs w:val="32"/>
-        </w:rPr>
-      </w:pPr>
-      <w:r>
-        <w:rPr>
-          <w:rFonts w:ascii="Courier New" w:hAnsi="Courier New" w:cs="Courier New"/>
-          <w:sz w:val="32"/>
-          <w:szCs w:val="32"/>
-        </w:rPr>
-        <w:t>Inspired by</w:t>
-      </w:r>
+        <w:rPr>
+          <w:rFonts w:cstheme="minorHAnsi"/>
+          <w:noProof/>
+          <w:sz w:val="24"/>
+          <w:szCs w:val="24"/>
+        </w:rPr>
+      </w:pPr>
     </w:p>
     <w:p>
       <w:pPr>
         <w:spacing w:line="240" w:lineRule="auto"/>
         <w:jc w:val="center"/>
         <w:rPr>
-          <w:rFonts w:ascii="Courier New" w:hAnsi="Courier New" w:cs="Courier New"/>
-          <w:sz w:val="32"/>
-          <w:szCs w:val="32"/>
-        </w:rPr>
-      </w:pPr>
-      <w:r>
-        <w:rPr>
-          <w:rFonts w:ascii="Courier New" w:hAnsi="Courier New" w:cs="Courier New"/>
-          <w:sz w:val="32"/>
-          <w:szCs w:val="32"/>
-        </w:rPr>
-        <w:t>The MacGregor Family</w:t>
+          <w:rFonts w:cstheme="minorHAnsi"/>
+          <w:sz w:val="32"/>
+          <w:szCs w:val="32"/>
+        </w:rPr>
+      </w:pPr>
+      <w:r>
+        <w:rPr>
+          <w:rFonts w:cstheme="minorHAnsi"/>
+          <w:sz w:val="32"/>
+          <w:szCs w:val="32"/>
+        </w:rPr>
+        <w:t>Inspired by</w:t>
       </w:r>
     </w:p>
     <w:p>
@@ -576,18 +576,18 @@
         <w:spacing w:line="240" w:lineRule="auto"/>
         <w:jc w:val="center"/>
         <w:rPr>
-          <w:rFonts w:ascii="Courier New" w:hAnsi="Courier New" w:cs="Courier New"/>
-          <w:sz w:val="32"/>
-          <w:szCs w:val="32"/>
-        </w:rPr>
-      </w:pPr>
-      <w:r>
-        <w:rPr>
-          <w:rFonts w:ascii="Courier New" w:hAnsi="Courier New" w:cs="Courier New"/>
-          <w:sz w:val="32"/>
-          <w:szCs w:val="32"/>
-        </w:rPr>
-        <w:t>David Quang Pham’s Childhood</w:t>
+          <w:rFonts w:cstheme="minorHAnsi"/>
+          <w:sz w:val="32"/>
+          <w:szCs w:val="32"/>
+        </w:rPr>
+      </w:pPr>
+      <w:r>
+        <w:rPr>
+          <w:rFonts w:cstheme="minorHAnsi"/>
+          <w:sz w:val="32"/>
+          <w:szCs w:val="32"/>
+        </w:rPr>
+        <w:t>The MacGregor Family</w:t>
       </w:r>
     </w:p>
     <w:p>
@@ -595,25 +595,33 @@
         <w:spacing w:line="240" w:lineRule="auto"/>
         <w:jc w:val="center"/>
         <w:rPr>
-          <w:rFonts w:ascii="Courier New" w:hAnsi="Courier New" w:cs="Courier New"/>
-          <w:sz w:val="32"/>
-          <w:szCs w:val="32"/>
-        </w:rPr>
-      </w:pPr>
+          <w:rFonts w:cstheme="minorHAnsi"/>
+          <w:sz w:val="32"/>
+          <w:szCs w:val="32"/>
+        </w:rPr>
+      </w:pPr>
+      <w:r>
+        <w:rPr>
+          <w:rFonts w:cstheme="minorHAnsi"/>
+          <w:sz w:val="32"/>
+          <w:szCs w:val="32"/>
+        </w:rPr>
+        <w:t>David Quang Pham’s Childhood</w:t>
+      </w:r>
     </w:p>
     <w:p>
       <w:pPr>
         <w:spacing w:line="240" w:lineRule="auto"/>
         <w:jc w:val="center"/>
         <w:rPr>
-          <w:rFonts w:ascii="Courier New" w:hAnsi="Courier New" w:cs="Courier New"/>
-          <w:sz w:val="32"/>
-          <w:szCs w:val="32"/>
-        </w:rPr>
-      </w:pPr>
-      <w:r>
-        <w:rPr>
-          <w:rFonts w:ascii="Courier New" w:hAnsi="Courier New" w:cs="Courier New"/>
+          <w:rFonts w:cstheme="minorHAnsi"/>
+          <w:sz w:val="32"/>
+          <w:szCs w:val="32"/>
+        </w:rPr>
+      </w:pPr>
+      <w:r>
+        <w:rPr>
+          <w:rFonts w:cstheme="minorHAnsi"/>
           <w:sz w:val="32"/>
           <w:szCs w:val="32"/>
         </w:rPr>
@@ -625,29 +633,53 @@
         <w:spacing w:line="240" w:lineRule="auto"/>
         <w:jc w:val="center"/>
         <w:rPr>
-          <w:rFonts w:ascii="Courier New" w:hAnsi="Courier New" w:cs="Courier New"/>
-          <w:sz w:val="32"/>
-          <w:szCs w:val="32"/>
-        </w:rPr>
-      </w:pPr>
+          <w:rFonts w:cstheme="minorHAnsi"/>
+          <w:sz w:val="32"/>
+          <w:szCs w:val="32"/>
+        </w:rPr>
+      </w:pPr>
+      <w:r>
+        <w:rPr>
+          <w:rFonts w:cstheme="minorHAnsi"/>
+          <w:sz w:val="32"/>
+          <w:szCs w:val="32"/>
+        </w:rPr>
+        <w:t>In Loving Memory of</w:t>
+      </w:r>
     </w:p>
     <w:p>
       <w:pPr>
         <w:spacing w:line="240" w:lineRule="auto"/>
         <w:jc w:val="center"/>
         <w:rPr>
-          <w:rFonts w:ascii="Courier New" w:hAnsi="Courier New" w:cs="Courier New"/>
-          <w:sz w:val="32"/>
-          <w:szCs w:val="32"/>
-        </w:rPr>
-      </w:pPr>
-      <w:r>
-        <w:rPr>
-          <w:rFonts w:ascii="Courier New" w:hAnsi="Courier New" w:cs="Courier New"/>
-          <w:sz w:val="32"/>
-          <w:szCs w:val="32"/>
-        </w:rPr>
-        <w:t>In Loving Memory of</w:t>
+          <w:rFonts w:cstheme="minorHAnsi"/>
+          <w:sz w:val="32"/>
+          <w:szCs w:val="32"/>
+        </w:rPr>
+      </w:pPr>
+      <w:r>
+        <w:rPr>
+          <w:rFonts w:cstheme="minorHAnsi"/>
+          <w:sz w:val="32"/>
+          <w:szCs w:val="32"/>
+        </w:rPr>
+        <w:t>Carly Glynn</w:t>
+      </w:r>
+      <w:r>
+        <w:rPr>
+          <w:rFonts w:cstheme="minorHAnsi"/>
+          <w:sz w:val="32"/>
+          <w:szCs w:val="32"/>
+        </w:rPr>
+        <w:br/>
+      </w:r>
+      <w:r>
+        <w:rPr>
+          <w:rFonts w:cstheme="minorHAnsi"/>
+          <w:sz w:val="32"/>
+          <w:szCs w:val="32"/>
+        </w:rPr>
+        <w:t>September 24, 1992 – February 10, 2011</w:t>
       </w:r>
     </w:p>
     <w:p>
@@ -655,34 +687,27 @@
         <w:spacing w:line="240" w:lineRule="auto"/>
         <w:jc w:val="center"/>
         <w:rPr>
-          <w:rFonts w:ascii="Courier New" w:hAnsi="Courier New" w:cs="Courier New"/>
-          <w:sz w:val="32"/>
-          <w:szCs w:val="32"/>
-        </w:rPr>
-      </w:pPr>
-      <w:r>
-        <w:rPr>
-          <w:rFonts w:ascii="Courier New" w:hAnsi="Courier New" w:cs="Courier New"/>
-          <w:sz w:val="32"/>
-          <w:szCs w:val="32"/>
-        </w:rPr>
-        <w:t>Carly Glynn</w:t>
-      </w:r>
-      <w:r>
-        <w:rPr>
-          <w:rFonts w:ascii="Courier New" w:hAnsi="Courier New" w:cs="Courier New"/>
+          <w:rFonts w:cstheme="minorHAnsi"/>
+          <w:sz w:val="32"/>
+          <w:szCs w:val="32"/>
+        </w:rPr>
+      </w:pPr>
+      <w:r>
+        <w:rPr>
+          <w:rFonts w:cstheme="minorHAnsi"/>
+          <w:sz w:val="32"/>
+          <w:szCs w:val="32"/>
+        </w:rPr>
+        <w:t>Jeremy Swiatek</w:t>
+      </w:r>
+      <w:r>
+        <w:rPr>
+          <w:rFonts w:cstheme="minorHAnsi"/>
           <w:sz w:val="32"/>
           <w:szCs w:val="32"/>
         </w:rPr>
         <w:br/>
-      </w:r>
-      <w:r>
-        <w:rPr>
-          <w:rFonts w:ascii="Courier New" w:hAnsi="Courier New" w:cs="Courier New"/>
-          <w:sz w:val="32"/>
-          <w:szCs w:val="32"/>
-        </w:rPr>
-        <w:t>September 24, 1992 – February 10, 2011</w:t>
+        <w:t>April 23, 1996 - September 15, 2019</w:t>
       </w:r>
     </w:p>
     <w:p>
@@ -690,22 +715,30 @@
         <w:spacing w:line="240" w:lineRule="auto"/>
         <w:jc w:val="center"/>
         <w:rPr>
-          <w:rFonts w:ascii="Courier New" w:hAnsi="Courier New" w:cs="Courier New"/>
-          <w:sz w:val="32"/>
-          <w:szCs w:val="32"/>
-        </w:rPr>
-      </w:pPr>
-      <w:r>
-        <w:rPr>
-          <w:rFonts w:ascii="Courier New" w:hAnsi="Courier New" w:cs="Courier New"/>
-          <w:sz w:val="32"/>
-          <w:szCs w:val="32"/>
-        </w:rPr>
-        <w:t>Jeremy Swiatek</w:t>
-      </w:r>
-      <w:r>
-        <w:rPr>
-          <w:rFonts w:ascii="Courier New" w:hAnsi="Courier New" w:cs="Courier New"/>
+          <w:rFonts w:cstheme="minorHAnsi"/>
+          <w:sz w:val="32"/>
+          <w:szCs w:val="32"/>
+        </w:rPr>
+      </w:pPr>
+      <w:r>
+        <w:rPr>
+          <w:rFonts w:cstheme="minorHAnsi"/>
+          <w:sz w:val="32"/>
+          <w:szCs w:val="32"/>
+        </w:rPr>
+        <w:t>Tiffany Marie</w:t>
+      </w:r>
+      <w:r>
+        <w:rPr>
+          <w:rFonts w:cstheme="minorHAnsi"/>
+          <w:sz w:val="32"/>
+          <w:szCs w:val="32"/>
+        </w:rPr>
+        <w:t xml:space="preserve"> Emmert</w:t>
+      </w:r>
+      <w:r>
+        <w:rPr>
+          <w:rFonts w:cstheme="minorHAnsi"/>
           <w:sz w:val="32"/>
           <w:szCs w:val="32"/>
         </w:rPr>
@@ -713,11 +746,11 @@
       </w:r>
       <w:r>
         <w:rPr>
-          <w:rFonts w:ascii="Courier New" w:hAnsi="Courier New" w:cs="Courier New"/>
-          <w:sz w:val="32"/>
-          <w:szCs w:val="32"/>
-        </w:rPr>
-        <w:t>April 23, 1996 - September 15, 2019</w:t>
+          <w:rFonts w:cstheme="minorHAnsi"/>
+          <w:sz w:val="32"/>
+          <w:szCs w:val="32"/>
+        </w:rPr>
+        <w:t>April 29, 1996 – January 19, 2026</w:t>
       </w:r>
     </w:p>
     <w:p>
@@ -725,30 +758,22 @@
         <w:spacing w:line="240" w:lineRule="auto"/>
         <w:jc w:val="center"/>
         <w:rPr>
-          <w:rFonts w:ascii="Courier New" w:hAnsi="Courier New" w:cs="Courier New"/>
-          <w:sz w:val="32"/>
-          <w:szCs w:val="32"/>
-        </w:rPr>
-      </w:pPr>
-      <w:r>
-        <w:rPr>
-          <w:rFonts w:ascii="Courier New" w:hAnsi="Courier New" w:cs="Courier New"/>
-          <w:sz w:val="32"/>
-          <w:szCs w:val="32"/>
-        </w:rPr>
-        <w:t>Tiffany Marie</w:t>
-      </w:r>
-      <w:r>
-        <w:rPr>
-          <w:rFonts w:ascii="Courier New" w:hAnsi="Courier New" w:cs="Courier New"/>
-          <w:sz w:val="32"/>
-          <w:szCs w:val="32"/>
-        </w:rPr>
-        <w:t xml:space="preserve"> Emmert</w:t>
-      </w:r>
-      <w:r>
-        <w:rPr>
-          <w:rFonts w:ascii="Courier New" w:hAnsi="Courier New" w:cs="Courier New"/>
+          <w:rFonts w:cstheme="minorHAnsi"/>
+          <w:sz w:val="32"/>
+          <w:szCs w:val="32"/>
+        </w:rPr>
+      </w:pPr>
+      <w:r>
+        <w:rPr>
+          <w:rFonts w:cstheme="minorHAnsi"/>
+          <w:sz w:val="32"/>
+          <w:szCs w:val="32"/>
+        </w:rPr>
+        <w:t>James Emmert</w:t>
+      </w:r>
+      <w:r>
+        <w:rPr>
+          <w:rFonts w:cstheme="minorHAnsi"/>
           <w:sz w:val="32"/>
           <w:szCs w:val="32"/>
         </w:rPr>
@@ -756,11 +781,11 @@
       </w:r>
       <w:r>
         <w:rPr>
-          <w:rFonts w:ascii="Courier New" w:hAnsi="Courier New" w:cs="Courier New"/>
-          <w:sz w:val="32"/>
-          <w:szCs w:val="32"/>
-        </w:rPr>
-        <w:t>April 29, 1996 – January 19, 2026</w:t>
+          <w:rFonts w:cstheme="minorHAnsi"/>
+          <w:sz w:val="32"/>
+          <w:szCs w:val="32"/>
+        </w:rPr>
+        <w:t>May 5, 1991 – January 19, 2026</w:t>
       </w:r>
     </w:p>
     <w:p>
@@ -768,34 +793,27 @@
         <w:spacing w:line="240" w:lineRule="auto"/>
         <w:jc w:val="center"/>
         <w:rPr>
-          <w:rFonts w:ascii="Courier New" w:hAnsi="Courier New" w:cs="Courier New"/>
-          <w:sz w:val="32"/>
-          <w:szCs w:val="32"/>
-        </w:rPr>
-      </w:pPr>
-      <w:r>
-        <w:rPr>
-          <w:rFonts w:ascii="Courier New" w:hAnsi="Courier New" w:cs="Courier New"/>
-          <w:sz w:val="32"/>
-          <w:szCs w:val="32"/>
-        </w:rPr>
-        <w:t>James Emmert</w:t>
-      </w:r>
-      <w:r>
-        <w:rPr>
-          <w:rFonts w:ascii="Courier New" w:hAnsi="Courier New" w:cs="Courier New"/>
+          <w:rFonts w:cstheme="minorHAnsi"/>
+          <w:sz w:val="32"/>
+          <w:szCs w:val="32"/>
+        </w:rPr>
+      </w:pPr>
+      <w:r>
+        <w:rPr>
+          <w:rFonts w:cstheme="minorHAnsi"/>
+          <w:sz w:val="32"/>
+          <w:szCs w:val="32"/>
+        </w:rPr>
+        <w:t>Andrew Van Otteren</w:t>
+      </w:r>
+      <w:r>
+        <w:rPr>
+          <w:rFonts w:cstheme="minorHAnsi"/>
           <w:sz w:val="32"/>
           <w:szCs w:val="32"/>
         </w:rPr>
         <w:br/>
-      </w:r>
-      <w:r>
-        <w:rPr>
-          <w:rFonts w:ascii="Courier New" w:hAnsi="Courier New" w:cs="Courier New"/>
-          <w:sz w:val="32"/>
-          <w:szCs w:val="32"/>
-        </w:rPr>
-        <w:t>May 5, 1991 – January 19, 2026</w:t>
+        <w:t>March 17, 1994 - July 12, 2026</w:t>
       </w:r>
     </w:p>
     <w:p>
@@ -803,90 +821,325 @@
         <w:spacing w:line="240" w:lineRule="auto"/>
         <w:jc w:val="center"/>
         <w:rPr>
-          <w:rFonts w:ascii="Courier New" w:hAnsi="Courier New" w:cs="Courier New"/>
-          <w:sz w:val="32"/>
-          <w:szCs w:val="32"/>
-        </w:rPr>
-      </w:pPr>
-      <w:r>
-        <w:rPr>
-          <w:rFonts w:ascii="Courier New" w:hAnsi="Courier New" w:cs="Courier New"/>
-          <w:sz w:val="32"/>
-          <w:szCs w:val="32"/>
-        </w:rPr>
-        <w:t>Andrew “Andy” Van Otteren</w:t>
-      </w:r>
-      <w:r>
-        <w:rPr>
-          <w:rFonts w:ascii="Courier New" w:hAnsi="Courier New" w:cs="Courier New"/>
-          <w:sz w:val="32"/>
-          <w:szCs w:val="32"/>
-        </w:rPr>
-        <w:br/>
-        <w:t>March 17, 1994 - July 12, 2026</w:t>
-      </w:r>
+          <w:rFonts w:cstheme="minorHAnsi"/>
+          <w:sz w:val="32"/>
+          <w:szCs w:val="32"/>
+        </w:rPr>
+      </w:pPr>
     </w:p>
     <w:p>
       <w:pPr>
         <w:spacing w:line="240" w:lineRule="auto"/>
         <w:jc w:val="center"/>
         <w:rPr>
-          <w:rFonts w:ascii="Courier New" w:hAnsi="Courier New" w:cs="Courier New"/>
-          <w:sz w:val="32"/>
-          <w:szCs w:val="32"/>
-        </w:rPr>
-      </w:pPr>
+          <w:rFonts w:cstheme="minorHAnsi"/>
+          <w:sz w:val="32"/>
+          <w:szCs w:val="32"/>
+        </w:rPr>
+      </w:pPr>
+      <w:r>
+        <w:rPr>
+          <w:rFonts w:cstheme="minorHAnsi"/>
+          <w:sz w:val="32"/>
+          <w:szCs w:val="32"/>
+        </w:rPr>
+        <w:t>Because of you</w:t>
+      </w:r>
+      <w:r>
+        <w:rPr>
+          <w:rFonts w:cstheme="minorHAnsi"/>
+          <w:sz w:val="32"/>
+          <w:szCs w:val="32"/>
+        </w:rPr>
+        <w:t xml:space="preserve">, David and </w:t>
+      </w:r>
+      <w:r>
+        <w:rPr>
+          <w:rFonts w:cstheme="minorHAnsi"/>
+          <w:sz w:val="32"/>
+          <w:szCs w:val="32"/>
+        </w:rPr>
+        <w:t>many</w:t>
+      </w:r>
+      <w:r>
+        <w:rPr>
+          <w:rFonts w:cstheme="minorHAnsi"/>
+          <w:sz w:val="32"/>
+          <w:szCs w:val="32"/>
+        </w:rPr>
+        <w:t xml:space="preserve"> others</w:t>
+      </w:r>
+      <w:r>
+        <w:rPr>
+          <w:rFonts w:cstheme="minorHAnsi"/>
+          <w:sz w:val="32"/>
+          <w:szCs w:val="32"/>
+        </w:rPr>
+        <w:t xml:space="preserve"> </w:t>
+      </w:r>
+      <w:r>
+        <w:rPr>
+          <w:rFonts w:cstheme="minorHAnsi"/>
+          <w:sz w:val="32"/>
+          <w:szCs w:val="32"/>
+        </w:rPr>
+        <w:t>love</w:t>
+      </w:r>
+      <w:r>
+        <w:rPr>
+          <w:rFonts w:cstheme="minorHAnsi"/>
+          <w:sz w:val="32"/>
+          <w:szCs w:val="32"/>
+        </w:rPr>
+        <w:t xml:space="preserve"> musical</w:t>
+      </w:r>
+      <w:r>
+        <w:rPr>
+          <w:rFonts w:cstheme="minorHAnsi"/>
+          <w:sz w:val="32"/>
+          <w:szCs w:val="32"/>
+        </w:rPr>
+        <w:t>s</w:t>
+      </w:r>
+      <w:r>
+        <w:rPr>
+          <w:rFonts w:cstheme="minorHAnsi"/>
+          <w:sz w:val="32"/>
+          <w:szCs w:val="32"/>
+        </w:rPr>
+        <w:t xml:space="preserve"> and Michigan</w:t>
+      </w:r>
+      <w:r>
+        <w:rPr>
+          <w:rFonts w:cstheme="minorHAnsi"/>
+          <w:sz w:val="32"/>
+          <w:szCs w:val="32"/>
+        </w:rPr>
+        <w:t>.</w:t>
+      </w:r>
     </w:p>
     <w:p>
       <w:pPr>
+        <w:rPr>
+          <w:rFonts w:cstheme="minorHAnsi"/>
+          <w:sz w:val="32"/>
+          <w:szCs w:val="32"/>
+        </w:rPr>
+      </w:pPr>
+      <w:r>
+        <w:rPr>
+          <w:rFonts w:cstheme="minorHAnsi"/>
+          <w:sz w:val="32"/>
+          <w:szCs w:val="32"/>
+        </w:rPr>
+        <w:br w:type="page"/>
+      </w:r>
+    </w:p>
+    <w:p>
+      <w:pPr>
         <w:spacing w:line="240" w:lineRule="auto"/>
         <w:jc w:val="center"/>
         <w:rPr>
-          <w:rFonts w:ascii="Courier New" w:hAnsi="Courier New" w:cs="Courier New"/>
-          <w:sz w:val="32"/>
-          <w:szCs w:val="32"/>
-        </w:rPr>
-      </w:pPr>
-      <w:r>
-        <w:rPr>
-          <w:rFonts w:ascii="Courier New" w:hAnsi="Courier New" w:cs="Courier New"/>
-          <w:sz w:val="32"/>
-          <w:szCs w:val="32"/>
-        </w:rPr>
-        <w:t>Thanks to you</w:t>
-      </w:r>
-      <w:r>
-        <w:rPr>
-          <w:rFonts w:ascii="Courier New" w:hAnsi="Courier New" w:cs="Courier New"/>
-          <w:sz w:val="32"/>
-          <w:szCs w:val="32"/>
-        </w:rPr>
-        <w:t xml:space="preserve"> all</w:t>
-      </w:r>
-      <w:r>
-        <w:rPr>
-          <w:rFonts w:ascii="Courier New" w:hAnsi="Courier New" w:cs="Courier New"/>
-          <w:sz w:val="32"/>
-          <w:szCs w:val="32"/>
-        </w:rPr>
-        <w:t xml:space="preserve">, David and countless others </w:t>
-      </w:r>
-      <w:r>
-        <w:rPr>
-          <w:rFonts w:ascii="Courier New" w:hAnsi="Courier New" w:cs="Courier New"/>
-          <w:sz w:val="32"/>
-          <w:szCs w:val="32"/>
-        </w:rPr>
-        <w:t>love musical theatre and Michigan</w:t>
-      </w:r>
-      <w:r>
-        <w:rPr>
-          <w:rFonts w:ascii="Courier New" w:hAnsi="Courier New" w:cs="Courier New"/>
-          <w:sz w:val="32"/>
-          <w:szCs w:val="32"/>
-        </w:rPr>
-        <w:t>.</w:t>
-      </w:r>
+          <w:rFonts w:cstheme="minorHAnsi"/>
+          <w:b/>
+          <w:bCs/>
+          <w:sz w:val="32"/>
+          <w:szCs w:val="32"/>
+          <w:u w:val="single"/>
+        </w:rPr>
+      </w:pPr>
+      <w:r>
+        <w:rPr>
+          <w:rFonts w:cstheme="minorHAnsi"/>
+          <w:b/>
+          <w:bCs/>
+          <w:sz w:val="32"/>
+          <w:szCs w:val="32"/>
+          <w:u w:val="single"/>
+        </w:rPr>
+        <w:lastRenderedPageBreak/>
+        <w:t>THANK YOU</w:t>
+      </w:r>
+    </w:p>
+    <w:p>
+      <w:pPr>
+        <w:spacing w:line="240" w:lineRule="auto"/>
+        <w:rPr>
+          <w:rFonts w:cstheme="minorHAnsi"/>
+          <w:sz w:val="32"/>
+          <w:szCs w:val="32"/>
+        </w:rPr>
+      </w:pPr>
+      <w:r>
+        <w:rPr>
+          <w:rFonts w:cstheme="minorHAnsi"/>
+          <w:b/>
+          <w:bCs/>
+          <w:sz w:val="32"/>
+          <w:szCs w:val="32"/>
+          <w:u w:val="single"/>
+        </w:rPr>
+        <w:t>Feedback</w:t>
+      </w:r>
+      <w:r>
+        <w:rPr>
+          <w:rFonts w:cstheme="minorHAnsi"/>
+          <w:sz w:val="32"/>
+          <w:szCs w:val="32"/>
+        </w:rPr>
+        <w:t xml:space="preserve"> </w:t>
+      </w:r>
+      <w:r>
+        <w:rPr>
+          <w:rFonts w:cstheme="minorHAnsi"/>
+          <w:sz w:val="32"/>
+          <w:szCs w:val="32"/>
+          <w:vertAlign w:val="subscript"/>
+        </w:rPr>
+        <w:t>202</w:t>
+      </w:r>
+      <w:r>
+        <w:rPr>
+          <w:rFonts w:cstheme="minorHAnsi"/>
+          <w:sz w:val="32"/>
+          <w:szCs w:val="32"/>
+          <w:vertAlign w:val="subscript"/>
+        </w:rPr>
+        <w:t>6</w:t>
+      </w:r>
+      <w:r>
+        <w:rPr>
+          <w:rFonts w:cstheme="minorHAnsi"/>
+          <w:sz w:val="32"/>
+          <w:szCs w:val="32"/>
+          <w:vertAlign w:val="subscript"/>
+        </w:rPr>
+        <w:t>-</w:t>
+      </w:r>
+      <w:r>
+        <w:rPr>
+          <w:rFonts w:cstheme="minorHAnsi"/>
+          <w:sz w:val="32"/>
+          <w:szCs w:val="32"/>
+          <w:vertAlign w:val="subscript"/>
+        </w:rPr>
+        <w:t>Now</w:t>
+      </w:r>
+    </w:p>
+    <w:p>
+      <w:pPr>
+        <w:spacing w:line="240" w:lineRule="auto"/>
+        <w:rPr>
+          <w:rFonts w:cstheme="minorHAnsi"/>
+          <w:sz w:val="32"/>
+          <w:szCs w:val="32"/>
+          <w:vertAlign w:val="subscript"/>
+        </w:rPr>
+      </w:pPr>
+      <w:r>
+        <w:rPr>
+          <w:rFonts w:cstheme="minorHAnsi"/>
+          <w:sz w:val="32"/>
+          <w:szCs w:val="32"/>
+        </w:rPr>
+        <w:t>May Perez</w:t>
+      </w:r>
+    </w:p>
+    <w:p>
+      <w:pPr>
+        <w:spacing w:line="240" w:lineRule="auto"/>
+        <w:rPr>
+          <w:rFonts w:cstheme="minorHAnsi"/>
+          <w:sz w:val="32"/>
+          <w:szCs w:val="32"/>
+        </w:rPr>
+      </w:pPr>
+      <w:r>
+        <w:rPr>
+          <w:rFonts w:cstheme="minorHAnsi"/>
+          <w:b/>
+          <w:bCs/>
+          <w:sz w:val="32"/>
+          <w:szCs w:val="32"/>
+          <w:u w:val="single"/>
+        </w:rPr>
+        <w:t>Theatre People Party &amp; Salon</w:t>
+      </w:r>
+      <w:r>
+        <w:rPr>
+          <w:rFonts w:cstheme="minorHAnsi"/>
+          <w:b/>
+          <w:bCs/>
+          <w:sz w:val="32"/>
+          <w:szCs w:val="32"/>
+          <w:u w:val="single"/>
+        </w:rPr>
+        <w:t xml:space="preserve"> with Jen &amp; Matt Coogan</w:t>
+      </w:r>
+      <w:r>
+        <w:rPr>
+          <w:rFonts w:cstheme="minorHAnsi"/>
+          <w:sz w:val="32"/>
+          <w:szCs w:val="32"/>
+        </w:rPr>
+        <w:t xml:space="preserve"> </w:t>
+      </w:r>
+      <w:r>
+        <w:rPr>
+          <w:rFonts w:cstheme="minorHAnsi"/>
+          <w:sz w:val="32"/>
+          <w:szCs w:val="32"/>
+          <w:vertAlign w:val="subscript"/>
+        </w:rPr>
+        <w:t>202</w:t>
+      </w:r>
+      <w:r>
+        <w:rPr>
+          <w:rFonts w:cstheme="minorHAnsi"/>
+          <w:sz w:val="32"/>
+          <w:szCs w:val="32"/>
+          <w:vertAlign w:val="subscript"/>
+        </w:rPr>
+        <w:t>6</w:t>
+      </w:r>
+    </w:p>
+    <w:p>
+      <w:pPr>
+        <w:spacing w:line="240" w:lineRule="auto"/>
+        <w:rPr>
+          <w:rFonts w:cstheme="minorHAnsi"/>
+          <w:sz w:val="32"/>
+          <w:szCs w:val="32"/>
+          <w:vertAlign w:val="subscript"/>
+        </w:rPr>
+      </w:pPr>
+      <w:r>
+        <w:rPr>
+          <w:rFonts w:cstheme="minorHAnsi"/>
+          <w:sz w:val="32"/>
+          <w:szCs w:val="32"/>
+        </w:rPr>
+        <w:t xml:space="preserve">Kayla Katona, </w:t>
+      </w:r>
+      <w:r>
+        <w:rPr>
+          <w:rFonts w:cstheme="minorHAnsi"/>
+          <w:sz w:val="32"/>
+          <w:szCs w:val="32"/>
+        </w:rPr>
+        <w:t>Jake Sheffer</w:t>
+      </w:r>
+    </w:p>
+    <w:p>
+      <w:pPr>
+        <w:spacing w:line="240" w:lineRule="auto"/>
+        <w:jc w:val="center"/>
+        <w:rPr>
+          <w:rFonts w:cstheme="minorHAnsi"/>
+          <w:sz w:val="32"/>
+          <w:szCs w:val="32"/>
+        </w:rPr>
+      </w:pPr>
       <w:r>
         <w:rPr>
           <w:rFonts w:cstheme="minorHAnsi"/>
@@ -1207,15 +1460,7 @@
           <w:sz w:val="32"/>
           <w:szCs w:val="32"/>
         </w:rPr>
-        <w:t>Petoskey</w:t>
-      </w:r>
-      <w:r>
-        <w:rPr>
-          <w:rFonts w:cstheme="minorHAnsi"/>
-          <w:sz w:val="32"/>
-          <w:szCs w:val="32"/>
-        </w:rPr>
-        <w:t xml:space="preserve">, </w:t>
+        <w:t xml:space="preserve">Petoskey, </w:t>
       </w:r>
       <w:r>
         <w:rPr>
@@ -1231,23 +1476,7 @@
           <w:sz w:val="32"/>
           <w:szCs w:val="32"/>
         </w:rPr>
-        <w:t>native fossil that reveals its true pattern when wet</w:t>
-      </w:r>
-      <w:r>
-        <w:rPr>
-          <w:rFonts w:cstheme="minorHAnsi"/>
-          <w:sz w:val="32"/>
-          <w:szCs w:val="32"/>
-        </w:rPr>
-        <w:t xml:space="preserve">, </w:t>
-      </w:r>
-      <w:r>
-        <w:rPr>
-          <w:rFonts w:cstheme="minorHAnsi"/>
-          <w:sz w:val="32"/>
-          <w:szCs w:val="32"/>
-        </w:rPr>
-        <w:t xml:space="preserve">serves as a metaphor for </w:t>
+        <w:t xml:space="preserve">native fossil that reveals its true pattern when wet, serves as a metaphor for </w:t>
       </w:r>
       <w:r>
         <w:rPr>
@@ -2642,8 +2871,18 @@
           <w:sz w:val="32"/>
           <w:szCs w:val="32"/>
         </w:rPr>
-        <w:t>Banh MIchigan</w:t>
-      </w:r>
+        <w:t xml:space="preserve">Banh </w:t>
+      </w:r>
+      <w:proofErr w:type="spellStart"/>
+      <w:r>
+        <w:rPr>
+          <w:rFonts w:cstheme="minorHAnsi"/>
+          <w:sz w:val="32"/>
+          <w:szCs w:val="32"/>
+        </w:rPr>
+        <w:t>MIchigan</w:t>
+      </w:r>
+      <w:proofErr w:type="spellEnd"/>
       <w:r>
         <w:rPr>
           <w:rFonts w:cstheme="minorHAnsi"/>
@@ -3345,7 +3584,25 @@
           <w:sz w:val="26"/>
           <w:szCs w:val="26"/>
         </w:rPr>
-        <w:t xml:space="preserve"> MIchigan. On a swim, </w:t>
+        <w:t xml:space="preserve"> </w:t>
+      </w:r>
+      <w:proofErr w:type="spellStart"/>
+      <w:r>
+        <w:rPr>
+          <w:rFonts w:cstheme="minorHAnsi"/>
+          <w:sz w:val="26"/>
+          <w:szCs w:val="26"/>
+        </w:rPr>
+        <w:t>MIchigan</w:t>
+      </w:r>
+      <w:proofErr w:type="spellEnd"/>
+      <w:r>
+        <w:rPr>
+          <w:rFonts w:cstheme="minorHAnsi"/>
+          <w:sz w:val="26"/>
+          <w:szCs w:val="26"/>
+        </w:rPr>
+        <w:t xml:space="preserve">. On a swim, </w:t>
       </w:r>
       <w:r>
         <w:rPr>
@@ -4525,8 +4782,18 @@
           <w:sz w:val="26"/>
           <w:szCs w:val="26"/>
         </w:rPr>
-        <w:t>’s mother returns</w:t>
-      </w:r>
+        <w:t xml:space="preserve">’s mother </w:t>
+      </w:r>
+      <w:proofErr w:type="gramStart"/>
+      <w:r>
+        <w:rPr>
+          <w:rFonts w:cstheme="minorHAnsi"/>
+          <w:sz w:val="26"/>
+          <w:szCs w:val="26"/>
+        </w:rPr>
+        <w:t>returns</w:t>
+      </w:r>
+      <w:proofErr w:type="gramEnd"/>
       <w:r>
         <w:rPr>
           <w:rFonts w:cstheme="minorHAnsi"/>
@@ -5559,6 +5826,7 @@
         </w:rPr>
         <w:t xml:space="preserve"> on the shore (“</w:t>
       </w:r>
+      <w:proofErr w:type="spellStart"/>
       <w:r>
         <w:rPr>
           <w:rFonts w:cstheme="minorHAnsi"/>
@@ -5567,6 +5835,7 @@
         </w:rPr>
         <w:t>Gichigamiin</w:t>
       </w:r>
+      <w:proofErr w:type="spellEnd"/>
       <w:r>
         <w:rPr>
           <w:rFonts w:cstheme="minorHAnsi"/>
@@ -6233,7 +6502,25 @@
           <w:sz w:val="26"/>
           <w:szCs w:val="26"/>
         </w:rPr>
-        <w:t>. The Vandams are only divided by peninsulas</w:t>
+        <w:t xml:space="preserve">. The </w:t>
+      </w:r>
+      <w:proofErr w:type="spellStart"/>
+      <w:r>
+        <w:rPr>
+          <w:rFonts w:cstheme="minorHAnsi"/>
+          <w:sz w:val="26"/>
+          <w:szCs w:val="26"/>
+        </w:rPr>
+        <w:t>Vandams</w:t>
+      </w:r>
+      <w:proofErr w:type="spellEnd"/>
+      <w:r>
+        <w:rPr>
+          <w:rFonts w:cstheme="minorHAnsi"/>
+          <w:sz w:val="26"/>
+          <w:szCs w:val="26"/>
+        </w:rPr>
+        <w:t xml:space="preserve"> are only divided by peninsulas</w:t>
       </w:r>
       <w:r>
         <w:rPr>
@@ -6308,7 +6595,29 @@
             <w:szCs w:val="26"/>
             <w:u w:val="none"/>
           </w:rPr>
-          <w:t>North South East West</w:t>
+          <w:t xml:space="preserve">North </w:t>
+        </w:r>
+        <w:proofErr w:type="gramStart"/>
+        <w:r>
+          <w:rPr>
+            <w:rStyle w:val="Hyperlink"/>
+            <w:rFonts w:cstheme="minorHAnsi"/>
+            <w:sz w:val="26"/>
+            <w:szCs w:val="26"/>
+            <w:u w:val="none"/>
+          </w:rPr>
+          <w:t>South East</w:t>
+        </w:r>
+        <w:proofErr w:type="gramEnd"/>
+        <w:r>
+          <w:rPr>
+            <w:rStyle w:val="Hyperlink"/>
+            <w:rFonts w:cstheme="minorHAnsi"/>
+            <w:sz w:val="26"/>
+            <w:szCs w:val="26"/>
+            <w:u w:val="none"/>
+          </w:rPr>
+          <w:t xml:space="preserve"> West</w:t>
         </w:r>
       </w:hyperlink>
       <w:r>
@@ -6474,30 +6783,6 @@
           <w:sz w:val="26"/>
           <w:szCs w:val="26"/>
         </w:rPr>
-        <w:t xml:space="preserve"> his father</w:t>
-      </w:r>
-      <w:r>
-        <w:rPr>
-          <w:rFonts w:cstheme="minorHAnsi"/>
-          <w:sz w:val="26"/>
-          <w:szCs w:val="26"/>
-        </w:rPr>
-        <w:t>’s ghost emerges</w:t>
-      </w:r>
-      <w:r>
-        <w:rPr>
-          <w:rFonts w:cstheme="minorHAnsi"/>
-          <w:sz w:val="26"/>
-          <w:szCs w:val="26"/>
-        </w:rPr>
-        <w:t xml:space="preserve"> as a giant elk. Petey shares</w:t>
-      </w:r>
-      <w:r>
-        <w:rPr>
-          <w:rFonts w:cstheme="minorHAnsi"/>
-          <w:sz w:val="26"/>
-          <w:szCs w:val="26"/>
-        </w:rPr>
         <w:t xml:space="preserve"> </w:t>
       </w:r>
       <w:r>
@@ -6506,23 +6791,39 @@
           <w:sz w:val="26"/>
           <w:szCs w:val="26"/>
         </w:rPr>
-        <w:t xml:space="preserve">that stones are special only when rocks are packed together. Like family, rocks come and go </w:t>
-      </w:r>
-      <w:r>
-        <w:rPr>
-          <w:rFonts w:cstheme="minorHAnsi"/>
-          <w:sz w:val="26"/>
-          <w:szCs w:val="26"/>
-        </w:rPr>
-        <w:t>to</w:t>
-      </w:r>
-      <w:r>
-        <w:rPr>
-          <w:rFonts w:cstheme="minorHAnsi"/>
-          <w:sz w:val="26"/>
-          <w:szCs w:val="26"/>
-        </w:rPr>
-        <w:t xml:space="preserve"> leave a mark</w:t>
+        <w:t>Michilimackinac, the Great Turtle appears</w:t>
+      </w:r>
+      <w:r>
+        <w:rPr>
+          <w:rFonts w:cstheme="minorHAnsi"/>
+          <w:sz w:val="26"/>
+          <w:szCs w:val="26"/>
+        </w:rPr>
+        <w:t xml:space="preserve">. </w:t>
+      </w:r>
+      <w:r>
+        <w:rPr>
+          <w:rFonts w:cstheme="minorHAnsi"/>
+          <w:sz w:val="26"/>
+          <w:szCs w:val="26"/>
+        </w:rPr>
+        <w:t>They share that</w:t>
+      </w:r>
+      <w:r>
+        <w:rPr>
+          <w:rFonts w:cstheme="minorHAnsi"/>
+          <w:sz w:val="26"/>
+          <w:szCs w:val="26"/>
+        </w:rPr>
+        <w:t xml:space="preserve"> stones are </w:t>
+      </w:r>
+      <w:r>
+        <w:rPr>
+          <w:rFonts w:cstheme="minorHAnsi"/>
+          <w:sz w:val="26"/>
+          <w:szCs w:val="26"/>
+        </w:rPr>
+        <w:t>like family as they come and go to leave a mark. And they ask the kids to stop the data centers around Michigan due to its harm on the environment and its noisiness</w:t>
       </w:r>
       <w:r>
         <w:rPr>
@@ -6671,7 +6972,16 @@
           <w:sz w:val="26"/>
           <w:szCs w:val="26"/>
         </w:rPr>
-        <w:t xml:space="preserve">. Petoskey offers the </w:t>
+        <w:t xml:space="preserve">. Petoskey offers </w:t>
+      </w:r>
+      <w:proofErr w:type="gramStart"/>
+      <w:r>
+        <w:rPr>
+          <w:rFonts w:cstheme="minorHAnsi"/>
+          <w:sz w:val="26"/>
+          <w:szCs w:val="26"/>
+        </w:rPr>
+        <w:t xml:space="preserve">the </w:t>
       </w:r>
       <w:r>
         <w:rPr>
@@ -6681,6 +6991,7 @@
         </w:rPr>
         <w:t>Ford</w:t>
       </w:r>
+      <w:proofErr w:type="gramEnd"/>
       <w:r>
         <w:rPr>
           <w:rFonts w:cstheme="minorHAnsi"/>
@@ -6703,7 +7014,25 @@
           <w:sz w:val="26"/>
           <w:szCs w:val="26"/>
         </w:rPr>
-        <w:t xml:space="preserve"> scoffs but is interested in. Jasper then offers his restaurant. The Vandams return with decades of themed costume</w:t>
+        <w:t xml:space="preserve"> scoffs but is interested in. Jasper then offers his restaurant. The </w:t>
+      </w:r>
+      <w:proofErr w:type="spellStart"/>
+      <w:r>
+        <w:rPr>
+          <w:rFonts w:cstheme="minorHAnsi"/>
+          <w:sz w:val="26"/>
+          <w:szCs w:val="26"/>
+        </w:rPr>
+        <w:t>Vandams</w:t>
+      </w:r>
+      <w:proofErr w:type="spellEnd"/>
+      <w:r>
+        <w:rPr>
+          <w:rFonts w:cstheme="minorHAnsi"/>
+          <w:sz w:val="26"/>
+          <w:szCs w:val="26"/>
+        </w:rPr>
+        <w:t xml:space="preserve"> return with decades of themed costume</w:t>
       </w:r>
       <w:r>
         <w:rPr>
@@ -8514,7 +8843,25 @@
           <w:sz w:val="28"/>
           <w:szCs w:val="28"/>
         </w:rPr>
-        <w:t xml:space="preserve">is trollface personified. She hopes to beat cousin Petoskey in their annual </w:t>
+        <w:t xml:space="preserve">is trollface personified. She hopes to beat </w:t>
+      </w:r>
+      <w:proofErr w:type="gramStart"/>
+      <w:r>
+        <w:rPr>
+          <w:rFonts w:cstheme="minorHAnsi"/>
+          <w:sz w:val="28"/>
+          <w:szCs w:val="28"/>
+        </w:rPr>
+        <w:t>cousin</w:t>
+      </w:r>
+      <w:proofErr w:type="gramEnd"/>
+      <w:r>
+        <w:rPr>
+          <w:rFonts w:cstheme="minorHAnsi"/>
+          <w:sz w:val="28"/>
+          <w:szCs w:val="28"/>
+        </w:rPr>
+        <w:t xml:space="preserve"> Petoskey in their annual </w:t>
       </w:r>
       <w:r>
         <w:rPr>
@@ -9902,8 +10249,18 @@
           <w:sz w:val="28"/>
           <w:szCs w:val="28"/>
         </w:rPr>
-        <w:t>BANH MIchigan</w:t>
-      </w:r>
+        <w:t xml:space="preserve">BANH </w:t>
+      </w:r>
+      <w:proofErr w:type="spellStart"/>
+      <w:r>
+        <w:rPr>
+          <w:rFonts w:cstheme="minorHAnsi"/>
+          <w:sz w:val="28"/>
+          <w:szCs w:val="28"/>
+        </w:rPr>
+        <w:t>MIchigan</w:t>
+      </w:r>
+      <w:proofErr w:type="spellEnd"/>
       <w:r>
         <w:rPr>
           <w:rFonts w:cstheme="minorHAnsi"/>
@@ -10383,8 +10740,18 @@
           <w:sz w:val="28"/>
           <w:szCs w:val="28"/>
         </w:rPr>
-        <w:t>The Vandams</w:t>
-      </w:r>
+        <w:t xml:space="preserve">The </w:t>
+      </w:r>
+      <w:proofErr w:type="spellStart"/>
+      <w:r>
+        <w:rPr>
+          <w:rFonts w:cstheme="minorHAnsi"/>
+          <w:sz w:val="28"/>
+          <w:szCs w:val="28"/>
+        </w:rPr>
+        <w:t>Vandams</w:t>
+      </w:r>
+      <w:proofErr w:type="spellEnd"/>
       <w:r>
         <w:rPr>
           <w:rFonts w:cstheme="minorHAnsi"/>
@@ -10465,6 +10832,7 @@
         </w:rPr>
         <w:t xml:space="preserve"> (</w:t>
       </w:r>
+      <w:proofErr w:type="spellStart"/>
       <w:r>
         <w:rPr>
           <w:rFonts w:cstheme="minorHAnsi"/>
@@ -10473,6 +10841,7 @@
         </w:rPr>
         <w:t>ew</w:t>
       </w:r>
+      <w:proofErr w:type="spellEnd"/>
       <w:r>
         <w:rPr>
           <w:rFonts w:cstheme="minorHAnsi"/>
@@ -10616,7 +10985,25 @@
           <w:sz w:val="28"/>
           <w:szCs w:val="28"/>
         </w:rPr>
-        <w:t>, anyone who speaks in “ope.”</w:t>
+        <w:t>, anyone who speaks in “</w:t>
+      </w:r>
+      <w:proofErr w:type="spellStart"/>
+      <w:r>
+        <w:rPr>
+          <w:rFonts w:cstheme="minorHAnsi"/>
+          <w:sz w:val="28"/>
+          <w:szCs w:val="28"/>
+        </w:rPr>
+        <w:t>ope</w:t>
+      </w:r>
+      <w:proofErr w:type="spellEnd"/>
+      <w:r>
+        <w:rPr>
+          <w:rFonts w:cstheme="minorHAnsi"/>
+          <w:sz w:val="28"/>
+          <w:szCs w:val="28"/>
+        </w:rPr>
+        <w:t>.”</w:t>
       </w:r>
     </w:p>
     <w:p>
@@ -10627,13 +11014,35 @@
         <w:spacing w:line="240" w:lineRule="auto"/>
         <w:rPr>
           <w:rFonts w:cstheme="minorHAnsi"/>
+          <w:sz w:val="28"/>
+          <w:szCs w:val="28"/>
+        </w:rPr>
+      </w:pPr>
+      <w:r>
+        <w:rPr>
+          <w:rFonts w:cstheme="minorHAnsi"/>
           <w:b/>
           <w:bCs/>
           <w:sz w:val="28"/>
           <w:szCs w:val="28"/>
         </w:rPr>
-      </w:pPr>
-      <w:r>
+        <w:t>THE KEEPERS OF FAITH, FIRE, TRADE</w:t>
+      </w:r>
+      <w:r>
+        <w:rPr>
+          <w:rFonts w:cstheme="minorHAnsi"/>
+          <w:sz w:val="28"/>
+          <w:szCs w:val="28"/>
+        </w:rPr>
+        <w:t xml:space="preserve"> are the original people of the land.</w:t>
+      </w:r>
+    </w:p>
+    <w:p>
+      <w:pPr>
+        <w:tabs>
+          <w:tab w:val="left" w:pos="5013"/>
+        </w:tabs>
+        <w:spacing w:line="240" w:lineRule="auto"/>
         <w:rPr>
           <w:rFonts w:cstheme="minorHAnsi"/>
           <w:b/>
@@ -10641,15 +11050,40 @@
           <w:sz w:val="28"/>
           <w:szCs w:val="28"/>
         </w:rPr>
-        <w:t>THE KEEPERS OF FAITH, FIRE, TRADE</w:t>
-      </w:r>
-      <w:r>
-        <w:rPr>
-          <w:rFonts w:cstheme="minorHAnsi"/>
-          <w:sz w:val="28"/>
-          <w:szCs w:val="28"/>
-        </w:rPr>
-        <w:t xml:space="preserve"> are the original people of the land.</w:t>
+      </w:pPr>
+      <w:r>
+        <w:rPr>
+          <w:rFonts w:cstheme="minorHAnsi"/>
+          <w:b/>
+          <w:bCs/>
+          <w:sz w:val="28"/>
+          <w:szCs w:val="28"/>
+        </w:rPr>
+        <w:t>MICHILIMACKINAC</w:t>
+      </w:r>
+      <w:r>
+        <w:rPr>
+          <w:rFonts w:cstheme="minorHAnsi"/>
+          <w:sz w:val="28"/>
+          <w:szCs w:val="28"/>
+        </w:rPr>
+        <w:t xml:space="preserve">, </w:t>
+      </w:r>
+      <w:r>
+        <w:rPr>
+          <w:rFonts w:cstheme="minorHAnsi"/>
+          <w:sz w:val="28"/>
+          <w:szCs w:val="28"/>
+        </w:rPr>
+        <w:t>the Mackinac spirit resembling the Great Turtle or a giant elk</w:t>
+      </w:r>
+      <w:r>
+        <w:rPr>
+          <w:rFonts w:cstheme="minorHAnsi"/>
+          <w:sz w:val="28"/>
+          <w:szCs w:val="28"/>
+        </w:rPr>
+        <w:t>.</w:t>
       </w:r>
       <w:r>
         <w:rPr>
@@ -10788,6 +11222,7 @@
         </w:rPr>
         <w:t xml:space="preserve"> </w:t>
       </w:r>
+      <w:proofErr w:type="spellStart"/>
       <w:r>
         <w:rPr>
           <w:rFonts w:cstheme="minorHAnsi"/>
@@ -10797,6 +11232,7 @@
         </w:rPr>
         <w:t>Vandams</w:t>
       </w:r>
+      <w:proofErr w:type="spellEnd"/>
       <w:r>
         <w:rPr>
           <w:rFonts w:cstheme="minorHAnsi"/>
@@ -11112,6 +11548,7 @@
         </w:rPr>
         <w:t xml:space="preserve">, </w:t>
       </w:r>
+      <w:proofErr w:type="spellStart"/>
       <w:r>
         <w:rPr>
           <w:rFonts w:cstheme="minorHAnsi"/>
@@ -11121,6 +11558,7 @@
         </w:rPr>
         <w:t>Vandams</w:t>
       </w:r>
+      <w:proofErr w:type="spellEnd"/>
       <w:r>
         <w:rPr>
           <w:rFonts w:cstheme="minorHAnsi"/>
@@ -11344,24 +11782,15 @@
           <w:sz w:val="32"/>
           <w:szCs w:val="32"/>
         </w:rPr>
-        <w:t xml:space="preserve"> in the Stones</w:t>
-      </w:r>
-      <w:r>
-        <w:rPr>
-          <w:rFonts w:ascii="Segoe UI Emoji" w:hAnsi="Segoe UI Emoji" w:cs="Segoe UI Emoji"/>
-          <w:sz w:val="24"/>
-          <w:szCs w:val="24"/>
-          <w:vertAlign w:val="subscript"/>
-        </w:rPr>
-        <w:t>✋</w:t>
-      </w:r>
-      <w:r>
-        <w:rPr>
-          <w:rFonts w:cstheme="minorHAnsi"/>
-          <w:sz w:val="32"/>
-          <w:szCs w:val="32"/>
-        </w:rPr>
-        <w:t xml:space="preserve"> </w:t>
+        <w:t xml:space="preserve"> in the Stone</w:t>
+      </w:r>
+      <w:r>
+        <w:rPr>
+          <w:rFonts w:cstheme="minorHAnsi"/>
+          <w:sz w:val="32"/>
+          <w:szCs w:val="32"/>
+        </w:rPr>
+        <w:t xml:space="preserve">s </w:t>
       </w:r>
       <w:r>
         <w:rPr>
@@ -11397,6 +11826,7 @@
         </w:rPr>
         <w:t xml:space="preserve">. </w:t>
       </w:r>
+      <w:proofErr w:type="spellStart"/>
       <w:r>
         <w:rPr>
           <w:rFonts w:cstheme="minorHAnsi"/>
@@ -11405,6 +11835,7 @@
         </w:rPr>
         <w:t>Gichigamiin</w:t>
       </w:r>
+      <w:proofErr w:type="spellEnd"/>
       <w:r>
         <w:rPr>
           <w:rFonts w:cstheme="minorHAnsi"/>
@@ -11498,6 +11929,7 @@
         </w:rPr>
         <w:t xml:space="preserve"> </w:t>
       </w:r>
+      <w:proofErr w:type="spellStart"/>
       <w:r>
         <w:rPr>
           <w:rFonts w:cstheme="minorHAnsi"/>
@@ -11507,6 +11939,7 @@
         </w:rPr>
         <w:t>Vandams</w:t>
       </w:r>
+      <w:proofErr w:type="spellEnd"/>
       <w:r>
         <w:rPr>
           <w:rFonts w:cstheme="minorHAnsi"/>
@@ -11559,6 +11992,7 @@
         </w:rPr>
         <w:t xml:space="preserve"> </w:t>
       </w:r>
+      <w:proofErr w:type="spellStart"/>
       <w:r>
         <w:rPr>
           <w:rFonts w:cstheme="minorHAnsi"/>
@@ -11568,6 +12002,7 @@
         </w:rPr>
         <w:t>Vandams</w:t>
       </w:r>
+      <w:proofErr w:type="spellEnd"/>
       <w:r>
         <w:rPr>
           <w:rFonts w:cstheme="minorHAnsi"/>
@@ -11729,8 +12164,19 @@
           <w:szCs w:val="32"/>
           <w:vertAlign w:val="subscript"/>
         </w:rPr>
-        <w:t>Lizzie, Wayland, Vandams</w:t>
-      </w:r>
+        <w:t xml:space="preserve">Lizzie, Wayland, </w:t>
+      </w:r>
+      <w:proofErr w:type="spellStart"/>
+      <w:r>
+        <w:rPr>
+          <w:rFonts w:cstheme="minorHAnsi"/>
+          <w:sz w:val="32"/>
+          <w:szCs w:val="32"/>
+          <w:vertAlign w:val="subscript"/>
+        </w:rPr>
+        <w:t>Vandams</w:t>
+      </w:r>
+      <w:proofErr w:type="spellEnd"/>
       <w:r>
         <w:rPr>
           <w:rFonts w:cstheme="minorHAnsi"/>
@@ -11771,7 +12217,27 @@
             <w:sz w:val="32"/>
             <w:szCs w:val="32"/>
           </w:rPr>
-          <w:t xml:space="preserve">North South East </w:t>
+          <w:t xml:space="preserve">North </w:t>
+        </w:r>
+        <w:proofErr w:type="gramStart"/>
+        <w:r>
+          <w:rPr>
+            <w:rStyle w:val="Hyperlink"/>
+            <w:rFonts w:cstheme="minorHAnsi"/>
+            <w:sz w:val="32"/>
+            <w:szCs w:val="32"/>
+          </w:rPr>
+          <w:t>South East</w:t>
+        </w:r>
+        <w:proofErr w:type="gramEnd"/>
+        <w:r>
+          <w:rPr>
+            <w:rStyle w:val="Hyperlink"/>
+            <w:rFonts w:cstheme="minorHAnsi"/>
+            <w:sz w:val="32"/>
+            <w:szCs w:val="32"/>
+          </w:rPr>
+          <w:t xml:space="preserve"> </w:t>
         </w:r>
         <w:r>
           <w:rPr>
@@ -11899,7 +12365,16 @@
           <w:sz w:val="32"/>
           <w:szCs w:val="32"/>
         </w:rPr>
-        <w:t>. Family</w:t>
+        <w:t xml:space="preserve">. </w:t>
+      </w:r>
+      <w:proofErr w:type="gramStart"/>
+      <w:r>
+        <w:rPr>
+          <w:rFonts w:cstheme="minorHAnsi"/>
+          <w:sz w:val="32"/>
+          <w:szCs w:val="32"/>
+        </w:rPr>
+        <w:t>Family</w:t>
       </w:r>
       <w:r>
         <w:rPr>
@@ -11909,6 +12384,7 @@
         </w:rPr>
         <w:t>’s</w:t>
       </w:r>
+      <w:proofErr w:type="gramEnd"/>
       <w:r>
         <w:rPr>
           <w:rFonts w:cstheme="minorHAnsi"/>
@@ -11991,7 +12467,27 @@
           <w:szCs w:val="32"/>
           <w:vertAlign w:val="subscript"/>
         </w:rPr>
-        <w:t>, Vandams, Residents</w:t>
+        <w:t xml:space="preserve">, </w:t>
+      </w:r>
+      <w:proofErr w:type="spellStart"/>
+      <w:r>
+        <w:rPr>
+          <w:rFonts w:cstheme="minorHAnsi"/>
+          <w:sz w:val="32"/>
+          <w:szCs w:val="32"/>
+          <w:vertAlign w:val="subscript"/>
+        </w:rPr>
+        <w:t>Vandams</w:t>
+      </w:r>
+      <w:proofErr w:type="spellEnd"/>
+      <w:r>
+        <w:rPr>
+          <w:rFonts w:cstheme="minorHAnsi"/>
+          <w:sz w:val="32"/>
+          <w:szCs w:val="32"/>
+          <w:vertAlign w:val="subscript"/>
+        </w:rPr>
+        <w:t>, Residents</w:t>
       </w:r>
       <w:r>
         <w:rPr>
@@ -12114,51 +12610,6 @@
           <w:vertAlign w:val="subscript"/>
         </w:rPr>
         <w:t>Michiganders</w:t>
-      </w:r>
-    </w:p>
-    <w:p>
-      <w:pPr>
-        <w:tabs>
-          <w:tab w:val="left" w:pos="5013"/>
-        </w:tabs>
-        <w:spacing w:line="240" w:lineRule="auto"/>
-        <w:rPr>
-          <w:rFonts w:cstheme="minorHAnsi"/>
-          <w:sz w:val="24"/>
-          <w:szCs w:val="24"/>
-        </w:rPr>
-      </w:pPr>
-      <w:r>
-        <w:rPr>
-          <w:rFonts w:ascii="Segoe UI Emoji" w:hAnsi="Segoe UI Emoji" w:cs="Segoe UI Emoji"/>
-          <w:sz w:val="26"/>
-          <w:szCs w:val="26"/>
-        </w:rPr>
-        <w:t>✋</w:t>
-      </w:r>
-      <w:r>
-        <w:rPr>
-          <w:rFonts w:cstheme="minorHAnsi"/>
-          <w:sz w:val="24"/>
-          <w:szCs w:val="24"/>
-        </w:rPr>
-        <w:t>“Fossil</w:t>
-      </w:r>
-      <w:r>
-        <w:rPr>
-          <w:rFonts w:cstheme="minorHAnsi"/>
-          <w:sz w:val="24"/>
-          <w:szCs w:val="24"/>
-        </w:rPr>
-        <w:t>s</w:t>
-      </w:r>
-      <w:r>
-        <w:rPr>
-          <w:rFonts w:cstheme="minorHAnsi"/>
-          <w:sz w:val="24"/>
-          <w:szCs w:val="24"/>
-        </w:rPr>
-        <w:t xml:space="preserve"> in the Stones” is a David Quang Pham signature science song teaching paleontology.</w:t>
       </w:r>
     </w:p>
     <w:p>

--- a/about/michigan-bible.docx
+++ b/about/michigan-bible.docx
@@ -4782,18 +4782,8 @@
           <w:sz w:val="26"/>
           <w:szCs w:val="26"/>
         </w:rPr>
-        <w:t xml:space="preserve">’s mother </w:t>
-      </w:r>
-      <w:proofErr w:type="gramStart"/>
-      <w:r>
-        <w:rPr>
-          <w:rFonts w:cstheme="minorHAnsi"/>
-          <w:sz w:val="26"/>
-          <w:szCs w:val="26"/>
-        </w:rPr>
-        <w:t>returns</w:t>
-      </w:r>
-      <w:proofErr w:type="gramEnd"/>
+        <w:t>’s mother returns</w:t>
+      </w:r>
       <w:r>
         <w:rPr>
           <w:rFonts w:cstheme="minorHAnsi"/>
@@ -6254,7 +6244,15 @@
           <w:sz w:val="26"/>
           <w:szCs w:val="26"/>
         </w:rPr>
-        <w:t xml:space="preserve"> act, the family </w:t>
+        <w:t xml:space="preserve"> act, </w:t>
+      </w:r>
+      <w:r>
+        <w:rPr>
+          <w:rFonts w:cstheme="minorHAnsi"/>
+          <w:sz w:val="26"/>
+          <w:szCs w:val="26"/>
+        </w:rPr>
+        <w:t xml:space="preserve">Liz </w:t>
       </w:r>
       <w:r>
         <w:rPr>
@@ -6302,7 +6300,7 @@
           <w:sz w:val="26"/>
           <w:szCs w:val="26"/>
         </w:rPr>
-        <w:t>meeting</w:t>
+        <w:t>at a talent show</w:t>
       </w:r>
       <w:r>
         <w:rPr>
@@ -6338,15 +6336,31 @@
           <w:sz w:val="26"/>
           <w:szCs w:val="26"/>
         </w:rPr>
-        <w:t>Presently, t</w:t>
-      </w:r>
-      <w:r>
-        <w:rPr>
-          <w:rFonts w:cstheme="minorHAnsi"/>
-          <w:sz w:val="26"/>
-          <w:szCs w:val="26"/>
-        </w:rPr>
-        <w:t>hey search</w:t>
+        <w:t xml:space="preserve">Presently, </w:t>
+      </w:r>
+      <w:r>
+        <w:rPr>
+          <w:rFonts w:cstheme="minorHAnsi"/>
+          <w:sz w:val="26"/>
+          <w:szCs w:val="26"/>
+        </w:rPr>
+        <w:t>she</w:t>
+      </w:r>
+      <w:r>
+        <w:rPr>
+          <w:rFonts w:cstheme="minorHAnsi"/>
+          <w:sz w:val="26"/>
+          <w:szCs w:val="26"/>
+        </w:rPr>
+        <w:t xml:space="preserve"> search</w:t>
+      </w:r>
+      <w:r>
+        <w:rPr>
+          <w:rFonts w:cstheme="minorHAnsi"/>
+          <w:sz w:val="26"/>
+          <w:szCs w:val="26"/>
+        </w:rPr>
+        <w:t>es</w:t>
       </w:r>
       <w:r>
         <w:rPr>
@@ -6536,15 +6550,7 @@
           <w:sz w:val="26"/>
           <w:szCs w:val="26"/>
         </w:rPr>
-        <w:t xml:space="preserve">Lulu realizes </w:t>
-      </w:r>
-      <w:r>
-        <w:rPr>
-          <w:rFonts w:cstheme="minorHAnsi"/>
-          <w:sz w:val="26"/>
-          <w:szCs w:val="26"/>
-        </w:rPr>
-        <w:t>Petoskey</w:t>
+        <w:t>They realize Petoskey is</w:t>
       </w:r>
       <w:r>
         <w:rPr>
@@ -6553,22 +6559,6 @@
           <w:szCs w:val="26"/>
         </w:rPr>
         <w:t xml:space="preserve"> </w:t>
-      </w:r>
-      <w:r>
-        <w:rPr>
-          <w:rFonts w:cstheme="minorHAnsi"/>
-          <w:sz w:val="26"/>
-          <w:szCs w:val="26"/>
-        </w:rPr>
-        <w:t xml:space="preserve">is </w:t>
-      </w:r>
-      <w:r>
-        <w:rPr>
-          <w:rFonts w:cstheme="minorHAnsi"/>
-          <w:sz w:val="26"/>
-          <w:szCs w:val="26"/>
-        </w:rPr>
-        <w:t xml:space="preserve">most likely </w:t>
       </w:r>
       <w:r>
         <w:rPr>
@@ -6595,29 +6585,7 @@
             <w:szCs w:val="26"/>
             <w:u w:val="none"/>
           </w:rPr>
-          <w:t xml:space="preserve">North </w:t>
-        </w:r>
-        <w:proofErr w:type="gramStart"/>
-        <w:r>
-          <w:rPr>
-            <w:rStyle w:val="Hyperlink"/>
-            <w:rFonts w:cstheme="minorHAnsi"/>
-            <w:sz w:val="26"/>
-            <w:szCs w:val="26"/>
-            <w:u w:val="none"/>
-          </w:rPr>
-          <w:t>South East</w:t>
-        </w:r>
-        <w:proofErr w:type="gramEnd"/>
-        <w:r>
-          <w:rPr>
-            <w:rStyle w:val="Hyperlink"/>
-            <w:rFonts w:cstheme="minorHAnsi"/>
-            <w:sz w:val="26"/>
-            <w:szCs w:val="26"/>
-            <w:u w:val="none"/>
-          </w:rPr>
-          <w:t xml:space="preserve"> West</w:t>
+          <w:t>North South East West</w:t>
         </w:r>
       </w:hyperlink>
       <w:r>
@@ -6627,6 +6595,54 @@
           <w:szCs w:val="26"/>
         </w:rPr>
         <w:t>”).</w:t>
+      </w:r>
+      <w:r>
+        <w:rPr>
+          <w:rFonts w:cstheme="minorHAnsi"/>
+          <w:sz w:val="26"/>
+          <w:szCs w:val="26"/>
+        </w:rPr>
+        <w:t xml:space="preserve"> </w:t>
+      </w:r>
+      <w:r>
+        <w:rPr>
+          <w:rFonts w:cstheme="minorHAnsi"/>
+          <w:sz w:val="26"/>
+          <w:szCs w:val="26"/>
+        </w:rPr>
+        <w:t xml:space="preserve">Meanwhile, Liz revisits her marriage proposal to Petey </w:t>
+      </w:r>
+      <w:r>
+        <w:rPr>
+          <w:rFonts w:cstheme="minorHAnsi"/>
+          <w:sz w:val="26"/>
+          <w:szCs w:val="26"/>
+        </w:rPr>
+        <w:t xml:space="preserve">on a boat under </w:t>
+      </w:r>
+      <w:r>
+        <w:rPr>
+          <w:rFonts w:cstheme="minorHAnsi"/>
+          <w:sz w:val="26"/>
+          <w:szCs w:val="26"/>
+        </w:rPr>
+        <w:t>it</w:t>
+      </w:r>
+      <w:r>
+        <w:rPr>
+          <w:rFonts w:cstheme="minorHAnsi"/>
+          <w:sz w:val="26"/>
+          <w:szCs w:val="26"/>
+        </w:rPr>
+        <w:t xml:space="preserve"> (</w:t>
+      </w:r>
+      <w:r>
+        <w:rPr>
+          <w:rFonts w:cstheme="minorHAnsi"/>
+          <w:sz w:val="26"/>
+          <w:szCs w:val="26"/>
+        </w:rPr>
+        <w:t>“Natural Beauty”).</w:t>
       </w:r>
     </w:p>
     <w:p>
@@ -6972,16 +6988,7 @@
           <w:sz w:val="26"/>
           <w:szCs w:val="26"/>
         </w:rPr>
-        <w:t xml:space="preserve">. Petoskey offers </w:t>
-      </w:r>
-      <w:proofErr w:type="gramStart"/>
-      <w:r>
-        <w:rPr>
-          <w:rFonts w:cstheme="minorHAnsi"/>
-          <w:sz w:val="26"/>
-          <w:szCs w:val="26"/>
-        </w:rPr>
-        <w:t xml:space="preserve">the </w:t>
+        <w:t xml:space="preserve">. Petoskey offers the </w:t>
       </w:r>
       <w:r>
         <w:rPr>
@@ -6991,7 +6998,6 @@
         </w:rPr>
         <w:t>Ford</w:t>
       </w:r>
-      <w:proofErr w:type="gramEnd"/>
       <w:r>
         <w:rPr>
           <w:rFonts w:cstheme="minorHAnsi"/>
@@ -7627,29 +7633,6 @@
           <w:szCs w:val="26"/>
         </w:rPr>
         <w:t>”).</w:t>
-      </w:r>
-    </w:p>
-    <w:p>
-      <w:pPr>
-        <w:rPr>
-          <w:rFonts w:cstheme="minorHAnsi"/>
-          <w:b/>
-          <w:bCs/>
-          <w:sz w:val="30"/>
-          <w:szCs w:val="30"/>
-          <w:u w:val="single"/>
-        </w:rPr>
-      </w:pPr>
-      <w:r>
-        <w:rPr>
-          <w:rFonts w:cstheme="minorHAnsi"/>
-          <w:b/>
-          <w:bCs/>
-          <w:sz w:val="30"/>
-          <w:szCs w:val="30"/>
-          <w:u w:val="single"/>
-        </w:rPr>
-        <w:br w:type="page"/>
       </w:r>
     </w:p>
     <w:p>
@@ -8843,25 +8826,7 @@
           <w:sz w:val="28"/>
           <w:szCs w:val="28"/>
         </w:rPr>
-        <w:t xml:space="preserve">is trollface personified. She hopes to beat </w:t>
-      </w:r>
-      <w:proofErr w:type="gramStart"/>
-      <w:r>
-        <w:rPr>
-          <w:rFonts w:cstheme="minorHAnsi"/>
-          <w:sz w:val="28"/>
-          <w:szCs w:val="28"/>
-        </w:rPr>
-        <w:t>cousin</w:t>
-      </w:r>
-      <w:proofErr w:type="gramEnd"/>
-      <w:r>
-        <w:rPr>
-          <w:rFonts w:cstheme="minorHAnsi"/>
-          <w:sz w:val="28"/>
-          <w:szCs w:val="28"/>
-        </w:rPr>
-        <w:t xml:space="preserve"> Petoskey in their annual </w:t>
+        <w:t xml:space="preserve">is trollface personified. She hopes to beat cousin Petoskey in their annual </w:t>
       </w:r>
       <w:r>
         <w:rPr>
@@ -11132,10 +11097,9 @@
         <w:spacing w:line="240" w:lineRule="auto"/>
         <w:rPr>
           <w:rFonts w:cstheme="minorHAnsi"/>
-          <w:b/>
-          <w:bCs/>
-          <w:sz w:val="32"/>
-          <w:szCs w:val="32"/>
+          <w:sz w:val="32"/>
+          <w:szCs w:val="32"/>
+          <w:vertAlign w:val="subscript"/>
         </w:rPr>
       </w:pPr>
       <w:r>
@@ -12040,6 +12004,16 @@
           <w:rFonts w:cstheme="minorHAnsi"/>
           <w:b/>
           <w:bCs/>
+          <w:sz w:val="12"/>
+          <w:szCs w:val="12"/>
+        </w:rPr>
+        <w:br/>
+      </w:r>
+      <w:r>
+        <w:rPr>
+          <w:rFonts w:cstheme="minorHAnsi"/>
+          <w:b/>
+          <w:bCs/>
           <w:sz w:val="32"/>
           <w:szCs w:val="32"/>
         </w:rPr>
@@ -12217,27 +12191,7 @@
             <w:sz w:val="32"/>
             <w:szCs w:val="32"/>
           </w:rPr>
-          <w:t xml:space="preserve">North </w:t>
-        </w:r>
-        <w:proofErr w:type="gramStart"/>
-        <w:r>
-          <w:rPr>
-            <w:rStyle w:val="Hyperlink"/>
-            <w:rFonts w:cstheme="minorHAnsi"/>
-            <w:sz w:val="32"/>
-            <w:szCs w:val="32"/>
-          </w:rPr>
-          <w:t>South East</w:t>
-        </w:r>
-        <w:proofErr w:type="gramEnd"/>
-        <w:r>
-          <w:rPr>
-            <w:rStyle w:val="Hyperlink"/>
-            <w:rFonts w:cstheme="minorHAnsi"/>
-            <w:sz w:val="32"/>
-            <w:szCs w:val="32"/>
-          </w:rPr>
-          <w:t xml:space="preserve"> </w:t>
+          <w:t xml:space="preserve">North South East </w:t>
         </w:r>
         <w:r>
           <w:rPr>
@@ -12323,6 +12277,120 @@
           <w:sz w:val="32"/>
           <w:szCs w:val="32"/>
         </w:rPr>
+        <w:t>Natural Beauty</w:t>
+      </w:r>
+      <w:r>
+        <w:rPr>
+          <w:rFonts w:cstheme="minorHAnsi"/>
+          <w:sz w:val="32"/>
+          <w:szCs w:val="32"/>
+        </w:rPr>
+        <w:t xml:space="preserve"> </w:t>
+      </w:r>
+      <w:r>
+        <w:rPr>
+          <w:rFonts w:cstheme="minorHAnsi"/>
+          <w:sz w:val="32"/>
+          <w:szCs w:val="32"/>
+          <w:vertAlign w:val="subscript"/>
+        </w:rPr>
+        <w:t>Lizzie</w:t>
+      </w:r>
+      <w:r>
+        <w:rPr>
+          <w:rFonts w:cstheme="minorHAnsi"/>
+          <w:sz w:val="32"/>
+          <w:szCs w:val="32"/>
+          <w:vertAlign w:val="subscript"/>
+        </w:rPr>
+        <w:t xml:space="preserve">, </w:t>
+      </w:r>
+      <w:r>
+        <w:rPr>
+          <w:rFonts w:cstheme="minorHAnsi"/>
+          <w:sz w:val="32"/>
+          <w:szCs w:val="32"/>
+          <w:vertAlign w:val="subscript"/>
+        </w:rPr>
+        <w:t>Petey</w:t>
+      </w:r>
+      <w:r>
+        <w:rPr>
+          <w:rFonts w:cstheme="minorHAnsi"/>
+          <w:sz w:val="32"/>
+          <w:szCs w:val="32"/>
+          <w:vertAlign w:val="subscript"/>
+        </w:rPr>
+        <w:t xml:space="preserve">, </w:t>
+      </w:r>
+      <w:proofErr w:type="spellStart"/>
+      <w:r>
+        <w:rPr>
+          <w:rFonts w:cstheme="minorHAnsi"/>
+          <w:sz w:val="32"/>
+          <w:szCs w:val="32"/>
+          <w:vertAlign w:val="subscript"/>
+        </w:rPr>
+        <w:t>Vandams</w:t>
+      </w:r>
+      <w:proofErr w:type="spellEnd"/>
+      <w:r>
+        <w:rPr>
+          <w:rFonts w:cstheme="minorHAnsi"/>
+          <w:sz w:val="32"/>
+          <w:szCs w:val="32"/>
+          <w:vertAlign w:val="subscript"/>
+        </w:rPr>
+        <w:t xml:space="preserve">, </w:t>
+      </w:r>
+      <w:r>
+        <w:rPr>
+          <w:rFonts w:cstheme="minorHAnsi"/>
+          <w:sz w:val="32"/>
+          <w:szCs w:val="32"/>
+          <w:vertAlign w:val="subscript"/>
+        </w:rPr>
+        <w:t>Michiganders</w:t>
+      </w:r>
+      <w:r>
+        <w:rPr>
+          <w:rFonts w:cstheme="minorHAnsi"/>
+          <w:sz w:val="32"/>
+          <w:szCs w:val="32"/>
+          <w:vertAlign w:val="subscript"/>
+        </w:rPr>
+        <w:br/>
+      </w:r>
+      <w:r>
+        <w:rPr>
+          <w:rFonts w:cstheme="minorHAnsi"/>
+          <w:sz w:val="32"/>
+          <w:szCs w:val="32"/>
+        </w:rPr>
+        <w:t>1</w:t>
+      </w:r>
+      <w:r>
+        <w:rPr>
+          <w:rFonts w:cstheme="minorHAnsi"/>
+          <w:sz w:val="32"/>
+          <w:szCs w:val="32"/>
+        </w:rPr>
+        <w:t>9</w:t>
+      </w:r>
+      <w:r>
+        <w:rPr>
+          <w:rFonts w:cstheme="minorHAnsi"/>
+          <w:sz w:val="32"/>
+          <w:szCs w:val="32"/>
+        </w:rPr>
+        <w:t xml:space="preserve">. </w:t>
+      </w:r>
+      <w:r>
+        <w:rPr>
+          <w:rFonts w:cstheme="minorHAnsi"/>
+          <w:sz w:val="32"/>
+          <w:szCs w:val="32"/>
+        </w:rPr>
         <w:t xml:space="preserve">Rock Bottom </w:t>
       </w:r>
       <w:r>
@@ -12349,6 +12417,106 @@
           <w:sz w:val="32"/>
           <w:szCs w:val="32"/>
         </w:rPr>
+        <w:t>20</w:t>
+      </w:r>
+      <w:r>
+        <w:rPr>
+          <w:rFonts w:cstheme="minorHAnsi"/>
+          <w:sz w:val="32"/>
+          <w:szCs w:val="32"/>
+        </w:rPr>
+        <w:t>. Family</w:t>
+      </w:r>
+      <w:r>
+        <w:rPr>
+          <w:rFonts w:cstheme="minorHAnsi"/>
+          <w:sz w:val="32"/>
+          <w:szCs w:val="32"/>
+        </w:rPr>
+        <w:t>’s</w:t>
+      </w:r>
+      <w:r>
+        <w:rPr>
+          <w:rFonts w:cstheme="minorHAnsi"/>
+          <w:sz w:val="32"/>
+          <w:szCs w:val="32"/>
+        </w:rPr>
+        <w:t xml:space="preserve"> in the </w:t>
+      </w:r>
+      <w:r>
+        <w:rPr>
+          <w:rFonts w:cstheme="minorHAnsi"/>
+          <w:sz w:val="32"/>
+          <w:szCs w:val="32"/>
+        </w:rPr>
+        <w:t>Fossil</w:t>
+      </w:r>
+      <w:r>
+        <w:rPr>
+          <w:rFonts w:cstheme="minorHAnsi"/>
+          <w:sz w:val="32"/>
+          <w:szCs w:val="32"/>
+        </w:rPr>
+        <w:t>s</w:t>
+      </w:r>
+      <w:r>
+        <w:rPr>
+          <w:rFonts w:cstheme="minorHAnsi"/>
+          <w:sz w:val="32"/>
+          <w:szCs w:val="32"/>
+        </w:rPr>
+        <w:t xml:space="preserve"> </w:t>
+      </w:r>
+      <w:r>
+        <w:rPr>
+          <w:rFonts w:cstheme="minorHAnsi"/>
+          <w:sz w:val="32"/>
+          <w:szCs w:val="32"/>
+          <w:vertAlign w:val="subscript"/>
+        </w:rPr>
+        <w:t>Michilimackinac</w:t>
+      </w:r>
+      <w:r>
+        <w:rPr>
+          <w:rFonts w:cstheme="minorHAnsi"/>
+          <w:sz w:val="32"/>
+          <w:szCs w:val="32"/>
+          <w:vertAlign w:val="subscript"/>
+        </w:rPr>
+        <w:t>, Petoskey</w:t>
+      </w:r>
+      <w:r>
+        <w:rPr>
+          <w:rFonts w:cstheme="minorHAnsi"/>
+          <w:sz w:val="32"/>
+          <w:szCs w:val="32"/>
+          <w:vertAlign w:val="subscript"/>
+        </w:rPr>
+        <w:t>, Lulu</w:t>
+      </w:r>
+      <w:r>
+        <w:rPr>
+          <w:rFonts w:cstheme="minorHAnsi"/>
+          <w:sz w:val="32"/>
+          <w:szCs w:val="32"/>
+          <w:vertAlign w:val="subscript"/>
+        </w:rPr>
+        <w:br/>
+      </w:r>
+      <w:r>
+        <w:rPr>
+          <w:rFonts w:cstheme="minorHAnsi"/>
+          <w:sz w:val="32"/>
+          <w:szCs w:val="32"/>
+        </w:rPr>
+        <w:t>2</w:t>
+      </w:r>
+      <w:r>
+        <w:rPr>
+          <w:rFonts w:cstheme="minorHAnsi"/>
+          <w:sz w:val="32"/>
+          <w:szCs w:val="32"/>
+        </w:rPr>
         <w:t>1</w:t>
       </w:r>
       <w:r>
@@ -12357,65 +12525,7 @@
           <w:sz w:val="32"/>
           <w:szCs w:val="32"/>
         </w:rPr>
-        <w:t>9</w:t>
-      </w:r>
-      <w:r>
-        <w:rPr>
-          <w:rFonts w:cstheme="minorHAnsi"/>
-          <w:sz w:val="32"/>
-          <w:szCs w:val="32"/>
-        </w:rPr>
-        <w:t xml:space="preserve">. </w:t>
-      </w:r>
-      <w:proofErr w:type="gramStart"/>
-      <w:r>
-        <w:rPr>
-          <w:rFonts w:cstheme="minorHAnsi"/>
-          <w:sz w:val="32"/>
-          <w:szCs w:val="32"/>
-        </w:rPr>
-        <w:t>Family</w:t>
-      </w:r>
-      <w:r>
-        <w:rPr>
-          <w:rFonts w:cstheme="minorHAnsi"/>
-          <w:sz w:val="32"/>
-          <w:szCs w:val="32"/>
-        </w:rPr>
-        <w:t>’s</w:t>
-      </w:r>
-      <w:proofErr w:type="gramEnd"/>
-      <w:r>
-        <w:rPr>
-          <w:rFonts w:cstheme="minorHAnsi"/>
-          <w:sz w:val="32"/>
-          <w:szCs w:val="32"/>
-        </w:rPr>
-        <w:t xml:space="preserve"> in the </w:t>
-      </w:r>
-      <w:r>
-        <w:rPr>
-          <w:rFonts w:cstheme="minorHAnsi"/>
-          <w:sz w:val="32"/>
-          <w:szCs w:val="32"/>
-        </w:rPr>
-        <w:t>Fossil</w:t>
-      </w:r>
-      <w:r>
-        <w:rPr>
-          <w:rFonts w:cstheme="minorHAnsi"/>
-          <w:sz w:val="32"/>
-          <w:szCs w:val="32"/>
-        </w:rPr>
-        <w:t>s</w:t>
-      </w:r>
-      <w:r>
-        <w:rPr>
-          <w:rFonts w:cstheme="minorHAnsi"/>
-          <w:sz w:val="32"/>
-          <w:szCs w:val="32"/>
-        </w:rPr>
-        <w:t xml:space="preserve"> </w:t>
+        <w:t xml:space="preserve">. Leave No Stones Unturned </w:t>
       </w:r>
       <w:r>
         <w:rPr>
@@ -12424,7 +12534,7 @@
           <w:szCs w:val="32"/>
           <w:vertAlign w:val="subscript"/>
         </w:rPr>
-        <w:t>Petey, Petoskey</w:t>
+        <w:t>Wayland</w:t>
       </w:r>
       <w:r>
         <w:rPr>
@@ -12433,6 +12543,35 @@
           <w:szCs w:val="32"/>
           <w:vertAlign w:val="subscript"/>
         </w:rPr>
+        <w:t xml:space="preserve">, </w:t>
+      </w:r>
+      <w:proofErr w:type="spellStart"/>
+      <w:r>
+        <w:rPr>
+          <w:rFonts w:cstheme="minorHAnsi"/>
+          <w:sz w:val="32"/>
+          <w:szCs w:val="32"/>
+          <w:vertAlign w:val="subscript"/>
+        </w:rPr>
+        <w:t>Vandams</w:t>
+      </w:r>
+      <w:proofErr w:type="spellEnd"/>
+      <w:r>
+        <w:rPr>
+          <w:rFonts w:cstheme="minorHAnsi"/>
+          <w:sz w:val="32"/>
+          <w:szCs w:val="32"/>
+          <w:vertAlign w:val="subscript"/>
+        </w:rPr>
+        <w:t>, Residents</w:t>
+      </w:r>
+      <w:r>
+        <w:rPr>
+          <w:rFonts w:cstheme="minorHAnsi"/>
+          <w:sz w:val="32"/>
+          <w:szCs w:val="32"/>
+          <w:vertAlign w:val="subscript"/>
+        </w:rPr>
         <w:br/>
       </w:r>
       <w:r>
@@ -12441,69 +12580,6 @@
           <w:sz w:val="32"/>
           <w:szCs w:val="32"/>
         </w:rPr>
-        <w:t>20</w:t>
-      </w:r>
-      <w:r>
-        <w:rPr>
-          <w:rFonts w:cstheme="minorHAnsi"/>
-          <w:sz w:val="32"/>
-          <w:szCs w:val="32"/>
-        </w:rPr>
-        <w:t xml:space="preserve">. Leave No Stones Unturned </w:t>
-      </w:r>
-      <w:r>
-        <w:rPr>
-          <w:rFonts w:cstheme="minorHAnsi"/>
-          <w:sz w:val="32"/>
-          <w:szCs w:val="32"/>
-          <w:vertAlign w:val="subscript"/>
-        </w:rPr>
-        <w:t>Wayland</w:t>
-      </w:r>
-      <w:r>
-        <w:rPr>
-          <w:rFonts w:cstheme="minorHAnsi"/>
-          <w:sz w:val="32"/>
-          <w:szCs w:val="32"/>
-          <w:vertAlign w:val="subscript"/>
-        </w:rPr>
-        <w:t xml:space="preserve">, </w:t>
-      </w:r>
-      <w:proofErr w:type="spellStart"/>
-      <w:r>
-        <w:rPr>
-          <w:rFonts w:cstheme="minorHAnsi"/>
-          <w:sz w:val="32"/>
-          <w:szCs w:val="32"/>
-          <w:vertAlign w:val="subscript"/>
-        </w:rPr>
-        <w:t>Vandams</w:t>
-      </w:r>
-      <w:proofErr w:type="spellEnd"/>
-      <w:r>
-        <w:rPr>
-          <w:rFonts w:cstheme="minorHAnsi"/>
-          <w:sz w:val="32"/>
-          <w:szCs w:val="32"/>
-          <w:vertAlign w:val="subscript"/>
-        </w:rPr>
-        <w:t>, Residents</w:t>
-      </w:r>
-      <w:r>
-        <w:rPr>
-          <w:rFonts w:cstheme="minorHAnsi"/>
-          <w:sz w:val="32"/>
-          <w:szCs w:val="32"/>
-          <w:vertAlign w:val="subscript"/>
-        </w:rPr>
-        <w:br/>
-      </w:r>
-      <w:r>
-        <w:rPr>
-          <w:rFonts w:cstheme="minorHAnsi"/>
-          <w:sz w:val="32"/>
-          <w:szCs w:val="32"/>
-        </w:rPr>
         <w:t>2</w:t>
       </w:r>
       <w:r>
@@ -12512,7 +12588,7 @@
           <w:sz w:val="32"/>
           <w:szCs w:val="32"/>
         </w:rPr>
-        <w:t>1</w:t>
+        <w:t>2</w:t>
       </w:r>
       <w:r>
         <w:rPr>
@@ -12573,7 +12649,7 @@
           <w:sz w:val="32"/>
           <w:szCs w:val="32"/>
         </w:rPr>
-        <w:t>2</w:t>
+        <w:t>3</w:t>
       </w:r>
       <w:r>
         <w:rPr>
@@ -12669,8 +12745,8 @@
                   <w:rStyle w:val="Hyperlink"/>
                   <w:b/>
                   <w:bCs/>
-                  <w:sz w:val="32"/>
-                  <w:szCs w:val="32"/>
+                  <w:sz w:val="28"/>
+                  <w:szCs w:val="28"/>
                 </w:rPr>
                 <w:t>MICHIGAN THEMES</w:t>
               </w:r>
@@ -12709,8 +12785,8 @@
                 <w:rPr>
                   <w:rStyle w:val="Hyperlink"/>
                   <w:rFonts w:cstheme="minorHAnsi"/>
-                  <w:sz w:val="32"/>
-                  <w:szCs w:val="32"/>
+                  <w:sz w:val="28"/>
+                  <w:szCs w:val="28"/>
                 </w:rPr>
                 <w:t>Nayaano</w:t>
               </w:r>
@@ -12738,8 +12814,8 @@
                 <w:rPr>
                   <w:rStyle w:val="Hyperlink"/>
                   <w:rFonts w:cstheme="minorHAnsi"/>
-                  <w:sz w:val="32"/>
-                  <w:szCs w:val="32"/>
+                  <w:sz w:val="28"/>
+                  <w:szCs w:val="28"/>
                 </w:rPr>
                 <w:t>Water Spirits</w:t>
               </w:r>
@@ -12767,8 +12843,8 @@
                 <w:rPr>
                   <w:rStyle w:val="Hyperlink"/>
                   <w:rFonts w:cstheme="minorHAnsi"/>
-                  <w:sz w:val="32"/>
-                  <w:szCs w:val="32"/>
+                  <w:sz w:val="28"/>
+                  <w:szCs w:val="28"/>
                 </w:rPr>
                 <w:t>Lake Giants</w:t>
               </w:r>
@@ -12789,12 +12865,13 @@
               <w:tabs>
                 <w:tab w:val="left" w:pos="5013"/>
               </w:tabs>
+              <w:spacing w:line="144" w:lineRule="auto"/>
               <w:jc w:val="center"/>
               <w:rPr>
                 <w:rFonts w:cstheme="minorHAnsi"/>
                 <w:sz w:val="32"/>
                 <w:szCs w:val="32"/>
-                <w:vertAlign w:val="superscript"/>
+                <w:vertAlign w:val="subscript"/>
               </w:rPr>
             </w:pPr>
             <w:r>
@@ -12802,7 +12879,7 @@
                 <w:rFonts w:cstheme="minorHAnsi"/>
                 <w:sz w:val="32"/>
                 <w:szCs w:val="32"/>
-                <w:vertAlign w:val="superscript"/>
+                <w:vertAlign w:val="subscript"/>
               </w:rPr>
               <w:t>Main Theme</w:t>
             </w:r>
@@ -12817,12 +12894,13 @@
               <w:tabs>
                 <w:tab w:val="left" w:pos="5013"/>
               </w:tabs>
+              <w:spacing w:line="144" w:lineRule="auto"/>
               <w:jc w:val="center"/>
               <w:rPr>
                 <w:rFonts w:cstheme="minorHAnsi"/>
                 <w:sz w:val="32"/>
                 <w:szCs w:val="32"/>
-                <w:vertAlign w:val="superscript"/>
+                <w:vertAlign w:val="subscript"/>
               </w:rPr>
             </w:pPr>
             <w:r>
@@ -12830,7 +12908,7 @@
                 <w:rFonts w:cstheme="minorHAnsi"/>
                 <w:sz w:val="32"/>
                 <w:szCs w:val="32"/>
-                <w:vertAlign w:val="superscript"/>
+                <w:vertAlign w:val="subscript"/>
               </w:rPr>
               <w:t>Childhood Theme</w:t>
             </w:r>
@@ -12845,12 +12923,13 @@
               <w:tabs>
                 <w:tab w:val="left" w:pos="5013"/>
               </w:tabs>
+              <w:spacing w:line="144" w:lineRule="auto"/>
               <w:jc w:val="center"/>
               <w:rPr>
                 <w:rFonts w:cstheme="minorHAnsi"/>
                 <w:sz w:val="32"/>
                 <w:szCs w:val="32"/>
-                <w:vertAlign w:val="superscript"/>
+                <w:vertAlign w:val="subscript"/>
               </w:rPr>
             </w:pPr>
             <w:r>
@@ -12858,7 +12937,7 @@
                 <w:rFonts w:cstheme="minorHAnsi"/>
                 <w:sz w:val="32"/>
                 <w:szCs w:val="32"/>
-                <w:vertAlign w:val="superscript"/>
+                <w:vertAlign w:val="subscript"/>
               </w:rPr>
               <w:t>Adulthood Theme</w:t>
             </w:r>
@@ -12887,8 +12966,8 @@
                 <w:rPr>
                   <w:rStyle w:val="Hyperlink"/>
                   <w:rFonts w:cstheme="minorHAnsi"/>
-                  <w:sz w:val="32"/>
-                  <w:szCs w:val="32"/>
+                  <w:sz w:val="28"/>
+                  <w:szCs w:val="28"/>
                 </w:rPr>
                 <w:t>Pine Monsters</w:t>
               </w:r>
@@ -12916,8 +12995,8 @@
                 <w:rPr>
                   <w:rStyle w:val="Hyperlink"/>
                   <w:rFonts w:cstheme="minorHAnsi"/>
-                  <w:sz w:val="32"/>
-                  <w:szCs w:val="32"/>
+                  <w:sz w:val="28"/>
+                  <w:szCs w:val="28"/>
                 </w:rPr>
                 <w:t>Wind Hoppers</w:t>
               </w:r>
@@ -12945,8 +13024,8 @@
                 <w:rPr>
                   <w:rStyle w:val="Hyperlink"/>
                   <w:rFonts w:cstheme="minorHAnsi"/>
-                  <w:sz w:val="32"/>
-                  <w:szCs w:val="32"/>
+                  <w:sz w:val="28"/>
+                  <w:szCs w:val="28"/>
                 </w:rPr>
                 <w:t>Michilimackinac</w:t>
               </w:r>
@@ -12964,11 +13043,13 @@
               <w:tabs>
                 <w:tab w:val="left" w:pos="5013"/>
               </w:tabs>
+              <w:spacing w:line="144" w:lineRule="auto"/>
               <w:jc w:val="center"/>
               <w:rPr>
                 <w:rFonts w:cstheme="minorHAnsi"/>
                 <w:sz w:val="32"/>
                 <w:szCs w:val="32"/>
+                <w:vertAlign w:val="subscript"/>
               </w:rPr>
             </w:pPr>
             <w:r>
@@ -12976,7 +13057,7 @@
                 <w:rFonts w:cstheme="minorHAnsi"/>
                 <w:sz w:val="32"/>
                 <w:szCs w:val="32"/>
-                <w:vertAlign w:val="superscript"/>
+                <w:vertAlign w:val="subscript"/>
               </w:rPr>
               <w:t>Troublesome Theme</w:t>
             </w:r>
@@ -12991,11 +13072,13 @@
               <w:tabs>
                 <w:tab w:val="left" w:pos="5013"/>
               </w:tabs>
+              <w:spacing w:line="144" w:lineRule="auto"/>
               <w:jc w:val="center"/>
               <w:rPr>
                 <w:rFonts w:cstheme="minorHAnsi"/>
                 <w:sz w:val="32"/>
                 <w:szCs w:val="32"/>
+                <w:vertAlign w:val="subscript"/>
               </w:rPr>
             </w:pPr>
             <w:r>
@@ -13003,7 +13086,7 @@
                 <w:rFonts w:cstheme="minorHAnsi"/>
                 <w:sz w:val="32"/>
                 <w:szCs w:val="32"/>
-                <w:vertAlign w:val="superscript"/>
+                <w:vertAlign w:val="subscript"/>
               </w:rPr>
               <w:t>Migration Theme</w:t>
             </w:r>
@@ -13018,11 +13101,13 @@
               <w:tabs>
                 <w:tab w:val="left" w:pos="5013"/>
               </w:tabs>
+              <w:spacing w:line="144" w:lineRule="auto"/>
               <w:jc w:val="center"/>
               <w:rPr>
                 <w:rFonts w:cstheme="minorHAnsi"/>
-                <w:sz w:val="32"/>
-                <w:szCs w:val="32"/>
+                <w:sz w:val="2"/>
+                <w:szCs w:val="2"/>
+                <w:vertAlign w:val="subscript"/>
               </w:rPr>
             </w:pPr>
             <w:r>
@@ -13030,9 +13115,18 @@
                 <w:rFonts w:cstheme="minorHAnsi"/>
                 <w:sz w:val="32"/>
                 <w:szCs w:val="32"/>
-                <w:vertAlign w:val="superscript"/>
+                <w:vertAlign w:val="subscript"/>
               </w:rPr>
               <w:t>Nature Theme</w:t>
+            </w:r>
+            <w:r>
+              <w:rPr>
+                <w:rFonts w:cstheme="minorHAnsi"/>
+                <w:sz w:val="32"/>
+                <w:szCs w:val="32"/>
+                <w:vertAlign w:val="subscript"/>
+              </w:rPr>
+              <w:br/>
             </w:r>
           </w:p>
         </w:tc>

--- a/about/michigan-bible.docx
+++ b/about/michigan-bible.docx
@@ -440,7 +440,7 @@
           <w:sz w:val="39"/>
           <w:szCs w:val="39"/>
         </w:rPr>
-        <w:t>, fight a data center to save their grandparents’ historic lake house</w:t>
+        <w:t xml:space="preserve">, fight a data center to save their grandparents’ </w:t>
       </w:r>
       <w:r>
         <w:rPr>
@@ -449,7 +449,34 @@
           <w:sz w:val="39"/>
           <w:szCs w:val="39"/>
         </w:rPr>
-        <w:t xml:space="preserve"> and the entire state.</w:t>
+        <w:br/>
+      </w:r>
+      <w:r>
+        <w:rPr>
+          <w:rFonts w:ascii="Avenir Next LT Pro" w:hAnsi="Avenir Next LT Pro" w:cstheme="minorHAnsi"/>
+          <w:color w:val="002060"/>
+          <w:sz w:val="39"/>
+          <w:szCs w:val="39"/>
+        </w:rPr>
+        <w:t>lake house</w:t>
+      </w:r>
+      <w:r>
+        <w:rPr>
+          <w:rFonts w:ascii="Avenir Next LT Pro" w:hAnsi="Avenir Next LT Pro" w:cstheme="minorHAnsi"/>
+          <w:color w:val="002060"/>
+          <w:sz w:val="39"/>
+          <w:szCs w:val="39"/>
+        </w:rPr>
+        <w:t xml:space="preserve"> and </w:t>
+      </w:r>
+      <w:r>
+        <w:rPr>
+          <w:rFonts w:ascii="Avenir Next LT Pro" w:hAnsi="Avenir Next LT Pro" w:cstheme="minorHAnsi"/>
+          <w:color w:val="002060"/>
+          <w:sz w:val="39"/>
+          <w:szCs w:val="39"/>
+        </w:rPr>
+        <w:t>everyone.</w:t>
       </w:r>
     </w:p>
     <w:p>
@@ -4782,8 +4809,18 @@
           <w:sz w:val="26"/>
           <w:szCs w:val="26"/>
         </w:rPr>
-        <w:t>’s mother returns</w:t>
-      </w:r>
+        <w:t xml:space="preserve">’s mother </w:t>
+      </w:r>
+      <w:proofErr w:type="gramStart"/>
+      <w:r>
+        <w:rPr>
+          <w:rFonts w:cstheme="minorHAnsi"/>
+          <w:sz w:val="26"/>
+          <w:szCs w:val="26"/>
+        </w:rPr>
+        <w:t>returns</w:t>
+      </w:r>
+      <w:proofErr w:type="gramEnd"/>
       <w:r>
         <w:rPr>
           <w:rFonts w:cstheme="minorHAnsi"/>
@@ -6585,7 +6622,29 @@
             <w:szCs w:val="26"/>
             <w:u w:val="none"/>
           </w:rPr>
-          <w:t>North South East West</w:t>
+          <w:t xml:space="preserve">North </w:t>
+        </w:r>
+        <w:proofErr w:type="gramStart"/>
+        <w:r>
+          <w:rPr>
+            <w:rStyle w:val="Hyperlink"/>
+            <w:rFonts w:cstheme="minorHAnsi"/>
+            <w:sz w:val="26"/>
+            <w:szCs w:val="26"/>
+            <w:u w:val="none"/>
+          </w:rPr>
+          <w:t>South East</w:t>
+        </w:r>
+        <w:proofErr w:type="gramEnd"/>
+        <w:r>
+          <w:rPr>
+            <w:rStyle w:val="Hyperlink"/>
+            <w:rFonts w:cstheme="minorHAnsi"/>
+            <w:sz w:val="26"/>
+            <w:szCs w:val="26"/>
+            <w:u w:val="none"/>
+          </w:rPr>
+          <w:t xml:space="preserve"> West</w:t>
         </w:r>
       </w:hyperlink>
       <w:r>
@@ -6642,7 +6701,27 @@
           <w:sz w:val="26"/>
           <w:szCs w:val="26"/>
         </w:rPr>
-        <w:t>“Natural Beauty”).</w:t>
+        <w:t>“</w:t>
+      </w:r>
+      <w:hyperlink r:id="rId23" w:history="1">
+        <w:r>
+          <w:rPr>
+            <w:rStyle w:val="Hyperlink"/>
+            <w:rFonts w:cstheme="minorHAnsi"/>
+            <w:sz w:val="26"/>
+            <w:szCs w:val="26"/>
+            <w:u w:val="none"/>
+          </w:rPr>
+          <w:t>Natural Beauty</w:t>
+        </w:r>
+      </w:hyperlink>
+      <w:r>
+        <w:rPr>
+          <w:rFonts w:cstheme="minorHAnsi"/>
+          <w:sz w:val="26"/>
+          <w:szCs w:val="26"/>
+        </w:rPr>
+        <w:t>”).</w:t>
       </w:r>
     </w:p>
     <w:p>
@@ -6988,7 +7067,16 @@
           <w:sz w:val="26"/>
           <w:szCs w:val="26"/>
         </w:rPr>
-        <w:t xml:space="preserve">. Petoskey offers the </w:t>
+        <w:t xml:space="preserve">. Petoskey offers </w:t>
+      </w:r>
+      <w:proofErr w:type="gramStart"/>
+      <w:r>
+        <w:rPr>
+          <w:rFonts w:cstheme="minorHAnsi"/>
+          <w:sz w:val="26"/>
+          <w:szCs w:val="26"/>
+        </w:rPr>
+        <w:t xml:space="preserve">the </w:t>
       </w:r>
       <w:r>
         <w:rPr>
@@ -6998,6 +7086,7 @@
         </w:rPr>
         <w:t>Ford</w:t>
       </w:r>
+      <w:proofErr w:type="gramEnd"/>
       <w:r>
         <w:rPr>
           <w:rFonts w:cstheme="minorHAnsi"/>
@@ -7357,7 +7446,7 @@
         </w:rPr>
         <w:t xml:space="preserve"> reunion as lovers once more (“</w:t>
       </w:r>
-      <w:hyperlink r:id="rId23" w:history="1">
+      <w:hyperlink r:id="rId24" w:history="1">
         <w:r>
           <w:rPr>
             <w:rStyle w:val="Hyperlink"/>
@@ -7614,7 +7703,7 @@
         </w:rPr>
         <w:t>(“</w:t>
       </w:r>
-      <w:hyperlink r:id="rId24" w:history="1">
+      <w:hyperlink r:id="rId25" w:history="1">
         <w:r>
           <w:rPr>
             <w:rStyle w:val="Hyperlink"/>
@@ -8683,7 +8772,7 @@
                     </pic:cNvPicPr>
                   </pic:nvPicPr>
                   <pic:blipFill>
-                    <a:blip r:embed="rId25" cstate="print">
+                    <a:blip r:embed="rId26" cstate="print">
                       <a:extLst>
                         <a:ext uri="{28A0092B-C50C-407E-A947-70E740481C1C}">
                           <a14:useLocalDpi xmlns:a14="http://schemas.microsoft.com/office/drawing/2010/main" val="0"/>
@@ -8826,7 +8915,25 @@
           <w:sz w:val="28"/>
           <w:szCs w:val="28"/>
         </w:rPr>
-        <w:t xml:space="preserve">is trollface personified. She hopes to beat cousin Petoskey in their annual </w:t>
+        <w:t xml:space="preserve">is trollface personified. She hopes to beat </w:t>
+      </w:r>
+      <w:proofErr w:type="gramStart"/>
+      <w:r>
+        <w:rPr>
+          <w:rFonts w:cstheme="minorHAnsi"/>
+          <w:sz w:val="28"/>
+          <w:szCs w:val="28"/>
+        </w:rPr>
+        <w:t>cousin</w:t>
+      </w:r>
+      <w:proofErr w:type="gramEnd"/>
+      <w:r>
+        <w:rPr>
+          <w:rFonts w:cstheme="minorHAnsi"/>
+          <w:sz w:val="28"/>
+          <w:szCs w:val="28"/>
+        </w:rPr>
+        <w:t xml:space="preserve"> Petoskey in their annual </w:t>
       </w:r>
       <w:r>
         <w:rPr>
@@ -11130,7 +11237,7 @@
         </w:rPr>
         <w:t xml:space="preserve">1. </w:t>
       </w:r>
-      <w:hyperlink r:id="rId26" w:history="1">
+      <w:hyperlink r:id="rId27" w:history="1">
         <w:r>
           <w:rPr>
             <w:rStyle w:val="Hyperlink"/>
@@ -11167,7 +11274,7 @@
         <w:br/>
         <w:t xml:space="preserve">2. </w:t>
       </w:r>
-      <w:hyperlink r:id="rId27" w:history="1">
+      <w:hyperlink r:id="rId28" w:history="1">
         <w:r>
           <w:rPr>
             <w:rStyle w:val="Hyperlink"/>
@@ -11214,7 +11321,7 @@
         </w:rPr>
         <w:t xml:space="preserve">3. </w:t>
       </w:r>
-      <w:hyperlink r:id="rId28" w:history="1">
+      <w:hyperlink r:id="rId29" w:history="1">
         <w:r>
           <w:rPr>
             <w:rStyle w:val="Hyperlink"/>
@@ -11251,7 +11358,7 @@
         <w:br/>
         <w:t xml:space="preserve">4. </w:t>
       </w:r>
-      <w:hyperlink r:id="rId29" w:history="1">
+      <w:hyperlink r:id="rId30" w:history="1">
         <w:r>
           <w:rPr>
             <w:rStyle w:val="Hyperlink"/>
@@ -11338,7 +11445,7 @@
         </w:rPr>
         <w:t xml:space="preserve"> </w:t>
       </w:r>
-      <w:hyperlink r:id="rId30" w:history="1">
+      <w:hyperlink r:id="rId31" w:history="1">
         <w:r>
           <w:rPr>
             <w:rStyle w:val="Hyperlink"/>
@@ -11429,7 +11536,7 @@
         <w:br/>
         <w:t xml:space="preserve">6. </w:t>
       </w:r>
-      <w:hyperlink r:id="rId31" w:history="1">
+      <w:hyperlink r:id="rId32" w:history="1">
         <w:r>
           <w:rPr>
             <w:rStyle w:val="Hyperlink"/>
@@ -11475,7 +11582,7 @@
         <w:br/>
         <w:t xml:space="preserve">7. </w:t>
       </w:r>
-      <w:hyperlink r:id="rId32" w:history="1">
+      <w:hyperlink r:id="rId33" w:history="1">
         <w:r>
           <w:rPr>
             <w:rStyle w:val="Hyperlink"/>
@@ -11540,7 +11647,7 @@
         </w:rPr>
         <w:t xml:space="preserve">8. </w:t>
       </w:r>
-      <w:hyperlink r:id="rId33" w:history="1">
+      <w:hyperlink r:id="rId34" w:history="1">
         <w:r>
           <w:rPr>
             <w:rStyle w:val="Hyperlink"/>
@@ -11619,7 +11726,7 @@
         </w:rPr>
         <w:t xml:space="preserve">. </w:t>
       </w:r>
-      <w:hyperlink r:id="rId34" w:history="1">
+      <w:hyperlink r:id="rId35" w:history="1">
         <w:r>
           <w:rPr>
             <w:rStyle w:val="Hyperlink"/>
@@ -11874,7 +11981,7 @@
         </w:rPr>
         <w:t xml:space="preserve">. </w:t>
       </w:r>
-      <w:hyperlink r:id="rId35" w:history="1">
+      <w:hyperlink r:id="rId36" w:history="1">
         <w:r>
           <w:rPr>
             <w:rStyle w:val="Hyperlink"/>
@@ -11937,7 +12044,7 @@
         </w:rPr>
         <w:t xml:space="preserve">. </w:t>
       </w:r>
-      <w:hyperlink r:id="rId36" w:history="1">
+      <w:hyperlink r:id="rId37" w:history="1">
         <w:r>
           <w:rPr>
             <w:rStyle w:val="Hyperlink"/>
@@ -12052,7 +12159,7 @@
         </w:rPr>
         <w:t xml:space="preserve">. </w:t>
       </w:r>
-      <w:hyperlink r:id="rId37" w:history="1">
+      <w:hyperlink r:id="rId38" w:history="1">
         <w:r>
           <w:rPr>
             <w:rStyle w:val="Hyperlink"/>
@@ -12112,7 +12219,7 @@
         </w:rPr>
         <w:t xml:space="preserve">. </w:t>
       </w:r>
-      <w:hyperlink r:id="rId38" w:history="1">
+      <w:hyperlink r:id="rId39" w:history="1">
         <w:r>
           <w:rPr>
             <w:rStyle w:val="Hyperlink"/>
@@ -12183,7 +12290,7 @@
         </w:rPr>
         <w:t xml:space="preserve">. </w:t>
       </w:r>
-      <w:hyperlink r:id="rId39" w:history="1">
+      <w:hyperlink r:id="rId40" w:history="1">
         <w:r>
           <w:rPr>
             <w:rStyle w:val="Hyperlink"/>
@@ -12191,7 +12298,27 @@
             <w:sz w:val="32"/>
             <w:szCs w:val="32"/>
           </w:rPr>
-          <w:t xml:space="preserve">North South East </w:t>
+          <w:t xml:space="preserve">North </w:t>
+        </w:r>
+        <w:proofErr w:type="gramStart"/>
+        <w:r>
+          <w:rPr>
+            <w:rStyle w:val="Hyperlink"/>
+            <w:rFonts w:cstheme="minorHAnsi"/>
+            <w:sz w:val="32"/>
+            <w:szCs w:val="32"/>
+          </w:rPr>
+          <w:t>South East</w:t>
+        </w:r>
+        <w:proofErr w:type="gramEnd"/>
+        <w:r>
+          <w:rPr>
+            <w:rStyle w:val="Hyperlink"/>
+            <w:rFonts w:cstheme="minorHAnsi"/>
+            <w:sz w:val="32"/>
+            <w:szCs w:val="32"/>
+          </w:rPr>
+          <w:t xml:space="preserve"> </w:t>
         </w:r>
         <w:r>
           <w:rPr>
@@ -12271,14 +12398,17 @@
         </w:rPr>
         <w:t xml:space="preserve">. </w:t>
       </w:r>
-      <w:r>
-        <w:rPr>
-          <w:rFonts w:cstheme="minorHAnsi"/>
-          <w:sz w:val="32"/>
-          <w:szCs w:val="32"/>
-        </w:rPr>
-        <w:t>Natural Beauty</w:t>
-      </w:r>
+      <w:hyperlink r:id="rId41" w:history="1">
+        <w:r>
+          <w:rPr>
+            <w:rStyle w:val="Hyperlink"/>
+            <w:rFonts w:cstheme="minorHAnsi"/>
+            <w:sz w:val="32"/>
+            <w:szCs w:val="32"/>
+          </w:rPr>
+          <w:t>Natural Beauty</w:t>
+        </w:r>
+      </w:hyperlink>
       <w:r>
         <w:rPr>
           <w:rFonts w:cstheme="minorHAnsi"/>
@@ -12321,6 +12451,209 @@
           <w:szCs w:val="32"/>
           <w:vertAlign w:val="subscript"/>
         </w:rPr>
+        <w:t xml:space="preserve"> </w:t>
+      </w:r>
+      <w:r>
+        <w:rPr>
+          <w:rFonts w:cstheme="minorHAnsi"/>
+          <w:sz w:val="32"/>
+          <w:szCs w:val="32"/>
+          <w:vertAlign w:val="subscript"/>
+        </w:rPr>
+        <w:br/>
+      </w:r>
+      <w:r>
+        <w:rPr>
+          <w:rFonts w:cstheme="minorHAnsi"/>
+          <w:sz w:val="32"/>
+          <w:szCs w:val="32"/>
+        </w:rPr>
+        <w:t>1</w:t>
+      </w:r>
+      <w:r>
+        <w:rPr>
+          <w:rFonts w:cstheme="minorHAnsi"/>
+          <w:sz w:val="32"/>
+          <w:szCs w:val="32"/>
+        </w:rPr>
+        <w:t>9</w:t>
+      </w:r>
+      <w:r>
+        <w:rPr>
+          <w:rFonts w:cstheme="minorHAnsi"/>
+          <w:sz w:val="32"/>
+          <w:szCs w:val="32"/>
+        </w:rPr>
+        <w:t xml:space="preserve">. </w:t>
+      </w:r>
+      <w:r>
+        <w:rPr>
+          <w:rFonts w:cstheme="minorHAnsi"/>
+          <w:sz w:val="32"/>
+          <w:szCs w:val="32"/>
+        </w:rPr>
+        <w:t xml:space="preserve">Rock Bottom </w:t>
+      </w:r>
+      <w:r>
+        <w:rPr>
+          <w:rFonts w:cstheme="minorHAnsi"/>
+          <w:sz w:val="32"/>
+          <w:szCs w:val="32"/>
+          <w:vertAlign w:val="subscript"/>
+        </w:rPr>
+        <w:t>Petoskey, Lulu</w:t>
+      </w:r>
+      <w:r>
+        <w:rPr>
+          <w:rFonts w:cstheme="minorHAnsi"/>
+          <w:sz w:val="32"/>
+          <w:szCs w:val="32"/>
+          <w:vertAlign w:val="subscript"/>
+        </w:rPr>
+        <w:br/>
+      </w:r>
+      <w:r>
+        <w:rPr>
+          <w:rFonts w:cstheme="minorHAnsi"/>
+          <w:sz w:val="32"/>
+          <w:szCs w:val="32"/>
+        </w:rPr>
+        <w:t>20</w:t>
+      </w:r>
+      <w:r>
+        <w:rPr>
+          <w:rFonts w:cstheme="minorHAnsi"/>
+          <w:sz w:val="32"/>
+          <w:szCs w:val="32"/>
+        </w:rPr>
+        <w:t xml:space="preserve">. </w:t>
+      </w:r>
+      <w:proofErr w:type="gramStart"/>
+      <w:r>
+        <w:rPr>
+          <w:rFonts w:cstheme="minorHAnsi"/>
+          <w:sz w:val="32"/>
+          <w:szCs w:val="32"/>
+        </w:rPr>
+        <w:t>Family</w:t>
+      </w:r>
+      <w:r>
+        <w:rPr>
+          <w:rFonts w:cstheme="minorHAnsi"/>
+          <w:sz w:val="32"/>
+          <w:szCs w:val="32"/>
+        </w:rPr>
+        <w:t>’s</w:t>
+      </w:r>
+      <w:proofErr w:type="gramEnd"/>
+      <w:r>
+        <w:rPr>
+          <w:rFonts w:cstheme="minorHAnsi"/>
+          <w:sz w:val="32"/>
+          <w:szCs w:val="32"/>
+        </w:rPr>
+        <w:t xml:space="preserve"> in the </w:t>
+      </w:r>
+      <w:r>
+        <w:rPr>
+          <w:rFonts w:cstheme="minorHAnsi"/>
+          <w:sz w:val="32"/>
+          <w:szCs w:val="32"/>
+        </w:rPr>
+        <w:t>Fossil</w:t>
+      </w:r>
+      <w:r>
+        <w:rPr>
+          <w:rFonts w:cstheme="minorHAnsi"/>
+          <w:sz w:val="32"/>
+          <w:szCs w:val="32"/>
+        </w:rPr>
+        <w:t>s</w:t>
+      </w:r>
+      <w:r>
+        <w:rPr>
+          <w:rFonts w:cstheme="minorHAnsi"/>
+          <w:sz w:val="32"/>
+          <w:szCs w:val="32"/>
+        </w:rPr>
+        <w:t xml:space="preserve"> </w:t>
+      </w:r>
+      <w:r>
+        <w:rPr>
+          <w:rFonts w:cstheme="minorHAnsi"/>
+          <w:sz w:val="32"/>
+          <w:szCs w:val="32"/>
+          <w:vertAlign w:val="subscript"/>
+        </w:rPr>
+        <w:t>Michilimackinac</w:t>
+      </w:r>
+      <w:r>
+        <w:rPr>
+          <w:rFonts w:cstheme="minorHAnsi"/>
+          <w:sz w:val="32"/>
+          <w:szCs w:val="32"/>
+          <w:vertAlign w:val="subscript"/>
+        </w:rPr>
+        <w:t>, Petoskey</w:t>
+      </w:r>
+      <w:r>
+        <w:rPr>
+          <w:rFonts w:cstheme="minorHAnsi"/>
+          <w:sz w:val="32"/>
+          <w:szCs w:val="32"/>
+          <w:vertAlign w:val="subscript"/>
+        </w:rPr>
+        <w:t>, Lulu</w:t>
+      </w:r>
+      <w:r>
+        <w:rPr>
+          <w:rFonts w:cstheme="minorHAnsi"/>
+          <w:sz w:val="32"/>
+          <w:szCs w:val="32"/>
+          <w:vertAlign w:val="subscript"/>
+        </w:rPr>
+        <w:br/>
+      </w:r>
+      <w:r>
+        <w:rPr>
+          <w:rFonts w:cstheme="minorHAnsi"/>
+          <w:sz w:val="32"/>
+          <w:szCs w:val="32"/>
+        </w:rPr>
+        <w:t>2</w:t>
+      </w:r>
+      <w:r>
+        <w:rPr>
+          <w:rFonts w:cstheme="minorHAnsi"/>
+          <w:sz w:val="32"/>
+          <w:szCs w:val="32"/>
+        </w:rPr>
+        <w:t>1</w:t>
+      </w:r>
+      <w:r>
+        <w:rPr>
+          <w:rFonts w:cstheme="minorHAnsi"/>
+          <w:sz w:val="32"/>
+          <w:szCs w:val="32"/>
+        </w:rPr>
+        <w:t xml:space="preserve">. Leave No Stones Unturned </w:t>
+      </w:r>
+      <w:r>
+        <w:rPr>
+          <w:rFonts w:cstheme="minorHAnsi"/>
+          <w:sz w:val="32"/>
+          <w:szCs w:val="32"/>
+          <w:vertAlign w:val="subscript"/>
+        </w:rPr>
+        <w:t>Wayland</w:t>
+      </w:r>
+      <w:r>
+        <w:rPr>
+          <w:rFonts w:cstheme="minorHAnsi"/>
+          <w:sz w:val="32"/>
+          <w:szCs w:val="32"/>
+          <w:vertAlign w:val="subscript"/>
+        </w:rPr>
         <w:t xml:space="preserve">, </w:t>
       </w:r>
       <w:proofErr w:type="spellStart"/>
@@ -12341,7 +12674,7 @@
           <w:szCs w:val="32"/>
           <w:vertAlign w:val="subscript"/>
         </w:rPr>
-        <w:t xml:space="preserve">, </w:t>
+        <w:t>, Residents</w:t>
       </w:r>
       <w:r>
         <w:rPr>
@@ -12350,15 +12683,6 @@
           <w:szCs w:val="32"/>
           <w:vertAlign w:val="subscript"/>
         </w:rPr>
-        <w:t>Michiganders</w:t>
-      </w:r>
-      <w:r>
-        <w:rPr>
-          <w:rFonts w:cstheme="minorHAnsi"/>
-          <w:sz w:val="32"/>
-          <w:szCs w:val="32"/>
-          <w:vertAlign w:val="subscript"/>
-        </w:rPr>
         <w:br/>
       </w:r>
       <w:r>
@@ -12367,15 +12691,15 @@
           <w:sz w:val="32"/>
           <w:szCs w:val="32"/>
         </w:rPr>
-        <w:t>1</w:t>
-      </w:r>
-      <w:r>
-        <w:rPr>
-          <w:rFonts w:cstheme="minorHAnsi"/>
-          <w:sz w:val="32"/>
-          <w:szCs w:val="32"/>
-        </w:rPr>
-        <w:t>9</w:t>
+        <w:t>2</w:t>
+      </w:r>
+      <w:r>
+        <w:rPr>
+          <w:rFonts w:cstheme="minorHAnsi"/>
+          <w:sz w:val="32"/>
+          <w:szCs w:val="32"/>
+        </w:rPr>
+        <w:t>2</w:t>
       </w:r>
       <w:r>
         <w:rPr>
@@ -12385,220 +12709,7 @@
         </w:rPr>
         <w:t xml:space="preserve">. </w:t>
       </w:r>
-      <w:r>
-        <w:rPr>
-          <w:rFonts w:cstheme="minorHAnsi"/>
-          <w:sz w:val="32"/>
-          <w:szCs w:val="32"/>
-        </w:rPr>
-        <w:t xml:space="preserve">Rock Bottom </w:t>
-      </w:r>
-      <w:r>
-        <w:rPr>
-          <w:rFonts w:cstheme="minorHAnsi"/>
-          <w:sz w:val="32"/>
-          <w:szCs w:val="32"/>
-          <w:vertAlign w:val="subscript"/>
-        </w:rPr>
-        <w:t>Petoskey, Lulu</w:t>
-      </w:r>
-      <w:r>
-        <w:rPr>
-          <w:rFonts w:cstheme="minorHAnsi"/>
-          <w:sz w:val="32"/>
-          <w:szCs w:val="32"/>
-          <w:vertAlign w:val="subscript"/>
-        </w:rPr>
-        <w:br/>
-      </w:r>
-      <w:r>
-        <w:rPr>
-          <w:rFonts w:cstheme="minorHAnsi"/>
-          <w:sz w:val="32"/>
-          <w:szCs w:val="32"/>
-        </w:rPr>
-        <w:t>20</w:t>
-      </w:r>
-      <w:r>
-        <w:rPr>
-          <w:rFonts w:cstheme="minorHAnsi"/>
-          <w:sz w:val="32"/>
-          <w:szCs w:val="32"/>
-        </w:rPr>
-        <w:t>. Family</w:t>
-      </w:r>
-      <w:r>
-        <w:rPr>
-          <w:rFonts w:cstheme="minorHAnsi"/>
-          <w:sz w:val="32"/>
-          <w:szCs w:val="32"/>
-        </w:rPr>
-        <w:t>’s</w:t>
-      </w:r>
-      <w:r>
-        <w:rPr>
-          <w:rFonts w:cstheme="minorHAnsi"/>
-          <w:sz w:val="32"/>
-          <w:szCs w:val="32"/>
-        </w:rPr>
-        <w:t xml:space="preserve"> in the </w:t>
-      </w:r>
-      <w:r>
-        <w:rPr>
-          <w:rFonts w:cstheme="minorHAnsi"/>
-          <w:sz w:val="32"/>
-          <w:szCs w:val="32"/>
-        </w:rPr>
-        <w:t>Fossil</w:t>
-      </w:r>
-      <w:r>
-        <w:rPr>
-          <w:rFonts w:cstheme="minorHAnsi"/>
-          <w:sz w:val="32"/>
-          <w:szCs w:val="32"/>
-        </w:rPr>
-        <w:t>s</w:t>
-      </w:r>
-      <w:r>
-        <w:rPr>
-          <w:rFonts w:cstheme="minorHAnsi"/>
-          <w:sz w:val="32"/>
-          <w:szCs w:val="32"/>
-        </w:rPr>
-        <w:t xml:space="preserve"> </w:t>
-      </w:r>
-      <w:r>
-        <w:rPr>
-          <w:rFonts w:cstheme="minorHAnsi"/>
-          <w:sz w:val="32"/>
-          <w:szCs w:val="32"/>
-          <w:vertAlign w:val="subscript"/>
-        </w:rPr>
-        <w:t>Michilimackinac</w:t>
-      </w:r>
-      <w:r>
-        <w:rPr>
-          <w:rFonts w:cstheme="minorHAnsi"/>
-          <w:sz w:val="32"/>
-          <w:szCs w:val="32"/>
-          <w:vertAlign w:val="subscript"/>
-        </w:rPr>
-        <w:t>, Petoskey</w:t>
-      </w:r>
-      <w:r>
-        <w:rPr>
-          <w:rFonts w:cstheme="minorHAnsi"/>
-          <w:sz w:val="32"/>
-          <w:szCs w:val="32"/>
-          <w:vertAlign w:val="subscript"/>
-        </w:rPr>
-        <w:t>, Lulu</w:t>
-      </w:r>
-      <w:r>
-        <w:rPr>
-          <w:rFonts w:cstheme="minorHAnsi"/>
-          <w:sz w:val="32"/>
-          <w:szCs w:val="32"/>
-          <w:vertAlign w:val="subscript"/>
-        </w:rPr>
-        <w:br/>
-      </w:r>
-      <w:r>
-        <w:rPr>
-          <w:rFonts w:cstheme="minorHAnsi"/>
-          <w:sz w:val="32"/>
-          <w:szCs w:val="32"/>
-        </w:rPr>
-        <w:t>2</w:t>
-      </w:r>
-      <w:r>
-        <w:rPr>
-          <w:rFonts w:cstheme="minorHAnsi"/>
-          <w:sz w:val="32"/>
-          <w:szCs w:val="32"/>
-        </w:rPr>
-        <w:t>1</w:t>
-      </w:r>
-      <w:r>
-        <w:rPr>
-          <w:rFonts w:cstheme="minorHAnsi"/>
-          <w:sz w:val="32"/>
-          <w:szCs w:val="32"/>
-        </w:rPr>
-        <w:t xml:space="preserve">. Leave No Stones Unturned </w:t>
-      </w:r>
-      <w:r>
-        <w:rPr>
-          <w:rFonts w:cstheme="minorHAnsi"/>
-          <w:sz w:val="32"/>
-          <w:szCs w:val="32"/>
-          <w:vertAlign w:val="subscript"/>
-        </w:rPr>
-        <w:t>Wayland</w:t>
-      </w:r>
-      <w:r>
-        <w:rPr>
-          <w:rFonts w:cstheme="minorHAnsi"/>
-          <w:sz w:val="32"/>
-          <w:szCs w:val="32"/>
-          <w:vertAlign w:val="subscript"/>
-        </w:rPr>
-        <w:t xml:space="preserve">, </w:t>
-      </w:r>
-      <w:proofErr w:type="spellStart"/>
-      <w:r>
-        <w:rPr>
-          <w:rFonts w:cstheme="minorHAnsi"/>
-          <w:sz w:val="32"/>
-          <w:szCs w:val="32"/>
-          <w:vertAlign w:val="subscript"/>
-        </w:rPr>
-        <w:t>Vandams</w:t>
-      </w:r>
-      <w:proofErr w:type="spellEnd"/>
-      <w:r>
-        <w:rPr>
-          <w:rFonts w:cstheme="minorHAnsi"/>
-          <w:sz w:val="32"/>
-          <w:szCs w:val="32"/>
-          <w:vertAlign w:val="subscript"/>
-        </w:rPr>
-        <w:t>, Residents</w:t>
-      </w:r>
-      <w:r>
-        <w:rPr>
-          <w:rFonts w:cstheme="minorHAnsi"/>
-          <w:sz w:val="32"/>
-          <w:szCs w:val="32"/>
-          <w:vertAlign w:val="subscript"/>
-        </w:rPr>
-        <w:br/>
-      </w:r>
-      <w:r>
-        <w:rPr>
-          <w:rFonts w:cstheme="minorHAnsi"/>
-          <w:sz w:val="32"/>
-          <w:szCs w:val="32"/>
-        </w:rPr>
-        <w:t>2</w:t>
-      </w:r>
-      <w:r>
-        <w:rPr>
-          <w:rFonts w:cstheme="minorHAnsi"/>
-          <w:sz w:val="32"/>
-          <w:szCs w:val="32"/>
-        </w:rPr>
-        <w:t>2</w:t>
-      </w:r>
-      <w:r>
-        <w:rPr>
-          <w:rFonts w:cstheme="minorHAnsi"/>
-          <w:sz w:val="32"/>
-          <w:szCs w:val="32"/>
-        </w:rPr>
-        <w:t xml:space="preserve">. </w:t>
-      </w:r>
-      <w:hyperlink r:id="rId40" w:history="1">
+      <w:hyperlink r:id="rId42" w:history="1">
         <w:r>
           <w:rPr>
             <w:rStyle w:val="Hyperlink"/>
@@ -12659,7 +12770,7 @@
         </w:rPr>
         <w:t xml:space="preserve">. </w:t>
       </w:r>
-      <w:hyperlink r:id="rId41" w:history="1">
+      <w:hyperlink r:id="rId43" w:history="1">
         <w:r>
           <w:rPr>
             <w:rStyle w:val="Hyperlink"/>
@@ -12739,7 +12850,7 @@
                 <w:szCs w:val="2"/>
               </w:rPr>
             </w:pPr>
-            <w:hyperlink r:id="rId42" w:history="1">
+            <w:hyperlink r:id="rId44" w:history="1">
               <w:r>
                 <w:rPr>
                   <w:rStyle w:val="Hyperlink"/>
@@ -12780,7 +12891,7 @@
                 <w:szCs w:val="32"/>
               </w:rPr>
             </w:pPr>
-            <w:hyperlink r:id="rId43" w:history="1">
+            <w:hyperlink r:id="rId45" w:history="1">
               <w:r>
                 <w:rPr>
                   <w:rStyle w:val="Hyperlink"/>
@@ -12809,7 +12920,7 @@
                 <w:szCs w:val="32"/>
               </w:rPr>
             </w:pPr>
-            <w:hyperlink r:id="rId44" w:history="1">
+            <w:hyperlink r:id="rId46" w:history="1">
               <w:r>
                 <w:rPr>
                   <w:rStyle w:val="Hyperlink"/>
@@ -12838,7 +12949,7 @@
                 <w:szCs w:val="32"/>
               </w:rPr>
             </w:pPr>
-            <w:hyperlink r:id="rId45" w:history="1">
+            <w:hyperlink r:id="rId47" w:history="1">
               <w:r>
                 <w:rPr>
                   <w:rStyle w:val="Hyperlink"/>
@@ -12961,7 +13072,7 @@
                 <w:szCs w:val="32"/>
               </w:rPr>
             </w:pPr>
-            <w:hyperlink r:id="rId46" w:history="1">
+            <w:hyperlink r:id="rId48" w:history="1">
               <w:r>
                 <w:rPr>
                   <w:rStyle w:val="Hyperlink"/>
@@ -12990,7 +13101,7 @@
                 <w:szCs w:val="32"/>
               </w:rPr>
             </w:pPr>
-            <w:hyperlink r:id="rId47" w:history="1">
+            <w:hyperlink r:id="rId49" w:history="1">
               <w:r>
                 <w:rPr>
                   <w:rStyle w:val="Hyperlink"/>
@@ -13019,7 +13130,7 @@
                 <w:szCs w:val="32"/>
               </w:rPr>
             </w:pPr>
-            <w:hyperlink r:id="rId48" w:history="1">
+            <w:hyperlink r:id="rId50" w:history="1">
               <w:r>
                 <w:rPr>
                   <w:rStyle w:val="Hyperlink"/>
@@ -13146,12 +13257,12 @@
       </w:pPr>
     </w:p>
     <w:sectPr>
-      <w:headerReference w:type="even" r:id="rId49"/>
-      <w:headerReference w:type="default" r:id="rId50"/>
-      <w:footerReference w:type="even" r:id="rId51"/>
-      <w:footerReference w:type="default" r:id="rId52"/>
-      <w:headerReference w:type="first" r:id="rId53"/>
-      <w:footerReference w:type="first" r:id="rId54"/>
+      <w:headerReference w:type="even" r:id="rId51"/>
+      <w:headerReference w:type="default" r:id="rId52"/>
+      <w:footerReference w:type="even" r:id="rId53"/>
+      <w:footerReference w:type="default" r:id="rId54"/>
+      <w:headerReference w:type="first" r:id="rId55"/>
+      <w:footerReference w:type="first" r:id="rId56"/>
       <w:pgSz w:w="12240" w:h="15840"/>
       <w:pgMar w:top="1440" w:right="1440" w:bottom="1440" w:left="1440" w:header="720" w:footer="720" w:gutter="0"/>
       <w:pgNumType w:fmt="lowerRoman"/>

--- a/about/michigan-bible.docx
+++ b/about/michigan-bible.docx
@@ -2898,18 +2898,8 @@
           <w:sz w:val="32"/>
           <w:szCs w:val="32"/>
         </w:rPr>
-        <w:t xml:space="preserve">Banh </w:t>
-      </w:r>
-      <w:proofErr w:type="spellStart"/>
-      <w:r>
-        <w:rPr>
-          <w:rFonts w:cstheme="minorHAnsi"/>
-          <w:sz w:val="32"/>
-          <w:szCs w:val="32"/>
-        </w:rPr>
-        <w:t>MIchigan</w:t>
-      </w:r>
-      <w:proofErr w:type="spellEnd"/>
+        <w:t>Banh MIchigan</w:t>
+      </w:r>
       <w:r>
         <w:rPr>
           <w:rFonts w:cstheme="minorHAnsi"/>
@@ -3611,25 +3601,7 @@
           <w:sz w:val="26"/>
           <w:szCs w:val="26"/>
         </w:rPr>
-        <w:t xml:space="preserve"> </w:t>
-      </w:r>
-      <w:proofErr w:type="spellStart"/>
-      <w:r>
-        <w:rPr>
-          <w:rFonts w:cstheme="minorHAnsi"/>
-          <w:sz w:val="26"/>
-          <w:szCs w:val="26"/>
-        </w:rPr>
-        <w:t>MIchigan</w:t>
-      </w:r>
-      <w:proofErr w:type="spellEnd"/>
-      <w:r>
-        <w:rPr>
-          <w:rFonts w:cstheme="minorHAnsi"/>
-          <w:sz w:val="26"/>
-          <w:szCs w:val="26"/>
-        </w:rPr>
-        <w:t xml:space="preserve">. On a swim, </w:t>
+        <w:t xml:space="preserve"> MIchigan. On a swim, </w:t>
       </w:r>
       <w:r>
         <w:rPr>
@@ -4809,18 +4781,8 @@
           <w:sz w:val="26"/>
           <w:szCs w:val="26"/>
         </w:rPr>
-        <w:t xml:space="preserve">’s mother </w:t>
-      </w:r>
-      <w:proofErr w:type="gramStart"/>
-      <w:r>
-        <w:rPr>
-          <w:rFonts w:cstheme="minorHAnsi"/>
-          <w:sz w:val="26"/>
-          <w:szCs w:val="26"/>
-        </w:rPr>
-        <w:t>returns</w:t>
-      </w:r>
-      <w:proofErr w:type="gramEnd"/>
+        <w:t>’s mother returns</w:t>
+      </w:r>
       <w:r>
         <w:rPr>
           <w:rFonts w:cstheme="minorHAnsi"/>
@@ -5755,23 +5717,27 @@
           <w:sz w:val="26"/>
           <w:szCs w:val="26"/>
         </w:rPr>
-        <w:t>Perry teaches fossils to the kids (“Fossil</w:t>
-      </w:r>
-      <w:r>
-        <w:rPr>
-          <w:rFonts w:cstheme="minorHAnsi"/>
-          <w:sz w:val="26"/>
-          <w:szCs w:val="26"/>
-        </w:rPr>
-        <w:t>s</w:t>
-      </w:r>
-      <w:r>
-        <w:rPr>
-          <w:rFonts w:cstheme="minorHAnsi"/>
-          <w:sz w:val="26"/>
-          <w:szCs w:val="26"/>
-        </w:rPr>
-        <w:t xml:space="preserve"> in the Stones”)</w:t>
+        <w:t>Perry teaches fossils to the kids (“</w:t>
+      </w:r>
+      <w:hyperlink r:id="rId18" w:history="1">
+        <w:r>
+          <w:rPr>
+            <w:rStyle w:val="Hyperlink"/>
+            <w:rFonts w:cstheme="minorHAnsi"/>
+            <w:sz w:val="26"/>
+            <w:szCs w:val="26"/>
+            <w:u w:val="none"/>
+          </w:rPr>
+          <w:t>Time Does Heal</w:t>
+        </w:r>
+      </w:hyperlink>
+      <w:r>
+        <w:rPr>
+          <w:rFonts w:cstheme="minorHAnsi"/>
+          <w:sz w:val="26"/>
+          <w:szCs w:val="26"/>
+        </w:rPr>
+        <w:t>”)</w:t>
       </w:r>
       <w:r>
         <w:rPr>
@@ -5853,7 +5819,6 @@
         </w:rPr>
         <w:t xml:space="preserve"> on the shore (“</w:t>
       </w:r>
-      <w:proofErr w:type="spellStart"/>
       <w:r>
         <w:rPr>
           <w:rFonts w:cstheme="minorHAnsi"/>
@@ -5862,7 +5827,6 @@
         </w:rPr>
         <w:t>Gichigamiin</w:t>
       </w:r>
-      <w:proofErr w:type="spellEnd"/>
       <w:r>
         <w:rPr>
           <w:rFonts w:cstheme="minorHAnsi"/>
@@ -6174,7 +6138,7 @@
         </w:rPr>
         <w:t xml:space="preserve"> (“</w:t>
       </w:r>
-      <w:hyperlink r:id="rId18" w:history="1">
+      <w:hyperlink r:id="rId19" w:history="1">
         <w:r>
           <w:rPr>
             <w:rStyle w:val="Hyperlink"/>
@@ -6234,7 +6198,7 @@
         </w:rPr>
         <w:t xml:space="preserve"> (“</w:t>
       </w:r>
-      <w:hyperlink r:id="rId19" w:history="1">
+      <w:hyperlink r:id="rId20" w:history="1">
         <w:r>
           <w:rPr>
             <w:rStyle w:val="Hyperlink"/>
@@ -6347,7 +6311,7 @@
         </w:rPr>
         <w:t xml:space="preserve"> (“</w:t>
       </w:r>
-      <w:hyperlink r:id="rId20" w:history="1">
+      <w:hyperlink r:id="rId21" w:history="1">
         <w:r>
           <w:rPr>
             <w:rStyle w:val="Hyperlink"/>
@@ -6471,7 +6435,7 @@
         </w:rPr>
         <w:t>(“</w:t>
       </w:r>
-      <w:hyperlink r:id="rId21" w:history="1">
+      <w:hyperlink r:id="rId22" w:history="1">
         <w:r>
           <w:rPr>
             <w:rStyle w:val="Hyperlink"/>
@@ -6553,25 +6517,7 @@
           <w:sz w:val="26"/>
           <w:szCs w:val="26"/>
         </w:rPr>
-        <w:t xml:space="preserve">. The </w:t>
-      </w:r>
-      <w:proofErr w:type="spellStart"/>
-      <w:r>
-        <w:rPr>
-          <w:rFonts w:cstheme="minorHAnsi"/>
-          <w:sz w:val="26"/>
-          <w:szCs w:val="26"/>
-        </w:rPr>
-        <w:t>Vandams</w:t>
-      </w:r>
-      <w:proofErr w:type="spellEnd"/>
-      <w:r>
-        <w:rPr>
-          <w:rFonts w:cstheme="minorHAnsi"/>
-          <w:sz w:val="26"/>
-          <w:szCs w:val="26"/>
-        </w:rPr>
-        <w:t xml:space="preserve"> are only divided by peninsulas</w:t>
+        <w:t>. The Vandams are only divided by peninsulas</w:t>
       </w:r>
       <w:r>
         <w:rPr>
@@ -6613,7 +6559,7 @@
         </w:rPr>
         <w:t xml:space="preserve"> the Mackinac Bridge (“</w:t>
       </w:r>
-      <w:hyperlink r:id="rId22" w:history="1">
+      <w:hyperlink r:id="rId23" w:history="1">
         <w:r>
           <w:rPr>
             <w:rStyle w:val="Hyperlink"/>
@@ -6622,29 +6568,7 @@
             <w:szCs w:val="26"/>
             <w:u w:val="none"/>
           </w:rPr>
-          <w:t xml:space="preserve">North </w:t>
-        </w:r>
-        <w:proofErr w:type="gramStart"/>
-        <w:r>
-          <w:rPr>
-            <w:rStyle w:val="Hyperlink"/>
-            <w:rFonts w:cstheme="minorHAnsi"/>
-            <w:sz w:val="26"/>
-            <w:szCs w:val="26"/>
-            <w:u w:val="none"/>
-          </w:rPr>
-          <w:t>South East</w:t>
-        </w:r>
-        <w:proofErr w:type="gramEnd"/>
-        <w:r>
-          <w:rPr>
-            <w:rStyle w:val="Hyperlink"/>
-            <w:rFonts w:cstheme="minorHAnsi"/>
-            <w:sz w:val="26"/>
-            <w:szCs w:val="26"/>
-            <w:u w:val="none"/>
-          </w:rPr>
-          <w:t xml:space="preserve"> West</w:t>
+          <w:t>North South East West</w:t>
         </w:r>
       </w:hyperlink>
       <w:r>
@@ -6703,7 +6627,7 @@
         </w:rPr>
         <w:t>“</w:t>
       </w:r>
-      <w:hyperlink r:id="rId23" w:history="1">
+      <w:hyperlink r:id="rId24" w:history="1">
         <w:r>
           <w:rPr>
             <w:rStyle w:val="Hyperlink"/>
@@ -7067,16 +6991,7 @@
           <w:sz w:val="26"/>
           <w:szCs w:val="26"/>
         </w:rPr>
-        <w:t xml:space="preserve">. Petoskey offers </w:t>
-      </w:r>
-      <w:proofErr w:type="gramStart"/>
-      <w:r>
-        <w:rPr>
-          <w:rFonts w:cstheme="minorHAnsi"/>
-          <w:sz w:val="26"/>
-          <w:szCs w:val="26"/>
-        </w:rPr>
-        <w:t xml:space="preserve">the </w:t>
+        <w:t xml:space="preserve">. Petoskey offers the </w:t>
       </w:r>
       <w:r>
         <w:rPr>
@@ -7086,7 +7001,6 @@
         </w:rPr>
         <w:t>Ford</w:t>
       </w:r>
-      <w:proofErr w:type="gramEnd"/>
       <w:r>
         <w:rPr>
           <w:rFonts w:cstheme="minorHAnsi"/>
@@ -7109,25 +7023,7 @@
           <w:sz w:val="26"/>
           <w:szCs w:val="26"/>
         </w:rPr>
-        <w:t xml:space="preserve"> scoffs but is interested in. Jasper then offers his restaurant. The </w:t>
-      </w:r>
-      <w:proofErr w:type="spellStart"/>
-      <w:r>
-        <w:rPr>
-          <w:rFonts w:cstheme="minorHAnsi"/>
-          <w:sz w:val="26"/>
-          <w:szCs w:val="26"/>
-        </w:rPr>
-        <w:t>Vandams</w:t>
-      </w:r>
-      <w:proofErr w:type="spellEnd"/>
-      <w:r>
-        <w:rPr>
-          <w:rFonts w:cstheme="minorHAnsi"/>
-          <w:sz w:val="26"/>
-          <w:szCs w:val="26"/>
-        </w:rPr>
-        <w:t xml:space="preserve"> return with decades of themed costume</w:t>
+        <w:t xml:space="preserve"> scoffs but is interested in. Jasper then offers his restaurant. The Vandams return with decades of themed costume</w:t>
       </w:r>
       <w:r>
         <w:rPr>
@@ -7446,7 +7342,7 @@
         </w:rPr>
         <w:t xml:space="preserve"> reunion as lovers once more (“</w:t>
       </w:r>
-      <w:hyperlink r:id="rId24" w:history="1">
+      <w:hyperlink r:id="rId25" w:history="1">
         <w:r>
           <w:rPr>
             <w:rStyle w:val="Hyperlink"/>
@@ -7703,7 +7599,7 @@
         </w:rPr>
         <w:t>(“</w:t>
       </w:r>
-      <w:hyperlink r:id="rId25" w:history="1">
+      <w:hyperlink r:id="rId26" w:history="1">
         <w:r>
           <w:rPr>
             <w:rStyle w:val="Hyperlink"/>
@@ -8772,7 +8668,7 @@
                     </pic:cNvPicPr>
                   </pic:nvPicPr>
                   <pic:blipFill>
-                    <a:blip r:embed="rId26" cstate="print">
+                    <a:blip r:embed="rId27" cstate="print">
                       <a:extLst>
                         <a:ext uri="{28A0092B-C50C-407E-A947-70E740481C1C}">
                           <a14:useLocalDpi xmlns:a14="http://schemas.microsoft.com/office/drawing/2010/main" val="0"/>
@@ -8915,25 +8811,7 @@
           <w:sz w:val="28"/>
           <w:szCs w:val="28"/>
         </w:rPr>
-        <w:t xml:space="preserve">is trollface personified. She hopes to beat </w:t>
-      </w:r>
-      <w:proofErr w:type="gramStart"/>
-      <w:r>
-        <w:rPr>
-          <w:rFonts w:cstheme="minorHAnsi"/>
-          <w:sz w:val="28"/>
-          <w:szCs w:val="28"/>
-        </w:rPr>
-        <w:t>cousin</w:t>
-      </w:r>
-      <w:proofErr w:type="gramEnd"/>
-      <w:r>
-        <w:rPr>
-          <w:rFonts w:cstheme="minorHAnsi"/>
-          <w:sz w:val="28"/>
-          <w:szCs w:val="28"/>
-        </w:rPr>
-        <w:t xml:space="preserve"> Petoskey in their annual </w:t>
+        <w:t xml:space="preserve">is trollface personified. She hopes to beat cousin Petoskey in their annual </w:t>
       </w:r>
       <w:r>
         <w:rPr>
@@ -10321,18 +10199,8 @@
           <w:sz w:val="28"/>
           <w:szCs w:val="28"/>
         </w:rPr>
-        <w:t xml:space="preserve">BANH </w:t>
-      </w:r>
-      <w:proofErr w:type="spellStart"/>
-      <w:r>
-        <w:rPr>
-          <w:rFonts w:cstheme="minorHAnsi"/>
-          <w:sz w:val="28"/>
-          <w:szCs w:val="28"/>
-        </w:rPr>
-        <w:t>MIchigan</w:t>
-      </w:r>
-      <w:proofErr w:type="spellEnd"/>
+        <w:t>BANH MIchigan</w:t>
+      </w:r>
       <w:r>
         <w:rPr>
           <w:rFonts w:cstheme="minorHAnsi"/>
@@ -10812,18 +10680,8 @@
           <w:sz w:val="28"/>
           <w:szCs w:val="28"/>
         </w:rPr>
-        <w:t xml:space="preserve">The </w:t>
-      </w:r>
-      <w:proofErr w:type="spellStart"/>
-      <w:r>
-        <w:rPr>
-          <w:rFonts w:cstheme="minorHAnsi"/>
-          <w:sz w:val="28"/>
-          <w:szCs w:val="28"/>
-        </w:rPr>
-        <w:t>Vandams</w:t>
-      </w:r>
-      <w:proofErr w:type="spellEnd"/>
+        <w:t>The Vandams</w:t>
+      </w:r>
       <w:r>
         <w:rPr>
           <w:rFonts w:cstheme="minorHAnsi"/>
@@ -10904,7 +10762,6 @@
         </w:rPr>
         <w:t xml:space="preserve"> (</w:t>
       </w:r>
-      <w:proofErr w:type="spellStart"/>
       <w:r>
         <w:rPr>
           <w:rFonts w:cstheme="minorHAnsi"/>
@@ -10913,7 +10770,6 @@
         </w:rPr>
         <w:t>ew</w:t>
       </w:r>
-      <w:proofErr w:type="spellEnd"/>
       <w:r>
         <w:rPr>
           <w:rFonts w:cstheme="minorHAnsi"/>
@@ -11057,25 +10913,7 @@
           <w:sz w:val="28"/>
           <w:szCs w:val="28"/>
         </w:rPr>
-        <w:t>, anyone who speaks in “</w:t>
-      </w:r>
-      <w:proofErr w:type="spellStart"/>
-      <w:r>
-        <w:rPr>
-          <w:rFonts w:cstheme="minorHAnsi"/>
-          <w:sz w:val="28"/>
-          <w:szCs w:val="28"/>
-        </w:rPr>
-        <w:t>ope</w:t>
-      </w:r>
-      <w:proofErr w:type="spellEnd"/>
-      <w:r>
-        <w:rPr>
-          <w:rFonts w:cstheme="minorHAnsi"/>
-          <w:sz w:val="28"/>
-          <w:szCs w:val="28"/>
-        </w:rPr>
-        <w:t>.”</w:t>
+        <w:t>, anyone who speaks in “ope.”</w:t>
       </w:r>
     </w:p>
     <w:p>
@@ -11237,7 +11075,7 @@
         </w:rPr>
         <w:t xml:space="preserve">1. </w:t>
       </w:r>
-      <w:hyperlink r:id="rId27" w:history="1">
+      <w:hyperlink r:id="rId28" w:history="1">
         <w:r>
           <w:rPr>
             <w:rStyle w:val="Hyperlink"/>
@@ -11274,7 +11112,7 @@
         <w:br/>
         <w:t xml:space="preserve">2. </w:t>
       </w:r>
-      <w:hyperlink r:id="rId28" w:history="1">
+      <w:hyperlink r:id="rId29" w:history="1">
         <w:r>
           <w:rPr>
             <w:rStyle w:val="Hyperlink"/>
@@ -11293,7 +11131,6 @@
         </w:rPr>
         <w:t xml:space="preserve"> </w:t>
       </w:r>
-      <w:proofErr w:type="spellStart"/>
       <w:r>
         <w:rPr>
           <w:rFonts w:cstheme="minorHAnsi"/>
@@ -11303,7 +11140,6 @@
         </w:rPr>
         <w:t>Vandams</w:t>
       </w:r>
-      <w:proofErr w:type="spellEnd"/>
       <w:r>
         <w:rPr>
           <w:rFonts w:cstheme="minorHAnsi"/>
@@ -11321,7 +11157,7 @@
         </w:rPr>
         <w:t xml:space="preserve">3. </w:t>
       </w:r>
-      <w:hyperlink r:id="rId29" w:history="1">
+      <w:hyperlink r:id="rId30" w:history="1">
         <w:r>
           <w:rPr>
             <w:rStyle w:val="Hyperlink"/>
@@ -11358,7 +11194,7 @@
         <w:br/>
         <w:t xml:space="preserve">4. </w:t>
       </w:r>
-      <w:hyperlink r:id="rId30" w:history="1">
+      <w:hyperlink r:id="rId31" w:history="1">
         <w:r>
           <w:rPr>
             <w:rStyle w:val="Hyperlink"/>
@@ -11445,7 +11281,7 @@
         </w:rPr>
         <w:t xml:space="preserve"> </w:t>
       </w:r>
-      <w:hyperlink r:id="rId31" w:history="1">
+      <w:hyperlink r:id="rId32" w:history="1">
         <w:r>
           <w:rPr>
             <w:rStyle w:val="Hyperlink"/>
@@ -11536,7 +11372,7 @@
         <w:br/>
         <w:t xml:space="preserve">6. </w:t>
       </w:r>
-      <w:hyperlink r:id="rId32" w:history="1">
+      <w:hyperlink r:id="rId33" w:history="1">
         <w:r>
           <w:rPr>
             <w:rStyle w:val="Hyperlink"/>
@@ -11582,7 +11418,7 @@
         <w:br/>
         <w:t xml:space="preserve">7. </w:t>
       </w:r>
-      <w:hyperlink r:id="rId33" w:history="1">
+      <w:hyperlink r:id="rId34" w:history="1">
         <w:r>
           <w:rPr>
             <w:rStyle w:val="Hyperlink"/>
@@ -11619,7 +11455,6 @@
         </w:rPr>
         <w:t xml:space="preserve">, </w:t>
       </w:r>
-      <w:proofErr w:type="spellStart"/>
       <w:r>
         <w:rPr>
           <w:rFonts w:cstheme="minorHAnsi"/>
@@ -11629,7 +11464,6 @@
         </w:rPr>
         <w:t>Vandams</w:t>
       </w:r>
-      <w:proofErr w:type="spellEnd"/>
       <w:r>
         <w:rPr>
           <w:rFonts w:cstheme="minorHAnsi"/>
@@ -11647,7 +11481,7 @@
         </w:rPr>
         <w:t xml:space="preserve">8. </w:t>
       </w:r>
-      <w:hyperlink r:id="rId34" w:history="1">
+      <w:hyperlink r:id="rId35" w:history="1">
         <w:r>
           <w:rPr>
             <w:rStyle w:val="Hyperlink"/>
@@ -11726,7 +11560,7 @@
         </w:rPr>
         <w:t xml:space="preserve">. </w:t>
       </w:r>
-      <w:hyperlink r:id="rId35" w:history="1">
+      <w:hyperlink r:id="rId36" w:history="1">
         <w:r>
           <w:rPr>
             <w:rStyle w:val="Hyperlink"/>
@@ -11794,7 +11628,15 @@
           <w:sz w:val="32"/>
           <w:szCs w:val="32"/>
         </w:rPr>
-        <w:t xml:space="preserve">. Dearborn (Dear Deer) </w:t>
+        <w:t>. Dearborn (Dear Deer)</w:t>
+      </w:r>
+      <w:r>
+        <w:rPr>
+          <w:rFonts w:cstheme="minorHAnsi"/>
+          <w:sz w:val="32"/>
+          <w:szCs w:val="32"/>
+        </w:rPr>
+        <w:t xml:space="preserve"> </w:t>
       </w:r>
       <w:r>
         <w:rPr>
@@ -11803,7 +11645,7 @@
           <w:szCs w:val="32"/>
           <w:vertAlign w:val="subscript"/>
         </w:rPr>
-        <w:t>Petoskey, Lulu</w:t>
+        <w:t>Lulu</w:t>
       </w:r>
       <w:r>
         <w:rPr>
@@ -11837,31 +11679,26 @@
           <w:sz w:val="32"/>
           <w:szCs w:val="32"/>
         </w:rPr>
-        <w:t>. Fossil</w:t>
-      </w:r>
-      <w:r>
-        <w:rPr>
-          <w:rFonts w:cstheme="minorHAnsi"/>
-          <w:sz w:val="32"/>
-          <w:szCs w:val="32"/>
-        </w:rPr>
-        <w:t>s</w:t>
-      </w:r>
-      <w:r>
-        <w:rPr>
-          <w:rFonts w:cstheme="minorHAnsi"/>
-          <w:sz w:val="32"/>
-          <w:szCs w:val="32"/>
-        </w:rPr>
-        <w:t xml:space="preserve"> in the Stone</w:t>
-      </w:r>
-      <w:r>
-        <w:rPr>
-          <w:rFonts w:cstheme="minorHAnsi"/>
-          <w:sz w:val="32"/>
-          <w:szCs w:val="32"/>
-        </w:rPr>
-        <w:t xml:space="preserve">s </w:t>
+        <w:t xml:space="preserve">. </w:t>
+      </w:r>
+      <w:hyperlink r:id="rId37" w:history="1">
+        <w:r>
+          <w:rPr>
+            <w:rStyle w:val="Hyperlink"/>
+            <w:rFonts w:cstheme="minorHAnsi"/>
+            <w:sz w:val="32"/>
+            <w:szCs w:val="32"/>
+          </w:rPr>
+          <w:t>Time Does Heal</w:t>
+        </w:r>
+      </w:hyperlink>
+      <w:r>
+        <w:rPr>
+          <w:rFonts w:cstheme="minorHAnsi"/>
+          <w:sz w:val="32"/>
+          <w:szCs w:val="32"/>
+        </w:rPr>
+        <w:t xml:space="preserve"> </w:t>
       </w:r>
       <w:r>
         <w:rPr>
@@ -11870,7 +11707,25 @@
           <w:szCs w:val="32"/>
           <w:vertAlign w:val="subscript"/>
         </w:rPr>
-        <w:t>Perry, Kids</w:t>
+        <w:t xml:space="preserve">Perry, </w:t>
+      </w:r>
+      <w:r>
+        <w:rPr>
+          <w:rFonts w:cstheme="minorHAnsi"/>
+          <w:sz w:val="32"/>
+          <w:szCs w:val="32"/>
+          <w:vertAlign w:val="subscript"/>
+        </w:rPr>
+        <w:t xml:space="preserve">Lulu, Petoskey, </w:t>
+      </w:r>
+      <w:r>
+        <w:rPr>
+          <w:rFonts w:cstheme="minorHAnsi"/>
+          <w:sz w:val="32"/>
+          <w:szCs w:val="32"/>
+          <w:vertAlign w:val="subscript"/>
+        </w:rPr>
+        <w:t>Cousins</w:t>
       </w:r>
       <w:r>
         <w:rPr>
@@ -11897,7 +11752,6 @@
         </w:rPr>
         <w:t xml:space="preserve">. </w:t>
       </w:r>
-      <w:proofErr w:type="spellStart"/>
       <w:r>
         <w:rPr>
           <w:rFonts w:cstheme="minorHAnsi"/>
@@ -11906,7 +11760,6 @@
         </w:rPr>
         <w:t>Gichigamiin</w:t>
       </w:r>
-      <w:proofErr w:type="spellEnd"/>
       <w:r>
         <w:rPr>
           <w:rFonts w:cstheme="minorHAnsi"/>
@@ -11946,7 +11799,7 @@
           <w:szCs w:val="32"/>
           <w:vertAlign w:val="subscript"/>
         </w:rPr>
-        <w:t>Company</w:t>
+        <w:t>Lulu,  Keepers</w:t>
       </w:r>
       <w:r>
         <w:rPr>
@@ -11955,6 +11808,15 @@
           <w:szCs w:val="32"/>
           <w:vertAlign w:val="subscript"/>
         </w:rPr>
+        <w:t>, Explorers</w:t>
+      </w:r>
+      <w:r>
+        <w:rPr>
+          <w:rFonts w:cstheme="minorHAnsi"/>
+          <w:sz w:val="32"/>
+          <w:szCs w:val="32"/>
+          <w:vertAlign w:val="subscript"/>
+        </w:rPr>
         <w:br/>
       </w:r>
       <w:r>
@@ -11981,7 +11843,7 @@
         </w:rPr>
         <w:t xml:space="preserve">. </w:t>
       </w:r>
-      <w:hyperlink r:id="rId36" w:history="1">
+      <w:hyperlink r:id="rId38" w:history="1">
         <w:r>
           <w:rPr>
             <w:rStyle w:val="Hyperlink"/>
@@ -12000,7 +11862,6 @@
         </w:rPr>
         <w:t xml:space="preserve"> </w:t>
       </w:r>
-      <w:proofErr w:type="spellStart"/>
       <w:r>
         <w:rPr>
           <w:rFonts w:cstheme="minorHAnsi"/>
@@ -12010,7 +11871,6 @@
         </w:rPr>
         <w:t>Vandams</w:t>
       </w:r>
-      <w:proofErr w:type="spellEnd"/>
       <w:r>
         <w:rPr>
           <w:rFonts w:cstheme="minorHAnsi"/>
@@ -12044,7 +11904,7 @@
         </w:rPr>
         <w:t xml:space="preserve">. </w:t>
       </w:r>
-      <w:hyperlink r:id="rId37" w:history="1">
+      <w:hyperlink r:id="rId39" w:history="1">
         <w:r>
           <w:rPr>
             <w:rStyle w:val="Hyperlink"/>
@@ -12063,7 +11923,6 @@
         </w:rPr>
         <w:t xml:space="preserve"> </w:t>
       </w:r>
-      <w:proofErr w:type="spellStart"/>
       <w:r>
         <w:rPr>
           <w:rFonts w:cstheme="minorHAnsi"/>
@@ -12073,7 +11932,6 @@
         </w:rPr>
         <w:t>Vandams</w:t>
       </w:r>
-      <w:proofErr w:type="spellEnd"/>
       <w:r>
         <w:rPr>
           <w:rFonts w:cstheme="minorHAnsi"/>
@@ -12159,7 +12017,7 @@
         </w:rPr>
         <w:t xml:space="preserve">. </w:t>
       </w:r>
-      <w:hyperlink r:id="rId38" w:history="1">
+      <w:hyperlink r:id="rId40" w:history="1">
         <w:r>
           <w:rPr>
             <w:rStyle w:val="Hyperlink"/>
@@ -12219,7 +12077,7 @@
         </w:rPr>
         <w:t xml:space="preserve">. </w:t>
       </w:r>
-      <w:hyperlink r:id="rId39" w:history="1">
+      <w:hyperlink r:id="rId41" w:history="1">
         <w:r>
           <w:rPr>
             <w:rStyle w:val="Hyperlink"/>
@@ -12245,19 +12103,8 @@
           <w:szCs w:val="32"/>
           <w:vertAlign w:val="subscript"/>
         </w:rPr>
-        <w:t xml:space="preserve">Lizzie, Wayland, </w:t>
-      </w:r>
-      <w:proofErr w:type="spellStart"/>
-      <w:r>
-        <w:rPr>
-          <w:rFonts w:cstheme="minorHAnsi"/>
-          <w:sz w:val="32"/>
-          <w:szCs w:val="32"/>
-          <w:vertAlign w:val="subscript"/>
-        </w:rPr>
-        <w:t>Vandams</w:t>
-      </w:r>
-      <w:proofErr w:type="spellEnd"/>
+        <w:t>Lizzie, Wayland, Vandams</w:t>
+      </w:r>
       <w:r>
         <w:rPr>
           <w:rFonts w:cstheme="minorHAnsi"/>
@@ -12290,7 +12137,7 @@
         </w:rPr>
         <w:t xml:space="preserve">. </w:t>
       </w:r>
-      <w:hyperlink r:id="rId40" w:history="1">
+      <w:hyperlink r:id="rId42" w:history="1">
         <w:r>
           <w:rPr>
             <w:rStyle w:val="Hyperlink"/>
@@ -12298,27 +12145,7 @@
             <w:sz w:val="32"/>
             <w:szCs w:val="32"/>
           </w:rPr>
-          <w:t xml:space="preserve">North </w:t>
-        </w:r>
-        <w:proofErr w:type="gramStart"/>
-        <w:r>
-          <w:rPr>
-            <w:rStyle w:val="Hyperlink"/>
-            <w:rFonts w:cstheme="minorHAnsi"/>
-            <w:sz w:val="32"/>
-            <w:szCs w:val="32"/>
-          </w:rPr>
-          <w:t>South East</w:t>
-        </w:r>
-        <w:proofErr w:type="gramEnd"/>
-        <w:r>
-          <w:rPr>
-            <w:rStyle w:val="Hyperlink"/>
-            <w:rFonts w:cstheme="minorHAnsi"/>
-            <w:sz w:val="32"/>
-            <w:szCs w:val="32"/>
-          </w:rPr>
-          <w:t xml:space="preserve"> </w:t>
+          <w:t xml:space="preserve">North South East </w:t>
         </w:r>
         <w:r>
           <w:rPr>
@@ -12398,7 +12225,7 @@
         </w:rPr>
         <w:t xml:space="preserve">. </w:t>
       </w:r>
-      <w:hyperlink r:id="rId41" w:history="1">
+      <w:hyperlink r:id="rId43" w:history="1">
         <w:r>
           <w:rPr>
             <w:rStyle w:val="Hyperlink"/>
@@ -12526,190 +12353,160 @@
           <w:sz w:val="32"/>
           <w:szCs w:val="32"/>
         </w:rPr>
+        <w:t>. Family</w:t>
+      </w:r>
+      <w:r>
+        <w:rPr>
+          <w:rFonts w:cstheme="minorHAnsi"/>
+          <w:sz w:val="32"/>
+          <w:szCs w:val="32"/>
+        </w:rPr>
+        <w:t>’s</w:t>
+      </w:r>
+      <w:r>
+        <w:rPr>
+          <w:rFonts w:cstheme="minorHAnsi"/>
+          <w:sz w:val="32"/>
+          <w:szCs w:val="32"/>
+        </w:rPr>
+        <w:t xml:space="preserve"> in the </w:t>
+      </w:r>
+      <w:r>
+        <w:rPr>
+          <w:rFonts w:cstheme="minorHAnsi"/>
+          <w:sz w:val="32"/>
+          <w:szCs w:val="32"/>
+        </w:rPr>
+        <w:t>Fossil</w:t>
+      </w:r>
+      <w:r>
+        <w:rPr>
+          <w:rFonts w:cstheme="minorHAnsi"/>
+          <w:sz w:val="32"/>
+          <w:szCs w:val="32"/>
+        </w:rPr>
+        <w:t>s</w:t>
+      </w:r>
+      <w:r>
+        <w:rPr>
+          <w:rFonts w:cstheme="minorHAnsi"/>
+          <w:sz w:val="32"/>
+          <w:szCs w:val="32"/>
+        </w:rPr>
+        <w:t xml:space="preserve"> </w:t>
+      </w:r>
+      <w:r>
+        <w:rPr>
+          <w:rFonts w:cstheme="minorHAnsi"/>
+          <w:sz w:val="32"/>
+          <w:szCs w:val="32"/>
+          <w:vertAlign w:val="subscript"/>
+        </w:rPr>
+        <w:t>Michilimackinac</w:t>
+      </w:r>
+      <w:r>
+        <w:rPr>
+          <w:rFonts w:cstheme="minorHAnsi"/>
+          <w:sz w:val="32"/>
+          <w:szCs w:val="32"/>
+          <w:vertAlign w:val="subscript"/>
+        </w:rPr>
+        <w:t>, Petoskey</w:t>
+      </w:r>
+      <w:r>
+        <w:rPr>
+          <w:rFonts w:cstheme="minorHAnsi"/>
+          <w:sz w:val="32"/>
+          <w:szCs w:val="32"/>
+          <w:vertAlign w:val="subscript"/>
+        </w:rPr>
+        <w:t>, Lulu</w:t>
+      </w:r>
+      <w:r>
+        <w:rPr>
+          <w:rFonts w:cstheme="minorHAnsi"/>
+          <w:sz w:val="32"/>
+          <w:szCs w:val="32"/>
+          <w:vertAlign w:val="subscript"/>
+        </w:rPr>
+        <w:br/>
+      </w:r>
+      <w:r>
+        <w:rPr>
+          <w:rFonts w:cstheme="minorHAnsi"/>
+          <w:sz w:val="32"/>
+          <w:szCs w:val="32"/>
+        </w:rPr>
+        <w:t>2</w:t>
+      </w:r>
+      <w:r>
+        <w:rPr>
+          <w:rFonts w:cstheme="minorHAnsi"/>
+          <w:sz w:val="32"/>
+          <w:szCs w:val="32"/>
+        </w:rPr>
+        <w:t>1</w:t>
+      </w:r>
+      <w:r>
+        <w:rPr>
+          <w:rFonts w:cstheme="minorHAnsi"/>
+          <w:sz w:val="32"/>
+          <w:szCs w:val="32"/>
+        </w:rPr>
+        <w:t xml:space="preserve">. Leave No Stones Unturned </w:t>
+      </w:r>
+      <w:r>
+        <w:rPr>
+          <w:rFonts w:cstheme="minorHAnsi"/>
+          <w:sz w:val="32"/>
+          <w:szCs w:val="32"/>
+          <w:vertAlign w:val="subscript"/>
+        </w:rPr>
+        <w:t>Wayland</w:t>
+      </w:r>
+      <w:r>
+        <w:rPr>
+          <w:rFonts w:cstheme="minorHAnsi"/>
+          <w:sz w:val="32"/>
+          <w:szCs w:val="32"/>
+          <w:vertAlign w:val="subscript"/>
+        </w:rPr>
+        <w:t>, Vandams, Residents</w:t>
+      </w:r>
+      <w:r>
+        <w:rPr>
+          <w:rFonts w:cstheme="minorHAnsi"/>
+          <w:sz w:val="32"/>
+          <w:szCs w:val="32"/>
+          <w:vertAlign w:val="subscript"/>
+        </w:rPr>
+        <w:br/>
+      </w:r>
+      <w:r>
+        <w:rPr>
+          <w:rFonts w:cstheme="minorHAnsi"/>
+          <w:sz w:val="32"/>
+          <w:szCs w:val="32"/>
+        </w:rPr>
+        <w:t>2</w:t>
+      </w:r>
+      <w:r>
+        <w:rPr>
+          <w:rFonts w:cstheme="minorHAnsi"/>
+          <w:sz w:val="32"/>
+          <w:szCs w:val="32"/>
+        </w:rPr>
+        <w:t>2</w:t>
+      </w:r>
+      <w:r>
+        <w:rPr>
+          <w:rFonts w:cstheme="minorHAnsi"/>
+          <w:sz w:val="32"/>
+          <w:szCs w:val="32"/>
+        </w:rPr>
         <w:t xml:space="preserve">. </w:t>
       </w:r>
-      <w:proofErr w:type="gramStart"/>
-      <w:r>
-        <w:rPr>
-          <w:rFonts w:cstheme="minorHAnsi"/>
-          <w:sz w:val="32"/>
-          <w:szCs w:val="32"/>
-        </w:rPr>
-        <w:t>Family</w:t>
-      </w:r>
-      <w:r>
-        <w:rPr>
-          <w:rFonts w:cstheme="minorHAnsi"/>
-          <w:sz w:val="32"/>
-          <w:szCs w:val="32"/>
-        </w:rPr>
-        <w:t>’s</w:t>
-      </w:r>
-      <w:proofErr w:type="gramEnd"/>
-      <w:r>
-        <w:rPr>
-          <w:rFonts w:cstheme="minorHAnsi"/>
-          <w:sz w:val="32"/>
-          <w:szCs w:val="32"/>
-        </w:rPr>
-        <w:t xml:space="preserve"> in the </w:t>
-      </w:r>
-      <w:r>
-        <w:rPr>
-          <w:rFonts w:cstheme="minorHAnsi"/>
-          <w:sz w:val="32"/>
-          <w:szCs w:val="32"/>
-        </w:rPr>
-        <w:t>Fossil</w:t>
-      </w:r>
-      <w:r>
-        <w:rPr>
-          <w:rFonts w:cstheme="minorHAnsi"/>
-          <w:sz w:val="32"/>
-          <w:szCs w:val="32"/>
-        </w:rPr>
-        <w:t>s</w:t>
-      </w:r>
-      <w:r>
-        <w:rPr>
-          <w:rFonts w:cstheme="minorHAnsi"/>
-          <w:sz w:val="32"/>
-          <w:szCs w:val="32"/>
-        </w:rPr>
-        <w:t xml:space="preserve"> </w:t>
-      </w:r>
-      <w:r>
-        <w:rPr>
-          <w:rFonts w:cstheme="minorHAnsi"/>
-          <w:sz w:val="32"/>
-          <w:szCs w:val="32"/>
-          <w:vertAlign w:val="subscript"/>
-        </w:rPr>
-        <w:t>Michilimackinac</w:t>
-      </w:r>
-      <w:r>
-        <w:rPr>
-          <w:rFonts w:cstheme="minorHAnsi"/>
-          <w:sz w:val="32"/>
-          <w:szCs w:val="32"/>
-          <w:vertAlign w:val="subscript"/>
-        </w:rPr>
-        <w:t>, Petoskey</w:t>
-      </w:r>
-      <w:r>
-        <w:rPr>
-          <w:rFonts w:cstheme="minorHAnsi"/>
-          <w:sz w:val="32"/>
-          <w:szCs w:val="32"/>
-          <w:vertAlign w:val="subscript"/>
-        </w:rPr>
-        <w:t>, Lulu</w:t>
-      </w:r>
-      <w:r>
-        <w:rPr>
-          <w:rFonts w:cstheme="minorHAnsi"/>
-          <w:sz w:val="32"/>
-          <w:szCs w:val="32"/>
-          <w:vertAlign w:val="subscript"/>
-        </w:rPr>
-        <w:br/>
-      </w:r>
-      <w:r>
-        <w:rPr>
-          <w:rFonts w:cstheme="minorHAnsi"/>
-          <w:sz w:val="32"/>
-          <w:szCs w:val="32"/>
-        </w:rPr>
-        <w:t>2</w:t>
-      </w:r>
-      <w:r>
-        <w:rPr>
-          <w:rFonts w:cstheme="minorHAnsi"/>
-          <w:sz w:val="32"/>
-          <w:szCs w:val="32"/>
-        </w:rPr>
-        <w:t>1</w:t>
-      </w:r>
-      <w:r>
-        <w:rPr>
-          <w:rFonts w:cstheme="minorHAnsi"/>
-          <w:sz w:val="32"/>
-          <w:szCs w:val="32"/>
-        </w:rPr>
-        <w:t xml:space="preserve">. Leave No Stones Unturned </w:t>
-      </w:r>
-      <w:r>
-        <w:rPr>
-          <w:rFonts w:cstheme="minorHAnsi"/>
-          <w:sz w:val="32"/>
-          <w:szCs w:val="32"/>
-          <w:vertAlign w:val="subscript"/>
-        </w:rPr>
-        <w:t>Wayland</w:t>
-      </w:r>
-      <w:r>
-        <w:rPr>
-          <w:rFonts w:cstheme="minorHAnsi"/>
-          <w:sz w:val="32"/>
-          <w:szCs w:val="32"/>
-          <w:vertAlign w:val="subscript"/>
-        </w:rPr>
-        <w:t xml:space="preserve">, </w:t>
-      </w:r>
-      <w:proofErr w:type="spellStart"/>
-      <w:r>
-        <w:rPr>
-          <w:rFonts w:cstheme="minorHAnsi"/>
-          <w:sz w:val="32"/>
-          <w:szCs w:val="32"/>
-          <w:vertAlign w:val="subscript"/>
-        </w:rPr>
-        <w:t>Vandams</w:t>
-      </w:r>
-      <w:proofErr w:type="spellEnd"/>
-      <w:r>
-        <w:rPr>
-          <w:rFonts w:cstheme="minorHAnsi"/>
-          <w:sz w:val="32"/>
-          <w:szCs w:val="32"/>
-          <w:vertAlign w:val="subscript"/>
-        </w:rPr>
-        <w:t>, Residents</w:t>
-      </w:r>
-      <w:r>
-        <w:rPr>
-          <w:rFonts w:cstheme="minorHAnsi"/>
-          <w:sz w:val="32"/>
-          <w:szCs w:val="32"/>
-          <w:vertAlign w:val="subscript"/>
-        </w:rPr>
-        <w:br/>
-      </w:r>
-      <w:r>
-        <w:rPr>
-          <w:rFonts w:cstheme="minorHAnsi"/>
-          <w:sz w:val="32"/>
-          <w:szCs w:val="32"/>
-        </w:rPr>
-        <w:t>2</w:t>
-      </w:r>
-      <w:r>
-        <w:rPr>
-          <w:rFonts w:cstheme="minorHAnsi"/>
-          <w:sz w:val="32"/>
-          <w:szCs w:val="32"/>
-        </w:rPr>
-        <w:t>2</w:t>
-      </w:r>
-      <w:r>
-        <w:rPr>
-          <w:rFonts w:cstheme="minorHAnsi"/>
-          <w:sz w:val="32"/>
-          <w:szCs w:val="32"/>
-        </w:rPr>
-        <w:t xml:space="preserve">. </w:t>
-      </w:r>
-      <w:hyperlink r:id="rId42" w:history="1">
+      <w:hyperlink r:id="rId44" w:history="1">
         <w:r>
           <w:rPr>
             <w:rStyle w:val="Hyperlink"/>
@@ -12770,7 +12567,7 @@
         </w:rPr>
         <w:t xml:space="preserve">. </w:t>
       </w:r>
-      <w:hyperlink r:id="rId43" w:history="1">
+      <w:hyperlink r:id="rId45" w:history="1">
         <w:r>
           <w:rPr>
             <w:rStyle w:val="Hyperlink"/>
@@ -12850,7 +12647,7 @@
                 <w:szCs w:val="2"/>
               </w:rPr>
             </w:pPr>
-            <w:hyperlink r:id="rId44" w:history="1">
+            <w:hyperlink r:id="rId46" w:history="1">
               <w:r>
                 <w:rPr>
                   <w:rStyle w:val="Hyperlink"/>
@@ -12891,7 +12688,7 @@
                 <w:szCs w:val="32"/>
               </w:rPr>
             </w:pPr>
-            <w:hyperlink r:id="rId45" w:history="1">
+            <w:hyperlink r:id="rId47" w:history="1">
               <w:r>
                 <w:rPr>
                   <w:rStyle w:val="Hyperlink"/>
@@ -12920,7 +12717,7 @@
                 <w:szCs w:val="32"/>
               </w:rPr>
             </w:pPr>
-            <w:hyperlink r:id="rId46" w:history="1">
+            <w:hyperlink r:id="rId48" w:history="1">
               <w:r>
                 <w:rPr>
                   <w:rStyle w:val="Hyperlink"/>
@@ -12949,7 +12746,7 @@
                 <w:szCs w:val="32"/>
               </w:rPr>
             </w:pPr>
-            <w:hyperlink r:id="rId47" w:history="1">
+            <w:hyperlink r:id="rId49" w:history="1">
               <w:r>
                 <w:rPr>
                   <w:rStyle w:val="Hyperlink"/>
@@ -13072,7 +12869,7 @@
                 <w:szCs w:val="32"/>
               </w:rPr>
             </w:pPr>
-            <w:hyperlink r:id="rId48" w:history="1">
+            <w:hyperlink r:id="rId50" w:history="1">
               <w:r>
                 <w:rPr>
                   <w:rStyle w:val="Hyperlink"/>
@@ -13101,7 +12898,7 @@
                 <w:szCs w:val="32"/>
               </w:rPr>
             </w:pPr>
-            <w:hyperlink r:id="rId49" w:history="1">
+            <w:hyperlink r:id="rId51" w:history="1">
               <w:r>
                 <w:rPr>
                   <w:rStyle w:val="Hyperlink"/>
@@ -13130,7 +12927,7 @@
                 <w:szCs w:val="32"/>
               </w:rPr>
             </w:pPr>
-            <w:hyperlink r:id="rId50" w:history="1">
+            <w:hyperlink r:id="rId52" w:history="1">
               <w:r>
                 <w:rPr>
                   <w:rStyle w:val="Hyperlink"/>
@@ -13257,12 +13054,12 @@
       </w:pPr>
     </w:p>
     <w:sectPr>
-      <w:headerReference w:type="even" r:id="rId51"/>
-      <w:headerReference w:type="default" r:id="rId52"/>
-      <w:footerReference w:type="even" r:id="rId53"/>
-      <w:footerReference w:type="default" r:id="rId54"/>
-      <w:headerReference w:type="first" r:id="rId55"/>
-      <w:footerReference w:type="first" r:id="rId56"/>
+      <w:headerReference w:type="even" r:id="rId53"/>
+      <w:headerReference w:type="default" r:id="rId54"/>
+      <w:footerReference w:type="even" r:id="rId55"/>
+      <w:footerReference w:type="default" r:id="rId56"/>
+      <w:headerReference w:type="first" r:id="rId57"/>
+      <w:footerReference w:type="first" r:id="rId58"/>
       <w:pgSz w:w="12240" w:h="15840"/>
       <w:pgMar w:top="1440" w:right="1440" w:bottom="1440" w:left="1440" w:header="720" w:footer="720" w:gutter="0"/>
       <w:pgNumType w:fmt="lowerRoman"/>

--- a/about/michigan-bible.docx
+++ b/about/michigan-bible.docx
@@ -2898,8 +2898,18 @@
           <w:sz w:val="32"/>
           <w:szCs w:val="32"/>
         </w:rPr>
-        <w:t>Banh MIchigan</w:t>
-      </w:r>
+        <w:t xml:space="preserve">Banh </w:t>
+      </w:r>
+      <w:proofErr w:type="spellStart"/>
+      <w:r>
+        <w:rPr>
+          <w:rFonts w:cstheme="minorHAnsi"/>
+          <w:sz w:val="32"/>
+          <w:szCs w:val="32"/>
+        </w:rPr>
+        <w:t>MIchigan</w:t>
+      </w:r>
+      <w:proofErr w:type="spellEnd"/>
       <w:r>
         <w:rPr>
           <w:rFonts w:cstheme="minorHAnsi"/>
@@ -3601,7 +3611,25 @@
           <w:sz w:val="26"/>
           <w:szCs w:val="26"/>
         </w:rPr>
-        <w:t xml:space="preserve"> MIchigan. On a swim, </w:t>
+        <w:t xml:space="preserve"> </w:t>
+      </w:r>
+      <w:proofErr w:type="spellStart"/>
+      <w:r>
+        <w:rPr>
+          <w:rFonts w:cstheme="minorHAnsi"/>
+          <w:sz w:val="26"/>
+          <w:szCs w:val="26"/>
+        </w:rPr>
+        <w:t>MIchigan</w:t>
+      </w:r>
+      <w:proofErr w:type="spellEnd"/>
+      <w:r>
+        <w:rPr>
+          <w:rFonts w:cstheme="minorHAnsi"/>
+          <w:sz w:val="26"/>
+          <w:szCs w:val="26"/>
+        </w:rPr>
+        <w:t xml:space="preserve">. On a swim, </w:t>
       </w:r>
       <w:r>
         <w:rPr>
@@ -4781,8 +4809,18 @@
           <w:sz w:val="26"/>
           <w:szCs w:val="26"/>
         </w:rPr>
-        <w:t>’s mother returns</w:t>
-      </w:r>
+        <w:t xml:space="preserve">’s mother </w:t>
+      </w:r>
+      <w:proofErr w:type="gramStart"/>
+      <w:r>
+        <w:rPr>
+          <w:rFonts w:cstheme="minorHAnsi"/>
+          <w:sz w:val="26"/>
+          <w:szCs w:val="26"/>
+        </w:rPr>
+        <w:t>returns</w:t>
+      </w:r>
+      <w:proofErr w:type="gramEnd"/>
       <w:r>
         <w:rPr>
           <w:rFonts w:cstheme="minorHAnsi"/>
@@ -5819,6 +5857,7 @@
         </w:rPr>
         <w:t xml:space="preserve"> on the shore (“</w:t>
       </w:r>
+      <w:proofErr w:type="spellStart"/>
       <w:r>
         <w:rPr>
           <w:rFonts w:cstheme="minorHAnsi"/>
@@ -5827,6 +5866,7 @@
         </w:rPr>
         <w:t>Gichigamiin</w:t>
       </w:r>
+      <w:proofErr w:type="spellEnd"/>
       <w:r>
         <w:rPr>
           <w:rFonts w:cstheme="minorHAnsi"/>
@@ -6517,7 +6557,25 @@
           <w:sz w:val="26"/>
           <w:szCs w:val="26"/>
         </w:rPr>
-        <w:t>. The Vandams are only divided by peninsulas</w:t>
+        <w:t xml:space="preserve">. The </w:t>
+      </w:r>
+      <w:proofErr w:type="spellStart"/>
+      <w:r>
+        <w:rPr>
+          <w:rFonts w:cstheme="minorHAnsi"/>
+          <w:sz w:val="26"/>
+          <w:szCs w:val="26"/>
+        </w:rPr>
+        <w:t>Vandams</w:t>
+      </w:r>
+      <w:proofErr w:type="spellEnd"/>
+      <w:r>
+        <w:rPr>
+          <w:rFonts w:cstheme="minorHAnsi"/>
+          <w:sz w:val="26"/>
+          <w:szCs w:val="26"/>
+        </w:rPr>
+        <w:t xml:space="preserve"> are only divided by peninsulas</w:t>
       </w:r>
       <w:r>
         <w:rPr>
@@ -6568,7 +6626,29 @@
             <w:szCs w:val="26"/>
             <w:u w:val="none"/>
           </w:rPr>
-          <w:t>North South East West</w:t>
+          <w:t xml:space="preserve">North </w:t>
+        </w:r>
+        <w:proofErr w:type="gramStart"/>
+        <w:r>
+          <w:rPr>
+            <w:rStyle w:val="Hyperlink"/>
+            <w:rFonts w:cstheme="minorHAnsi"/>
+            <w:sz w:val="26"/>
+            <w:szCs w:val="26"/>
+            <w:u w:val="none"/>
+          </w:rPr>
+          <w:t>South East</w:t>
+        </w:r>
+        <w:proofErr w:type="gramEnd"/>
+        <w:r>
+          <w:rPr>
+            <w:rStyle w:val="Hyperlink"/>
+            <w:rFonts w:cstheme="minorHAnsi"/>
+            <w:sz w:val="26"/>
+            <w:szCs w:val="26"/>
+            <w:u w:val="none"/>
+          </w:rPr>
+          <w:t xml:space="preserve"> West</w:t>
         </w:r>
       </w:hyperlink>
       <w:r>
@@ -6746,7 +6826,27 @@
           <w:sz w:val="26"/>
           <w:szCs w:val="26"/>
         </w:rPr>
-        <w:t xml:space="preserve"> (“Rock Bottom”). This</w:t>
+        <w:t xml:space="preserve"> (“</w:t>
+      </w:r>
+      <w:hyperlink r:id="rId25" w:history="1">
+        <w:r>
+          <w:rPr>
+            <w:rStyle w:val="Hyperlink"/>
+            <w:rFonts w:cstheme="minorHAnsi"/>
+            <w:sz w:val="26"/>
+            <w:szCs w:val="26"/>
+            <w:u w:val="none"/>
+          </w:rPr>
+          <w:t>Rock Bottom</w:t>
+        </w:r>
+      </w:hyperlink>
+      <w:r>
+        <w:rPr>
+          <w:rFonts w:cstheme="minorHAnsi"/>
+          <w:sz w:val="26"/>
+          <w:szCs w:val="26"/>
+        </w:rPr>
+        <w:t>”). This</w:t>
       </w:r>
       <w:r>
         <w:rPr>
@@ -6858,32 +6958,50 @@
           <w:sz w:val="26"/>
           <w:szCs w:val="26"/>
         </w:rPr>
-        <w:t>(“Family</w:t>
-      </w:r>
-      <w:r>
-        <w:rPr>
-          <w:rFonts w:cstheme="minorHAnsi"/>
-          <w:sz w:val="26"/>
-          <w:szCs w:val="26"/>
-        </w:rPr>
-        <w:t>’s</w:t>
-      </w:r>
-      <w:r>
-        <w:rPr>
-          <w:rFonts w:cstheme="minorHAnsi"/>
-          <w:sz w:val="26"/>
-          <w:szCs w:val="26"/>
-        </w:rPr>
-        <w:t xml:space="preserve"> in the Fossil</w:t>
-      </w:r>
-      <w:r>
-        <w:rPr>
-          <w:rFonts w:cstheme="minorHAnsi"/>
-          <w:sz w:val="26"/>
-          <w:szCs w:val="26"/>
-        </w:rPr>
-        <w:t>s</w:t>
-      </w:r>
+        <w:t>(“</w:t>
+      </w:r>
+      <w:hyperlink r:id="rId26" w:history="1">
+        <w:r>
+          <w:rPr>
+            <w:rStyle w:val="Hyperlink"/>
+            <w:rFonts w:cstheme="minorHAnsi"/>
+            <w:sz w:val="26"/>
+            <w:szCs w:val="26"/>
+            <w:u w:val="none"/>
+          </w:rPr>
+          <w:t>Family</w:t>
+        </w:r>
+        <w:r>
+          <w:rPr>
+            <w:rStyle w:val="Hyperlink"/>
+            <w:rFonts w:cstheme="minorHAnsi"/>
+            <w:sz w:val="26"/>
+            <w:szCs w:val="26"/>
+            <w:u w:val="none"/>
+          </w:rPr>
+          <w:t>’s</w:t>
+        </w:r>
+        <w:r>
+          <w:rPr>
+            <w:rStyle w:val="Hyperlink"/>
+            <w:rFonts w:cstheme="minorHAnsi"/>
+            <w:sz w:val="26"/>
+            <w:szCs w:val="26"/>
+            <w:u w:val="none"/>
+          </w:rPr>
+          <w:t xml:space="preserve"> in the Fossil</w:t>
+        </w:r>
+        <w:r>
+          <w:rPr>
+            <w:rStyle w:val="Hyperlink"/>
+            <w:rFonts w:cstheme="minorHAnsi"/>
+            <w:sz w:val="26"/>
+            <w:szCs w:val="26"/>
+            <w:u w:val="none"/>
+          </w:rPr>
+          <w:t>s</w:t>
+        </w:r>
+      </w:hyperlink>
       <w:r>
         <w:rPr>
           <w:rFonts w:cstheme="minorHAnsi"/>
@@ -6991,7 +7109,16 @@
           <w:sz w:val="26"/>
           <w:szCs w:val="26"/>
         </w:rPr>
-        <w:t xml:space="preserve">. Petoskey offers the </w:t>
+        <w:t xml:space="preserve">. Petoskey offers </w:t>
+      </w:r>
+      <w:proofErr w:type="gramStart"/>
+      <w:r>
+        <w:rPr>
+          <w:rFonts w:cstheme="minorHAnsi"/>
+          <w:sz w:val="26"/>
+          <w:szCs w:val="26"/>
+        </w:rPr>
+        <w:t xml:space="preserve">the </w:t>
       </w:r>
       <w:r>
         <w:rPr>
@@ -7001,6 +7128,7 @@
         </w:rPr>
         <w:t>Ford</w:t>
       </w:r>
+      <w:proofErr w:type="gramEnd"/>
       <w:r>
         <w:rPr>
           <w:rFonts w:cstheme="minorHAnsi"/>
@@ -7023,7 +7151,25 @@
           <w:sz w:val="26"/>
           <w:szCs w:val="26"/>
         </w:rPr>
-        <w:t xml:space="preserve"> scoffs but is interested in. Jasper then offers his restaurant. The Vandams return with decades of themed costume</w:t>
+        <w:t xml:space="preserve"> scoffs but is interested in. Jasper then offers his restaurant. The </w:t>
+      </w:r>
+      <w:proofErr w:type="spellStart"/>
+      <w:r>
+        <w:rPr>
+          <w:rFonts w:cstheme="minorHAnsi"/>
+          <w:sz w:val="26"/>
+          <w:szCs w:val="26"/>
+        </w:rPr>
+        <w:t>Vandams</w:t>
+      </w:r>
+      <w:proofErr w:type="spellEnd"/>
+      <w:r>
+        <w:rPr>
+          <w:rFonts w:cstheme="minorHAnsi"/>
+          <w:sz w:val="26"/>
+          <w:szCs w:val="26"/>
+        </w:rPr>
+        <w:t xml:space="preserve"> return with decades of themed costume</w:t>
       </w:r>
       <w:r>
         <w:rPr>
@@ -7215,23 +7361,47 @@
           <w:sz w:val="26"/>
           <w:szCs w:val="26"/>
         </w:rPr>
-        <w:t xml:space="preserve"> party is declared insane (“Leave No Stones</w:t>
-      </w:r>
-      <w:r>
-        <w:rPr>
-          <w:rFonts w:cstheme="minorHAnsi"/>
-          <w:sz w:val="26"/>
-          <w:szCs w:val="26"/>
-        </w:rPr>
-        <w:t xml:space="preserve"> </w:t>
-      </w:r>
-      <w:r>
-        <w:rPr>
-          <w:rFonts w:cstheme="minorHAnsi"/>
-          <w:sz w:val="26"/>
-          <w:szCs w:val="26"/>
-        </w:rPr>
-        <w:t>Unturned”).</w:t>
+        <w:t xml:space="preserve"> party is declared insane (“</w:t>
+      </w:r>
+      <w:hyperlink r:id="rId27" w:history="1">
+        <w:r>
+          <w:rPr>
+            <w:rStyle w:val="Hyperlink"/>
+            <w:rFonts w:cstheme="minorHAnsi"/>
+            <w:sz w:val="26"/>
+            <w:szCs w:val="26"/>
+            <w:u w:val="none"/>
+          </w:rPr>
+          <w:t>Leave No Stones</w:t>
+        </w:r>
+        <w:r>
+          <w:rPr>
+            <w:rStyle w:val="Hyperlink"/>
+            <w:rFonts w:cstheme="minorHAnsi"/>
+            <w:sz w:val="26"/>
+            <w:szCs w:val="26"/>
+            <w:u w:val="none"/>
+          </w:rPr>
+          <w:t xml:space="preserve"> </w:t>
+        </w:r>
+        <w:r>
+          <w:rPr>
+            <w:rStyle w:val="Hyperlink"/>
+            <w:rFonts w:cstheme="minorHAnsi"/>
+            <w:sz w:val="26"/>
+            <w:szCs w:val="26"/>
+            <w:u w:val="none"/>
+          </w:rPr>
+          <w:t>Unturned</w:t>
+        </w:r>
+      </w:hyperlink>
+      <w:r>
+        <w:rPr>
+          <w:rFonts w:cstheme="minorHAnsi"/>
+          <w:sz w:val="26"/>
+          <w:szCs w:val="26"/>
+        </w:rPr>
+        <w:t>”).</w:t>
       </w:r>
     </w:p>
     <w:p>
@@ -7342,7 +7512,7 @@
         </w:rPr>
         <w:t xml:space="preserve"> reunion as lovers once more (“</w:t>
       </w:r>
-      <w:hyperlink r:id="rId25" w:history="1">
+      <w:hyperlink r:id="rId28" w:history="1">
         <w:r>
           <w:rPr>
             <w:rStyle w:val="Hyperlink"/>
@@ -7599,7 +7769,7 @@
         </w:rPr>
         <w:t>(“</w:t>
       </w:r>
-      <w:hyperlink r:id="rId26" w:history="1">
+      <w:hyperlink r:id="rId29" w:history="1">
         <w:r>
           <w:rPr>
             <w:rStyle w:val="Hyperlink"/>
@@ -8668,7 +8838,7 @@
                     </pic:cNvPicPr>
                   </pic:nvPicPr>
                   <pic:blipFill>
-                    <a:blip r:embed="rId27" cstate="print">
+                    <a:blip r:embed="rId30" cstate="print">
                       <a:extLst>
                         <a:ext uri="{28A0092B-C50C-407E-A947-70E740481C1C}">
                           <a14:useLocalDpi xmlns:a14="http://schemas.microsoft.com/office/drawing/2010/main" val="0"/>
@@ -8811,7 +8981,25 @@
           <w:sz w:val="28"/>
           <w:szCs w:val="28"/>
         </w:rPr>
-        <w:t xml:space="preserve">is trollface personified. She hopes to beat cousin Petoskey in their annual </w:t>
+        <w:t xml:space="preserve">is trollface personified. She hopes to beat </w:t>
+      </w:r>
+      <w:proofErr w:type="gramStart"/>
+      <w:r>
+        <w:rPr>
+          <w:rFonts w:cstheme="minorHAnsi"/>
+          <w:sz w:val="28"/>
+          <w:szCs w:val="28"/>
+        </w:rPr>
+        <w:t>cousin</w:t>
+      </w:r>
+      <w:proofErr w:type="gramEnd"/>
+      <w:r>
+        <w:rPr>
+          <w:rFonts w:cstheme="minorHAnsi"/>
+          <w:sz w:val="28"/>
+          <w:szCs w:val="28"/>
+        </w:rPr>
+        <w:t xml:space="preserve"> Petoskey in their annual </w:t>
       </w:r>
       <w:r>
         <w:rPr>
@@ -10199,8 +10387,18 @@
           <w:sz w:val="28"/>
           <w:szCs w:val="28"/>
         </w:rPr>
-        <w:t>BANH MIchigan</w:t>
-      </w:r>
+        <w:t xml:space="preserve">BANH </w:t>
+      </w:r>
+      <w:proofErr w:type="spellStart"/>
+      <w:r>
+        <w:rPr>
+          <w:rFonts w:cstheme="minorHAnsi"/>
+          <w:sz w:val="28"/>
+          <w:szCs w:val="28"/>
+        </w:rPr>
+        <w:t>MIchigan</w:t>
+      </w:r>
+      <w:proofErr w:type="spellEnd"/>
       <w:r>
         <w:rPr>
           <w:rFonts w:cstheme="minorHAnsi"/>
@@ -10680,8 +10878,18 @@
           <w:sz w:val="28"/>
           <w:szCs w:val="28"/>
         </w:rPr>
-        <w:t>The Vandams</w:t>
-      </w:r>
+        <w:t xml:space="preserve">The </w:t>
+      </w:r>
+      <w:proofErr w:type="spellStart"/>
+      <w:r>
+        <w:rPr>
+          <w:rFonts w:cstheme="minorHAnsi"/>
+          <w:sz w:val="28"/>
+          <w:szCs w:val="28"/>
+        </w:rPr>
+        <w:t>Vandams</w:t>
+      </w:r>
+      <w:proofErr w:type="spellEnd"/>
       <w:r>
         <w:rPr>
           <w:rFonts w:cstheme="minorHAnsi"/>
@@ -10762,6 +10970,7 @@
         </w:rPr>
         <w:t xml:space="preserve"> (</w:t>
       </w:r>
+      <w:proofErr w:type="spellStart"/>
       <w:r>
         <w:rPr>
           <w:rFonts w:cstheme="minorHAnsi"/>
@@ -10770,6 +10979,7 @@
         </w:rPr>
         <w:t>ew</w:t>
       </w:r>
+      <w:proofErr w:type="spellEnd"/>
       <w:r>
         <w:rPr>
           <w:rFonts w:cstheme="minorHAnsi"/>
@@ -10913,7 +11123,25 @@
           <w:sz w:val="28"/>
           <w:szCs w:val="28"/>
         </w:rPr>
-        <w:t>, anyone who speaks in “ope.”</w:t>
+        <w:t>, anyone who speaks in “</w:t>
+      </w:r>
+      <w:proofErr w:type="spellStart"/>
+      <w:r>
+        <w:rPr>
+          <w:rFonts w:cstheme="minorHAnsi"/>
+          <w:sz w:val="28"/>
+          <w:szCs w:val="28"/>
+        </w:rPr>
+        <w:t>ope</w:t>
+      </w:r>
+      <w:proofErr w:type="spellEnd"/>
+      <w:r>
+        <w:rPr>
+          <w:rFonts w:cstheme="minorHAnsi"/>
+          <w:sz w:val="28"/>
+          <w:szCs w:val="28"/>
+        </w:rPr>
+        <w:t>.”</w:t>
       </w:r>
     </w:p>
     <w:p>
@@ -11075,7 +11303,7 @@
         </w:rPr>
         <w:t xml:space="preserve">1. </w:t>
       </w:r>
-      <w:hyperlink r:id="rId28" w:history="1">
+      <w:hyperlink r:id="rId31" w:history="1">
         <w:r>
           <w:rPr>
             <w:rStyle w:val="Hyperlink"/>
@@ -11112,7 +11340,7 @@
         <w:br/>
         <w:t xml:space="preserve">2. </w:t>
       </w:r>
-      <w:hyperlink r:id="rId29" w:history="1">
+      <w:hyperlink r:id="rId32" w:history="1">
         <w:r>
           <w:rPr>
             <w:rStyle w:val="Hyperlink"/>
@@ -11131,6 +11359,7 @@
         </w:rPr>
         <w:t xml:space="preserve"> </w:t>
       </w:r>
+      <w:proofErr w:type="spellStart"/>
       <w:r>
         <w:rPr>
           <w:rFonts w:cstheme="minorHAnsi"/>
@@ -11140,6 +11369,7 @@
         </w:rPr>
         <w:t>Vandams</w:t>
       </w:r>
+      <w:proofErr w:type="spellEnd"/>
       <w:r>
         <w:rPr>
           <w:rFonts w:cstheme="minorHAnsi"/>
@@ -11157,7 +11387,7 @@
         </w:rPr>
         <w:t xml:space="preserve">3. </w:t>
       </w:r>
-      <w:hyperlink r:id="rId30" w:history="1">
+      <w:hyperlink r:id="rId33" w:history="1">
         <w:r>
           <w:rPr>
             <w:rStyle w:val="Hyperlink"/>
@@ -11190,11 +11420,20 @@
           <w:rFonts w:cstheme="minorHAnsi"/>
           <w:sz w:val="32"/>
           <w:szCs w:val="32"/>
+          <w:vertAlign w:val="subscript"/>
+        </w:rPr>
+        <w:t>, Detective, Mackinac Ghosts</w:t>
+      </w:r>
+      <w:r>
+        <w:rPr>
+          <w:rFonts w:cstheme="minorHAnsi"/>
+          <w:sz w:val="32"/>
+          <w:szCs w:val="32"/>
         </w:rPr>
         <w:br/>
         <w:t xml:space="preserve">4. </w:t>
       </w:r>
-      <w:hyperlink r:id="rId31" w:history="1">
+      <w:hyperlink r:id="rId34" w:history="1">
         <w:r>
           <w:rPr>
             <w:rStyle w:val="Hyperlink"/>
@@ -11281,7 +11520,7 @@
         </w:rPr>
         <w:t xml:space="preserve"> </w:t>
       </w:r>
-      <w:hyperlink r:id="rId32" w:history="1">
+      <w:hyperlink r:id="rId35" w:history="1">
         <w:r>
           <w:rPr>
             <w:rStyle w:val="Hyperlink"/>
@@ -11372,7 +11611,7 @@
         <w:br/>
         <w:t xml:space="preserve">6. </w:t>
       </w:r>
-      <w:hyperlink r:id="rId33" w:history="1">
+      <w:hyperlink r:id="rId36" w:history="1">
         <w:r>
           <w:rPr>
             <w:rStyle w:val="Hyperlink"/>
@@ -11418,7 +11657,7 @@
         <w:br/>
         <w:t xml:space="preserve">7. </w:t>
       </w:r>
-      <w:hyperlink r:id="rId34" w:history="1">
+      <w:hyperlink r:id="rId37" w:history="1">
         <w:r>
           <w:rPr>
             <w:rStyle w:val="Hyperlink"/>
@@ -11455,6 +11694,7 @@
         </w:rPr>
         <w:t xml:space="preserve">, </w:t>
       </w:r>
+      <w:proofErr w:type="spellStart"/>
       <w:r>
         <w:rPr>
           <w:rFonts w:cstheme="minorHAnsi"/>
@@ -11464,6 +11704,7 @@
         </w:rPr>
         <w:t>Vandams</w:t>
       </w:r>
+      <w:proofErr w:type="spellEnd"/>
       <w:r>
         <w:rPr>
           <w:rFonts w:cstheme="minorHAnsi"/>
@@ -11481,7 +11722,7 @@
         </w:rPr>
         <w:t xml:space="preserve">8. </w:t>
       </w:r>
-      <w:hyperlink r:id="rId35" w:history="1">
+      <w:hyperlink r:id="rId38" w:history="1">
         <w:r>
           <w:rPr>
             <w:rStyle w:val="Hyperlink"/>
@@ -11560,7 +11801,7 @@
         </w:rPr>
         <w:t xml:space="preserve">. </w:t>
       </w:r>
-      <w:hyperlink r:id="rId36" w:history="1">
+      <w:hyperlink r:id="rId39" w:history="1">
         <w:r>
           <w:rPr>
             <w:rStyle w:val="Hyperlink"/>
@@ -11681,7 +11922,7 @@
         </w:rPr>
         <w:t xml:space="preserve">. </w:t>
       </w:r>
-      <w:hyperlink r:id="rId37" w:history="1">
+      <w:hyperlink r:id="rId40" w:history="1">
         <w:r>
           <w:rPr>
             <w:rStyle w:val="Hyperlink"/>
@@ -11752,6 +11993,7 @@
         </w:rPr>
         <w:t xml:space="preserve">. </w:t>
       </w:r>
+      <w:proofErr w:type="spellStart"/>
       <w:r>
         <w:rPr>
           <w:rFonts w:cstheme="minorHAnsi"/>
@@ -11760,6 +12002,7 @@
         </w:rPr>
         <w:t>Gichigamiin</w:t>
       </w:r>
+      <w:proofErr w:type="spellEnd"/>
       <w:r>
         <w:rPr>
           <w:rFonts w:cstheme="minorHAnsi"/>
@@ -11792,6 +12035,7 @@
         </w:rPr>
         <w:t xml:space="preserve"> </w:t>
       </w:r>
+      <w:proofErr w:type="gramStart"/>
       <w:r>
         <w:rPr>
           <w:rFonts w:cstheme="minorHAnsi"/>
@@ -11801,6 +12045,7 @@
         </w:rPr>
         <w:t>Lulu,  Keepers</w:t>
       </w:r>
+      <w:proofErr w:type="gramEnd"/>
       <w:r>
         <w:rPr>
           <w:rFonts w:cstheme="minorHAnsi"/>
@@ -11843,7 +12088,7 @@
         </w:rPr>
         <w:t xml:space="preserve">. </w:t>
       </w:r>
-      <w:hyperlink r:id="rId38" w:history="1">
+      <w:hyperlink r:id="rId41" w:history="1">
         <w:r>
           <w:rPr>
             <w:rStyle w:val="Hyperlink"/>
@@ -11862,6 +12107,7 @@
         </w:rPr>
         <w:t xml:space="preserve"> </w:t>
       </w:r>
+      <w:proofErr w:type="spellStart"/>
       <w:r>
         <w:rPr>
           <w:rFonts w:cstheme="minorHAnsi"/>
@@ -11871,6 +12117,7 @@
         </w:rPr>
         <w:t>Vandams</w:t>
       </w:r>
+      <w:proofErr w:type="spellEnd"/>
       <w:r>
         <w:rPr>
           <w:rFonts w:cstheme="minorHAnsi"/>
@@ -11904,7 +12151,7 @@
         </w:rPr>
         <w:t xml:space="preserve">. </w:t>
       </w:r>
-      <w:hyperlink r:id="rId39" w:history="1">
+      <w:hyperlink r:id="rId42" w:history="1">
         <w:r>
           <w:rPr>
             <w:rStyle w:val="Hyperlink"/>
@@ -11923,6 +12170,7 @@
         </w:rPr>
         <w:t xml:space="preserve"> </w:t>
       </w:r>
+      <w:proofErr w:type="spellStart"/>
       <w:r>
         <w:rPr>
           <w:rFonts w:cstheme="minorHAnsi"/>
@@ -11932,6 +12180,7 @@
         </w:rPr>
         <w:t>Vandams</w:t>
       </w:r>
+      <w:proofErr w:type="spellEnd"/>
       <w:r>
         <w:rPr>
           <w:rFonts w:cstheme="minorHAnsi"/>
@@ -12017,7 +12266,7 @@
         </w:rPr>
         <w:t xml:space="preserve">. </w:t>
       </w:r>
-      <w:hyperlink r:id="rId40" w:history="1">
+      <w:hyperlink r:id="rId43" w:history="1">
         <w:r>
           <w:rPr>
             <w:rStyle w:val="Hyperlink"/>
@@ -12077,7 +12326,7 @@
         </w:rPr>
         <w:t xml:space="preserve">. </w:t>
       </w:r>
-      <w:hyperlink r:id="rId41" w:history="1">
+      <w:hyperlink r:id="rId44" w:history="1">
         <w:r>
           <w:rPr>
             <w:rStyle w:val="Hyperlink"/>
@@ -12103,8 +12352,19 @@
           <w:szCs w:val="32"/>
           <w:vertAlign w:val="subscript"/>
         </w:rPr>
-        <w:t>Lizzie, Wayland, Vandams</w:t>
-      </w:r>
+        <w:t xml:space="preserve">Lizzie, Wayland, </w:t>
+      </w:r>
+      <w:proofErr w:type="spellStart"/>
+      <w:r>
+        <w:rPr>
+          <w:rFonts w:cstheme="minorHAnsi"/>
+          <w:sz w:val="32"/>
+          <w:szCs w:val="32"/>
+          <w:vertAlign w:val="subscript"/>
+        </w:rPr>
+        <w:t>Vandams</w:t>
+      </w:r>
+      <w:proofErr w:type="spellEnd"/>
       <w:r>
         <w:rPr>
           <w:rFonts w:cstheme="minorHAnsi"/>
@@ -12137,7 +12397,7 @@
         </w:rPr>
         <w:t xml:space="preserve">. </w:t>
       </w:r>
-      <w:hyperlink r:id="rId42" w:history="1">
+      <w:hyperlink r:id="rId45" w:history="1">
         <w:r>
           <w:rPr>
             <w:rStyle w:val="Hyperlink"/>
@@ -12145,7 +12405,27 @@
             <w:sz w:val="32"/>
             <w:szCs w:val="32"/>
           </w:rPr>
-          <w:t xml:space="preserve">North South East </w:t>
+          <w:t xml:space="preserve">North </w:t>
+        </w:r>
+        <w:proofErr w:type="gramStart"/>
+        <w:r>
+          <w:rPr>
+            <w:rStyle w:val="Hyperlink"/>
+            <w:rFonts w:cstheme="minorHAnsi"/>
+            <w:sz w:val="32"/>
+            <w:szCs w:val="32"/>
+          </w:rPr>
+          <w:t>South East</w:t>
+        </w:r>
+        <w:proofErr w:type="gramEnd"/>
+        <w:r>
+          <w:rPr>
+            <w:rStyle w:val="Hyperlink"/>
+            <w:rFonts w:cstheme="minorHAnsi"/>
+            <w:sz w:val="32"/>
+            <w:szCs w:val="32"/>
+          </w:rPr>
+          <w:t xml:space="preserve"> </w:t>
         </w:r>
         <w:r>
           <w:rPr>
@@ -12225,7 +12505,7 @@
         </w:rPr>
         <w:t xml:space="preserve">. </w:t>
       </w:r>
-      <w:hyperlink r:id="rId43" w:history="1">
+      <w:hyperlink r:id="rId46" w:history="1">
         <w:r>
           <w:rPr>
             <w:rStyle w:val="Hyperlink"/>
@@ -12313,13 +12593,24 @@
         </w:rPr>
         <w:t xml:space="preserve">. </w:t>
       </w:r>
-      <w:r>
-        <w:rPr>
-          <w:rFonts w:cstheme="minorHAnsi"/>
-          <w:sz w:val="32"/>
-          <w:szCs w:val="32"/>
-        </w:rPr>
-        <w:t xml:space="preserve">Rock Bottom </w:t>
+      <w:hyperlink r:id="rId47" w:history="1">
+        <w:r>
+          <w:rPr>
+            <w:rStyle w:val="Hyperlink"/>
+            <w:rFonts w:cstheme="minorHAnsi"/>
+            <w:sz w:val="32"/>
+            <w:szCs w:val="32"/>
+          </w:rPr>
+          <w:t>Rock Bottom</w:t>
+        </w:r>
+      </w:hyperlink>
+      <w:r>
+        <w:rPr>
+          <w:rFonts w:cstheme="minorHAnsi"/>
+          <w:sz w:val="32"/>
+          <w:szCs w:val="32"/>
+        </w:rPr>
+        <w:t xml:space="preserve"> </w:t>
       </w:r>
       <w:r>
         <w:rPr>
@@ -12337,6 +12628,15 @@
           <w:szCs w:val="32"/>
           <w:vertAlign w:val="subscript"/>
         </w:rPr>
+        <w:t>, Jasper, Mackinac Ghosts</w:t>
+      </w:r>
+      <w:r>
+        <w:rPr>
+          <w:rFonts w:cstheme="minorHAnsi"/>
+          <w:sz w:val="32"/>
+          <w:szCs w:val="32"/>
+          <w:vertAlign w:val="subscript"/>
+        </w:rPr>
         <w:br/>
       </w:r>
       <w:r>
@@ -12353,40 +12653,57 @@
           <w:sz w:val="32"/>
           <w:szCs w:val="32"/>
         </w:rPr>
-        <w:t>. Family</w:t>
-      </w:r>
-      <w:r>
-        <w:rPr>
-          <w:rFonts w:cstheme="minorHAnsi"/>
-          <w:sz w:val="32"/>
-          <w:szCs w:val="32"/>
-        </w:rPr>
-        <w:t>’s</w:t>
-      </w:r>
-      <w:r>
-        <w:rPr>
-          <w:rFonts w:cstheme="minorHAnsi"/>
-          <w:sz w:val="32"/>
-          <w:szCs w:val="32"/>
-        </w:rPr>
-        <w:t xml:space="preserve"> in the </w:t>
-      </w:r>
-      <w:r>
-        <w:rPr>
-          <w:rFonts w:cstheme="minorHAnsi"/>
-          <w:sz w:val="32"/>
-          <w:szCs w:val="32"/>
-        </w:rPr>
-        <w:t>Fossil</w:t>
-      </w:r>
-      <w:r>
-        <w:rPr>
-          <w:rFonts w:cstheme="minorHAnsi"/>
-          <w:sz w:val="32"/>
-          <w:szCs w:val="32"/>
-        </w:rPr>
-        <w:t>s</w:t>
-      </w:r>
+        <w:t xml:space="preserve">. </w:t>
+      </w:r>
+      <w:hyperlink r:id="rId48" w:history="1">
+        <w:proofErr w:type="gramStart"/>
+        <w:r>
+          <w:rPr>
+            <w:rStyle w:val="Hyperlink"/>
+            <w:rFonts w:cstheme="minorHAnsi"/>
+            <w:sz w:val="32"/>
+            <w:szCs w:val="32"/>
+          </w:rPr>
+          <w:t>Family</w:t>
+        </w:r>
+        <w:r>
+          <w:rPr>
+            <w:rStyle w:val="Hyperlink"/>
+            <w:rFonts w:cstheme="minorHAnsi"/>
+            <w:sz w:val="32"/>
+            <w:szCs w:val="32"/>
+          </w:rPr>
+          <w:t>’s</w:t>
+        </w:r>
+        <w:proofErr w:type="gramEnd"/>
+        <w:r>
+          <w:rPr>
+            <w:rStyle w:val="Hyperlink"/>
+            <w:rFonts w:cstheme="minorHAnsi"/>
+            <w:sz w:val="32"/>
+            <w:szCs w:val="32"/>
+          </w:rPr>
+          <w:t xml:space="preserve"> in the </w:t>
+        </w:r>
+        <w:r>
+          <w:rPr>
+            <w:rStyle w:val="Hyperlink"/>
+            <w:rFonts w:cstheme="minorHAnsi"/>
+            <w:sz w:val="32"/>
+            <w:szCs w:val="32"/>
+          </w:rPr>
+          <w:t>Fossil</w:t>
+        </w:r>
+        <w:r>
+          <w:rPr>
+            <w:rStyle w:val="Hyperlink"/>
+            <w:rFonts w:cstheme="minorHAnsi"/>
+            <w:sz w:val="32"/>
+            <w:szCs w:val="32"/>
+          </w:rPr>
+          <w:t>s</w:t>
+        </w:r>
+      </w:hyperlink>
       <w:r>
         <w:rPr>
           <w:rFonts w:cstheme="minorHAnsi"/>
@@ -12453,7 +12770,26 @@
           <w:sz w:val="32"/>
           <w:szCs w:val="32"/>
         </w:rPr>
-        <w:t xml:space="preserve">. Leave No Stones Unturned </w:t>
+        <w:t xml:space="preserve">. </w:t>
+      </w:r>
+      <w:hyperlink r:id="rId49" w:history="1">
+        <w:r>
+          <w:rPr>
+            <w:rStyle w:val="Hyperlink"/>
+            <w:rFonts w:cstheme="minorHAnsi"/>
+            <w:sz w:val="32"/>
+            <w:szCs w:val="32"/>
+          </w:rPr>
+          <w:t>Leave No Stones Unturned</w:t>
+        </w:r>
+      </w:hyperlink>
+      <w:r>
+        <w:rPr>
+          <w:rFonts w:cstheme="minorHAnsi"/>
+          <w:sz w:val="32"/>
+          <w:szCs w:val="32"/>
+        </w:rPr>
+        <w:t xml:space="preserve"> </w:t>
       </w:r>
       <w:r>
         <w:rPr>
@@ -12471,8 +12807,9 @@
           <w:szCs w:val="32"/>
           <w:vertAlign w:val="subscript"/>
         </w:rPr>
-        <w:t>, Vandams, Residents</w:t>
-      </w:r>
+        <w:t xml:space="preserve">, </w:t>
+      </w:r>
+      <w:proofErr w:type="spellStart"/>
       <w:r>
         <w:rPr>
           <w:rFonts w:cstheme="minorHAnsi"/>
@@ -12480,6 +12817,25 @@
           <w:szCs w:val="32"/>
           <w:vertAlign w:val="subscript"/>
         </w:rPr>
+        <w:t>Vandams</w:t>
+      </w:r>
+      <w:proofErr w:type="spellEnd"/>
+      <w:r>
+        <w:rPr>
+          <w:rFonts w:cstheme="minorHAnsi"/>
+          <w:sz w:val="32"/>
+          <w:szCs w:val="32"/>
+          <w:vertAlign w:val="subscript"/>
+        </w:rPr>
+        <w:t>, Residents</w:t>
+      </w:r>
+      <w:r>
+        <w:rPr>
+          <w:rFonts w:cstheme="minorHAnsi"/>
+          <w:sz w:val="32"/>
+          <w:szCs w:val="32"/>
+          <w:vertAlign w:val="subscript"/>
+        </w:rPr>
         <w:br/>
       </w:r>
       <w:r>
@@ -12506,7 +12862,7 @@
         </w:rPr>
         <w:t xml:space="preserve">. </w:t>
       </w:r>
-      <w:hyperlink r:id="rId44" w:history="1">
+      <w:hyperlink r:id="rId50" w:history="1">
         <w:r>
           <w:rPr>
             <w:rStyle w:val="Hyperlink"/>
@@ -12541,6 +12897,15 @@
           <w:szCs w:val="32"/>
           <w:vertAlign w:val="subscript"/>
         </w:rPr>
+        <w:t>, Mackinac Ghosts</w:t>
+      </w:r>
+      <w:r>
+        <w:rPr>
+          <w:rFonts w:cstheme="minorHAnsi"/>
+          <w:sz w:val="32"/>
+          <w:szCs w:val="32"/>
+          <w:vertAlign w:val="subscript"/>
+        </w:rPr>
         <w:br/>
       </w:r>
       <w:r>
@@ -12567,7 +12932,7 @@
         </w:rPr>
         <w:t xml:space="preserve">. </w:t>
       </w:r>
-      <w:hyperlink r:id="rId45" w:history="1">
+      <w:hyperlink r:id="rId51" w:history="1">
         <w:r>
           <w:rPr>
             <w:rStyle w:val="Hyperlink"/>
@@ -12647,7 +13012,7 @@
                 <w:szCs w:val="2"/>
               </w:rPr>
             </w:pPr>
-            <w:hyperlink r:id="rId46" w:history="1">
+            <w:hyperlink r:id="rId52" w:history="1">
               <w:r>
                 <w:rPr>
                   <w:rStyle w:val="Hyperlink"/>
@@ -12688,7 +13053,7 @@
                 <w:szCs w:val="32"/>
               </w:rPr>
             </w:pPr>
-            <w:hyperlink r:id="rId47" w:history="1">
+            <w:hyperlink r:id="rId53" w:history="1">
               <w:r>
                 <w:rPr>
                   <w:rStyle w:val="Hyperlink"/>
@@ -12717,7 +13082,7 @@
                 <w:szCs w:val="32"/>
               </w:rPr>
             </w:pPr>
-            <w:hyperlink r:id="rId48" w:history="1">
+            <w:hyperlink r:id="rId54" w:history="1">
               <w:r>
                 <w:rPr>
                   <w:rStyle w:val="Hyperlink"/>
@@ -12746,7 +13111,7 @@
                 <w:szCs w:val="32"/>
               </w:rPr>
             </w:pPr>
-            <w:hyperlink r:id="rId49" w:history="1">
+            <w:hyperlink r:id="rId55" w:history="1">
               <w:r>
                 <w:rPr>
                   <w:rStyle w:val="Hyperlink"/>
@@ -12869,7 +13234,7 @@
                 <w:szCs w:val="32"/>
               </w:rPr>
             </w:pPr>
-            <w:hyperlink r:id="rId50" w:history="1">
+            <w:hyperlink r:id="rId56" w:history="1">
               <w:r>
                 <w:rPr>
                   <w:rStyle w:val="Hyperlink"/>
@@ -12898,7 +13263,7 @@
                 <w:szCs w:val="32"/>
               </w:rPr>
             </w:pPr>
-            <w:hyperlink r:id="rId51" w:history="1">
+            <w:hyperlink r:id="rId57" w:history="1">
               <w:r>
                 <w:rPr>
                   <w:rStyle w:val="Hyperlink"/>
@@ -12927,7 +13292,7 @@
                 <w:szCs w:val="32"/>
               </w:rPr>
             </w:pPr>
-            <w:hyperlink r:id="rId52" w:history="1">
+            <w:hyperlink r:id="rId58" w:history="1">
               <w:r>
                 <w:rPr>
                   <w:rStyle w:val="Hyperlink"/>
@@ -13054,12 +13419,12 @@
       </w:pPr>
     </w:p>
     <w:sectPr>
-      <w:headerReference w:type="even" r:id="rId53"/>
-      <w:headerReference w:type="default" r:id="rId54"/>
-      <w:footerReference w:type="even" r:id="rId55"/>
-      <w:footerReference w:type="default" r:id="rId56"/>
-      <w:headerReference w:type="first" r:id="rId57"/>
-      <w:footerReference w:type="first" r:id="rId58"/>
+      <w:headerReference w:type="even" r:id="rId59"/>
+      <w:headerReference w:type="default" r:id="rId60"/>
+      <w:footerReference w:type="even" r:id="rId61"/>
+      <w:footerReference w:type="default" r:id="rId62"/>
+      <w:headerReference w:type="first" r:id="rId63"/>
+      <w:footerReference w:type="first" r:id="rId64"/>
       <w:pgSz w:w="12240" w:h="15840"/>
       <w:pgMar w:top="1440" w:right="1440" w:bottom="1440" w:left="1440" w:header="720" w:footer="720" w:gutter="0"/>
       <w:pgNumType w:fmt="lowerRoman"/>

--- a/about/michigan-bible.docx
+++ b/about/michigan-bible.docx
@@ -4809,18 +4809,8 @@
           <w:sz w:val="26"/>
           <w:szCs w:val="26"/>
         </w:rPr>
-        <w:t xml:space="preserve">’s mother </w:t>
-      </w:r>
-      <w:proofErr w:type="gramStart"/>
-      <w:r>
-        <w:rPr>
-          <w:rFonts w:cstheme="minorHAnsi"/>
-          <w:sz w:val="26"/>
-          <w:szCs w:val="26"/>
-        </w:rPr>
-        <w:t>returns</w:t>
-      </w:r>
-      <w:proofErr w:type="gramEnd"/>
+        <w:t>’s mother returns</w:t>
+      </w:r>
       <w:r>
         <w:rPr>
           <w:rFonts w:cstheme="minorHAnsi"/>
@@ -5723,7 +5713,27 @@
           <w:sz w:val="26"/>
           <w:szCs w:val="26"/>
         </w:rPr>
-        <w:t xml:space="preserve"> (“Dearborn”). </w:t>
+        <w:t xml:space="preserve"> (“</w:t>
+      </w:r>
+      <w:hyperlink r:id="rId18" w:history="1">
+        <w:r>
+          <w:rPr>
+            <w:rStyle w:val="Hyperlink"/>
+            <w:rFonts w:cstheme="minorHAnsi"/>
+            <w:sz w:val="26"/>
+            <w:szCs w:val="26"/>
+            <w:u w:val="none"/>
+          </w:rPr>
+          <w:t>Dearborn</w:t>
+        </w:r>
+      </w:hyperlink>
+      <w:r>
+        <w:rPr>
+          <w:rFonts w:cstheme="minorHAnsi"/>
+          <w:sz w:val="26"/>
+          <w:szCs w:val="26"/>
+        </w:rPr>
+        <w:t xml:space="preserve">”). </w:t>
       </w:r>
       <w:r>
         <w:rPr>
@@ -5757,7 +5767,7 @@
         </w:rPr>
         <w:t>Perry teaches fossils to the kids (“</w:t>
       </w:r>
-      <w:hyperlink r:id="rId18" w:history="1">
+      <w:hyperlink r:id="rId19" w:history="1">
         <w:r>
           <w:rPr>
             <w:rStyle w:val="Hyperlink"/>
@@ -5864,9 +5874,50 @@
           <w:sz w:val="26"/>
           <w:szCs w:val="26"/>
         </w:rPr>
+        <w:fldChar w:fldCharType="begin"/>
+      </w:r>
+      <w:r>
+        <w:rPr>
+          <w:rFonts w:cstheme="minorHAnsi"/>
+          <w:sz w:val="26"/>
+          <w:szCs w:val="26"/>
+        </w:rPr>
+        <w:instrText>HYPERLINK "https://www.michiganmusical.com/music/12-gichigamiin/"</w:instrText>
+      </w:r>
+      <w:r>
+        <w:rPr>
+          <w:rFonts w:cstheme="minorHAnsi"/>
+          <w:sz w:val="26"/>
+          <w:szCs w:val="26"/>
+        </w:rPr>
+      </w:r>
+      <w:r>
+        <w:rPr>
+          <w:rFonts w:cstheme="minorHAnsi"/>
+          <w:sz w:val="26"/>
+          <w:szCs w:val="26"/>
+        </w:rPr>
+        <w:fldChar w:fldCharType="separate"/>
+      </w:r>
+      <w:r>
+        <w:rPr>
+          <w:rStyle w:val="Hyperlink"/>
+          <w:rFonts w:cstheme="minorHAnsi"/>
+          <w:sz w:val="26"/>
+          <w:szCs w:val="26"/>
+          <w:u w:val="none"/>
+        </w:rPr>
         <w:t>Gichigamiin</w:t>
       </w:r>
       <w:proofErr w:type="spellEnd"/>
+      <w:r>
+        <w:rPr>
+          <w:rFonts w:cstheme="minorHAnsi"/>
+          <w:sz w:val="26"/>
+          <w:szCs w:val="26"/>
+        </w:rPr>
+        <w:fldChar w:fldCharType="end"/>
+      </w:r>
       <w:r>
         <w:rPr>
           <w:rFonts w:cstheme="minorHAnsi"/>
@@ -6178,7 +6229,7 @@
         </w:rPr>
         <w:t xml:space="preserve"> (“</w:t>
       </w:r>
-      <w:hyperlink r:id="rId19" w:history="1">
+      <w:hyperlink r:id="rId20" w:history="1">
         <w:r>
           <w:rPr>
             <w:rStyle w:val="Hyperlink"/>
@@ -6238,7 +6289,7 @@
         </w:rPr>
         <w:t xml:space="preserve"> (“</w:t>
       </w:r>
-      <w:hyperlink r:id="rId20" w:history="1">
+      <w:hyperlink r:id="rId21" w:history="1">
         <w:r>
           <w:rPr>
             <w:rStyle w:val="Hyperlink"/>
@@ -6351,7 +6402,7 @@
         </w:rPr>
         <w:t xml:space="preserve"> (“</w:t>
       </w:r>
-      <w:hyperlink r:id="rId21" w:history="1">
+      <w:hyperlink r:id="rId22" w:history="1">
         <w:r>
           <w:rPr>
             <w:rStyle w:val="Hyperlink"/>
@@ -6475,7 +6526,7 @@
         </w:rPr>
         <w:t>(“</w:t>
       </w:r>
-      <w:hyperlink r:id="rId22" w:history="1">
+      <w:hyperlink r:id="rId23" w:history="1">
         <w:r>
           <w:rPr>
             <w:rStyle w:val="Hyperlink"/>
@@ -6617,7 +6668,7 @@
         </w:rPr>
         <w:t xml:space="preserve"> the Mackinac Bridge (“</w:t>
       </w:r>
-      <w:hyperlink r:id="rId23" w:history="1">
+      <w:hyperlink r:id="rId24" w:history="1">
         <w:r>
           <w:rPr>
             <w:rStyle w:val="Hyperlink"/>
@@ -6626,29 +6677,7 @@
             <w:szCs w:val="26"/>
             <w:u w:val="none"/>
           </w:rPr>
-          <w:t xml:space="preserve">North </w:t>
-        </w:r>
-        <w:proofErr w:type="gramStart"/>
-        <w:r>
-          <w:rPr>
-            <w:rStyle w:val="Hyperlink"/>
-            <w:rFonts w:cstheme="minorHAnsi"/>
-            <w:sz w:val="26"/>
-            <w:szCs w:val="26"/>
-            <w:u w:val="none"/>
-          </w:rPr>
-          <w:t>South East</w:t>
-        </w:r>
-        <w:proofErr w:type="gramEnd"/>
-        <w:r>
-          <w:rPr>
-            <w:rStyle w:val="Hyperlink"/>
-            <w:rFonts w:cstheme="minorHAnsi"/>
-            <w:sz w:val="26"/>
-            <w:szCs w:val="26"/>
-            <w:u w:val="none"/>
-          </w:rPr>
-          <w:t xml:space="preserve"> West</w:t>
+          <w:t>North South East West</w:t>
         </w:r>
       </w:hyperlink>
       <w:r>
@@ -6707,7 +6736,7 @@
         </w:rPr>
         <w:t>“</w:t>
       </w:r>
-      <w:hyperlink r:id="rId24" w:history="1">
+      <w:hyperlink r:id="rId25" w:history="1">
         <w:r>
           <w:rPr>
             <w:rStyle w:val="Hyperlink"/>
@@ -6828,7 +6857,7 @@
         </w:rPr>
         <w:t xml:space="preserve"> (“</w:t>
       </w:r>
-      <w:hyperlink r:id="rId25" w:history="1">
+      <w:hyperlink r:id="rId26" w:history="1">
         <w:r>
           <w:rPr>
             <w:rStyle w:val="Hyperlink"/>
@@ -6960,7 +6989,7 @@
         </w:rPr>
         <w:t>(“</w:t>
       </w:r>
-      <w:hyperlink r:id="rId26" w:history="1">
+      <w:hyperlink r:id="rId27" w:history="1">
         <w:r>
           <w:rPr>
             <w:rStyle w:val="Hyperlink"/>
@@ -7109,16 +7138,7 @@
           <w:sz w:val="26"/>
           <w:szCs w:val="26"/>
         </w:rPr>
-        <w:t xml:space="preserve">. Petoskey offers </w:t>
-      </w:r>
-      <w:proofErr w:type="gramStart"/>
-      <w:r>
-        <w:rPr>
-          <w:rFonts w:cstheme="minorHAnsi"/>
-          <w:sz w:val="26"/>
-          <w:szCs w:val="26"/>
-        </w:rPr>
-        <w:t xml:space="preserve">the </w:t>
+        <w:t xml:space="preserve">. Petoskey offers the </w:t>
       </w:r>
       <w:r>
         <w:rPr>
@@ -7128,7 +7148,6 @@
         </w:rPr>
         <w:t>Ford</w:t>
       </w:r>
-      <w:proofErr w:type="gramEnd"/>
       <w:r>
         <w:rPr>
           <w:rFonts w:cstheme="minorHAnsi"/>
@@ -7363,7 +7382,7 @@
         </w:rPr>
         <w:t xml:space="preserve"> party is declared insane (“</w:t>
       </w:r>
-      <w:hyperlink r:id="rId27" w:history="1">
+      <w:hyperlink r:id="rId28" w:history="1">
         <w:r>
           <w:rPr>
             <w:rStyle w:val="Hyperlink"/>
@@ -7512,7 +7531,7 @@
         </w:rPr>
         <w:t xml:space="preserve"> reunion as lovers once more (“</w:t>
       </w:r>
-      <w:hyperlink r:id="rId28" w:history="1">
+      <w:hyperlink r:id="rId29" w:history="1">
         <w:r>
           <w:rPr>
             <w:rStyle w:val="Hyperlink"/>
@@ -7769,7 +7788,7 @@
         </w:rPr>
         <w:t>(“</w:t>
       </w:r>
-      <w:hyperlink r:id="rId29" w:history="1">
+      <w:hyperlink r:id="rId30" w:history="1">
         <w:r>
           <w:rPr>
             <w:rStyle w:val="Hyperlink"/>
@@ -8838,7 +8857,7 @@
                     </pic:cNvPicPr>
                   </pic:nvPicPr>
                   <pic:blipFill>
-                    <a:blip r:embed="rId30" cstate="print">
+                    <a:blip r:embed="rId31" cstate="print">
                       <a:extLst>
                         <a:ext uri="{28A0092B-C50C-407E-A947-70E740481C1C}">
                           <a14:useLocalDpi xmlns:a14="http://schemas.microsoft.com/office/drawing/2010/main" val="0"/>
@@ -8981,25 +9000,7 @@
           <w:sz w:val="28"/>
           <w:szCs w:val="28"/>
         </w:rPr>
-        <w:t xml:space="preserve">is trollface personified. She hopes to beat </w:t>
-      </w:r>
-      <w:proofErr w:type="gramStart"/>
-      <w:r>
-        <w:rPr>
-          <w:rFonts w:cstheme="minorHAnsi"/>
-          <w:sz w:val="28"/>
-          <w:szCs w:val="28"/>
-        </w:rPr>
-        <w:t>cousin</w:t>
-      </w:r>
-      <w:proofErr w:type="gramEnd"/>
-      <w:r>
-        <w:rPr>
-          <w:rFonts w:cstheme="minorHAnsi"/>
-          <w:sz w:val="28"/>
-          <w:szCs w:val="28"/>
-        </w:rPr>
-        <w:t xml:space="preserve"> Petoskey in their annual </w:t>
+        <w:t xml:space="preserve">is trollface personified. She hopes to beat cousin Petoskey in their annual </w:t>
       </w:r>
       <w:r>
         <w:rPr>
@@ -11303,7 +11304,7 @@
         </w:rPr>
         <w:t xml:space="preserve">1. </w:t>
       </w:r>
-      <w:hyperlink r:id="rId31" w:history="1">
+      <w:hyperlink r:id="rId32" w:history="1">
         <w:r>
           <w:rPr>
             <w:rStyle w:val="Hyperlink"/>
@@ -11340,7 +11341,7 @@
         <w:br/>
         <w:t xml:space="preserve">2. </w:t>
       </w:r>
-      <w:hyperlink r:id="rId32" w:history="1">
+      <w:hyperlink r:id="rId33" w:history="1">
         <w:r>
           <w:rPr>
             <w:rStyle w:val="Hyperlink"/>
@@ -11387,7 +11388,7 @@
         </w:rPr>
         <w:t xml:space="preserve">3. </w:t>
       </w:r>
-      <w:hyperlink r:id="rId33" w:history="1">
+      <w:hyperlink r:id="rId34" w:history="1">
         <w:r>
           <w:rPr>
             <w:rStyle w:val="Hyperlink"/>
@@ -11433,7 +11434,7 @@
         <w:br/>
         <w:t xml:space="preserve">4. </w:t>
       </w:r>
-      <w:hyperlink r:id="rId34" w:history="1">
+      <w:hyperlink r:id="rId35" w:history="1">
         <w:r>
           <w:rPr>
             <w:rStyle w:val="Hyperlink"/>
@@ -11520,7 +11521,7 @@
         </w:rPr>
         <w:t xml:space="preserve"> </w:t>
       </w:r>
-      <w:hyperlink r:id="rId35" w:history="1">
+      <w:hyperlink r:id="rId36" w:history="1">
         <w:r>
           <w:rPr>
             <w:rStyle w:val="Hyperlink"/>
@@ -11611,7 +11612,7 @@
         <w:br/>
         <w:t xml:space="preserve">6. </w:t>
       </w:r>
-      <w:hyperlink r:id="rId36" w:history="1">
+      <w:hyperlink r:id="rId37" w:history="1">
         <w:r>
           <w:rPr>
             <w:rStyle w:val="Hyperlink"/>
@@ -11657,7 +11658,7 @@
         <w:br/>
         <w:t xml:space="preserve">7. </w:t>
       </w:r>
-      <w:hyperlink r:id="rId37" w:history="1">
+      <w:hyperlink r:id="rId38" w:history="1">
         <w:r>
           <w:rPr>
             <w:rStyle w:val="Hyperlink"/>
@@ -11722,7 +11723,7 @@
         </w:rPr>
         <w:t xml:space="preserve">8. </w:t>
       </w:r>
-      <w:hyperlink r:id="rId38" w:history="1">
+      <w:hyperlink r:id="rId39" w:history="1">
         <w:r>
           <w:rPr>
             <w:rStyle w:val="Hyperlink"/>
@@ -11801,7 +11802,7 @@
         </w:rPr>
         <w:t xml:space="preserve">. </w:t>
       </w:r>
-      <w:hyperlink r:id="rId39" w:history="1">
+      <w:hyperlink r:id="rId40" w:history="1">
         <w:r>
           <w:rPr>
             <w:rStyle w:val="Hyperlink"/>
@@ -11869,8 +11870,19 @@
           <w:sz w:val="32"/>
           <w:szCs w:val="32"/>
         </w:rPr>
-        <w:t>. Dearborn (Dear Deer)</w:t>
-      </w:r>
+        <w:t xml:space="preserve">. </w:t>
+      </w:r>
+      <w:hyperlink r:id="rId41" w:history="1">
+        <w:r>
+          <w:rPr>
+            <w:rStyle w:val="Hyperlink"/>
+            <w:rFonts w:cstheme="minorHAnsi"/>
+            <w:sz w:val="32"/>
+            <w:szCs w:val="32"/>
+          </w:rPr>
+          <w:t>Dearborn (Dear Deer)</w:t>
+        </w:r>
+      </w:hyperlink>
       <w:r>
         <w:rPr>
           <w:rFonts w:cstheme="minorHAnsi"/>
@@ -11922,7 +11934,7 @@
         </w:rPr>
         <w:t xml:space="preserve">. </w:t>
       </w:r>
-      <w:hyperlink r:id="rId40" w:history="1">
+      <w:hyperlink r:id="rId42" w:history="1">
         <w:r>
           <w:rPr>
             <w:rStyle w:val="Hyperlink"/>
@@ -11993,40 +12005,46 @@
         </w:rPr>
         <w:t xml:space="preserve">. </w:t>
       </w:r>
-      <w:proofErr w:type="spellStart"/>
-      <w:r>
-        <w:rPr>
-          <w:rFonts w:cstheme="minorHAnsi"/>
-          <w:sz w:val="32"/>
-          <w:szCs w:val="32"/>
-        </w:rPr>
-        <w:t>Gichigamiin</w:t>
-      </w:r>
-      <w:proofErr w:type="spellEnd"/>
-      <w:r>
-        <w:rPr>
-          <w:rFonts w:cstheme="minorHAnsi"/>
-          <w:sz w:val="32"/>
-          <w:szCs w:val="32"/>
-        </w:rPr>
-        <w:t xml:space="preserve"> (</w:t>
-      </w:r>
-      <w:r>
-        <w:rPr>
-          <w:rFonts w:cstheme="minorHAnsi"/>
-          <w:sz w:val="32"/>
-          <w:szCs w:val="32"/>
-        </w:rPr>
-        <w:t>The Great Lakes Ballet</w:t>
-      </w:r>
-      <w:r>
-        <w:rPr>
-          <w:rFonts w:cstheme="minorHAnsi"/>
-          <w:sz w:val="32"/>
-          <w:szCs w:val="32"/>
-        </w:rPr>
-        <w:t>)</w:t>
-      </w:r>
+      <w:hyperlink r:id="rId43" w:history="1">
+        <w:proofErr w:type="spellStart"/>
+        <w:r>
+          <w:rPr>
+            <w:rStyle w:val="Hyperlink"/>
+            <w:rFonts w:cstheme="minorHAnsi"/>
+            <w:sz w:val="32"/>
+            <w:szCs w:val="32"/>
+          </w:rPr>
+          <w:t>Gichigamiin</w:t>
+        </w:r>
+        <w:proofErr w:type="spellEnd"/>
+        <w:r>
+          <w:rPr>
+            <w:rStyle w:val="Hyperlink"/>
+            <w:rFonts w:cstheme="minorHAnsi"/>
+            <w:sz w:val="32"/>
+            <w:szCs w:val="32"/>
+          </w:rPr>
+          <w:t xml:space="preserve"> (</w:t>
+        </w:r>
+        <w:r>
+          <w:rPr>
+            <w:rStyle w:val="Hyperlink"/>
+            <w:rFonts w:cstheme="minorHAnsi"/>
+            <w:sz w:val="32"/>
+            <w:szCs w:val="32"/>
+          </w:rPr>
+          <w:t>The Great Lakes Ballet</w:t>
+        </w:r>
+        <w:r>
+          <w:rPr>
+            <w:rStyle w:val="Hyperlink"/>
+            <w:rFonts w:cstheme="minorHAnsi"/>
+            <w:sz w:val="32"/>
+            <w:szCs w:val="32"/>
+          </w:rPr>
+          <w:t>)</w:t>
+        </w:r>
+      </w:hyperlink>
       <w:r>
         <w:rPr>
           <w:rFonts w:cstheme="minorHAnsi"/>
@@ -12035,7 +12053,6 @@
         </w:rPr>
         <w:t xml:space="preserve"> </w:t>
       </w:r>
-      <w:proofErr w:type="gramStart"/>
       <w:r>
         <w:rPr>
           <w:rFonts w:cstheme="minorHAnsi"/>
@@ -12043,9 +12060,8 @@
           <w:szCs w:val="32"/>
           <w:vertAlign w:val="subscript"/>
         </w:rPr>
-        <w:t>Lulu,  Keepers</w:t>
-      </w:r>
-      <w:proofErr w:type="gramEnd"/>
+        <w:t>Lulu, Keepers</w:t>
+      </w:r>
       <w:r>
         <w:rPr>
           <w:rFonts w:cstheme="minorHAnsi"/>
@@ -12088,7 +12104,7 @@
         </w:rPr>
         <w:t xml:space="preserve">. </w:t>
       </w:r>
-      <w:hyperlink r:id="rId41" w:history="1">
+      <w:hyperlink r:id="rId44" w:history="1">
         <w:r>
           <w:rPr>
             <w:rStyle w:val="Hyperlink"/>
@@ -12151,7 +12167,7 @@
         </w:rPr>
         <w:t xml:space="preserve">. </w:t>
       </w:r>
-      <w:hyperlink r:id="rId42" w:history="1">
+      <w:hyperlink r:id="rId45" w:history="1">
         <w:r>
           <w:rPr>
             <w:rStyle w:val="Hyperlink"/>
@@ -12266,7 +12282,7 @@
         </w:rPr>
         <w:t xml:space="preserve">. </w:t>
       </w:r>
-      <w:hyperlink r:id="rId43" w:history="1">
+      <w:hyperlink r:id="rId46" w:history="1">
         <w:r>
           <w:rPr>
             <w:rStyle w:val="Hyperlink"/>
@@ -12326,7 +12342,7 @@
         </w:rPr>
         <w:t xml:space="preserve">. </w:t>
       </w:r>
-      <w:hyperlink r:id="rId44" w:history="1">
+      <w:hyperlink r:id="rId47" w:history="1">
         <w:r>
           <w:rPr>
             <w:rStyle w:val="Hyperlink"/>
@@ -12397,7 +12413,7 @@
         </w:rPr>
         <w:t xml:space="preserve">. </w:t>
       </w:r>
-      <w:hyperlink r:id="rId45" w:history="1">
+      <w:hyperlink r:id="rId48" w:history="1">
         <w:r>
           <w:rPr>
             <w:rStyle w:val="Hyperlink"/>
@@ -12405,27 +12421,7 @@
             <w:sz w:val="32"/>
             <w:szCs w:val="32"/>
           </w:rPr>
-          <w:t xml:space="preserve">North </w:t>
-        </w:r>
-        <w:proofErr w:type="gramStart"/>
-        <w:r>
-          <w:rPr>
-            <w:rStyle w:val="Hyperlink"/>
-            <w:rFonts w:cstheme="minorHAnsi"/>
-            <w:sz w:val="32"/>
-            <w:szCs w:val="32"/>
-          </w:rPr>
-          <w:t>South East</w:t>
-        </w:r>
-        <w:proofErr w:type="gramEnd"/>
-        <w:r>
-          <w:rPr>
-            <w:rStyle w:val="Hyperlink"/>
-            <w:rFonts w:cstheme="minorHAnsi"/>
-            <w:sz w:val="32"/>
-            <w:szCs w:val="32"/>
-          </w:rPr>
-          <w:t xml:space="preserve"> </w:t>
+          <w:t xml:space="preserve">North South East </w:t>
         </w:r>
         <w:r>
           <w:rPr>
@@ -12505,7 +12501,7 @@
         </w:rPr>
         <w:t xml:space="preserve">. </w:t>
       </w:r>
-      <w:hyperlink r:id="rId46" w:history="1">
+      <w:hyperlink r:id="rId49" w:history="1">
         <w:r>
           <w:rPr>
             <w:rStyle w:val="Hyperlink"/>
@@ -12593,7 +12589,7 @@
         </w:rPr>
         <w:t xml:space="preserve">. </w:t>
       </w:r>
-      <w:hyperlink r:id="rId47" w:history="1">
+      <w:hyperlink r:id="rId50" w:history="1">
         <w:r>
           <w:rPr>
             <w:rStyle w:val="Hyperlink"/>
@@ -12655,8 +12651,7 @@
         </w:rPr>
         <w:t xml:space="preserve">. </w:t>
       </w:r>
-      <w:hyperlink r:id="rId48" w:history="1">
-        <w:proofErr w:type="gramStart"/>
+      <w:hyperlink r:id="rId51" w:history="1">
         <w:r>
           <w:rPr>
             <w:rStyle w:val="Hyperlink"/>
@@ -12675,7 +12670,6 @@
           </w:rPr>
           <w:t>’s</w:t>
         </w:r>
-        <w:proofErr w:type="gramEnd"/>
         <w:r>
           <w:rPr>
             <w:rStyle w:val="Hyperlink"/>
@@ -12772,7 +12766,7 @@
         </w:rPr>
         <w:t xml:space="preserve">. </w:t>
       </w:r>
-      <w:hyperlink r:id="rId49" w:history="1">
+      <w:hyperlink r:id="rId52" w:history="1">
         <w:r>
           <w:rPr>
             <w:rStyle w:val="Hyperlink"/>
@@ -12827,7 +12821,7 @@
           <w:szCs w:val="32"/>
           <w:vertAlign w:val="subscript"/>
         </w:rPr>
-        <w:t>, Residents</w:t>
+        <w:t xml:space="preserve">, </w:t>
       </w:r>
       <w:r>
         <w:rPr>
@@ -12836,6 +12830,15 @@
           <w:szCs w:val="32"/>
           <w:vertAlign w:val="subscript"/>
         </w:rPr>
+        <w:t>Michiganders</w:t>
+      </w:r>
+      <w:r>
+        <w:rPr>
+          <w:rFonts w:cstheme="minorHAnsi"/>
+          <w:sz w:val="32"/>
+          <w:szCs w:val="32"/>
+          <w:vertAlign w:val="subscript"/>
+        </w:rPr>
         <w:br/>
       </w:r>
       <w:r>
@@ -12862,7 +12865,7 @@
         </w:rPr>
         <w:t xml:space="preserve">. </w:t>
       </w:r>
-      <w:hyperlink r:id="rId50" w:history="1">
+      <w:hyperlink r:id="rId53" w:history="1">
         <w:r>
           <w:rPr>
             <w:rStyle w:val="Hyperlink"/>
@@ -12932,7 +12935,7 @@
         </w:rPr>
         <w:t xml:space="preserve">. </w:t>
       </w:r>
-      <w:hyperlink r:id="rId51" w:history="1">
+      <w:hyperlink r:id="rId54" w:history="1">
         <w:r>
           <w:rPr>
             <w:rStyle w:val="Hyperlink"/>
@@ -13012,7 +13015,7 @@
                 <w:szCs w:val="2"/>
               </w:rPr>
             </w:pPr>
-            <w:hyperlink r:id="rId52" w:history="1">
+            <w:hyperlink r:id="rId55" w:history="1">
               <w:r>
                 <w:rPr>
                   <w:rStyle w:val="Hyperlink"/>
@@ -13053,7 +13056,7 @@
                 <w:szCs w:val="32"/>
               </w:rPr>
             </w:pPr>
-            <w:hyperlink r:id="rId53" w:history="1">
+            <w:hyperlink r:id="rId56" w:history="1">
               <w:r>
                 <w:rPr>
                   <w:rStyle w:val="Hyperlink"/>
@@ -13082,7 +13085,7 @@
                 <w:szCs w:val="32"/>
               </w:rPr>
             </w:pPr>
-            <w:hyperlink r:id="rId54" w:history="1">
+            <w:hyperlink r:id="rId57" w:history="1">
               <w:r>
                 <w:rPr>
                   <w:rStyle w:val="Hyperlink"/>
@@ -13111,7 +13114,7 @@
                 <w:szCs w:val="32"/>
               </w:rPr>
             </w:pPr>
-            <w:hyperlink r:id="rId55" w:history="1">
+            <w:hyperlink r:id="rId58" w:history="1">
               <w:r>
                 <w:rPr>
                   <w:rStyle w:val="Hyperlink"/>
@@ -13234,7 +13237,7 @@
                 <w:szCs w:val="32"/>
               </w:rPr>
             </w:pPr>
-            <w:hyperlink r:id="rId56" w:history="1">
+            <w:hyperlink r:id="rId59" w:history="1">
               <w:r>
                 <w:rPr>
                   <w:rStyle w:val="Hyperlink"/>
@@ -13263,7 +13266,7 @@
                 <w:szCs w:val="32"/>
               </w:rPr>
             </w:pPr>
-            <w:hyperlink r:id="rId57" w:history="1">
+            <w:hyperlink r:id="rId60" w:history="1">
               <w:r>
                 <w:rPr>
                   <w:rStyle w:val="Hyperlink"/>
@@ -13292,7 +13295,7 @@
                 <w:szCs w:val="32"/>
               </w:rPr>
             </w:pPr>
-            <w:hyperlink r:id="rId58" w:history="1">
+            <w:hyperlink r:id="rId61" w:history="1">
               <w:r>
                 <w:rPr>
                   <w:rStyle w:val="Hyperlink"/>
@@ -13419,12 +13422,12 @@
       </w:pPr>
     </w:p>
     <w:sectPr>
-      <w:headerReference w:type="even" r:id="rId59"/>
-      <w:headerReference w:type="default" r:id="rId60"/>
-      <w:footerReference w:type="even" r:id="rId61"/>
-      <w:footerReference w:type="default" r:id="rId62"/>
-      <w:headerReference w:type="first" r:id="rId63"/>
-      <w:footerReference w:type="first" r:id="rId64"/>
+      <w:headerReference w:type="even" r:id="rId62"/>
+      <w:headerReference w:type="default" r:id="rId63"/>
+      <w:footerReference w:type="even" r:id="rId64"/>
+      <w:footerReference w:type="default" r:id="rId65"/>
+      <w:headerReference w:type="first" r:id="rId66"/>
+      <w:footerReference w:type="first" r:id="rId67"/>
       <w:pgSz w:w="12240" w:h="15840"/>
       <w:pgMar w:top="1440" w:right="1440" w:bottom="1440" w:left="1440" w:header="720" w:footer="720" w:gutter="0"/>
       <w:pgNumType w:fmt="lowerRoman"/>

--- a/about/michigan-bible.docx
+++ b/about/michigan-bible.docx
@@ -4809,7 +4809,23 @@
           <w:sz w:val="26"/>
           <w:szCs w:val="26"/>
         </w:rPr>
-        <w:t>’s mother returns</w:t>
+        <w:t xml:space="preserve">’s </w:t>
+      </w:r>
+      <w:r>
+        <w:rPr>
+          <w:rFonts w:cstheme="minorHAnsi"/>
+          <w:sz w:val="26"/>
+          <w:szCs w:val="26"/>
+        </w:rPr>
+        <w:t>mom</w:t>
+      </w:r>
+      <w:r>
+        <w:rPr>
+          <w:rFonts w:cstheme="minorHAnsi"/>
+          <w:sz w:val="26"/>
+          <w:szCs w:val="26"/>
+        </w:rPr>
+        <w:t xml:space="preserve"> returns</w:t>
       </w:r>
       <w:r>
         <w:rPr>
@@ -4825,15 +4841,55 @@
           <w:sz w:val="26"/>
           <w:szCs w:val="26"/>
         </w:rPr>
-        <w:t>the 2008 tragedy</w:t>
-      </w:r>
-      <w:r>
-        <w:rPr>
-          <w:rFonts w:cstheme="minorHAnsi"/>
-          <w:sz w:val="26"/>
-          <w:szCs w:val="26"/>
-        </w:rPr>
-        <w:t>. They drive the long way through Wisconsin. Jasper helps Petoskey, Lulu, and the other kids set up camp and go canoeing with them. He often takes some of their snacks as “dad tax.” The aunties take even more with “mom tax</w:t>
+        <w:t>‘</w:t>
+      </w:r>
+      <w:r>
+        <w:rPr>
+          <w:rFonts w:cstheme="minorHAnsi"/>
+          <w:sz w:val="26"/>
+          <w:szCs w:val="26"/>
+        </w:rPr>
+        <w:t>08</w:t>
+      </w:r>
+      <w:r>
+        <w:rPr>
+          <w:rFonts w:cstheme="minorHAnsi"/>
+          <w:sz w:val="26"/>
+          <w:szCs w:val="26"/>
+        </w:rPr>
+        <w:t xml:space="preserve">. They drive the long way through Wisconsin. Jasper helps </w:t>
+      </w:r>
+      <w:r>
+        <w:rPr>
+          <w:rFonts w:cstheme="minorHAnsi"/>
+          <w:sz w:val="26"/>
+          <w:szCs w:val="26"/>
+        </w:rPr>
+        <w:t>the</w:t>
+      </w:r>
+      <w:r>
+        <w:rPr>
+          <w:rFonts w:cstheme="minorHAnsi"/>
+          <w:sz w:val="26"/>
+          <w:szCs w:val="26"/>
+        </w:rPr>
+        <w:t xml:space="preserve"> kids set up camp</w:t>
+      </w:r>
+      <w:r>
+        <w:rPr>
+          <w:rFonts w:cstheme="minorHAnsi"/>
+          <w:sz w:val="26"/>
+          <w:szCs w:val="26"/>
+        </w:rPr>
+        <w:t>.</w:t>
+      </w:r>
+      <w:r>
+        <w:rPr>
+          <w:rFonts w:cstheme="minorHAnsi"/>
+          <w:sz w:val="26"/>
+          <w:szCs w:val="26"/>
+        </w:rPr>
+        <w:t xml:space="preserve"> He takes their snacks as “dad tax.” The aunties take even more with “mom tax</w:t>
       </w:r>
       <w:r>
         <w:rPr>
@@ -4890,95 +4946,224 @@
           <w:sz w:val="26"/>
           <w:szCs w:val="26"/>
         </w:rPr>
-        <w:t>As</w:t>
-      </w:r>
-      <w:r>
-        <w:rPr>
-          <w:rFonts w:cstheme="minorHAnsi"/>
-          <w:sz w:val="26"/>
-          <w:szCs w:val="26"/>
-        </w:rPr>
-        <w:t xml:space="preserve"> Willy</w:t>
-      </w:r>
-      <w:r>
-        <w:rPr>
-          <w:rFonts w:cstheme="minorHAnsi"/>
-          <w:sz w:val="26"/>
-          <w:szCs w:val="26"/>
-        </w:rPr>
-        <w:t xml:space="preserve"> believ</w:t>
-      </w:r>
-      <w:r>
-        <w:rPr>
-          <w:rFonts w:cstheme="minorHAnsi"/>
-          <w:sz w:val="26"/>
-          <w:szCs w:val="26"/>
-        </w:rPr>
-        <w:t>es</w:t>
-      </w:r>
-      <w:r>
-        <w:rPr>
-          <w:rFonts w:cstheme="minorHAnsi"/>
-          <w:sz w:val="26"/>
-          <w:szCs w:val="26"/>
-        </w:rPr>
-        <w:t xml:space="preserve"> Milly </w:t>
-      </w:r>
-      <w:r>
-        <w:rPr>
-          <w:rFonts w:cstheme="minorHAnsi"/>
-          <w:sz w:val="26"/>
-          <w:szCs w:val="26"/>
-        </w:rPr>
-        <w:t xml:space="preserve">and Petey </w:t>
-      </w:r>
-      <w:r>
-        <w:rPr>
-          <w:rFonts w:cstheme="minorHAnsi"/>
-          <w:sz w:val="26"/>
-          <w:szCs w:val="26"/>
-        </w:rPr>
-        <w:t>stayed</w:t>
-      </w:r>
-      <w:r>
-        <w:rPr>
-          <w:rFonts w:cstheme="minorHAnsi"/>
-          <w:sz w:val="26"/>
-          <w:szCs w:val="26"/>
-        </w:rPr>
-        <w:t xml:space="preserve"> alive </w:t>
-      </w:r>
-      <w:r>
-        <w:rPr>
-          <w:rFonts w:cstheme="minorHAnsi"/>
-          <w:sz w:val="26"/>
-          <w:szCs w:val="26"/>
-        </w:rPr>
-        <w:t>b</w:t>
-      </w:r>
-      <w:r>
-        <w:rPr>
-          <w:rFonts w:cstheme="minorHAnsi"/>
-          <w:sz w:val="26"/>
-          <w:szCs w:val="26"/>
-        </w:rPr>
-        <w:t>y</w:t>
-      </w:r>
-      <w:r>
-        <w:rPr>
-          <w:rFonts w:cstheme="minorHAnsi"/>
-          <w:sz w:val="26"/>
-          <w:szCs w:val="26"/>
-        </w:rPr>
-        <w:t xml:space="preserve"> AI</w:t>
-      </w:r>
-      <w:r>
-        <w:rPr>
-          <w:rFonts w:cstheme="minorHAnsi"/>
-          <w:sz w:val="26"/>
-          <w:szCs w:val="26"/>
-        </w:rPr>
-        <w:t xml:space="preserve">, they discover </w:t>
+        <w:t>Though t</w:t>
+      </w:r>
+      <w:r>
+        <w:rPr>
+          <w:rFonts w:cstheme="minorHAnsi"/>
+          <w:sz w:val="26"/>
+          <w:szCs w:val="26"/>
+        </w:rPr>
+        <w:t xml:space="preserve">he family </w:t>
+      </w:r>
+      <w:r>
+        <w:rPr>
+          <w:rFonts w:cstheme="minorHAnsi"/>
+          <w:sz w:val="26"/>
+          <w:szCs w:val="26"/>
+        </w:rPr>
+        <w:t>gather by</w:t>
+      </w:r>
+      <w:r>
+        <w:rPr>
+          <w:rFonts w:cstheme="minorHAnsi"/>
+          <w:sz w:val="26"/>
+          <w:szCs w:val="26"/>
+        </w:rPr>
+        <w:t xml:space="preserve"> the bonfire, </w:t>
+      </w:r>
+      <w:r>
+        <w:rPr>
+          <w:rFonts w:cstheme="minorHAnsi"/>
+          <w:sz w:val="26"/>
+          <w:szCs w:val="26"/>
+        </w:rPr>
+        <w:t xml:space="preserve">13-year-old </w:t>
+      </w:r>
+      <w:r>
+        <w:rPr>
+          <w:rFonts w:cstheme="minorHAnsi"/>
+          <w:sz w:val="26"/>
+          <w:szCs w:val="26"/>
+        </w:rPr>
+        <w:t>Lulu is in her tent finish</w:t>
+      </w:r>
+      <w:r>
+        <w:rPr>
+          <w:rFonts w:cstheme="minorHAnsi"/>
+          <w:sz w:val="26"/>
+          <w:szCs w:val="26"/>
+        </w:rPr>
+        <w:t>ing</w:t>
+      </w:r>
+      <w:r>
+        <w:rPr>
+          <w:rFonts w:cstheme="minorHAnsi"/>
+          <w:sz w:val="26"/>
+          <w:szCs w:val="26"/>
+        </w:rPr>
+        <w:t xml:space="preserve"> a song. </w:t>
+      </w:r>
+      <w:r>
+        <w:rPr>
+          <w:rFonts w:cstheme="minorHAnsi"/>
+          <w:sz w:val="26"/>
+          <w:szCs w:val="26"/>
+        </w:rPr>
+        <w:t xml:space="preserve">She revisits a </w:t>
+      </w:r>
+      <w:r>
+        <w:rPr>
+          <w:rFonts w:cstheme="minorHAnsi"/>
+          <w:sz w:val="26"/>
+          <w:szCs w:val="26"/>
+        </w:rPr>
+        <w:t>time when</w:t>
+      </w:r>
+      <w:r>
+        <w:rPr>
+          <w:rFonts w:cstheme="minorHAnsi"/>
+          <w:sz w:val="26"/>
+          <w:szCs w:val="26"/>
+        </w:rPr>
+        <w:t xml:space="preserve"> she ran away and was saved from a </w:t>
+      </w:r>
+      <w:r>
+        <w:rPr>
+          <w:rFonts w:cstheme="minorHAnsi"/>
+          <w:sz w:val="26"/>
+          <w:szCs w:val="26"/>
+        </w:rPr>
+        <w:t xml:space="preserve">car accident </w:t>
+      </w:r>
+      <w:r>
+        <w:rPr>
+          <w:rFonts w:cstheme="minorHAnsi"/>
+          <w:sz w:val="26"/>
+          <w:szCs w:val="26"/>
+        </w:rPr>
+        <w:t xml:space="preserve">by deer. </w:t>
+      </w:r>
+      <w:r>
+        <w:rPr>
+          <w:rFonts w:cstheme="minorHAnsi"/>
+          <w:sz w:val="26"/>
+          <w:szCs w:val="26"/>
+        </w:rPr>
+        <w:t xml:space="preserve">She </w:t>
+      </w:r>
+      <w:r>
+        <w:rPr>
+          <w:rFonts w:cstheme="minorHAnsi"/>
+          <w:sz w:val="26"/>
+          <w:szCs w:val="26"/>
+        </w:rPr>
+        <w:t>think</w:t>
+      </w:r>
+      <w:r>
+        <w:rPr>
+          <w:rFonts w:cstheme="minorHAnsi"/>
+          <w:sz w:val="26"/>
+          <w:szCs w:val="26"/>
+        </w:rPr>
+        <w:t>s</w:t>
+      </w:r>
+      <w:r>
+        <w:rPr>
+          <w:rFonts w:cstheme="minorHAnsi"/>
+          <w:sz w:val="26"/>
+          <w:szCs w:val="26"/>
+        </w:rPr>
+        <w:t xml:space="preserve"> everyone sees her as a loser</w:t>
+      </w:r>
+      <w:r>
+        <w:rPr>
+          <w:rFonts w:cstheme="minorHAnsi"/>
+          <w:sz w:val="26"/>
+          <w:szCs w:val="26"/>
+        </w:rPr>
+        <w:t xml:space="preserve">. She’d </w:t>
+      </w:r>
+      <w:r>
+        <w:rPr>
+          <w:rFonts w:cstheme="minorHAnsi"/>
+          <w:sz w:val="26"/>
+          <w:szCs w:val="26"/>
+        </w:rPr>
+        <w:t>do any</w:t>
+      </w:r>
+      <w:r>
+        <w:rPr>
+          <w:rFonts w:cstheme="minorHAnsi"/>
+          <w:sz w:val="26"/>
+          <w:szCs w:val="26"/>
+        </w:rPr>
+        <w:t xml:space="preserve">thing </w:t>
+      </w:r>
+      <w:r>
+        <w:rPr>
+          <w:rFonts w:cstheme="minorHAnsi"/>
+          <w:sz w:val="26"/>
+          <w:szCs w:val="26"/>
+        </w:rPr>
+        <w:t>to win their hearts (“</w:t>
+      </w:r>
+      <w:hyperlink r:id="rId15" w:history="1">
+        <w:r>
+          <w:rPr>
+            <w:rStyle w:val="Hyperlink"/>
+            <w:rFonts w:cstheme="minorHAnsi"/>
+            <w:sz w:val="26"/>
+            <w:szCs w:val="26"/>
+            <w:u w:val="none"/>
+          </w:rPr>
+          <w:t>Dearborn</w:t>
+        </w:r>
+      </w:hyperlink>
+      <w:r>
+        <w:rPr>
+          <w:rFonts w:cstheme="minorHAnsi"/>
+          <w:sz w:val="26"/>
+          <w:szCs w:val="26"/>
+        </w:rPr>
+        <w:t>”).</w:t>
+      </w:r>
+    </w:p>
+    <w:p>
+      <w:pPr>
+        <w:tabs>
+          <w:tab w:val="left" w:pos="5013"/>
+        </w:tabs>
+        <w:spacing w:line="240" w:lineRule="auto"/>
+        <w:rPr>
+          <w:rFonts w:cstheme="minorHAnsi"/>
+          <w:sz w:val="26"/>
+          <w:szCs w:val="26"/>
+        </w:rPr>
+      </w:pPr>
+      <w:r>
+        <w:rPr>
+          <w:rFonts w:cstheme="minorHAnsi"/>
+          <w:sz w:val="26"/>
+          <w:szCs w:val="26"/>
+        </w:rPr>
+        <w:t xml:space="preserve">They </w:t>
+      </w:r>
+      <w:r>
+        <w:rPr>
+          <w:rFonts w:cstheme="minorHAnsi"/>
+          <w:sz w:val="26"/>
+          <w:szCs w:val="26"/>
+        </w:rPr>
+        <w:t xml:space="preserve">discover </w:t>
+      </w:r>
+      <w:r>
+        <w:rPr>
+          <w:rFonts w:cstheme="minorHAnsi"/>
+          <w:sz w:val="26"/>
+          <w:szCs w:val="26"/>
+        </w:rPr>
+        <w:t xml:space="preserve">Amanda </w:t>
       </w:r>
       <w:r>
         <w:rPr>
@@ -4994,15 +5179,63 @@
           <w:sz w:val="26"/>
           <w:szCs w:val="26"/>
         </w:rPr>
-        <w:t xml:space="preserve">'s plot to </w:t>
-      </w:r>
-      <w:r>
-        <w:rPr>
-          <w:rFonts w:cstheme="minorHAnsi"/>
-          <w:sz w:val="26"/>
-          <w:szCs w:val="26"/>
-        </w:rPr>
-        <w:t>turn</w:t>
+        <w:t xml:space="preserve"> tricked Willy into trading the Lake House</w:t>
+      </w:r>
+      <w:r>
+        <w:rPr>
+          <w:rFonts w:cstheme="minorHAnsi"/>
+          <w:sz w:val="26"/>
+          <w:szCs w:val="26"/>
+        </w:rPr>
+        <w:t xml:space="preserve"> for </w:t>
+      </w:r>
+      <w:r>
+        <w:rPr>
+          <w:rFonts w:cstheme="minorHAnsi"/>
+          <w:sz w:val="26"/>
+          <w:szCs w:val="26"/>
+        </w:rPr>
+        <w:t xml:space="preserve">her </w:t>
+      </w:r>
+      <w:r>
+        <w:rPr>
+          <w:rFonts w:cstheme="minorHAnsi"/>
+          <w:sz w:val="26"/>
+          <w:szCs w:val="26"/>
+        </w:rPr>
+        <w:t>AI app that “bring</w:t>
+      </w:r>
+      <w:r>
+        <w:rPr>
+          <w:rFonts w:cstheme="minorHAnsi"/>
+          <w:sz w:val="26"/>
+          <w:szCs w:val="26"/>
+        </w:rPr>
+        <w:t>s</w:t>
+      </w:r>
+      <w:r>
+        <w:rPr>
+          <w:rFonts w:cstheme="minorHAnsi"/>
+          <w:sz w:val="26"/>
+          <w:szCs w:val="26"/>
+        </w:rPr>
+        <w:t xml:space="preserve"> loved ones back to life</w:t>
+      </w:r>
+      <w:r>
+        <w:rPr>
+          <w:rFonts w:cstheme="minorHAnsi"/>
+          <w:sz w:val="26"/>
+          <w:szCs w:val="26"/>
+        </w:rPr>
+        <w:t>.</w:t>
+      </w:r>
+      <w:r>
+        <w:rPr>
+          <w:rFonts w:cstheme="minorHAnsi"/>
+          <w:sz w:val="26"/>
+          <w:szCs w:val="26"/>
+        </w:rPr>
+        <w:t>”</w:t>
       </w:r>
       <w:r>
         <w:rPr>
@@ -5018,39 +5251,31 @@
           <w:sz w:val="26"/>
           <w:szCs w:val="26"/>
         </w:rPr>
-        <w:t xml:space="preserve">Elk Lake </w:t>
-      </w:r>
-      <w:r>
-        <w:rPr>
-          <w:rFonts w:cstheme="minorHAnsi"/>
-          <w:sz w:val="26"/>
-          <w:szCs w:val="26"/>
-        </w:rPr>
-        <w:t>into a data center</w:t>
-      </w:r>
-      <w:r>
-        <w:rPr>
-          <w:rFonts w:cstheme="minorHAnsi"/>
-          <w:sz w:val="26"/>
-          <w:szCs w:val="26"/>
-        </w:rPr>
-        <w:t>.</w:t>
-      </w:r>
-      <w:r>
-        <w:rPr>
-          <w:rFonts w:cstheme="minorHAnsi"/>
-          <w:sz w:val="26"/>
-          <w:szCs w:val="26"/>
-        </w:rPr>
-        <w:t xml:space="preserve"> Sh</w:t>
-      </w:r>
-      <w:r>
-        <w:rPr>
-          <w:rFonts w:cstheme="minorHAnsi"/>
-          <w:sz w:val="26"/>
-          <w:szCs w:val="26"/>
-        </w:rPr>
-        <w:t>e and Cherry were art school rivals.</w:t>
+        <w:t>She</w:t>
+      </w:r>
+      <w:r>
+        <w:rPr>
+          <w:rFonts w:cstheme="minorHAnsi"/>
+          <w:sz w:val="26"/>
+          <w:szCs w:val="26"/>
+        </w:rPr>
+        <w:t xml:space="preserve"> tours the home and sees</w:t>
+      </w:r>
+      <w:r>
+        <w:rPr>
+          <w:rFonts w:cstheme="minorHAnsi"/>
+          <w:sz w:val="26"/>
+          <w:szCs w:val="26"/>
+        </w:rPr>
+        <w:t xml:space="preserve"> a</w:t>
+      </w:r>
+      <w:r>
+        <w:rPr>
+          <w:rFonts w:cstheme="minorHAnsi"/>
+          <w:sz w:val="26"/>
+          <w:szCs w:val="26"/>
+        </w:rPr>
+        <w:t xml:space="preserve"> photo</w:t>
       </w:r>
       <w:r>
         <w:rPr>
@@ -5066,47 +5291,55 @@
           <w:sz w:val="26"/>
           <w:szCs w:val="26"/>
         </w:rPr>
-        <w:t>She</w:t>
-      </w:r>
-      <w:r>
-        <w:rPr>
-          <w:rFonts w:cstheme="minorHAnsi"/>
-          <w:sz w:val="26"/>
-          <w:szCs w:val="26"/>
-        </w:rPr>
-        <w:t xml:space="preserve"> tours the home and sees a photo of </w:t>
-      </w:r>
-      <w:r>
-        <w:rPr>
-          <w:rFonts w:cstheme="minorHAnsi"/>
-          <w:sz w:val="26"/>
-          <w:szCs w:val="26"/>
-        </w:rPr>
-        <w:t>baby</w:t>
-      </w:r>
-      <w:r>
-        <w:rPr>
-          <w:rFonts w:cstheme="minorHAnsi"/>
-          <w:sz w:val="26"/>
-          <w:szCs w:val="26"/>
-        </w:rPr>
-        <w:t xml:space="preserve"> Petoskey </w:t>
-      </w:r>
-      <w:r>
-        <w:rPr>
-          <w:rFonts w:cstheme="minorHAnsi"/>
-          <w:sz w:val="26"/>
-          <w:szCs w:val="26"/>
-        </w:rPr>
-        <w:t>with</w:t>
-      </w:r>
-      <w:r>
-        <w:rPr>
-          <w:rFonts w:cstheme="minorHAnsi"/>
-          <w:sz w:val="26"/>
-          <w:szCs w:val="26"/>
-        </w:rPr>
-        <w:t xml:space="preserve"> his hearty stone. </w:t>
+        <w:t>of</w:t>
+      </w:r>
+      <w:r>
+        <w:rPr>
+          <w:rFonts w:cstheme="minorHAnsi"/>
+          <w:sz w:val="26"/>
+          <w:szCs w:val="26"/>
+        </w:rPr>
+        <w:t xml:space="preserve"> </w:t>
+      </w:r>
+      <w:r>
+        <w:rPr>
+          <w:rFonts w:cstheme="minorHAnsi"/>
+          <w:sz w:val="26"/>
+          <w:szCs w:val="26"/>
+        </w:rPr>
+        <w:t>Petoskey’s</w:t>
+      </w:r>
+      <w:r>
+        <w:rPr>
+          <w:rFonts w:cstheme="minorHAnsi"/>
+          <w:sz w:val="26"/>
+          <w:szCs w:val="26"/>
+        </w:rPr>
+        <w:t xml:space="preserve"> </w:t>
+      </w:r>
+      <w:r>
+        <w:rPr>
+          <w:rFonts w:cstheme="minorHAnsi"/>
+          <w:sz w:val="26"/>
+          <w:szCs w:val="26"/>
+        </w:rPr>
+        <w:t>h</w:t>
+      </w:r>
+      <w:r>
+        <w:rPr>
+          <w:rFonts w:cstheme="minorHAnsi"/>
+          <w:sz w:val="26"/>
+          <w:szCs w:val="26"/>
+        </w:rPr>
+        <w:t>eirloom</w:t>
+      </w:r>
+      <w:r>
+        <w:rPr>
+          <w:rFonts w:cstheme="minorHAnsi"/>
+          <w:sz w:val="26"/>
+          <w:szCs w:val="26"/>
+        </w:rPr>
+        <w:t xml:space="preserve">. </w:t>
       </w:r>
       <w:r>
         <w:rPr>
@@ -5138,15 +5371,23 @@
           <w:sz w:val="26"/>
           <w:szCs w:val="26"/>
         </w:rPr>
-        <w:t>city itself</w:t>
-      </w:r>
-      <w:r>
-        <w:rPr>
-          <w:rFonts w:cstheme="minorHAnsi"/>
-          <w:sz w:val="26"/>
-          <w:szCs w:val="26"/>
-        </w:rPr>
-        <w:t>, the boy</w:t>
+        <w:t>city</w:t>
+      </w:r>
+      <w:r>
+        <w:rPr>
+          <w:rFonts w:cstheme="minorHAnsi"/>
+          <w:sz w:val="26"/>
+          <w:szCs w:val="26"/>
+        </w:rPr>
+        <w:t xml:space="preserve">, </w:t>
+      </w:r>
+      <w:r>
+        <w:rPr>
+          <w:rFonts w:cstheme="minorHAnsi"/>
+          <w:sz w:val="26"/>
+          <w:szCs w:val="26"/>
+        </w:rPr>
+        <w:t>he</w:t>
       </w:r>
       <w:r>
         <w:rPr>
@@ -5172,7 +5413,7 @@
         </w:rPr>
         <w:t>(“</w:t>
       </w:r>
-      <w:hyperlink r:id="rId15" w:history="1">
+      <w:hyperlink r:id="rId16" w:history="1">
         <w:r>
           <w:rPr>
             <w:rStyle w:val="Hyperlink"/>
@@ -5198,36 +5439,63 @@
           <w:sz w:val="26"/>
           <w:szCs w:val="26"/>
         </w:rPr>
-        <w:t xml:space="preserve">. </w:t>
-      </w:r>
-    </w:p>
-    <w:p>
-      <w:pPr>
-        <w:tabs>
-          <w:tab w:val="left" w:pos="5013"/>
-        </w:tabs>
-        <w:spacing w:line="240" w:lineRule="auto"/>
-        <w:rPr>
-          <w:rFonts w:cstheme="minorHAnsi"/>
-          <w:sz w:val="26"/>
-          <w:szCs w:val="26"/>
-        </w:rPr>
-      </w:pPr>
-      <w:r>
-        <w:rPr>
-          <w:rFonts w:cstheme="minorHAnsi"/>
-          <w:sz w:val="26"/>
-          <w:szCs w:val="26"/>
-        </w:rPr>
-        <w:t xml:space="preserve">They have a day to find the necklace </w:t>
-      </w:r>
-      <w:r>
-        <w:rPr>
-          <w:rFonts w:cstheme="minorHAnsi"/>
-          <w:sz w:val="26"/>
-          <w:szCs w:val="26"/>
-        </w:rPr>
-        <w:t>along Pine River</w:t>
+        <w:t>.</w:t>
+      </w:r>
+      <w:r>
+        <w:rPr>
+          <w:rFonts w:cstheme="minorHAnsi"/>
+          <w:sz w:val="26"/>
+          <w:szCs w:val="26"/>
+        </w:rPr>
+        <w:t xml:space="preserve"> </w:t>
+      </w:r>
+      <w:r>
+        <w:rPr>
+          <w:rFonts w:cstheme="minorHAnsi"/>
+          <w:sz w:val="26"/>
+          <w:szCs w:val="26"/>
+        </w:rPr>
+        <w:t xml:space="preserve">They </w:t>
+      </w:r>
+      <w:r>
+        <w:rPr>
+          <w:rFonts w:cstheme="minorHAnsi"/>
+          <w:sz w:val="26"/>
+          <w:szCs w:val="26"/>
+        </w:rPr>
+        <w:t>need to</w:t>
+      </w:r>
+      <w:r>
+        <w:rPr>
+          <w:rFonts w:cstheme="minorHAnsi"/>
+          <w:sz w:val="26"/>
+          <w:szCs w:val="26"/>
+        </w:rPr>
+        <w:t xml:space="preserve"> find </w:t>
+      </w:r>
+      <w:r>
+        <w:rPr>
+          <w:rFonts w:cstheme="minorHAnsi"/>
+          <w:sz w:val="26"/>
+          <w:szCs w:val="26"/>
+        </w:rPr>
+        <w:t xml:space="preserve">it </w:t>
+      </w:r>
+      <w:r>
+        <w:rPr>
+          <w:rFonts w:cstheme="minorHAnsi"/>
+          <w:sz w:val="26"/>
+          <w:szCs w:val="26"/>
+        </w:rPr>
+        <w:t>in</w:t>
+      </w:r>
+      <w:r>
+        <w:rPr>
+          <w:rFonts w:cstheme="minorHAnsi"/>
+          <w:sz w:val="26"/>
+          <w:szCs w:val="26"/>
+        </w:rPr>
+        <w:t xml:space="preserve"> Pine River</w:t>
       </w:r>
       <w:r>
         <w:rPr>
@@ -5237,7 +5505,7 @@
         </w:rPr>
         <w:t xml:space="preserve"> (“</w:t>
       </w:r>
-      <w:hyperlink r:id="rId16" w:history="1">
+      <w:hyperlink r:id="rId17" w:history="1">
         <w:r>
           <w:rPr>
             <w:rStyle w:val="Hyperlink"/>
@@ -5423,62 +5691,6 @@
           <w:sz w:val="26"/>
           <w:szCs w:val="26"/>
         </w:rPr>
-        <w:t xml:space="preserve"> enlists the cousin</w:t>
-      </w:r>
-      <w:r>
-        <w:rPr>
-          <w:rFonts w:cstheme="minorHAnsi"/>
-          <w:sz w:val="26"/>
-          <w:szCs w:val="26"/>
-        </w:rPr>
-        <w:t>s</w:t>
-      </w:r>
-      <w:r>
-        <w:rPr>
-          <w:rFonts w:cstheme="minorHAnsi"/>
-          <w:sz w:val="26"/>
-          <w:szCs w:val="26"/>
-        </w:rPr>
-        <w:t xml:space="preserve"> to help </w:t>
-      </w:r>
-      <w:r>
-        <w:rPr>
-          <w:rFonts w:cstheme="minorHAnsi"/>
-          <w:sz w:val="26"/>
-          <w:szCs w:val="26"/>
-        </w:rPr>
-        <w:t>find it</w:t>
-      </w:r>
-      <w:r>
-        <w:rPr>
-          <w:rFonts w:cstheme="minorHAnsi"/>
-          <w:sz w:val="26"/>
-          <w:szCs w:val="26"/>
-        </w:rPr>
-        <w:t>, promising</w:t>
-      </w:r>
-      <w:r>
-        <w:rPr>
-          <w:rFonts w:cstheme="minorHAnsi"/>
-          <w:sz w:val="26"/>
-          <w:szCs w:val="26"/>
-        </w:rPr>
-        <w:t xml:space="preserve"> whoever finds the heirloom </w:t>
-      </w:r>
-      <w:r>
-        <w:rPr>
-          <w:rFonts w:cstheme="minorHAnsi"/>
-          <w:sz w:val="26"/>
-          <w:szCs w:val="26"/>
-        </w:rPr>
-        <w:t>chooses</w:t>
-      </w:r>
-      <w:r>
-        <w:rPr>
-          <w:rFonts w:cstheme="minorHAnsi"/>
-          <w:sz w:val="26"/>
-          <w:szCs w:val="26"/>
-        </w:rPr>
         <w:t xml:space="preserve"> </w:t>
       </w:r>
       <w:r>
@@ -5487,39 +5699,31 @@
           <w:sz w:val="26"/>
           <w:szCs w:val="26"/>
         </w:rPr>
-        <w:t xml:space="preserve">what </w:t>
-      </w:r>
-      <w:r>
-        <w:rPr>
-          <w:rFonts w:cstheme="minorHAnsi"/>
-          <w:sz w:val="26"/>
-          <w:szCs w:val="26"/>
-        </w:rPr>
-        <w:t>he</w:t>
-      </w:r>
-      <w:r>
-        <w:rPr>
-          <w:rFonts w:cstheme="minorHAnsi"/>
-          <w:sz w:val="26"/>
-          <w:szCs w:val="26"/>
-        </w:rPr>
-        <w:t xml:space="preserve"> wears next year</w:t>
-      </w:r>
-      <w:r>
-        <w:rPr>
-          <w:rFonts w:cstheme="minorHAnsi"/>
-          <w:sz w:val="26"/>
-          <w:szCs w:val="26"/>
-        </w:rPr>
-        <w:t>.</w:t>
-      </w:r>
-      <w:r>
-        <w:rPr>
-          <w:rFonts w:cstheme="minorHAnsi"/>
-          <w:sz w:val="26"/>
-          <w:szCs w:val="26"/>
-        </w:rPr>
-        <w:t xml:space="preserve"> But no one finds it</w:t>
+        <w:t>gathers everyone to find it</w:t>
+      </w:r>
+      <w:r>
+        <w:rPr>
+          <w:rFonts w:cstheme="minorHAnsi"/>
+          <w:sz w:val="26"/>
+          <w:szCs w:val="26"/>
+        </w:rPr>
+        <w:t xml:space="preserve">. </w:t>
+      </w:r>
+      <w:r>
+        <w:rPr>
+          <w:rFonts w:cstheme="minorHAnsi"/>
+          <w:sz w:val="26"/>
+          <w:szCs w:val="26"/>
+        </w:rPr>
+        <w:t>N</w:t>
+      </w:r>
+      <w:r>
+        <w:rPr>
+          <w:rFonts w:cstheme="minorHAnsi"/>
+          <w:sz w:val="26"/>
+          <w:szCs w:val="26"/>
+        </w:rPr>
+        <w:t>o one does</w:t>
       </w:r>
       <w:r>
         <w:rPr>
@@ -5537,7 +5741,7 @@
         </w:rPr>
         <w:t>(“</w:t>
       </w:r>
-      <w:hyperlink r:id="rId17" w:history="1">
+      <w:hyperlink r:id="rId18" w:history="1">
         <w:r>
           <w:rPr>
             <w:rStyle w:val="Hyperlink"/>
@@ -5625,15 +5829,31 @@
           <w:sz w:val="26"/>
           <w:szCs w:val="26"/>
         </w:rPr>
-        <w:t>Lulu and Petoskey</w:t>
-      </w:r>
-      <w:r>
-        <w:rPr>
-          <w:rFonts w:cstheme="minorHAnsi"/>
-          <w:sz w:val="26"/>
-          <w:szCs w:val="26"/>
-        </w:rPr>
-        <w:t xml:space="preserve"> witness deer </w:t>
+        <w:t xml:space="preserve">Lulu </w:t>
+      </w:r>
+      <w:r>
+        <w:rPr>
+          <w:rFonts w:cstheme="minorHAnsi"/>
+          <w:sz w:val="26"/>
+          <w:szCs w:val="26"/>
+        </w:rPr>
+        <w:t>witness</w:t>
+      </w:r>
+      <w:r>
+        <w:rPr>
+          <w:rFonts w:cstheme="minorHAnsi"/>
+          <w:sz w:val="26"/>
+          <w:szCs w:val="26"/>
+        </w:rPr>
+        <w:t>es a</w:t>
+      </w:r>
+      <w:r>
+        <w:rPr>
+          <w:rFonts w:cstheme="minorHAnsi"/>
+          <w:sz w:val="26"/>
+          <w:szCs w:val="26"/>
+        </w:rPr>
+        <w:t xml:space="preserve"> deer </w:t>
       </w:r>
       <w:r>
         <w:rPr>
@@ -5665,75 +5885,7 @@
           <w:sz w:val="26"/>
           <w:szCs w:val="26"/>
         </w:rPr>
-        <w:t xml:space="preserve"> bonfire. He wishes to see his </w:t>
-      </w:r>
-      <w:r>
-        <w:rPr>
-          <w:rFonts w:cstheme="minorHAnsi"/>
-          <w:sz w:val="26"/>
-          <w:szCs w:val="26"/>
-        </w:rPr>
-        <w:t>dad</w:t>
-      </w:r>
-      <w:r>
-        <w:rPr>
-          <w:rFonts w:cstheme="minorHAnsi"/>
-          <w:sz w:val="26"/>
-          <w:szCs w:val="26"/>
-        </w:rPr>
-        <w:t xml:space="preserve"> while she </w:t>
-      </w:r>
-      <w:r>
-        <w:rPr>
-          <w:rFonts w:cstheme="minorHAnsi"/>
-          <w:sz w:val="26"/>
-          <w:szCs w:val="26"/>
-        </w:rPr>
-        <w:t>hopes</w:t>
-      </w:r>
-      <w:r>
-        <w:rPr>
-          <w:rFonts w:cstheme="minorHAnsi"/>
-          <w:sz w:val="26"/>
-          <w:szCs w:val="26"/>
-        </w:rPr>
-        <w:t xml:space="preserve"> to </w:t>
-      </w:r>
-      <w:r>
-        <w:rPr>
-          <w:rFonts w:cstheme="minorHAnsi"/>
-          <w:sz w:val="26"/>
-          <w:szCs w:val="26"/>
-        </w:rPr>
-        <w:t>beat Petoskey</w:t>
-      </w:r>
-      <w:r>
-        <w:rPr>
-          <w:rFonts w:cstheme="minorHAnsi"/>
-          <w:sz w:val="26"/>
-          <w:szCs w:val="26"/>
-        </w:rPr>
-        <w:t xml:space="preserve"> (“</w:t>
-      </w:r>
-      <w:hyperlink r:id="rId18" w:history="1">
-        <w:r>
-          <w:rPr>
-            <w:rStyle w:val="Hyperlink"/>
-            <w:rFonts w:cstheme="minorHAnsi"/>
-            <w:sz w:val="26"/>
-            <w:szCs w:val="26"/>
-            <w:u w:val="none"/>
-          </w:rPr>
-          <w:t>Dearborn</w:t>
-        </w:r>
-      </w:hyperlink>
-      <w:r>
-        <w:rPr>
-          <w:rFonts w:cstheme="minorHAnsi"/>
-          <w:sz w:val="26"/>
-          <w:szCs w:val="26"/>
-        </w:rPr>
-        <w:t xml:space="preserve">”). </w:t>
+        <w:t xml:space="preserve"> bonfire. </w:t>
       </w:r>
       <w:r>
         <w:rPr>
@@ -7807,6 +7959,29 @@
           <w:szCs w:val="26"/>
         </w:rPr>
         <w:t>”).</w:t>
+      </w:r>
+    </w:p>
+    <w:p>
+      <w:pPr>
+        <w:rPr>
+          <w:rFonts w:cstheme="minorHAnsi"/>
+          <w:b/>
+          <w:bCs/>
+          <w:sz w:val="28"/>
+          <w:szCs w:val="28"/>
+          <w:u w:val="single"/>
+        </w:rPr>
+      </w:pPr>
+      <w:r>
+        <w:rPr>
+          <w:rFonts w:cstheme="minorHAnsi"/>
+          <w:b/>
+          <w:bCs/>
+          <w:sz w:val="28"/>
+          <w:szCs w:val="28"/>
+          <w:u w:val="single"/>
+        </w:rPr>
+        <w:br w:type="page"/>
       </w:r>
     </w:p>
     <w:p>
@@ -11654,11 +11829,108 @@
           <w:rFonts w:cstheme="minorHAnsi"/>
           <w:sz w:val="32"/>
           <w:szCs w:val="32"/>
+          <w:vertAlign w:val="subscript"/>
         </w:rPr>
         <w:br/>
-        <w:t xml:space="preserve">7. </w:t>
+      </w:r>
+      <w:r>
+        <w:rPr>
+          <w:rFonts w:cstheme="minorHAnsi"/>
+          <w:sz w:val="32"/>
+          <w:szCs w:val="32"/>
+        </w:rPr>
+        <w:t>7</w:t>
+      </w:r>
+      <w:r>
+        <w:rPr>
+          <w:rFonts w:cstheme="minorHAnsi"/>
+          <w:sz w:val="32"/>
+          <w:szCs w:val="32"/>
+        </w:rPr>
+        <w:t xml:space="preserve">. </w:t>
       </w:r>
       <w:hyperlink r:id="rId38" w:history="1">
+        <w:r>
+          <w:rPr>
+            <w:rStyle w:val="Hyperlink"/>
+            <w:rFonts w:cstheme="minorHAnsi"/>
+            <w:sz w:val="32"/>
+            <w:szCs w:val="32"/>
+          </w:rPr>
+          <w:t>Dearborn</w:t>
+        </w:r>
+      </w:hyperlink>
+      <w:r>
+        <w:rPr>
+          <w:rFonts w:cstheme="minorHAnsi"/>
+          <w:sz w:val="32"/>
+          <w:szCs w:val="32"/>
+        </w:rPr>
+        <w:t xml:space="preserve"> </w:t>
+      </w:r>
+      <w:r>
+        <w:rPr>
+          <w:rFonts w:cstheme="minorHAnsi"/>
+          <w:sz w:val="32"/>
+          <w:szCs w:val="32"/>
+          <w:vertAlign w:val="subscript"/>
+        </w:rPr>
+        <w:t xml:space="preserve">Lulu, </w:t>
+      </w:r>
+      <w:proofErr w:type="spellStart"/>
+      <w:r>
+        <w:rPr>
+          <w:rFonts w:cstheme="minorHAnsi"/>
+          <w:sz w:val="32"/>
+          <w:szCs w:val="32"/>
+          <w:vertAlign w:val="subscript"/>
+        </w:rPr>
+        <w:t>Vandams</w:t>
+      </w:r>
+      <w:proofErr w:type="spellEnd"/>
+      <w:r>
+        <w:rPr>
+          <w:rFonts w:cstheme="minorHAnsi"/>
+          <w:sz w:val="32"/>
+          <w:szCs w:val="32"/>
+          <w:vertAlign w:val="subscript"/>
+        </w:rPr>
+        <w:t xml:space="preserve">, </w:t>
+      </w:r>
+      <w:r>
+        <w:rPr>
+          <w:rFonts w:cstheme="minorHAnsi"/>
+          <w:sz w:val="32"/>
+          <w:szCs w:val="32"/>
+          <w:vertAlign w:val="subscript"/>
+        </w:rPr>
+        <w:t>Deer</w:t>
+      </w:r>
+      <w:r>
+        <w:rPr>
+          <w:rFonts w:cstheme="minorHAnsi"/>
+          <w:sz w:val="32"/>
+          <w:szCs w:val="32"/>
+        </w:rPr>
+        <w:br/>
+      </w:r>
+      <w:r>
+        <w:rPr>
+          <w:rFonts w:cstheme="minorHAnsi"/>
+          <w:sz w:val="32"/>
+          <w:szCs w:val="32"/>
+        </w:rPr>
+        <w:t>8</w:t>
+      </w:r>
+      <w:r>
+        <w:rPr>
+          <w:rFonts w:cstheme="minorHAnsi"/>
+          <w:sz w:val="32"/>
+          <w:szCs w:val="32"/>
+        </w:rPr>
+        <w:t xml:space="preserve">. </w:t>
+      </w:r>
+      <w:hyperlink r:id="rId39" w:history="1">
         <w:r>
           <w:rPr>
             <w:rStyle w:val="Hyperlink"/>
@@ -11721,9 +11993,17 @@
           <w:sz w:val="32"/>
           <w:szCs w:val="32"/>
         </w:rPr>
-        <w:t xml:space="preserve">8. </w:t>
-      </w:r>
-      <w:hyperlink r:id="rId39" w:history="1">
+        <w:t>9</w:t>
+      </w:r>
+      <w:r>
+        <w:rPr>
+          <w:rFonts w:cstheme="minorHAnsi"/>
+          <w:sz w:val="32"/>
+          <w:szCs w:val="32"/>
+        </w:rPr>
+        <w:t xml:space="preserve">. </w:t>
+      </w:r>
+      <w:hyperlink r:id="rId40" w:history="1">
         <w:r>
           <w:rPr>
             <w:rStyle w:val="Hyperlink"/>
@@ -11792,7 +12072,7 @@
           <w:sz w:val="32"/>
           <w:szCs w:val="32"/>
         </w:rPr>
-        <w:t>9</w:t>
+        <w:t>10</w:t>
       </w:r>
       <w:r>
         <w:rPr>
@@ -11802,7 +12082,7 @@
         </w:rPr>
         <w:t xml:space="preserve">. </w:t>
       </w:r>
-      <w:hyperlink r:id="rId40" w:history="1">
+      <w:hyperlink r:id="rId41" w:history="1">
         <w:r>
           <w:rPr>
             <w:rStyle w:val="Hyperlink"/>
@@ -11847,67 +12127,6 @@
           <w:vertAlign w:val="subscript"/>
         </w:rPr>
         <w:t>, Cousins</w:t>
-      </w:r>
-      <w:r>
-        <w:rPr>
-          <w:rFonts w:cstheme="minorHAnsi"/>
-          <w:sz w:val="32"/>
-          <w:szCs w:val="32"/>
-        </w:rPr>
-        <w:br/>
-      </w:r>
-      <w:r>
-        <w:rPr>
-          <w:rFonts w:cstheme="minorHAnsi"/>
-          <w:sz w:val="32"/>
-          <w:szCs w:val="32"/>
-        </w:rPr>
-        <w:t>10</w:t>
-      </w:r>
-      <w:r>
-        <w:rPr>
-          <w:rFonts w:cstheme="minorHAnsi"/>
-          <w:sz w:val="32"/>
-          <w:szCs w:val="32"/>
-        </w:rPr>
-        <w:t xml:space="preserve">. </w:t>
-      </w:r>
-      <w:hyperlink r:id="rId41" w:history="1">
-        <w:r>
-          <w:rPr>
-            <w:rStyle w:val="Hyperlink"/>
-            <w:rFonts w:cstheme="minorHAnsi"/>
-            <w:sz w:val="32"/>
-            <w:szCs w:val="32"/>
-          </w:rPr>
-          <w:t>Dearborn (Dear Deer)</w:t>
-        </w:r>
-      </w:hyperlink>
-      <w:r>
-        <w:rPr>
-          <w:rFonts w:cstheme="minorHAnsi"/>
-          <w:sz w:val="32"/>
-          <w:szCs w:val="32"/>
-        </w:rPr>
-        <w:t xml:space="preserve"> </w:t>
-      </w:r>
-      <w:r>
-        <w:rPr>
-          <w:rFonts w:cstheme="minorHAnsi"/>
-          <w:sz w:val="32"/>
-          <w:szCs w:val="32"/>
-          <w:vertAlign w:val="subscript"/>
-        </w:rPr>
-        <w:t>Lulu</w:t>
-      </w:r>
-      <w:r>
-        <w:rPr>
-          <w:rFonts w:cstheme="minorHAnsi"/>
-          <w:sz w:val="32"/>
-          <w:szCs w:val="32"/>
-          <w:vertAlign w:val="subscript"/>
-        </w:rPr>
-        <w:t>, Deer</w:t>
       </w:r>
       <w:r>
         <w:rPr>

--- a/about/michigan-bible.docx
+++ b/about/michigan-bible.docx
@@ -476,7 +476,16 @@
           <w:sz w:val="39"/>
           <w:szCs w:val="39"/>
         </w:rPr>
-        <w:t>everyone.</w:t>
+        <w:t>the world</w:t>
+      </w:r>
+      <w:r>
+        <w:rPr>
+          <w:rFonts w:ascii="Avenir Next LT Pro" w:hAnsi="Avenir Next LT Pro" w:cstheme="minorHAnsi"/>
+          <w:color w:val="002060"/>
+          <w:sz w:val="39"/>
+          <w:szCs w:val="39"/>
+        </w:rPr>
+        <w:t>.</w:t>
       </w:r>
     </w:p>
     <w:p>
@@ -2898,18 +2907,8 @@
           <w:sz w:val="32"/>
           <w:szCs w:val="32"/>
         </w:rPr>
-        <w:t xml:space="preserve">Banh </w:t>
-      </w:r>
-      <w:proofErr w:type="spellStart"/>
-      <w:r>
-        <w:rPr>
-          <w:rFonts w:cstheme="minorHAnsi"/>
-          <w:sz w:val="32"/>
-          <w:szCs w:val="32"/>
-        </w:rPr>
-        <w:t>MIchigan</w:t>
-      </w:r>
-      <w:proofErr w:type="spellEnd"/>
+        <w:t>Banh MIchigan</w:t>
+      </w:r>
       <w:r>
         <w:rPr>
           <w:rFonts w:cstheme="minorHAnsi"/>
@@ -3611,25 +3610,7 @@
           <w:sz w:val="26"/>
           <w:szCs w:val="26"/>
         </w:rPr>
-        <w:t xml:space="preserve"> </w:t>
-      </w:r>
-      <w:proofErr w:type="spellStart"/>
-      <w:r>
-        <w:rPr>
-          <w:rFonts w:cstheme="minorHAnsi"/>
-          <w:sz w:val="26"/>
-          <w:szCs w:val="26"/>
-        </w:rPr>
-        <w:t>MIchigan</w:t>
-      </w:r>
-      <w:proofErr w:type="spellEnd"/>
-      <w:r>
-        <w:rPr>
-          <w:rFonts w:cstheme="minorHAnsi"/>
-          <w:sz w:val="26"/>
-          <w:szCs w:val="26"/>
-        </w:rPr>
-        <w:t xml:space="preserve">. On a swim, </w:t>
+        <w:t xml:space="preserve"> MIchigan. On a swim, </w:t>
       </w:r>
       <w:r>
         <w:rPr>
@@ -6019,57 +6000,18 @@
         </w:rPr>
         <w:t xml:space="preserve"> on the shore (“</w:t>
       </w:r>
-      <w:proofErr w:type="spellStart"/>
-      <w:r>
-        <w:rPr>
-          <w:rFonts w:cstheme="minorHAnsi"/>
-          <w:sz w:val="26"/>
-          <w:szCs w:val="26"/>
-        </w:rPr>
-        <w:fldChar w:fldCharType="begin"/>
-      </w:r>
-      <w:r>
-        <w:rPr>
-          <w:rFonts w:cstheme="minorHAnsi"/>
-          <w:sz w:val="26"/>
-          <w:szCs w:val="26"/>
-        </w:rPr>
-        <w:instrText>HYPERLINK "https://www.michiganmusical.com/music/12-gichigamiin/"</w:instrText>
-      </w:r>
-      <w:r>
-        <w:rPr>
-          <w:rFonts w:cstheme="minorHAnsi"/>
-          <w:sz w:val="26"/>
-          <w:szCs w:val="26"/>
-        </w:rPr>
-      </w:r>
-      <w:r>
-        <w:rPr>
-          <w:rFonts w:cstheme="minorHAnsi"/>
-          <w:sz w:val="26"/>
-          <w:szCs w:val="26"/>
-        </w:rPr>
-        <w:fldChar w:fldCharType="separate"/>
-      </w:r>
-      <w:r>
-        <w:rPr>
-          <w:rStyle w:val="Hyperlink"/>
-          <w:rFonts w:cstheme="minorHAnsi"/>
-          <w:sz w:val="26"/>
-          <w:szCs w:val="26"/>
-          <w:u w:val="none"/>
-        </w:rPr>
-        <w:t>Gichigamiin</w:t>
-      </w:r>
-      <w:proofErr w:type="spellEnd"/>
-      <w:r>
-        <w:rPr>
-          <w:rFonts w:cstheme="minorHAnsi"/>
-          <w:sz w:val="26"/>
-          <w:szCs w:val="26"/>
-        </w:rPr>
-        <w:fldChar w:fldCharType="end"/>
-      </w:r>
+      <w:hyperlink r:id="rId20" w:history="1">
+        <w:r>
+          <w:rPr>
+            <w:rStyle w:val="Hyperlink"/>
+            <w:rFonts w:cstheme="minorHAnsi"/>
+            <w:sz w:val="26"/>
+            <w:szCs w:val="26"/>
+            <w:u w:val="none"/>
+          </w:rPr>
+          <w:t>Gichigamiin</w:t>
+        </w:r>
+      </w:hyperlink>
       <w:r>
         <w:rPr>
           <w:rFonts w:cstheme="minorHAnsi"/>
@@ -6381,7 +6323,7 @@
         </w:rPr>
         <w:t xml:space="preserve"> (“</w:t>
       </w:r>
-      <w:hyperlink r:id="rId20" w:history="1">
+      <w:hyperlink r:id="rId21" w:history="1">
         <w:r>
           <w:rPr>
             <w:rStyle w:val="Hyperlink"/>
@@ -6441,7 +6383,7 @@
         </w:rPr>
         <w:t xml:space="preserve"> (“</w:t>
       </w:r>
-      <w:hyperlink r:id="rId21" w:history="1">
+      <w:hyperlink r:id="rId22" w:history="1">
         <w:r>
           <w:rPr>
             <w:rStyle w:val="Hyperlink"/>
@@ -6554,7 +6496,7 @@
         </w:rPr>
         <w:t xml:space="preserve"> (“</w:t>
       </w:r>
-      <w:hyperlink r:id="rId22" w:history="1">
+      <w:hyperlink r:id="rId23" w:history="1">
         <w:r>
           <w:rPr>
             <w:rStyle w:val="Hyperlink"/>
@@ -6678,7 +6620,7 @@
         </w:rPr>
         <w:t>(“</w:t>
       </w:r>
-      <w:hyperlink r:id="rId23" w:history="1">
+      <w:hyperlink r:id="rId24" w:history="1">
         <w:r>
           <w:rPr>
             <w:rStyle w:val="Hyperlink"/>
@@ -6760,25 +6702,7 @@
           <w:sz w:val="26"/>
           <w:szCs w:val="26"/>
         </w:rPr>
-        <w:t xml:space="preserve">. The </w:t>
-      </w:r>
-      <w:proofErr w:type="spellStart"/>
-      <w:r>
-        <w:rPr>
-          <w:rFonts w:cstheme="minorHAnsi"/>
-          <w:sz w:val="26"/>
-          <w:szCs w:val="26"/>
-        </w:rPr>
-        <w:t>Vandams</w:t>
-      </w:r>
-      <w:proofErr w:type="spellEnd"/>
-      <w:r>
-        <w:rPr>
-          <w:rFonts w:cstheme="minorHAnsi"/>
-          <w:sz w:val="26"/>
-          <w:szCs w:val="26"/>
-        </w:rPr>
-        <w:t xml:space="preserve"> are only divided by peninsulas</w:t>
+        <w:t>. The Vandams are only divided by peninsulas</w:t>
       </w:r>
       <w:r>
         <w:rPr>
@@ -6820,7 +6744,7 @@
         </w:rPr>
         <w:t xml:space="preserve"> the Mackinac Bridge (“</w:t>
       </w:r>
-      <w:hyperlink r:id="rId24" w:history="1">
+      <w:hyperlink r:id="rId25" w:history="1">
         <w:r>
           <w:rPr>
             <w:rStyle w:val="Hyperlink"/>
@@ -6888,7 +6812,7 @@
         </w:rPr>
         <w:t>“</w:t>
       </w:r>
-      <w:hyperlink r:id="rId25" w:history="1">
+      <w:hyperlink r:id="rId26" w:history="1">
         <w:r>
           <w:rPr>
             <w:rStyle w:val="Hyperlink"/>
@@ -7009,7 +6933,7 @@
         </w:rPr>
         <w:t xml:space="preserve"> (“</w:t>
       </w:r>
-      <w:hyperlink r:id="rId26" w:history="1">
+      <w:hyperlink r:id="rId27" w:history="1">
         <w:r>
           <w:rPr>
             <w:rStyle w:val="Hyperlink"/>
@@ -7141,7 +7065,7 @@
         </w:rPr>
         <w:t>(“</w:t>
       </w:r>
-      <w:hyperlink r:id="rId27" w:history="1">
+      <w:hyperlink r:id="rId28" w:history="1">
         <w:r>
           <w:rPr>
             <w:rStyle w:val="Hyperlink"/>
@@ -7322,25 +7246,7 @@
           <w:sz w:val="26"/>
           <w:szCs w:val="26"/>
         </w:rPr>
-        <w:t xml:space="preserve"> scoffs but is interested in. Jasper then offers his restaurant. The </w:t>
-      </w:r>
-      <w:proofErr w:type="spellStart"/>
-      <w:r>
-        <w:rPr>
-          <w:rFonts w:cstheme="minorHAnsi"/>
-          <w:sz w:val="26"/>
-          <w:szCs w:val="26"/>
-        </w:rPr>
-        <w:t>Vandams</w:t>
-      </w:r>
-      <w:proofErr w:type="spellEnd"/>
-      <w:r>
-        <w:rPr>
-          <w:rFonts w:cstheme="minorHAnsi"/>
-          <w:sz w:val="26"/>
-          <w:szCs w:val="26"/>
-        </w:rPr>
-        <w:t xml:space="preserve"> return with decades of themed costume</w:t>
+        <w:t xml:space="preserve"> scoffs but is interested in. Jasper then offers his restaurant. The Vandams return with decades of themed costume</w:t>
       </w:r>
       <w:r>
         <w:rPr>
@@ -7534,7 +7440,7 @@
         </w:rPr>
         <w:t xml:space="preserve"> party is declared insane (“</w:t>
       </w:r>
-      <w:hyperlink r:id="rId28" w:history="1">
+      <w:hyperlink r:id="rId29" w:history="1">
         <w:r>
           <w:rPr>
             <w:rStyle w:val="Hyperlink"/>
@@ -7683,7 +7589,7 @@
         </w:rPr>
         <w:t xml:space="preserve"> reunion as lovers once more (“</w:t>
       </w:r>
-      <w:hyperlink r:id="rId29" w:history="1">
+      <w:hyperlink r:id="rId30" w:history="1">
         <w:r>
           <w:rPr>
             <w:rStyle w:val="Hyperlink"/>
@@ -7940,7 +7846,7 @@
         </w:rPr>
         <w:t>(“</w:t>
       </w:r>
-      <w:hyperlink r:id="rId30" w:history="1">
+      <w:hyperlink r:id="rId31" w:history="1">
         <w:r>
           <w:rPr>
             <w:rStyle w:val="Hyperlink"/>
@@ -9032,7 +8938,7 @@
                     </pic:cNvPicPr>
                   </pic:nvPicPr>
                   <pic:blipFill>
-                    <a:blip r:embed="rId31" cstate="print">
+                    <a:blip r:embed="rId32" cstate="print">
                       <a:extLst>
                         <a:ext uri="{28A0092B-C50C-407E-A947-70E740481C1C}">
                           <a14:useLocalDpi xmlns:a14="http://schemas.microsoft.com/office/drawing/2010/main" val="0"/>
@@ -10563,18 +10469,8 @@
           <w:sz w:val="28"/>
           <w:szCs w:val="28"/>
         </w:rPr>
-        <w:t xml:space="preserve">BANH </w:t>
-      </w:r>
-      <w:proofErr w:type="spellStart"/>
-      <w:r>
-        <w:rPr>
-          <w:rFonts w:cstheme="minorHAnsi"/>
-          <w:sz w:val="28"/>
-          <w:szCs w:val="28"/>
-        </w:rPr>
-        <w:t>MIchigan</w:t>
-      </w:r>
-      <w:proofErr w:type="spellEnd"/>
+        <w:t>BANH MIchigan</w:t>
+      </w:r>
       <w:r>
         <w:rPr>
           <w:rFonts w:cstheme="minorHAnsi"/>
@@ -11054,18 +10950,8 @@
           <w:sz w:val="28"/>
           <w:szCs w:val="28"/>
         </w:rPr>
-        <w:t xml:space="preserve">The </w:t>
-      </w:r>
-      <w:proofErr w:type="spellStart"/>
-      <w:r>
-        <w:rPr>
-          <w:rFonts w:cstheme="minorHAnsi"/>
-          <w:sz w:val="28"/>
-          <w:szCs w:val="28"/>
-        </w:rPr>
-        <w:t>Vandams</w:t>
-      </w:r>
-      <w:proofErr w:type="spellEnd"/>
+        <w:t>The Vandams</w:t>
+      </w:r>
       <w:r>
         <w:rPr>
           <w:rFonts w:cstheme="minorHAnsi"/>
@@ -11146,7 +11032,6 @@
         </w:rPr>
         <w:t xml:space="preserve"> (</w:t>
       </w:r>
-      <w:proofErr w:type="spellStart"/>
       <w:r>
         <w:rPr>
           <w:rFonts w:cstheme="minorHAnsi"/>
@@ -11155,7 +11040,6 @@
         </w:rPr>
         <w:t>ew</w:t>
       </w:r>
-      <w:proofErr w:type="spellEnd"/>
       <w:r>
         <w:rPr>
           <w:rFonts w:cstheme="minorHAnsi"/>
@@ -11299,25 +11183,7 @@
           <w:sz w:val="28"/>
           <w:szCs w:val="28"/>
         </w:rPr>
-        <w:t>, anyone who speaks in “</w:t>
-      </w:r>
-      <w:proofErr w:type="spellStart"/>
-      <w:r>
-        <w:rPr>
-          <w:rFonts w:cstheme="minorHAnsi"/>
-          <w:sz w:val="28"/>
-          <w:szCs w:val="28"/>
-        </w:rPr>
-        <w:t>ope</w:t>
-      </w:r>
-      <w:proofErr w:type="spellEnd"/>
-      <w:r>
-        <w:rPr>
-          <w:rFonts w:cstheme="minorHAnsi"/>
-          <w:sz w:val="28"/>
-          <w:szCs w:val="28"/>
-        </w:rPr>
-        <w:t>.”</w:t>
+        <w:t>, anyone who speaks in “ope.”</w:t>
       </w:r>
     </w:p>
     <w:p>
@@ -11479,7 +11345,7 @@
         </w:rPr>
         <w:t xml:space="preserve">1. </w:t>
       </w:r>
-      <w:hyperlink r:id="rId32" w:history="1">
+      <w:hyperlink r:id="rId33" w:history="1">
         <w:r>
           <w:rPr>
             <w:rStyle w:val="Hyperlink"/>
@@ -11516,7 +11382,7 @@
         <w:br/>
         <w:t xml:space="preserve">2. </w:t>
       </w:r>
-      <w:hyperlink r:id="rId33" w:history="1">
+      <w:hyperlink r:id="rId34" w:history="1">
         <w:r>
           <w:rPr>
             <w:rStyle w:val="Hyperlink"/>
@@ -11535,7 +11401,6 @@
         </w:rPr>
         <w:t xml:space="preserve"> </w:t>
       </w:r>
-      <w:proofErr w:type="spellStart"/>
       <w:r>
         <w:rPr>
           <w:rFonts w:cstheme="minorHAnsi"/>
@@ -11545,7 +11410,6 @@
         </w:rPr>
         <w:t>Vandams</w:t>
       </w:r>
-      <w:proofErr w:type="spellEnd"/>
       <w:r>
         <w:rPr>
           <w:rFonts w:cstheme="minorHAnsi"/>
@@ -11563,7 +11427,7 @@
         </w:rPr>
         <w:t xml:space="preserve">3. </w:t>
       </w:r>
-      <w:hyperlink r:id="rId34" w:history="1">
+      <w:hyperlink r:id="rId35" w:history="1">
         <w:r>
           <w:rPr>
             <w:rStyle w:val="Hyperlink"/>
@@ -11609,7 +11473,7 @@
         <w:br/>
         <w:t xml:space="preserve">4. </w:t>
       </w:r>
-      <w:hyperlink r:id="rId35" w:history="1">
+      <w:hyperlink r:id="rId36" w:history="1">
         <w:r>
           <w:rPr>
             <w:rStyle w:val="Hyperlink"/>
@@ -11696,7 +11560,7 @@
         </w:rPr>
         <w:t xml:space="preserve"> </w:t>
       </w:r>
-      <w:hyperlink r:id="rId36" w:history="1">
+      <w:hyperlink r:id="rId37" w:history="1">
         <w:r>
           <w:rPr>
             <w:rStyle w:val="Hyperlink"/>
@@ -11787,7 +11651,7 @@
         <w:br/>
         <w:t xml:space="preserve">6. </w:t>
       </w:r>
-      <w:hyperlink r:id="rId37" w:history="1">
+      <w:hyperlink r:id="rId38" w:history="1">
         <w:r>
           <w:rPr>
             <w:rStyle w:val="Hyperlink"/>
@@ -11849,7 +11713,7 @@
         </w:rPr>
         <w:t xml:space="preserve">. </w:t>
       </w:r>
-      <w:hyperlink r:id="rId38" w:history="1">
+      <w:hyperlink r:id="rId39" w:history="1">
         <w:r>
           <w:rPr>
             <w:rStyle w:val="Hyperlink"/>
@@ -11877,7 +11741,6 @@
         </w:rPr>
         <w:t xml:space="preserve">Lulu, </w:t>
       </w:r>
-      <w:proofErr w:type="spellStart"/>
       <w:r>
         <w:rPr>
           <w:rFonts w:cstheme="minorHAnsi"/>
@@ -11885,9 +11748,8 @@
           <w:szCs w:val="32"/>
           <w:vertAlign w:val="subscript"/>
         </w:rPr>
-        <w:t>Vandams</w:t>
-      </w:r>
-      <w:proofErr w:type="spellEnd"/>
+        <w:t xml:space="preserve">Vandams, </w:t>
+      </w:r>
       <w:r>
         <w:rPr>
           <w:rFonts w:cstheme="minorHAnsi"/>
@@ -11895,15 +11757,6 @@
           <w:szCs w:val="32"/>
           <w:vertAlign w:val="subscript"/>
         </w:rPr>
-        <w:t xml:space="preserve">, </w:t>
-      </w:r>
-      <w:r>
-        <w:rPr>
-          <w:rFonts w:cstheme="minorHAnsi"/>
-          <w:sz w:val="32"/>
-          <w:szCs w:val="32"/>
-          <w:vertAlign w:val="subscript"/>
-        </w:rPr>
         <w:t>Deer</w:t>
       </w:r>
       <w:r>
@@ -11930,7 +11783,7 @@
         </w:rPr>
         <w:t xml:space="preserve">. </w:t>
       </w:r>
-      <w:hyperlink r:id="rId39" w:history="1">
+      <w:hyperlink r:id="rId40" w:history="1">
         <w:r>
           <w:rPr>
             <w:rStyle w:val="Hyperlink"/>
@@ -11967,7 +11820,6 @@
         </w:rPr>
         <w:t xml:space="preserve">, </w:t>
       </w:r>
-      <w:proofErr w:type="spellStart"/>
       <w:r>
         <w:rPr>
           <w:rFonts w:cstheme="minorHAnsi"/>
@@ -11977,7 +11829,6 @@
         </w:rPr>
         <w:t>Vandams</w:t>
       </w:r>
-      <w:proofErr w:type="spellEnd"/>
       <w:r>
         <w:rPr>
           <w:rFonts w:cstheme="minorHAnsi"/>
@@ -12003,7 +11854,7 @@
         </w:rPr>
         <w:t xml:space="preserve">. </w:t>
       </w:r>
-      <w:hyperlink r:id="rId40" w:history="1">
+      <w:hyperlink r:id="rId41" w:history="1">
         <w:r>
           <w:rPr>
             <w:rStyle w:val="Hyperlink"/>
@@ -12082,7 +11933,7 @@
         </w:rPr>
         <w:t xml:space="preserve">. </w:t>
       </w:r>
-      <w:hyperlink r:id="rId41" w:history="1">
+      <w:hyperlink r:id="rId42" w:history="1">
         <w:r>
           <w:rPr>
             <w:rStyle w:val="Hyperlink"/>
@@ -12153,7 +12004,7 @@
         </w:rPr>
         <w:t xml:space="preserve">. </w:t>
       </w:r>
-      <w:hyperlink r:id="rId42" w:history="1">
+      <w:hyperlink r:id="rId43" w:history="1">
         <w:r>
           <w:rPr>
             <w:rStyle w:val="Hyperlink"/>
@@ -12224,8 +12075,7 @@
         </w:rPr>
         <w:t xml:space="preserve">. </w:t>
       </w:r>
-      <w:hyperlink r:id="rId43" w:history="1">
-        <w:proofErr w:type="spellStart"/>
+      <w:hyperlink r:id="rId44" w:history="1">
         <w:r>
           <w:rPr>
             <w:rStyle w:val="Hyperlink"/>
@@ -12235,7 +12085,6 @@
           </w:rPr>
           <w:t>Gichigamiin</w:t>
         </w:r>
-        <w:proofErr w:type="spellEnd"/>
         <w:r>
           <w:rPr>
             <w:rStyle w:val="Hyperlink"/>
@@ -12323,7 +12172,7 @@
         </w:rPr>
         <w:t xml:space="preserve">. </w:t>
       </w:r>
-      <w:hyperlink r:id="rId44" w:history="1">
+      <w:hyperlink r:id="rId45" w:history="1">
         <w:r>
           <w:rPr>
             <w:rStyle w:val="Hyperlink"/>
@@ -12342,7 +12191,6 @@
         </w:rPr>
         <w:t xml:space="preserve"> </w:t>
       </w:r>
-      <w:proofErr w:type="spellStart"/>
       <w:r>
         <w:rPr>
           <w:rFonts w:cstheme="minorHAnsi"/>
@@ -12352,7 +12200,6 @@
         </w:rPr>
         <w:t>Vandams</w:t>
       </w:r>
-      <w:proofErr w:type="spellEnd"/>
       <w:r>
         <w:rPr>
           <w:rFonts w:cstheme="minorHAnsi"/>
@@ -12386,7 +12233,7 @@
         </w:rPr>
         <w:t xml:space="preserve">. </w:t>
       </w:r>
-      <w:hyperlink r:id="rId45" w:history="1">
+      <w:hyperlink r:id="rId46" w:history="1">
         <w:r>
           <w:rPr>
             <w:rStyle w:val="Hyperlink"/>
@@ -12405,7 +12252,6 @@
         </w:rPr>
         <w:t xml:space="preserve"> </w:t>
       </w:r>
-      <w:proofErr w:type="spellStart"/>
       <w:r>
         <w:rPr>
           <w:rFonts w:cstheme="minorHAnsi"/>
@@ -12415,7 +12261,6 @@
         </w:rPr>
         <w:t>Vandams</w:t>
       </w:r>
-      <w:proofErr w:type="spellEnd"/>
       <w:r>
         <w:rPr>
           <w:rFonts w:cstheme="minorHAnsi"/>
@@ -12501,7 +12346,7 @@
         </w:rPr>
         <w:t xml:space="preserve">. </w:t>
       </w:r>
-      <w:hyperlink r:id="rId46" w:history="1">
+      <w:hyperlink r:id="rId47" w:history="1">
         <w:r>
           <w:rPr>
             <w:rStyle w:val="Hyperlink"/>
@@ -12561,7 +12406,7 @@
         </w:rPr>
         <w:t xml:space="preserve">. </w:t>
       </w:r>
-      <w:hyperlink r:id="rId47" w:history="1">
+      <w:hyperlink r:id="rId48" w:history="1">
         <w:r>
           <w:rPr>
             <w:rStyle w:val="Hyperlink"/>
@@ -12587,19 +12432,8 @@
           <w:szCs w:val="32"/>
           <w:vertAlign w:val="subscript"/>
         </w:rPr>
-        <w:t xml:space="preserve">Lizzie, Wayland, </w:t>
-      </w:r>
-      <w:proofErr w:type="spellStart"/>
-      <w:r>
-        <w:rPr>
-          <w:rFonts w:cstheme="minorHAnsi"/>
-          <w:sz w:val="32"/>
-          <w:szCs w:val="32"/>
-          <w:vertAlign w:val="subscript"/>
-        </w:rPr>
-        <w:t>Vandams</w:t>
-      </w:r>
-      <w:proofErr w:type="spellEnd"/>
+        <w:t>Lizzie, Wayland, Vandams</w:t>
+      </w:r>
       <w:r>
         <w:rPr>
           <w:rFonts w:cstheme="minorHAnsi"/>
@@ -12632,7 +12466,7 @@
         </w:rPr>
         <w:t xml:space="preserve">. </w:t>
       </w:r>
-      <w:hyperlink r:id="rId48" w:history="1">
+      <w:hyperlink r:id="rId49" w:history="1">
         <w:r>
           <w:rPr>
             <w:rStyle w:val="Hyperlink"/>
@@ -12720,7 +12554,7 @@
         </w:rPr>
         <w:t xml:space="preserve">. </w:t>
       </w:r>
-      <w:hyperlink r:id="rId49" w:history="1">
+      <w:hyperlink r:id="rId50" w:history="1">
         <w:r>
           <w:rPr>
             <w:rStyle w:val="Hyperlink"/>
@@ -12808,7 +12642,7 @@
         </w:rPr>
         <w:t xml:space="preserve">. </w:t>
       </w:r>
-      <w:hyperlink r:id="rId50" w:history="1">
+      <w:hyperlink r:id="rId51" w:history="1">
         <w:r>
           <w:rPr>
             <w:rStyle w:val="Hyperlink"/>
@@ -12870,7 +12704,7 @@
         </w:rPr>
         <w:t xml:space="preserve">. </w:t>
       </w:r>
-      <w:hyperlink r:id="rId51" w:history="1">
+      <w:hyperlink r:id="rId52" w:history="1">
         <w:r>
           <w:rPr>
             <w:rStyle w:val="Hyperlink"/>
@@ -12985,7 +12819,7 @@
         </w:rPr>
         <w:t xml:space="preserve">. </w:t>
       </w:r>
-      <w:hyperlink r:id="rId52" w:history="1">
+      <w:hyperlink r:id="rId53" w:history="1">
         <w:r>
           <w:rPr>
             <w:rStyle w:val="Hyperlink"/>
@@ -13020,9 +12854,8 @@
           <w:szCs w:val="32"/>
           <w:vertAlign w:val="subscript"/>
         </w:rPr>
-        <w:t xml:space="preserve">, </w:t>
-      </w:r>
-      <w:proofErr w:type="spellStart"/>
+        <w:t xml:space="preserve">, Vandams, </w:t>
+      </w:r>
       <w:r>
         <w:rPr>
           <w:rFonts w:cstheme="minorHAnsi"/>
@@ -13030,9 +12863,8 @@
           <w:szCs w:val="32"/>
           <w:vertAlign w:val="subscript"/>
         </w:rPr>
-        <w:t>Vandams</w:t>
-      </w:r>
-      <w:proofErr w:type="spellEnd"/>
+        <w:t>Michiganders</w:t>
+      </w:r>
       <w:r>
         <w:rPr>
           <w:rFonts w:cstheme="minorHAnsi"/>
@@ -13040,24 +12872,6 @@
           <w:szCs w:val="32"/>
           <w:vertAlign w:val="subscript"/>
         </w:rPr>
-        <w:t xml:space="preserve">, </w:t>
-      </w:r>
-      <w:r>
-        <w:rPr>
-          <w:rFonts w:cstheme="minorHAnsi"/>
-          <w:sz w:val="32"/>
-          <w:szCs w:val="32"/>
-          <w:vertAlign w:val="subscript"/>
-        </w:rPr>
-        <w:t>Michiganders</w:t>
-      </w:r>
-      <w:r>
-        <w:rPr>
-          <w:rFonts w:cstheme="minorHAnsi"/>
-          <w:sz w:val="32"/>
-          <w:szCs w:val="32"/>
-          <w:vertAlign w:val="subscript"/>
-        </w:rPr>
         <w:br/>
       </w:r>
       <w:r>
@@ -13084,7 +12898,7 @@
         </w:rPr>
         <w:t xml:space="preserve">. </w:t>
       </w:r>
-      <w:hyperlink r:id="rId53" w:history="1">
+      <w:hyperlink r:id="rId54" w:history="1">
         <w:r>
           <w:rPr>
             <w:rStyle w:val="Hyperlink"/>
@@ -13154,7 +12968,7 @@
         </w:rPr>
         <w:t xml:space="preserve">. </w:t>
       </w:r>
-      <w:hyperlink r:id="rId54" w:history="1">
+      <w:hyperlink r:id="rId55" w:history="1">
         <w:r>
           <w:rPr>
             <w:rStyle w:val="Hyperlink"/>
@@ -13234,7 +13048,7 @@
                 <w:szCs w:val="2"/>
               </w:rPr>
             </w:pPr>
-            <w:hyperlink r:id="rId55" w:history="1">
+            <w:hyperlink r:id="rId56" w:history="1">
               <w:r>
                 <w:rPr>
                   <w:rStyle w:val="Hyperlink"/>
@@ -13275,7 +13089,7 @@
                 <w:szCs w:val="32"/>
               </w:rPr>
             </w:pPr>
-            <w:hyperlink r:id="rId56" w:history="1">
+            <w:hyperlink r:id="rId57" w:history="1">
               <w:r>
                 <w:rPr>
                   <w:rStyle w:val="Hyperlink"/>
@@ -13304,7 +13118,7 @@
                 <w:szCs w:val="32"/>
               </w:rPr>
             </w:pPr>
-            <w:hyperlink r:id="rId57" w:history="1">
+            <w:hyperlink r:id="rId58" w:history="1">
               <w:r>
                 <w:rPr>
                   <w:rStyle w:val="Hyperlink"/>
@@ -13333,7 +13147,7 @@
                 <w:szCs w:val="32"/>
               </w:rPr>
             </w:pPr>
-            <w:hyperlink r:id="rId58" w:history="1">
+            <w:hyperlink r:id="rId59" w:history="1">
               <w:r>
                 <w:rPr>
                   <w:rStyle w:val="Hyperlink"/>
@@ -13456,7 +13270,7 @@
                 <w:szCs w:val="32"/>
               </w:rPr>
             </w:pPr>
-            <w:hyperlink r:id="rId59" w:history="1">
+            <w:hyperlink r:id="rId60" w:history="1">
               <w:r>
                 <w:rPr>
                   <w:rStyle w:val="Hyperlink"/>
@@ -13485,7 +13299,7 @@
                 <w:szCs w:val="32"/>
               </w:rPr>
             </w:pPr>
-            <w:hyperlink r:id="rId60" w:history="1">
+            <w:hyperlink r:id="rId61" w:history="1">
               <w:r>
                 <w:rPr>
                   <w:rStyle w:val="Hyperlink"/>
@@ -13514,7 +13328,7 @@
                 <w:szCs w:val="32"/>
               </w:rPr>
             </w:pPr>
-            <w:hyperlink r:id="rId61" w:history="1">
+            <w:hyperlink r:id="rId62" w:history="1">
               <w:r>
                 <w:rPr>
                   <w:rStyle w:val="Hyperlink"/>
@@ -13641,12 +13455,12 @@
       </w:pPr>
     </w:p>
     <w:sectPr>
-      <w:headerReference w:type="even" r:id="rId62"/>
-      <w:headerReference w:type="default" r:id="rId63"/>
-      <w:footerReference w:type="even" r:id="rId64"/>
-      <w:footerReference w:type="default" r:id="rId65"/>
-      <w:headerReference w:type="first" r:id="rId66"/>
-      <w:footerReference w:type="first" r:id="rId67"/>
+      <w:headerReference w:type="even" r:id="rId63"/>
+      <w:headerReference w:type="default" r:id="rId64"/>
+      <w:footerReference w:type="even" r:id="rId65"/>
+      <w:footerReference w:type="default" r:id="rId66"/>
+      <w:headerReference w:type="first" r:id="rId67"/>
+      <w:footerReference w:type="first" r:id="rId68"/>
       <w:pgSz w:w="12240" w:h="15840"/>
       <w:pgMar w:top="1440" w:right="1440" w:bottom="1440" w:left="1440" w:header="720" w:footer="720" w:gutter="0"/>
       <w:pgNumType w:fmt="lowerRoman"/>

--- a/about/michigan-bible.docx
+++ b/about/michigan-bible.docx
@@ -2907,8 +2907,18 @@
           <w:sz w:val="32"/>
           <w:szCs w:val="32"/>
         </w:rPr>
-        <w:t>Banh MIchigan</w:t>
-      </w:r>
+        <w:t xml:space="preserve">Banh </w:t>
+      </w:r>
+      <w:proofErr w:type="spellStart"/>
+      <w:r>
+        <w:rPr>
+          <w:rFonts w:cstheme="minorHAnsi"/>
+          <w:sz w:val="32"/>
+          <w:szCs w:val="32"/>
+        </w:rPr>
+        <w:t>MIchigan</w:t>
+      </w:r>
+      <w:proofErr w:type="spellEnd"/>
       <w:r>
         <w:rPr>
           <w:rFonts w:cstheme="minorHAnsi"/>
@@ -3102,8 +3112,8 @@
           <w:rFonts w:cstheme="minorHAnsi"/>
           <w:b/>
           <w:bCs/>
-          <w:sz w:val="26"/>
-          <w:szCs w:val="26"/>
+          <w:sz w:val="25"/>
+          <w:szCs w:val="25"/>
           <w:u w:val="single"/>
         </w:rPr>
       </w:pPr>
@@ -3112,8 +3122,8 @@
           <w:rFonts w:cstheme="minorHAnsi"/>
           <w:b/>
           <w:bCs/>
-          <w:sz w:val="26"/>
-          <w:szCs w:val="26"/>
+          <w:sz w:val="25"/>
+          <w:szCs w:val="25"/>
           <w:u w:val="single"/>
         </w:rPr>
         <w:lastRenderedPageBreak/>
@@ -3128,8 +3138,8 @@
         <w:spacing w:line="240" w:lineRule="auto"/>
         <w:rPr>
           <w:rFonts w:cstheme="minorHAnsi"/>
-          <w:sz w:val="26"/>
-          <w:szCs w:val="26"/>
+          <w:sz w:val="25"/>
+          <w:szCs w:val="25"/>
         </w:rPr>
       </w:pPr>
       <w:r>
@@ -3137,144 +3147,80 @@
           <w:rFonts w:cstheme="minorHAnsi"/>
           <w:i/>
           <w:iCs/>
-          <w:sz w:val="26"/>
-          <w:szCs w:val="26"/>
+          <w:sz w:val="25"/>
+          <w:szCs w:val="25"/>
         </w:rPr>
         <w:t>Michigan</w:t>
       </w:r>
       <w:r>
         <w:rPr>
           <w:rFonts w:cstheme="minorHAnsi"/>
-          <w:sz w:val="26"/>
-          <w:szCs w:val="26"/>
-        </w:rPr>
-        <w:t xml:space="preserve"> is a </w:t>
-      </w:r>
-      <w:r>
-        <w:rPr>
-          <w:rFonts w:cstheme="minorHAnsi"/>
-          <w:sz w:val="26"/>
-          <w:szCs w:val="26"/>
-        </w:rPr>
-        <w:t xml:space="preserve">folksy </w:t>
-      </w:r>
-      <w:r>
-        <w:rPr>
-          <w:rFonts w:cstheme="minorHAnsi"/>
-          <w:sz w:val="26"/>
-          <w:szCs w:val="26"/>
-        </w:rPr>
-        <w:t xml:space="preserve">musical dramedy </w:t>
-      </w:r>
-      <w:r>
-        <w:rPr>
-          <w:rFonts w:cstheme="minorHAnsi"/>
-          <w:sz w:val="26"/>
-          <w:szCs w:val="26"/>
-        </w:rPr>
-        <w:t xml:space="preserve">set </w:t>
-      </w:r>
-      <w:r>
-        <w:rPr>
-          <w:rFonts w:cstheme="minorHAnsi"/>
-          <w:sz w:val="26"/>
-          <w:szCs w:val="26"/>
+          <w:sz w:val="25"/>
+          <w:szCs w:val="25"/>
+        </w:rPr>
+        <w:t xml:space="preserve"> is a folksy musical dramedy set </w:t>
+      </w:r>
+      <w:r>
+        <w:rPr>
+          <w:rFonts w:cstheme="minorHAnsi"/>
+          <w:sz w:val="25"/>
+          <w:szCs w:val="25"/>
         </w:rPr>
         <w:t>at</w:t>
       </w:r>
       <w:r>
         <w:rPr>
           <w:rFonts w:cstheme="minorHAnsi"/>
-          <w:sz w:val="26"/>
-          <w:szCs w:val="26"/>
-        </w:rPr>
-        <w:t xml:space="preserve"> a</w:t>
-      </w:r>
-      <w:r>
-        <w:rPr>
-          <w:rFonts w:cstheme="minorHAnsi"/>
-          <w:sz w:val="26"/>
-          <w:szCs w:val="26"/>
-        </w:rPr>
-        <w:t xml:space="preserve"> family reunion</w:t>
-      </w:r>
-      <w:r>
-        <w:rPr>
-          <w:rFonts w:cstheme="minorHAnsi"/>
-          <w:sz w:val="26"/>
-          <w:szCs w:val="26"/>
-        </w:rPr>
-        <w:t xml:space="preserve"> where</w:t>
-      </w:r>
-      <w:r>
-        <w:rPr>
-          <w:rFonts w:cstheme="minorHAnsi"/>
-          <w:sz w:val="26"/>
-          <w:szCs w:val="26"/>
-        </w:rPr>
-        <w:t xml:space="preserve"> two </w:t>
-      </w:r>
-      <w:r>
-        <w:rPr>
-          <w:rFonts w:cstheme="minorHAnsi"/>
-          <w:sz w:val="26"/>
-          <w:szCs w:val="26"/>
+          <w:sz w:val="25"/>
+          <w:szCs w:val="25"/>
+        </w:rPr>
+        <w:t xml:space="preserve"> a family reunion where two </w:t>
+      </w:r>
+      <w:r>
+        <w:rPr>
+          <w:rFonts w:cstheme="minorHAnsi"/>
+          <w:sz w:val="25"/>
+          <w:szCs w:val="25"/>
         </w:rPr>
         <w:t>rival</w:t>
       </w:r>
       <w:r>
         <w:rPr>
           <w:rFonts w:cstheme="minorHAnsi"/>
-          <w:sz w:val="26"/>
-          <w:szCs w:val="26"/>
+          <w:sz w:val="25"/>
+          <w:szCs w:val="25"/>
         </w:rPr>
         <w:t xml:space="preserve"> cousins </w:t>
       </w:r>
       <w:r>
         <w:rPr>
           <w:rFonts w:cstheme="minorHAnsi"/>
-          <w:sz w:val="26"/>
-          <w:szCs w:val="26"/>
+          <w:sz w:val="25"/>
+          <w:szCs w:val="25"/>
         </w:rPr>
         <w:t>fight a data center to save their grandparents’ historic lake house</w:t>
       </w:r>
       <w:r>
         <w:rPr>
           <w:rFonts w:cstheme="minorHAnsi"/>
-          <w:sz w:val="26"/>
-          <w:szCs w:val="26"/>
-        </w:rPr>
-        <w:t>.</w:t>
-      </w:r>
-      <w:r>
-        <w:rPr>
-          <w:rFonts w:cstheme="minorHAnsi"/>
-          <w:sz w:val="26"/>
-          <w:szCs w:val="26"/>
-        </w:rPr>
-        <w:t xml:space="preserve"> </w:t>
-      </w:r>
-      <w:r>
-        <w:rPr>
-          <w:rFonts w:cstheme="minorHAnsi"/>
-          <w:sz w:val="26"/>
-          <w:szCs w:val="26"/>
-        </w:rPr>
-        <w:t xml:space="preserve">The themes explore </w:t>
-      </w:r>
-      <w:r>
-        <w:rPr>
-          <w:rFonts w:cstheme="minorHAnsi"/>
-          <w:sz w:val="26"/>
-          <w:szCs w:val="26"/>
+          <w:sz w:val="25"/>
+          <w:szCs w:val="25"/>
+        </w:rPr>
+        <w:t xml:space="preserve">. The themes explore </w:t>
+      </w:r>
+      <w:r>
+        <w:rPr>
+          <w:rFonts w:cstheme="minorHAnsi"/>
+          <w:sz w:val="25"/>
+          <w:szCs w:val="25"/>
         </w:rPr>
         <w:t>grief</w:t>
       </w:r>
       <w:r>
         <w:rPr>
           <w:rFonts w:cstheme="minorHAnsi"/>
-          <w:sz w:val="26"/>
-          <w:szCs w:val="26"/>
+          <w:sz w:val="25"/>
+          <w:szCs w:val="25"/>
         </w:rPr>
         <w:t>, cultural disconnection of the peninsulas, and what it means to be a Michigander.</w:t>
       </w:r>
@@ -3287,215 +3233,143 @@
         <w:spacing w:line="240" w:lineRule="auto"/>
         <w:rPr>
           <w:rFonts w:cstheme="minorHAnsi"/>
-          <w:sz w:val="26"/>
-          <w:szCs w:val="26"/>
-        </w:rPr>
-      </w:pPr>
-      <w:r>
-        <w:rPr>
-          <w:rFonts w:cstheme="minorHAnsi"/>
-          <w:sz w:val="26"/>
-          <w:szCs w:val="26"/>
+          <w:sz w:val="25"/>
+          <w:szCs w:val="25"/>
+        </w:rPr>
+      </w:pPr>
+      <w:r>
+        <w:rPr>
+          <w:rFonts w:cstheme="minorHAnsi"/>
+          <w:sz w:val="25"/>
+          <w:szCs w:val="25"/>
         </w:rPr>
         <w:t>Grampy</w:t>
       </w:r>
       <w:r>
         <w:rPr>
           <w:rFonts w:cstheme="minorHAnsi"/>
-          <w:sz w:val="26"/>
-          <w:szCs w:val="26"/>
-        </w:rPr>
-        <w:t xml:space="preserve"> </w:t>
-      </w:r>
-      <w:r>
-        <w:rPr>
-          <w:rFonts w:cstheme="minorHAnsi"/>
-          <w:sz w:val="26"/>
-          <w:szCs w:val="26"/>
-        </w:rPr>
-        <w:t xml:space="preserve">Willy and </w:t>
-      </w:r>
-      <w:r>
-        <w:rPr>
-          <w:rFonts w:cstheme="minorHAnsi"/>
-          <w:sz w:val="26"/>
-          <w:szCs w:val="26"/>
+          <w:sz w:val="25"/>
+          <w:szCs w:val="25"/>
+        </w:rPr>
+        <w:t xml:space="preserve"> Willy and </w:t>
+      </w:r>
+      <w:r>
+        <w:rPr>
+          <w:rFonts w:cstheme="minorHAnsi"/>
+          <w:sz w:val="25"/>
+          <w:szCs w:val="25"/>
         </w:rPr>
         <w:t xml:space="preserve">Granny </w:t>
       </w:r>
       <w:r>
         <w:rPr>
           <w:rFonts w:cstheme="minorHAnsi"/>
-          <w:sz w:val="26"/>
-          <w:szCs w:val="26"/>
-        </w:rPr>
-        <w:t>Milly live in Elk Rapids on the north tip of the</w:t>
-      </w:r>
-      <w:r>
-        <w:rPr>
-          <w:rFonts w:cstheme="minorHAnsi"/>
-          <w:sz w:val="24"/>
-          <w:szCs w:val="24"/>
-        </w:rPr>
-        <w:t xml:space="preserve"> </w:t>
-      </w:r>
-      <w:r>
-        <w:rPr>
-          <w:rFonts w:cstheme="minorHAnsi"/>
-          <w:sz w:val="26"/>
-          <w:szCs w:val="26"/>
-        </w:rPr>
-        <w:t>Lower</w:t>
-      </w:r>
-      <w:r>
-        <w:rPr>
-          <w:rFonts w:cstheme="minorHAnsi"/>
-          <w:sz w:val="24"/>
-          <w:szCs w:val="24"/>
-        </w:rPr>
-        <w:t xml:space="preserve"> </w:t>
-      </w:r>
-      <w:r>
-        <w:rPr>
-          <w:rFonts w:cstheme="minorHAnsi"/>
-          <w:sz w:val="26"/>
-          <w:szCs w:val="26"/>
-        </w:rPr>
-        <w:t xml:space="preserve">Peninsula. They have four adult children </w:t>
-      </w:r>
-      <w:r>
-        <w:rPr>
-          <w:rFonts w:cstheme="minorHAnsi"/>
-          <w:sz w:val="26"/>
-          <w:szCs w:val="26"/>
-        </w:rPr>
-        <w:t xml:space="preserve">– </w:t>
-      </w:r>
-      <w:r>
-        <w:rPr>
-          <w:rFonts w:cstheme="minorHAnsi"/>
-          <w:sz w:val="26"/>
-          <w:szCs w:val="26"/>
-        </w:rPr>
-        <w:t>Cherry, Perry, Shelby, and the only son Petey</w:t>
-      </w:r>
-      <w:r>
-        <w:rPr>
-          <w:rFonts w:cstheme="minorHAnsi"/>
-          <w:sz w:val="26"/>
-          <w:szCs w:val="26"/>
+          <w:sz w:val="25"/>
+          <w:szCs w:val="25"/>
+        </w:rPr>
+        <w:t>Milly live in Elk Rapids on the north tip of the Lower Peninsula. They have four adult children – Cherry, Perry, Shelby, and the only son Petey</w:t>
+      </w:r>
+      <w:r>
+        <w:rPr>
+          <w:rFonts w:cstheme="minorHAnsi"/>
+          <w:sz w:val="25"/>
+          <w:szCs w:val="25"/>
         </w:rPr>
         <w:t>,</w:t>
       </w:r>
       <w:r>
         <w:rPr>
           <w:rFonts w:cstheme="minorHAnsi"/>
-          <w:sz w:val="26"/>
-          <w:szCs w:val="26"/>
-        </w:rPr>
-        <w:t xml:space="preserve"> and</w:t>
-      </w:r>
-      <w:r>
-        <w:rPr>
-          <w:rFonts w:cstheme="minorHAnsi"/>
-          <w:sz w:val="26"/>
-          <w:szCs w:val="26"/>
-        </w:rPr>
-        <w:t xml:space="preserve"> </w:t>
-      </w:r>
-      <w:r>
-        <w:rPr>
-          <w:rFonts w:cstheme="minorHAnsi"/>
-          <w:sz w:val="26"/>
-          <w:szCs w:val="26"/>
+          <w:sz w:val="25"/>
+          <w:szCs w:val="25"/>
+        </w:rPr>
+        <w:t xml:space="preserve"> and </w:t>
+      </w:r>
+      <w:r>
+        <w:rPr>
+          <w:rFonts w:cstheme="minorHAnsi"/>
+          <w:sz w:val="25"/>
+          <w:szCs w:val="25"/>
         </w:rPr>
         <w:t>some</w:t>
       </w:r>
       <w:r>
         <w:rPr>
           <w:rFonts w:cstheme="minorHAnsi"/>
-          <w:sz w:val="26"/>
-          <w:szCs w:val="26"/>
+          <w:sz w:val="25"/>
+          <w:szCs w:val="25"/>
         </w:rPr>
         <w:t xml:space="preserve"> grandchildren. Every August, their lake house lodges them for the annual Harbor Days. </w:t>
       </w:r>
       <w:r>
         <w:rPr>
           <w:rFonts w:cstheme="minorHAnsi"/>
-          <w:sz w:val="26"/>
-          <w:szCs w:val="26"/>
+          <w:sz w:val="25"/>
+          <w:szCs w:val="25"/>
         </w:rPr>
         <w:t>The Vandam family</w:t>
       </w:r>
       <w:r>
         <w:rPr>
           <w:rFonts w:cstheme="minorHAnsi"/>
-          <w:sz w:val="26"/>
-          <w:szCs w:val="26"/>
-        </w:rPr>
-        <w:t xml:space="preserve"> are known for their century-</w:t>
-      </w:r>
-      <w:r>
-        <w:rPr>
-          <w:rFonts w:cstheme="minorHAnsi"/>
-          <w:sz w:val="26"/>
-          <w:szCs w:val="26"/>
-        </w:rPr>
-        <w:t xml:space="preserve">old </w:t>
-      </w:r>
-      <w:r>
-        <w:rPr>
-          <w:rFonts w:cstheme="minorHAnsi"/>
-          <w:sz w:val="26"/>
-          <w:szCs w:val="26"/>
+          <w:sz w:val="25"/>
+          <w:szCs w:val="25"/>
+        </w:rPr>
+        <w:t xml:space="preserve"> are known for their century-old </w:t>
+      </w:r>
+      <w:r>
+        <w:rPr>
+          <w:rFonts w:cstheme="minorHAnsi"/>
+          <w:sz w:val="25"/>
+          <w:szCs w:val="25"/>
         </w:rPr>
         <w:t xml:space="preserve">Ford </w:t>
       </w:r>
       <w:r>
         <w:rPr>
           <w:rFonts w:cstheme="minorHAnsi"/>
-          <w:sz w:val="26"/>
-          <w:szCs w:val="26"/>
+          <w:sz w:val="25"/>
+          <w:szCs w:val="25"/>
         </w:rPr>
         <w:t>Model T</w:t>
       </w:r>
       <w:r>
         <w:rPr>
           <w:rFonts w:cstheme="minorHAnsi"/>
-          <w:sz w:val="26"/>
-          <w:szCs w:val="26"/>
+          <w:sz w:val="25"/>
+          <w:szCs w:val="25"/>
         </w:rPr>
         <w:t xml:space="preserve">, </w:t>
       </w:r>
       <w:r>
         <w:rPr>
           <w:rFonts w:cstheme="minorHAnsi"/>
-          <w:sz w:val="26"/>
-          <w:szCs w:val="26"/>
+          <w:sz w:val="25"/>
+          <w:szCs w:val="25"/>
         </w:rPr>
         <w:t>wearing themed costumes for the parade</w:t>
       </w:r>
       <w:r>
         <w:rPr>
           <w:rFonts w:cstheme="minorHAnsi"/>
-          <w:sz w:val="26"/>
-          <w:szCs w:val="26"/>
+          <w:sz w:val="25"/>
+          <w:szCs w:val="25"/>
         </w:rPr>
         <w:t>,</w:t>
       </w:r>
       <w:r>
         <w:rPr>
           <w:rFonts w:cstheme="minorHAnsi"/>
-          <w:sz w:val="26"/>
-          <w:szCs w:val="26"/>
+          <w:sz w:val="25"/>
+          <w:szCs w:val="25"/>
         </w:rPr>
         <w:t xml:space="preserve"> and winning every Most Creative Award</w:t>
       </w:r>
       <w:r>
         <w:rPr>
           <w:rFonts w:cstheme="minorHAnsi"/>
-          <w:sz w:val="26"/>
-          <w:szCs w:val="26"/>
+          <w:sz w:val="25"/>
+          <w:szCs w:val="25"/>
         </w:rPr>
         <w:t xml:space="preserve"> (“</w:t>
       </w:r>
@@ -3504,8 +3378,8 @@
           <w:rPr>
             <w:rStyle w:val="Hyperlink"/>
             <w:rFonts w:cstheme="minorHAnsi"/>
-            <w:sz w:val="26"/>
-            <w:szCs w:val="26"/>
+            <w:sz w:val="25"/>
+            <w:szCs w:val="25"/>
             <w:u w:val="none"/>
           </w:rPr>
           <w:t>The Mitten Song</w:t>
@@ -3514,8 +3388,8 @@
       <w:r>
         <w:rPr>
           <w:rFonts w:cstheme="minorHAnsi"/>
-          <w:sz w:val="26"/>
-          <w:szCs w:val="26"/>
+          <w:sz w:val="25"/>
+          <w:szCs w:val="25"/>
         </w:rPr>
         <w:t>”).</w:t>
       </w:r>
@@ -3528,191 +3402,193 @@
         <w:spacing w:line="240" w:lineRule="auto"/>
         <w:rPr>
           <w:rFonts w:cstheme="minorHAnsi"/>
-          <w:sz w:val="26"/>
-          <w:szCs w:val="26"/>
-        </w:rPr>
-      </w:pPr>
-      <w:r>
-        <w:rPr>
-          <w:rFonts w:cstheme="minorHAnsi"/>
-          <w:sz w:val="26"/>
-          <w:szCs w:val="26"/>
+          <w:sz w:val="25"/>
+          <w:szCs w:val="25"/>
+        </w:rPr>
+      </w:pPr>
+      <w:r>
+        <w:rPr>
+          <w:rFonts w:cstheme="minorHAnsi"/>
+          <w:sz w:val="25"/>
+          <w:szCs w:val="25"/>
         </w:rPr>
         <w:t>In 2008, Petey lives with his pregnant wife Lizzie in the Upper Peninsula. His childhood friend is Jasper Tran, who</w:t>
       </w:r>
       <w:r>
         <w:rPr>
           <w:rFonts w:cstheme="minorHAnsi"/>
-          <w:sz w:val="26"/>
-          <w:szCs w:val="26"/>
+          <w:sz w:val="25"/>
+          <w:szCs w:val="25"/>
         </w:rPr>
         <w:t xml:space="preserve"> </w:t>
       </w:r>
       <w:r>
         <w:rPr>
           <w:rFonts w:cstheme="minorHAnsi"/>
-          <w:sz w:val="26"/>
-          <w:szCs w:val="26"/>
+          <w:sz w:val="25"/>
+          <w:szCs w:val="25"/>
         </w:rPr>
         <w:t>runs</w:t>
       </w:r>
       <w:r>
         <w:rPr>
           <w:rFonts w:cstheme="minorHAnsi"/>
-          <w:sz w:val="26"/>
-          <w:szCs w:val="26"/>
+          <w:sz w:val="25"/>
+          <w:szCs w:val="25"/>
         </w:rPr>
         <w:t xml:space="preserve"> the</w:t>
       </w:r>
       <w:r>
         <w:rPr>
           <w:rFonts w:cstheme="minorHAnsi"/>
-          <w:sz w:val="26"/>
-          <w:szCs w:val="26"/>
-        </w:rPr>
-        <w:t xml:space="preserve"> Elk Rapids Vietnamese</w:t>
-      </w:r>
-      <w:r>
-        <w:rPr>
-          <w:rFonts w:cstheme="minorHAnsi"/>
-          <w:sz w:val="26"/>
-          <w:szCs w:val="26"/>
-        </w:rPr>
-        <w:t xml:space="preserve"> restaurant</w:t>
-      </w:r>
-      <w:r>
-        <w:rPr>
-          <w:rFonts w:cstheme="minorHAnsi"/>
-          <w:sz w:val="26"/>
-          <w:szCs w:val="26"/>
-        </w:rPr>
-        <w:t>,</w:t>
-      </w:r>
-      <w:r>
-        <w:rPr>
-          <w:rFonts w:cstheme="minorHAnsi"/>
-          <w:sz w:val="26"/>
-          <w:szCs w:val="26"/>
+          <w:sz w:val="25"/>
+          <w:szCs w:val="25"/>
+        </w:rPr>
+        <w:t xml:space="preserve"> Elk Rapids Vietnamese restaurant,</w:t>
+      </w:r>
+      <w:r>
+        <w:rPr>
+          <w:rFonts w:cstheme="minorHAnsi"/>
+          <w:sz w:val="25"/>
+          <w:szCs w:val="25"/>
         </w:rPr>
         <w:t xml:space="preserve"> </w:t>
       </w:r>
       <w:r>
         <w:rPr>
           <w:rFonts w:cstheme="minorHAnsi"/>
-          <w:sz w:val="26"/>
-          <w:szCs w:val="26"/>
+          <w:sz w:val="25"/>
+          <w:szCs w:val="25"/>
         </w:rPr>
         <w:t>BANH</w:t>
       </w:r>
       <w:r>
         <w:rPr>
           <w:rFonts w:cstheme="minorHAnsi"/>
-          <w:sz w:val="26"/>
-          <w:szCs w:val="26"/>
-        </w:rPr>
-        <w:t xml:space="preserve"> MIchigan. On a swim, </w:t>
-      </w:r>
-      <w:r>
-        <w:rPr>
-          <w:rFonts w:cstheme="minorHAnsi"/>
-          <w:sz w:val="26"/>
-          <w:szCs w:val="26"/>
+          <w:sz w:val="25"/>
+          <w:szCs w:val="25"/>
+        </w:rPr>
+        <w:t xml:space="preserve"> </w:t>
+      </w:r>
+      <w:proofErr w:type="spellStart"/>
+      <w:r>
+        <w:rPr>
+          <w:rFonts w:cstheme="minorHAnsi"/>
+          <w:sz w:val="25"/>
+          <w:szCs w:val="25"/>
+        </w:rPr>
+        <w:t>MIchigan</w:t>
+      </w:r>
+      <w:proofErr w:type="spellEnd"/>
+      <w:r>
+        <w:rPr>
+          <w:rFonts w:cstheme="minorHAnsi"/>
+          <w:sz w:val="25"/>
+          <w:szCs w:val="25"/>
+        </w:rPr>
+        <w:t xml:space="preserve">. On a swim, </w:t>
+      </w:r>
+      <w:r>
+        <w:rPr>
+          <w:rFonts w:cstheme="minorHAnsi"/>
+          <w:sz w:val="25"/>
+          <w:szCs w:val="25"/>
         </w:rPr>
         <w:t>he</w:t>
       </w:r>
       <w:r>
         <w:rPr>
           <w:rFonts w:cstheme="minorHAnsi"/>
-          <w:sz w:val="26"/>
-          <w:szCs w:val="26"/>
+          <w:sz w:val="25"/>
+          <w:szCs w:val="25"/>
         </w:rPr>
         <w:t xml:space="preserve"> </w:t>
       </w:r>
       <w:r>
         <w:rPr>
           <w:rFonts w:cstheme="minorHAnsi"/>
-          <w:sz w:val="26"/>
-          <w:szCs w:val="26"/>
+          <w:sz w:val="25"/>
+          <w:szCs w:val="25"/>
         </w:rPr>
         <w:t>jokily</w:t>
       </w:r>
       <w:r>
         <w:rPr>
           <w:rFonts w:cstheme="minorHAnsi"/>
-          <w:sz w:val="26"/>
-          <w:szCs w:val="26"/>
+          <w:sz w:val="25"/>
+          <w:szCs w:val="25"/>
         </w:rPr>
         <w:t xml:space="preserve"> promises </w:t>
       </w:r>
       <w:r>
         <w:rPr>
           <w:rFonts w:cstheme="minorHAnsi"/>
-          <w:sz w:val="26"/>
-          <w:szCs w:val="26"/>
+          <w:sz w:val="25"/>
+          <w:szCs w:val="25"/>
         </w:rPr>
         <w:t>to</w:t>
       </w:r>
       <w:r>
         <w:rPr>
           <w:rFonts w:cstheme="minorHAnsi"/>
-          <w:sz w:val="26"/>
-          <w:szCs w:val="26"/>
+          <w:sz w:val="25"/>
+          <w:szCs w:val="25"/>
         </w:rPr>
         <w:t xml:space="preserve"> name their kid after the first rock he </w:t>
       </w:r>
       <w:r>
         <w:rPr>
           <w:rFonts w:cstheme="minorHAnsi"/>
-          <w:sz w:val="26"/>
-          <w:szCs w:val="26"/>
+          <w:sz w:val="25"/>
+          <w:szCs w:val="25"/>
         </w:rPr>
         <w:t>picks up</w:t>
       </w:r>
       <w:r>
         <w:rPr>
           <w:rFonts w:cstheme="minorHAnsi"/>
-          <w:sz w:val="26"/>
-          <w:szCs w:val="26"/>
+          <w:sz w:val="25"/>
+          <w:szCs w:val="25"/>
         </w:rPr>
         <w:t>, which turn</w:t>
       </w:r>
       <w:r>
         <w:rPr>
           <w:rFonts w:cstheme="minorHAnsi"/>
-          <w:sz w:val="26"/>
-          <w:szCs w:val="26"/>
+          <w:sz w:val="25"/>
+          <w:szCs w:val="25"/>
         </w:rPr>
         <w:t>s</w:t>
       </w:r>
       <w:r>
         <w:rPr>
           <w:rFonts w:cstheme="minorHAnsi"/>
-          <w:sz w:val="26"/>
-          <w:szCs w:val="26"/>
+          <w:sz w:val="25"/>
+          <w:szCs w:val="25"/>
         </w:rPr>
         <w:t xml:space="preserve"> out to be</w:t>
       </w:r>
       <w:r>
         <w:rPr>
           <w:rFonts w:cstheme="minorHAnsi"/>
-          <w:sz w:val="26"/>
-          <w:szCs w:val="26"/>
+          <w:sz w:val="25"/>
+          <w:szCs w:val="25"/>
         </w:rPr>
         <w:t xml:space="preserve"> a heart-shaped Petoskey with an elk symbol</w:t>
       </w:r>
       <w:r>
         <w:rPr>
           <w:rFonts w:cstheme="minorHAnsi"/>
-          <w:sz w:val="26"/>
-          <w:szCs w:val="26"/>
+          <w:sz w:val="25"/>
+          <w:szCs w:val="25"/>
         </w:rPr>
         <w:t xml:space="preserve"> </w:t>
       </w:r>
       <w:r>
         <w:rPr>
           <w:rFonts w:cstheme="minorHAnsi"/>
-          <w:sz w:val="26"/>
-          <w:szCs w:val="26"/>
+          <w:sz w:val="25"/>
+          <w:szCs w:val="25"/>
         </w:rPr>
         <w:t>(“</w:t>
       </w:r>
@@ -3721,8 +3597,8 @@
           <w:rPr>
             <w:rStyle w:val="Hyperlink"/>
             <w:rFonts w:cstheme="minorHAnsi"/>
-            <w:sz w:val="26"/>
-            <w:szCs w:val="26"/>
+            <w:sz w:val="25"/>
+            <w:szCs w:val="25"/>
             <w:u w:val="none"/>
           </w:rPr>
           <w:t>Life is Complete</w:t>
@@ -3731,16 +3607,16 @@
       <w:r>
         <w:rPr>
           <w:rFonts w:cstheme="minorHAnsi"/>
-          <w:sz w:val="26"/>
-          <w:szCs w:val="26"/>
+          <w:sz w:val="25"/>
+          <w:szCs w:val="25"/>
         </w:rPr>
         <w:t>”)</w:t>
       </w:r>
       <w:r>
         <w:rPr>
           <w:rFonts w:cstheme="minorHAnsi"/>
-          <w:sz w:val="26"/>
-          <w:szCs w:val="26"/>
+          <w:sz w:val="25"/>
+          <w:szCs w:val="25"/>
         </w:rPr>
         <w:t>.</w:t>
       </w:r>
@@ -3753,343 +3629,343 @@
         <w:spacing w:line="240" w:lineRule="auto"/>
         <w:rPr>
           <w:rFonts w:cstheme="minorHAnsi"/>
-          <w:sz w:val="26"/>
-          <w:szCs w:val="26"/>
-        </w:rPr>
-      </w:pPr>
-      <w:r>
-        <w:rPr>
-          <w:rFonts w:cstheme="minorHAnsi"/>
-          <w:sz w:val="26"/>
-          <w:szCs w:val="26"/>
+          <w:sz w:val="25"/>
+          <w:szCs w:val="25"/>
+        </w:rPr>
+      </w:pPr>
+      <w:r>
+        <w:rPr>
+          <w:rFonts w:cstheme="minorHAnsi"/>
+          <w:sz w:val="25"/>
+          <w:szCs w:val="25"/>
         </w:rPr>
         <w:t>With</w:t>
       </w:r>
       <w:r>
         <w:rPr>
           <w:rFonts w:cstheme="minorHAnsi"/>
-          <w:sz w:val="26"/>
-          <w:szCs w:val="26"/>
+          <w:sz w:val="25"/>
+          <w:szCs w:val="25"/>
         </w:rPr>
         <w:t xml:space="preserve"> the recession</w:t>
       </w:r>
       <w:r>
         <w:rPr>
           <w:rFonts w:cstheme="minorHAnsi"/>
-          <w:sz w:val="26"/>
-          <w:szCs w:val="26"/>
+          <w:sz w:val="25"/>
+          <w:szCs w:val="25"/>
         </w:rPr>
         <w:t xml:space="preserve">, </w:t>
       </w:r>
       <w:r>
         <w:rPr>
           <w:rFonts w:cstheme="minorHAnsi"/>
-          <w:sz w:val="26"/>
-          <w:szCs w:val="26"/>
+          <w:sz w:val="25"/>
+          <w:szCs w:val="25"/>
         </w:rPr>
         <w:t>their</w:t>
       </w:r>
       <w:r>
         <w:rPr>
           <w:rFonts w:cstheme="minorHAnsi"/>
-          <w:sz w:val="26"/>
-          <w:szCs w:val="26"/>
+          <w:sz w:val="25"/>
+          <w:szCs w:val="25"/>
         </w:rPr>
         <w:t xml:space="preserve"> shipyard</w:t>
       </w:r>
       <w:r>
         <w:rPr>
           <w:rFonts w:cstheme="minorHAnsi"/>
-          <w:sz w:val="26"/>
-          <w:szCs w:val="26"/>
+          <w:sz w:val="25"/>
+          <w:szCs w:val="25"/>
         </w:rPr>
         <w:t xml:space="preserve"> job fires</w:t>
       </w:r>
       <w:r>
         <w:rPr>
           <w:rFonts w:cstheme="minorHAnsi"/>
-          <w:sz w:val="26"/>
-          <w:szCs w:val="26"/>
+          <w:sz w:val="25"/>
+          <w:szCs w:val="25"/>
         </w:rPr>
         <w:t xml:space="preserve"> and replaces</w:t>
       </w:r>
       <w:r>
         <w:rPr>
           <w:rFonts w:cstheme="minorHAnsi"/>
-          <w:sz w:val="26"/>
-          <w:szCs w:val="26"/>
+          <w:sz w:val="25"/>
+          <w:szCs w:val="25"/>
         </w:rPr>
         <w:t xml:space="preserve"> Petey and Liz with</w:t>
       </w:r>
       <w:r>
         <w:rPr>
           <w:rFonts w:cstheme="minorHAnsi"/>
-          <w:sz w:val="26"/>
-          <w:szCs w:val="26"/>
+          <w:sz w:val="25"/>
+          <w:szCs w:val="25"/>
         </w:rPr>
         <w:t xml:space="preserve"> migrants</w:t>
       </w:r>
       <w:r>
         <w:rPr>
           <w:rFonts w:cstheme="minorHAnsi"/>
-          <w:sz w:val="26"/>
-          <w:szCs w:val="26"/>
+          <w:sz w:val="25"/>
+          <w:szCs w:val="25"/>
         </w:rPr>
         <w:t xml:space="preserve">. </w:t>
       </w:r>
       <w:r>
         <w:rPr>
           <w:rFonts w:cstheme="minorHAnsi"/>
-          <w:sz w:val="26"/>
-          <w:szCs w:val="26"/>
+          <w:sz w:val="25"/>
+          <w:szCs w:val="25"/>
         </w:rPr>
         <w:t>H</w:t>
       </w:r>
       <w:r>
         <w:rPr>
           <w:rFonts w:cstheme="minorHAnsi"/>
-          <w:sz w:val="26"/>
-          <w:szCs w:val="26"/>
+          <w:sz w:val="25"/>
+          <w:szCs w:val="25"/>
         </w:rPr>
         <w:t>e</w:t>
       </w:r>
       <w:r>
         <w:rPr>
           <w:rFonts w:cstheme="minorHAnsi"/>
-          <w:sz w:val="26"/>
-          <w:szCs w:val="26"/>
+          <w:sz w:val="25"/>
+          <w:szCs w:val="25"/>
         </w:rPr>
         <w:t xml:space="preserve"> then</w:t>
       </w:r>
       <w:r>
         <w:rPr>
           <w:rFonts w:cstheme="minorHAnsi"/>
-          <w:sz w:val="26"/>
-          <w:szCs w:val="26"/>
+          <w:sz w:val="25"/>
+          <w:szCs w:val="25"/>
         </w:rPr>
         <w:t xml:space="preserve"> </w:t>
       </w:r>
       <w:r>
         <w:rPr>
           <w:rFonts w:cstheme="minorHAnsi"/>
-          <w:sz w:val="26"/>
-          <w:szCs w:val="26"/>
+          <w:sz w:val="25"/>
+          <w:szCs w:val="25"/>
         </w:rPr>
         <w:t>hurts</w:t>
       </w:r>
       <w:r>
         <w:rPr>
           <w:rFonts w:cstheme="minorHAnsi"/>
-          <w:sz w:val="26"/>
-          <w:szCs w:val="26"/>
+          <w:sz w:val="25"/>
+          <w:szCs w:val="25"/>
         </w:rPr>
         <w:t xml:space="preserve"> his </w:t>
       </w:r>
       <w:r>
         <w:rPr>
           <w:rFonts w:cstheme="minorHAnsi"/>
-          <w:sz w:val="26"/>
-          <w:szCs w:val="26"/>
+          <w:sz w:val="25"/>
+          <w:szCs w:val="25"/>
         </w:rPr>
         <w:t>little</w:t>
       </w:r>
       <w:r>
         <w:rPr>
           <w:rFonts w:cstheme="minorHAnsi"/>
-          <w:sz w:val="26"/>
-          <w:szCs w:val="26"/>
+          <w:sz w:val="25"/>
+          <w:szCs w:val="25"/>
         </w:rPr>
         <w:t xml:space="preserve"> sister</w:t>
       </w:r>
       <w:r>
         <w:rPr>
           <w:rFonts w:cstheme="minorHAnsi"/>
-          <w:sz w:val="26"/>
-          <w:szCs w:val="26"/>
+          <w:sz w:val="25"/>
+          <w:szCs w:val="25"/>
         </w:rPr>
         <w:t xml:space="preserve"> Shelby </w:t>
       </w:r>
       <w:r>
         <w:rPr>
           <w:rFonts w:cstheme="minorHAnsi"/>
-          <w:sz w:val="26"/>
-          <w:szCs w:val="26"/>
+          <w:sz w:val="25"/>
+          <w:szCs w:val="25"/>
         </w:rPr>
         <w:t>due to her Arab husband</w:t>
       </w:r>
       <w:r>
         <w:rPr>
           <w:rFonts w:cstheme="minorHAnsi"/>
-          <w:sz w:val="26"/>
-          <w:szCs w:val="26"/>
+          <w:sz w:val="25"/>
+          <w:szCs w:val="25"/>
         </w:rPr>
         <w:t xml:space="preserve">. </w:t>
       </w:r>
       <w:r>
         <w:rPr>
           <w:rFonts w:cstheme="minorHAnsi"/>
-          <w:sz w:val="26"/>
-          <w:szCs w:val="26"/>
+          <w:sz w:val="25"/>
+          <w:szCs w:val="25"/>
         </w:rPr>
         <w:t>In</w:t>
       </w:r>
       <w:r>
         <w:rPr>
           <w:rFonts w:cstheme="minorHAnsi"/>
-          <w:sz w:val="26"/>
-          <w:szCs w:val="26"/>
+          <w:sz w:val="25"/>
+          <w:szCs w:val="25"/>
         </w:rPr>
         <w:t xml:space="preserve"> a storm, he drives off the Mackinac Bridge to save their </w:t>
       </w:r>
       <w:r>
         <w:rPr>
           <w:rFonts w:cstheme="minorHAnsi"/>
-          <w:sz w:val="26"/>
-          <w:szCs w:val="26"/>
+          <w:sz w:val="25"/>
+          <w:szCs w:val="25"/>
         </w:rPr>
         <w:t>house</w:t>
       </w:r>
       <w:r>
         <w:rPr>
           <w:rFonts w:cstheme="minorHAnsi"/>
-          <w:sz w:val="26"/>
-          <w:szCs w:val="26"/>
+          <w:sz w:val="25"/>
+          <w:szCs w:val="25"/>
         </w:rPr>
         <w:t xml:space="preserve"> on his life insurance. </w:t>
       </w:r>
       <w:r>
         <w:rPr>
           <w:rFonts w:cstheme="minorHAnsi"/>
-          <w:sz w:val="26"/>
-          <w:szCs w:val="26"/>
+          <w:sz w:val="25"/>
+          <w:szCs w:val="25"/>
         </w:rPr>
         <w:t>A</w:t>
       </w:r>
       <w:r>
         <w:rPr>
           <w:rFonts w:cstheme="minorHAnsi"/>
-          <w:sz w:val="26"/>
-          <w:szCs w:val="26"/>
+          <w:sz w:val="25"/>
+          <w:szCs w:val="25"/>
         </w:rPr>
         <w:t xml:space="preserve"> </w:t>
       </w:r>
       <w:r>
         <w:rPr>
           <w:rFonts w:cstheme="minorHAnsi"/>
-          <w:sz w:val="26"/>
-          <w:szCs w:val="26"/>
+          <w:sz w:val="25"/>
+          <w:szCs w:val="25"/>
         </w:rPr>
         <w:t>detective</w:t>
       </w:r>
       <w:r>
         <w:rPr>
           <w:rFonts w:cstheme="minorHAnsi"/>
-          <w:sz w:val="26"/>
-          <w:szCs w:val="26"/>
+          <w:sz w:val="25"/>
+          <w:szCs w:val="25"/>
         </w:rPr>
         <w:t xml:space="preserve"> </w:t>
       </w:r>
       <w:r>
         <w:rPr>
           <w:rFonts w:cstheme="minorHAnsi"/>
-          <w:sz w:val="26"/>
-          <w:szCs w:val="26"/>
+          <w:sz w:val="25"/>
+          <w:szCs w:val="25"/>
         </w:rPr>
         <w:t xml:space="preserve">finds </w:t>
       </w:r>
       <w:r>
         <w:rPr>
           <w:rFonts w:cstheme="minorHAnsi"/>
-          <w:sz w:val="26"/>
-          <w:szCs w:val="26"/>
+          <w:sz w:val="25"/>
+          <w:szCs w:val="25"/>
         </w:rPr>
         <w:t>his</w:t>
       </w:r>
       <w:r>
         <w:rPr>
           <w:rFonts w:cstheme="minorHAnsi"/>
-          <w:sz w:val="26"/>
-          <w:szCs w:val="26"/>
+          <w:sz w:val="25"/>
+          <w:szCs w:val="25"/>
         </w:rPr>
         <w:t xml:space="preserve"> Petoskey. </w:t>
       </w:r>
       <w:r>
         <w:rPr>
           <w:rFonts w:cstheme="minorHAnsi"/>
-          <w:sz w:val="26"/>
-          <w:szCs w:val="26"/>
+          <w:sz w:val="25"/>
+          <w:szCs w:val="25"/>
         </w:rPr>
         <w:t>Ever since</w:t>
       </w:r>
       <w:r>
         <w:rPr>
           <w:rFonts w:cstheme="minorHAnsi"/>
-          <w:sz w:val="26"/>
-          <w:szCs w:val="26"/>
+          <w:sz w:val="25"/>
+          <w:szCs w:val="25"/>
         </w:rPr>
         <w:t>, Liz refuses to cross</w:t>
       </w:r>
       <w:r>
         <w:rPr>
           <w:rFonts w:cstheme="minorHAnsi"/>
-          <w:sz w:val="26"/>
-          <w:szCs w:val="26"/>
+          <w:sz w:val="25"/>
+          <w:szCs w:val="25"/>
         </w:rPr>
         <w:t xml:space="preserve"> bridg</w:t>
       </w:r>
       <w:r>
         <w:rPr>
           <w:rFonts w:cstheme="minorHAnsi"/>
-          <w:sz w:val="26"/>
-          <w:szCs w:val="26"/>
+          <w:sz w:val="25"/>
+          <w:szCs w:val="25"/>
         </w:rPr>
         <w:t>es</w:t>
       </w:r>
       <w:r>
         <w:rPr>
           <w:rFonts w:cstheme="minorHAnsi"/>
-          <w:sz w:val="26"/>
-          <w:szCs w:val="26"/>
+          <w:sz w:val="25"/>
+          <w:szCs w:val="25"/>
         </w:rPr>
         <w:t xml:space="preserve">, missing </w:t>
       </w:r>
       <w:r>
         <w:rPr>
           <w:rFonts w:cstheme="minorHAnsi"/>
-          <w:sz w:val="26"/>
-          <w:szCs w:val="26"/>
+          <w:sz w:val="25"/>
+          <w:szCs w:val="25"/>
         </w:rPr>
         <w:t>all</w:t>
       </w:r>
       <w:r>
         <w:rPr>
           <w:rFonts w:cstheme="minorHAnsi"/>
-          <w:sz w:val="26"/>
-          <w:szCs w:val="26"/>
+          <w:sz w:val="25"/>
+          <w:szCs w:val="25"/>
         </w:rPr>
         <w:t xml:space="preserve"> </w:t>
       </w:r>
       <w:r>
         <w:rPr>
           <w:rFonts w:cstheme="minorHAnsi"/>
-          <w:sz w:val="26"/>
-          <w:szCs w:val="26"/>
+          <w:sz w:val="25"/>
+          <w:szCs w:val="25"/>
         </w:rPr>
         <w:t>family gatherings</w:t>
       </w:r>
       <w:r>
         <w:rPr>
           <w:rFonts w:cstheme="minorHAnsi"/>
-          <w:sz w:val="26"/>
-          <w:szCs w:val="26"/>
+          <w:sz w:val="25"/>
+          <w:szCs w:val="25"/>
         </w:rPr>
         <w:t xml:space="preserve"> </w:t>
       </w:r>
       <w:r>
         <w:rPr>
           <w:rFonts w:cstheme="minorHAnsi"/>
-          <w:sz w:val="26"/>
-          <w:szCs w:val="26"/>
+          <w:sz w:val="25"/>
+          <w:szCs w:val="25"/>
         </w:rPr>
         <w:t>(“</w:t>
       </w:r>
@@ -4098,8 +3974,8 @@
           <w:rPr>
             <w:rStyle w:val="Hyperlink"/>
             <w:rFonts w:cstheme="minorHAnsi"/>
-            <w:sz w:val="26"/>
-            <w:szCs w:val="26"/>
+            <w:sz w:val="25"/>
+            <w:szCs w:val="25"/>
             <w:u w:val="none"/>
           </w:rPr>
           <w:t>Body of Water</w:t>
@@ -4108,8 +3984,8 @@
       <w:r>
         <w:rPr>
           <w:rFonts w:cstheme="minorHAnsi"/>
-          <w:sz w:val="26"/>
-          <w:szCs w:val="26"/>
+          <w:sz w:val="25"/>
+          <w:szCs w:val="25"/>
         </w:rPr>
         <w:t>”).</w:t>
       </w:r>
@@ -4122,271 +3998,271 @@
         <w:spacing w:line="240" w:lineRule="auto"/>
         <w:rPr>
           <w:rFonts w:cstheme="minorHAnsi"/>
-          <w:sz w:val="26"/>
-          <w:szCs w:val="26"/>
-        </w:rPr>
-      </w:pPr>
-      <w:r>
-        <w:rPr>
-          <w:rFonts w:cstheme="minorHAnsi"/>
-          <w:sz w:val="26"/>
-          <w:szCs w:val="26"/>
+          <w:sz w:val="25"/>
+          <w:szCs w:val="25"/>
+        </w:rPr>
+      </w:pPr>
+      <w:r>
+        <w:rPr>
+          <w:rFonts w:cstheme="minorHAnsi"/>
+          <w:sz w:val="25"/>
+          <w:szCs w:val="25"/>
         </w:rPr>
         <w:t xml:space="preserve">For </w:t>
       </w:r>
       <w:r>
         <w:rPr>
           <w:rFonts w:cstheme="minorHAnsi"/>
-          <w:sz w:val="26"/>
-          <w:szCs w:val="26"/>
+          <w:sz w:val="25"/>
+          <w:szCs w:val="25"/>
         </w:rPr>
         <w:t>family reunions</w:t>
       </w:r>
       <w:r>
         <w:rPr>
           <w:rFonts w:cstheme="minorHAnsi"/>
-          <w:sz w:val="26"/>
-          <w:szCs w:val="26"/>
+          <w:sz w:val="25"/>
+          <w:szCs w:val="25"/>
         </w:rPr>
         <w:t xml:space="preserve">, </w:t>
       </w:r>
       <w:r>
         <w:rPr>
           <w:rFonts w:cstheme="minorHAnsi"/>
-          <w:sz w:val="26"/>
-          <w:szCs w:val="26"/>
+          <w:sz w:val="25"/>
+          <w:szCs w:val="25"/>
         </w:rPr>
         <w:t>the aunts</w:t>
       </w:r>
       <w:r>
         <w:rPr>
           <w:rFonts w:cstheme="minorHAnsi"/>
-          <w:sz w:val="26"/>
-          <w:szCs w:val="26"/>
+          <w:sz w:val="25"/>
+          <w:szCs w:val="25"/>
         </w:rPr>
         <w:t xml:space="preserve"> take turns driving </w:t>
       </w:r>
       <w:r>
         <w:rPr>
           <w:rFonts w:cstheme="minorHAnsi"/>
-          <w:sz w:val="26"/>
-          <w:szCs w:val="26"/>
+          <w:sz w:val="25"/>
+          <w:szCs w:val="25"/>
         </w:rPr>
         <w:t>Petoskey</w:t>
       </w:r>
       <w:r>
         <w:rPr>
           <w:rFonts w:cstheme="minorHAnsi"/>
-          <w:sz w:val="26"/>
-          <w:szCs w:val="26"/>
+          <w:sz w:val="25"/>
+          <w:szCs w:val="25"/>
         </w:rPr>
         <w:t xml:space="preserve"> to Elk Rapids then Milly drives him home</w:t>
       </w:r>
       <w:r>
         <w:rPr>
           <w:rFonts w:cstheme="minorHAnsi"/>
-          <w:sz w:val="26"/>
-          <w:szCs w:val="26"/>
+          <w:sz w:val="25"/>
+          <w:szCs w:val="25"/>
         </w:rPr>
         <w:t xml:space="preserve">. </w:t>
       </w:r>
       <w:r>
         <w:rPr>
           <w:rFonts w:cstheme="minorHAnsi"/>
-          <w:sz w:val="26"/>
-          <w:szCs w:val="26"/>
+          <w:sz w:val="25"/>
+          <w:szCs w:val="25"/>
         </w:rPr>
         <w:t xml:space="preserve">Jasper becomes </w:t>
       </w:r>
       <w:r>
         <w:rPr>
           <w:rFonts w:cstheme="minorHAnsi"/>
-          <w:sz w:val="26"/>
-          <w:szCs w:val="26"/>
+          <w:sz w:val="25"/>
+          <w:szCs w:val="25"/>
         </w:rPr>
         <w:t>his</w:t>
       </w:r>
       <w:r>
         <w:rPr>
           <w:rFonts w:cstheme="minorHAnsi"/>
-          <w:sz w:val="26"/>
-          <w:szCs w:val="26"/>
+          <w:sz w:val="25"/>
+          <w:szCs w:val="25"/>
         </w:rPr>
         <w:t xml:space="preserve"> godfather. </w:t>
       </w:r>
       <w:r>
         <w:rPr>
           <w:rFonts w:cstheme="minorHAnsi"/>
-          <w:sz w:val="26"/>
-          <w:szCs w:val="26"/>
+          <w:sz w:val="25"/>
+          <w:szCs w:val="25"/>
         </w:rPr>
         <w:t>For ev</w:t>
       </w:r>
       <w:r>
         <w:rPr>
           <w:rFonts w:cstheme="minorHAnsi"/>
-          <w:sz w:val="26"/>
-          <w:szCs w:val="26"/>
+          <w:sz w:val="25"/>
+          <w:szCs w:val="25"/>
         </w:rPr>
         <w:t>ery Mackinac Bridge</w:t>
       </w:r>
       <w:r>
         <w:rPr>
           <w:rFonts w:cstheme="minorHAnsi"/>
-          <w:sz w:val="26"/>
-          <w:szCs w:val="26"/>
+          <w:sz w:val="25"/>
+          <w:szCs w:val="25"/>
         </w:rPr>
         <w:t xml:space="preserve"> crossing, </w:t>
       </w:r>
       <w:r>
         <w:rPr>
           <w:rFonts w:cstheme="minorHAnsi"/>
-          <w:sz w:val="26"/>
-          <w:szCs w:val="26"/>
+          <w:sz w:val="25"/>
+          <w:szCs w:val="25"/>
         </w:rPr>
         <w:t>he</w:t>
       </w:r>
       <w:r>
         <w:rPr>
           <w:rFonts w:cstheme="minorHAnsi"/>
-          <w:sz w:val="26"/>
-          <w:szCs w:val="26"/>
+          <w:sz w:val="25"/>
+          <w:szCs w:val="25"/>
         </w:rPr>
         <w:t xml:space="preserve"> can hear his dad</w:t>
       </w:r>
       <w:r>
         <w:rPr>
           <w:rFonts w:cstheme="minorHAnsi"/>
-          <w:sz w:val="26"/>
-          <w:szCs w:val="26"/>
+          <w:sz w:val="25"/>
+          <w:szCs w:val="25"/>
         </w:rPr>
         <w:t xml:space="preserve"> </w:t>
       </w:r>
       <w:r>
         <w:rPr>
           <w:rFonts w:cstheme="minorHAnsi"/>
-          <w:sz w:val="26"/>
-          <w:szCs w:val="26"/>
+          <w:sz w:val="25"/>
+          <w:szCs w:val="25"/>
         </w:rPr>
         <w:t>sing</w:t>
       </w:r>
       <w:r>
         <w:rPr>
           <w:rFonts w:cstheme="minorHAnsi"/>
-          <w:sz w:val="26"/>
-          <w:szCs w:val="26"/>
+          <w:sz w:val="25"/>
+          <w:szCs w:val="25"/>
         </w:rPr>
         <w:t xml:space="preserve">. </w:t>
       </w:r>
       <w:r>
         <w:rPr>
           <w:rFonts w:cstheme="minorHAnsi"/>
-          <w:sz w:val="26"/>
-          <w:szCs w:val="26"/>
+          <w:sz w:val="25"/>
+          <w:szCs w:val="25"/>
         </w:rPr>
         <w:t>And then there’s</w:t>
       </w:r>
       <w:r>
         <w:rPr>
           <w:rFonts w:cstheme="minorHAnsi"/>
-          <w:sz w:val="26"/>
-          <w:szCs w:val="26"/>
+          <w:sz w:val="25"/>
+          <w:szCs w:val="25"/>
         </w:rPr>
         <w:t xml:space="preserve"> his </w:t>
       </w:r>
       <w:r>
         <w:rPr>
           <w:rFonts w:cstheme="minorHAnsi"/>
-          <w:sz w:val="26"/>
-          <w:szCs w:val="26"/>
+          <w:sz w:val="25"/>
+          <w:szCs w:val="25"/>
         </w:rPr>
         <w:t>bright</w:t>
       </w:r>
       <w:r>
         <w:rPr>
           <w:rFonts w:cstheme="minorHAnsi"/>
-          <w:sz w:val="26"/>
-          <w:szCs w:val="26"/>
+          <w:sz w:val="25"/>
+          <w:szCs w:val="25"/>
         </w:rPr>
         <w:t xml:space="preserve"> cousin</w:t>
       </w:r>
       <w:r>
         <w:rPr>
           <w:rFonts w:cstheme="minorHAnsi"/>
-          <w:sz w:val="26"/>
-          <w:szCs w:val="26"/>
+          <w:sz w:val="25"/>
+          <w:szCs w:val="25"/>
         </w:rPr>
         <w:t xml:space="preserve"> from Dearborn,</w:t>
       </w:r>
       <w:r>
         <w:rPr>
           <w:rFonts w:cstheme="minorHAnsi"/>
-          <w:sz w:val="26"/>
-          <w:szCs w:val="26"/>
+          <w:sz w:val="25"/>
+          <w:szCs w:val="25"/>
         </w:rPr>
         <w:t xml:space="preserve"> Lulu Abughosh. She </w:t>
       </w:r>
       <w:r>
         <w:rPr>
           <w:rFonts w:cstheme="minorHAnsi"/>
-          <w:sz w:val="26"/>
-          <w:szCs w:val="26"/>
+          <w:sz w:val="25"/>
+          <w:szCs w:val="25"/>
         </w:rPr>
         <w:t>always compet</w:t>
       </w:r>
       <w:r>
         <w:rPr>
           <w:rFonts w:cstheme="minorHAnsi"/>
-          <w:sz w:val="26"/>
-          <w:szCs w:val="26"/>
+          <w:sz w:val="25"/>
+          <w:szCs w:val="25"/>
         </w:rPr>
         <w:t>es</w:t>
       </w:r>
       <w:r>
         <w:rPr>
           <w:rFonts w:cstheme="minorHAnsi"/>
-          <w:sz w:val="26"/>
-          <w:szCs w:val="26"/>
+          <w:sz w:val="25"/>
+          <w:szCs w:val="25"/>
         </w:rPr>
         <w:t xml:space="preserve"> </w:t>
       </w:r>
       <w:r>
         <w:rPr>
           <w:rFonts w:cstheme="minorHAnsi"/>
-          <w:sz w:val="26"/>
-          <w:szCs w:val="26"/>
+          <w:sz w:val="25"/>
+          <w:szCs w:val="25"/>
         </w:rPr>
         <w:t xml:space="preserve">to find the </w:t>
       </w:r>
       <w:r>
         <w:rPr>
           <w:rFonts w:cstheme="minorHAnsi"/>
-          <w:sz w:val="26"/>
-          <w:szCs w:val="26"/>
+          <w:sz w:val="25"/>
+          <w:szCs w:val="25"/>
         </w:rPr>
         <w:t>rarest</w:t>
       </w:r>
       <w:r>
         <w:rPr>
           <w:rFonts w:cstheme="minorHAnsi"/>
-          <w:sz w:val="26"/>
-          <w:szCs w:val="26"/>
+          <w:sz w:val="25"/>
+          <w:szCs w:val="25"/>
         </w:rPr>
         <w:t xml:space="preserve"> stones</w:t>
       </w:r>
       <w:r>
         <w:rPr>
           <w:rFonts w:cstheme="minorHAnsi"/>
-          <w:sz w:val="26"/>
-          <w:szCs w:val="26"/>
+          <w:sz w:val="25"/>
+          <w:szCs w:val="25"/>
         </w:rPr>
         <w:t xml:space="preserve"> on their swims </w:t>
       </w:r>
       <w:r>
         <w:rPr>
           <w:rFonts w:cstheme="minorHAnsi"/>
-          <w:sz w:val="26"/>
-          <w:szCs w:val="26"/>
+          <w:sz w:val="25"/>
+          <w:szCs w:val="25"/>
         </w:rPr>
         <w:t>(“</w:t>
       </w:r>
@@ -4395,8 +4271,8 @@
           <w:rPr>
             <w:rStyle w:val="Hyperlink"/>
             <w:rFonts w:cstheme="minorHAnsi"/>
-            <w:sz w:val="26"/>
-            <w:szCs w:val="26"/>
+            <w:sz w:val="25"/>
+            <w:szCs w:val="25"/>
             <w:u w:val="none"/>
           </w:rPr>
           <w:t>Yooper</w:t>
@@ -4405,8 +4281,8 @@
           <w:rPr>
             <w:rStyle w:val="Hyperlink"/>
             <w:rFonts w:cstheme="minorHAnsi"/>
-            <w:sz w:val="26"/>
-            <w:szCs w:val="26"/>
+            <w:sz w:val="25"/>
+            <w:szCs w:val="25"/>
             <w:u w:val="none"/>
           </w:rPr>
           <w:t>s</w:t>
@@ -4415,8 +4291,8 @@
           <w:rPr>
             <w:rStyle w:val="Hyperlink"/>
             <w:rFonts w:cstheme="minorHAnsi"/>
-            <w:sz w:val="26"/>
-            <w:szCs w:val="26"/>
+            <w:sz w:val="25"/>
+            <w:szCs w:val="25"/>
             <w:u w:val="none"/>
           </w:rPr>
           <w:t xml:space="preserve"> and Trolls</w:t>
@@ -4425,16 +4301,16 @@
       <w:r>
         <w:rPr>
           <w:rFonts w:cstheme="minorHAnsi"/>
-          <w:sz w:val="26"/>
-          <w:szCs w:val="26"/>
+          <w:sz w:val="25"/>
+          <w:szCs w:val="25"/>
         </w:rPr>
         <w:t>”)</w:t>
       </w:r>
       <w:r>
         <w:rPr>
           <w:rFonts w:cstheme="minorHAnsi"/>
-          <w:sz w:val="26"/>
-          <w:szCs w:val="26"/>
+          <w:sz w:val="25"/>
+          <w:szCs w:val="25"/>
         </w:rPr>
         <w:t xml:space="preserve">. </w:t>
       </w:r>
@@ -4447,263 +4323,263 @@
         <w:spacing w:line="240" w:lineRule="auto"/>
         <w:rPr>
           <w:rFonts w:cstheme="minorHAnsi"/>
-          <w:sz w:val="26"/>
-          <w:szCs w:val="26"/>
-        </w:rPr>
-      </w:pPr>
-      <w:r>
-        <w:rPr>
-          <w:rFonts w:cstheme="minorHAnsi"/>
-          <w:sz w:val="26"/>
-          <w:szCs w:val="26"/>
+          <w:sz w:val="25"/>
+          <w:szCs w:val="25"/>
+        </w:rPr>
+      </w:pPr>
+      <w:r>
+        <w:rPr>
+          <w:rFonts w:cstheme="minorHAnsi"/>
+          <w:sz w:val="25"/>
+          <w:szCs w:val="25"/>
         </w:rPr>
         <w:t>I</w:t>
       </w:r>
       <w:r>
         <w:rPr>
           <w:rFonts w:cstheme="minorHAnsi"/>
-          <w:sz w:val="26"/>
-          <w:szCs w:val="26"/>
+          <w:sz w:val="25"/>
+          <w:szCs w:val="25"/>
         </w:rPr>
         <w:t xml:space="preserve">n 2020, Milly </w:t>
       </w:r>
       <w:r>
         <w:rPr>
           <w:rFonts w:cstheme="minorHAnsi"/>
-          <w:sz w:val="26"/>
-          <w:szCs w:val="26"/>
+          <w:sz w:val="25"/>
+          <w:szCs w:val="25"/>
         </w:rPr>
         <w:t>passes</w:t>
       </w:r>
       <w:r>
         <w:rPr>
           <w:rFonts w:cstheme="minorHAnsi"/>
-          <w:sz w:val="26"/>
-          <w:szCs w:val="26"/>
+          <w:sz w:val="25"/>
+          <w:szCs w:val="25"/>
         </w:rPr>
         <w:t xml:space="preserve"> away</w:t>
       </w:r>
       <w:r>
         <w:rPr>
           <w:rFonts w:cstheme="minorHAnsi"/>
-          <w:sz w:val="26"/>
-          <w:szCs w:val="26"/>
+          <w:sz w:val="25"/>
+          <w:szCs w:val="25"/>
         </w:rPr>
         <w:t>, cancelling the</w:t>
       </w:r>
       <w:r>
         <w:rPr>
           <w:rFonts w:cstheme="minorHAnsi"/>
-          <w:sz w:val="26"/>
-          <w:szCs w:val="26"/>
+          <w:sz w:val="25"/>
+          <w:szCs w:val="25"/>
         </w:rPr>
         <w:t xml:space="preserve"> </w:t>
       </w:r>
       <w:r>
         <w:rPr>
           <w:rFonts w:cstheme="minorHAnsi"/>
-          <w:sz w:val="26"/>
-          <w:szCs w:val="26"/>
+          <w:sz w:val="25"/>
+          <w:szCs w:val="25"/>
         </w:rPr>
         <w:t xml:space="preserve">2020 and 2021 </w:t>
       </w:r>
       <w:r>
         <w:rPr>
           <w:rFonts w:cstheme="minorHAnsi"/>
-          <w:sz w:val="26"/>
-          <w:szCs w:val="26"/>
+          <w:sz w:val="25"/>
+          <w:szCs w:val="25"/>
         </w:rPr>
         <w:t xml:space="preserve">family </w:t>
       </w:r>
       <w:r>
         <w:rPr>
           <w:rFonts w:cstheme="minorHAnsi"/>
-          <w:sz w:val="26"/>
-          <w:szCs w:val="26"/>
+          <w:sz w:val="25"/>
+          <w:szCs w:val="25"/>
         </w:rPr>
         <w:t xml:space="preserve">reunions. </w:t>
       </w:r>
       <w:r>
         <w:rPr>
           <w:rFonts w:cstheme="minorHAnsi"/>
-          <w:sz w:val="26"/>
-          <w:szCs w:val="26"/>
+          <w:sz w:val="25"/>
+          <w:szCs w:val="25"/>
         </w:rPr>
         <w:t>Soon</w:t>
       </w:r>
       <w:r>
         <w:rPr>
           <w:rFonts w:cstheme="minorHAnsi"/>
-          <w:sz w:val="26"/>
-          <w:szCs w:val="26"/>
+          <w:sz w:val="25"/>
+          <w:szCs w:val="25"/>
         </w:rPr>
         <w:t xml:space="preserve">, </w:t>
       </w:r>
       <w:r>
         <w:rPr>
           <w:rFonts w:cstheme="minorHAnsi"/>
-          <w:sz w:val="26"/>
-          <w:szCs w:val="26"/>
+          <w:sz w:val="25"/>
+          <w:szCs w:val="25"/>
         </w:rPr>
         <w:t xml:space="preserve">data center </w:t>
       </w:r>
       <w:r>
         <w:rPr>
           <w:rFonts w:cstheme="minorHAnsi"/>
-          <w:sz w:val="26"/>
-          <w:szCs w:val="26"/>
+          <w:sz w:val="25"/>
+          <w:szCs w:val="25"/>
         </w:rPr>
         <w:t>agent</w:t>
       </w:r>
       <w:r>
         <w:rPr>
           <w:rFonts w:cstheme="minorHAnsi"/>
-          <w:sz w:val="26"/>
-          <w:szCs w:val="26"/>
+          <w:sz w:val="25"/>
+          <w:szCs w:val="25"/>
         </w:rPr>
         <w:t xml:space="preserve"> </w:t>
       </w:r>
       <w:r>
         <w:rPr>
           <w:rFonts w:cstheme="minorHAnsi"/>
-          <w:sz w:val="26"/>
-          <w:szCs w:val="26"/>
+          <w:sz w:val="25"/>
+          <w:szCs w:val="25"/>
         </w:rPr>
         <w:t>Am</w:t>
       </w:r>
       <w:r>
         <w:rPr>
           <w:rFonts w:cstheme="minorHAnsi"/>
-          <w:sz w:val="26"/>
-          <w:szCs w:val="26"/>
+          <w:sz w:val="25"/>
+          <w:szCs w:val="25"/>
         </w:rPr>
         <w:t>anda</w:t>
       </w:r>
       <w:r>
         <w:rPr>
           <w:rFonts w:cstheme="minorHAnsi"/>
-          <w:sz w:val="26"/>
-          <w:szCs w:val="26"/>
+          <w:sz w:val="25"/>
+          <w:szCs w:val="25"/>
         </w:rPr>
         <w:t xml:space="preserve"> Wayland</w:t>
       </w:r>
       <w:r>
         <w:rPr>
           <w:rFonts w:cstheme="minorHAnsi"/>
-          <w:sz w:val="26"/>
-          <w:szCs w:val="26"/>
+          <w:sz w:val="25"/>
+          <w:szCs w:val="25"/>
         </w:rPr>
         <w:t xml:space="preserve"> </w:t>
       </w:r>
       <w:r>
         <w:rPr>
           <w:rFonts w:cstheme="minorHAnsi"/>
-          <w:sz w:val="26"/>
-          <w:szCs w:val="26"/>
+          <w:sz w:val="25"/>
+          <w:szCs w:val="25"/>
         </w:rPr>
         <w:t>tricks</w:t>
       </w:r>
       <w:r>
         <w:rPr>
           <w:rFonts w:cstheme="minorHAnsi"/>
-          <w:sz w:val="26"/>
-          <w:szCs w:val="26"/>
+          <w:sz w:val="25"/>
+          <w:szCs w:val="25"/>
         </w:rPr>
         <w:t xml:space="preserve"> a grieving</w:t>
       </w:r>
       <w:r>
         <w:rPr>
           <w:rFonts w:cstheme="minorHAnsi"/>
-          <w:sz w:val="26"/>
-          <w:szCs w:val="26"/>
+          <w:sz w:val="25"/>
+          <w:szCs w:val="25"/>
         </w:rPr>
         <w:t xml:space="preserve"> Willy </w:t>
       </w:r>
       <w:r>
         <w:rPr>
           <w:rFonts w:cstheme="minorHAnsi"/>
-          <w:sz w:val="26"/>
-          <w:szCs w:val="26"/>
+          <w:sz w:val="25"/>
+          <w:szCs w:val="25"/>
         </w:rPr>
         <w:t>into signing away the deed</w:t>
       </w:r>
       <w:r>
         <w:rPr>
           <w:rFonts w:cstheme="minorHAnsi"/>
-          <w:sz w:val="26"/>
-          <w:szCs w:val="26"/>
+          <w:sz w:val="25"/>
+          <w:szCs w:val="25"/>
         </w:rPr>
         <w:t xml:space="preserve"> to </w:t>
       </w:r>
       <w:r>
         <w:rPr>
           <w:rFonts w:cstheme="minorHAnsi"/>
-          <w:sz w:val="26"/>
-          <w:szCs w:val="26"/>
+          <w:sz w:val="25"/>
+          <w:szCs w:val="25"/>
         </w:rPr>
         <w:t>his</w:t>
       </w:r>
       <w:r>
         <w:rPr>
           <w:rFonts w:cstheme="minorHAnsi"/>
-          <w:sz w:val="26"/>
-          <w:szCs w:val="26"/>
+          <w:sz w:val="25"/>
+          <w:szCs w:val="25"/>
         </w:rPr>
         <w:t xml:space="preserve"> house</w:t>
       </w:r>
       <w:r>
         <w:rPr>
           <w:rFonts w:cstheme="minorHAnsi"/>
-          <w:sz w:val="26"/>
-          <w:szCs w:val="26"/>
+          <w:sz w:val="25"/>
+          <w:szCs w:val="25"/>
         </w:rPr>
         <w:t xml:space="preserve"> </w:t>
       </w:r>
       <w:r>
         <w:rPr>
           <w:rFonts w:cstheme="minorHAnsi"/>
-          <w:sz w:val="26"/>
-          <w:szCs w:val="26"/>
+          <w:sz w:val="25"/>
+          <w:szCs w:val="25"/>
         </w:rPr>
         <w:t xml:space="preserve">by </w:t>
       </w:r>
       <w:r>
         <w:rPr>
           <w:rFonts w:cstheme="minorHAnsi"/>
-          <w:sz w:val="26"/>
-          <w:szCs w:val="26"/>
+          <w:sz w:val="25"/>
+          <w:szCs w:val="25"/>
         </w:rPr>
         <w:t xml:space="preserve">using </w:t>
       </w:r>
       <w:r>
         <w:rPr>
           <w:rFonts w:cstheme="minorHAnsi"/>
-          <w:sz w:val="26"/>
-          <w:szCs w:val="26"/>
+          <w:sz w:val="25"/>
+          <w:szCs w:val="25"/>
         </w:rPr>
         <w:t>afterlife.ai to bring</w:t>
       </w:r>
       <w:r>
         <w:rPr>
           <w:rFonts w:cstheme="minorHAnsi"/>
-          <w:sz w:val="26"/>
-          <w:szCs w:val="26"/>
+          <w:sz w:val="25"/>
+          <w:szCs w:val="25"/>
         </w:rPr>
         <w:t xml:space="preserve"> Milly and Petey back to life</w:t>
       </w:r>
       <w:r>
         <w:rPr>
           <w:rFonts w:cstheme="minorHAnsi"/>
-          <w:sz w:val="26"/>
-          <w:szCs w:val="26"/>
+          <w:sz w:val="25"/>
+          <w:szCs w:val="25"/>
         </w:rPr>
         <w:t xml:space="preserve"> </w:t>
       </w:r>
       <w:r>
         <w:rPr>
           <w:rFonts w:cstheme="minorHAnsi"/>
-          <w:sz w:val="26"/>
-          <w:szCs w:val="26"/>
+          <w:sz w:val="25"/>
+          <w:szCs w:val="25"/>
         </w:rPr>
         <w:t>(“</w:t>
       </w:r>
@@ -4712,8 +4588,8 @@
           <w:rPr>
             <w:rStyle w:val="Hyperlink"/>
             <w:rFonts w:cstheme="minorHAnsi"/>
-            <w:sz w:val="26"/>
-            <w:szCs w:val="26"/>
+            <w:sz w:val="25"/>
+            <w:szCs w:val="25"/>
             <w:u w:val="none"/>
           </w:rPr>
           <w:t>It</w:t>
@@ -4722,8 +4598,8 @@
           <w:rPr>
             <w:rStyle w:val="Hyperlink"/>
             <w:rFonts w:cstheme="minorHAnsi"/>
-            <w:sz w:val="26"/>
-            <w:szCs w:val="26"/>
+            <w:sz w:val="25"/>
+            <w:szCs w:val="25"/>
             <w:u w:val="none"/>
           </w:rPr>
           <w:t xml:space="preserve"> Would</w:t>
@@ -4732,8 +4608,8 @@
           <w:rPr>
             <w:rStyle w:val="Hyperlink"/>
             <w:rFonts w:cstheme="minorHAnsi"/>
-            <w:sz w:val="26"/>
-            <w:szCs w:val="26"/>
+            <w:sz w:val="25"/>
+            <w:szCs w:val="25"/>
             <w:u w:val="none"/>
           </w:rPr>
           <w:t xml:space="preserve"> Be a Shame</w:t>
@@ -4742,8 +4618,8 @@
       <w:r>
         <w:rPr>
           <w:rFonts w:cstheme="minorHAnsi"/>
-          <w:sz w:val="26"/>
-          <w:szCs w:val="26"/>
+          <w:sz w:val="25"/>
+          <w:szCs w:val="25"/>
         </w:rPr>
         <w:t>”).</w:t>
       </w:r>
@@ -4756,135 +4632,135 @@
         <w:spacing w:line="240" w:lineRule="auto"/>
         <w:rPr>
           <w:rFonts w:cstheme="minorHAnsi"/>
-          <w:sz w:val="26"/>
-          <w:szCs w:val="26"/>
-        </w:rPr>
-      </w:pPr>
-      <w:r>
-        <w:rPr>
-          <w:rFonts w:cstheme="minorHAnsi"/>
-          <w:sz w:val="26"/>
-          <w:szCs w:val="26"/>
+          <w:sz w:val="25"/>
+          <w:szCs w:val="25"/>
+        </w:rPr>
+      </w:pPr>
+      <w:r>
+        <w:rPr>
+          <w:rFonts w:cstheme="minorHAnsi"/>
+          <w:sz w:val="25"/>
+          <w:szCs w:val="25"/>
         </w:rPr>
         <w:t>In 2022</w:t>
       </w:r>
       <w:r>
         <w:rPr>
           <w:rFonts w:cstheme="minorHAnsi"/>
-          <w:sz w:val="26"/>
-          <w:szCs w:val="26"/>
+          <w:sz w:val="25"/>
+          <w:szCs w:val="25"/>
         </w:rPr>
         <w:t>, to honor Milly</w:t>
       </w:r>
       <w:r>
         <w:rPr>
           <w:rFonts w:cstheme="minorHAnsi"/>
-          <w:sz w:val="26"/>
-          <w:szCs w:val="26"/>
+          <w:sz w:val="25"/>
+          <w:szCs w:val="25"/>
         </w:rPr>
         <w:t>, 13-year-old Petoskey</w:t>
       </w:r>
       <w:r>
         <w:rPr>
           <w:rFonts w:cstheme="minorHAnsi"/>
-          <w:sz w:val="26"/>
-          <w:szCs w:val="26"/>
+          <w:sz w:val="25"/>
+          <w:szCs w:val="25"/>
         </w:rPr>
         <w:t xml:space="preserve">’s </w:t>
       </w:r>
       <w:r>
         <w:rPr>
           <w:rFonts w:cstheme="minorHAnsi"/>
-          <w:sz w:val="26"/>
-          <w:szCs w:val="26"/>
+          <w:sz w:val="25"/>
+          <w:szCs w:val="25"/>
         </w:rPr>
         <w:t>mom</w:t>
       </w:r>
       <w:r>
         <w:rPr>
           <w:rFonts w:cstheme="minorHAnsi"/>
-          <w:sz w:val="26"/>
-          <w:szCs w:val="26"/>
+          <w:sz w:val="25"/>
+          <w:szCs w:val="25"/>
         </w:rPr>
         <w:t xml:space="preserve"> returns</w:t>
       </w:r>
       <w:r>
         <w:rPr>
           <w:rFonts w:cstheme="minorHAnsi"/>
-          <w:sz w:val="26"/>
-          <w:szCs w:val="26"/>
+          <w:sz w:val="25"/>
+          <w:szCs w:val="25"/>
         </w:rPr>
         <w:t xml:space="preserve"> for the first time since </w:t>
       </w:r>
       <w:r>
         <w:rPr>
           <w:rFonts w:cstheme="minorHAnsi"/>
-          <w:sz w:val="26"/>
-          <w:szCs w:val="26"/>
+          <w:sz w:val="25"/>
+          <w:szCs w:val="25"/>
         </w:rPr>
         <w:t>‘</w:t>
       </w:r>
       <w:r>
         <w:rPr>
           <w:rFonts w:cstheme="minorHAnsi"/>
-          <w:sz w:val="26"/>
-          <w:szCs w:val="26"/>
+          <w:sz w:val="25"/>
+          <w:szCs w:val="25"/>
         </w:rPr>
         <w:t>08</w:t>
       </w:r>
       <w:r>
         <w:rPr>
           <w:rFonts w:cstheme="minorHAnsi"/>
-          <w:sz w:val="26"/>
-          <w:szCs w:val="26"/>
+          <w:sz w:val="25"/>
+          <w:szCs w:val="25"/>
         </w:rPr>
         <w:t xml:space="preserve">. They drive the long way through Wisconsin. Jasper helps </w:t>
       </w:r>
       <w:r>
         <w:rPr>
           <w:rFonts w:cstheme="minorHAnsi"/>
-          <w:sz w:val="26"/>
-          <w:szCs w:val="26"/>
+          <w:sz w:val="25"/>
+          <w:szCs w:val="25"/>
         </w:rPr>
         <w:t>the</w:t>
       </w:r>
       <w:r>
         <w:rPr>
           <w:rFonts w:cstheme="minorHAnsi"/>
-          <w:sz w:val="26"/>
-          <w:szCs w:val="26"/>
+          <w:sz w:val="25"/>
+          <w:szCs w:val="25"/>
         </w:rPr>
         <w:t xml:space="preserve"> kids set up camp</w:t>
       </w:r>
       <w:r>
         <w:rPr>
           <w:rFonts w:cstheme="minorHAnsi"/>
-          <w:sz w:val="26"/>
-          <w:szCs w:val="26"/>
+          <w:sz w:val="25"/>
+          <w:szCs w:val="25"/>
         </w:rPr>
         <w:t>.</w:t>
       </w:r>
       <w:r>
         <w:rPr>
           <w:rFonts w:cstheme="minorHAnsi"/>
-          <w:sz w:val="26"/>
-          <w:szCs w:val="26"/>
+          <w:sz w:val="25"/>
+          <w:szCs w:val="25"/>
         </w:rPr>
         <w:t xml:space="preserve"> He takes their snacks as “dad tax.” The aunties take even more with “mom tax</w:t>
       </w:r>
       <w:r>
         <w:rPr>
           <w:rFonts w:cstheme="minorHAnsi"/>
-          <w:sz w:val="26"/>
-          <w:szCs w:val="26"/>
+          <w:sz w:val="25"/>
+          <w:szCs w:val="25"/>
         </w:rPr>
         <w:t>es</w:t>
       </w:r>
       <w:r>
         <w:rPr>
           <w:rFonts w:cstheme="minorHAnsi"/>
-          <w:sz w:val="26"/>
-          <w:szCs w:val="26"/>
+          <w:sz w:val="25"/>
+          <w:szCs w:val="25"/>
         </w:rPr>
         <w:t>” (“</w:t>
       </w:r>
@@ -4893,8 +4769,8 @@
           <w:rPr>
             <w:rStyle w:val="Hyperlink"/>
             <w:rFonts w:cstheme="minorHAnsi"/>
-            <w:sz w:val="26"/>
-            <w:szCs w:val="26"/>
+            <w:sz w:val="25"/>
+            <w:szCs w:val="25"/>
             <w:u w:val="none"/>
           </w:rPr>
           <w:t>Dad Tax</w:t>
@@ -4903,8 +4779,8 @@
       <w:r>
         <w:rPr>
           <w:rFonts w:cstheme="minorHAnsi"/>
-          <w:sz w:val="26"/>
-          <w:szCs w:val="26"/>
+          <w:sz w:val="25"/>
+          <w:szCs w:val="25"/>
         </w:rPr>
         <w:t>”).</w:t>
       </w:r>
@@ -4917,175 +4793,175 @@
         <w:spacing w:line="240" w:lineRule="auto"/>
         <w:rPr>
           <w:rFonts w:cstheme="minorHAnsi"/>
-          <w:sz w:val="26"/>
-          <w:szCs w:val="26"/>
-        </w:rPr>
-      </w:pPr>
-      <w:r>
-        <w:rPr>
-          <w:rFonts w:cstheme="minorHAnsi"/>
-          <w:sz w:val="26"/>
-          <w:szCs w:val="26"/>
+          <w:sz w:val="25"/>
+          <w:szCs w:val="25"/>
+        </w:rPr>
+      </w:pPr>
+      <w:r>
+        <w:rPr>
+          <w:rFonts w:cstheme="minorHAnsi"/>
+          <w:sz w:val="25"/>
+          <w:szCs w:val="25"/>
         </w:rPr>
         <w:t>Though t</w:t>
       </w:r>
       <w:r>
         <w:rPr>
           <w:rFonts w:cstheme="minorHAnsi"/>
-          <w:sz w:val="26"/>
-          <w:szCs w:val="26"/>
+          <w:sz w:val="25"/>
+          <w:szCs w:val="25"/>
         </w:rPr>
         <w:t xml:space="preserve">he family </w:t>
       </w:r>
       <w:r>
         <w:rPr>
           <w:rFonts w:cstheme="minorHAnsi"/>
-          <w:sz w:val="26"/>
-          <w:szCs w:val="26"/>
+          <w:sz w:val="25"/>
+          <w:szCs w:val="25"/>
         </w:rPr>
         <w:t>gather by</w:t>
       </w:r>
       <w:r>
         <w:rPr>
           <w:rFonts w:cstheme="minorHAnsi"/>
-          <w:sz w:val="26"/>
-          <w:szCs w:val="26"/>
+          <w:sz w:val="25"/>
+          <w:szCs w:val="25"/>
         </w:rPr>
         <w:t xml:space="preserve"> the bonfire, </w:t>
       </w:r>
       <w:r>
         <w:rPr>
           <w:rFonts w:cstheme="minorHAnsi"/>
-          <w:sz w:val="26"/>
-          <w:szCs w:val="26"/>
+          <w:sz w:val="25"/>
+          <w:szCs w:val="25"/>
         </w:rPr>
         <w:t xml:space="preserve">13-year-old </w:t>
       </w:r>
       <w:r>
         <w:rPr>
           <w:rFonts w:cstheme="minorHAnsi"/>
-          <w:sz w:val="26"/>
-          <w:szCs w:val="26"/>
+          <w:sz w:val="25"/>
+          <w:szCs w:val="25"/>
         </w:rPr>
         <w:t>Lulu is in her tent finish</w:t>
       </w:r>
       <w:r>
         <w:rPr>
           <w:rFonts w:cstheme="minorHAnsi"/>
-          <w:sz w:val="26"/>
-          <w:szCs w:val="26"/>
+          <w:sz w:val="25"/>
+          <w:szCs w:val="25"/>
         </w:rPr>
         <w:t>ing</w:t>
       </w:r>
       <w:r>
         <w:rPr>
           <w:rFonts w:cstheme="minorHAnsi"/>
-          <w:sz w:val="26"/>
-          <w:szCs w:val="26"/>
+          <w:sz w:val="25"/>
+          <w:szCs w:val="25"/>
         </w:rPr>
         <w:t xml:space="preserve"> a song. </w:t>
       </w:r>
       <w:r>
         <w:rPr>
           <w:rFonts w:cstheme="minorHAnsi"/>
-          <w:sz w:val="26"/>
-          <w:szCs w:val="26"/>
+          <w:sz w:val="25"/>
+          <w:szCs w:val="25"/>
         </w:rPr>
         <w:t xml:space="preserve">She revisits a </w:t>
       </w:r>
       <w:r>
         <w:rPr>
           <w:rFonts w:cstheme="minorHAnsi"/>
-          <w:sz w:val="26"/>
-          <w:szCs w:val="26"/>
+          <w:sz w:val="25"/>
+          <w:szCs w:val="25"/>
         </w:rPr>
         <w:t>time when</w:t>
       </w:r>
       <w:r>
         <w:rPr>
           <w:rFonts w:cstheme="minorHAnsi"/>
-          <w:sz w:val="26"/>
-          <w:szCs w:val="26"/>
+          <w:sz w:val="25"/>
+          <w:szCs w:val="25"/>
         </w:rPr>
         <w:t xml:space="preserve"> she ran away and was saved from a </w:t>
       </w:r>
       <w:r>
         <w:rPr>
           <w:rFonts w:cstheme="minorHAnsi"/>
-          <w:sz w:val="26"/>
-          <w:szCs w:val="26"/>
+          <w:sz w:val="25"/>
+          <w:szCs w:val="25"/>
         </w:rPr>
         <w:t xml:space="preserve">car accident </w:t>
       </w:r>
       <w:r>
         <w:rPr>
           <w:rFonts w:cstheme="minorHAnsi"/>
-          <w:sz w:val="26"/>
-          <w:szCs w:val="26"/>
+          <w:sz w:val="25"/>
+          <w:szCs w:val="25"/>
         </w:rPr>
         <w:t xml:space="preserve">by deer. </w:t>
       </w:r>
       <w:r>
         <w:rPr>
           <w:rFonts w:cstheme="minorHAnsi"/>
-          <w:sz w:val="26"/>
-          <w:szCs w:val="26"/>
+          <w:sz w:val="25"/>
+          <w:szCs w:val="25"/>
         </w:rPr>
         <w:t xml:space="preserve">She </w:t>
       </w:r>
       <w:r>
         <w:rPr>
           <w:rFonts w:cstheme="minorHAnsi"/>
-          <w:sz w:val="26"/>
-          <w:szCs w:val="26"/>
+          <w:sz w:val="25"/>
+          <w:szCs w:val="25"/>
         </w:rPr>
         <w:t>think</w:t>
       </w:r>
       <w:r>
         <w:rPr>
           <w:rFonts w:cstheme="minorHAnsi"/>
-          <w:sz w:val="26"/>
-          <w:szCs w:val="26"/>
+          <w:sz w:val="25"/>
+          <w:szCs w:val="25"/>
         </w:rPr>
         <w:t>s</w:t>
       </w:r>
       <w:r>
         <w:rPr>
           <w:rFonts w:cstheme="minorHAnsi"/>
-          <w:sz w:val="26"/>
-          <w:szCs w:val="26"/>
+          <w:sz w:val="25"/>
+          <w:szCs w:val="25"/>
         </w:rPr>
         <w:t xml:space="preserve"> everyone sees her as a loser</w:t>
       </w:r>
       <w:r>
         <w:rPr>
           <w:rFonts w:cstheme="minorHAnsi"/>
-          <w:sz w:val="26"/>
-          <w:szCs w:val="26"/>
+          <w:sz w:val="25"/>
+          <w:szCs w:val="25"/>
         </w:rPr>
         <w:t xml:space="preserve">. She’d </w:t>
       </w:r>
       <w:r>
         <w:rPr>
           <w:rFonts w:cstheme="minorHAnsi"/>
-          <w:sz w:val="26"/>
-          <w:szCs w:val="26"/>
+          <w:sz w:val="25"/>
+          <w:szCs w:val="25"/>
         </w:rPr>
         <w:t>do any</w:t>
       </w:r>
       <w:r>
         <w:rPr>
           <w:rFonts w:cstheme="minorHAnsi"/>
-          <w:sz w:val="26"/>
-          <w:szCs w:val="26"/>
+          <w:sz w:val="25"/>
+          <w:szCs w:val="25"/>
         </w:rPr>
         <w:t xml:space="preserve">thing </w:t>
       </w:r>
       <w:r>
         <w:rPr>
           <w:rFonts w:cstheme="minorHAnsi"/>
-          <w:sz w:val="26"/>
-          <w:szCs w:val="26"/>
+          <w:sz w:val="25"/>
+          <w:szCs w:val="25"/>
         </w:rPr>
         <w:t>to win their hearts (“</w:t>
       </w:r>
@@ -5094,8 +4970,8 @@
           <w:rPr>
             <w:rStyle w:val="Hyperlink"/>
             <w:rFonts w:cstheme="minorHAnsi"/>
-            <w:sz w:val="26"/>
-            <w:szCs w:val="26"/>
+            <w:sz w:val="25"/>
+            <w:szCs w:val="25"/>
             <w:u w:val="none"/>
           </w:rPr>
           <w:t>Dearborn</w:t>
@@ -5104,8 +4980,8 @@
       <w:r>
         <w:rPr>
           <w:rFonts w:cstheme="minorHAnsi"/>
-          <w:sz w:val="26"/>
-          <w:szCs w:val="26"/>
+          <w:sz w:val="25"/>
+          <w:szCs w:val="25"/>
         </w:rPr>
         <w:t>”).</w:t>
       </w:r>
@@ -5118,289 +4994,281 @@
         <w:spacing w:line="240" w:lineRule="auto"/>
         <w:rPr>
           <w:rFonts w:cstheme="minorHAnsi"/>
-          <w:sz w:val="26"/>
-          <w:szCs w:val="26"/>
-        </w:rPr>
-      </w:pPr>
-      <w:r>
-        <w:rPr>
-          <w:rFonts w:cstheme="minorHAnsi"/>
-          <w:sz w:val="26"/>
-          <w:szCs w:val="26"/>
+          <w:sz w:val="25"/>
+          <w:szCs w:val="25"/>
+        </w:rPr>
+      </w:pPr>
+      <w:r>
+        <w:rPr>
+          <w:rFonts w:cstheme="minorHAnsi"/>
+          <w:sz w:val="25"/>
+          <w:szCs w:val="25"/>
         </w:rPr>
         <w:t xml:space="preserve">They </w:t>
       </w:r>
       <w:r>
         <w:rPr>
           <w:rFonts w:cstheme="minorHAnsi"/>
-          <w:sz w:val="26"/>
-          <w:szCs w:val="26"/>
+          <w:sz w:val="25"/>
+          <w:szCs w:val="25"/>
         </w:rPr>
         <w:t xml:space="preserve">discover </w:t>
       </w:r>
       <w:r>
         <w:rPr>
           <w:rFonts w:cstheme="minorHAnsi"/>
-          <w:sz w:val="26"/>
-          <w:szCs w:val="26"/>
+          <w:sz w:val="25"/>
+          <w:szCs w:val="25"/>
         </w:rPr>
         <w:t xml:space="preserve">Amanda </w:t>
       </w:r>
       <w:r>
         <w:rPr>
           <w:rFonts w:cstheme="minorHAnsi"/>
-          <w:sz w:val="26"/>
-          <w:szCs w:val="26"/>
-        </w:rPr>
-        <w:t>Wayland</w:t>
-      </w:r>
-      <w:r>
-        <w:rPr>
-          <w:rFonts w:cstheme="minorHAnsi"/>
-          <w:sz w:val="26"/>
-          <w:szCs w:val="26"/>
-        </w:rPr>
-        <w:t xml:space="preserve"> tricked Willy into trading the Lake House</w:t>
-      </w:r>
-      <w:r>
-        <w:rPr>
-          <w:rFonts w:cstheme="minorHAnsi"/>
-          <w:sz w:val="26"/>
-          <w:szCs w:val="26"/>
+          <w:sz w:val="25"/>
+          <w:szCs w:val="25"/>
+        </w:rPr>
+        <w:t>t</w:t>
+      </w:r>
+      <w:r>
+        <w:rPr>
+          <w:rFonts w:cstheme="minorHAnsi"/>
+          <w:sz w:val="25"/>
+          <w:szCs w:val="25"/>
+        </w:rPr>
+        <w:t>ricked Willy into trading the Lake House</w:t>
+      </w:r>
+      <w:r>
+        <w:rPr>
+          <w:rFonts w:cstheme="minorHAnsi"/>
+          <w:sz w:val="25"/>
+          <w:szCs w:val="25"/>
         </w:rPr>
         <w:t xml:space="preserve"> for </w:t>
       </w:r>
       <w:r>
         <w:rPr>
           <w:rFonts w:cstheme="minorHAnsi"/>
-          <w:sz w:val="26"/>
-          <w:szCs w:val="26"/>
+          <w:sz w:val="25"/>
+          <w:szCs w:val="25"/>
         </w:rPr>
         <w:t xml:space="preserve">her </w:t>
       </w:r>
       <w:r>
         <w:rPr>
           <w:rFonts w:cstheme="minorHAnsi"/>
-          <w:sz w:val="26"/>
-          <w:szCs w:val="26"/>
+          <w:sz w:val="25"/>
+          <w:szCs w:val="25"/>
         </w:rPr>
         <w:t>AI app that “bring</w:t>
       </w:r>
       <w:r>
         <w:rPr>
           <w:rFonts w:cstheme="minorHAnsi"/>
-          <w:sz w:val="26"/>
-          <w:szCs w:val="26"/>
+          <w:sz w:val="25"/>
+          <w:szCs w:val="25"/>
         </w:rPr>
         <w:t>s</w:t>
       </w:r>
       <w:r>
         <w:rPr>
           <w:rFonts w:cstheme="minorHAnsi"/>
-          <w:sz w:val="26"/>
-          <w:szCs w:val="26"/>
+          <w:sz w:val="25"/>
+          <w:szCs w:val="25"/>
         </w:rPr>
         <w:t xml:space="preserve"> loved ones back to life</w:t>
       </w:r>
       <w:r>
         <w:rPr>
           <w:rFonts w:cstheme="minorHAnsi"/>
-          <w:sz w:val="26"/>
-          <w:szCs w:val="26"/>
+          <w:sz w:val="25"/>
+          <w:szCs w:val="25"/>
         </w:rPr>
         <w:t>.</w:t>
       </w:r>
       <w:r>
         <w:rPr>
           <w:rFonts w:cstheme="minorHAnsi"/>
-          <w:sz w:val="26"/>
-          <w:szCs w:val="26"/>
+          <w:sz w:val="25"/>
+          <w:szCs w:val="25"/>
         </w:rPr>
         <w:t>”</w:t>
       </w:r>
       <w:r>
         <w:rPr>
           <w:rFonts w:cstheme="minorHAnsi"/>
-          <w:sz w:val="26"/>
-          <w:szCs w:val="26"/>
+          <w:sz w:val="25"/>
+          <w:szCs w:val="25"/>
         </w:rPr>
         <w:t xml:space="preserve"> </w:t>
       </w:r>
       <w:r>
         <w:rPr>
           <w:rFonts w:cstheme="minorHAnsi"/>
-          <w:sz w:val="26"/>
-          <w:szCs w:val="26"/>
+          <w:sz w:val="25"/>
+          <w:szCs w:val="25"/>
         </w:rPr>
         <w:t>She</w:t>
       </w:r>
       <w:r>
         <w:rPr>
           <w:rFonts w:cstheme="minorHAnsi"/>
-          <w:sz w:val="26"/>
-          <w:szCs w:val="26"/>
+          <w:sz w:val="25"/>
+          <w:szCs w:val="25"/>
         </w:rPr>
         <w:t xml:space="preserve"> tours the home and sees</w:t>
       </w:r>
       <w:r>
         <w:rPr>
           <w:rFonts w:cstheme="minorHAnsi"/>
-          <w:sz w:val="26"/>
-          <w:szCs w:val="26"/>
+          <w:sz w:val="25"/>
+          <w:szCs w:val="25"/>
         </w:rPr>
         <w:t xml:space="preserve"> a</w:t>
       </w:r>
       <w:r>
         <w:rPr>
           <w:rFonts w:cstheme="minorHAnsi"/>
-          <w:sz w:val="26"/>
-          <w:szCs w:val="26"/>
+          <w:sz w:val="25"/>
+          <w:szCs w:val="25"/>
         </w:rPr>
         <w:t xml:space="preserve"> photo</w:t>
       </w:r>
       <w:r>
         <w:rPr>
           <w:rFonts w:cstheme="minorHAnsi"/>
-          <w:sz w:val="26"/>
-          <w:szCs w:val="26"/>
+          <w:sz w:val="25"/>
+          <w:szCs w:val="25"/>
         </w:rPr>
         <w:t xml:space="preserve"> </w:t>
       </w:r>
       <w:r>
         <w:rPr>
           <w:rFonts w:cstheme="minorHAnsi"/>
-          <w:sz w:val="26"/>
-          <w:szCs w:val="26"/>
+          <w:sz w:val="25"/>
+          <w:szCs w:val="25"/>
         </w:rPr>
         <w:t>of</w:t>
       </w:r>
       <w:r>
         <w:rPr>
           <w:rFonts w:cstheme="minorHAnsi"/>
-          <w:sz w:val="26"/>
-          <w:szCs w:val="26"/>
+          <w:sz w:val="25"/>
+          <w:szCs w:val="25"/>
         </w:rPr>
         <w:t xml:space="preserve"> </w:t>
       </w:r>
       <w:r>
         <w:rPr>
           <w:rFonts w:cstheme="minorHAnsi"/>
-          <w:sz w:val="26"/>
-          <w:szCs w:val="26"/>
+          <w:sz w:val="25"/>
+          <w:szCs w:val="25"/>
         </w:rPr>
         <w:t>Petoskey’s</w:t>
       </w:r>
       <w:r>
         <w:rPr>
           <w:rFonts w:cstheme="minorHAnsi"/>
-          <w:sz w:val="26"/>
-          <w:szCs w:val="26"/>
+          <w:sz w:val="25"/>
+          <w:szCs w:val="25"/>
         </w:rPr>
         <w:t xml:space="preserve"> </w:t>
       </w:r>
       <w:r>
         <w:rPr>
           <w:rFonts w:cstheme="minorHAnsi"/>
-          <w:sz w:val="26"/>
-          <w:szCs w:val="26"/>
+          <w:sz w:val="25"/>
+          <w:szCs w:val="25"/>
         </w:rPr>
         <w:t>h</w:t>
       </w:r>
       <w:r>
         <w:rPr>
           <w:rFonts w:cstheme="minorHAnsi"/>
-          <w:sz w:val="26"/>
-          <w:szCs w:val="26"/>
+          <w:sz w:val="25"/>
+          <w:szCs w:val="25"/>
         </w:rPr>
         <w:t>eirloom</w:t>
       </w:r>
       <w:r>
         <w:rPr>
           <w:rFonts w:cstheme="minorHAnsi"/>
-          <w:sz w:val="26"/>
-          <w:szCs w:val="26"/>
+          <w:sz w:val="25"/>
+          <w:szCs w:val="25"/>
         </w:rPr>
         <w:t xml:space="preserve">. </w:t>
       </w:r>
       <w:r>
         <w:rPr>
           <w:rFonts w:cstheme="minorHAnsi"/>
-          <w:sz w:val="26"/>
-          <w:szCs w:val="26"/>
+          <w:sz w:val="25"/>
+          <w:szCs w:val="25"/>
         </w:rPr>
         <w:t xml:space="preserve">She wants it. </w:t>
       </w:r>
       <w:r>
         <w:rPr>
           <w:rFonts w:cstheme="minorHAnsi"/>
-          <w:sz w:val="26"/>
-          <w:szCs w:val="26"/>
+          <w:sz w:val="25"/>
+          <w:szCs w:val="25"/>
         </w:rPr>
         <w:t>W</w:t>
       </w:r>
       <w:r>
         <w:rPr>
           <w:rFonts w:cstheme="minorHAnsi"/>
-          <w:sz w:val="26"/>
-          <w:szCs w:val="26"/>
+          <w:sz w:val="25"/>
+          <w:szCs w:val="25"/>
         </w:rPr>
         <w:t xml:space="preserve">orth more than the </w:t>
       </w:r>
       <w:r>
         <w:rPr>
           <w:rFonts w:cstheme="minorHAnsi"/>
-          <w:sz w:val="26"/>
-          <w:szCs w:val="26"/>
+          <w:sz w:val="25"/>
+          <w:szCs w:val="25"/>
         </w:rPr>
         <w:t>city</w:t>
       </w:r>
       <w:r>
         <w:rPr>
           <w:rFonts w:cstheme="minorHAnsi"/>
-          <w:sz w:val="26"/>
-          <w:szCs w:val="26"/>
+          <w:sz w:val="25"/>
+          <w:szCs w:val="25"/>
         </w:rPr>
         <w:t xml:space="preserve">, </w:t>
       </w:r>
       <w:r>
         <w:rPr>
           <w:rFonts w:cstheme="minorHAnsi"/>
-          <w:sz w:val="26"/>
-          <w:szCs w:val="26"/>
+          <w:sz w:val="25"/>
+          <w:szCs w:val="25"/>
         </w:rPr>
         <w:t>he</w:t>
       </w:r>
       <w:r>
         <w:rPr>
           <w:rFonts w:cstheme="minorHAnsi"/>
-          <w:sz w:val="26"/>
-          <w:szCs w:val="26"/>
+          <w:sz w:val="25"/>
+          <w:szCs w:val="25"/>
         </w:rPr>
         <w:t xml:space="preserve"> promises to trade it for the deed</w:t>
       </w:r>
       <w:r>
         <w:rPr>
           <w:rFonts w:cstheme="minorHAnsi"/>
-          <w:sz w:val="26"/>
-          <w:szCs w:val="26"/>
-        </w:rPr>
-        <w:t xml:space="preserve"> </w:t>
-      </w:r>
-      <w:r>
-        <w:rPr>
-          <w:rFonts w:cstheme="minorHAnsi"/>
-          <w:sz w:val="26"/>
-          <w:szCs w:val="26"/>
-        </w:rPr>
-        <w:t>(“</w:t>
+          <w:sz w:val="25"/>
+          <w:szCs w:val="25"/>
+        </w:rPr>
+        <w:t xml:space="preserve"> (“</w:t>
       </w:r>
       <w:hyperlink r:id="rId16" w:history="1">
         <w:r>
           <w:rPr>
             <w:rStyle w:val="Hyperlink"/>
             <w:rFonts w:cstheme="minorHAnsi"/>
-            <w:sz w:val="26"/>
-            <w:szCs w:val="26"/>
+            <w:sz w:val="25"/>
+            <w:szCs w:val="25"/>
             <w:u w:val="none"/>
           </w:rPr>
           <w:t>AI Does the Work for Me</w:t>
@@ -5409,80 +5277,80 @@
       <w:r>
         <w:rPr>
           <w:rFonts w:cstheme="minorHAnsi"/>
-          <w:sz w:val="26"/>
-          <w:szCs w:val="26"/>
+          <w:sz w:val="25"/>
+          <w:szCs w:val="25"/>
         </w:rPr>
         <w:t>”)</w:t>
       </w:r>
       <w:r>
         <w:rPr>
           <w:rFonts w:cstheme="minorHAnsi"/>
-          <w:sz w:val="26"/>
-          <w:szCs w:val="26"/>
+          <w:sz w:val="25"/>
+          <w:szCs w:val="25"/>
         </w:rPr>
         <w:t>.</w:t>
       </w:r>
       <w:r>
         <w:rPr>
           <w:rFonts w:cstheme="minorHAnsi"/>
-          <w:sz w:val="26"/>
-          <w:szCs w:val="26"/>
+          <w:sz w:val="25"/>
+          <w:szCs w:val="25"/>
         </w:rPr>
         <w:t xml:space="preserve"> </w:t>
       </w:r>
       <w:r>
         <w:rPr>
           <w:rFonts w:cstheme="minorHAnsi"/>
-          <w:sz w:val="26"/>
-          <w:szCs w:val="26"/>
+          <w:sz w:val="25"/>
+          <w:szCs w:val="25"/>
         </w:rPr>
         <w:t xml:space="preserve">They </w:t>
       </w:r>
       <w:r>
         <w:rPr>
           <w:rFonts w:cstheme="minorHAnsi"/>
-          <w:sz w:val="26"/>
-          <w:szCs w:val="26"/>
+          <w:sz w:val="25"/>
+          <w:szCs w:val="25"/>
         </w:rPr>
         <w:t>need to</w:t>
       </w:r>
       <w:r>
         <w:rPr>
           <w:rFonts w:cstheme="minorHAnsi"/>
-          <w:sz w:val="26"/>
-          <w:szCs w:val="26"/>
+          <w:sz w:val="25"/>
+          <w:szCs w:val="25"/>
         </w:rPr>
         <w:t xml:space="preserve"> find </w:t>
       </w:r>
       <w:r>
         <w:rPr>
           <w:rFonts w:cstheme="minorHAnsi"/>
-          <w:sz w:val="26"/>
-          <w:szCs w:val="26"/>
+          <w:sz w:val="25"/>
+          <w:szCs w:val="25"/>
         </w:rPr>
         <w:t xml:space="preserve">it </w:t>
       </w:r>
       <w:r>
         <w:rPr>
           <w:rFonts w:cstheme="minorHAnsi"/>
-          <w:sz w:val="26"/>
-          <w:szCs w:val="26"/>
+          <w:sz w:val="25"/>
+          <w:szCs w:val="25"/>
         </w:rPr>
         <w:t>in</w:t>
       </w:r>
       <w:r>
         <w:rPr>
           <w:rFonts w:cstheme="minorHAnsi"/>
-          <w:sz w:val="26"/>
-          <w:szCs w:val="26"/>
+          <w:sz w:val="25"/>
+          <w:szCs w:val="25"/>
         </w:rPr>
         <w:t xml:space="preserve"> Pine River</w:t>
       </w:r>
       <w:r>
         <w:rPr>
           <w:rFonts w:cstheme="minorHAnsi"/>
-          <w:sz w:val="26"/>
-          <w:szCs w:val="26"/>
+          <w:sz w:val="25"/>
+          <w:szCs w:val="25"/>
         </w:rPr>
         <w:t xml:space="preserve"> (“</w:t>
       </w:r>
@@ -5491,8 +5359,8 @@
           <w:rPr>
             <w:rStyle w:val="Hyperlink"/>
             <w:rFonts w:cstheme="minorHAnsi"/>
-            <w:sz w:val="26"/>
-            <w:szCs w:val="26"/>
+            <w:sz w:val="25"/>
+            <w:szCs w:val="25"/>
             <w:u w:val="none"/>
           </w:rPr>
           <w:t>Wild Midwest</w:t>
@@ -5501,234 +5369,226 @@
       <w:r>
         <w:rPr>
           <w:rFonts w:cstheme="minorHAnsi"/>
-          <w:sz w:val="26"/>
-          <w:szCs w:val="26"/>
+          <w:sz w:val="25"/>
+          <w:szCs w:val="25"/>
         </w:rPr>
         <w:t>”).</w:t>
       </w:r>
       <w:r>
         <w:rPr>
           <w:rFonts w:cstheme="minorHAnsi"/>
-          <w:sz w:val="26"/>
-          <w:szCs w:val="26"/>
+          <w:sz w:val="25"/>
+          <w:szCs w:val="25"/>
         </w:rPr>
         <w:t xml:space="preserve"> </w:t>
       </w:r>
       <w:r>
         <w:rPr>
           <w:rFonts w:cstheme="minorHAnsi"/>
-          <w:sz w:val="26"/>
-          <w:szCs w:val="26"/>
+          <w:sz w:val="25"/>
+          <w:szCs w:val="25"/>
         </w:rPr>
         <w:t>He</w:t>
       </w:r>
       <w:r>
         <w:rPr>
           <w:rFonts w:cstheme="minorHAnsi"/>
-          <w:sz w:val="26"/>
-          <w:szCs w:val="26"/>
+          <w:sz w:val="25"/>
+          <w:szCs w:val="25"/>
         </w:rPr>
         <w:t xml:space="preserve"> revisits a memory of</w:t>
       </w:r>
       <w:r>
         <w:rPr>
           <w:rFonts w:cstheme="minorHAnsi"/>
-          <w:sz w:val="26"/>
-          <w:szCs w:val="26"/>
+          <w:sz w:val="25"/>
+          <w:szCs w:val="25"/>
         </w:rPr>
         <w:t xml:space="preserve"> Lulu</w:t>
       </w:r>
       <w:r>
         <w:rPr>
           <w:rFonts w:cstheme="minorHAnsi"/>
-          <w:sz w:val="26"/>
-          <w:szCs w:val="26"/>
+          <w:sz w:val="25"/>
+          <w:szCs w:val="25"/>
         </w:rPr>
         <w:t xml:space="preserve"> </w:t>
       </w:r>
       <w:r>
         <w:rPr>
           <w:rFonts w:cstheme="minorHAnsi"/>
-          <w:sz w:val="26"/>
-          <w:szCs w:val="26"/>
+          <w:sz w:val="25"/>
+          <w:szCs w:val="25"/>
         </w:rPr>
         <w:t>los</w:t>
       </w:r>
       <w:r>
         <w:rPr>
           <w:rFonts w:cstheme="minorHAnsi"/>
-          <w:sz w:val="26"/>
-          <w:szCs w:val="26"/>
+          <w:sz w:val="25"/>
+          <w:szCs w:val="25"/>
         </w:rPr>
         <w:t>ing the</w:t>
       </w:r>
       <w:r>
         <w:rPr>
           <w:rFonts w:cstheme="minorHAnsi"/>
-          <w:sz w:val="26"/>
-          <w:szCs w:val="26"/>
+          <w:sz w:val="25"/>
+          <w:szCs w:val="25"/>
         </w:rPr>
         <w:t xml:space="preserve"> heirloom</w:t>
       </w:r>
       <w:r>
         <w:rPr>
           <w:rFonts w:cstheme="minorHAnsi"/>
-          <w:sz w:val="26"/>
-          <w:szCs w:val="26"/>
+          <w:sz w:val="25"/>
+          <w:szCs w:val="25"/>
         </w:rPr>
         <w:t xml:space="preserve"> </w:t>
       </w:r>
       <w:r>
         <w:rPr>
           <w:rFonts w:cstheme="minorHAnsi"/>
-          <w:sz w:val="26"/>
-          <w:szCs w:val="26"/>
+          <w:sz w:val="25"/>
+          <w:szCs w:val="25"/>
         </w:rPr>
         <w:t xml:space="preserve">while </w:t>
       </w:r>
       <w:r>
         <w:rPr>
           <w:rFonts w:cstheme="minorHAnsi"/>
-          <w:sz w:val="26"/>
-          <w:szCs w:val="26"/>
+          <w:sz w:val="25"/>
+          <w:szCs w:val="25"/>
         </w:rPr>
         <w:t>can</w:t>
       </w:r>
       <w:r>
         <w:rPr>
           <w:rFonts w:cstheme="minorHAnsi"/>
-          <w:sz w:val="26"/>
-          <w:szCs w:val="26"/>
+          <w:sz w:val="25"/>
+          <w:szCs w:val="25"/>
         </w:rPr>
         <w:t>oeing</w:t>
       </w:r>
       <w:r>
         <w:rPr>
           <w:rFonts w:cstheme="minorHAnsi"/>
-          <w:sz w:val="26"/>
-          <w:szCs w:val="26"/>
+          <w:sz w:val="25"/>
+          <w:szCs w:val="25"/>
         </w:rPr>
         <w:t xml:space="preserve"> in 2019</w:t>
       </w:r>
       <w:r>
         <w:rPr>
           <w:rFonts w:cstheme="minorHAnsi"/>
-          <w:sz w:val="26"/>
-          <w:szCs w:val="26"/>
+          <w:sz w:val="25"/>
+          <w:szCs w:val="25"/>
         </w:rPr>
         <w:t>, severing his</w:t>
       </w:r>
       <w:r>
         <w:rPr>
           <w:rFonts w:cstheme="minorHAnsi"/>
-          <w:sz w:val="26"/>
-          <w:szCs w:val="26"/>
+          <w:sz w:val="25"/>
+          <w:szCs w:val="25"/>
         </w:rPr>
         <w:t xml:space="preserve"> </w:t>
       </w:r>
       <w:r>
         <w:rPr>
           <w:rFonts w:cstheme="minorHAnsi"/>
-          <w:sz w:val="26"/>
-          <w:szCs w:val="26"/>
+          <w:sz w:val="25"/>
+          <w:szCs w:val="25"/>
         </w:rPr>
         <w:t>dad’s</w:t>
       </w:r>
       <w:r>
         <w:rPr>
           <w:rFonts w:cstheme="minorHAnsi"/>
-          <w:sz w:val="26"/>
-          <w:szCs w:val="26"/>
+          <w:sz w:val="25"/>
+          <w:szCs w:val="25"/>
         </w:rPr>
         <w:t xml:space="preserve"> spiritual ties</w:t>
       </w:r>
       <w:r>
         <w:rPr>
           <w:rFonts w:cstheme="minorHAnsi"/>
-          <w:sz w:val="26"/>
-          <w:szCs w:val="26"/>
+          <w:sz w:val="25"/>
+          <w:szCs w:val="25"/>
         </w:rPr>
         <w:t xml:space="preserve">. </w:t>
       </w:r>
       <w:r>
         <w:rPr>
           <w:rFonts w:cstheme="minorHAnsi"/>
-          <w:sz w:val="26"/>
-          <w:szCs w:val="26"/>
+          <w:sz w:val="25"/>
+          <w:szCs w:val="25"/>
         </w:rPr>
         <w:t>So, h</w:t>
       </w:r>
       <w:r>
         <w:rPr>
           <w:rFonts w:cstheme="minorHAnsi"/>
-          <w:sz w:val="26"/>
-          <w:szCs w:val="26"/>
+          <w:sz w:val="25"/>
+          <w:szCs w:val="25"/>
         </w:rPr>
         <w:t>e</w:t>
       </w:r>
       <w:r>
         <w:rPr>
           <w:rFonts w:cstheme="minorHAnsi"/>
-          <w:sz w:val="26"/>
-          <w:szCs w:val="26"/>
+          <w:sz w:val="25"/>
+          <w:szCs w:val="25"/>
         </w:rPr>
         <w:t xml:space="preserve"> </w:t>
       </w:r>
       <w:r>
         <w:rPr>
           <w:rFonts w:cstheme="minorHAnsi"/>
-          <w:sz w:val="26"/>
-          <w:szCs w:val="26"/>
+          <w:sz w:val="25"/>
+          <w:szCs w:val="25"/>
         </w:rPr>
         <w:t>gathers everyone to find it</w:t>
       </w:r>
       <w:r>
         <w:rPr>
           <w:rFonts w:cstheme="minorHAnsi"/>
-          <w:sz w:val="26"/>
-          <w:szCs w:val="26"/>
+          <w:sz w:val="25"/>
+          <w:szCs w:val="25"/>
         </w:rPr>
         <w:t xml:space="preserve">. </w:t>
       </w:r>
       <w:r>
         <w:rPr>
           <w:rFonts w:cstheme="minorHAnsi"/>
-          <w:sz w:val="26"/>
-          <w:szCs w:val="26"/>
+          <w:sz w:val="25"/>
+          <w:szCs w:val="25"/>
         </w:rPr>
         <w:t>N</w:t>
       </w:r>
       <w:r>
         <w:rPr>
           <w:rFonts w:cstheme="minorHAnsi"/>
-          <w:sz w:val="26"/>
-          <w:szCs w:val="26"/>
+          <w:sz w:val="25"/>
+          <w:szCs w:val="25"/>
         </w:rPr>
         <w:t>o one does</w:t>
       </w:r>
       <w:r>
         <w:rPr>
           <w:rFonts w:cstheme="minorHAnsi"/>
-          <w:sz w:val="26"/>
-          <w:szCs w:val="26"/>
-        </w:rPr>
-        <w:t xml:space="preserve"> </w:t>
-      </w:r>
-      <w:r>
-        <w:rPr>
-          <w:rFonts w:cstheme="minorHAnsi"/>
-          <w:sz w:val="26"/>
-          <w:szCs w:val="26"/>
-        </w:rPr>
-        <w:t>(“</w:t>
+          <w:sz w:val="25"/>
+          <w:szCs w:val="25"/>
+        </w:rPr>
+        <w:t xml:space="preserve"> (“</w:t>
       </w:r>
       <w:hyperlink r:id="rId18" w:history="1">
         <w:r>
           <w:rPr>
             <w:rStyle w:val="Hyperlink"/>
             <w:rFonts w:cstheme="minorHAnsi"/>
-            <w:sz w:val="26"/>
-            <w:szCs w:val="26"/>
+            <w:sz w:val="25"/>
+            <w:szCs w:val="25"/>
             <w:u w:val="none"/>
           </w:rPr>
           <w:t>Fish for Mom and Dad</w:t>
@@ -5737,16 +5597,16 @@
       <w:r>
         <w:rPr>
           <w:rFonts w:cstheme="minorHAnsi"/>
-          <w:sz w:val="26"/>
-          <w:szCs w:val="26"/>
+          <w:sz w:val="25"/>
+          <w:szCs w:val="25"/>
         </w:rPr>
         <w:t>”)</w:t>
       </w:r>
       <w:r>
         <w:rPr>
           <w:rFonts w:cstheme="minorHAnsi"/>
-          <w:sz w:val="26"/>
-          <w:szCs w:val="26"/>
+          <w:sz w:val="25"/>
+          <w:szCs w:val="25"/>
         </w:rPr>
         <w:t>.</w:t>
       </w:r>
@@ -5759,15 +5619,15 @@
         <w:spacing w:line="240" w:lineRule="auto"/>
         <w:rPr>
           <w:rFonts w:cstheme="minorHAnsi"/>
-          <w:sz w:val="26"/>
-          <w:szCs w:val="26"/>
-        </w:rPr>
-      </w:pPr>
-      <w:r>
-        <w:rPr>
-          <w:rFonts w:cstheme="minorHAnsi"/>
-          <w:sz w:val="26"/>
-          <w:szCs w:val="26"/>
+          <w:sz w:val="25"/>
+          <w:szCs w:val="25"/>
+        </w:rPr>
+      </w:pPr>
+      <w:r>
+        <w:rPr>
+          <w:rFonts w:cstheme="minorHAnsi"/>
+          <w:sz w:val="25"/>
+          <w:szCs w:val="25"/>
         </w:rPr>
         <w:lastRenderedPageBreak/>
         <w:t>Later that night</w:t>
@@ -5775,128 +5635,128 @@
       <w:r>
         <w:rPr>
           <w:rFonts w:cstheme="minorHAnsi"/>
-          <w:sz w:val="26"/>
-          <w:szCs w:val="26"/>
+          <w:sz w:val="25"/>
+          <w:szCs w:val="25"/>
         </w:rPr>
         <w:t xml:space="preserve"> on </w:t>
       </w:r>
       <w:r>
         <w:rPr>
           <w:rFonts w:cstheme="minorHAnsi"/>
-          <w:sz w:val="26"/>
-          <w:szCs w:val="26"/>
+          <w:sz w:val="25"/>
+          <w:szCs w:val="25"/>
         </w:rPr>
         <w:t>a</w:t>
       </w:r>
       <w:r>
         <w:rPr>
           <w:rFonts w:cstheme="minorHAnsi"/>
-          <w:sz w:val="26"/>
-          <w:szCs w:val="26"/>
+          <w:sz w:val="25"/>
+          <w:szCs w:val="25"/>
         </w:rPr>
         <w:t xml:space="preserve"> dune</w:t>
       </w:r>
       <w:r>
         <w:rPr>
           <w:rFonts w:cstheme="minorHAnsi"/>
-          <w:sz w:val="26"/>
-          <w:szCs w:val="26"/>
+          <w:sz w:val="25"/>
+          <w:szCs w:val="25"/>
         </w:rPr>
         <w:t xml:space="preserve">, </w:t>
       </w:r>
       <w:r>
         <w:rPr>
           <w:rFonts w:cstheme="minorHAnsi"/>
-          <w:sz w:val="26"/>
-          <w:szCs w:val="26"/>
+          <w:sz w:val="25"/>
+          <w:szCs w:val="25"/>
         </w:rPr>
         <w:t xml:space="preserve">Lulu </w:t>
       </w:r>
       <w:r>
         <w:rPr>
           <w:rFonts w:cstheme="minorHAnsi"/>
-          <w:sz w:val="26"/>
-          <w:szCs w:val="26"/>
+          <w:sz w:val="25"/>
+          <w:szCs w:val="25"/>
         </w:rPr>
         <w:t>witness</w:t>
       </w:r>
       <w:r>
         <w:rPr>
           <w:rFonts w:cstheme="minorHAnsi"/>
-          <w:sz w:val="26"/>
-          <w:szCs w:val="26"/>
+          <w:sz w:val="25"/>
+          <w:szCs w:val="25"/>
         </w:rPr>
         <w:t>es a</w:t>
       </w:r>
       <w:r>
         <w:rPr>
           <w:rFonts w:cstheme="minorHAnsi"/>
-          <w:sz w:val="26"/>
-          <w:szCs w:val="26"/>
+          <w:sz w:val="25"/>
+          <w:szCs w:val="25"/>
         </w:rPr>
         <w:t xml:space="preserve"> deer </w:t>
       </w:r>
       <w:r>
         <w:rPr>
           <w:rFonts w:cstheme="minorHAnsi"/>
-          <w:sz w:val="26"/>
-          <w:szCs w:val="26"/>
+          <w:sz w:val="25"/>
+          <w:szCs w:val="25"/>
         </w:rPr>
         <w:t xml:space="preserve">pass </w:t>
       </w:r>
       <w:r>
         <w:rPr>
           <w:rFonts w:cstheme="minorHAnsi"/>
-          <w:sz w:val="26"/>
-          <w:szCs w:val="26"/>
+          <w:sz w:val="25"/>
+          <w:szCs w:val="25"/>
         </w:rPr>
         <w:t>by the</w:t>
       </w:r>
       <w:r>
         <w:rPr>
           <w:rFonts w:cstheme="minorHAnsi"/>
-          <w:sz w:val="26"/>
-          <w:szCs w:val="26"/>
+          <w:sz w:val="25"/>
+          <w:szCs w:val="25"/>
         </w:rPr>
         <w:t>ir</w:t>
       </w:r>
       <w:r>
         <w:rPr>
           <w:rFonts w:cstheme="minorHAnsi"/>
-          <w:sz w:val="26"/>
-          <w:szCs w:val="26"/>
+          <w:sz w:val="25"/>
+          <w:szCs w:val="25"/>
         </w:rPr>
         <w:t xml:space="preserve"> bonfire. </w:t>
       </w:r>
       <w:r>
         <w:rPr>
           <w:rFonts w:cstheme="minorHAnsi"/>
-          <w:sz w:val="26"/>
-          <w:szCs w:val="26"/>
+          <w:sz w:val="25"/>
+          <w:szCs w:val="25"/>
         </w:rPr>
         <w:t>Next day</w:t>
       </w:r>
       <w:r>
         <w:rPr>
           <w:rFonts w:cstheme="minorHAnsi"/>
-          <w:sz w:val="26"/>
-          <w:szCs w:val="26"/>
+          <w:sz w:val="25"/>
+          <w:szCs w:val="25"/>
         </w:rPr>
         <w:t xml:space="preserve">, </w:t>
       </w:r>
       <w:r>
         <w:rPr>
           <w:rFonts w:cstheme="minorHAnsi"/>
-          <w:sz w:val="26"/>
-          <w:szCs w:val="26"/>
+          <w:sz w:val="25"/>
+          <w:szCs w:val="25"/>
         </w:rPr>
         <w:t xml:space="preserve">while </w:t>
       </w:r>
       <w:r>
         <w:rPr>
           <w:rFonts w:cstheme="minorHAnsi"/>
-          <w:sz w:val="26"/>
-          <w:szCs w:val="26"/>
+          <w:sz w:val="25"/>
+          <w:szCs w:val="25"/>
         </w:rPr>
         <w:t>Perry teaches fossils to the kids (“</w:t>
       </w:r>
@@ -5905,8 +5765,8 @@
           <w:rPr>
             <w:rStyle w:val="Hyperlink"/>
             <w:rFonts w:cstheme="minorHAnsi"/>
-            <w:sz w:val="26"/>
-            <w:szCs w:val="26"/>
+            <w:sz w:val="25"/>
+            <w:szCs w:val="25"/>
             <w:u w:val="none"/>
           </w:rPr>
           <w:t>Time Does Heal</w:t>
@@ -5915,108 +5775,175 @@
       <w:r>
         <w:rPr>
           <w:rFonts w:cstheme="minorHAnsi"/>
-          <w:sz w:val="26"/>
-          <w:szCs w:val="26"/>
+          <w:sz w:val="25"/>
+          <w:szCs w:val="25"/>
         </w:rPr>
         <w:t>”)</w:t>
       </w:r>
       <w:r>
         <w:rPr>
           <w:rFonts w:cstheme="minorHAnsi"/>
-          <w:sz w:val="26"/>
-          <w:szCs w:val="26"/>
+          <w:sz w:val="25"/>
+          <w:szCs w:val="25"/>
         </w:rPr>
         <w:t>,</w:t>
       </w:r>
       <w:r>
         <w:rPr>
           <w:rFonts w:cstheme="minorHAnsi"/>
-          <w:sz w:val="26"/>
-          <w:szCs w:val="26"/>
-        </w:rPr>
-        <w:t xml:space="preserve"> Lulu separates and discovers a deer</w:t>
-      </w:r>
-      <w:r>
-        <w:rPr>
-          <w:rFonts w:cstheme="minorHAnsi"/>
-          <w:sz w:val="26"/>
-          <w:szCs w:val="26"/>
-        </w:rPr>
-        <w:t xml:space="preserve"> </w:t>
-      </w:r>
-      <w:r>
-        <w:rPr>
-          <w:rFonts w:cstheme="minorHAnsi"/>
-          <w:sz w:val="26"/>
-          <w:szCs w:val="26"/>
+          <w:sz w:val="25"/>
+          <w:szCs w:val="25"/>
+        </w:rPr>
+        <w:t xml:space="preserve"> Lulu separates and discovers a deer </w:t>
+      </w:r>
+      <w:r>
+        <w:rPr>
+          <w:rFonts w:cstheme="minorHAnsi"/>
+          <w:sz w:val="25"/>
+          <w:szCs w:val="25"/>
         </w:rPr>
         <w:t>drop</w:t>
       </w:r>
       <w:r>
         <w:rPr>
           <w:rFonts w:cstheme="minorHAnsi"/>
-          <w:sz w:val="26"/>
-          <w:szCs w:val="26"/>
+          <w:sz w:val="25"/>
+          <w:szCs w:val="25"/>
         </w:rPr>
         <w:t>ping</w:t>
       </w:r>
       <w:r>
         <w:rPr>
           <w:rFonts w:cstheme="minorHAnsi"/>
-          <w:sz w:val="26"/>
-          <w:szCs w:val="26"/>
+          <w:sz w:val="25"/>
+          <w:szCs w:val="25"/>
         </w:rPr>
         <w:t xml:space="preserve"> off </w:t>
       </w:r>
       <w:r>
         <w:rPr>
           <w:rFonts w:cstheme="minorHAnsi"/>
-          <w:sz w:val="26"/>
-          <w:szCs w:val="26"/>
+          <w:sz w:val="25"/>
+          <w:szCs w:val="25"/>
         </w:rPr>
         <w:t>the heirloom</w:t>
       </w:r>
       <w:r>
         <w:rPr>
           <w:rFonts w:cstheme="minorHAnsi"/>
-          <w:sz w:val="26"/>
-          <w:szCs w:val="26"/>
+          <w:sz w:val="25"/>
+          <w:szCs w:val="25"/>
         </w:rPr>
         <w:t xml:space="preserve"> and other rare </w:t>
       </w:r>
       <w:r>
         <w:rPr>
           <w:rFonts w:cstheme="minorHAnsi"/>
-          <w:sz w:val="26"/>
-          <w:szCs w:val="26"/>
+          <w:sz w:val="25"/>
+          <w:szCs w:val="25"/>
         </w:rPr>
         <w:t>rocks</w:t>
       </w:r>
       <w:r>
         <w:rPr>
           <w:rFonts w:cstheme="minorHAnsi"/>
-          <w:sz w:val="26"/>
-          <w:szCs w:val="26"/>
+          <w:sz w:val="25"/>
+          <w:szCs w:val="25"/>
         </w:rPr>
         <w:t xml:space="preserve"> on the shore (“</w:t>
+      </w:r>
+      <w:proofErr w:type="spellStart"/>
+      <w:r>
+        <w:rPr>
+          <w:sz w:val="25"/>
+          <w:szCs w:val="25"/>
+        </w:rPr>
+        <w:fldChar w:fldCharType="begin"/>
+      </w:r>
+      <w:r>
+        <w:rPr>
+          <w:sz w:val="25"/>
+          <w:szCs w:val="25"/>
+        </w:rPr>
+        <w:instrText>HYPERLINK "https://www.michiganmusical.com/music/12-gichigamiin/"</w:instrText>
+      </w:r>
+      <w:r>
+        <w:rPr>
+          <w:sz w:val="25"/>
+          <w:szCs w:val="25"/>
+        </w:rPr>
+      </w:r>
+      <w:r>
+        <w:rPr>
+          <w:sz w:val="25"/>
+          <w:szCs w:val="25"/>
+        </w:rPr>
+        <w:fldChar w:fldCharType="separate"/>
+      </w:r>
+      <w:r>
+        <w:rPr>
+          <w:rStyle w:val="Hyperlink"/>
+          <w:rFonts w:cstheme="minorHAnsi"/>
+          <w:sz w:val="25"/>
+          <w:szCs w:val="25"/>
+          <w:u w:val="none"/>
+        </w:rPr>
+        <w:t>Gichigamiin</w:t>
+      </w:r>
+      <w:proofErr w:type="spellEnd"/>
+      <w:r>
+        <w:rPr>
+          <w:sz w:val="25"/>
+          <w:szCs w:val="25"/>
+        </w:rPr>
+        <w:fldChar w:fldCharType="end"/>
+      </w:r>
+      <w:r>
+        <w:rPr>
+          <w:rFonts w:cstheme="minorHAnsi"/>
+          <w:sz w:val="25"/>
+          <w:szCs w:val="25"/>
+        </w:rPr>
+        <w:t>”).</w:t>
+      </w:r>
+    </w:p>
+    <w:p>
+      <w:pPr>
+        <w:tabs>
+          <w:tab w:val="left" w:pos="5013"/>
+        </w:tabs>
+        <w:spacing w:line="240" w:lineRule="auto"/>
+        <w:rPr>
+          <w:rFonts w:cstheme="minorHAnsi"/>
+          <w:sz w:val="25"/>
+          <w:szCs w:val="25"/>
+        </w:rPr>
+      </w:pPr>
+      <w:r>
+        <w:rPr>
+          <w:rFonts w:cstheme="minorHAnsi"/>
+          <w:sz w:val="25"/>
+          <w:szCs w:val="25"/>
+        </w:rPr>
+        <w:t>Meanwhile, Amanda revisits a time when she was a starving artist with her brother until his suicide (“</w:t>
       </w:r>
       <w:hyperlink r:id="rId20" w:history="1">
         <w:r>
           <w:rPr>
             <w:rStyle w:val="Hyperlink"/>
             <w:rFonts w:cstheme="minorHAnsi"/>
-            <w:sz w:val="26"/>
-            <w:szCs w:val="26"/>
+            <w:sz w:val="25"/>
+            <w:szCs w:val="25"/>
             <w:u w:val="none"/>
           </w:rPr>
-          <w:t>Gichigamiin</w:t>
+          <w:t>The Starving Artist</w:t>
         </w:r>
       </w:hyperlink>
       <w:r>
         <w:rPr>
           <w:rFonts w:cstheme="minorHAnsi"/>
-          <w:sz w:val="26"/>
-          <w:szCs w:val="26"/>
+          <w:sz w:val="25"/>
+          <w:szCs w:val="25"/>
         </w:rPr>
         <w:t>”).</w:t>
       </w:r>
@@ -6029,127 +5956,127 @@
         <w:spacing w:line="240" w:lineRule="auto"/>
         <w:rPr>
           <w:rFonts w:cstheme="minorHAnsi"/>
-          <w:sz w:val="26"/>
-          <w:szCs w:val="26"/>
-        </w:rPr>
-      </w:pPr>
-      <w:r>
-        <w:rPr>
-          <w:rFonts w:cstheme="minorHAnsi"/>
-          <w:sz w:val="26"/>
-          <w:szCs w:val="26"/>
+          <w:sz w:val="25"/>
+          <w:szCs w:val="25"/>
+        </w:rPr>
+      </w:pPr>
+      <w:r>
+        <w:rPr>
+          <w:rFonts w:cstheme="minorHAnsi"/>
+          <w:sz w:val="25"/>
+          <w:szCs w:val="25"/>
         </w:rPr>
         <w:t>For</w:t>
       </w:r>
       <w:r>
         <w:rPr>
           <w:rFonts w:cstheme="minorHAnsi"/>
-          <w:sz w:val="26"/>
-          <w:szCs w:val="26"/>
+          <w:sz w:val="25"/>
+          <w:szCs w:val="25"/>
         </w:rPr>
         <w:t xml:space="preserve"> Harbor Days</w:t>
       </w:r>
       <w:r>
         <w:rPr>
           <w:rFonts w:cstheme="minorHAnsi"/>
-          <w:sz w:val="26"/>
-          <w:szCs w:val="26"/>
+          <w:sz w:val="25"/>
+          <w:szCs w:val="25"/>
         </w:rPr>
         <w:t>’</w:t>
       </w:r>
       <w:r>
         <w:rPr>
           <w:rFonts w:cstheme="minorHAnsi"/>
-          <w:sz w:val="26"/>
-          <w:szCs w:val="26"/>
+          <w:sz w:val="25"/>
+          <w:szCs w:val="25"/>
         </w:rPr>
         <w:t xml:space="preserve"> parade, </w:t>
       </w:r>
       <w:r>
         <w:rPr>
           <w:rFonts w:cstheme="minorHAnsi"/>
-          <w:sz w:val="26"/>
-          <w:szCs w:val="26"/>
+          <w:sz w:val="25"/>
+          <w:szCs w:val="25"/>
         </w:rPr>
         <w:t xml:space="preserve">Broadway actor </w:t>
       </w:r>
       <w:r>
         <w:rPr>
           <w:rFonts w:cstheme="minorHAnsi"/>
-          <w:sz w:val="26"/>
-          <w:szCs w:val="26"/>
+          <w:sz w:val="25"/>
+          <w:szCs w:val="25"/>
         </w:rPr>
         <w:t xml:space="preserve">cousin Jacob </w:t>
       </w:r>
       <w:r>
         <w:rPr>
           <w:rFonts w:cstheme="minorHAnsi"/>
-          <w:sz w:val="26"/>
-          <w:szCs w:val="26"/>
+          <w:sz w:val="25"/>
+          <w:szCs w:val="25"/>
         </w:rPr>
         <w:t>J</w:t>
       </w:r>
       <w:r>
         <w:rPr>
           <w:rFonts w:cstheme="minorHAnsi"/>
-          <w:sz w:val="26"/>
-          <w:szCs w:val="26"/>
+          <w:sz w:val="25"/>
+          <w:szCs w:val="25"/>
         </w:rPr>
         <w:t>acobowitz i</w:t>
       </w:r>
       <w:r>
         <w:rPr>
           <w:rFonts w:cstheme="minorHAnsi"/>
-          <w:sz w:val="26"/>
-          <w:szCs w:val="26"/>
+          <w:sz w:val="25"/>
+          <w:szCs w:val="25"/>
         </w:rPr>
         <w:t xml:space="preserve">s the </w:t>
       </w:r>
       <w:r>
         <w:rPr>
           <w:rFonts w:cstheme="minorHAnsi"/>
-          <w:sz w:val="26"/>
-          <w:szCs w:val="26"/>
+          <w:sz w:val="25"/>
+          <w:szCs w:val="25"/>
         </w:rPr>
         <w:t>Grand Marshal</w:t>
       </w:r>
       <w:r>
         <w:rPr>
           <w:rFonts w:cstheme="minorHAnsi"/>
-          <w:sz w:val="26"/>
-          <w:szCs w:val="26"/>
+          <w:sz w:val="25"/>
+          <w:szCs w:val="25"/>
         </w:rPr>
         <w:t xml:space="preserve">. </w:t>
       </w:r>
       <w:r>
         <w:rPr>
           <w:rFonts w:cstheme="minorHAnsi"/>
-          <w:sz w:val="26"/>
-          <w:szCs w:val="26"/>
+          <w:sz w:val="25"/>
+          <w:szCs w:val="25"/>
         </w:rPr>
         <w:t>So, the</w:t>
       </w:r>
       <w:r>
         <w:rPr>
           <w:rFonts w:cstheme="minorHAnsi"/>
-          <w:sz w:val="26"/>
-          <w:szCs w:val="26"/>
+          <w:sz w:val="25"/>
+          <w:szCs w:val="25"/>
         </w:rPr>
         <w:t xml:space="preserve"> theme is theatre. Petoskey </w:t>
       </w:r>
       <w:r>
         <w:rPr>
           <w:rFonts w:cstheme="minorHAnsi"/>
-          <w:sz w:val="26"/>
-          <w:szCs w:val="26"/>
+          <w:sz w:val="25"/>
+          <w:szCs w:val="25"/>
         </w:rPr>
         <w:t>dresses as</w:t>
       </w:r>
       <w:r>
         <w:rPr>
           <w:rFonts w:cstheme="minorHAnsi"/>
-          <w:sz w:val="26"/>
-          <w:szCs w:val="26"/>
+          <w:sz w:val="25"/>
+          <w:szCs w:val="25"/>
         </w:rPr>
         <w:t xml:space="preserve"> </w:t>
       </w:r>
@@ -6158,178 +6085,178 @@
           <w:rFonts w:cstheme="minorHAnsi"/>
           <w:i/>
           <w:iCs/>
-          <w:sz w:val="26"/>
-          <w:szCs w:val="26"/>
+          <w:sz w:val="25"/>
+          <w:szCs w:val="25"/>
         </w:rPr>
         <w:t>Oklahoma</w:t>
       </w:r>
       <w:r>
         <w:rPr>
           <w:rFonts w:cstheme="minorHAnsi"/>
-          <w:sz w:val="26"/>
-          <w:szCs w:val="26"/>
+          <w:sz w:val="25"/>
+          <w:szCs w:val="25"/>
         </w:rPr>
         <w:t>’s</w:t>
       </w:r>
       <w:r>
         <w:rPr>
           <w:rFonts w:cstheme="minorHAnsi"/>
-          <w:sz w:val="26"/>
-          <w:szCs w:val="26"/>
+          <w:sz w:val="25"/>
+          <w:szCs w:val="25"/>
         </w:rPr>
         <w:t xml:space="preserve"> </w:t>
       </w:r>
       <w:r>
         <w:rPr>
           <w:rFonts w:cstheme="minorHAnsi"/>
-          <w:sz w:val="26"/>
-          <w:szCs w:val="26"/>
+          <w:sz w:val="25"/>
+          <w:szCs w:val="25"/>
         </w:rPr>
         <w:t>Jud Fry</w:t>
       </w:r>
       <w:r>
         <w:rPr>
           <w:rFonts w:cstheme="minorHAnsi"/>
-          <w:sz w:val="26"/>
-          <w:szCs w:val="26"/>
+          <w:sz w:val="25"/>
+          <w:szCs w:val="25"/>
         </w:rPr>
         <w:t xml:space="preserve"> while </w:t>
       </w:r>
       <w:r>
         <w:rPr>
           <w:rFonts w:cstheme="minorHAnsi"/>
-          <w:sz w:val="26"/>
-          <w:szCs w:val="26"/>
+          <w:sz w:val="25"/>
+          <w:szCs w:val="25"/>
         </w:rPr>
         <w:t xml:space="preserve">Lulu </w:t>
       </w:r>
       <w:r>
         <w:rPr>
           <w:rFonts w:cstheme="minorHAnsi"/>
-          <w:sz w:val="26"/>
-          <w:szCs w:val="26"/>
+          <w:sz w:val="25"/>
+          <w:szCs w:val="25"/>
         </w:rPr>
         <w:t>plays</w:t>
       </w:r>
       <w:r>
         <w:rPr>
           <w:rFonts w:cstheme="minorHAnsi"/>
-          <w:sz w:val="26"/>
-          <w:szCs w:val="26"/>
+          <w:sz w:val="25"/>
+          <w:szCs w:val="25"/>
         </w:rPr>
         <w:t xml:space="preserve"> Evan Hansen. Before marching, </w:t>
       </w:r>
       <w:r>
         <w:rPr>
           <w:rFonts w:cstheme="minorHAnsi"/>
-          <w:sz w:val="26"/>
-          <w:szCs w:val="26"/>
+          <w:sz w:val="25"/>
+          <w:szCs w:val="25"/>
         </w:rPr>
         <w:t>she</w:t>
       </w:r>
       <w:r>
         <w:rPr>
           <w:rFonts w:cstheme="minorHAnsi"/>
-          <w:sz w:val="26"/>
-          <w:szCs w:val="26"/>
+          <w:sz w:val="25"/>
+          <w:szCs w:val="25"/>
         </w:rPr>
         <w:t xml:space="preserve"> </w:t>
       </w:r>
       <w:r>
         <w:rPr>
           <w:rFonts w:cstheme="minorHAnsi"/>
-          <w:sz w:val="26"/>
-          <w:szCs w:val="26"/>
+          <w:sz w:val="25"/>
+          <w:szCs w:val="25"/>
         </w:rPr>
         <w:t>shows</w:t>
       </w:r>
       <w:r>
         <w:rPr>
           <w:rFonts w:cstheme="minorHAnsi"/>
-          <w:sz w:val="26"/>
-          <w:szCs w:val="26"/>
+          <w:sz w:val="25"/>
+          <w:szCs w:val="25"/>
         </w:rPr>
         <w:t xml:space="preserve"> her rare findings </w:t>
       </w:r>
       <w:r>
         <w:rPr>
           <w:rFonts w:cstheme="minorHAnsi"/>
-          <w:sz w:val="26"/>
-          <w:szCs w:val="26"/>
+          <w:sz w:val="25"/>
+          <w:szCs w:val="25"/>
         </w:rPr>
         <w:t>to</w:t>
       </w:r>
       <w:r>
         <w:rPr>
           <w:rFonts w:cstheme="minorHAnsi"/>
-          <w:sz w:val="26"/>
-          <w:szCs w:val="26"/>
+          <w:sz w:val="25"/>
+          <w:szCs w:val="25"/>
         </w:rPr>
         <w:t xml:space="preserve"> the family. To spite Petoskey, she </w:t>
       </w:r>
       <w:r>
         <w:rPr>
           <w:rFonts w:cstheme="minorHAnsi"/>
-          <w:sz w:val="26"/>
-          <w:szCs w:val="26"/>
+          <w:sz w:val="25"/>
+          <w:szCs w:val="25"/>
         </w:rPr>
         <w:t>breaks</w:t>
       </w:r>
       <w:r>
         <w:rPr>
           <w:rFonts w:cstheme="minorHAnsi"/>
-          <w:sz w:val="26"/>
-          <w:szCs w:val="26"/>
+          <w:sz w:val="25"/>
+          <w:szCs w:val="25"/>
         </w:rPr>
         <w:t xml:space="preserve"> his father's necklace, unaware it was their </w:t>
       </w:r>
       <w:r>
         <w:rPr>
           <w:rFonts w:cstheme="minorHAnsi"/>
-          <w:sz w:val="26"/>
-          <w:szCs w:val="26"/>
+          <w:sz w:val="25"/>
+          <w:szCs w:val="25"/>
         </w:rPr>
         <w:t>only</w:t>
       </w:r>
       <w:r>
         <w:rPr>
           <w:rFonts w:cstheme="minorHAnsi"/>
-          <w:sz w:val="26"/>
-          <w:szCs w:val="26"/>
+          <w:sz w:val="25"/>
+          <w:szCs w:val="25"/>
         </w:rPr>
         <w:t xml:space="preserve"> chance to</w:t>
       </w:r>
       <w:r>
         <w:rPr>
           <w:rFonts w:cstheme="minorHAnsi"/>
-          <w:sz w:val="26"/>
-          <w:szCs w:val="26"/>
-        </w:rPr>
-        <w:t xml:space="preserve"> save the lake house from Wayland</w:t>
-      </w:r>
-      <w:r>
-        <w:rPr>
-          <w:rFonts w:cstheme="minorHAnsi"/>
-          <w:sz w:val="26"/>
-          <w:szCs w:val="26"/>
-        </w:rPr>
-        <w:t>. The parade goes wrong as Petoskey beats up Lulu, disqualifying them for the first time</w:t>
-      </w:r>
-      <w:r>
-        <w:rPr>
-          <w:rFonts w:cstheme="minorHAnsi"/>
-          <w:sz w:val="26"/>
-          <w:szCs w:val="26"/>
-        </w:rPr>
-        <w:t xml:space="preserve"> (“</w:t>
+          <w:sz w:val="25"/>
+          <w:szCs w:val="25"/>
+        </w:rPr>
+        <w:t xml:space="preserve"> save the lake house from </w:t>
+      </w:r>
+      <w:r>
+        <w:rPr>
+          <w:rFonts w:cstheme="minorHAnsi"/>
+          <w:sz w:val="25"/>
+          <w:szCs w:val="25"/>
+        </w:rPr>
+        <w:t>Amanda</w:t>
+      </w:r>
+      <w:r>
+        <w:rPr>
+          <w:rFonts w:cstheme="minorHAnsi"/>
+          <w:sz w:val="25"/>
+          <w:szCs w:val="25"/>
+        </w:rPr>
+        <w:t>. The parade goes wrong as Petoskey beats up Lulu, disqualifying them for the first time (“</w:t>
       </w:r>
       <w:hyperlink r:id="rId21" w:history="1">
         <w:r>
           <w:rPr>
             <w:rStyle w:val="Hyperlink"/>
             <w:rFonts w:cstheme="minorHAnsi"/>
-            <w:sz w:val="26"/>
-            <w:szCs w:val="26"/>
+            <w:sz w:val="25"/>
+            <w:szCs w:val="25"/>
             <w:u w:val="none"/>
           </w:rPr>
           <w:t>Fraudway</w:t>
@@ -6338,48 +6265,40 @@
       <w:r>
         <w:rPr>
           <w:rFonts w:cstheme="minorHAnsi"/>
-          <w:sz w:val="26"/>
-          <w:szCs w:val="26"/>
-        </w:rPr>
-        <w:t>”)</w:t>
-      </w:r>
-      <w:r>
-        <w:rPr>
-          <w:rFonts w:cstheme="minorHAnsi"/>
-          <w:sz w:val="26"/>
-          <w:szCs w:val="26"/>
-        </w:rPr>
-        <w:t xml:space="preserve">. </w:t>
-      </w:r>
-      <w:r>
-        <w:rPr>
-          <w:rFonts w:cstheme="minorHAnsi"/>
-          <w:sz w:val="26"/>
-          <w:szCs w:val="26"/>
+          <w:sz w:val="25"/>
+          <w:szCs w:val="25"/>
+        </w:rPr>
+        <w:t xml:space="preserve">”). </w:t>
+      </w:r>
+      <w:r>
+        <w:rPr>
+          <w:rFonts w:cstheme="minorHAnsi"/>
+          <w:sz w:val="25"/>
+          <w:szCs w:val="25"/>
         </w:rPr>
         <w:t xml:space="preserve">After his mom lectures him, </w:t>
       </w:r>
       <w:r>
         <w:rPr>
           <w:rFonts w:cstheme="minorHAnsi"/>
-          <w:sz w:val="26"/>
-          <w:szCs w:val="26"/>
+          <w:sz w:val="25"/>
+          <w:szCs w:val="25"/>
         </w:rPr>
         <w:t>he</w:t>
       </w:r>
       <w:r>
         <w:rPr>
           <w:rFonts w:cstheme="minorHAnsi"/>
-          <w:sz w:val="26"/>
-          <w:szCs w:val="26"/>
+          <w:sz w:val="25"/>
+          <w:szCs w:val="25"/>
         </w:rPr>
         <w:t xml:space="preserve"> runs off</w:t>
       </w:r>
       <w:r>
         <w:rPr>
           <w:rFonts w:cstheme="minorHAnsi"/>
-          <w:sz w:val="26"/>
-          <w:szCs w:val="26"/>
+          <w:sz w:val="25"/>
+          <w:szCs w:val="25"/>
         </w:rPr>
         <w:t xml:space="preserve"> (“</w:t>
       </w:r>
@@ -6388,8 +6307,8 @@
           <w:rPr>
             <w:rStyle w:val="Hyperlink"/>
             <w:rFonts w:cstheme="minorHAnsi"/>
-            <w:sz w:val="26"/>
-            <w:szCs w:val="26"/>
+            <w:sz w:val="25"/>
+            <w:szCs w:val="25"/>
             <w:u w:val="none"/>
           </w:rPr>
           <w:t>Kick Rocks</w:t>
@@ -6398,8 +6317,8 @@
       <w:r>
         <w:rPr>
           <w:rFonts w:cstheme="minorHAnsi"/>
-          <w:sz w:val="26"/>
-          <w:szCs w:val="26"/>
+          <w:sz w:val="25"/>
+          <w:szCs w:val="25"/>
         </w:rPr>
         <w:t>”).</w:t>
       </w:r>
@@ -6412,87 +6331,79 @@
         <w:spacing w:line="240" w:lineRule="auto"/>
         <w:rPr>
           <w:rFonts w:cstheme="minorHAnsi"/>
-          <w:sz w:val="26"/>
-          <w:szCs w:val="26"/>
-        </w:rPr>
-      </w:pPr>
-      <w:r>
-        <w:rPr>
-          <w:rFonts w:cstheme="minorHAnsi"/>
-          <w:sz w:val="26"/>
-          <w:szCs w:val="26"/>
-        </w:rPr>
-        <w:t>In the following</w:t>
-      </w:r>
-      <w:r>
-        <w:rPr>
-          <w:rFonts w:cstheme="minorHAnsi"/>
-          <w:sz w:val="26"/>
-          <w:szCs w:val="26"/>
-        </w:rPr>
-        <w:t xml:space="preserve"> act, </w:t>
-      </w:r>
-      <w:r>
-        <w:rPr>
-          <w:rFonts w:cstheme="minorHAnsi"/>
-          <w:sz w:val="26"/>
-          <w:szCs w:val="26"/>
+          <w:sz w:val="25"/>
+          <w:szCs w:val="25"/>
+        </w:rPr>
+      </w:pPr>
+      <w:r>
+        <w:rPr>
+          <w:rFonts w:cstheme="minorHAnsi"/>
+          <w:sz w:val="25"/>
+          <w:szCs w:val="25"/>
+        </w:rPr>
+        <w:t xml:space="preserve">In the following act, </w:t>
+      </w:r>
+      <w:r>
+        <w:rPr>
+          <w:rFonts w:cstheme="minorHAnsi"/>
+          <w:sz w:val="25"/>
+          <w:szCs w:val="25"/>
         </w:rPr>
         <w:t xml:space="preserve">Liz </w:t>
       </w:r>
       <w:r>
         <w:rPr>
           <w:rFonts w:cstheme="minorHAnsi"/>
-          <w:sz w:val="26"/>
-          <w:szCs w:val="26"/>
+          <w:sz w:val="25"/>
+          <w:szCs w:val="25"/>
         </w:rPr>
         <w:t xml:space="preserve">revisits </w:t>
       </w:r>
       <w:r>
         <w:rPr>
           <w:rFonts w:cstheme="minorHAnsi"/>
-          <w:sz w:val="26"/>
-          <w:szCs w:val="26"/>
+          <w:sz w:val="25"/>
+          <w:szCs w:val="25"/>
         </w:rPr>
         <w:t>a memory of</w:t>
       </w:r>
       <w:r>
         <w:rPr>
           <w:rFonts w:cstheme="minorHAnsi"/>
-          <w:sz w:val="26"/>
-          <w:szCs w:val="26"/>
+          <w:sz w:val="25"/>
+          <w:szCs w:val="25"/>
         </w:rPr>
         <w:t xml:space="preserve"> </w:t>
       </w:r>
       <w:r>
         <w:rPr>
           <w:rFonts w:cstheme="minorHAnsi"/>
-          <w:sz w:val="26"/>
-          <w:szCs w:val="26"/>
+          <w:sz w:val="25"/>
+          <w:szCs w:val="25"/>
         </w:rPr>
         <w:t>Lulu and Petoskey</w:t>
       </w:r>
       <w:r>
         <w:rPr>
           <w:rFonts w:cstheme="minorHAnsi"/>
-          <w:sz w:val="26"/>
-          <w:szCs w:val="26"/>
+          <w:sz w:val="25"/>
+          <w:szCs w:val="25"/>
         </w:rPr>
         <w:t xml:space="preserve"> </w:t>
       </w:r>
       <w:r>
         <w:rPr>
           <w:rFonts w:cstheme="minorHAnsi"/>
-          <w:sz w:val="26"/>
-          <w:szCs w:val="26"/>
+          <w:sz w:val="25"/>
+          <w:szCs w:val="25"/>
         </w:rPr>
         <w:t>at a talent show</w:t>
       </w:r>
       <w:r>
         <w:rPr>
           <w:rFonts w:cstheme="minorHAnsi"/>
-          <w:sz w:val="26"/>
-          <w:szCs w:val="26"/>
+          <w:sz w:val="25"/>
+          <w:szCs w:val="25"/>
         </w:rPr>
         <w:t xml:space="preserve"> (“</w:t>
       </w:r>
@@ -6501,8 +6412,8 @@
           <w:rPr>
             <w:rStyle w:val="Hyperlink"/>
             <w:rFonts w:cstheme="minorHAnsi"/>
-            <w:sz w:val="26"/>
-            <w:szCs w:val="26"/>
+            <w:sz w:val="25"/>
+            <w:szCs w:val="25"/>
             <w:u w:val="none"/>
           </w:rPr>
           <w:t>Hands Come in Handy</w:t>
@@ -6511,112 +6422,96 @@
       <w:r>
         <w:rPr>
           <w:rFonts w:cstheme="minorHAnsi"/>
-          <w:sz w:val="26"/>
-          <w:szCs w:val="26"/>
+          <w:sz w:val="25"/>
+          <w:szCs w:val="25"/>
         </w:rPr>
         <w:t xml:space="preserve">”). </w:t>
       </w:r>
       <w:r>
         <w:rPr>
           <w:rFonts w:cstheme="minorHAnsi"/>
-          <w:sz w:val="26"/>
-          <w:szCs w:val="26"/>
+          <w:sz w:val="25"/>
+          <w:szCs w:val="25"/>
         </w:rPr>
         <w:t xml:space="preserve">Presently, </w:t>
       </w:r>
       <w:r>
         <w:rPr>
           <w:rFonts w:cstheme="minorHAnsi"/>
-          <w:sz w:val="26"/>
-          <w:szCs w:val="26"/>
+          <w:sz w:val="25"/>
+          <w:szCs w:val="25"/>
         </w:rPr>
         <w:t>she</w:t>
       </w:r>
       <w:r>
         <w:rPr>
           <w:rFonts w:cstheme="minorHAnsi"/>
-          <w:sz w:val="26"/>
-          <w:szCs w:val="26"/>
+          <w:sz w:val="25"/>
+          <w:szCs w:val="25"/>
         </w:rPr>
         <w:t xml:space="preserve"> search</w:t>
       </w:r>
       <w:r>
         <w:rPr>
           <w:rFonts w:cstheme="minorHAnsi"/>
-          <w:sz w:val="26"/>
-          <w:szCs w:val="26"/>
+          <w:sz w:val="25"/>
+          <w:szCs w:val="25"/>
         </w:rPr>
         <w:t>es</w:t>
       </w:r>
       <w:r>
         <w:rPr>
           <w:rFonts w:cstheme="minorHAnsi"/>
-          <w:sz w:val="26"/>
-          <w:szCs w:val="26"/>
-        </w:rPr>
-        <w:t xml:space="preserve"> </w:t>
-      </w:r>
-      <w:r>
-        <w:rPr>
-          <w:rFonts w:cstheme="minorHAnsi"/>
-          <w:sz w:val="26"/>
-          <w:szCs w:val="26"/>
-        </w:rPr>
-        <w:t xml:space="preserve">for </w:t>
-      </w:r>
-      <w:r>
-        <w:rPr>
-          <w:rFonts w:cstheme="minorHAnsi"/>
-          <w:sz w:val="26"/>
-          <w:szCs w:val="26"/>
+          <w:sz w:val="25"/>
+          <w:szCs w:val="25"/>
+        </w:rPr>
+        <w:t xml:space="preserve"> for </w:t>
+      </w:r>
+      <w:r>
+        <w:rPr>
+          <w:rFonts w:cstheme="minorHAnsi"/>
+          <w:sz w:val="25"/>
+          <w:szCs w:val="25"/>
         </w:rPr>
         <w:t>him</w:t>
       </w:r>
       <w:r>
         <w:rPr>
           <w:rFonts w:cstheme="minorHAnsi"/>
-          <w:sz w:val="26"/>
-          <w:szCs w:val="26"/>
-        </w:rPr>
-        <w:t xml:space="preserve"> while</w:t>
-      </w:r>
-      <w:r>
-        <w:rPr>
-          <w:rFonts w:cstheme="minorHAnsi"/>
-          <w:sz w:val="26"/>
-          <w:szCs w:val="26"/>
-        </w:rPr>
-        <w:t xml:space="preserve"> Lulu </w:t>
-      </w:r>
-      <w:r>
-        <w:rPr>
-          <w:rFonts w:cstheme="minorHAnsi"/>
-          <w:sz w:val="26"/>
-          <w:szCs w:val="26"/>
+          <w:sz w:val="25"/>
+          <w:szCs w:val="25"/>
+        </w:rPr>
+        <w:t xml:space="preserve"> while Lulu </w:t>
+      </w:r>
+      <w:r>
+        <w:rPr>
+          <w:rFonts w:cstheme="minorHAnsi"/>
+          <w:sz w:val="25"/>
+          <w:szCs w:val="25"/>
         </w:rPr>
         <w:t>tries to find him at</w:t>
       </w:r>
       <w:r>
         <w:rPr>
           <w:rFonts w:cstheme="minorHAnsi"/>
-          <w:sz w:val="26"/>
-          <w:szCs w:val="26"/>
+          <w:sz w:val="25"/>
+          <w:szCs w:val="25"/>
         </w:rPr>
         <w:t xml:space="preserve"> Banh</w:t>
       </w:r>
       <w:r>
         <w:rPr>
           <w:rFonts w:cstheme="minorHAnsi"/>
-          <w:sz w:val="26"/>
-          <w:szCs w:val="26"/>
+          <w:sz w:val="25"/>
+          <w:szCs w:val="25"/>
         </w:rPr>
         <w:t xml:space="preserve"> MI </w:t>
       </w:r>
       <w:r>
         <w:rPr>
           <w:rFonts w:cstheme="minorHAnsi"/>
-          <w:sz w:val="26"/>
-          <w:szCs w:val="26"/>
+          <w:sz w:val="25"/>
+          <w:szCs w:val="25"/>
         </w:rPr>
         <w:t>(“</w:t>
       </w:r>
@@ -6625,8 +6520,8 @@
           <w:rPr>
             <w:rStyle w:val="Hyperlink"/>
             <w:rFonts w:cstheme="minorHAnsi"/>
-            <w:sz w:val="26"/>
-            <w:szCs w:val="26"/>
+            <w:sz w:val="25"/>
+            <w:szCs w:val="25"/>
             <w:u w:val="none"/>
           </w:rPr>
           <w:t>Petoskey</w:t>
@@ -6635,112 +6530,98 @@
       <w:r>
         <w:rPr>
           <w:rFonts w:cstheme="minorHAnsi"/>
-          <w:sz w:val="26"/>
-          <w:szCs w:val="26"/>
-        </w:rPr>
-        <w:t>”).</w:t>
-      </w:r>
-      <w:r>
-        <w:rPr>
-          <w:rFonts w:cstheme="minorHAnsi"/>
-          <w:sz w:val="26"/>
-          <w:szCs w:val="26"/>
-        </w:rPr>
-        <w:t xml:space="preserve"> Jasper shares</w:t>
-      </w:r>
-      <w:r>
-        <w:rPr>
-          <w:rFonts w:cstheme="minorHAnsi"/>
-          <w:sz w:val="26"/>
-          <w:szCs w:val="26"/>
+          <w:sz w:val="25"/>
+          <w:szCs w:val="25"/>
+        </w:rPr>
+        <w:t>”). Jasper shares his refugee family stayed united despite continents dividing them</w:t>
+      </w:r>
+      <w:r>
+        <w:rPr>
+          <w:rFonts w:cstheme="minorHAnsi"/>
+          <w:sz w:val="25"/>
+          <w:szCs w:val="25"/>
+        </w:rPr>
+        <w:t xml:space="preserve"> as well as a time </w:t>
+      </w:r>
+      <w:r>
+        <w:rPr>
+          <w:rFonts w:cstheme="minorHAnsi"/>
+          <w:sz w:val="25"/>
+          <w:szCs w:val="25"/>
+        </w:rPr>
+        <w:t>when a Lebanese family bought out his family’s</w:t>
+      </w:r>
+      <w:r>
+        <w:rPr>
+          <w:rFonts w:cstheme="minorHAnsi"/>
+          <w:sz w:val="25"/>
+          <w:szCs w:val="25"/>
+        </w:rPr>
+        <w:t xml:space="preserve"> failing</w:t>
+      </w:r>
+      <w:r>
+        <w:rPr>
+          <w:rFonts w:cstheme="minorHAnsi"/>
+          <w:sz w:val="25"/>
+          <w:szCs w:val="25"/>
+        </w:rPr>
+        <w:t xml:space="preserve"> restaurant but did not resort to blame as Petey had</w:t>
+      </w:r>
+      <w:r>
+        <w:rPr>
+          <w:rFonts w:cstheme="minorHAnsi"/>
+          <w:sz w:val="25"/>
+          <w:szCs w:val="25"/>
+        </w:rPr>
+        <w:t xml:space="preserve">. The </w:t>
+      </w:r>
+      <w:proofErr w:type="spellStart"/>
+      <w:r>
+        <w:rPr>
+          <w:rFonts w:cstheme="minorHAnsi"/>
+          <w:sz w:val="25"/>
+          <w:szCs w:val="25"/>
+        </w:rPr>
+        <w:t>Vandams</w:t>
+      </w:r>
+      <w:proofErr w:type="spellEnd"/>
+      <w:r>
+        <w:rPr>
+          <w:rFonts w:cstheme="minorHAnsi"/>
+          <w:sz w:val="25"/>
+          <w:szCs w:val="25"/>
+        </w:rPr>
+        <w:t xml:space="preserve"> are only divided by peninsulas. </w:t>
+      </w:r>
+      <w:r>
+        <w:rPr>
+          <w:rFonts w:cstheme="minorHAnsi"/>
+          <w:sz w:val="25"/>
+          <w:szCs w:val="25"/>
+        </w:rPr>
+        <w:t>They realize Petoskey is</w:t>
+      </w:r>
+      <w:r>
+        <w:rPr>
+          <w:rFonts w:cstheme="minorHAnsi"/>
+          <w:sz w:val="25"/>
+          <w:szCs w:val="25"/>
         </w:rPr>
         <w:t xml:space="preserve"> </w:t>
       </w:r>
       <w:r>
         <w:rPr>
           <w:rFonts w:cstheme="minorHAnsi"/>
-          <w:sz w:val="26"/>
-          <w:szCs w:val="26"/>
-        </w:rPr>
-        <w:t>his refugee family stayed united despite continents dividing them</w:t>
-      </w:r>
-      <w:r>
-        <w:rPr>
-          <w:rFonts w:cstheme="minorHAnsi"/>
-          <w:sz w:val="26"/>
-          <w:szCs w:val="26"/>
-        </w:rPr>
-        <w:t xml:space="preserve"> as well as a time </w:t>
-      </w:r>
-      <w:r>
-        <w:rPr>
-          <w:rFonts w:cstheme="minorHAnsi"/>
-          <w:sz w:val="26"/>
-          <w:szCs w:val="26"/>
-        </w:rPr>
-        <w:t>when a Lebanese family bought out his family’s</w:t>
-      </w:r>
-      <w:r>
-        <w:rPr>
-          <w:rFonts w:cstheme="minorHAnsi"/>
-          <w:sz w:val="26"/>
-          <w:szCs w:val="26"/>
-        </w:rPr>
-        <w:t xml:space="preserve"> failing</w:t>
-      </w:r>
-      <w:r>
-        <w:rPr>
-          <w:rFonts w:cstheme="minorHAnsi"/>
-          <w:sz w:val="26"/>
-          <w:szCs w:val="26"/>
-        </w:rPr>
-        <w:t xml:space="preserve"> restaurant but did not resort to blame as Petey had</w:t>
-      </w:r>
-      <w:r>
-        <w:rPr>
-          <w:rFonts w:cstheme="minorHAnsi"/>
-          <w:sz w:val="26"/>
-          <w:szCs w:val="26"/>
-        </w:rPr>
-        <w:t>. The Vandams are only divided by peninsulas</w:t>
-      </w:r>
-      <w:r>
-        <w:rPr>
-          <w:rFonts w:cstheme="minorHAnsi"/>
-          <w:sz w:val="26"/>
-          <w:szCs w:val="26"/>
-        </w:rPr>
-        <w:t xml:space="preserve">. </w:t>
-      </w:r>
-      <w:r>
-        <w:rPr>
-          <w:rFonts w:cstheme="minorHAnsi"/>
-          <w:sz w:val="26"/>
-          <w:szCs w:val="26"/>
-        </w:rPr>
-        <w:t>They realize Petoskey is</w:t>
-      </w:r>
-      <w:r>
-        <w:rPr>
-          <w:rFonts w:cstheme="minorHAnsi"/>
-          <w:sz w:val="26"/>
-          <w:szCs w:val="26"/>
-        </w:rPr>
-        <w:t xml:space="preserve"> </w:t>
-      </w:r>
-      <w:r>
-        <w:rPr>
-          <w:rFonts w:cstheme="minorHAnsi"/>
-          <w:sz w:val="26"/>
-          <w:szCs w:val="26"/>
+          <w:sz w:val="25"/>
+          <w:szCs w:val="25"/>
         </w:rPr>
         <w:t>at</w:t>
       </w:r>
       <w:r>
         <w:rPr>
           <w:rFonts w:cstheme="minorHAnsi"/>
-          <w:sz w:val="26"/>
-          <w:szCs w:val="26"/>
+          <w:sz w:val="25"/>
+          <w:szCs w:val="25"/>
         </w:rPr>
         <w:t xml:space="preserve"> the Mackinac Bridge (“</w:t>
       </w:r>
@@ -6749,66 +6630,88 @@
           <w:rPr>
             <w:rStyle w:val="Hyperlink"/>
             <w:rFonts w:cstheme="minorHAnsi"/>
-            <w:sz w:val="26"/>
-            <w:szCs w:val="26"/>
+            <w:sz w:val="25"/>
+            <w:szCs w:val="25"/>
             <w:u w:val="none"/>
           </w:rPr>
-          <w:t>North South East West</w:t>
+          <w:t xml:space="preserve">North </w:t>
+        </w:r>
+        <w:proofErr w:type="gramStart"/>
+        <w:r>
+          <w:rPr>
+            <w:rStyle w:val="Hyperlink"/>
+            <w:rFonts w:cstheme="minorHAnsi"/>
+            <w:sz w:val="25"/>
+            <w:szCs w:val="25"/>
+            <w:u w:val="none"/>
+          </w:rPr>
+          <w:t>South East</w:t>
+        </w:r>
+        <w:proofErr w:type="gramEnd"/>
+        <w:r>
+          <w:rPr>
+            <w:rStyle w:val="Hyperlink"/>
+            <w:rFonts w:cstheme="minorHAnsi"/>
+            <w:sz w:val="25"/>
+            <w:szCs w:val="25"/>
+            <w:u w:val="none"/>
+          </w:rPr>
+          <w:t xml:space="preserve"> West</w:t>
         </w:r>
       </w:hyperlink>
       <w:r>
         <w:rPr>
           <w:rFonts w:cstheme="minorHAnsi"/>
-          <w:sz w:val="26"/>
-          <w:szCs w:val="26"/>
+          <w:sz w:val="25"/>
+          <w:szCs w:val="25"/>
         </w:rPr>
         <w:t>”).</w:t>
       </w:r>
       <w:r>
         <w:rPr>
           <w:rFonts w:cstheme="minorHAnsi"/>
-          <w:sz w:val="26"/>
-          <w:szCs w:val="26"/>
+          <w:sz w:val="25"/>
+          <w:szCs w:val="25"/>
         </w:rPr>
         <w:t xml:space="preserve"> </w:t>
       </w:r>
       <w:r>
         <w:rPr>
           <w:rFonts w:cstheme="minorHAnsi"/>
-          <w:sz w:val="26"/>
-          <w:szCs w:val="26"/>
+          <w:sz w:val="25"/>
+          <w:szCs w:val="25"/>
         </w:rPr>
         <w:t xml:space="preserve">Meanwhile, Liz revisits her marriage proposal to Petey </w:t>
       </w:r>
       <w:r>
         <w:rPr>
           <w:rFonts w:cstheme="minorHAnsi"/>
-          <w:sz w:val="26"/>
-          <w:szCs w:val="26"/>
+          <w:sz w:val="25"/>
+          <w:szCs w:val="25"/>
         </w:rPr>
         <w:t xml:space="preserve">on a boat under </w:t>
       </w:r>
       <w:r>
         <w:rPr>
           <w:rFonts w:cstheme="minorHAnsi"/>
-          <w:sz w:val="26"/>
-          <w:szCs w:val="26"/>
+          <w:sz w:val="25"/>
+          <w:szCs w:val="25"/>
         </w:rPr>
         <w:t>it</w:t>
       </w:r>
       <w:r>
         <w:rPr>
           <w:rFonts w:cstheme="minorHAnsi"/>
-          <w:sz w:val="26"/>
-          <w:szCs w:val="26"/>
+          <w:sz w:val="25"/>
+          <w:szCs w:val="25"/>
         </w:rPr>
         <w:t xml:space="preserve"> (</w:t>
       </w:r>
       <w:r>
         <w:rPr>
           <w:rFonts w:cstheme="minorHAnsi"/>
-          <w:sz w:val="26"/>
-          <w:szCs w:val="26"/>
+          <w:sz w:val="25"/>
+          <w:szCs w:val="25"/>
         </w:rPr>
         <w:t>“</w:t>
       </w:r>
@@ -6817,8 +6720,8 @@
           <w:rPr>
             <w:rStyle w:val="Hyperlink"/>
             <w:rFonts w:cstheme="minorHAnsi"/>
-            <w:sz w:val="26"/>
-            <w:szCs w:val="26"/>
+            <w:sz w:val="25"/>
+            <w:szCs w:val="25"/>
             <w:u w:val="none"/>
           </w:rPr>
           <w:t>Natural Beauty</w:t>
@@ -6827,8 +6730,8 @@
       <w:r>
         <w:rPr>
           <w:rFonts w:cstheme="minorHAnsi"/>
-          <w:sz w:val="26"/>
-          <w:szCs w:val="26"/>
+          <w:sz w:val="25"/>
+          <w:szCs w:val="25"/>
         </w:rPr>
         <w:t>”).</w:t>
       </w:r>
@@ -6841,105 +6744,25 @@
         <w:spacing w:line="240" w:lineRule="auto"/>
         <w:rPr>
           <w:rFonts w:cstheme="minorHAnsi"/>
-          <w:sz w:val="26"/>
-          <w:szCs w:val="26"/>
-        </w:rPr>
-      </w:pPr>
-      <w:r>
-        <w:rPr>
-          <w:rFonts w:cstheme="minorHAnsi"/>
-          <w:sz w:val="26"/>
-          <w:szCs w:val="26"/>
-        </w:rPr>
-        <w:t>They drive up</w:t>
-      </w:r>
-      <w:r>
-        <w:rPr>
-          <w:rFonts w:cstheme="minorHAnsi"/>
-          <w:sz w:val="26"/>
-          <w:szCs w:val="26"/>
-        </w:rPr>
-        <w:t xml:space="preserve"> </w:t>
-      </w:r>
-      <w:r>
-        <w:rPr>
-          <w:rFonts w:cstheme="minorHAnsi"/>
-          <w:sz w:val="26"/>
-          <w:szCs w:val="26"/>
-        </w:rPr>
-        <w:t>to</w:t>
-      </w:r>
-      <w:r>
-        <w:rPr>
-          <w:rFonts w:cstheme="minorHAnsi"/>
-          <w:sz w:val="26"/>
-          <w:szCs w:val="26"/>
-        </w:rPr>
-        <w:t xml:space="preserve"> find </w:t>
-      </w:r>
-      <w:r>
-        <w:rPr>
-          <w:rFonts w:cstheme="minorHAnsi"/>
-          <w:sz w:val="26"/>
-          <w:szCs w:val="26"/>
-        </w:rPr>
-        <w:t>him</w:t>
-      </w:r>
-      <w:r>
-        <w:rPr>
-          <w:rFonts w:cstheme="minorHAnsi"/>
-          <w:sz w:val="26"/>
-          <w:szCs w:val="26"/>
-        </w:rPr>
-        <w:t xml:space="preserve">. She offers the broken </w:t>
-      </w:r>
-      <w:r>
-        <w:rPr>
-          <w:rFonts w:cstheme="minorHAnsi"/>
-          <w:sz w:val="26"/>
-          <w:szCs w:val="26"/>
-        </w:rPr>
-        <w:t>stone</w:t>
-      </w:r>
-      <w:r>
-        <w:rPr>
-          <w:rFonts w:cstheme="minorHAnsi"/>
-          <w:sz w:val="26"/>
-          <w:szCs w:val="26"/>
-        </w:rPr>
-        <w:t xml:space="preserve"> as a truce, but he </w:t>
-      </w:r>
-      <w:r>
-        <w:rPr>
-          <w:rFonts w:cstheme="minorHAnsi"/>
-          <w:sz w:val="26"/>
-          <w:szCs w:val="26"/>
-        </w:rPr>
-        <w:t>tosses</w:t>
-      </w:r>
-      <w:r>
-        <w:rPr>
-          <w:rFonts w:cstheme="minorHAnsi"/>
-          <w:sz w:val="26"/>
-          <w:szCs w:val="26"/>
-        </w:rPr>
-        <w:t xml:space="preserve"> it into the water</w:t>
-      </w:r>
-      <w:r>
-        <w:rPr>
-          <w:rFonts w:cstheme="minorHAnsi"/>
-          <w:sz w:val="26"/>
-          <w:szCs w:val="26"/>
-        </w:rPr>
-        <w:t xml:space="preserve"> (“</w:t>
+          <w:sz w:val="25"/>
+          <w:szCs w:val="25"/>
+        </w:rPr>
+      </w:pPr>
+      <w:r>
+        <w:rPr>
+          <w:rFonts w:cstheme="minorHAnsi"/>
+          <w:sz w:val="25"/>
+          <w:szCs w:val="25"/>
+        </w:rPr>
+        <w:t>They drive up to find him. She offers the broken stone as a truce, but he tosses it into the water (“</w:t>
       </w:r>
       <w:hyperlink r:id="rId27" w:history="1">
         <w:r>
           <w:rPr>
             <w:rStyle w:val="Hyperlink"/>
             <w:rFonts w:cstheme="minorHAnsi"/>
-            <w:sz w:val="26"/>
-            <w:szCs w:val="26"/>
+            <w:sz w:val="25"/>
+            <w:szCs w:val="25"/>
             <w:u w:val="none"/>
           </w:rPr>
           <w:t>Rock Bottom</w:t>
@@ -6948,130 +6771,66 @@
       <w:r>
         <w:rPr>
           <w:rFonts w:cstheme="minorHAnsi"/>
-          <w:sz w:val="26"/>
-          <w:szCs w:val="26"/>
-        </w:rPr>
-        <w:t>”). This</w:t>
-      </w:r>
-      <w:r>
-        <w:rPr>
-          <w:rFonts w:cstheme="minorHAnsi"/>
-          <w:sz w:val="26"/>
-          <w:szCs w:val="26"/>
-        </w:rPr>
-        <w:t xml:space="preserve"> </w:t>
-      </w:r>
-      <w:r>
-        <w:rPr>
-          <w:rFonts w:cstheme="minorHAnsi"/>
-          <w:sz w:val="26"/>
-          <w:szCs w:val="26"/>
-        </w:rPr>
-        <w:t>causes</w:t>
-      </w:r>
-      <w:r>
-        <w:rPr>
-          <w:rFonts w:cstheme="minorHAnsi"/>
-          <w:sz w:val="26"/>
-          <w:szCs w:val="26"/>
-        </w:rPr>
-        <w:t xml:space="preserve"> the bridge to fog u</w:t>
-      </w:r>
-      <w:r>
-        <w:rPr>
-          <w:rFonts w:cstheme="minorHAnsi"/>
-          <w:sz w:val="26"/>
-          <w:szCs w:val="26"/>
-        </w:rPr>
-        <w:t>p</w:t>
-      </w:r>
-      <w:r>
-        <w:rPr>
-          <w:rFonts w:cstheme="minorHAnsi"/>
-          <w:sz w:val="26"/>
-          <w:szCs w:val="26"/>
-        </w:rPr>
-        <w:t xml:space="preserve"> </w:t>
-      </w:r>
-      <w:r>
-        <w:rPr>
-          <w:rFonts w:cstheme="minorHAnsi"/>
-          <w:sz w:val="26"/>
-          <w:szCs w:val="26"/>
-        </w:rPr>
-        <w:t>where</w:t>
-      </w:r>
-      <w:r>
-        <w:rPr>
-          <w:rFonts w:cstheme="minorHAnsi"/>
-          <w:sz w:val="26"/>
-          <w:szCs w:val="26"/>
-        </w:rPr>
-        <w:t xml:space="preserve"> </w:t>
-      </w:r>
-      <w:r>
-        <w:rPr>
-          <w:rFonts w:cstheme="minorHAnsi"/>
-          <w:sz w:val="26"/>
-          <w:szCs w:val="26"/>
+          <w:sz w:val="25"/>
+          <w:szCs w:val="25"/>
+        </w:rPr>
+        <w:t xml:space="preserve">”). This causes the bridge to fog up where </w:t>
+      </w:r>
+      <w:r>
+        <w:rPr>
+          <w:rFonts w:cstheme="minorHAnsi"/>
+          <w:sz w:val="25"/>
+          <w:szCs w:val="25"/>
         </w:rPr>
         <w:t>Michilimackinac, the Great Turtle appears</w:t>
       </w:r>
       <w:r>
         <w:rPr>
           <w:rFonts w:cstheme="minorHAnsi"/>
-          <w:sz w:val="26"/>
-          <w:szCs w:val="26"/>
+          <w:sz w:val="25"/>
+          <w:szCs w:val="25"/>
         </w:rPr>
         <w:t xml:space="preserve">. </w:t>
       </w:r>
       <w:r>
         <w:rPr>
           <w:rFonts w:cstheme="minorHAnsi"/>
-          <w:sz w:val="26"/>
-          <w:szCs w:val="26"/>
+          <w:sz w:val="25"/>
+          <w:szCs w:val="25"/>
         </w:rPr>
         <w:t>They share that</w:t>
       </w:r>
       <w:r>
         <w:rPr>
           <w:rFonts w:cstheme="minorHAnsi"/>
-          <w:sz w:val="26"/>
-          <w:szCs w:val="26"/>
+          <w:sz w:val="25"/>
+          <w:szCs w:val="25"/>
         </w:rPr>
         <w:t xml:space="preserve"> stones are </w:t>
       </w:r>
       <w:r>
         <w:rPr>
           <w:rFonts w:cstheme="minorHAnsi"/>
-          <w:sz w:val="26"/>
-          <w:szCs w:val="26"/>
+          <w:sz w:val="25"/>
+          <w:szCs w:val="25"/>
         </w:rPr>
         <w:t>like family as they come and go to leave a mark. And they ask the kids to stop the data centers around Michigan due to its harm on the environment and its noisiness</w:t>
       </w:r>
       <w:r>
         <w:rPr>
           <w:rFonts w:cstheme="minorHAnsi"/>
-          <w:sz w:val="26"/>
-          <w:szCs w:val="26"/>
-        </w:rPr>
-        <w:t xml:space="preserve"> </w:t>
-      </w:r>
-      <w:r>
-        <w:rPr>
-          <w:rFonts w:cstheme="minorHAnsi"/>
-          <w:sz w:val="26"/>
-          <w:szCs w:val="26"/>
-        </w:rPr>
-        <w:t>(“</w:t>
+          <w:sz w:val="25"/>
+          <w:szCs w:val="25"/>
+        </w:rPr>
+        <w:t xml:space="preserve"> (“</w:t>
       </w:r>
       <w:hyperlink r:id="rId28" w:history="1">
         <w:r>
           <w:rPr>
             <w:rStyle w:val="Hyperlink"/>
             <w:rFonts w:cstheme="minorHAnsi"/>
-            <w:sz w:val="26"/>
-            <w:szCs w:val="26"/>
+            <w:sz w:val="25"/>
+            <w:szCs w:val="25"/>
             <w:u w:val="none"/>
           </w:rPr>
           <w:t>Family</w:t>
@@ -7080,8 +6839,8 @@
           <w:rPr>
             <w:rStyle w:val="Hyperlink"/>
             <w:rFonts w:cstheme="minorHAnsi"/>
-            <w:sz w:val="26"/>
-            <w:szCs w:val="26"/>
+            <w:sz w:val="25"/>
+            <w:szCs w:val="25"/>
             <w:u w:val="none"/>
           </w:rPr>
           <w:t>’s</w:t>
@@ -7090,8 +6849,8 @@
           <w:rPr>
             <w:rStyle w:val="Hyperlink"/>
             <w:rFonts w:cstheme="minorHAnsi"/>
-            <w:sz w:val="26"/>
-            <w:szCs w:val="26"/>
+            <w:sz w:val="25"/>
+            <w:szCs w:val="25"/>
             <w:u w:val="none"/>
           </w:rPr>
           <w:t xml:space="preserve"> in the Fossil</w:t>
@@ -7100,8 +6859,8 @@
           <w:rPr>
             <w:rStyle w:val="Hyperlink"/>
             <w:rFonts w:cstheme="minorHAnsi"/>
-            <w:sz w:val="26"/>
-            <w:szCs w:val="26"/>
+            <w:sz w:val="25"/>
+            <w:szCs w:val="25"/>
             <w:u w:val="none"/>
           </w:rPr>
           <w:t>s</w:t>
@@ -7110,18 +6869,10 @@
       <w:r>
         <w:rPr>
           <w:rFonts w:cstheme="minorHAnsi"/>
-          <w:sz w:val="26"/>
-          <w:szCs w:val="26"/>
-        </w:rPr>
-        <w:t>”)</w:t>
-      </w:r>
-      <w:r>
-        <w:rPr>
-          <w:rFonts w:cstheme="minorHAnsi"/>
-          <w:sz w:val="26"/>
-          <w:szCs w:val="26"/>
-        </w:rPr>
-        <w:t>.</w:t>
+          <w:sz w:val="25"/>
+          <w:szCs w:val="25"/>
+        </w:rPr>
+        <w:t>”).</w:t>
       </w:r>
     </w:p>
     <w:p>
@@ -7132,311 +6883,339 @@
         <w:spacing w:line="240" w:lineRule="auto"/>
         <w:rPr>
           <w:rFonts w:cstheme="minorHAnsi"/>
-          <w:sz w:val="26"/>
-          <w:szCs w:val="26"/>
-        </w:rPr>
-      </w:pPr>
-      <w:r>
-        <w:rPr>
-          <w:rFonts w:cstheme="minorHAnsi"/>
-          <w:sz w:val="26"/>
-          <w:szCs w:val="26"/>
+          <w:sz w:val="25"/>
+          <w:szCs w:val="25"/>
+        </w:rPr>
+      </w:pPr>
+      <w:r>
+        <w:rPr>
+          <w:rFonts w:cstheme="minorHAnsi"/>
+          <w:sz w:val="25"/>
+          <w:szCs w:val="25"/>
         </w:rPr>
         <w:t xml:space="preserve">They return to </w:t>
       </w:r>
       <w:r>
         <w:rPr>
           <w:rFonts w:cstheme="minorHAnsi"/>
-          <w:sz w:val="26"/>
-          <w:szCs w:val="26"/>
+          <w:sz w:val="25"/>
+          <w:szCs w:val="25"/>
         </w:rPr>
         <w:t>the fair</w:t>
       </w:r>
       <w:r>
         <w:rPr>
           <w:rFonts w:cstheme="minorHAnsi"/>
-          <w:sz w:val="26"/>
-          <w:szCs w:val="26"/>
+          <w:sz w:val="25"/>
+          <w:szCs w:val="25"/>
         </w:rPr>
         <w:t xml:space="preserve"> where</w:t>
       </w:r>
       <w:r>
         <w:rPr>
           <w:rFonts w:cstheme="minorHAnsi"/>
-          <w:sz w:val="26"/>
-          <w:szCs w:val="26"/>
+          <w:sz w:val="25"/>
+          <w:szCs w:val="25"/>
         </w:rPr>
         <w:t xml:space="preserve"> </w:t>
       </w:r>
       <w:r>
         <w:rPr>
           <w:rFonts w:cstheme="minorHAnsi"/>
-          <w:sz w:val="26"/>
-          <w:szCs w:val="26"/>
-        </w:rPr>
-        <w:t>Wayland</w:t>
-      </w:r>
-      <w:r>
-        <w:rPr>
-          <w:rFonts w:cstheme="minorHAnsi"/>
-          <w:sz w:val="26"/>
-          <w:szCs w:val="26"/>
+          <w:sz w:val="25"/>
+          <w:szCs w:val="25"/>
+        </w:rPr>
+        <w:t>Amanda</w:t>
+      </w:r>
+      <w:r>
+        <w:rPr>
+          <w:rFonts w:cstheme="minorHAnsi"/>
+          <w:sz w:val="25"/>
+          <w:szCs w:val="25"/>
         </w:rPr>
         <w:t xml:space="preserve"> is </w:t>
       </w:r>
       <w:r>
         <w:rPr>
           <w:rFonts w:cstheme="minorHAnsi"/>
-          <w:sz w:val="26"/>
-          <w:szCs w:val="26"/>
+          <w:sz w:val="25"/>
+          <w:szCs w:val="25"/>
         </w:rPr>
         <w:t>exhibiting data center</w:t>
       </w:r>
       <w:r>
         <w:rPr>
           <w:rFonts w:cstheme="minorHAnsi"/>
-          <w:sz w:val="26"/>
-          <w:szCs w:val="26"/>
+          <w:sz w:val="25"/>
+          <w:szCs w:val="25"/>
         </w:rPr>
         <w:t xml:space="preserve"> models</w:t>
       </w:r>
       <w:r>
         <w:rPr>
           <w:rFonts w:cstheme="minorHAnsi"/>
-          <w:sz w:val="26"/>
-          <w:szCs w:val="26"/>
+          <w:sz w:val="25"/>
+          <w:szCs w:val="25"/>
         </w:rPr>
         <w:t xml:space="preserve"> with other developers</w:t>
       </w:r>
       <w:r>
         <w:rPr>
           <w:rFonts w:cstheme="minorHAnsi"/>
-          <w:sz w:val="26"/>
-          <w:szCs w:val="26"/>
-        </w:rPr>
-        <w:t xml:space="preserve">. Petoskey offers the </w:t>
-      </w:r>
-      <w:r>
-        <w:rPr>
-          <w:rFonts w:cstheme="minorHAnsi"/>
-          <w:sz w:val="26"/>
-          <w:szCs w:val="26"/>
+          <w:sz w:val="25"/>
+          <w:szCs w:val="25"/>
+        </w:rPr>
+        <w:t xml:space="preserve">. Petoskey offers </w:t>
+      </w:r>
+      <w:proofErr w:type="gramStart"/>
+      <w:r>
+        <w:rPr>
+          <w:rFonts w:cstheme="minorHAnsi"/>
+          <w:sz w:val="25"/>
+          <w:szCs w:val="25"/>
+        </w:rPr>
+        <w:t xml:space="preserve">the </w:t>
+      </w:r>
+      <w:r>
+        <w:rPr>
+          <w:rFonts w:cstheme="minorHAnsi"/>
+          <w:sz w:val="25"/>
+          <w:szCs w:val="25"/>
         </w:rPr>
         <w:t>Ford</w:t>
       </w:r>
-      <w:r>
-        <w:rPr>
-          <w:rFonts w:cstheme="minorHAnsi"/>
-          <w:sz w:val="26"/>
-          <w:szCs w:val="26"/>
+      <w:proofErr w:type="gramEnd"/>
+      <w:r>
+        <w:rPr>
+          <w:rFonts w:cstheme="minorHAnsi"/>
+          <w:sz w:val="25"/>
+          <w:szCs w:val="25"/>
         </w:rPr>
         <w:t xml:space="preserve"> which </w:t>
       </w:r>
       <w:r>
         <w:rPr>
           <w:rFonts w:cstheme="minorHAnsi"/>
-          <w:sz w:val="26"/>
-          <w:szCs w:val="26"/>
+          <w:sz w:val="25"/>
+          <w:szCs w:val="25"/>
         </w:rPr>
         <w:t>she</w:t>
       </w:r>
       <w:r>
         <w:rPr>
           <w:rFonts w:cstheme="minorHAnsi"/>
-          <w:sz w:val="26"/>
-          <w:szCs w:val="26"/>
-        </w:rPr>
-        <w:t xml:space="preserve"> scoffs but is interested in. Jasper then offers his restaurant. The Vandams return with decades of themed costume</w:t>
-      </w:r>
-      <w:r>
-        <w:rPr>
-          <w:rFonts w:cstheme="minorHAnsi"/>
-          <w:sz w:val="26"/>
-          <w:szCs w:val="26"/>
+          <w:sz w:val="25"/>
+          <w:szCs w:val="25"/>
+        </w:rPr>
+        <w:t xml:space="preserve"> scoffs but is interested in. Jasper then offers his restaurant. The </w:t>
+      </w:r>
+      <w:proofErr w:type="spellStart"/>
+      <w:r>
+        <w:rPr>
+          <w:rFonts w:cstheme="minorHAnsi"/>
+          <w:sz w:val="25"/>
+          <w:szCs w:val="25"/>
+        </w:rPr>
+        <w:t>Vandams</w:t>
+      </w:r>
+      <w:proofErr w:type="spellEnd"/>
+      <w:r>
+        <w:rPr>
+          <w:rFonts w:cstheme="minorHAnsi"/>
+          <w:sz w:val="25"/>
+          <w:szCs w:val="25"/>
+        </w:rPr>
+        <w:t xml:space="preserve"> return with decades of themed costume</w:t>
+      </w:r>
+      <w:r>
+        <w:rPr>
+          <w:rFonts w:cstheme="minorHAnsi"/>
+          <w:sz w:val="25"/>
+          <w:szCs w:val="25"/>
         </w:rPr>
         <w:t xml:space="preserve"> while </w:t>
       </w:r>
       <w:r>
         <w:rPr>
           <w:rFonts w:cstheme="minorHAnsi"/>
-          <w:sz w:val="26"/>
-          <w:szCs w:val="26"/>
-        </w:rPr>
-        <w:t>Wayland</w:t>
-      </w:r>
-      <w:r>
-        <w:rPr>
-          <w:rFonts w:cstheme="minorHAnsi"/>
-          <w:sz w:val="26"/>
-          <w:szCs w:val="26"/>
+          <w:sz w:val="25"/>
+          <w:szCs w:val="25"/>
+        </w:rPr>
+        <w:t>Amanda</w:t>
+      </w:r>
+      <w:r>
+        <w:rPr>
+          <w:rFonts w:cstheme="minorHAnsi"/>
+          <w:sz w:val="25"/>
+          <w:szCs w:val="25"/>
         </w:rPr>
         <w:t xml:space="preserve"> shows how </w:t>
       </w:r>
       <w:r>
         <w:rPr>
           <w:rFonts w:cstheme="minorHAnsi"/>
-          <w:sz w:val="26"/>
-          <w:szCs w:val="26"/>
+          <w:sz w:val="25"/>
+          <w:szCs w:val="25"/>
         </w:rPr>
         <w:t xml:space="preserve">much </w:t>
       </w:r>
       <w:r>
         <w:rPr>
           <w:rFonts w:cstheme="minorHAnsi"/>
-          <w:sz w:val="26"/>
-          <w:szCs w:val="26"/>
+          <w:sz w:val="25"/>
+          <w:szCs w:val="25"/>
         </w:rPr>
         <w:t>“better” AI is. But the</w:t>
       </w:r>
       <w:r>
         <w:rPr>
           <w:rFonts w:cstheme="minorHAnsi"/>
-          <w:sz w:val="26"/>
-          <w:szCs w:val="26"/>
+          <w:sz w:val="25"/>
+          <w:szCs w:val="25"/>
         </w:rPr>
         <w:t xml:space="preserve"> town </w:t>
       </w:r>
       <w:r>
         <w:rPr>
           <w:rFonts w:cstheme="minorHAnsi"/>
-          <w:sz w:val="26"/>
-          <w:szCs w:val="26"/>
+          <w:sz w:val="25"/>
+          <w:szCs w:val="25"/>
         </w:rPr>
         <w:t>rallies</w:t>
       </w:r>
       <w:r>
         <w:rPr>
           <w:rFonts w:cstheme="minorHAnsi"/>
-          <w:sz w:val="26"/>
-          <w:szCs w:val="26"/>
+          <w:sz w:val="25"/>
+          <w:szCs w:val="25"/>
         </w:rPr>
         <w:t xml:space="preserve"> </w:t>
       </w:r>
       <w:r>
         <w:rPr>
           <w:rFonts w:cstheme="minorHAnsi"/>
-          <w:sz w:val="26"/>
-          <w:szCs w:val="26"/>
+          <w:sz w:val="25"/>
+          <w:szCs w:val="25"/>
         </w:rPr>
         <w:t>for</w:t>
       </w:r>
       <w:r>
         <w:rPr>
           <w:rFonts w:cstheme="minorHAnsi"/>
-          <w:sz w:val="26"/>
-          <w:szCs w:val="26"/>
+          <w:sz w:val="25"/>
+          <w:szCs w:val="25"/>
         </w:rPr>
         <w:t xml:space="preserve"> this </w:t>
       </w:r>
       <w:r>
         <w:rPr>
           <w:rFonts w:cstheme="minorHAnsi"/>
-          <w:sz w:val="26"/>
-          <w:szCs w:val="26"/>
+          <w:sz w:val="25"/>
+          <w:szCs w:val="25"/>
         </w:rPr>
         <w:t>genuinely</w:t>
       </w:r>
       <w:r>
         <w:rPr>
           <w:rFonts w:cstheme="minorHAnsi"/>
-          <w:sz w:val="26"/>
-          <w:szCs w:val="26"/>
+          <w:sz w:val="25"/>
+          <w:szCs w:val="25"/>
         </w:rPr>
         <w:t xml:space="preserve"> creative and weird family, against </w:t>
       </w:r>
       <w:r>
         <w:rPr>
           <w:rFonts w:cstheme="minorHAnsi"/>
-          <w:sz w:val="26"/>
-          <w:szCs w:val="26"/>
+          <w:sz w:val="25"/>
+          <w:szCs w:val="25"/>
         </w:rPr>
         <w:t>AI’s</w:t>
       </w:r>
       <w:r>
         <w:rPr>
           <w:rFonts w:cstheme="minorHAnsi"/>
-          <w:sz w:val="26"/>
-          <w:szCs w:val="26"/>
+          <w:sz w:val="25"/>
+          <w:szCs w:val="25"/>
         </w:rPr>
         <w:t xml:space="preserve"> goal of turning lakes into data centers. </w:t>
       </w:r>
       <w:r>
         <w:rPr>
           <w:rFonts w:cstheme="minorHAnsi"/>
-          <w:sz w:val="26"/>
-          <w:szCs w:val="26"/>
-        </w:rPr>
-        <w:t>Wayland</w:t>
-      </w:r>
-      <w:r>
-        <w:rPr>
-          <w:rFonts w:cstheme="minorHAnsi"/>
-          <w:sz w:val="26"/>
-          <w:szCs w:val="26"/>
+          <w:sz w:val="25"/>
+          <w:szCs w:val="25"/>
+        </w:rPr>
+        <w:t>Amanda</w:t>
+      </w:r>
+      <w:r>
+        <w:rPr>
+          <w:rFonts w:cstheme="minorHAnsi"/>
+          <w:sz w:val="25"/>
+          <w:szCs w:val="25"/>
         </w:rPr>
         <w:t xml:space="preserve"> and the developers refuse and steal the </w:t>
       </w:r>
       <w:r>
         <w:rPr>
           <w:rFonts w:cstheme="minorHAnsi"/>
-          <w:sz w:val="26"/>
-          <w:szCs w:val="26"/>
+          <w:sz w:val="25"/>
+          <w:szCs w:val="25"/>
         </w:rPr>
         <w:t>Ford</w:t>
       </w:r>
       <w:r>
         <w:rPr>
           <w:rFonts w:cstheme="minorHAnsi"/>
-          <w:sz w:val="26"/>
-          <w:szCs w:val="26"/>
+          <w:sz w:val="25"/>
+          <w:szCs w:val="25"/>
         </w:rPr>
         <w:t xml:space="preserve">, causing the town to chase after them. She drives it off </w:t>
       </w:r>
       <w:r>
         <w:rPr>
           <w:rFonts w:cstheme="minorHAnsi"/>
-          <w:sz w:val="26"/>
-          <w:szCs w:val="26"/>
+          <w:sz w:val="25"/>
+          <w:szCs w:val="25"/>
         </w:rPr>
         <w:t>a</w:t>
       </w:r>
       <w:r>
         <w:rPr>
           <w:rFonts w:cstheme="minorHAnsi"/>
-          <w:sz w:val="26"/>
-          <w:szCs w:val="26"/>
+          <w:sz w:val="25"/>
+          <w:szCs w:val="25"/>
         </w:rPr>
         <w:t xml:space="preserve"> bridge, then gets thrown into an asylum by Traverse City. </w:t>
       </w:r>
       <w:r>
         <w:rPr>
           <w:rFonts w:cstheme="minorHAnsi"/>
-          <w:sz w:val="26"/>
-          <w:szCs w:val="26"/>
+          <w:sz w:val="25"/>
+          <w:szCs w:val="25"/>
         </w:rPr>
         <w:t>Their</w:t>
       </w:r>
       <w:r>
         <w:rPr>
           <w:rFonts w:cstheme="minorHAnsi"/>
-          <w:sz w:val="26"/>
-          <w:szCs w:val="26"/>
+          <w:sz w:val="25"/>
+          <w:szCs w:val="25"/>
         </w:rPr>
         <w:t xml:space="preserve"> contracts are declared void as </w:t>
       </w:r>
       <w:r>
         <w:rPr>
           <w:rFonts w:cstheme="minorHAnsi"/>
-          <w:sz w:val="26"/>
-          <w:szCs w:val="26"/>
+          <w:sz w:val="25"/>
+          <w:szCs w:val="25"/>
         </w:rPr>
         <w:t>their</w:t>
       </w:r>
       <w:r>
         <w:rPr>
           <w:rFonts w:cstheme="minorHAnsi"/>
-          <w:sz w:val="26"/>
-          <w:szCs w:val="26"/>
+          <w:sz w:val="25"/>
+          <w:szCs w:val="25"/>
         </w:rPr>
         <w:t xml:space="preserve"> party is declared insane (“</w:t>
       </w:r>
@@ -7445,8 +7224,8 @@
           <w:rPr>
             <w:rStyle w:val="Hyperlink"/>
             <w:rFonts w:cstheme="minorHAnsi"/>
-            <w:sz w:val="26"/>
-            <w:szCs w:val="26"/>
+            <w:sz w:val="25"/>
+            <w:szCs w:val="25"/>
             <w:u w:val="none"/>
           </w:rPr>
           <w:t>Leave No Stones</w:t>
@@ -7455,8 +7234,8 @@
           <w:rPr>
             <w:rStyle w:val="Hyperlink"/>
             <w:rFonts w:cstheme="minorHAnsi"/>
-            <w:sz w:val="26"/>
-            <w:szCs w:val="26"/>
+            <w:sz w:val="25"/>
+            <w:szCs w:val="25"/>
             <w:u w:val="none"/>
           </w:rPr>
           <w:t xml:space="preserve"> </w:t>
@@ -7465,8 +7244,8 @@
           <w:rPr>
             <w:rStyle w:val="Hyperlink"/>
             <w:rFonts w:cstheme="minorHAnsi"/>
-            <w:sz w:val="26"/>
-            <w:szCs w:val="26"/>
+            <w:sz w:val="25"/>
+            <w:szCs w:val="25"/>
             <w:u w:val="none"/>
           </w:rPr>
           <w:t>Unturned</w:t>
@@ -7475,8 +7254,8 @@
       <w:r>
         <w:rPr>
           <w:rFonts w:cstheme="minorHAnsi"/>
-          <w:sz w:val="26"/>
-          <w:szCs w:val="26"/>
+          <w:sz w:val="25"/>
+          <w:szCs w:val="25"/>
         </w:rPr>
         <w:t>”).</w:t>
       </w:r>
@@ -7489,103 +7268,103 @@
         <w:spacing w:line="240" w:lineRule="auto"/>
         <w:rPr>
           <w:rFonts w:cstheme="minorHAnsi"/>
-          <w:sz w:val="26"/>
-          <w:szCs w:val="26"/>
-        </w:rPr>
-      </w:pPr>
-      <w:r>
-        <w:rPr>
-          <w:rFonts w:cstheme="minorHAnsi"/>
-          <w:sz w:val="26"/>
-          <w:szCs w:val="26"/>
+          <w:sz w:val="25"/>
+          <w:szCs w:val="25"/>
+        </w:rPr>
+      </w:pPr>
+      <w:r>
+        <w:rPr>
+          <w:rFonts w:cstheme="minorHAnsi"/>
+          <w:sz w:val="25"/>
+          <w:szCs w:val="25"/>
         </w:rPr>
         <w:t>After Harbor Days conclude, Liz take</w:t>
       </w:r>
       <w:r>
         <w:rPr>
           <w:rFonts w:cstheme="minorHAnsi"/>
-          <w:sz w:val="26"/>
-          <w:szCs w:val="26"/>
+          <w:sz w:val="25"/>
+          <w:szCs w:val="25"/>
         </w:rPr>
         <w:t>s</w:t>
       </w:r>
       <w:r>
         <w:rPr>
           <w:rFonts w:cstheme="minorHAnsi"/>
-          <w:sz w:val="26"/>
-          <w:szCs w:val="26"/>
+          <w:sz w:val="25"/>
+          <w:szCs w:val="25"/>
         </w:rPr>
         <w:t xml:space="preserve"> the </w:t>
       </w:r>
       <w:r>
         <w:rPr>
           <w:rFonts w:cstheme="minorHAnsi"/>
-          <w:sz w:val="26"/>
-          <w:szCs w:val="26"/>
+          <w:sz w:val="25"/>
+          <w:szCs w:val="25"/>
         </w:rPr>
         <w:t>Ford</w:t>
       </w:r>
       <w:r>
         <w:rPr>
           <w:rFonts w:cstheme="minorHAnsi"/>
-          <w:sz w:val="26"/>
-          <w:szCs w:val="26"/>
+          <w:sz w:val="25"/>
+          <w:szCs w:val="25"/>
         </w:rPr>
         <w:t xml:space="preserve"> for a spin and go the short way to the Mackinac Bridge, </w:t>
       </w:r>
       <w:r>
         <w:rPr>
           <w:rFonts w:cstheme="minorHAnsi"/>
-          <w:sz w:val="26"/>
-          <w:szCs w:val="26"/>
+          <w:sz w:val="25"/>
+          <w:szCs w:val="25"/>
         </w:rPr>
         <w:t>the first time</w:t>
       </w:r>
       <w:r>
         <w:rPr>
           <w:rFonts w:cstheme="minorHAnsi"/>
-          <w:sz w:val="26"/>
-          <w:szCs w:val="26"/>
+          <w:sz w:val="25"/>
+          <w:szCs w:val="25"/>
         </w:rPr>
         <w:t xml:space="preserve"> since Petey’s death</w:t>
       </w:r>
       <w:r>
         <w:rPr>
           <w:rFonts w:cstheme="minorHAnsi"/>
-          <w:sz w:val="26"/>
-          <w:szCs w:val="26"/>
+          <w:sz w:val="25"/>
+          <w:szCs w:val="25"/>
         </w:rPr>
         <w:t xml:space="preserve">. </w:t>
       </w:r>
       <w:r>
         <w:rPr>
           <w:rFonts w:cstheme="minorHAnsi"/>
-          <w:sz w:val="26"/>
-          <w:szCs w:val="26"/>
+          <w:sz w:val="25"/>
+          <w:szCs w:val="25"/>
         </w:rPr>
         <w:t>Liz and Petey</w:t>
       </w:r>
       <w:r>
         <w:rPr>
           <w:rFonts w:cstheme="minorHAnsi"/>
-          <w:sz w:val="26"/>
-          <w:szCs w:val="26"/>
+          <w:sz w:val="25"/>
+          <w:szCs w:val="25"/>
         </w:rPr>
         <w:t>’s ghost</w:t>
       </w:r>
       <w:r>
         <w:rPr>
           <w:rFonts w:cstheme="minorHAnsi"/>
-          <w:sz w:val="26"/>
-          <w:szCs w:val="26"/>
+          <w:sz w:val="25"/>
+          <w:szCs w:val="25"/>
         </w:rPr>
         <w:t xml:space="preserve"> have their own</w:t>
       </w:r>
       <w:r>
         <w:rPr>
           <w:rFonts w:cstheme="minorHAnsi"/>
-          <w:sz w:val="26"/>
-          <w:szCs w:val="26"/>
+          <w:sz w:val="25"/>
+          <w:szCs w:val="25"/>
         </w:rPr>
         <w:t xml:space="preserve"> reunion as lovers once more (“</w:t>
       </w:r>
@@ -7594,8 +7373,8 @@
           <w:rPr>
             <w:rStyle w:val="Hyperlink"/>
             <w:rFonts w:cstheme="minorHAnsi"/>
-            <w:sz w:val="26"/>
-            <w:szCs w:val="26"/>
+            <w:sz w:val="25"/>
+            <w:szCs w:val="25"/>
             <w:u w:val="none"/>
           </w:rPr>
           <w:t>Water to My Soul</w:t>
@@ -7604,8 +7383,8 @@
       <w:r>
         <w:rPr>
           <w:rFonts w:cstheme="minorHAnsi"/>
-          <w:sz w:val="26"/>
-          <w:szCs w:val="26"/>
+          <w:sz w:val="25"/>
+          <w:szCs w:val="25"/>
         </w:rPr>
         <w:t>”).</w:t>
       </w:r>
@@ -7618,241 +7397,217 @@
         <w:spacing w:line="240" w:lineRule="auto"/>
         <w:rPr>
           <w:rFonts w:cstheme="minorHAnsi"/>
-          <w:sz w:val="26"/>
-          <w:szCs w:val="26"/>
-        </w:rPr>
-      </w:pPr>
-      <w:r>
-        <w:rPr>
-          <w:rFonts w:cstheme="minorHAnsi"/>
-          <w:sz w:val="26"/>
-          <w:szCs w:val="26"/>
+          <w:sz w:val="25"/>
+          <w:szCs w:val="25"/>
+        </w:rPr>
+      </w:pPr>
+      <w:r>
+        <w:rPr>
+          <w:rFonts w:cstheme="minorHAnsi"/>
+          <w:sz w:val="25"/>
+          <w:szCs w:val="25"/>
         </w:rPr>
         <w:t>Y</w:t>
       </w:r>
       <w:r>
         <w:rPr>
           <w:rFonts w:cstheme="minorHAnsi"/>
-          <w:sz w:val="26"/>
-          <w:szCs w:val="26"/>
+          <w:sz w:val="25"/>
+          <w:szCs w:val="25"/>
         </w:rPr>
         <w:t xml:space="preserve">ears later, Willy passes away. </w:t>
       </w:r>
       <w:r>
         <w:rPr>
           <w:rFonts w:cstheme="minorHAnsi"/>
-          <w:sz w:val="26"/>
-          <w:szCs w:val="26"/>
+          <w:sz w:val="25"/>
+          <w:szCs w:val="25"/>
         </w:rPr>
         <w:t>Lulu and Petoskey</w:t>
       </w:r>
       <w:r>
         <w:rPr>
           <w:rFonts w:cstheme="minorHAnsi"/>
-          <w:sz w:val="26"/>
-          <w:szCs w:val="26"/>
+          <w:sz w:val="25"/>
+          <w:szCs w:val="25"/>
+        </w:rPr>
+        <w:t xml:space="preserve"> buy and fix</w:t>
+      </w:r>
+      <w:r>
+        <w:rPr>
+          <w:rFonts w:cstheme="minorHAnsi"/>
+          <w:sz w:val="25"/>
+          <w:szCs w:val="25"/>
+        </w:rPr>
+        <w:t xml:space="preserve"> up</w:t>
+      </w:r>
+      <w:r>
+        <w:rPr>
+          <w:rFonts w:cstheme="minorHAnsi"/>
+          <w:sz w:val="25"/>
+          <w:szCs w:val="25"/>
+        </w:rPr>
+        <w:t xml:space="preserve"> the lake house. </w:t>
+      </w:r>
+      <w:r>
+        <w:rPr>
+          <w:rFonts w:cstheme="minorHAnsi"/>
+          <w:sz w:val="25"/>
+          <w:szCs w:val="25"/>
+        </w:rPr>
+        <w:t xml:space="preserve">On </w:t>
+      </w:r>
+      <w:r>
+        <w:rPr>
+          <w:rFonts w:cstheme="minorHAnsi"/>
+          <w:sz w:val="25"/>
+          <w:szCs w:val="25"/>
+        </w:rPr>
+        <w:t>January 26, 2037</w:t>
+      </w:r>
+      <w:r>
+        <w:rPr>
+          <w:rFonts w:cstheme="minorHAnsi"/>
+          <w:sz w:val="25"/>
+          <w:szCs w:val="25"/>
+        </w:rPr>
+        <w:t xml:space="preserve">, </w:t>
+      </w:r>
+      <w:r>
+        <w:rPr>
+          <w:rFonts w:cstheme="minorHAnsi"/>
+          <w:sz w:val="25"/>
+          <w:szCs w:val="25"/>
+        </w:rPr>
+        <w:t xml:space="preserve">Lansing holds a parade to celebrate the 200th anniversary of </w:t>
+      </w:r>
+      <w:r>
+        <w:rPr>
+          <w:rFonts w:cstheme="minorHAnsi"/>
+          <w:sz w:val="25"/>
+          <w:szCs w:val="25"/>
+        </w:rPr>
+        <w:t xml:space="preserve">MI’s </w:t>
+      </w:r>
+      <w:r>
+        <w:rPr>
+          <w:rFonts w:cstheme="minorHAnsi"/>
+          <w:sz w:val="25"/>
+          <w:szCs w:val="25"/>
+        </w:rPr>
+        <w:t>statehood</w:t>
+      </w:r>
+      <w:r>
+        <w:rPr>
+          <w:rFonts w:cstheme="minorHAnsi"/>
+          <w:sz w:val="25"/>
+          <w:szCs w:val="25"/>
+        </w:rPr>
+        <w:t xml:space="preserve"> with</w:t>
+      </w:r>
+      <w:r>
+        <w:rPr>
+          <w:rFonts w:cstheme="minorHAnsi"/>
+          <w:sz w:val="25"/>
+          <w:szCs w:val="25"/>
+        </w:rPr>
+        <w:t xml:space="preserve"> representatives </w:t>
+      </w:r>
+      <w:r>
+        <w:rPr>
+          <w:rFonts w:cstheme="minorHAnsi"/>
+          <w:sz w:val="25"/>
+          <w:szCs w:val="25"/>
+        </w:rPr>
+        <w:t>from</w:t>
+      </w:r>
+      <w:r>
+        <w:rPr>
+          <w:rFonts w:cstheme="minorHAnsi"/>
+          <w:sz w:val="25"/>
+          <w:szCs w:val="25"/>
+        </w:rPr>
+        <w:t xml:space="preserve"> e</w:t>
+      </w:r>
+      <w:r>
+        <w:rPr>
+          <w:rFonts w:cstheme="minorHAnsi"/>
+          <w:sz w:val="25"/>
+          <w:szCs w:val="25"/>
+        </w:rPr>
+        <w:t>very</w:t>
+      </w:r>
+      <w:r>
+        <w:rPr>
+          <w:rFonts w:cstheme="minorHAnsi"/>
+          <w:sz w:val="25"/>
+          <w:szCs w:val="25"/>
         </w:rPr>
         <w:t xml:space="preserve"> </w:t>
       </w:r>
       <w:r>
         <w:rPr>
           <w:rFonts w:cstheme="minorHAnsi"/>
-          <w:sz w:val="26"/>
-          <w:szCs w:val="26"/>
-        </w:rPr>
-        <w:t>buy and fix</w:t>
-      </w:r>
-      <w:r>
-        <w:rPr>
-          <w:rFonts w:cstheme="minorHAnsi"/>
-          <w:sz w:val="26"/>
-          <w:szCs w:val="26"/>
-        </w:rPr>
-        <w:t xml:space="preserve"> up</w:t>
-      </w:r>
-      <w:r>
-        <w:rPr>
-          <w:rFonts w:cstheme="minorHAnsi"/>
-          <w:sz w:val="26"/>
-          <w:szCs w:val="26"/>
-        </w:rPr>
-        <w:t xml:space="preserve"> the lake house. </w:t>
-      </w:r>
-      <w:r>
-        <w:rPr>
-          <w:rFonts w:cstheme="minorHAnsi"/>
-          <w:sz w:val="26"/>
-          <w:szCs w:val="26"/>
-        </w:rPr>
-        <w:t xml:space="preserve">On </w:t>
-      </w:r>
-      <w:r>
-        <w:rPr>
-          <w:rFonts w:cstheme="minorHAnsi"/>
-          <w:sz w:val="26"/>
-          <w:szCs w:val="26"/>
-        </w:rPr>
-        <w:t>January 26, 2037</w:t>
-      </w:r>
-      <w:r>
-        <w:rPr>
-          <w:rFonts w:cstheme="minorHAnsi"/>
-          <w:sz w:val="26"/>
-          <w:szCs w:val="26"/>
-        </w:rPr>
-        <w:t xml:space="preserve">, </w:t>
-      </w:r>
-      <w:r>
-        <w:rPr>
-          <w:rFonts w:cstheme="minorHAnsi"/>
-          <w:sz w:val="26"/>
-          <w:szCs w:val="26"/>
-        </w:rPr>
-        <w:t xml:space="preserve">Lansing holds a parade to celebrate the 200th anniversary of </w:t>
-      </w:r>
-      <w:r>
-        <w:rPr>
-          <w:rFonts w:cstheme="minorHAnsi"/>
-          <w:sz w:val="26"/>
-          <w:szCs w:val="26"/>
-        </w:rPr>
-        <w:t xml:space="preserve">MI’s </w:t>
-      </w:r>
-      <w:r>
-        <w:rPr>
-          <w:rFonts w:cstheme="minorHAnsi"/>
-          <w:sz w:val="26"/>
-          <w:szCs w:val="26"/>
-        </w:rPr>
-        <w:t>statehood</w:t>
-      </w:r>
-      <w:r>
-        <w:rPr>
-          <w:rFonts w:cstheme="minorHAnsi"/>
-          <w:sz w:val="26"/>
-          <w:szCs w:val="26"/>
-        </w:rPr>
-        <w:t xml:space="preserve"> with</w:t>
-      </w:r>
-      <w:r>
-        <w:rPr>
-          <w:rFonts w:cstheme="minorHAnsi"/>
-          <w:sz w:val="26"/>
-          <w:szCs w:val="26"/>
-        </w:rPr>
-        <w:t xml:space="preserve"> representatives </w:t>
-      </w:r>
-      <w:r>
-        <w:rPr>
-          <w:rFonts w:cstheme="minorHAnsi"/>
-          <w:sz w:val="26"/>
-          <w:szCs w:val="26"/>
-        </w:rPr>
-        <w:t>from</w:t>
-      </w:r>
-      <w:r>
-        <w:rPr>
-          <w:rFonts w:cstheme="minorHAnsi"/>
-          <w:sz w:val="26"/>
-          <w:szCs w:val="26"/>
-        </w:rPr>
-        <w:t xml:space="preserve"> e</w:t>
-      </w:r>
-      <w:r>
-        <w:rPr>
-          <w:rFonts w:cstheme="minorHAnsi"/>
-          <w:sz w:val="26"/>
-          <w:szCs w:val="26"/>
-        </w:rPr>
-        <w:t>very</w:t>
-      </w:r>
-      <w:r>
-        <w:rPr>
-          <w:rFonts w:cstheme="minorHAnsi"/>
-          <w:sz w:val="26"/>
-          <w:szCs w:val="26"/>
-        </w:rPr>
-        <w:t xml:space="preserve"> </w:t>
-      </w:r>
-      <w:r>
-        <w:rPr>
-          <w:rFonts w:cstheme="minorHAnsi"/>
-          <w:sz w:val="26"/>
-          <w:szCs w:val="26"/>
+          <w:sz w:val="25"/>
+          <w:szCs w:val="25"/>
         </w:rPr>
         <w:t>city</w:t>
       </w:r>
       <w:r>
         <w:rPr>
           <w:rFonts w:cstheme="minorHAnsi"/>
-          <w:sz w:val="26"/>
-          <w:szCs w:val="26"/>
+          <w:sz w:val="25"/>
+          <w:szCs w:val="25"/>
         </w:rPr>
         <w:t xml:space="preserve"> march</w:t>
       </w:r>
       <w:r>
         <w:rPr>
           <w:rFonts w:cstheme="minorHAnsi"/>
-          <w:sz w:val="26"/>
-          <w:szCs w:val="26"/>
+          <w:sz w:val="25"/>
+          <w:szCs w:val="25"/>
         </w:rPr>
         <w:t>ing</w:t>
       </w:r>
       <w:r>
         <w:rPr>
           <w:rFonts w:cstheme="minorHAnsi"/>
-          <w:sz w:val="26"/>
-          <w:szCs w:val="26"/>
+          <w:sz w:val="25"/>
+          <w:szCs w:val="25"/>
         </w:rPr>
         <w:t>. T</w:t>
       </w:r>
       <w:r>
         <w:rPr>
           <w:rFonts w:cstheme="minorHAnsi"/>
-          <w:sz w:val="26"/>
-          <w:szCs w:val="26"/>
+          <w:sz w:val="25"/>
+          <w:szCs w:val="25"/>
         </w:rPr>
         <w:t>he theme is Pure Michigan</w:t>
       </w:r>
       <w:r>
         <w:rPr>
           <w:rFonts w:cstheme="minorHAnsi"/>
-          <w:sz w:val="26"/>
-          <w:szCs w:val="26"/>
+          <w:sz w:val="25"/>
+          <w:szCs w:val="25"/>
         </w:rPr>
         <w:t>. Representing Elk Rapids,</w:t>
       </w:r>
       <w:r>
         <w:rPr>
           <w:rFonts w:cstheme="minorHAnsi"/>
-          <w:sz w:val="26"/>
-          <w:szCs w:val="26"/>
-        </w:rPr>
-        <w:t xml:space="preserve"> the Vandam family resembles the </w:t>
-      </w:r>
-      <w:r>
-        <w:rPr>
-          <w:rFonts w:cstheme="minorHAnsi"/>
-          <w:sz w:val="26"/>
-          <w:szCs w:val="26"/>
-        </w:rPr>
-        <w:t xml:space="preserve">state’s best </w:t>
-      </w:r>
-      <w:r>
-        <w:rPr>
-          <w:rFonts w:cstheme="minorHAnsi"/>
-          <w:sz w:val="26"/>
-          <w:szCs w:val="26"/>
-        </w:rPr>
-        <w:t>(“</w:t>
+          <w:sz w:val="25"/>
+          <w:szCs w:val="25"/>
+        </w:rPr>
+        <w:t xml:space="preserve"> the Vandam family resembles the state’s best (“</w:t>
       </w:r>
       <w:hyperlink r:id="rId31" w:history="1">
         <w:r>
           <w:rPr>
             <w:rStyle w:val="Hyperlink"/>
             <w:rFonts w:cstheme="minorHAnsi"/>
-            <w:sz w:val="26"/>
-            <w:szCs w:val="26"/>
+            <w:sz w:val="25"/>
+            <w:szCs w:val="25"/>
             <w:u w:val="none"/>
           </w:rPr>
           <w:t>Michigan</w:t>
@@ -7861,33 +7616,10 @@
       <w:r>
         <w:rPr>
           <w:rFonts w:cstheme="minorHAnsi"/>
-          <w:sz w:val="26"/>
-          <w:szCs w:val="26"/>
+          <w:sz w:val="25"/>
+          <w:szCs w:val="25"/>
         </w:rPr>
         <w:t>”).</w:t>
-      </w:r>
-    </w:p>
-    <w:p>
-      <w:pPr>
-        <w:rPr>
-          <w:rFonts w:cstheme="minorHAnsi"/>
-          <w:b/>
-          <w:bCs/>
-          <w:sz w:val="28"/>
-          <w:szCs w:val="28"/>
-          <w:u w:val="single"/>
-        </w:rPr>
-      </w:pPr>
-      <w:r>
-        <w:rPr>
-          <w:rFonts w:cstheme="minorHAnsi"/>
-          <w:b/>
-          <w:bCs/>
-          <w:sz w:val="28"/>
-          <w:szCs w:val="28"/>
-          <w:u w:val="single"/>
-        </w:rPr>
-        <w:br w:type="page"/>
       </w:r>
     </w:p>
     <w:p>
@@ -9081,7 +8813,25 @@
           <w:sz w:val="28"/>
           <w:szCs w:val="28"/>
         </w:rPr>
-        <w:t xml:space="preserve">is trollface personified. She hopes to beat cousin Petoskey in their annual </w:t>
+        <w:t xml:space="preserve">is trollface personified. She hopes to beat </w:t>
+      </w:r>
+      <w:proofErr w:type="gramStart"/>
+      <w:r>
+        <w:rPr>
+          <w:rFonts w:cstheme="minorHAnsi"/>
+          <w:sz w:val="28"/>
+          <w:szCs w:val="28"/>
+        </w:rPr>
+        <w:t>cousin</w:t>
+      </w:r>
+      <w:proofErr w:type="gramEnd"/>
+      <w:r>
+        <w:rPr>
+          <w:rFonts w:cstheme="minorHAnsi"/>
+          <w:sz w:val="28"/>
+          <w:szCs w:val="28"/>
+        </w:rPr>
+        <w:t xml:space="preserve"> Petoskey in their annual </w:t>
       </w:r>
       <w:r>
         <w:rPr>
@@ -10469,8 +10219,18 @@
           <w:sz w:val="28"/>
           <w:szCs w:val="28"/>
         </w:rPr>
-        <w:t>BANH MIchigan</w:t>
-      </w:r>
+        <w:t xml:space="preserve">BANH </w:t>
+      </w:r>
+      <w:proofErr w:type="spellStart"/>
+      <w:r>
+        <w:rPr>
+          <w:rFonts w:cstheme="minorHAnsi"/>
+          <w:sz w:val="28"/>
+          <w:szCs w:val="28"/>
+        </w:rPr>
+        <w:t>MIchigan</w:t>
+      </w:r>
+      <w:proofErr w:type="spellEnd"/>
       <w:r>
         <w:rPr>
           <w:rFonts w:cstheme="minorHAnsi"/>
@@ -10950,8 +10710,18 @@
           <w:sz w:val="28"/>
           <w:szCs w:val="28"/>
         </w:rPr>
-        <w:t>The Vandams</w:t>
-      </w:r>
+        <w:t xml:space="preserve">The </w:t>
+      </w:r>
+      <w:proofErr w:type="spellStart"/>
+      <w:r>
+        <w:rPr>
+          <w:rFonts w:cstheme="minorHAnsi"/>
+          <w:sz w:val="28"/>
+          <w:szCs w:val="28"/>
+        </w:rPr>
+        <w:t>Vandams</w:t>
+      </w:r>
+      <w:proofErr w:type="spellEnd"/>
       <w:r>
         <w:rPr>
           <w:rFonts w:cstheme="minorHAnsi"/>
@@ -11032,6 +10802,7 @@
         </w:rPr>
         <w:t xml:space="preserve"> (</w:t>
       </w:r>
+      <w:proofErr w:type="spellStart"/>
       <w:r>
         <w:rPr>
           <w:rFonts w:cstheme="minorHAnsi"/>
@@ -11040,6 +10811,7 @@
         </w:rPr>
         <w:t>ew</w:t>
       </w:r>
+      <w:proofErr w:type="spellEnd"/>
       <w:r>
         <w:rPr>
           <w:rFonts w:cstheme="minorHAnsi"/>
@@ -11183,7 +10955,25 @@
           <w:sz w:val="28"/>
           <w:szCs w:val="28"/>
         </w:rPr>
-        <w:t>, anyone who speaks in “ope.”</w:t>
+        <w:t>, anyone who speaks in “</w:t>
+      </w:r>
+      <w:proofErr w:type="spellStart"/>
+      <w:r>
+        <w:rPr>
+          <w:rFonts w:cstheme="minorHAnsi"/>
+          <w:sz w:val="28"/>
+          <w:szCs w:val="28"/>
+        </w:rPr>
+        <w:t>ope</w:t>
+      </w:r>
+      <w:proofErr w:type="spellEnd"/>
+      <w:r>
+        <w:rPr>
+          <w:rFonts w:cstheme="minorHAnsi"/>
+          <w:sz w:val="28"/>
+          <w:szCs w:val="28"/>
+        </w:rPr>
+        <w:t>.”</w:t>
       </w:r>
     </w:p>
     <w:p>
@@ -11286,8 +11076,8 @@
         <w:jc w:val="center"/>
         <w:rPr>
           <w:rFonts w:cstheme="minorHAnsi"/>
-          <w:sz w:val="32"/>
-          <w:szCs w:val="32"/>
+          <w:sz w:val="28"/>
+          <w:szCs w:val="28"/>
           <w:u w:val="single"/>
         </w:rPr>
       </w:pPr>
@@ -11296,8 +11086,8 @@
           <w:rFonts w:cstheme="minorHAnsi"/>
           <w:b/>
           <w:bCs/>
-          <w:sz w:val="32"/>
-          <w:szCs w:val="32"/>
+          <w:sz w:val="28"/>
+          <w:szCs w:val="28"/>
           <w:u w:val="single"/>
         </w:rPr>
         <w:lastRenderedPageBreak/>
@@ -11312,8 +11102,8 @@
         <w:spacing w:line="240" w:lineRule="auto"/>
         <w:rPr>
           <w:rFonts w:cstheme="minorHAnsi"/>
-          <w:sz w:val="32"/>
-          <w:szCs w:val="32"/>
+          <w:sz w:val="28"/>
+          <w:szCs w:val="28"/>
           <w:vertAlign w:val="subscript"/>
         </w:rPr>
       </w:pPr>
@@ -11322,8 +11112,8 @@
           <w:rFonts w:cstheme="minorHAnsi"/>
           <w:b/>
           <w:bCs/>
-          <w:sz w:val="32"/>
-          <w:szCs w:val="32"/>
+          <w:sz w:val="28"/>
+          <w:szCs w:val="28"/>
         </w:rPr>
         <w:t>ACT I</w:t>
       </w:r>
@@ -11332,16 +11122,16 @@
           <w:rFonts w:cstheme="minorHAnsi"/>
           <w:b/>
           <w:bCs/>
-          <w:sz w:val="32"/>
-          <w:szCs w:val="32"/>
+          <w:sz w:val="28"/>
+          <w:szCs w:val="28"/>
         </w:rPr>
         <w:br/>
       </w:r>
       <w:r>
         <w:rPr>
           <w:rFonts w:cstheme="minorHAnsi"/>
-          <w:sz w:val="32"/>
-          <w:szCs w:val="32"/>
+          <w:sz w:val="28"/>
+          <w:szCs w:val="28"/>
         </w:rPr>
         <w:t xml:space="preserve">1. </w:t>
       </w:r>
@@ -11350,8 +11140,8 @@
           <w:rPr>
             <w:rStyle w:val="Hyperlink"/>
             <w:rFonts w:cstheme="minorHAnsi"/>
-            <w:sz w:val="32"/>
-            <w:szCs w:val="32"/>
+            <w:sz w:val="28"/>
+            <w:szCs w:val="28"/>
           </w:rPr>
           <w:t>Overture / The Mitten Song</w:t>
         </w:r>
@@ -11359,16 +11149,16 @@
       <w:r>
         <w:rPr>
           <w:rFonts w:cstheme="minorHAnsi"/>
-          <w:sz w:val="32"/>
-          <w:szCs w:val="32"/>
+          <w:sz w:val="28"/>
+          <w:szCs w:val="28"/>
         </w:rPr>
         <w:t xml:space="preserve"> </w:t>
       </w:r>
       <w:r>
         <w:rPr>
           <w:rFonts w:cstheme="minorHAnsi"/>
-          <w:sz w:val="32"/>
-          <w:szCs w:val="32"/>
+          <w:sz w:val="28"/>
+          <w:szCs w:val="28"/>
           <w:vertAlign w:val="subscript"/>
         </w:rPr>
         <w:t>Petey</w:t>
@@ -11376,8 +11166,8 @@
       <w:r>
         <w:rPr>
           <w:rFonts w:cstheme="minorHAnsi"/>
-          <w:sz w:val="32"/>
-          <w:szCs w:val="32"/>
+          <w:sz w:val="28"/>
+          <w:szCs w:val="28"/>
         </w:rPr>
         <w:br/>
         <w:t xml:space="preserve">2. </w:t>
@@ -11387,8 +11177,8 @@
           <w:rPr>
             <w:rStyle w:val="Hyperlink"/>
             <w:rFonts w:cstheme="minorHAnsi"/>
-            <w:sz w:val="32"/>
-            <w:szCs w:val="32"/>
+            <w:sz w:val="28"/>
+            <w:szCs w:val="28"/>
           </w:rPr>
           <w:t>Life is Complete</w:t>
         </w:r>
@@ -11396,25 +11186,27 @@
       <w:r>
         <w:rPr>
           <w:rFonts w:cstheme="minorHAnsi"/>
-          <w:sz w:val="32"/>
-          <w:szCs w:val="32"/>
+          <w:sz w:val="28"/>
+          <w:szCs w:val="28"/>
         </w:rPr>
         <w:t xml:space="preserve"> </w:t>
       </w:r>
-      <w:r>
-        <w:rPr>
-          <w:rFonts w:cstheme="minorHAnsi"/>
-          <w:sz w:val="32"/>
-          <w:szCs w:val="32"/>
+      <w:proofErr w:type="spellStart"/>
+      <w:r>
+        <w:rPr>
+          <w:rFonts w:cstheme="minorHAnsi"/>
+          <w:sz w:val="28"/>
+          <w:szCs w:val="28"/>
           <w:vertAlign w:val="subscript"/>
         </w:rPr>
         <w:t>Vandams</w:t>
       </w:r>
-      <w:r>
-        <w:rPr>
-          <w:rFonts w:cstheme="minorHAnsi"/>
-          <w:sz w:val="32"/>
-          <w:szCs w:val="32"/>
+      <w:proofErr w:type="spellEnd"/>
+      <w:r>
+        <w:rPr>
+          <w:rFonts w:cstheme="minorHAnsi"/>
+          <w:sz w:val="28"/>
+          <w:szCs w:val="28"/>
           <w:vertAlign w:val="subscript"/>
         </w:rPr>
         <w:br/>
@@ -11422,8 +11214,8 @@
       <w:r>
         <w:rPr>
           <w:rFonts w:cstheme="minorHAnsi"/>
-          <w:sz w:val="32"/>
-          <w:szCs w:val="32"/>
+          <w:sz w:val="28"/>
+          <w:szCs w:val="28"/>
         </w:rPr>
         <w:t xml:space="preserve">3. </w:t>
       </w:r>
@@ -11432,8 +11224,8 @@
           <w:rPr>
             <w:rStyle w:val="Hyperlink"/>
             <w:rFonts w:cstheme="minorHAnsi"/>
-            <w:sz w:val="32"/>
-            <w:szCs w:val="32"/>
+            <w:sz w:val="28"/>
+            <w:szCs w:val="28"/>
           </w:rPr>
           <w:t>Body of Water</w:t>
         </w:r>
@@ -11441,16 +11233,16 @@
       <w:r>
         <w:rPr>
           <w:rFonts w:cstheme="minorHAnsi"/>
-          <w:sz w:val="32"/>
-          <w:szCs w:val="32"/>
+          <w:sz w:val="28"/>
+          <w:szCs w:val="28"/>
         </w:rPr>
         <w:t xml:space="preserve"> </w:t>
       </w:r>
       <w:r>
         <w:rPr>
           <w:rFonts w:cstheme="minorHAnsi"/>
-          <w:sz w:val="32"/>
-          <w:szCs w:val="32"/>
+          <w:sz w:val="28"/>
+          <w:szCs w:val="28"/>
           <w:vertAlign w:val="subscript"/>
         </w:rPr>
         <w:t>Petey, Lizzie</w:t>
@@ -11458,8 +11250,8 @@
       <w:r>
         <w:rPr>
           <w:rFonts w:cstheme="minorHAnsi"/>
-          <w:sz w:val="32"/>
-          <w:szCs w:val="32"/>
+          <w:sz w:val="28"/>
+          <w:szCs w:val="28"/>
           <w:vertAlign w:val="subscript"/>
         </w:rPr>
         <w:t>, Detective, Mackinac Ghosts</w:t>
@@ -11467,8 +11259,8 @@
       <w:r>
         <w:rPr>
           <w:rFonts w:cstheme="minorHAnsi"/>
-          <w:sz w:val="32"/>
-          <w:szCs w:val="32"/>
+          <w:sz w:val="28"/>
+          <w:szCs w:val="28"/>
         </w:rPr>
         <w:br/>
         <w:t xml:space="preserve">4. </w:t>
@@ -11478,8 +11270,8 @@
           <w:rPr>
             <w:rStyle w:val="Hyperlink"/>
             <w:rFonts w:cstheme="minorHAnsi"/>
-            <w:sz w:val="32"/>
-            <w:szCs w:val="32"/>
+            <w:sz w:val="28"/>
+            <w:szCs w:val="28"/>
           </w:rPr>
           <w:t>Yoop</w:t>
         </w:r>
@@ -11487,8 +11279,8 @@
           <w:rPr>
             <w:rStyle w:val="Hyperlink"/>
             <w:rFonts w:cstheme="minorHAnsi"/>
-            <w:sz w:val="32"/>
-            <w:szCs w:val="32"/>
+            <w:sz w:val="28"/>
+            <w:szCs w:val="28"/>
           </w:rPr>
           <w:t>er</w:t>
         </w:r>
@@ -11496,8 +11288,8 @@
           <w:rPr>
             <w:rStyle w:val="Hyperlink"/>
             <w:rFonts w:cstheme="minorHAnsi"/>
-            <w:sz w:val="32"/>
-            <w:szCs w:val="32"/>
+            <w:sz w:val="28"/>
+            <w:szCs w:val="28"/>
           </w:rPr>
           <w:t>s and Trolls</w:t>
         </w:r>
@@ -11505,16 +11297,16 @@
       <w:r>
         <w:rPr>
           <w:rFonts w:cstheme="minorHAnsi"/>
-          <w:sz w:val="32"/>
-          <w:szCs w:val="32"/>
+          <w:sz w:val="28"/>
+          <w:szCs w:val="28"/>
         </w:rPr>
         <w:t xml:space="preserve"> </w:t>
       </w:r>
       <w:r>
         <w:rPr>
           <w:rFonts w:cstheme="minorHAnsi"/>
-          <w:sz w:val="32"/>
-          <w:szCs w:val="32"/>
+          <w:sz w:val="28"/>
+          <w:szCs w:val="28"/>
           <w:vertAlign w:val="subscript"/>
         </w:rPr>
         <w:t>Petoskey</w:t>
@@ -11522,8 +11314,8 @@
       <w:r>
         <w:rPr>
           <w:rFonts w:cstheme="minorHAnsi"/>
-          <w:sz w:val="32"/>
-          <w:szCs w:val="32"/>
+          <w:sz w:val="28"/>
+          <w:szCs w:val="28"/>
           <w:vertAlign w:val="subscript"/>
         </w:rPr>
         <w:t>, Lulu</w:t>
@@ -11531,32 +11323,32 @@
       <w:r>
         <w:rPr>
           <w:rFonts w:cstheme="minorHAnsi"/>
-          <w:sz w:val="32"/>
-          <w:szCs w:val="32"/>
+          <w:sz w:val="28"/>
+          <w:szCs w:val="28"/>
         </w:rPr>
         <w:br/>
       </w:r>
       <w:r>
         <w:rPr>
           <w:rFonts w:cstheme="minorHAnsi"/>
-          <w:sz w:val="32"/>
-          <w:szCs w:val="32"/>
+          <w:sz w:val="28"/>
+          <w:szCs w:val="28"/>
         </w:rPr>
         <w:t>5</w:t>
       </w:r>
       <w:r>
         <w:rPr>
           <w:rFonts w:cstheme="minorHAnsi"/>
-          <w:sz w:val="32"/>
-          <w:szCs w:val="32"/>
+          <w:sz w:val="28"/>
+          <w:szCs w:val="28"/>
         </w:rPr>
         <w:t>.</w:t>
       </w:r>
       <w:r>
         <w:rPr>
           <w:rFonts w:cstheme="minorHAnsi"/>
-          <w:sz w:val="32"/>
-          <w:szCs w:val="32"/>
+          <w:sz w:val="28"/>
+          <w:szCs w:val="28"/>
         </w:rPr>
         <w:t xml:space="preserve"> </w:t>
       </w:r>
@@ -11565,8 +11357,8 @@
           <w:rPr>
             <w:rStyle w:val="Hyperlink"/>
             <w:rFonts w:cstheme="minorHAnsi"/>
-            <w:sz w:val="32"/>
-            <w:szCs w:val="32"/>
+            <w:sz w:val="28"/>
+            <w:szCs w:val="28"/>
           </w:rPr>
           <w:t xml:space="preserve">It </w:t>
         </w:r>
@@ -11574,8 +11366,8 @@
           <w:rPr>
             <w:rStyle w:val="Hyperlink"/>
             <w:rFonts w:cstheme="minorHAnsi"/>
-            <w:sz w:val="32"/>
-            <w:szCs w:val="32"/>
+            <w:sz w:val="28"/>
+            <w:szCs w:val="28"/>
           </w:rPr>
           <w:t>Would</w:t>
         </w:r>
@@ -11583,8 +11375,8 @@
           <w:rPr>
             <w:rStyle w:val="Hyperlink"/>
             <w:rFonts w:cstheme="minorHAnsi"/>
-            <w:sz w:val="32"/>
-            <w:szCs w:val="32"/>
+            <w:sz w:val="28"/>
+            <w:szCs w:val="28"/>
           </w:rPr>
           <w:t xml:space="preserve"> </w:t>
         </w:r>
@@ -11592,8 +11384,8 @@
           <w:rPr>
             <w:rStyle w:val="Hyperlink"/>
             <w:rFonts w:cstheme="minorHAnsi"/>
-            <w:sz w:val="32"/>
-            <w:szCs w:val="32"/>
+            <w:sz w:val="28"/>
+            <w:szCs w:val="28"/>
           </w:rPr>
           <w:t>B</w:t>
         </w:r>
@@ -11601,8 +11393,8 @@
           <w:rPr>
             <w:rStyle w:val="Hyperlink"/>
             <w:rFonts w:cstheme="minorHAnsi"/>
-            <w:sz w:val="32"/>
-            <w:szCs w:val="32"/>
+            <w:sz w:val="28"/>
+            <w:szCs w:val="28"/>
           </w:rPr>
           <w:t>e a Shame</w:t>
         </w:r>
@@ -11610,25 +11402,25 @@
       <w:r>
         <w:rPr>
           <w:rFonts w:cstheme="minorHAnsi"/>
-          <w:sz w:val="32"/>
-          <w:szCs w:val="32"/>
+          <w:sz w:val="28"/>
+          <w:szCs w:val="28"/>
         </w:rPr>
         <w:t xml:space="preserve"> </w:t>
       </w:r>
       <w:r>
         <w:rPr>
           <w:rFonts w:cstheme="minorHAnsi"/>
-          <w:sz w:val="32"/>
-          <w:szCs w:val="32"/>
+          <w:sz w:val="28"/>
+          <w:szCs w:val="28"/>
           <w:vertAlign w:val="subscript"/>
         </w:rPr>
-        <w:t>Wayland</w:t>
-      </w:r>
-      <w:r>
-        <w:rPr>
-          <w:rFonts w:cstheme="minorHAnsi"/>
-          <w:sz w:val="32"/>
-          <w:szCs w:val="32"/>
+        <w:t>Amanda</w:t>
+      </w:r>
+      <w:r>
+        <w:rPr>
+          <w:rFonts w:cstheme="minorHAnsi"/>
+          <w:sz w:val="28"/>
+          <w:szCs w:val="28"/>
           <w:vertAlign w:val="subscript"/>
         </w:rPr>
         <w:t>, Willy</w:t>
@@ -11636,8 +11428,8 @@
       <w:r>
         <w:rPr>
           <w:rFonts w:cstheme="minorHAnsi"/>
-          <w:sz w:val="32"/>
-          <w:szCs w:val="32"/>
+          <w:sz w:val="28"/>
+          <w:szCs w:val="28"/>
           <w:vertAlign w:val="subscript"/>
         </w:rPr>
         <w:t>, Milly, Petey</w:t>
@@ -11645,8 +11437,8 @@
       <w:r>
         <w:rPr>
           <w:rFonts w:cstheme="minorHAnsi"/>
-          <w:sz w:val="32"/>
-          <w:szCs w:val="32"/>
+          <w:sz w:val="28"/>
+          <w:szCs w:val="28"/>
         </w:rPr>
         <w:br/>
         <w:t xml:space="preserve">6. </w:t>
@@ -11656,8 +11448,8 @@
           <w:rPr>
             <w:rStyle w:val="Hyperlink"/>
             <w:rFonts w:cstheme="minorHAnsi"/>
-            <w:sz w:val="32"/>
-            <w:szCs w:val="32"/>
+            <w:sz w:val="28"/>
+            <w:szCs w:val="28"/>
           </w:rPr>
           <w:t>Dad Tax</w:t>
         </w:r>
@@ -11665,16 +11457,16 @@
       <w:r>
         <w:rPr>
           <w:rFonts w:cstheme="minorHAnsi"/>
-          <w:sz w:val="32"/>
-          <w:szCs w:val="32"/>
+          <w:sz w:val="28"/>
+          <w:szCs w:val="28"/>
         </w:rPr>
         <w:t xml:space="preserve"> </w:t>
       </w:r>
       <w:r>
         <w:rPr>
           <w:rFonts w:cstheme="minorHAnsi"/>
-          <w:sz w:val="32"/>
-          <w:szCs w:val="32"/>
+          <w:sz w:val="28"/>
+          <w:szCs w:val="28"/>
           <w:vertAlign w:val="subscript"/>
         </w:rPr>
         <w:t xml:space="preserve">Jasper, </w:t>
@@ -11682,8 +11474,8 @@
       <w:r>
         <w:rPr>
           <w:rFonts w:cstheme="minorHAnsi"/>
-          <w:sz w:val="32"/>
-          <w:szCs w:val="32"/>
+          <w:sz w:val="28"/>
+          <w:szCs w:val="28"/>
           <w:vertAlign w:val="subscript"/>
         </w:rPr>
         <w:t>Lizzie, Cherry, Perry, Shelby, Lulu, Petoskey, Kids</w:t>
@@ -11691,8 +11483,8 @@
       <w:r>
         <w:rPr>
           <w:rFonts w:cstheme="minorHAnsi"/>
-          <w:sz w:val="32"/>
-          <w:szCs w:val="32"/>
+          <w:sz w:val="28"/>
+          <w:szCs w:val="28"/>
           <w:vertAlign w:val="subscript"/>
         </w:rPr>
         <w:br/>
@@ -11700,26 +11492,18 @@
       <w:r>
         <w:rPr>
           <w:rFonts w:cstheme="minorHAnsi"/>
-          <w:sz w:val="32"/>
-          <w:szCs w:val="32"/>
-        </w:rPr>
-        <w:t>7</w:t>
-      </w:r>
-      <w:r>
-        <w:rPr>
-          <w:rFonts w:cstheme="minorHAnsi"/>
-          <w:sz w:val="32"/>
-          <w:szCs w:val="32"/>
-        </w:rPr>
-        <w:t xml:space="preserve">. </w:t>
+          <w:sz w:val="28"/>
+          <w:szCs w:val="28"/>
+        </w:rPr>
+        <w:t xml:space="preserve">7. </w:t>
       </w:r>
       <w:hyperlink r:id="rId39" w:history="1">
         <w:r>
           <w:rPr>
             <w:rStyle w:val="Hyperlink"/>
             <w:rFonts w:cstheme="minorHAnsi"/>
-            <w:sz w:val="32"/>
-            <w:szCs w:val="32"/>
+            <w:sz w:val="28"/>
+            <w:szCs w:val="28"/>
           </w:rPr>
           <w:t>Dearborn</w:t>
         </w:r>
@@ -11727,59 +11511,61 @@
       <w:r>
         <w:rPr>
           <w:rFonts w:cstheme="minorHAnsi"/>
-          <w:sz w:val="32"/>
-          <w:szCs w:val="32"/>
+          <w:sz w:val="28"/>
+          <w:szCs w:val="28"/>
         </w:rPr>
         <w:t xml:space="preserve"> </w:t>
       </w:r>
       <w:r>
         <w:rPr>
           <w:rFonts w:cstheme="minorHAnsi"/>
-          <w:sz w:val="32"/>
-          <w:szCs w:val="32"/>
+          <w:sz w:val="28"/>
+          <w:szCs w:val="28"/>
           <w:vertAlign w:val="subscript"/>
         </w:rPr>
         <w:t xml:space="preserve">Lulu, </w:t>
       </w:r>
-      <w:r>
-        <w:rPr>
-          <w:rFonts w:cstheme="minorHAnsi"/>
-          <w:sz w:val="32"/>
-          <w:szCs w:val="32"/>
+      <w:proofErr w:type="spellStart"/>
+      <w:r>
+        <w:rPr>
+          <w:rFonts w:cstheme="minorHAnsi"/>
+          <w:sz w:val="28"/>
+          <w:szCs w:val="28"/>
           <w:vertAlign w:val="subscript"/>
         </w:rPr>
-        <w:t xml:space="preserve">Vandams, </w:t>
-      </w:r>
-      <w:r>
-        <w:rPr>
-          <w:rFonts w:cstheme="minorHAnsi"/>
-          <w:sz w:val="32"/>
-          <w:szCs w:val="32"/>
+        <w:t>Vandams</w:t>
+      </w:r>
+      <w:proofErr w:type="spellEnd"/>
+      <w:r>
+        <w:rPr>
+          <w:rFonts w:cstheme="minorHAnsi"/>
+          <w:sz w:val="28"/>
+          <w:szCs w:val="28"/>
           <w:vertAlign w:val="subscript"/>
         </w:rPr>
-        <w:t>Deer</w:t>
-      </w:r>
-      <w:r>
-        <w:rPr>
-          <w:rFonts w:cstheme="minorHAnsi"/>
-          <w:sz w:val="32"/>
-          <w:szCs w:val="32"/>
+        <w:t>, Deer</w:t>
+      </w:r>
+      <w:r>
+        <w:rPr>
+          <w:rFonts w:cstheme="minorHAnsi"/>
+          <w:sz w:val="28"/>
+          <w:szCs w:val="28"/>
         </w:rPr>
         <w:br/>
       </w:r>
       <w:r>
         <w:rPr>
           <w:rFonts w:cstheme="minorHAnsi"/>
-          <w:sz w:val="32"/>
-          <w:szCs w:val="32"/>
+          <w:sz w:val="28"/>
+          <w:szCs w:val="28"/>
         </w:rPr>
         <w:t>8</w:t>
       </w:r>
       <w:r>
         <w:rPr>
           <w:rFonts w:cstheme="minorHAnsi"/>
-          <w:sz w:val="32"/>
-          <w:szCs w:val="32"/>
+          <w:sz w:val="28"/>
+          <w:szCs w:val="28"/>
         </w:rPr>
         <w:t xml:space="preserve">. </w:t>
       </w:r>
@@ -11788,8 +11574,8 @@
           <w:rPr>
             <w:rStyle w:val="Hyperlink"/>
             <w:rFonts w:cstheme="minorHAnsi"/>
-            <w:sz w:val="32"/>
-            <w:szCs w:val="32"/>
+            <w:sz w:val="28"/>
+            <w:szCs w:val="28"/>
           </w:rPr>
           <w:t>AI Does the Work for Me</w:t>
         </w:r>
@@ -11797,43 +11583,45 @@
       <w:r>
         <w:rPr>
           <w:rFonts w:cstheme="minorHAnsi"/>
-          <w:sz w:val="32"/>
-          <w:szCs w:val="32"/>
+          <w:sz w:val="28"/>
+          <w:szCs w:val="28"/>
         </w:rPr>
         <w:t xml:space="preserve"> </w:t>
       </w:r>
       <w:r>
         <w:rPr>
           <w:rFonts w:cstheme="minorHAnsi"/>
-          <w:sz w:val="32"/>
-          <w:szCs w:val="32"/>
+          <w:sz w:val="28"/>
+          <w:szCs w:val="28"/>
           <w:vertAlign w:val="subscript"/>
         </w:rPr>
-        <w:t>Wayland</w:t>
-      </w:r>
-      <w:r>
-        <w:rPr>
-          <w:rFonts w:cstheme="minorHAnsi"/>
-          <w:sz w:val="32"/>
-          <w:szCs w:val="32"/>
+        <w:t>Amanda</w:t>
+      </w:r>
+      <w:r>
+        <w:rPr>
+          <w:rFonts w:cstheme="minorHAnsi"/>
+          <w:sz w:val="28"/>
+          <w:szCs w:val="28"/>
           <w:vertAlign w:val="subscript"/>
         </w:rPr>
         <w:t xml:space="preserve">, </w:t>
       </w:r>
-      <w:r>
-        <w:rPr>
-          <w:rFonts w:cstheme="minorHAnsi"/>
-          <w:sz w:val="32"/>
-          <w:szCs w:val="32"/>
+      <w:proofErr w:type="spellStart"/>
+      <w:r>
+        <w:rPr>
+          <w:rFonts w:cstheme="minorHAnsi"/>
+          <w:sz w:val="28"/>
+          <w:szCs w:val="28"/>
           <w:vertAlign w:val="subscript"/>
         </w:rPr>
         <w:t>Vandams</w:t>
       </w:r>
-      <w:r>
-        <w:rPr>
-          <w:rFonts w:cstheme="minorHAnsi"/>
-          <w:sz w:val="32"/>
-          <w:szCs w:val="32"/>
+      <w:proofErr w:type="spellEnd"/>
+      <w:r>
+        <w:rPr>
+          <w:rFonts w:cstheme="minorHAnsi"/>
+          <w:sz w:val="28"/>
+          <w:szCs w:val="28"/>
           <w:vertAlign w:val="subscript"/>
         </w:rPr>
         <w:br/>
@@ -11841,16 +11629,16 @@
       <w:r>
         <w:rPr>
           <w:rFonts w:cstheme="minorHAnsi"/>
-          <w:sz w:val="32"/>
-          <w:szCs w:val="32"/>
+          <w:sz w:val="28"/>
+          <w:szCs w:val="28"/>
         </w:rPr>
         <w:t>9</w:t>
       </w:r>
       <w:r>
         <w:rPr>
           <w:rFonts w:cstheme="minorHAnsi"/>
-          <w:sz w:val="32"/>
-          <w:szCs w:val="32"/>
+          <w:sz w:val="28"/>
+          <w:szCs w:val="28"/>
         </w:rPr>
         <w:t xml:space="preserve">. </w:t>
       </w:r>
@@ -11859,8 +11647,8 @@
           <w:rPr>
             <w:rStyle w:val="Hyperlink"/>
             <w:rFonts w:cstheme="minorHAnsi"/>
-            <w:sz w:val="32"/>
-            <w:szCs w:val="32"/>
+            <w:sz w:val="28"/>
+            <w:szCs w:val="28"/>
           </w:rPr>
           <w:t>Wild Midwest</w:t>
         </w:r>
@@ -11868,16 +11656,16 @@
       <w:r>
         <w:rPr>
           <w:rFonts w:cstheme="minorHAnsi"/>
-          <w:sz w:val="32"/>
-          <w:szCs w:val="32"/>
+          <w:sz w:val="28"/>
+          <w:szCs w:val="28"/>
         </w:rPr>
         <w:t xml:space="preserve"> </w:t>
       </w:r>
       <w:r>
         <w:rPr>
           <w:rFonts w:cstheme="minorHAnsi"/>
-          <w:sz w:val="32"/>
-          <w:szCs w:val="32"/>
+          <w:sz w:val="28"/>
+          <w:szCs w:val="28"/>
           <w:vertAlign w:val="subscript"/>
         </w:rPr>
         <w:t>Jacob</w:t>
@@ -11885,8 +11673,8 @@
       <w:r>
         <w:rPr>
           <w:rFonts w:cstheme="minorHAnsi"/>
-          <w:sz w:val="32"/>
-          <w:szCs w:val="32"/>
+          <w:sz w:val="28"/>
+          <w:szCs w:val="28"/>
           <w:vertAlign w:val="subscript"/>
         </w:rPr>
         <w:t>, Petoskey, Lulu</w:t>
@@ -11894,42 +11682,33 @@
       <w:r>
         <w:rPr>
           <w:rFonts w:cstheme="minorHAnsi"/>
-          <w:sz w:val="32"/>
-          <w:szCs w:val="32"/>
+          <w:sz w:val="28"/>
+          <w:szCs w:val="28"/>
           <w:vertAlign w:val="subscript"/>
         </w:rPr>
-        <w:t>, Liberty, Bailey</w:t>
-      </w:r>
-      <w:r>
-        <w:rPr>
-          <w:rFonts w:cstheme="minorHAnsi"/>
-          <w:sz w:val="32"/>
-          <w:szCs w:val="32"/>
-          <w:vertAlign w:val="subscript"/>
-        </w:rPr>
-        <w:t>, Cousins</w:t>
-      </w:r>
-      <w:r>
-        <w:rPr>
-          <w:rFonts w:cstheme="minorHAnsi"/>
-          <w:sz w:val="32"/>
-          <w:szCs w:val="32"/>
+        <w:t>, Liberty, Bailey, Cousins</w:t>
+      </w:r>
+      <w:r>
+        <w:rPr>
+          <w:rFonts w:cstheme="minorHAnsi"/>
+          <w:sz w:val="28"/>
+          <w:szCs w:val="28"/>
         </w:rPr>
         <w:br/>
       </w:r>
       <w:r>
         <w:rPr>
           <w:rFonts w:cstheme="minorHAnsi"/>
-          <w:sz w:val="32"/>
-          <w:szCs w:val="32"/>
+          <w:sz w:val="28"/>
+          <w:szCs w:val="28"/>
         </w:rPr>
         <w:t>10</w:t>
       </w:r>
       <w:r>
         <w:rPr>
           <w:rFonts w:cstheme="minorHAnsi"/>
-          <w:sz w:val="32"/>
-          <w:szCs w:val="32"/>
+          <w:sz w:val="28"/>
+          <w:szCs w:val="28"/>
         </w:rPr>
         <w:t xml:space="preserve">. </w:t>
       </w:r>
@@ -11938,8 +11717,8 @@
           <w:rPr>
             <w:rStyle w:val="Hyperlink"/>
             <w:rFonts w:cstheme="minorHAnsi"/>
-            <w:sz w:val="32"/>
-            <w:szCs w:val="32"/>
+            <w:sz w:val="28"/>
+            <w:szCs w:val="28"/>
           </w:rPr>
           <w:t>Fish for Mom and Dad</w:t>
         </w:r>
@@ -11947,43 +11726,25 @@
       <w:r>
         <w:rPr>
           <w:rFonts w:cstheme="minorHAnsi"/>
-          <w:sz w:val="32"/>
-          <w:szCs w:val="32"/>
+          <w:sz w:val="28"/>
+          <w:szCs w:val="28"/>
         </w:rPr>
         <w:t xml:space="preserve"> </w:t>
       </w:r>
       <w:r>
         <w:rPr>
           <w:rFonts w:cstheme="minorHAnsi"/>
-          <w:sz w:val="32"/>
-          <w:szCs w:val="32"/>
+          <w:sz w:val="28"/>
+          <w:szCs w:val="28"/>
           <w:vertAlign w:val="subscript"/>
         </w:rPr>
-        <w:t>Jacob, Petoskey, Lulu</w:t>
-      </w:r>
-      <w:r>
-        <w:rPr>
-          <w:rFonts w:cstheme="minorHAnsi"/>
-          <w:sz w:val="32"/>
-          <w:szCs w:val="32"/>
-          <w:vertAlign w:val="subscript"/>
-        </w:rPr>
-        <w:t>, Liberty, Bailey</w:t>
-      </w:r>
-      <w:r>
-        <w:rPr>
-          <w:rFonts w:cstheme="minorHAnsi"/>
-          <w:sz w:val="32"/>
-          <w:szCs w:val="32"/>
-          <w:vertAlign w:val="subscript"/>
-        </w:rPr>
-        <w:t>, Cousins</w:t>
-      </w:r>
-      <w:r>
-        <w:rPr>
-          <w:rFonts w:cstheme="minorHAnsi"/>
-          <w:sz w:val="32"/>
-          <w:szCs w:val="32"/>
+        <w:t>Jacob, Petoskey, Lulu, Liberty, Bailey, Cousins</w:t>
+      </w:r>
+      <w:r>
+        <w:rPr>
+          <w:rFonts w:cstheme="minorHAnsi"/>
+          <w:sz w:val="28"/>
+          <w:szCs w:val="28"/>
         </w:rPr>
         <w:br/>
         <w:t>1</w:t>
@@ -11991,16 +11752,16 @@
       <w:r>
         <w:rPr>
           <w:rFonts w:cstheme="minorHAnsi"/>
-          <w:sz w:val="32"/>
-          <w:szCs w:val="32"/>
+          <w:sz w:val="28"/>
+          <w:szCs w:val="28"/>
         </w:rPr>
         <w:t>1</w:t>
       </w:r>
       <w:r>
         <w:rPr>
           <w:rFonts w:cstheme="minorHAnsi"/>
-          <w:sz w:val="32"/>
-          <w:szCs w:val="32"/>
+          <w:sz w:val="28"/>
+          <w:szCs w:val="28"/>
         </w:rPr>
         <w:t xml:space="preserve">. </w:t>
       </w:r>
@@ -12009,8 +11770,8 @@
           <w:rPr>
             <w:rStyle w:val="Hyperlink"/>
             <w:rFonts w:cstheme="minorHAnsi"/>
-            <w:sz w:val="32"/>
-            <w:szCs w:val="32"/>
+            <w:sz w:val="28"/>
+            <w:szCs w:val="28"/>
           </w:rPr>
           <w:t>Time Does Heal</w:t>
         </w:r>
@@ -12018,16 +11779,16 @@
       <w:r>
         <w:rPr>
           <w:rFonts w:cstheme="minorHAnsi"/>
-          <w:sz w:val="32"/>
-          <w:szCs w:val="32"/>
+          <w:sz w:val="28"/>
+          <w:szCs w:val="28"/>
         </w:rPr>
         <w:t xml:space="preserve"> </w:t>
       </w:r>
       <w:r>
         <w:rPr>
           <w:rFonts w:cstheme="minorHAnsi"/>
-          <w:sz w:val="32"/>
-          <w:szCs w:val="32"/>
+          <w:sz w:val="28"/>
+          <w:szCs w:val="28"/>
           <w:vertAlign w:val="subscript"/>
         </w:rPr>
         <w:t xml:space="preserve">Perry, </w:t>
@@ -12035,8 +11796,8 @@
       <w:r>
         <w:rPr>
           <w:rFonts w:cstheme="minorHAnsi"/>
-          <w:sz w:val="32"/>
-          <w:szCs w:val="32"/>
+          <w:sz w:val="28"/>
+          <w:szCs w:val="28"/>
           <w:vertAlign w:val="subscript"/>
         </w:rPr>
         <w:t xml:space="preserve">Lulu, Petoskey, </w:t>
@@ -12044,8 +11805,8 @@
       <w:r>
         <w:rPr>
           <w:rFonts w:cstheme="minorHAnsi"/>
-          <w:sz w:val="32"/>
-          <w:szCs w:val="32"/>
+          <w:sz w:val="28"/>
+          <w:szCs w:val="28"/>
           <w:vertAlign w:val="subscript"/>
         </w:rPr>
         <w:t>Cousins</w:t>
@@ -12053,8 +11814,8 @@
       <w:r>
         <w:rPr>
           <w:rFonts w:cstheme="minorHAnsi"/>
-          <w:sz w:val="32"/>
-          <w:szCs w:val="32"/>
+          <w:sz w:val="28"/>
+          <w:szCs w:val="28"/>
         </w:rPr>
         <w:br/>
         <w:t>1</w:t>
@@ -12062,35 +11823,37 @@
       <w:r>
         <w:rPr>
           <w:rFonts w:cstheme="minorHAnsi"/>
-          <w:sz w:val="32"/>
-          <w:szCs w:val="32"/>
+          <w:sz w:val="28"/>
+          <w:szCs w:val="28"/>
         </w:rPr>
         <w:t>2</w:t>
       </w:r>
       <w:r>
         <w:rPr>
           <w:rFonts w:cstheme="minorHAnsi"/>
-          <w:sz w:val="32"/>
-          <w:szCs w:val="32"/>
+          <w:sz w:val="28"/>
+          <w:szCs w:val="28"/>
         </w:rPr>
         <w:t xml:space="preserve">. </w:t>
       </w:r>
       <w:hyperlink r:id="rId44" w:history="1">
+        <w:proofErr w:type="spellStart"/>
         <w:r>
           <w:rPr>
             <w:rStyle w:val="Hyperlink"/>
             <w:rFonts w:cstheme="minorHAnsi"/>
-            <w:sz w:val="32"/>
-            <w:szCs w:val="32"/>
+            <w:sz w:val="28"/>
+            <w:szCs w:val="28"/>
           </w:rPr>
           <w:t>Gichigamiin</w:t>
         </w:r>
+        <w:proofErr w:type="spellEnd"/>
         <w:r>
           <w:rPr>
             <w:rStyle w:val="Hyperlink"/>
             <w:rFonts w:cstheme="minorHAnsi"/>
-            <w:sz w:val="32"/>
-            <w:szCs w:val="32"/>
+            <w:sz w:val="28"/>
+            <w:szCs w:val="28"/>
           </w:rPr>
           <w:t xml:space="preserve"> (</w:t>
         </w:r>
@@ -12098,8 +11861,8 @@
           <w:rPr>
             <w:rStyle w:val="Hyperlink"/>
             <w:rFonts w:cstheme="minorHAnsi"/>
-            <w:sz w:val="32"/>
-            <w:szCs w:val="32"/>
+            <w:sz w:val="28"/>
+            <w:szCs w:val="28"/>
           </w:rPr>
           <w:t>The Great Lakes Ballet</w:t>
         </w:r>
@@ -12107,8 +11870,8 @@
           <w:rPr>
             <w:rStyle w:val="Hyperlink"/>
             <w:rFonts w:cstheme="minorHAnsi"/>
-            <w:sz w:val="32"/>
-            <w:szCs w:val="32"/>
+            <w:sz w:val="28"/>
+            <w:szCs w:val="28"/>
           </w:rPr>
           <w:t>)</w:t>
         </w:r>
@@ -12116,16 +11879,16 @@
       <w:r>
         <w:rPr>
           <w:rFonts w:cstheme="minorHAnsi"/>
-          <w:sz w:val="32"/>
-          <w:szCs w:val="32"/>
+          <w:sz w:val="28"/>
+          <w:szCs w:val="28"/>
         </w:rPr>
         <w:t xml:space="preserve"> </w:t>
       </w:r>
       <w:r>
         <w:rPr>
           <w:rFonts w:cstheme="minorHAnsi"/>
-          <w:sz w:val="32"/>
-          <w:szCs w:val="32"/>
+          <w:sz w:val="28"/>
+          <w:szCs w:val="28"/>
           <w:vertAlign w:val="subscript"/>
         </w:rPr>
         <w:t>Lulu, Keepers</w:t>
@@ -12133,8 +11896,8 @@
       <w:r>
         <w:rPr>
           <w:rFonts w:cstheme="minorHAnsi"/>
-          <w:sz w:val="32"/>
-          <w:szCs w:val="32"/>
+          <w:sz w:val="28"/>
+          <w:szCs w:val="28"/>
           <w:vertAlign w:val="subscript"/>
         </w:rPr>
         <w:t>, Explorers</w:t>
@@ -12142,8 +11905,8 @@
       <w:r>
         <w:rPr>
           <w:rFonts w:cstheme="minorHAnsi"/>
-          <w:sz w:val="32"/>
-          <w:szCs w:val="32"/>
+          <w:sz w:val="28"/>
+          <w:szCs w:val="28"/>
           <w:vertAlign w:val="subscript"/>
         </w:rPr>
         <w:br/>
@@ -12151,60 +11914,44 @@
       <w:r>
         <w:rPr>
           <w:rFonts w:cstheme="minorHAnsi"/>
-          <w:sz w:val="32"/>
-          <w:szCs w:val="32"/>
-        </w:rPr>
-        <w:t>1</w:t>
-      </w:r>
-      <w:r>
-        <w:rPr>
-          <w:rFonts w:cstheme="minorHAnsi"/>
-          <w:sz w:val="32"/>
-          <w:szCs w:val="32"/>
-        </w:rPr>
-        <w:t>3</w:t>
-      </w:r>
-      <w:r>
-        <w:rPr>
-          <w:rFonts w:cstheme="minorHAnsi"/>
-          <w:sz w:val="32"/>
-          <w:szCs w:val="32"/>
-        </w:rPr>
-        <w:t xml:space="preserve">. </w:t>
+          <w:sz w:val="28"/>
+          <w:szCs w:val="28"/>
+        </w:rPr>
+        <w:t xml:space="preserve">13. </w:t>
       </w:r>
       <w:hyperlink r:id="rId45" w:history="1">
         <w:r>
           <w:rPr>
             <w:rStyle w:val="Hyperlink"/>
             <w:rFonts w:cstheme="minorHAnsi"/>
-            <w:sz w:val="32"/>
-            <w:szCs w:val="32"/>
+            <w:sz w:val="28"/>
+            <w:szCs w:val="28"/>
           </w:rPr>
-          <w:t>Fraudway</w:t>
+          <w:t>The Starving Artist</w:t>
         </w:r>
       </w:hyperlink>
       <w:r>
         <w:rPr>
           <w:rFonts w:cstheme="minorHAnsi"/>
-          <w:sz w:val="32"/>
-          <w:szCs w:val="32"/>
+          <w:sz w:val="28"/>
+          <w:szCs w:val="28"/>
         </w:rPr>
         <w:t xml:space="preserve"> </w:t>
       </w:r>
       <w:r>
         <w:rPr>
           <w:rFonts w:cstheme="minorHAnsi"/>
-          <w:sz w:val="32"/>
-          <w:szCs w:val="32"/>
+          <w:sz w:val="28"/>
+          <w:szCs w:val="28"/>
           <w:vertAlign w:val="subscript"/>
         </w:rPr>
-        <w:t>Vandams</w:t>
-      </w:r>
-      <w:r>
-        <w:rPr>
-          <w:rFonts w:cstheme="minorHAnsi"/>
-          <w:sz w:val="32"/>
-          <w:szCs w:val="32"/>
+        <w:t>Amanda</w:t>
+      </w:r>
+      <w:r>
+        <w:rPr>
+          <w:rFonts w:cstheme="minorHAnsi"/>
+          <w:sz w:val="28"/>
+          <w:szCs w:val="28"/>
           <w:vertAlign w:val="subscript"/>
         </w:rPr>
         <w:br/>
@@ -12212,24 +11959,16 @@
       <w:r>
         <w:rPr>
           <w:rFonts w:cstheme="minorHAnsi"/>
-          <w:sz w:val="32"/>
-          <w:szCs w:val="32"/>
-        </w:rPr>
-        <w:t>1</w:t>
-      </w:r>
-      <w:r>
-        <w:rPr>
-          <w:rFonts w:cstheme="minorHAnsi"/>
-          <w:sz w:val="32"/>
-          <w:szCs w:val="32"/>
-        </w:rPr>
-        <w:t>4</w:t>
-      </w:r>
-      <w:r>
-        <w:rPr>
-          <w:rFonts w:cstheme="minorHAnsi"/>
-          <w:sz w:val="32"/>
-          <w:szCs w:val="32"/>
+          <w:sz w:val="28"/>
+          <w:szCs w:val="28"/>
+        </w:rPr>
+        <w:t>14</w:t>
+      </w:r>
+      <w:r>
+        <w:rPr>
+          <w:rFonts w:cstheme="minorHAnsi"/>
+          <w:sz w:val="28"/>
+          <w:szCs w:val="28"/>
         </w:rPr>
         <w:t xml:space="preserve">. </w:t>
       </w:r>
@@ -12238,111 +11977,53 @@
           <w:rPr>
             <w:rStyle w:val="Hyperlink"/>
             <w:rFonts w:cstheme="minorHAnsi"/>
-            <w:sz w:val="32"/>
-            <w:szCs w:val="32"/>
+            <w:sz w:val="28"/>
+            <w:szCs w:val="28"/>
           </w:rPr>
-          <w:t>Kick Rocks</w:t>
+          <w:t>Fraudway</w:t>
         </w:r>
       </w:hyperlink>
       <w:r>
         <w:rPr>
           <w:rFonts w:cstheme="minorHAnsi"/>
-          <w:sz w:val="32"/>
-          <w:szCs w:val="32"/>
+          <w:sz w:val="28"/>
+          <w:szCs w:val="28"/>
         </w:rPr>
         <w:t xml:space="preserve"> </w:t>
       </w:r>
-      <w:r>
-        <w:rPr>
-          <w:rFonts w:cstheme="minorHAnsi"/>
-          <w:sz w:val="32"/>
-          <w:szCs w:val="32"/>
+      <w:proofErr w:type="spellStart"/>
+      <w:r>
+        <w:rPr>
+          <w:rFonts w:cstheme="minorHAnsi"/>
+          <w:sz w:val="28"/>
+          <w:szCs w:val="28"/>
           <w:vertAlign w:val="subscript"/>
         </w:rPr>
         <w:t>Vandams</w:t>
       </w:r>
-      <w:r>
-        <w:rPr>
-          <w:rFonts w:cstheme="minorHAnsi"/>
-          <w:sz w:val="32"/>
-          <w:szCs w:val="32"/>
+      <w:proofErr w:type="spellEnd"/>
+      <w:r>
+        <w:rPr>
+          <w:rFonts w:cstheme="minorHAnsi"/>
+          <w:sz w:val="28"/>
+          <w:szCs w:val="28"/>
           <w:vertAlign w:val="subscript"/>
         </w:rPr>
-        <w:t>, Keepers</w:t>
-      </w:r>
-      <w:r>
-        <w:rPr>
-          <w:rFonts w:cstheme="minorHAnsi"/>
-          <w:sz w:val="32"/>
-          <w:szCs w:val="32"/>
-          <w:vertAlign w:val="subscript"/>
-        </w:rPr>
-        <w:t xml:space="preserve"> of Faith Fire Trade</w:t>
-      </w:r>
-    </w:p>
-    <w:p>
-      <w:pPr>
-        <w:tabs>
-          <w:tab w:val="left" w:pos="5013"/>
-        </w:tabs>
-        <w:spacing w:line="240" w:lineRule="auto"/>
-        <w:rPr>
-          <w:rFonts w:cstheme="minorHAnsi"/>
-          <w:sz w:val="32"/>
-          <w:szCs w:val="32"/>
-          <w:vertAlign w:val="subscript"/>
-        </w:rPr>
-      </w:pPr>
-      <w:r>
-        <w:rPr>
-          <w:rFonts w:cstheme="minorHAnsi"/>
-          <w:b/>
-          <w:bCs/>
-          <w:sz w:val="12"/>
-          <w:szCs w:val="12"/>
-        </w:rPr>
         <w:br/>
       </w:r>
       <w:r>
         <w:rPr>
           <w:rFonts w:cstheme="minorHAnsi"/>
-          <w:b/>
-          <w:bCs/>
-          <w:sz w:val="32"/>
-          <w:szCs w:val="32"/>
-        </w:rPr>
-        <w:t>ACT II</w:t>
-      </w:r>
-      <w:r>
-        <w:rPr>
-          <w:rFonts w:cstheme="minorHAnsi"/>
-          <w:sz w:val="32"/>
-          <w:szCs w:val="32"/>
-          <w:vertAlign w:val="subscript"/>
-        </w:rPr>
-        <w:br/>
-      </w:r>
-      <w:r>
-        <w:rPr>
-          <w:rFonts w:cstheme="minorHAnsi"/>
-          <w:sz w:val="32"/>
-          <w:szCs w:val="32"/>
-        </w:rPr>
-        <w:t>1</w:t>
-      </w:r>
-      <w:r>
-        <w:rPr>
-          <w:rFonts w:cstheme="minorHAnsi"/>
-          <w:sz w:val="32"/>
-          <w:szCs w:val="32"/>
-        </w:rPr>
-        <w:t>5</w:t>
-      </w:r>
-      <w:r>
-        <w:rPr>
-          <w:rFonts w:cstheme="minorHAnsi"/>
-          <w:sz w:val="32"/>
-          <w:szCs w:val="32"/>
+          <w:sz w:val="28"/>
+          <w:szCs w:val="28"/>
+        </w:rPr>
+        <w:t>15</w:t>
+      </w:r>
+      <w:r>
+        <w:rPr>
+          <w:rFonts w:cstheme="minorHAnsi"/>
+          <w:sz w:val="28"/>
+          <w:szCs w:val="28"/>
         </w:rPr>
         <w:t xml:space="preserve">. </w:t>
       </w:r>
@@ -12351,58 +12032,105 @@
           <w:rPr>
             <w:rStyle w:val="Hyperlink"/>
             <w:rFonts w:cstheme="minorHAnsi"/>
-            <w:sz w:val="32"/>
-            <w:szCs w:val="32"/>
+            <w:sz w:val="28"/>
+            <w:szCs w:val="28"/>
           </w:rPr>
-          <w:t>Hands Come in Handy</w:t>
+          <w:t>Kick Rocks</w:t>
         </w:r>
       </w:hyperlink>
       <w:r>
         <w:rPr>
           <w:rFonts w:cstheme="minorHAnsi"/>
-          <w:sz w:val="32"/>
-          <w:szCs w:val="32"/>
+          <w:sz w:val="28"/>
+          <w:szCs w:val="28"/>
         </w:rPr>
         <w:t xml:space="preserve"> </w:t>
       </w:r>
-      <w:r>
-        <w:rPr>
-          <w:rFonts w:cstheme="minorHAnsi"/>
-          <w:sz w:val="32"/>
-          <w:szCs w:val="32"/>
+      <w:proofErr w:type="spellStart"/>
+      <w:r>
+        <w:rPr>
+          <w:rFonts w:cstheme="minorHAnsi"/>
+          <w:sz w:val="28"/>
+          <w:szCs w:val="28"/>
           <w:vertAlign w:val="subscript"/>
         </w:rPr>
-        <w:t>Lulu, Petoskey</w:t>
-      </w:r>
-      <w:r>
-        <w:rPr>
-          <w:rFonts w:cstheme="minorHAnsi"/>
-          <w:sz w:val="32"/>
-          <w:szCs w:val="32"/>
+        <w:t>Vandams</w:t>
+      </w:r>
+      <w:proofErr w:type="spellEnd"/>
+      <w:r>
+        <w:rPr>
+          <w:rFonts w:cstheme="minorHAnsi"/>
+          <w:sz w:val="28"/>
+          <w:szCs w:val="28"/>
+          <w:vertAlign w:val="subscript"/>
+        </w:rPr>
+        <w:t>, Keepers</w:t>
+      </w:r>
+      <w:r>
+        <w:rPr>
+          <w:rFonts w:cstheme="minorHAnsi"/>
+          <w:sz w:val="28"/>
+          <w:szCs w:val="28"/>
+          <w:vertAlign w:val="subscript"/>
+        </w:rPr>
+        <w:t xml:space="preserve"> of Faith Fire Trade</w:t>
+      </w:r>
+    </w:p>
+    <w:p>
+      <w:pPr>
+        <w:tabs>
+          <w:tab w:val="left" w:pos="5013"/>
+        </w:tabs>
+        <w:spacing w:line="240" w:lineRule="auto"/>
+        <w:rPr>
+          <w:rFonts w:cstheme="minorHAnsi"/>
+          <w:sz w:val="28"/>
+          <w:szCs w:val="28"/>
+          <w:vertAlign w:val="subscript"/>
+        </w:rPr>
+      </w:pPr>
+      <w:r>
+        <w:rPr>
+          <w:rFonts w:cstheme="minorHAnsi"/>
+          <w:b/>
+          <w:bCs/>
+          <w:sz w:val="28"/>
+          <w:szCs w:val="28"/>
         </w:rPr>
         <w:br/>
       </w:r>
       <w:r>
         <w:rPr>
           <w:rFonts w:cstheme="minorHAnsi"/>
-          <w:sz w:val="32"/>
-          <w:szCs w:val="32"/>
-        </w:rPr>
-        <w:t>1</w:t>
-      </w:r>
-      <w:r>
-        <w:rPr>
-          <w:rFonts w:cstheme="minorHAnsi"/>
-          <w:sz w:val="32"/>
-          <w:szCs w:val="32"/>
-        </w:rPr>
-        <w:t>6</w:t>
-      </w:r>
-      <w:r>
-        <w:rPr>
-          <w:rFonts w:cstheme="minorHAnsi"/>
-          <w:sz w:val="32"/>
-          <w:szCs w:val="32"/>
+          <w:b/>
+          <w:bCs/>
+          <w:sz w:val="28"/>
+          <w:szCs w:val="28"/>
+        </w:rPr>
+        <w:t>ACT II</w:t>
+      </w:r>
+      <w:r>
+        <w:rPr>
+          <w:rFonts w:cstheme="minorHAnsi"/>
+          <w:sz w:val="28"/>
+          <w:szCs w:val="28"/>
+          <w:vertAlign w:val="subscript"/>
+        </w:rPr>
+        <w:br/>
+      </w:r>
+      <w:r>
+        <w:rPr>
+          <w:rFonts w:cstheme="minorHAnsi"/>
+          <w:sz w:val="28"/>
+          <w:szCs w:val="28"/>
+        </w:rPr>
+        <w:t>16</w:t>
+      </w:r>
+      <w:r>
+        <w:rPr>
+          <w:rFonts w:cstheme="minorHAnsi"/>
+          <w:sz w:val="28"/>
+          <w:szCs w:val="28"/>
         </w:rPr>
         <w:t xml:space="preserve">. </w:t>
       </w:r>
@@ -12411,58 +12139,50 @@
           <w:rPr>
             <w:rStyle w:val="Hyperlink"/>
             <w:rFonts w:cstheme="minorHAnsi"/>
-            <w:sz w:val="32"/>
-            <w:szCs w:val="32"/>
+            <w:sz w:val="28"/>
+            <w:szCs w:val="28"/>
           </w:rPr>
-          <w:t>Petoskey</w:t>
+          <w:t>Hands Come in Handy</w:t>
         </w:r>
       </w:hyperlink>
       <w:r>
         <w:rPr>
           <w:rFonts w:cstheme="minorHAnsi"/>
-          <w:sz w:val="32"/>
-          <w:szCs w:val="32"/>
+          <w:sz w:val="28"/>
+          <w:szCs w:val="28"/>
         </w:rPr>
         <w:t xml:space="preserve"> </w:t>
       </w:r>
       <w:r>
         <w:rPr>
           <w:rFonts w:cstheme="minorHAnsi"/>
-          <w:sz w:val="32"/>
-          <w:szCs w:val="32"/>
+          <w:sz w:val="28"/>
+          <w:szCs w:val="28"/>
           <w:vertAlign w:val="subscript"/>
         </w:rPr>
-        <w:t>Lizzie, Wayland, Vandams</w:t>
-      </w:r>
-      <w:r>
-        <w:rPr>
-          <w:rFonts w:cstheme="minorHAnsi"/>
-          <w:sz w:val="32"/>
-          <w:szCs w:val="32"/>
+        <w:t>Lulu, Petoskey</w:t>
+      </w:r>
+      <w:r>
+        <w:rPr>
+          <w:rFonts w:cstheme="minorHAnsi"/>
+          <w:sz w:val="28"/>
+          <w:szCs w:val="28"/>
         </w:rPr>
         <w:br/>
       </w:r>
       <w:r>
         <w:rPr>
           <w:rFonts w:cstheme="minorHAnsi"/>
-          <w:sz w:val="32"/>
-          <w:szCs w:val="32"/>
-        </w:rPr>
-        <w:t>1</w:t>
-      </w:r>
-      <w:r>
-        <w:rPr>
-          <w:rFonts w:cstheme="minorHAnsi"/>
-          <w:sz w:val="32"/>
-          <w:szCs w:val="32"/>
-        </w:rPr>
-        <w:t>7</w:t>
-      </w:r>
-      <w:r>
-        <w:rPr>
-          <w:rFonts w:cstheme="minorHAnsi"/>
-          <w:sz w:val="32"/>
-          <w:szCs w:val="32"/>
+          <w:sz w:val="28"/>
+          <w:szCs w:val="28"/>
+        </w:rPr>
+        <w:t>17</w:t>
+      </w:r>
+      <w:r>
+        <w:rPr>
+          <w:rFonts w:cstheme="minorHAnsi"/>
+          <w:sz w:val="28"/>
+          <w:szCs w:val="28"/>
         </w:rPr>
         <w:t xml:space="preserve">. </w:t>
       </w:r>
@@ -12471,17 +12191,118 @@
           <w:rPr>
             <w:rStyle w:val="Hyperlink"/>
             <w:rFonts w:cstheme="minorHAnsi"/>
-            <w:sz w:val="32"/>
-            <w:szCs w:val="32"/>
+            <w:sz w:val="28"/>
+            <w:szCs w:val="28"/>
           </w:rPr>
-          <w:t xml:space="preserve">North South East </w:t>
+          <w:t>Petoskey</w:t>
+        </w:r>
+      </w:hyperlink>
+      <w:r>
+        <w:rPr>
+          <w:rFonts w:cstheme="minorHAnsi"/>
+          <w:sz w:val="28"/>
+          <w:szCs w:val="28"/>
+        </w:rPr>
+        <w:t xml:space="preserve"> </w:t>
+      </w:r>
+      <w:r>
+        <w:rPr>
+          <w:rFonts w:cstheme="minorHAnsi"/>
+          <w:sz w:val="28"/>
+          <w:szCs w:val="28"/>
+          <w:vertAlign w:val="subscript"/>
+        </w:rPr>
+        <w:t xml:space="preserve">Lizzie, </w:t>
+      </w:r>
+      <w:r>
+        <w:rPr>
+          <w:rFonts w:cstheme="minorHAnsi"/>
+          <w:sz w:val="28"/>
+          <w:szCs w:val="28"/>
+          <w:vertAlign w:val="subscript"/>
+        </w:rPr>
+        <w:t>Amanda</w:t>
+      </w:r>
+      <w:r>
+        <w:rPr>
+          <w:rFonts w:cstheme="minorHAnsi"/>
+          <w:sz w:val="28"/>
+          <w:szCs w:val="28"/>
+          <w:vertAlign w:val="subscript"/>
+        </w:rPr>
+        <w:t xml:space="preserve">, </w:t>
+      </w:r>
+      <w:proofErr w:type="spellStart"/>
+      <w:r>
+        <w:rPr>
+          <w:rFonts w:cstheme="minorHAnsi"/>
+          <w:sz w:val="28"/>
+          <w:szCs w:val="28"/>
+          <w:vertAlign w:val="subscript"/>
+        </w:rPr>
+        <w:t>Vandams</w:t>
+      </w:r>
+      <w:proofErr w:type="spellEnd"/>
+      <w:r>
+        <w:rPr>
+          <w:rFonts w:cstheme="minorHAnsi"/>
+          <w:sz w:val="28"/>
+          <w:szCs w:val="28"/>
+        </w:rPr>
+        <w:br/>
+      </w:r>
+      <w:r>
+        <w:rPr>
+          <w:rFonts w:cstheme="minorHAnsi"/>
+          <w:sz w:val="28"/>
+          <w:szCs w:val="28"/>
+        </w:rPr>
+        <w:t>18</w:t>
+      </w:r>
+      <w:r>
+        <w:rPr>
+          <w:rFonts w:cstheme="minorHAnsi"/>
+          <w:sz w:val="28"/>
+          <w:szCs w:val="28"/>
+        </w:rPr>
+        <w:t xml:space="preserve">. </w:t>
+      </w:r>
+      <w:hyperlink r:id="rId50" w:history="1">
+        <w:r>
+          <w:rPr>
+            <w:rStyle w:val="Hyperlink"/>
+            <w:rFonts w:cstheme="minorHAnsi"/>
+            <w:sz w:val="28"/>
+            <w:szCs w:val="28"/>
+          </w:rPr>
+          <w:t xml:space="preserve">North </w:t>
+        </w:r>
+        <w:proofErr w:type="gramStart"/>
+        <w:r>
+          <w:rPr>
+            <w:rStyle w:val="Hyperlink"/>
+            <w:rFonts w:cstheme="minorHAnsi"/>
+            <w:sz w:val="28"/>
+            <w:szCs w:val="28"/>
+          </w:rPr>
+          <w:t>South East</w:t>
+        </w:r>
+        <w:proofErr w:type="gramEnd"/>
+        <w:r>
+          <w:rPr>
+            <w:rStyle w:val="Hyperlink"/>
+            <w:rFonts w:cstheme="minorHAnsi"/>
+            <w:sz w:val="28"/>
+            <w:szCs w:val="28"/>
+          </w:rPr>
+          <w:t xml:space="preserve"> </w:t>
         </w:r>
         <w:r>
           <w:rPr>
             <w:rStyle w:val="Hyperlink"/>
             <w:rFonts w:cstheme="minorHAnsi"/>
-            <w:sz w:val="32"/>
-            <w:szCs w:val="32"/>
+            <w:sz w:val="28"/>
+            <w:szCs w:val="28"/>
           </w:rPr>
           <w:t>West</w:t>
         </w:r>
@@ -12489,16 +12310,16 @@
       <w:r>
         <w:rPr>
           <w:rFonts w:cstheme="minorHAnsi"/>
-          <w:sz w:val="32"/>
-          <w:szCs w:val="32"/>
+          <w:sz w:val="28"/>
+          <w:szCs w:val="28"/>
         </w:rPr>
         <w:t xml:space="preserve"> </w:t>
       </w:r>
       <w:r>
         <w:rPr>
           <w:rFonts w:cstheme="minorHAnsi"/>
-          <w:sz w:val="32"/>
-          <w:szCs w:val="32"/>
+          <w:sz w:val="28"/>
+          <w:szCs w:val="28"/>
           <w:vertAlign w:val="subscript"/>
         </w:rPr>
         <w:t>Jasper</w:t>
@@ -12506,8 +12327,8 @@
       <w:r>
         <w:rPr>
           <w:rFonts w:cstheme="minorHAnsi"/>
-          <w:sz w:val="32"/>
-          <w:szCs w:val="32"/>
+          <w:sz w:val="28"/>
+          <w:szCs w:val="28"/>
           <w:vertAlign w:val="subscript"/>
         </w:rPr>
         <w:t>, Lulu</w:t>
@@ -12515,8 +12336,8 @@
       <w:r>
         <w:rPr>
           <w:rFonts w:cstheme="minorHAnsi"/>
-          <w:sz w:val="32"/>
-          <w:szCs w:val="32"/>
+          <w:sz w:val="28"/>
+          <w:szCs w:val="28"/>
           <w:vertAlign w:val="subscript"/>
         </w:rPr>
         <w:t>, Jacob</w:t>
@@ -12524,8 +12345,8 @@
       <w:r>
         <w:rPr>
           <w:rFonts w:cstheme="minorHAnsi"/>
-          <w:sz w:val="32"/>
-          <w:szCs w:val="32"/>
+          <w:sz w:val="28"/>
+          <w:szCs w:val="28"/>
           <w:vertAlign w:val="subscript"/>
         </w:rPr>
         <w:br/>
@@ -12533,112 +12354,16 @@
       <w:r>
         <w:rPr>
           <w:rFonts w:cstheme="minorHAnsi"/>
-          <w:sz w:val="32"/>
-          <w:szCs w:val="32"/>
-        </w:rPr>
-        <w:t>1</w:t>
-      </w:r>
-      <w:r>
-        <w:rPr>
-          <w:rFonts w:cstheme="minorHAnsi"/>
-          <w:sz w:val="32"/>
-          <w:szCs w:val="32"/>
-        </w:rPr>
-        <w:t>8</w:t>
-      </w:r>
-      <w:r>
-        <w:rPr>
-          <w:rFonts w:cstheme="minorHAnsi"/>
-          <w:sz w:val="32"/>
-          <w:szCs w:val="32"/>
-        </w:rPr>
-        <w:t xml:space="preserve">. </w:t>
-      </w:r>
-      <w:hyperlink r:id="rId50" w:history="1">
-        <w:r>
-          <w:rPr>
-            <w:rStyle w:val="Hyperlink"/>
-            <w:rFonts w:cstheme="minorHAnsi"/>
-            <w:sz w:val="32"/>
-            <w:szCs w:val="32"/>
-          </w:rPr>
-          <w:t>Natural Beauty</w:t>
-        </w:r>
-      </w:hyperlink>
-      <w:r>
-        <w:rPr>
-          <w:rFonts w:cstheme="minorHAnsi"/>
-          <w:sz w:val="32"/>
-          <w:szCs w:val="32"/>
-        </w:rPr>
-        <w:t xml:space="preserve"> </w:t>
-      </w:r>
-      <w:r>
-        <w:rPr>
-          <w:rFonts w:cstheme="minorHAnsi"/>
-          <w:sz w:val="32"/>
-          <w:szCs w:val="32"/>
-          <w:vertAlign w:val="subscript"/>
-        </w:rPr>
-        <w:t>Lizzie</w:t>
-      </w:r>
-      <w:r>
-        <w:rPr>
-          <w:rFonts w:cstheme="minorHAnsi"/>
-          <w:sz w:val="32"/>
-          <w:szCs w:val="32"/>
-          <w:vertAlign w:val="subscript"/>
-        </w:rPr>
-        <w:t xml:space="preserve">, </w:t>
-      </w:r>
-      <w:r>
-        <w:rPr>
-          <w:rFonts w:cstheme="minorHAnsi"/>
-          <w:sz w:val="32"/>
-          <w:szCs w:val="32"/>
-          <w:vertAlign w:val="subscript"/>
-        </w:rPr>
-        <w:t>Petey</w:t>
-      </w:r>
-      <w:r>
-        <w:rPr>
-          <w:rFonts w:cstheme="minorHAnsi"/>
-          <w:sz w:val="32"/>
-          <w:szCs w:val="32"/>
-          <w:vertAlign w:val="subscript"/>
-        </w:rPr>
-        <w:t xml:space="preserve"> </w:t>
-      </w:r>
-      <w:r>
-        <w:rPr>
-          <w:rFonts w:cstheme="minorHAnsi"/>
-          <w:sz w:val="32"/>
-          <w:szCs w:val="32"/>
-          <w:vertAlign w:val="subscript"/>
-        </w:rPr>
-        <w:br/>
-      </w:r>
-      <w:r>
-        <w:rPr>
-          <w:rFonts w:cstheme="minorHAnsi"/>
-          <w:sz w:val="32"/>
-          <w:szCs w:val="32"/>
-        </w:rPr>
-        <w:t>1</w:t>
-      </w:r>
-      <w:r>
-        <w:rPr>
-          <w:rFonts w:cstheme="minorHAnsi"/>
-          <w:sz w:val="32"/>
-          <w:szCs w:val="32"/>
-        </w:rPr>
-        <w:t>9</w:t>
-      </w:r>
-      <w:r>
-        <w:rPr>
-          <w:rFonts w:cstheme="minorHAnsi"/>
-          <w:sz w:val="32"/>
-          <w:szCs w:val="32"/>
+          <w:sz w:val="28"/>
+          <w:szCs w:val="28"/>
+        </w:rPr>
+        <w:t>19</w:t>
+      </w:r>
+      <w:r>
+        <w:rPr>
+          <w:rFonts w:cstheme="minorHAnsi"/>
+          <w:sz w:val="28"/>
+          <w:szCs w:val="28"/>
         </w:rPr>
         <w:t xml:space="preserve">. </w:t>
       </w:r>
@@ -12647,60 +12372,78 @@
           <w:rPr>
             <w:rStyle w:val="Hyperlink"/>
             <w:rFonts w:cstheme="minorHAnsi"/>
-            <w:sz w:val="32"/>
-            <w:szCs w:val="32"/>
+            <w:sz w:val="28"/>
+            <w:szCs w:val="28"/>
           </w:rPr>
-          <w:t>Rock Bottom</w:t>
+          <w:t>Natural Beauty</w:t>
         </w:r>
       </w:hyperlink>
       <w:r>
         <w:rPr>
           <w:rFonts w:cstheme="minorHAnsi"/>
-          <w:sz w:val="32"/>
-          <w:szCs w:val="32"/>
+          <w:sz w:val="28"/>
+          <w:szCs w:val="28"/>
         </w:rPr>
         <w:t xml:space="preserve"> </w:t>
       </w:r>
       <w:r>
         <w:rPr>
           <w:rFonts w:cstheme="minorHAnsi"/>
-          <w:sz w:val="32"/>
-          <w:szCs w:val="32"/>
+          <w:sz w:val="28"/>
+          <w:szCs w:val="28"/>
           <w:vertAlign w:val="subscript"/>
         </w:rPr>
-        <w:t>Petoskey, Lulu</w:t>
-      </w:r>
-      <w:r>
-        <w:rPr>
-          <w:rFonts w:cstheme="minorHAnsi"/>
-          <w:sz w:val="32"/>
-          <w:szCs w:val="32"/>
+        <w:t>Lizzie</w:t>
+      </w:r>
+      <w:r>
+        <w:rPr>
+          <w:rFonts w:cstheme="minorHAnsi"/>
+          <w:sz w:val="28"/>
+          <w:szCs w:val="28"/>
           <w:vertAlign w:val="subscript"/>
         </w:rPr>
-        <w:t>, Jasper, Mackinac Ghosts</w:t>
-      </w:r>
-      <w:r>
-        <w:rPr>
-          <w:rFonts w:cstheme="minorHAnsi"/>
-          <w:sz w:val="32"/>
-          <w:szCs w:val="32"/>
+        <w:t xml:space="preserve">, </w:t>
+      </w:r>
+      <w:r>
+        <w:rPr>
+          <w:rFonts w:cstheme="minorHAnsi"/>
+          <w:sz w:val="28"/>
+          <w:szCs w:val="28"/>
           <w:vertAlign w:val="subscript"/>
         </w:rPr>
+        <w:t>Petey</w:t>
+      </w:r>
+      <w:r>
+        <w:rPr>
+          <w:rFonts w:cstheme="minorHAnsi"/>
+          <w:sz w:val="28"/>
+          <w:szCs w:val="28"/>
+          <w:vertAlign w:val="subscript"/>
+        </w:rPr>
+        <w:t xml:space="preserve"> </w:t>
+      </w:r>
+      <w:r>
+        <w:rPr>
+          <w:rFonts w:cstheme="minorHAnsi"/>
+          <w:sz w:val="28"/>
+          <w:szCs w:val="28"/>
+          <w:vertAlign w:val="subscript"/>
+        </w:rPr>
         <w:br/>
       </w:r>
       <w:r>
         <w:rPr>
           <w:rFonts w:cstheme="minorHAnsi"/>
-          <w:sz w:val="32"/>
-          <w:szCs w:val="32"/>
+          <w:sz w:val="28"/>
+          <w:szCs w:val="28"/>
         </w:rPr>
         <w:t>20</w:t>
       </w:r>
       <w:r>
         <w:rPr>
           <w:rFonts w:cstheme="minorHAnsi"/>
-          <w:sz w:val="32"/>
-          <w:szCs w:val="32"/>
+          <w:sz w:val="28"/>
+          <w:szCs w:val="28"/>
         </w:rPr>
         <w:t xml:space="preserve">. </w:t>
       </w:r>
@@ -12709,8 +12452,71 @@
           <w:rPr>
             <w:rStyle w:val="Hyperlink"/>
             <w:rFonts w:cstheme="minorHAnsi"/>
-            <w:sz w:val="32"/>
-            <w:szCs w:val="32"/>
+            <w:sz w:val="28"/>
+            <w:szCs w:val="28"/>
+          </w:rPr>
+          <w:t>Rock Bottom</w:t>
+        </w:r>
+      </w:hyperlink>
+      <w:r>
+        <w:rPr>
+          <w:rFonts w:cstheme="minorHAnsi"/>
+          <w:sz w:val="28"/>
+          <w:szCs w:val="28"/>
+        </w:rPr>
+        <w:t xml:space="preserve"> </w:t>
+      </w:r>
+      <w:r>
+        <w:rPr>
+          <w:rFonts w:cstheme="minorHAnsi"/>
+          <w:sz w:val="28"/>
+          <w:szCs w:val="28"/>
+          <w:vertAlign w:val="subscript"/>
+        </w:rPr>
+        <w:t>Petoskey, Lulu</w:t>
+      </w:r>
+      <w:r>
+        <w:rPr>
+          <w:rFonts w:cstheme="minorHAnsi"/>
+          <w:sz w:val="28"/>
+          <w:szCs w:val="28"/>
+          <w:vertAlign w:val="subscript"/>
+        </w:rPr>
+        <w:t>, Jasper, Mackinac Ghosts</w:t>
+      </w:r>
+      <w:r>
+        <w:rPr>
+          <w:rFonts w:cstheme="minorHAnsi"/>
+          <w:sz w:val="28"/>
+          <w:szCs w:val="28"/>
+          <w:vertAlign w:val="subscript"/>
+        </w:rPr>
+        <w:br/>
+      </w:r>
+      <w:r>
+        <w:rPr>
+          <w:rFonts w:cstheme="minorHAnsi"/>
+          <w:sz w:val="28"/>
+          <w:szCs w:val="28"/>
+        </w:rPr>
+        <w:t>21</w:t>
+      </w:r>
+      <w:r>
+        <w:rPr>
+          <w:rFonts w:cstheme="minorHAnsi"/>
+          <w:sz w:val="28"/>
+          <w:szCs w:val="28"/>
+        </w:rPr>
+        <w:t xml:space="preserve">. </w:t>
+      </w:r>
+      <w:hyperlink r:id="rId53" w:history="1">
+        <w:proofErr w:type="gramStart"/>
+        <w:r>
+          <w:rPr>
+            <w:rStyle w:val="Hyperlink"/>
+            <w:rFonts w:cstheme="minorHAnsi"/>
+            <w:sz w:val="28"/>
+            <w:szCs w:val="28"/>
           </w:rPr>
           <w:t>Family</w:t>
         </w:r>
@@ -12718,17 +12524,18 @@
           <w:rPr>
             <w:rStyle w:val="Hyperlink"/>
             <w:rFonts w:cstheme="minorHAnsi"/>
-            <w:sz w:val="32"/>
-            <w:szCs w:val="32"/>
+            <w:sz w:val="28"/>
+            <w:szCs w:val="28"/>
           </w:rPr>
           <w:t>’s</w:t>
         </w:r>
+        <w:proofErr w:type="gramEnd"/>
         <w:r>
           <w:rPr>
             <w:rStyle w:val="Hyperlink"/>
             <w:rFonts w:cstheme="minorHAnsi"/>
-            <w:sz w:val="32"/>
-            <w:szCs w:val="32"/>
+            <w:sz w:val="28"/>
+            <w:szCs w:val="28"/>
           </w:rPr>
           <w:t xml:space="preserve"> in the </w:t>
         </w:r>
@@ -12736,8 +12543,8 @@
           <w:rPr>
             <w:rStyle w:val="Hyperlink"/>
             <w:rFonts w:cstheme="minorHAnsi"/>
-            <w:sz w:val="32"/>
-            <w:szCs w:val="32"/>
+            <w:sz w:val="28"/>
+            <w:szCs w:val="28"/>
           </w:rPr>
           <w:t>Fossil</w:t>
         </w:r>
@@ -12745,8 +12552,8 @@
           <w:rPr>
             <w:rStyle w:val="Hyperlink"/>
             <w:rFonts w:cstheme="minorHAnsi"/>
-            <w:sz w:val="32"/>
-            <w:szCs w:val="32"/>
+            <w:sz w:val="28"/>
+            <w:szCs w:val="28"/>
           </w:rPr>
           <w:t>s</w:t>
         </w:r>
@@ -12754,16 +12561,16 @@
       <w:r>
         <w:rPr>
           <w:rFonts w:cstheme="minorHAnsi"/>
-          <w:sz w:val="32"/>
-          <w:szCs w:val="32"/>
+          <w:sz w:val="28"/>
+          <w:szCs w:val="28"/>
         </w:rPr>
         <w:t xml:space="preserve"> </w:t>
       </w:r>
       <w:r>
         <w:rPr>
           <w:rFonts w:cstheme="minorHAnsi"/>
-          <w:sz w:val="32"/>
-          <w:szCs w:val="32"/>
+          <w:sz w:val="28"/>
+          <w:szCs w:val="28"/>
           <w:vertAlign w:val="subscript"/>
         </w:rPr>
         <w:t>Michilimackinac</w:t>
@@ -12771,8 +12578,8 @@
       <w:r>
         <w:rPr>
           <w:rFonts w:cstheme="minorHAnsi"/>
-          <w:sz w:val="32"/>
-          <w:szCs w:val="32"/>
+          <w:sz w:val="28"/>
+          <w:szCs w:val="28"/>
           <w:vertAlign w:val="subscript"/>
         </w:rPr>
         <w:t>, Petoskey</w:t>
@@ -12780,8 +12587,8 @@
       <w:r>
         <w:rPr>
           <w:rFonts w:cstheme="minorHAnsi"/>
-          <w:sz w:val="32"/>
-          <w:szCs w:val="32"/>
+          <w:sz w:val="28"/>
+          <w:szCs w:val="28"/>
           <w:vertAlign w:val="subscript"/>
         </w:rPr>
         <w:t>, Lulu</w:t>
@@ -12789,8 +12596,8 @@
       <w:r>
         <w:rPr>
           <w:rFonts w:cstheme="minorHAnsi"/>
-          <w:sz w:val="32"/>
-          <w:szCs w:val="32"/>
+          <w:sz w:val="28"/>
+          <w:szCs w:val="28"/>
           <w:vertAlign w:val="subscript"/>
         </w:rPr>
         <w:br/>
@@ -12798,103 +12605,16 @@
       <w:r>
         <w:rPr>
           <w:rFonts w:cstheme="minorHAnsi"/>
-          <w:sz w:val="32"/>
-          <w:szCs w:val="32"/>
-        </w:rPr>
-        <w:t>2</w:t>
-      </w:r>
-      <w:r>
-        <w:rPr>
-          <w:rFonts w:cstheme="minorHAnsi"/>
-          <w:sz w:val="32"/>
-          <w:szCs w:val="32"/>
-        </w:rPr>
-        <w:t>1</w:t>
-      </w:r>
-      <w:r>
-        <w:rPr>
-          <w:rFonts w:cstheme="minorHAnsi"/>
-          <w:sz w:val="32"/>
-          <w:szCs w:val="32"/>
-        </w:rPr>
-        <w:t xml:space="preserve">. </w:t>
-      </w:r>
-      <w:hyperlink r:id="rId53" w:history="1">
-        <w:r>
-          <w:rPr>
-            <w:rStyle w:val="Hyperlink"/>
-            <w:rFonts w:cstheme="minorHAnsi"/>
-            <w:sz w:val="32"/>
-            <w:szCs w:val="32"/>
-          </w:rPr>
-          <w:t>Leave No Stones Unturned</w:t>
-        </w:r>
-      </w:hyperlink>
-      <w:r>
-        <w:rPr>
-          <w:rFonts w:cstheme="minorHAnsi"/>
-          <w:sz w:val="32"/>
-          <w:szCs w:val="32"/>
-        </w:rPr>
-        <w:t xml:space="preserve"> </w:t>
-      </w:r>
-      <w:r>
-        <w:rPr>
-          <w:rFonts w:cstheme="minorHAnsi"/>
-          <w:sz w:val="32"/>
-          <w:szCs w:val="32"/>
-          <w:vertAlign w:val="subscript"/>
-        </w:rPr>
-        <w:t>Wayland</w:t>
-      </w:r>
-      <w:r>
-        <w:rPr>
-          <w:rFonts w:cstheme="minorHAnsi"/>
-          <w:sz w:val="32"/>
-          <w:szCs w:val="32"/>
-          <w:vertAlign w:val="subscript"/>
-        </w:rPr>
-        <w:t xml:space="preserve">, Vandams, </w:t>
-      </w:r>
-      <w:r>
-        <w:rPr>
-          <w:rFonts w:cstheme="minorHAnsi"/>
-          <w:sz w:val="32"/>
-          <w:szCs w:val="32"/>
-          <w:vertAlign w:val="subscript"/>
-        </w:rPr>
-        <w:t>Michiganders</w:t>
-      </w:r>
-      <w:r>
-        <w:rPr>
-          <w:rFonts w:cstheme="minorHAnsi"/>
-          <w:sz w:val="32"/>
-          <w:szCs w:val="32"/>
-          <w:vertAlign w:val="subscript"/>
-        </w:rPr>
-        <w:br/>
-      </w:r>
-      <w:r>
-        <w:rPr>
-          <w:rFonts w:cstheme="minorHAnsi"/>
-          <w:sz w:val="32"/>
-          <w:szCs w:val="32"/>
-        </w:rPr>
-        <w:t>2</w:t>
-      </w:r>
-      <w:r>
-        <w:rPr>
-          <w:rFonts w:cstheme="minorHAnsi"/>
-          <w:sz w:val="32"/>
-          <w:szCs w:val="32"/>
-        </w:rPr>
-        <w:t>2</w:t>
-      </w:r>
-      <w:r>
-        <w:rPr>
-          <w:rFonts w:cstheme="minorHAnsi"/>
-          <w:sz w:val="32"/>
-          <w:szCs w:val="32"/>
+          <w:sz w:val="28"/>
+          <w:szCs w:val="28"/>
+        </w:rPr>
+        <w:t>22</w:t>
+      </w:r>
+      <w:r>
+        <w:rPr>
+          <w:rFonts w:cstheme="minorHAnsi"/>
+          <w:sz w:val="28"/>
+          <w:szCs w:val="28"/>
         </w:rPr>
         <w:t xml:space="preserve">. </w:t>
       </w:r>
@@ -12903,68 +12623,89 @@
           <w:rPr>
             <w:rStyle w:val="Hyperlink"/>
             <w:rFonts w:cstheme="minorHAnsi"/>
-            <w:sz w:val="32"/>
-            <w:szCs w:val="32"/>
+            <w:sz w:val="28"/>
+            <w:szCs w:val="28"/>
           </w:rPr>
-          <w:t>Water to My Soul</w:t>
+          <w:t>Leave No Stones Unturned</w:t>
         </w:r>
       </w:hyperlink>
       <w:r>
         <w:rPr>
           <w:rFonts w:cstheme="minorHAnsi"/>
-          <w:sz w:val="32"/>
-          <w:szCs w:val="32"/>
+          <w:sz w:val="28"/>
+          <w:szCs w:val="28"/>
         </w:rPr>
         <w:t xml:space="preserve"> </w:t>
       </w:r>
       <w:r>
         <w:rPr>
           <w:rFonts w:cstheme="minorHAnsi"/>
-          <w:sz w:val="32"/>
-          <w:szCs w:val="32"/>
+          <w:sz w:val="28"/>
+          <w:szCs w:val="28"/>
           <w:vertAlign w:val="subscript"/>
         </w:rPr>
-        <w:t>Lizzie, Petey</w:t>
-      </w:r>
-      <w:r>
-        <w:rPr>
-          <w:rFonts w:cstheme="minorHAnsi"/>
-          <w:sz w:val="32"/>
-          <w:szCs w:val="32"/>
+        <w:t>Amanda</w:t>
+      </w:r>
+      <w:r>
+        <w:rPr>
+          <w:rFonts w:cstheme="minorHAnsi"/>
+          <w:sz w:val="28"/>
+          <w:szCs w:val="28"/>
           <w:vertAlign w:val="subscript"/>
         </w:rPr>
-        <w:t>, Mackinac Ghosts</w:t>
-      </w:r>
-      <w:r>
-        <w:rPr>
-          <w:rFonts w:cstheme="minorHAnsi"/>
-          <w:sz w:val="32"/>
-          <w:szCs w:val="32"/>
+        <w:t xml:space="preserve">, </w:t>
+      </w:r>
+      <w:proofErr w:type="spellStart"/>
+      <w:r>
+        <w:rPr>
+          <w:rFonts w:cstheme="minorHAnsi"/>
+          <w:sz w:val="28"/>
+          <w:szCs w:val="28"/>
           <w:vertAlign w:val="subscript"/>
         </w:rPr>
+        <w:t>Vandams</w:t>
+      </w:r>
+      <w:proofErr w:type="spellEnd"/>
+      <w:r>
+        <w:rPr>
+          <w:rFonts w:cstheme="minorHAnsi"/>
+          <w:sz w:val="28"/>
+          <w:szCs w:val="28"/>
+          <w:vertAlign w:val="subscript"/>
+        </w:rPr>
+        <w:t xml:space="preserve">, </w:t>
+      </w:r>
+      <w:r>
+        <w:rPr>
+          <w:rFonts w:cstheme="minorHAnsi"/>
+          <w:sz w:val="28"/>
+          <w:szCs w:val="28"/>
+          <w:vertAlign w:val="subscript"/>
+        </w:rPr>
+        <w:t>Michiganders</w:t>
+      </w:r>
+      <w:r>
+        <w:rPr>
+          <w:rFonts w:cstheme="minorHAnsi"/>
+          <w:sz w:val="28"/>
+          <w:szCs w:val="28"/>
+          <w:vertAlign w:val="subscript"/>
+        </w:rPr>
         <w:br/>
       </w:r>
       <w:r>
         <w:rPr>
           <w:rFonts w:cstheme="minorHAnsi"/>
-          <w:sz w:val="32"/>
-          <w:szCs w:val="32"/>
-        </w:rPr>
-        <w:t>2</w:t>
-      </w:r>
-      <w:r>
-        <w:rPr>
-          <w:rFonts w:cstheme="minorHAnsi"/>
-          <w:sz w:val="32"/>
-          <w:szCs w:val="32"/>
-        </w:rPr>
-        <w:t>3</w:t>
-      </w:r>
-      <w:r>
-        <w:rPr>
-          <w:rFonts w:cstheme="minorHAnsi"/>
-          <w:sz w:val="32"/>
-          <w:szCs w:val="32"/>
+          <w:sz w:val="28"/>
+          <w:szCs w:val="28"/>
+        </w:rPr>
+        <w:t>23</w:t>
+      </w:r>
+      <w:r>
+        <w:rPr>
+          <w:rFonts w:cstheme="minorHAnsi"/>
+          <w:sz w:val="28"/>
+          <w:szCs w:val="28"/>
         </w:rPr>
         <w:t xml:space="preserve">. </w:t>
       </w:r>
@@ -12973,8 +12714,70 @@
           <w:rPr>
             <w:rStyle w:val="Hyperlink"/>
             <w:rFonts w:cstheme="minorHAnsi"/>
-            <w:sz w:val="32"/>
-            <w:szCs w:val="32"/>
+            <w:sz w:val="28"/>
+            <w:szCs w:val="28"/>
+          </w:rPr>
+          <w:t>Water to My Soul</w:t>
+        </w:r>
+      </w:hyperlink>
+      <w:r>
+        <w:rPr>
+          <w:rFonts w:cstheme="minorHAnsi"/>
+          <w:sz w:val="28"/>
+          <w:szCs w:val="28"/>
+        </w:rPr>
+        <w:t xml:space="preserve"> </w:t>
+      </w:r>
+      <w:r>
+        <w:rPr>
+          <w:rFonts w:cstheme="minorHAnsi"/>
+          <w:sz w:val="28"/>
+          <w:szCs w:val="28"/>
+          <w:vertAlign w:val="subscript"/>
+        </w:rPr>
+        <w:t>Lizzie, Petey</w:t>
+      </w:r>
+      <w:r>
+        <w:rPr>
+          <w:rFonts w:cstheme="minorHAnsi"/>
+          <w:sz w:val="28"/>
+          <w:szCs w:val="28"/>
+          <w:vertAlign w:val="subscript"/>
+        </w:rPr>
+        <w:t>, Mackinac Ghosts</w:t>
+      </w:r>
+      <w:r>
+        <w:rPr>
+          <w:rFonts w:cstheme="minorHAnsi"/>
+          <w:sz w:val="28"/>
+          <w:szCs w:val="28"/>
+          <w:vertAlign w:val="subscript"/>
+        </w:rPr>
+        <w:br/>
+      </w:r>
+      <w:r>
+        <w:rPr>
+          <w:rFonts w:cstheme="minorHAnsi"/>
+          <w:sz w:val="28"/>
+          <w:szCs w:val="28"/>
+        </w:rPr>
+        <w:t>24</w:t>
+      </w:r>
+      <w:r>
+        <w:rPr>
+          <w:rFonts w:cstheme="minorHAnsi"/>
+          <w:sz w:val="28"/>
+          <w:szCs w:val="28"/>
+        </w:rPr>
+        <w:t xml:space="preserve">. </w:t>
+      </w:r>
+      <w:hyperlink r:id="rId56" w:history="1">
+        <w:r>
+          <w:rPr>
+            <w:rStyle w:val="Hyperlink"/>
+            <w:rFonts w:cstheme="minorHAnsi"/>
+            <w:sz w:val="28"/>
+            <w:szCs w:val="28"/>
           </w:rPr>
           <w:t>Michigan</w:t>
         </w:r>
@@ -12982,16 +12785,16 @@
       <w:r>
         <w:rPr>
           <w:rFonts w:cstheme="minorHAnsi"/>
-          <w:sz w:val="32"/>
-          <w:szCs w:val="32"/>
+          <w:sz w:val="28"/>
+          <w:szCs w:val="28"/>
         </w:rPr>
         <w:t xml:space="preserve"> </w:t>
       </w:r>
       <w:r>
         <w:rPr>
           <w:rFonts w:cstheme="minorHAnsi"/>
-          <w:sz w:val="32"/>
-          <w:szCs w:val="32"/>
+          <w:sz w:val="28"/>
+          <w:szCs w:val="28"/>
           <w:vertAlign w:val="subscript"/>
         </w:rPr>
         <w:t>Michiganders</w:t>
@@ -13048,7 +12851,7 @@
                 <w:szCs w:val="2"/>
               </w:rPr>
             </w:pPr>
-            <w:hyperlink r:id="rId56" w:history="1">
+            <w:hyperlink r:id="rId57" w:history="1">
               <w:r>
                 <w:rPr>
                   <w:rStyle w:val="Hyperlink"/>
@@ -13089,7 +12892,7 @@
                 <w:szCs w:val="32"/>
               </w:rPr>
             </w:pPr>
-            <w:hyperlink r:id="rId57" w:history="1">
+            <w:hyperlink r:id="rId58" w:history="1">
               <w:r>
                 <w:rPr>
                   <w:rStyle w:val="Hyperlink"/>
@@ -13118,7 +12921,7 @@
                 <w:szCs w:val="32"/>
               </w:rPr>
             </w:pPr>
-            <w:hyperlink r:id="rId58" w:history="1">
+            <w:hyperlink r:id="rId59" w:history="1">
               <w:r>
                 <w:rPr>
                   <w:rStyle w:val="Hyperlink"/>
@@ -13147,7 +12950,7 @@
                 <w:szCs w:val="32"/>
               </w:rPr>
             </w:pPr>
-            <w:hyperlink r:id="rId59" w:history="1">
+            <w:hyperlink r:id="rId60" w:history="1">
               <w:r>
                 <w:rPr>
                   <w:rStyle w:val="Hyperlink"/>
@@ -13270,7 +13073,7 @@
                 <w:szCs w:val="32"/>
               </w:rPr>
             </w:pPr>
-            <w:hyperlink r:id="rId60" w:history="1">
+            <w:hyperlink r:id="rId61" w:history="1">
               <w:r>
                 <w:rPr>
                   <w:rStyle w:val="Hyperlink"/>
@@ -13299,7 +13102,7 @@
                 <w:szCs w:val="32"/>
               </w:rPr>
             </w:pPr>
-            <w:hyperlink r:id="rId61" w:history="1">
+            <w:hyperlink r:id="rId62" w:history="1">
               <w:r>
                 <w:rPr>
                   <w:rStyle w:val="Hyperlink"/>
@@ -13328,7 +13131,7 @@
                 <w:szCs w:val="32"/>
               </w:rPr>
             </w:pPr>
-            <w:hyperlink r:id="rId62" w:history="1">
+            <w:hyperlink r:id="rId63" w:history="1">
               <w:r>
                 <w:rPr>
                   <w:rStyle w:val="Hyperlink"/>
@@ -13455,12 +13258,12 @@
       </w:pPr>
     </w:p>
     <w:sectPr>
-      <w:headerReference w:type="even" r:id="rId63"/>
-      <w:headerReference w:type="default" r:id="rId64"/>
-      <w:footerReference w:type="even" r:id="rId65"/>
-      <w:footerReference w:type="default" r:id="rId66"/>
-      <w:headerReference w:type="first" r:id="rId67"/>
-      <w:footerReference w:type="first" r:id="rId68"/>
+      <w:headerReference w:type="even" r:id="rId64"/>
+      <w:headerReference w:type="default" r:id="rId65"/>
+      <w:footerReference w:type="even" r:id="rId66"/>
+      <w:footerReference w:type="default" r:id="rId67"/>
+      <w:headerReference w:type="first" r:id="rId68"/>
+      <w:footerReference w:type="first" r:id="rId69"/>
       <w:pgSz w:w="12240" w:h="15840"/>
       <w:pgMar w:top="1440" w:right="1440" w:bottom="1440" w:left="1440" w:header="720" w:footer="720" w:gutter="0"/>
       <w:pgNumType w:fmt="lowerRoman"/>
